--- a/docs/HNSCC_DrugRepurposing_Figuras.docx
+++ b/docs/HNSCC_DrugRepurposing_Figuras.docx
@@ -7879,7 +7879,7 @@
           <w:sz w:val="18"/>
           <w:szCs w:val="18"/>
         </w:rPr>
-        <w:t xml:space="preserve">Distribución de fases clínicas de los fármacos identificados. La mayoría son fármacos aprobados (Fase IV), lo que garantiza un perfil de seguridad establecido y viabilidad de reposicionamiento inmediato.</w:t>
+        <w:t xml:space="preserve">Distribución de fases clínicas de los candidatos multi-fuente (n = 458; presentes en ≥2 bases de datos). El 75% son fármacos aprobados: 120 con Fase IV confirmada por ChEMBL (verde oscuro) y 222 aprobados identificados por DGIdb sin registro de fase en ChEMBL (verde claro). Esta distinción es importante: ambos grupos tienen perfil de seguridad establecido y son candidatos viables para reposicionamiento.</w:t>
       </w:r>
     </w:p>
     <w:p>

--- a/docs/HNSCC_DrugRepurposing_Figuras.docx
+++ b/docs/HNSCC_DrugRepurposing_Figuras.docx
@@ -353,7 +353,7 @@
           <w:sz w:val="18"/>
           <w:szCs w:val="18"/>
         </w:rPr>
-        <w:t xml:space="preserve">Mapa de calor (Z-score) de las top 40 proteínas DE (20 sobreexpresadas + 20 subexpresadas) en las 20 muestras. Las barras superiores indican condición (tumor/normal) y estado HPV.</w:t>
+        <w:t xml:space="preserve">Mapa de calor (Z-score) de las top 40 proteínas DE (20 más sobreexpresadas + 20 más subexpresadas por |log2FC|) en las 20 muestras. Las barras superiores indican condición (tumor/normal) y estado HPV por muestra. Las celdas grises corresponden a proteínas no detectadas en esa muestra (missing-not-at-random, característico de proteómica DIA): 25 de las 40 proteínas tienen al menos un valor faltante.</w:t>
       </w:r>
     </w:p>
     <w:p>

--- a/docs/HNSCC_DrugRepurposing_Figuras.docx
+++ b/docs/HNSCC_DrugRepurposing_Figuras.docx
@@ -353,7 +353,7 @@
           <w:sz w:val="18"/>
           <w:szCs w:val="18"/>
         </w:rPr>
-        <w:t xml:space="preserve">Mapa de calor (Z-score) de las top 40 proteínas DE (20 más sobreexpresadas + 20 más subexpresadas por |log2FC|) en las 20 muestras. Las barras superiores indican condición (tumor/normal) y estado HPV por muestra. Las celdas grises corresponden a proteínas no detectadas en esa muestra (missing-not-at-random, característico de proteómica DIA): 25 de las 40 proteínas tienen al menos un valor faltante.</w:t>
+        <w:t xml:space="preserve">Mapa de calor (Z-score) de las top 40 proteínas DE (20 más sobreexpresadas + 20 más subexpresadas por |log2FC|) en las 20 muestras. La selección se restringió a proteínas detectadas en las 20/20 muestras (194 sobreexpresadas + 137 subexpresadas elegibles), evitando valores faltantes y garantizando un Z-score válido para cada muestra. Las barras superiores indican condición (tumor/normal) y estado HPV por muestra.</w:t>
       </w:r>
     </w:p>
     <w:p>

--- a/docs/HNSCC_DrugRepurposing_Figuras.docx
+++ b/docs/HNSCC_DrugRepurposing_Figuras.docx
@@ -9252,6 +9252,52 @@
         <w:t xml:space="preserve">Top 30 candidatos farmacológicos por número de fuentes de respaldo</w:t>
       </w:r>
     </w:p>
+    <w:p>
+      <w:pPr>
+        <w:spacing w:after="80" w:before="200"/>
+        <w:jc w:val="center"/>
+      </w:pPr>
+      <w:r>
+        <w:drawing>
+          <wp:inline distT="0" distB="0" distL="0" distR="0">
+            <wp:extent cx="5486400" cy="4801083"/>
+            <wp:effectExtent t="0" r="0" b="0" l="0"/>
+            <wp:docPr id="8" name="OE2_FigA_ppi_network" descr="OE2_FigA_ppi_network" title="OE2_FigA_ppi_network"/>
+            <wp:cNvGraphicFramePr>
+              <a:graphicFrameLocks xmlns:a="http://schemas.openxmlformats.org/drawingml/2006/main" noChangeAspect="1"/>
+            </wp:cNvGraphicFramePr>
+            <a:graphic xmlns:a="http://schemas.openxmlformats.org/drawingml/2006/main">
+              <a:graphicData uri="http://schemas.openxmlformats.org/drawingml/2006/picture">
+                <pic:pic xmlns:pic="http://schemas.openxmlformats.org/drawingml/2006/picture">
+                  <pic:nvPicPr>
+                    <pic:cNvPr id="0" name="" descr=""/>
+                    <pic:cNvPicPr>
+                      <a:picLocks noChangeAspect="1" noChangeArrowheads="1"/>
+                    </pic:cNvPicPr>
+                  </pic:nvPicPr>
+                  <pic:blipFill>
+                    <a:blip r:embed="rId15" cstate="none"/>
+                    <a:srcRect/>
+                    <a:stretch>
+                      <a:fillRect/>
+                    </a:stretch>
+                  </pic:blipFill>
+                  <pic:spPr bwMode="auto">
+                    <a:xfrm>
+                      <a:off x="0" y="0"/>
+                      <a:ext cx="5486400" cy="4801083"/>
+                    </a:xfrm>
+                    <a:prstGeom prst="rect">
+                      <a:avLst/>
+                    </a:prstGeom>
+                  </pic:spPr>
+                </pic:pic>
+              </a:graphicData>
+            </a:graphic>
+          </wp:inline>
+        </w:drawing>
+      </w:r>
+    </w:p>
     <w:tbl>
       <w:tblPr>
         <w:tblW w:type="dxa" w:w="9966"/>
@@ -9847,7 +9893,7 @@
                 <w:sz w:val="18"/>
                 <w:szCs w:val="18"/>
               </w:rPr>
-              <w:t xml:space="preserve">Sí</w:t>
+              <w:t xml:space="preserve">No</w:t>
             </w:r>
           </w:p>
         </w:tc>
@@ -10059,7 +10105,7 @@
                 <w:sz w:val="18"/>
                 <w:szCs w:val="18"/>
               </w:rPr>
-              <w:t xml:space="preserve">Sí</w:t>
+              <w:t xml:space="preserve">No</w:t>
             </w:r>
           </w:p>
         </w:tc>
@@ -10271,7 +10317,7 @@
                 <w:sz w:val="18"/>
                 <w:szCs w:val="18"/>
               </w:rPr>
-              <w:t xml:space="preserve">Sí</w:t>
+              <w:t xml:space="preserve">No</w:t>
             </w:r>
           </w:p>
         </w:tc>
@@ -13027,7 +13073,7 @@
                 <w:sz w:val="18"/>
                 <w:szCs w:val="18"/>
               </w:rPr>
-              <w:t xml:space="preserve">Sí</w:t>
+              <w:t xml:space="preserve">No</w:t>
             </w:r>
           </w:p>
         </w:tc>
@@ -13239,7 +13285,7 @@
                 <w:sz w:val="18"/>
                 <w:szCs w:val="18"/>
               </w:rPr>
-              <w:t xml:space="preserve">Sí</w:t>
+              <w:t xml:space="preserve">No</w:t>
             </w:r>
           </w:p>
         </w:tc>
@@ -13451,7 +13497,7 @@
                 <w:sz w:val="18"/>
                 <w:szCs w:val="18"/>
               </w:rPr>
-              <w:t xml:space="preserve">Sí</w:t>
+              <w:t xml:space="preserve">No</w:t>
             </w:r>
           </w:p>
         </w:tc>
@@ -13663,7 +13709,7 @@
                 <w:sz w:val="18"/>
                 <w:szCs w:val="18"/>
               </w:rPr>
-              <w:t xml:space="preserve">Sí</w:t>
+              <w:t xml:space="preserve">No</w:t>
             </w:r>
           </w:p>
         </w:tc>
@@ -21130,6 +21176,98 @@
         </w:tc>
       </w:tr>
     </w:tbl>
+    <w:p>
+      <w:pPr>
+        <w:spacing w:after="80" w:before="200"/>
+        <w:jc w:val="center"/>
+      </w:pPr>
+      <w:r>
+        <w:drawing>
+          <wp:inline distT="0" distB="0" distL="0" distR="0">
+            <wp:extent cx="5486400" cy="3658460"/>
+            <wp:effectExtent t="0" r="0" b="0" l="0"/>
+            <wp:docPr id="9" name="OE2_FigB_module_barplot" descr="OE2_FigB_module_barplot" title="OE2_FigB_module_barplot"/>
+            <wp:cNvGraphicFramePr>
+              <a:graphicFrameLocks xmlns:a="http://schemas.openxmlformats.org/drawingml/2006/main" noChangeAspect="1"/>
+            </wp:cNvGraphicFramePr>
+            <a:graphic xmlns:a="http://schemas.openxmlformats.org/drawingml/2006/main">
+              <a:graphicData uri="http://schemas.openxmlformats.org/drawingml/2006/picture">
+                <pic:pic xmlns:pic="http://schemas.openxmlformats.org/drawingml/2006/picture">
+                  <pic:nvPicPr>
+                    <pic:cNvPr id="0" name="" descr=""/>
+                    <pic:cNvPicPr>
+                      <a:picLocks noChangeAspect="1" noChangeArrowheads="1"/>
+                    </pic:cNvPicPr>
+                  </pic:nvPicPr>
+                  <pic:blipFill>
+                    <a:blip r:embed="rId16" cstate="none"/>
+                    <a:srcRect/>
+                    <a:stretch>
+                      <a:fillRect/>
+                    </a:stretch>
+                  </pic:blipFill>
+                  <pic:spPr bwMode="auto">
+                    <a:xfrm>
+                      <a:off x="0" y="0"/>
+                      <a:ext cx="5486400" cy="3658460"/>
+                    </a:xfrm>
+                    <a:prstGeom prst="rect">
+                      <a:avLst/>
+                    </a:prstGeom>
+                  </pic:spPr>
+                </pic:pic>
+              </a:graphicData>
+            </a:graphic>
+          </wp:inline>
+        </w:drawing>
+      </w:r>
+    </w:p>
+    <w:p>
+      <w:pPr>
+        <w:spacing w:after="80" w:before="200"/>
+        <w:jc w:val="center"/>
+      </w:pPr>
+      <w:r>
+        <w:drawing>
+          <wp:inline distT="0" distB="0" distL="0" distR="0">
+            <wp:extent cx="5486400" cy="3963117"/>
+            <wp:effectExtent t="0" r="0" b="0" l="0"/>
+            <wp:docPr id="10" name="OE2_FigC_class_distribution" descr="OE2_FigC_class_distribution" title="OE2_FigC_class_distribution"/>
+            <wp:cNvGraphicFramePr>
+              <a:graphicFrameLocks xmlns:a="http://schemas.openxmlformats.org/drawingml/2006/main" noChangeAspect="1"/>
+            </wp:cNvGraphicFramePr>
+            <a:graphic xmlns:a="http://schemas.openxmlformats.org/drawingml/2006/main">
+              <a:graphicData uri="http://schemas.openxmlformats.org/drawingml/2006/picture">
+                <pic:pic xmlns:pic="http://schemas.openxmlformats.org/drawingml/2006/picture">
+                  <pic:nvPicPr>
+                    <pic:cNvPr id="0" name="" descr=""/>
+                    <pic:cNvPicPr>
+                      <a:picLocks noChangeAspect="1" noChangeArrowheads="1"/>
+                    </pic:cNvPicPr>
+                  </pic:nvPicPr>
+                  <pic:blipFill>
+                    <a:blip r:embed="rId17" cstate="none"/>
+                    <a:srcRect/>
+                    <a:stretch>
+                      <a:fillRect/>
+                    </a:stretch>
+                  </pic:blipFill>
+                  <pic:spPr bwMode="auto">
+                    <a:xfrm>
+                      <a:off x="0" y="0"/>
+                      <a:ext cx="5486400" cy="3963117"/>
+                    </a:xfrm>
+                    <a:prstGeom prst="rect">
+                      <a:avLst/>
+                    </a:prstGeom>
+                  </pic:spPr>
+                </pic:pic>
+              </a:graphicData>
+            </a:graphic>
+          </wp:inline>
+        </w:drawing>
+      </w:r>
+    </w:p>
     <w:p>
       <w:pPr>
         <w:spacing w:after="80" w:before="60"/>

--- a/docs/HNSCC_DrugRepurposing_Figuras.docx
+++ b/docs/HNSCC_DrugRepurposing_Figuras.docx
@@ -2,7960 +2,6 @@
 <file path=word/document.xml><?xml version="1.0" encoding="utf-8"?>
 <w:document xmlns:wpc="http://schemas.microsoft.com/office/word/2010/wordprocessingCanvas" xmlns:mc="http://schemas.openxmlformats.org/markup-compatibility/2006" xmlns:o="urn:schemas-microsoft-com:office:office" xmlns:r="http://schemas.openxmlformats.org/officeDocument/2006/relationships" xmlns:m="http://schemas.openxmlformats.org/officeDocument/2006/math" xmlns:v="urn:schemas-microsoft-com:vml" xmlns:wp14="http://schemas.microsoft.com/office/word/2010/wordprocessingDrawing" xmlns:wp="http://schemas.openxmlformats.org/drawingml/2006/wordprocessingDrawing" xmlns:w10="urn:schemas-microsoft-com:office:word" xmlns:w="http://schemas.openxmlformats.org/wordprocessingml/2006/main" xmlns:w14="http://schemas.microsoft.com/office/word/2010/wordml" xmlns:w15="http://schemas.microsoft.com/office/word/2012/wordml" xmlns:wpg="http://schemas.microsoft.com/office/word/2010/wordprocessingGroup" xmlns:wpi="http://schemas.microsoft.com/office/word/2010/wordprocessingInk" xmlns:wne="http://schemas.microsoft.com/office/word/2006/wordml" xmlns:wps="http://schemas.microsoft.com/office/word/2010/wordprocessingShape" xmlns:cx="http://schemas.microsoft.com/office/drawing/2014/chartex" xmlns:cx1="http://schemas.microsoft.com/office/drawing/2015/9/8/chartex" xmlns:cx2="http://schemas.microsoft.com/office/drawing/2015/10/21/chartex" xmlns:cx3="http://schemas.microsoft.com/office/drawing/2016/5/9/chartex" xmlns:cx4="http://schemas.microsoft.com/office/drawing/2016/5/10/chartex" xmlns:cx5="http://schemas.microsoft.com/office/drawing/2016/5/11/chartex" xmlns:cx6="http://schemas.microsoft.com/office/drawing/2016/5/12/chartex" xmlns:cx7="http://schemas.microsoft.com/office/drawing/2016/5/13/chartex" xmlns:cx8="http://schemas.microsoft.com/office/drawing/2016/5/14/chartex" xmlns:aink="http://schemas.microsoft.com/office/drawing/2016/ink" xmlns:am3d="http://schemas.microsoft.com/office/drawing/2017/model3d" xmlns:w16cex="http://schemas.microsoft.com/office/word/2018/wordml/cex" xmlns:w16cid="http://schemas.microsoft.com/office/word/2016/wordml/cid" xmlns:w16="http://schemas.microsoft.com/office/word/2018/wordml" xmlns:w16sdtdh="http://schemas.microsoft.com/office/word/2020/wordml/sdtdatahash" xmlns:w16se="http://schemas.microsoft.com/office/word/2015/wordml/symex" mc:Ignorable="w14 w15 wp14">
   <w:body>
-    <w:p>
-      <w:pPr>
-        <w:spacing w:after="120" w:before="0"/>
-      </w:pPr>
-      <w:r>
-        <w:rPr>
-          <w:rFonts w:ascii="Arial" w:cs="Arial" w:eastAsia="Arial" w:hAnsi="Arial"/>
-          <w:b/>
-          <w:bCs/>
-          <w:color w:val="1F4E79"/>
-          <w:sz w:val="44"/>
-          <w:szCs w:val="44"/>
-        </w:rPr>
-        <w:t xml:space="preserve">HNSCC Drug Repurposing</w:t>
-      </w:r>
-    </w:p>
-    <w:p>
-      <w:pPr>
-        <w:spacing w:after="80" w:before="0"/>
-      </w:pPr>
-      <w:r>
-        <w:rPr>
-          <w:rFonts w:ascii="Arial" w:cs="Arial" w:eastAsia="Arial" w:hAnsi="Arial"/>
-          <w:color w:val="2E75B6"/>
-          <w:sz w:val="30"/>
-          <w:szCs w:val="30"/>
-        </w:rPr>
-        <w:t xml:space="preserve">Figuras y Tablas por Objetivo</w:t>
-      </w:r>
-    </w:p>
-    <w:p>
-      <w:pPr>
-        <w:spacing w:after="240" w:before="0"/>
-      </w:pPr>
-      <w:r>
-        <w:rPr>
-          <w:rFonts w:ascii="Arial" w:cs="Arial" w:eastAsia="Arial" w:hAnsi="Arial"/>
-          <w:color w:val="888888"/>
-          <w:sz w:val="20"/>
-          <w:szCs w:val="20"/>
-        </w:rPr>
-        <w:t xml:space="preserve">Tesis de grado  •  2026-04-11  •  Sección 0 + OE1</w:t>
-      </w:r>
-    </w:p>
-    <w:p>
-      <w:pPr>
-        <w:pBdr>
-          <w:bottom w:val="single" w:color="B0C8E0" w:sz="6" w:space="3"/>
-        </w:pBdr>
-        <w:spacing w:after="0" w:before="160"/>
-      </w:pPr>
-    </w:p>
-    <w:p>
-      <w:pPr>
-        <w:pBdr>
-          <w:bottom w:val="single" w:color="2E75B6" w:sz="10" w:space="4"/>
-        </w:pBdr>
-        <w:spacing w:after="100" w:before="280"/>
-      </w:pPr>
-      <w:r>
-        <w:rPr>
-          <w:rFonts w:ascii="Arial" w:cs="Arial" w:eastAsia="Arial" w:hAnsi="Arial"/>
-          <w:b/>
-          <w:bCs/>
-          <w:color w:val="1F4E79"/>
-          <w:sz w:val="28"/>
-          <w:szCs w:val="28"/>
-        </w:rPr>
-        <w:t xml:space="preserve">Objetivo General</w:t>
-      </w:r>
-    </w:p>
-    <w:p>
-      <w:pPr>
-        <w:pBdr>
-          <w:left w:val="single" w:color="2E75B6" w:sz="12" w:space="6"/>
-        </w:pBdr>
-        <w:spacing w:after="160" w:before="60"/>
-        <w:ind w:left="360"/>
-      </w:pPr>
-      <w:r>
-        <w:rPr>
-          <w:rFonts w:ascii="Arial" w:cs="Arial" w:eastAsia="Arial" w:hAnsi="Arial"/>
-          <w:i/>
-          <w:iCs/>
-          <w:color w:val="444444"/>
-          <w:sz w:val="20"/>
-          <w:szCs w:val="20"/>
-        </w:rPr>
-        <w:t xml:space="preserve">Evaluar in silico el potencial de reposicionamiento de fármacos existentes para el tratamiento del cáncer escamocelular de cabeza y cuello, integrando datos proteómicos, análisis bioinformáticos y evidencia farmacológica que permita identificar candidatos con relevancia terapéutica.</w:t>
-      </w:r>
-    </w:p>
-    <w:p>
-      <w:pPr>
-        <w:pBdr>
-          <w:bottom w:val="single" w:color="B0C8E0" w:sz="6" w:space="3"/>
-        </w:pBdr>
-        <w:spacing w:after="0" w:before="160"/>
-      </w:pPr>
-    </w:p>
-    <w:p>
-      <w:pPr>
-        <w:pBdr>
-          <w:bottom w:val="single" w:color="2E75B6" w:sz="10" w:space="4"/>
-        </w:pBdr>
-        <w:spacing w:after="100" w:before="280"/>
-      </w:pPr>
-      <w:r>
-        <w:rPr>
-          <w:rFonts w:ascii="Arial" w:cs="Arial" w:eastAsia="Arial" w:hAnsi="Arial"/>
-          <w:b/>
-          <w:bCs/>
-          <w:color w:val="1F4E79"/>
-          <w:sz w:val="28"/>
-          <w:szCs w:val="28"/>
-        </w:rPr>
-        <w:t xml:space="preserve">Sección 0 — Caracterización del perfil proteómico diferencial</w:t>
-      </w:r>
-    </w:p>
-    <w:p>
-      <w:pPr>
-        <w:spacing w:after="140" w:before="60"/>
-      </w:pPr>
-      <w:r>
-        <w:rPr>
-          <w:rFonts w:ascii="Arial" w:cs="Arial" w:eastAsia="Arial" w:hAnsi="Arial"/>
-          <w:color w:val="333333"/>
-          <w:sz w:val="20"/>
-          <w:szCs w:val="20"/>
-        </w:rPr>
-        <w:t xml:space="preserve">Base metodológica. Responde: ¿Cuál es el proteoma diferencial de HNSCC frente a tejido normal adyacente? ¿Qué procesos biológicos están alterados?</w:t>
-      </w:r>
-    </w:p>
-    <w:p>
-      <w:pPr>
-        <w:spacing w:after="60" w:before="100"/>
-        <w:jc w:val="center"/>
-      </w:pPr>
-      <w:r>
-        <w:drawing>
-          <wp:inline distT="0" distB="0" distL="0" distR="0">
-            <wp:extent cx="5543550" cy="3695700"/>
-            <wp:effectExtent t="0" r="0" b="0" l="0"/>
-            <wp:docPr id="1" name="Sec0_FigA_PCA.png" descr="Sec0_FigA_PCA.png" title="Sec0_FigA_PCA.png"/>
-            <wp:cNvGraphicFramePr>
-              <a:graphicFrameLocks xmlns:a="http://schemas.openxmlformats.org/drawingml/2006/main" noChangeAspect="1"/>
-            </wp:cNvGraphicFramePr>
-            <a:graphic xmlns:a="http://schemas.openxmlformats.org/drawingml/2006/main">
-              <a:graphicData uri="http://schemas.openxmlformats.org/drawingml/2006/picture">
-                <pic:pic xmlns:pic="http://schemas.openxmlformats.org/drawingml/2006/picture">
-                  <pic:nvPicPr>
-                    <pic:cNvPr id="0" name="" descr=""/>
-                    <pic:cNvPicPr>
-                      <a:picLocks noChangeAspect="1" noChangeArrowheads="1"/>
-                    </pic:cNvPicPr>
-                  </pic:nvPicPr>
-                  <pic:blipFill>
-                    <a:blip r:embed="rId7" cstate="none"/>
-                    <a:srcRect/>
-                    <a:stretch>
-                      <a:fillRect/>
-                    </a:stretch>
-                  </pic:blipFill>
-                  <pic:spPr bwMode="auto">
-                    <a:xfrm>
-                      <a:off x="0" y="0"/>
-                      <a:ext cx="5543550" cy="3695700"/>
-                    </a:xfrm>
-                    <a:prstGeom prst="rect">
-                      <a:avLst/>
-                    </a:prstGeom>
-                  </pic:spPr>
-                </pic:pic>
-              </a:graphicData>
-            </a:graphic>
-          </wp:inline>
-        </w:drawing>
-      </w:r>
-    </w:p>
-    <w:p>
-      <w:pPr>
-        <w:spacing w:after="160" w:before="0"/>
-        <w:jc w:val="center"/>
-      </w:pPr>
-      <w:r>
-        <w:rPr>
-          <w:rFonts w:ascii="Arial" w:cs="Arial" w:eastAsia="Arial" w:hAnsi="Arial"/>
-          <w:b/>
-          <w:bCs/>
-          <w:color w:val="2E75B6"/>
-          <w:sz w:val="18"/>
-          <w:szCs w:val="18"/>
-        </w:rPr>
-        <w:t xml:space="preserve">Figura 1. </w:t>
-      </w:r>
-      <w:r>
-        <w:rPr>
-          <w:rFonts w:ascii="Arial" w:cs="Arial" w:eastAsia="Arial" w:hAnsi="Arial"/>
-          <w:i w:val="false"/>
-          <w:iCs w:val="false"/>
-          <w:color w:val="444444"/>
-          <w:sz w:val="18"/>
-          <w:szCs w:val="18"/>
-        </w:rPr>
-        <w:t xml:space="preserve">Análisis de Componentes Principales (PCA) de las 20 muestras (10 pares tumor/normal). El PC1 separa tumor de tejido normal. La forma del punto indica estado HPV (triángulo = HPV+, círculo = HPV−). Las líneas conectan los pares del mismo paciente.</w:t>
-      </w:r>
-    </w:p>
-    <w:p>
-      <w:pPr>
-        <w:spacing w:after="60" w:before="100"/>
-        <w:jc w:val="center"/>
-      </w:pPr>
-      <w:r>
-        <w:drawing>
-          <wp:inline distT="0" distB="0" distL="0" distR="0">
-            <wp:extent cx="5543550" cy="3695700"/>
-            <wp:effectExtent t="0" r="0" b="0" l="0"/>
-            <wp:docPr id="1" name="Sec0_FigB_volcano.png" descr="Sec0_FigB_volcano.png" title="Sec0_FigB_volcano.png"/>
-            <wp:cNvGraphicFramePr>
-              <a:graphicFrameLocks xmlns:a="http://schemas.openxmlformats.org/drawingml/2006/main" noChangeAspect="1"/>
-            </wp:cNvGraphicFramePr>
-            <a:graphic xmlns:a="http://schemas.openxmlformats.org/drawingml/2006/main">
-              <a:graphicData uri="http://schemas.openxmlformats.org/drawingml/2006/picture">
-                <pic:pic xmlns:pic="http://schemas.openxmlformats.org/drawingml/2006/picture">
-                  <pic:nvPicPr>
-                    <pic:cNvPr id="0" name="" descr=""/>
-                    <pic:cNvPicPr>
-                      <a:picLocks noChangeAspect="1" noChangeArrowheads="1"/>
-                    </pic:cNvPicPr>
-                  </pic:nvPicPr>
-                  <pic:blipFill>
-                    <a:blip r:embed="rId8" cstate="none"/>
-                    <a:srcRect/>
-                    <a:stretch>
-                      <a:fillRect/>
-                    </a:stretch>
-                  </pic:blipFill>
-                  <pic:spPr bwMode="auto">
-                    <a:xfrm>
-                      <a:off x="0" y="0"/>
-                      <a:ext cx="5543550" cy="3695700"/>
-                    </a:xfrm>
-                    <a:prstGeom prst="rect">
-                      <a:avLst/>
-                    </a:prstGeom>
-                  </pic:spPr>
-                </pic:pic>
-              </a:graphicData>
-            </a:graphic>
-          </wp:inline>
-        </w:drawing>
-      </w:r>
-    </w:p>
-    <w:p>
-      <w:pPr>
-        <w:spacing w:after="160" w:before="0"/>
-        <w:jc w:val="center"/>
-      </w:pPr>
-      <w:r>
-        <w:rPr>
-          <w:rFonts w:ascii="Arial" w:cs="Arial" w:eastAsia="Arial" w:hAnsi="Arial"/>
-          <w:b/>
-          <w:bCs/>
-          <w:color w:val="2E75B6"/>
-          <w:sz w:val="18"/>
-          <w:szCs w:val="18"/>
-        </w:rPr>
-        <w:t xml:space="preserve">Figura 2. </w:t>
-      </w:r>
-      <w:r>
-        <w:rPr>
-          <w:rFonts w:ascii="Arial" w:cs="Arial" w:eastAsia="Arial" w:hAnsi="Arial"/>
-          <w:i w:val="false"/>
-          <w:iCs w:val="false"/>
-          <w:color w:val="444444"/>
-          <w:sz w:val="18"/>
-          <w:szCs w:val="18"/>
-        </w:rPr>
-        <w:t xml:space="preserve">Volcano plot del contraste Tumor vs. Tejido Normal (TVsS). 666 proteínas diferencialmente expresadas (FDR &lt; 0.05, |log2FC| &gt; 1): 329 sobreexpresadas (naranja) y 337 subexpresadas (azul). Se etiquetan proteínas de interés terapéutico (EGFR, PSMB2, PSMA1, DNMT1, NDUFA9, NDUFS3).</w:t>
-      </w:r>
-    </w:p>
-    <w:p>
-      <w:pPr>
-        <w:spacing w:after="60" w:before="100"/>
-        <w:jc w:val="center"/>
-      </w:pPr>
-      <w:r>
-        <w:drawing>
-          <wp:inline distT="0" distB="0" distL="0" distR="0">
-            <wp:extent cx="5219700" cy="4933950"/>
-            <wp:effectExtent t="0" r="0" b="0" l="0"/>
-            <wp:docPr id="1" name="Sec0_FigC_heatmap_topDE.png" descr="Sec0_FigC_heatmap_topDE.png" title="Sec0_FigC_heatmap_topDE.png"/>
-            <wp:cNvGraphicFramePr>
-              <a:graphicFrameLocks xmlns:a="http://schemas.openxmlformats.org/drawingml/2006/main" noChangeAspect="1"/>
-            </wp:cNvGraphicFramePr>
-            <a:graphic xmlns:a="http://schemas.openxmlformats.org/drawingml/2006/main">
-              <a:graphicData uri="http://schemas.openxmlformats.org/drawingml/2006/picture">
-                <pic:pic xmlns:pic="http://schemas.openxmlformats.org/drawingml/2006/picture">
-                  <pic:nvPicPr>
-                    <pic:cNvPr id="0" name="" descr=""/>
-                    <pic:cNvPicPr>
-                      <a:picLocks noChangeAspect="1" noChangeArrowheads="1"/>
-                    </pic:cNvPicPr>
-                  </pic:nvPicPr>
-                  <pic:blipFill>
-                    <a:blip r:embed="rId9" cstate="none"/>
-                    <a:srcRect/>
-                    <a:stretch>
-                      <a:fillRect/>
-                    </a:stretch>
-                  </pic:blipFill>
-                  <pic:spPr bwMode="auto">
-                    <a:xfrm>
-                      <a:off x="0" y="0"/>
-                      <a:ext cx="5219700" cy="4933950"/>
-                    </a:xfrm>
-                    <a:prstGeom prst="rect">
-                      <a:avLst/>
-                    </a:prstGeom>
-                  </pic:spPr>
-                </pic:pic>
-              </a:graphicData>
-            </a:graphic>
-          </wp:inline>
-        </w:drawing>
-      </w:r>
-    </w:p>
-    <w:p>
-      <w:pPr>
-        <w:spacing w:after="160" w:before="0"/>
-        <w:jc w:val="center"/>
-      </w:pPr>
-      <w:r>
-        <w:rPr>
-          <w:rFonts w:ascii="Arial" w:cs="Arial" w:eastAsia="Arial" w:hAnsi="Arial"/>
-          <w:b/>
-          <w:bCs/>
-          <w:color w:val="2E75B6"/>
-          <w:sz w:val="18"/>
-          <w:szCs w:val="18"/>
-        </w:rPr>
-        <w:t xml:space="preserve">Figura 3. </w:t>
-      </w:r>
-      <w:r>
-        <w:rPr>
-          <w:rFonts w:ascii="Arial" w:cs="Arial" w:eastAsia="Arial" w:hAnsi="Arial"/>
-          <w:i w:val="false"/>
-          <w:iCs w:val="false"/>
-          <w:color w:val="444444"/>
-          <w:sz w:val="18"/>
-          <w:szCs w:val="18"/>
-        </w:rPr>
-        <w:t xml:space="preserve">Mapa de calor (Z-score) de las top 40 proteínas DE (20 más sobreexpresadas + 20 más subexpresadas por |log2FC|) en las 20 muestras. La selección se restringió a proteínas detectadas en las 20/20 muestras (194 sobreexpresadas + 137 subexpresadas elegibles), evitando valores faltantes y garantizando un Z-score válido para cada muestra. Las barras superiores indican condición (tumor/normal) y estado HPV por muestra.</w:t>
-      </w:r>
-    </w:p>
-    <w:p>
-      <w:pPr>
-        <w:spacing w:after="60" w:before="100"/>
-        <w:jc w:val="center"/>
-      </w:pPr>
-      <w:r>
-        <w:drawing>
-          <wp:inline distT="0" distB="0" distL="0" distR="0">
-            <wp:extent cx="5219700" cy="4933950"/>
-            <wp:effectExtent t="0" r="0" b="0" l="0"/>
-            <wp:docPr id="1" name="Sec0_FigD_hallmarks_gsea.png" descr="Sec0_FigD_hallmarks_gsea.png" title="Sec0_FigD_hallmarks_gsea.png"/>
-            <wp:cNvGraphicFramePr>
-              <a:graphicFrameLocks xmlns:a="http://schemas.openxmlformats.org/drawingml/2006/main" noChangeAspect="1"/>
-            </wp:cNvGraphicFramePr>
-            <a:graphic xmlns:a="http://schemas.openxmlformats.org/drawingml/2006/main">
-              <a:graphicData uri="http://schemas.openxmlformats.org/drawingml/2006/picture">
-                <pic:pic xmlns:pic="http://schemas.openxmlformats.org/drawingml/2006/picture">
-                  <pic:nvPicPr>
-                    <pic:cNvPr id="0" name="" descr=""/>
-                    <pic:cNvPicPr>
-                      <a:picLocks noChangeAspect="1" noChangeArrowheads="1"/>
-                    </pic:cNvPicPr>
-                  </pic:nvPicPr>
-                  <pic:blipFill>
-                    <a:blip r:embed="rId10" cstate="none"/>
-                    <a:srcRect/>
-                    <a:stretch>
-                      <a:fillRect/>
-                    </a:stretch>
-                  </pic:blipFill>
-                  <pic:spPr bwMode="auto">
-                    <a:xfrm>
-                      <a:off x="0" y="0"/>
-                      <a:ext cx="5219700" cy="4933950"/>
-                    </a:xfrm>
-                    <a:prstGeom prst="rect">
-                      <a:avLst/>
-                    </a:prstGeom>
-                  </pic:spPr>
-                </pic:pic>
-              </a:graphicData>
-            </a:graphic>
-          </wp:inline>
-        </w:drawing>
-      </w:r>
-    </w:p>
-    <w:p>
-      <w:pPr>
-        <w:spacing w:after="160" w:before="0"/>
-        <w:jc w:val="center"/>
-      </w:pPr>
-      <w:r>
-        <w:rPr>
-          <w:rFonts w:ascii="Arial" w:cs="Arial" w:eastAsia="Arial" w:hAnsi="Arial"/>
-          <w:b/>
-          <w:bCs/>
-          <w:color w:val="2E75B6"/>
-          <w:sz w:val="18"/>
-          <w:szCs w:val="18"/>
-        </w:rPr>
-        <w:t xml:space="preserve">Figura 4. </w:t>
-      </w:r>
-      <w:r>
-        <w:rPr>
-          <w:rFonts w:ascii="Arial" w:cs="Arial" w:eastAsia="Arial" w:hAnsi="Arial"/>
-          <w:i w:val="false"/>
-          <w:iCs w:val="false"/>
-          <w:color w:val="444444"/>
-          <w:sz w:val="18"/>
-          <w:szCs w:val="18"/>
-        </w:rPr>
-        <w:t xml:space="preserve">GSEA sobre la colección Hallmarks MSigDB. Barplot horizontal ordenado por NES. Rojo = activado en tumor; azul = reprimido en tumor. Destaca la represión de fosforilación oxidativa (OXPHOS) y la activación de proliferación celular.</w:t>
-      </w:r>
-    </w:p>
-    <w:p>
-      <w:pPr>
-        <w:spacing w:after="60" w:before="160"/>
-      </w:pPr>
-      <w:r>
-        <w:rPr>
-          <w:rFonts w:ascii="Arial" w:cs="Arial" w:eastAsia="Arial" w:hAnsi="Arial"/>
-          <w:b/>
-          <w:bCs/>
-          <w:color w:val="2E75B6"/>
-          <w:sz w:val="20"/>
-          <w:szCs w:val="20"/>
-        </w:rPr>
-        <w:t xml:space="preserve">Tabla 1. </w:t>
-      </w:r>
-      <w:r>
-        <w:rPr>
-          <w:rFonts w:ascii="Arial" w:cs="Arial" w:eastAsia="Arial" w:hAnsi="Arial"/>
-          <w:b/>
-          <w:bCs/>
-          <w:color w:val="333333"/>
-          <w:sz w:val="20"/>
-          <w:szCs w:val="20"/>
-        </w:rPr>
-        <w:t xml:space="preserve">Resumen estadístico del análisis de expresión diferencial</w:t>
-      </w:r>
-    </w:p>
-    <w:tbl>
-      <w:tblPr>
-        <w:tblW w:type="dxa" w:w="9866"/>
-        <w:tblBorders>
-          <w:top w:val="single" w:color="auto" w:sz="4"/>
-          <w:left w:val="single" w:color="auto" w:sz="4"/>
-          <w:bottom w:val="single" w:color="auto" w:sz="4"/>
-          <w:right w:val="single" w:color="auto" w:sz="4"/>
-          <w:insideH w:val="single" w:color="auto" w:sz="4"/>
-          <w:insideV w:val="single" w:color="auto" w:sz="4"/>
-        </w:tblBorders>
-      </w:tblPr>
-      <w:tblGrid>
-        <w:gridCol w:w="3200"/>
-        <w:gridCol w:w="2600"/>
-        <w:gridCol w:w="4066"/>
-      </w:tblGrid>
-      <w:tr>
-        <w:trPr>
-          <w:tblHeader/>
-        </w:trPr>
-        <w:tc>
-          <w:tcPr>
-            <w:tcW w:type="dxa" w:w="3200"/>
-            <w:tcBorders>
-              <w:top w:val="single" w:color="B0C8E0" w:sz="1"/>
-              <w:left w:val="single" w:color="B0C8E0" w:sz="1"/>
-              <w:bottom w:val="single" w:color="B0C8E0" w:sz="1"/>
-              <w:right w:val="single" w:color="B0C8E0" w:sz="1"/>
-            </w:tcBorders>
-            <w:shd w:fill="D6E4F0" w:val="clear"/>
-            <w:tcMar>
-              <w:top w:type="dxa" w:w="80"/>
-              <w:left w:type="dxa" w:w="100"/>
-              <w:bottom w:type="dxa" w:w="80"/>
-              <w:right w:type="dxa" w:w="100"/>
-            </w:tcMar>
-          </w:tcPr>
-          <w:p>
-            <w:r>
-              <w:rPr>
-                <w:rFonts w:ascii="Arial" w:cs="Arial" w:eastAsia="Arial" w:hAnsi="Arial"/>
-                <w:b/>
-                <w:bCs/>
-                <w:sz w:val="18"/>
-                <w:szCs w:val="18"/>
-              </w:rPr>
-              <w:t xml:space="preserve">Parámetro</w:t>
-            </w:r>
-          </w:p>
-        </w:tc>
-        <w:tc>
-          <w:tcPr>
-            <w:tcW w:type="dxa" w:w="2600"/>
-            <w:tcBorders>
-              <w:top w:val="single" w:color="B0C8E0" w:sz="1"/>
-              <w:left w:val="single" w:color="B0C8E0" w:sz="1"/>
-              <w:bottom w:val="single" w:color="B0C8E0" w:sz="1"/>
-              <w:right w:val="single" w:color="B0C8E0" w:sz="1"/>
-            </w:tcBorders>
-            <w:shd w:fill="D6E4F0" w:val="clear"/>
-            <w:tcMar>
-              <w:top w:type="dxa" w:w="80"/>
-              <w:left w:type="dxa" w:w="100"/>
-              <w:bottom w:type="dxa" w:w="80"/>
-              <w:right w:type="dxa" w:w="100"/>
-            </w:tcMar>
-          </w:tcPr>
-          <w:p>
-            <w:r>
-              <w:rPr>
-                <w:rFonts w:ascii="Arial" w:cs="Arial" w:eastAsia="Arial" w:hAnsi="Arial"/>
-                <w:b/>
-                <w:bCs/>
-                <w:sz w:val="18"/>
-                <w:szCs w:val="18"/>
-              </w:rPr>
-              <w:t xml:space="preserve">Valor</w:t>
-            </w:r>
-          </w:p>
-        </w:tc>
-        <w:tc>
-          <w:tcPr>
-            <w:tcW w:type="dxa" w:w="4066"/>
-            <w:tcBorders>
-              <w:top w:val="single" w:color="B0C8E0" w:sz="1"/>
-              <w:left w:val="single" w:color="B0C8E0" w:sz="1"/>
-              <w:bottom w:val="single" w:color="B0C8E0" w:sz="1"/>
-              <w:right w:val="single" w:color="B0C8E0" w:sz="1"/>
-            </w:tcBorders>
-            <w:shd w:fill="D6E4F0" w:val="clear"/>
-            <w:tcMar>
-              <w:top w:type="dxa" w:w="80"/>
-              <w:left w:type="dxa" w:w="100"/>
-              <w:bottom w:type="dxa" w:w="80"/>
-              <w:right w:type="dxa" w:w="100"/>
-            </w:tcMar>
-          </w:tcPr>
-          <w:p>
-            <w:r>
-              <w:rPr>
-                <w:rFonts w:ascii="Arial" w:cs="Arial" w:eastAsia="Arial" w:hAnsi="Arial"/>
-                <w:b/>
-                <w:bCs/>
-                <w:sz w:val="18"/>
-                <w:szCs w:val="18"/>
-              </w:rPr>
-              <w:t xml:space="preserve">Nota</w:t>
-            </w:r>
-          </w:p>
-        </w:tc>
-      </w:tr>
-      <w:tr>
-        <w:tc>
-          <w:tcPr>
-            <w:tcW w:type="dxa" w:w="3200"/>
-            <w:tcBorders>
-              <w:top w:val="single" w:color="B0C8E0" w:sz="1"/>
-              <w:left w:val="single" w:color="B0C8E0" w:sz="1"/>
-              <w:bottom w:val="single" w:color="B0C8E0" w:sz="1"/>
-              <w:right w:val="single" w:color="B0C8E0" w:sz="1"/>
-            </w:tcBorders>
-            <w:shd w:fill="EEF4FB" w:val="clear"/>
-            <w:tcMar>
-              <w:top w:type="dxa" w:w="80"/>
-              <w:left w:type="dxa" w:w="100"/>
-              <w:bottom w:type="dxa" w:w="80"/>
-              <w:right w:type="dxa" w:w="100"/>
-            </w:tcMar>
-          </w:tcPr>
-          <w:p>
-            <w:r>
-              <w:rPr>
-                <w:rFonts w:ascii="Arial" w:cs="Arial" w:eastAsia="Arial" w:hAnsi="Arial"/>
-                <w:b w:val="false"/>
-                <w:bCs w:val="false"/>
-                <w:sz w:val="18"/>
-                <w:szCs w:val="18"/>
-              </w:rPr>
-              <w:t xml:space="preserve">Proteínas cuantificadas (total)</w:t>
-            </w:r>
-          </w:p>
-        </w:tc>
-        <w:tc>
-          <w:tcPr>
-            <w:tcW w:type="dxa" w:w="2600"/>
-            <w:tcBorders>
-              <w:top w:val="single" w:color="B0C8E0" w:sz="1"/>
-              <w:left w:val="single" w:color="B0C8E0" w:sz="1"/>
-              <w:bottom w:val="single" w:color="B0C8E0" w:sz="1"/>
-              <w:right w:val="single" w:color="B0C8E0" w:sz="1"/>
-            </w:tcBorders>
-            <w:shd w:fill="EEF4FB" w:val="clear"/>
-            <w:tcMar>
-              <w:top w:type="dxa" w:w="80"/>
-              <w:left w:type="dxa" w:w="100"/>
-              <w:bottom w:type="dxa" w:w="80"/>
-              <w:right w:type="dxa" w:w="100"/>
-            </w:tcMar>
-          </w:tcPr>
-          <w:p>
-            <w:r>
-              <w:rPr>
-                <w:rFonts w:ascii="Arial" w:cs="Arial" w:eastAsia="Arial" w:hAnsi="Arial"/>
-                <w:b w:val="false"/>
-                <w:bCs w:val="false"/>
-                <w:sz w:val="18"/>
-                <w:szCs w:val="18"/>
-              </w:rPr>
-              <w:t xml:space="preserve">3352</w:t>
-            </w:r>
-          </w:p>
-        </w:tc>
-        <w:tc>
-          <w:tcPr>
-            <w:tcW w:type="dxa" w:w="4066"/>
-            <w:tcBorders>
-              <w:top w:val="single" w:color="B0C8E0" w:sz="1"/>
-              <w:left w:val="single" w:color="B0C8E0" w:sz="1"/>
-              <w:bottom w:val="single" w:color="B0C8E0" w:sz="1"/>
-              <w:right w:val="single" w:color="B0C8E0" w:sz="1"/>
-            </w:tcBorders>
-            <w:shd w:fill="EEF4FB" w:val="clear"/>
-            <w:tcMar>
-              <w:top w:type="dxa" w:w="80"/>
-              <w:left w:type="dxa" w:w="100"/>
-              <w:bottom w:type="dxa" w:w="80"/>
-              <w:right w:type="dxa" w:w="100"/>
-            </w:tcMar>
-          </w:tcPr>
-          <w:p>
-            <w:r>
-              <w:rPr>
-                <w:rFonts w:ascii="Arial" w:cs="Arial" w:eastAsia="Arial" w:hAnsi="Arial"/>
-                <w:b w:val="false"/>
-                <w:bCs w:val="false"/>
-                <w:sz w:val="18"/>
-                <w:szCs w:val="18"/>
-              </w:rPr>
-              <w:t xml:space="preserve">Proteómica DIA, MaxQuant, 10 pares tumor/normal</w:t>
-            </w:r>
-          </w:p>
-        </w:tc>
-      </w:tr>
-      <w:tr>
-        <w:tc>
-          <w:tcPr>
-            <w:tcW w:type="dxa" w:w="3200"/>
-            <w:tcBorders>
-              <w:top w:val="single" w:color="B0C8E0" w:sz="1"/>
-              <w:left w:val="single" w:color="B0C8E0" w:sz="1"/>
-              <w:bottom w:val="single" w:color="B0C8E0" w:sz="1"/>
-              <w:right w:val="single" w:color="B0C8E0" w:sz="1"/>
-            </w:tcBorders>
-            <w:shd w:fill="FFFFFF" w:val="clear"/>
-            <w:tcMar>
-              <w:top w:type="dxa" w:w="80"/>
-              <w:left w:type="dxa" w:w="100"/>
-              <w:bottom w:type="dxa" w:w="80"/>
-              <w:right w:type="dxa" w:w="100"/>
-            </w:tcMar>
-          </w:tcPr>
-          <w:p>
-            <w:r>
-              <w:rPr>
-                <w:rFonts w:ascii="Arial" w:cs="Arial" w:eastAsia="Arial" w:hAnsi="Arial"/>
-                <w:b w:val="false"/>
-                <w:bCs w:val="false"/>
-                <w:sz w:val="18"/>
-                <w:szCs w:val="18"/>
-              </w:rPr>
-              <w:t xml:space="preserve">Proteínas mapeadas a Entrez ID</w:t>
-            </w:r>
-          </w:p>
-        </w:tc>
-        <w:tc>
-          <w:tcPr>
-            <w:tcW w:type="dxa" w:w="2600"/>
-            <w:tcBorders>
-              <w:top w:val="single" w:color="B0C8E0" w:sz="1"/>
-              <w:left w:val="single" w:color="B0C8E0" w:sz="1"/>
-              <w:bottom w:val="single" w:color="B0C8E0" w:sz="1"/>
-              <w:right w:val="single" w:color="B0C8E0" w:sz="1"/>
-            </w:tcBorders>
-            <w:shd w:fill="FFFFFF" w:val="clear"/>
-            <w:tcMar>
-              <w:top w:type="dxa" w:w="80"/>
-              <w:left w:type="dxa" w:w="100"/>
-              <w:bottom w:type="dxa" w:w="80"/>
-              <w:right w:type="dxa" w:w="100"/>
-            </w:tcMar>
-          </w:tcPr>
-          <w:p>
-            <w:r>
-              <w:rPr>
-                <w:rFonts w:ascii="Arial" w:cs="Arial" w:eastAsia="Arial" w:hAnsi="Arial"/>
-                <w:b w:val="false"/>
-                <w:bCs w:val="false"/>
-                <w:sz w:val="18"/>
-                <w:szCs w:val="18"/>
-              </w:rPr>
-              <w:t xml:space="preserve">3352</w:t>
-            </w:r>
-          </w:p>
-        </w:tc>
-        <w:tc>
-          <w:tcPr>
-            <w:tcW w:type="dxa" w:w="4066"/>
-            <w:tcBorders>
-              <w:top w:val="single" w:color="B0C8E0" w:sz="1"/>
-              <w:left w:val="single" w:color="B0C8E0" w:sz="1"/>
-              <w:bottom w:val="single" w:color="B0C8E0" w:sz="1"/>
-              <w:right w:val="single" w:color="B0C8E0" w:sz="1"/>
-            </w:tcBorders>
-            <w:shd w:fill="FFFFFF" w:val="clear"/>
-            <w:tcMar>
-              <w:top w:type="dxa" w:w="80"/>
-              <w:left w:type="dxa" w:w="100"/>
-              <w:bottom w:type="dxa" w:w="80"/>
-              <w:right w:type="dxa" w:w="100"/>
-            </w:tcMar>
-          </w:tcPr>
-          <w:p>
-            <w:r>
-              <w:rPr>
-                <w:rFonts w:ascii="Arial" w:cs="Arial" w:eastAsia="Arial" w:hAnsi="Arial"/>
-                <w:b w:val="false"/>
-                <w:bCs w:val="false"/>
-                <w:sz w:val="18"/>
-                <w:szCs w:val="18"/>
-              </w:rPr>
-              <w:t xml:space="preserve">Mapeo con org.Hs.eg.db (Bioconductor)</w:t>
-            </w:r>
-          </w:p>
-        </w:tc>
-      </w:tr>
-      <w:tr>
-        <w:tc>
-          <w:tcPr>
-            <w:tcW w:type="dxa" w:w="3200"/>
-            <w:tcBorders>
-              <w:top w:val="single" w:color="B0C8E0" w:sz="1"/>
-              <w:left w:val="single" w:color="B0C8E0" w:sz="1"/>
-              <w:bottom w:val="single" w:color="B0C8E0" w:sz="1"/>
-              <w:right w:val="single" w:color="B0C8E0" w:sz="1"/>
-            </w:tcBorders>
-            <w:shd w:fill="EEF4FB" w:val="clear"/>
-            <w:tcMar>
-              <w:top w:type="dxa" w:w="80"/>
-              <w:left w:type="dxa" w:w="100"/>
-              <w:bottom w:type="dxa" w:w="80"/>
-              <w:right w:type="dxa" w:w="100"/>
-            </w:tcMar>
-          </w:tcPr>
-          <w:p>
-            <w:r>
-              <w:rPr>
-                <w:rFonts w:ascii="Arial" w:cs="Arial" w:eastAsia="Arial" w:hAnsi="Arial"/>
-                <w:b w:val="false"/>
-                <w:bCs w:val="false"/>
-                <w:sz w:val="18"/>
-                <w:szCs w:val="18"/>
-              </w:rPr>
-              <w:t xml:space="preserve">Umbral log2 Fold Change</w:t>
-            </w:r>
-          </w:p>
-        </w:tc>
-        <w:tc>
-          <w:tcPr>
-            <w:tcW w:type="dxa" w:w="2600"/>
-            <w:tcBorders>
-              <w:top w:val="single" w:color="B0C8E0" w:sz="1"/>
-              <w:left w:val="single" w:color="B0C8E0" w:sz="1"/>
-              <w:bottom w:val="single" w:color="B0C8E0" w:sz="1"/>
-              <w:right w:val="single" w:color="B0C8E0" w:sz="1"/>
-            </w:tcBorders>
-            <w:shd w:fill="EEF4FB" w:val="clear"/>
-            <w:tcMar>
-              <w:top w:type="dxa" w:w="80"/>
-              <w:left w:type="dxa" w:w="100"/>
-              <w:bottom w:type="dxa" w:w="80"/>
-              <w:right w:type="dxa" w:w="100"/>
-            </w:tcMar>
-          </w:tcPr>
-          <w:p>
-            <w:r>
-              <w:rPr>
-                <w:rFonts w:ascii="Arial" w:cs="Arial" w:eastAsia="Arial" w:hAnsi="Arial"/>
-                <w:b w:val="false"/>
-                <w:bCs w:val="false"/>
-                <w:sz w:val="18"/>
-                <w:szCs w:val="18"/>
-              </w:rPr>
-              <w:t xml:space="preserve">&gt; 1.0  (cambio &gt; 2× en escala lineal)</w:t>
-            </w:r>
-          </w:p>
-        </w:tc>
-        <w:tc>
-          <w:tcPr>
-            <w:tcW w:type="dxa" w:w="4066"/>
-            <w:tcBorders>
-              <w:top w:val="single" w:color="B0C8E0" w:sz="1"/>
-              <w:left w:val="single" w:color="B0C8E0" w:sz="1"/>
-              <w:bottom w:val="single" w:color="B0C8E0" w:sz="1"/>
-              <w:right w:val="single" w:color="B0C8E0" w:sz="1"/>
-            </w:tcBorders>
-            <w:shd w:fill="EEF4FB" w:val="clear"/>
-            <w:tcMar>
-              <w:top w:type="dxa" w:w="80"/>
-              <w:left w:type="dxa" w:w="100"/>
-              <w:bottom w:type="dxa" w:w="80"/>
-              <w:right w:type="dxa" w:w="100"/>
-            </w:tcMar>
-          </w:tcPr>
-          <w:p>
-            <w:r>
-              <w:rPr>
-                <w:rFonts w:ascii="Arial" w:cs="Arial" w:eastAsia="Arial" w:hAnsi="Arial"/>
-                <w:b w:val="false"/>
-                <w:bCs w:val="false"/>
-                <w:sz w:val="18"/>
-                <w:szCs w:val="18"/>
-              </w:rPr>
-              <w:t xml:space="preserve">Aplicado sobre contrastes limma TVsS</w:t>
-            </w:r>
-          </w:p>
-        </w:tc>
-      </w:tr>
-      <w:tr>
-        <w:tc>
-          <w:tcPr>
-            <w:tcW w:type="dxa" w:w="3200"/>
-            <w:tcBorders>
-              <w:top w:val="single" w:color="B0C8E0" w:sz="1"/>
-              <w:left w:val="single" w:color="B0C8E0" w:sz="1"/>
-              <w:bottom w:val="single" w:color="B0C8E0" w:sz="1"/>
-              <w:right w:val="single" w:color="B0C8E0" w:sz="1"/>
-            </w:tcBorders>
-            <w:shd w:fill="FFFFFF" w:val="clear"/>
-            <w:tcMar>
-              <w:top w:type="dxa" w:w="80"/>
-              <w:left w:type="dxa" w:w="100"/>
-              <w:bottom w:type="dxa" w:w="80"/>
-              <w:right w:type="dxa" w:w="100"/>
-            </w:tcMar>
-          </w:tcPr>
-          <w:p>
-            <w:r>
-              <w:rPr>
-                <w:rFonts w:ascii="Arial" w:cs="Arial" w:eastAsia="Arial" w:hAnsi="Arial"/>
-                <w:b w:val="false"/>
-                <w:bCs w:val="false"/>
-                <w:sz w:val="18"/>
-                <w:szCs w:val="18"/>
-              </w:rPr>
-              <w:t xml:space="preserve">Umbral FDR (adj. p-valor)</w:t>
-            </w:r>
-          </w:p>
-        </w:tc>
-        <w:tc>
-          <w:tcPr>
-            <w:tcW w:type="dxa" w:w="2600"/>
-            <w:tcBorders>
-              <w:top w:val="single" w:color="B0C8E0" w:sz="1"/>
-              <w:left w:val="single" w:color="B0C8E0" w:sz="1"/>
-              <w:bottom w:val="single" w:color="B0C8E0" w:sz="1"/>
-              <w:right w:val="single" w:color="B0C8E0" w:sz="1"/>
-            </w:tcBorders>
-            <w:shd w:fill="FFFFFF" w:val="clear"/>
-            <w:tcMar>
-              <w:top w:type="dxa" w:w="80"/>
-              <w:left w:type="dxa" w:w="100"/>
-              <w:bottom w:type="dxa" w:w="80"/>
-              <w:right w:type="dxa" w:w="100"/>
-            </w:tcMar>
-          </w:tcPr>
-          <w:p>
-            <w:r>
-              <w:rPr>
-                <w:rFonts w:ascii="Arial" w:cs="Arial" w:eastAsia="Arial" w:hAnsi="Arial"/>
-                <w:b w:val="false"/>
-                <w:bCs w:val="false"/>
-                <w:sz w:val="18"/>
-                <w:szCs w:val="18"/>
-              </w:rPr>
-              <w:t xml:space="preserve">&lt; 0.05</w:t>
-            </w:r>
-          </w:p>
-        </w:tc>
-        <w:tc>
-          <w:tcPr>
-            <w:tcW w:type="dxa" w:w="4066"/>
-            <w:tcBorders>
-              <w:top w:val="single" w:color="B0C8E0" w:sz="1"/>
-              <w:left w:val="single" w:color="B0C8E0" w:sz="1"/>
-              <w:bottom w:val="single" w:color="B0C8E0" w:sz="1"/>
-              <w:right w:val="single" w:color="B0C8E0" w:sz="1"/>
-            </w:tcBorders>
-            <w:shd w:fill="FFFFFF" w:val="clear"/>
-            <w:tcMar>
-              <w:top w:type="dxa" w:w="80"/>
-              <w:left w:type="dxa" w:w="100"/>
-              <w:bottom w:type="dxa" w:w="80"/>
-              <w:right w:type="dxa" w:w="100"/>
-            </w:tcMar>
-          </w:tcPr>
-          <w:p>
-            <w:r>
-              <w:rPr>
-                <w:rFonts w:ascii="Arial" w:cs="Arial" w:eastAsia="Arial" w:hAnsi="Arial"/>
-                <w:b w:val="false"/>
-                <w:bCs w:val="false"/>
-                <w:sz w:val="18"/>
-                <w:szCs w:val="18"/>
-              </w:rPr>
-              <w:t xml:space="preserve">Benjamini-Hochberg (limma/proteoDA)</w:t>
-            </w:r>
-          </w:p>
-        </w:tc>
-      </w:tr>
-      <w:tr>
-        <w:tc>
-          <w:tcPr>
-            <w:tcW w:type="dxa" w:w="3200"/>
-            <w:tcBorders>
-              <w:top w:val="single" w:color="B0C8E0" w:sz="1"/>
-              <w:left w:val="single" w:color="B0C8E0" w:sz="1"/>
-              <w:bottom w:val="single" w:color="B0C8E0" w:sz="1"/>
-              <w:right w:val="single" w:color="B0C8E0" w:sz="1"/>
-            </w:tcBorders>
-            <w:shd w:fill="EEF4FB" w:val="clear"/>
-            <w:tcMar>
-              <w:top w:type="dxa" w:w="80"/>
-              <w:left w:type="dxa" w:w="100"/>
-              <w:bottom w:type="dxa" w:w="80"/>
-              <w:right w:type="dxa" w:w="100"/>
-            </w:tcMar>
-          </w:tcPr>
-          <w:p>
-            <w:r>
-              <w:rPr>
-                <w:rFonts w:ascii="Arial" w:cs="Arial" w:eastAsia="Arial" w:hAnsi="Arial"/>
-                <w:b w:val="false"/>
-                <w:bCs w:val="false"/>
-                <w:sz w:val="18"/>
-                <w:szCs w:val="18"/>
-              </w:rPr>
-              <w:t xml:space="preserve">Proteínas DE significativas</w:t>
-            </w:r>
-          </w:p>
-        </w:tc>
-        <w:tc>
-          <w:tcPr>
-            <w:tcW w:type="dxa" w:w="2600"/>
-            <w:tcBorders>
-              <w:top w:val="single" w:color="B0C8E0" w:sz="1"/>
-              <w:left w:val="single" w:color="B0C8E0" w:sz="1"/>
-              <w:bottom w:val="single" w:color="B0C8E0" w:sz="1"/>
-              <w:right w:val="single" w:color="B0C8E0" w:sz="1"/>
-            </w:tcBorders>
-            <w:shd w:fill="EEF4FB" w:val="clear"/>
-            <w:tcMar>
-              <w:top w:type="dxa" w:w="80"/>
-              <w:left w:type="dxa" w:w="100"/>
-              <w:bottom w:type="dxa" w:w="80"/>
-              <w:right w:type="dxa" w:w="100"/>
-            </w:tcMar>
-          </w:tcPr>
-          <w:p>
-            <w:r>
-              <w:rPr>
-                <w:rFonts w:ascii="Arial" w:cs="Arial" w:eastAsia="Arial" w:hAnsi="Arial"/>
-                <w:b w:val="false"/>
-                <w:bCs w:val="false"/>
-                <w:sz w:val="18"/>
-                <w:szCs w:val="18"/>
-              </w:rPr>
-              <w:t xml:space="preserve">666</w:t>
-            </w:r>
-          </w:p>
-        </w:tc>
-        <w:tc>
-          <w:tcPr>
-            <w:tcW w:type="dxa" w:w="4066"/>
-            <w:tcBorders>
-              <w:top w:val="single" w:color="B0C8E0" w:sz="1"/>
-              <w:left w:val="single" w:color="B0C8E0" w:sz="1"/>
-              <w:bottom w:val="single" w:color="B0C8E0" w:sz="1"/>
-              <w:right w:val="single" w:color="B0C8E0" w:sz="1"/>
-            </w:tcBorders>
-            <w:shd w:fill="EEF4FB" w:val="clear"/>
-            <w:tcMar>
-              <w:top w:type="dxa" w:w="80"/>
-              <w:left w:type="dxa" w:w="100"/>
-              <w:bottom w:type="dxa" w:w="80"/>
-              <w:right w:type="dxa" w:w="100"/>
-            </w:tcMar>
-          </w:tcPr>
-          <w:p>
-            <w:r>
-              <w:rPr>
-                <w:rFonts w:ascii="Arial" w:cs="Arial" w:eastAsia="Arial" w:hAnsi="Arial"/>
-                <w:b w:val="false"/>
-                <w:bCs w:val="false"/>
-                <w:sz w:val="18"/>
-                <w:szCs w:val="18"/>
-              </w:rPr>
-              <w:t xml:space="preserve">19.9% del proteoma cuantificado</w:t>
-            </w:r>
-          </w:p>
-        </w:tc>
-      </w:tr>
-      <w:tr>
-        <w:tc>
-          <w:tcPr>
-            <w:tcW w:type="dxa" w:w="3200"/>
-            <w:tcBorders>
-              <w:top w:val="single" w:color="B0C8E0" w:sz="1"/>
-              <w:left w:val="single" w:color="B0C8E0" w:sz="1"/>
-              <w:bottom w:val="single" w:color="B0C8E0" w:sz="1"/>
-              <w:right w:val="single" w:color="B0C8E0" w:sz="1"/>
-            </w:tcBorders>
-            <w:shd w:fill="FFFFFF" w:val="clear"/>
-            <w:tcMar>
-              <w:top w:type="dxa" w:w="80"/>
-              <w:left w:type="dxa" w:w="100"/>
-              <w:bottom w:type="dxa" w:w="80"/>
-              <w:right w:type="dxa" w:w="100"/>
-            </w:tcMar>
-          </w:tcPr>
-          <w:p>
-            <w:r>
-              <w:rPr>
-                <w:rFonts w:ascii="Arial" w:cs="Arial" w:eastAsia="Arial" w:hAnsi="Arial"/>
-                <w:b w:val="false"/>
-                <w:bCs w:val="false"/>
-                <w:sz w:val="18"/>
-                <w:szCs w:val="18"/>
-              </w:rPr>
-              <w:t xml:space="preserve">  — Sobreexpresadas en tumor (up)</w:t>
-            </w:r>
-          </w:p>
-        </w:tc>
-        <w:tc>
-          <w:tcPr>
-            <w:tcW w:type="dxa" w:w="2600"/>
-            <w:tcBorders>
-              <w:top w:val="single" w:color="B0C8E0" w:sz="1"/>
-              <w:left w:val="single" w:color="B0C8E0" w:sz="1"/>
-              <w:bottom w:val="single" w:color="B0C8E0" w:sz="1"/>
-              <w:right w:val="single" w:color="B0C8E0" w:sz="1"/>
-            </w:tcBorders>
-            <w:shd w:fill="FFFFFF" w:val="clear"/>
-            <w:tcMar>
-              <w:top w:type="dxa" w:w="80"/>
-              <w:left w:type="dxa" w:w="100"/>
-              <w:bottom w:type="dxa" w:w="80"/>
-              <w:right w:type="dxa" w:w="100"/>
-            </w:tcMar>
-          </w:tcPr>
-          <w:p>
-            <w:r>
-              <w:rPr>
-                <w:rFonts w:ascii="Arial" w:cs="Arial" w:eastAsia="Arial" w:hAnsi="Arial"/>
-                <w:b w:val="false"/>
-                <w:bCs w:val="false"/>
-                <w:sz w:val="18"/>
-                <w:szCs w:val="18"/>
-              </w:rPr>
-              <w:t xml:space="preserve">329</w:t>
-            </w:r>
-          </w:p>
-        </w:tc>
-        <w:tc>
-          <w:tcPr>
-            <w:tcW w:type="dxa" w:w="4066"/>
-            <w:tcBorders>
-              <w:top w:val="single" w:color="B0C8E0" w:sz="1"/>
-              <w:left w:val="single" w:color="B0C8E0" w:sz="1"/>
-              <w:bottom w:val="single" w:color="B0C8E0" w:sz="1"/>
-              <w:right w:val="single" w:color="B0C8E0" w:sz="1"/>
-            </w:tcBorders>
-            <w:shd w:fill="FFFFFF" w:val="clear"/>
-            <w:tcMar>
-              <w:top w:type="dxa" w:w="80"/>
-              <w:left w:type="dxa" w:w="100"/>
-              <w:bottom w:type="dxa" w:w="80"/>
-              <w:right w:type="dxa" w:w="100"/>
-            </w:tcMar>
-          </w:tcPr>
-          <w:p>
-            <w:r>
-              <w:rPr>
-                <w:rFonts w:ascii="Arial" w:cs="Arial" w:eastAsia="Arial" w:hAnsi="Arial"/>
-                <w:b w:val="false"/>
-                <w:bCs w:val="false"/>
-                <w:sz w:val="18"/>
-                <w:szCs w:val="18"/>
-              </w:rPr>
-              <w:t xml:space="preserve">49.4% del total DE</w:t>
-            </w:r>
-          </w:p>
-        </w:tc>
-      </w:tr>
-      <w:tr>
-        <w:tc>
-          <w:tcPr>
-            <w:tcW w:type="dxa" w:w="3200"/>
-            <w:tcBorders>
-              <w:top w:val="single" w:color="B0C8E0" w:sz="1"/>
-              <w:left w:val="single" w:color="B0C8E0" w:sz="1"/>
-              <w:bottom w:val="single" w:color="B0C8E0" w:sz="1"/>
-              <w:right w:val="single" w:color="B0C8E0" w:sz="1"/>
-            </w:tcBorders>
-            <w:shd w:fill="EEF4FB" w:val="clear"/>
-            <w:tcMar>
-              <w:top w:type="dxa" w:w="80"/>
-              <w:left w:type="dxa" w:w="100"/>
-              <w:bottom w:type="dxa" w:w="80"/>
-              <w:right w:type="dxa" w:w="100"/>
-            </w:tcMar>
-          </w:tcPr>
-          <w:p>
-            <w:r>
-              <w:rPr>
-                <w:rFonts w:ascii="Arial" w:cs="Arial" w:eastAsia="Arial" w:hAnsi="Arial"/>
-                <w:b w:val="false"/>
-                <w:bCs w:val="false"/>
-                <w:sz w:val="18"/>
-                <w:szCs w:val="18"/>
-              </w:rPr>
-              <w:t xml:space="preserve">  — Subexpresadas en tumor (down)</w:t>
-            </w:r>
-          </w:p>
-        </w:tc>
-        <w:tc>
-          <w:tcPr>
-            <w:tcW w:type="dxa" w:w="2600"/>
-            <w:tcBorders>
-              <w:top w:val="single" w:color="B0C8E0" w:sz="1"/>
-              <w:left w:val="single" w:color="B0C8E0" w:sz="1"/>
-              <w:bottom w:val="single" w:color="B0C8E0" w:sz="1"/>
-              <w:right w:val="single" w:color="B0C8E0" w:sz="1"/>
-            </w:tcBorders>
-            <w:shd w:fill="EEF4FB" w:val="clear"/>
-            <w:tcMar>
-              <w:top w:type="dxa" w:w="80"/>
-              <w:left w:type="dxa" w:w="100"/>
-              <w:bottom w:type="dxa" w:w="80"/>
-              <w:right w:type="dxa" w:w="100"/>
-            </w:tcMar>
-          </w:tcPr>
-          <w:p>
-            <w:r>
-              <w:rPr>
-                <w:rFonts w:ascii="Arial" w:cs="Arial" w:eastAsia="Arial" w:hAnsi="Arial"/>
-                <w:b w:val="false"/>
-                <w:bCs w:val="false"/>
-                <w:sz w:val="18"/>
-                <w:szCs w:val="18"/>
-              </w:rPr>
-              <w:t xml:space="preserve">337</w:t>
-            </w:r>
-          </w:p>
-        </w:tc>
-        <w:tc>
-          <w:tcPr>
-            <w:tcW w:type="dxa" w:w="4066"/>
-            <w:tcBorders>
-              <w:top w:val="single" w:color="B0C8E0" w:sz="1"/>
-              <w:left w:val="single" w:color="B0C8E0" w:sz="1"/>
-              <w:bottom w:val="single" w:color="B0C8E0" w:sz="1"/>
-              <w:right w:val="single" w:color="B0C8E0" w:sz="1"/>
-            </w:tcBorders>
-            <w:shd w:fill="EEF4FB" w:val="clear"/>
-            <w:tcMar>
-              <w:top w:type="dxa" w:w="80"/>
-              <w:left w:type="dxa" w:w="100"/>
-              <w:bottom w:type="dxa" w:w="80"/>
-              <w:right w:type="dxa" w:w="100"/>
-            </w:tcMar>
-          </w:tcPr>
-          <w:p>
-            <w:r>
-              <w:rPr>
-                <w:rFonts w:ascii="Arial" w:cs="Arial" w:eastAsia="Arial" w:hAnsi="Arial"/>
-                <w:b w:val="false"/>
-                <w:bCs w:val="false"/>
-                <w:sz w:val="18"/>
-                <w:szCs w:val="18"/>
-              </w:rPr>
-              <w:t xml:space="preserve">50.6% del total DE</w:t>
-            </w:r>
-          </w:p>
-        </w:tc>
-      </w:tr>
-      <w:tr>
-        <w:tc>
-          <w:tcPr>
-            <w:tcW w:type="dxa" w:w="3200"/>
-            <w:tcBorders>
-              <w:top w:val="single" w:color="B0C8E0" w:sz="1"/>
-              <w:left w:val="single" w:color="B0C8E0" w:sz="1"/>
-              <w:bottom w:val="single" w:color="B0C8E0" w:sz="1"/>
-              <w:right w:val="single" w:color="B0C8E0" w:sz="1"/>
-            </w:tcBorders>
-            <w:shd w:fill="FFFFFF" w:val="clear"/>
-            <w:tcMar>
-              <w:top w:type="dxa" w:w="80"/>
-              <w:left w:type="dxa" w:w="100"/>
-              <w:bottom w:type="dxa" w:w="80"/>
-              <w:right w:type="dxa" w:w="100"/>
-            </w:tcMar>
-          </w:tcPr>
-          <w:p>
-            <w:r>
-              <w:rPr>
-                <w:rFonts w:ascii="Arial" w:cs="Arial" w:eastAsia="Arial" w:hAnsi="Arial"/>
-                <w:b w:val="false"/>
-                <w:bCs w:val="false"/>
-                <w:sz w:val="18"/>
-                <w:szCs w:val="18"/>
-              </w:rPr>
-              <w:t xml:space="preserve">HPV+ pacientes / pares</w:t>
-            </w:r>
-          </w:p>
-        </w:tc>
-        <w:tc>
-          <w:tcPr>
-            <w:tcW w:type="dxa" w:w="2600"/>
-            <w:tcBorders>
-              <w:top w:val="single" w:color="B0C8E0" w:sz="1"/>
-              <w:left w:val="single" w:color="B0C8E0" w:sz="1"/>
-              <w:bottom w:val="single" w:color="B0C8E0" w:sz="1"/>
-              <w:right w:val="single" w:color="B0C8E0" w:sz="1"/>
-            </w:tcBorders>
-            <w:shd w:fill="FFFFFF" w:val="clear"/>
-            <w:tcMar>
-              <w:top w:type="dxa" w:w="80"/>
-              <w:left w:type="dxa" w:w="100"/>
-              <w:bottom w:type="dxa" w:w="80"/>
-              <w:right w:type="dxa" w:w="100"/>
-            </w:tcMar>
-          </w:tcPr>
-          <w:p>
-            <w:r>
-              <w:rPr>
-                <w:rFonts w:ascii="Arial" w:cs="Arial" w:eastAsia="Arial" w:hAnsi="Arial"/>
-                <w:b w:val="false"/>
-                <w:bCs w:val="false"/>
-                <w:sz w:val="18"/>
-                <w:szCs w:val="18"/>
-              </w:rPr>
-              <w:t xml:space="preserve">6 pacientes / 12 muestras</w:t>
-            </w:r>
-          </w:p>
-        </w:tc>
-        <w:tc>
-          <w:tcPr>
-            <w:tcW w:type="dxa" w:w="4066"/>
-            <w:tcBorders>
-              <w:top w:val="single" w:color="B0C8E0" w:sz="1"/>
-              <w:left w:val="single" w:color="B0C8E0" w:sz="1"/>
-              <w:bottom w:val="single" w:color="B0C8E0" w:sz="1"/>
-              <w:right w:val="single" w:color="B0C8E0" w:sz="1"/>
-            </w:tcBorders>
-            <w:shd w:fill="FFFFFF" w:val="clear"/>
-            <w:tcMar>
-              <w:top w:type="dxa" w:w="80"/>
-              <w:left w:type="dxa" w:w="100"/>
-              <w:bottom w:type="dxa" w:w="80"/>
-              <w:right w:type="dxa" w:w="100"/>
-            </w:tcMar>
-          </w:tcPr>
-          <w:p>
-            <w:r>
-              <w:rPr>
-                <w:rFonts w:ascii="Arial" w:cs="Arial" w:eastAsia="Arial" w:hAnsi="Arial"/>
-                <w:b w:val="false"/>
-                <w:bCs w:val="false"/>
-                <w:sz w:val="18"/>
-                <w:szCs w:val="18"/>
-              </w:rPr>
-              <w:t xml:space="preserve">M3, M5, M6, M7, M9, M10</w:t>
-            </w:r>
-          </w:p>
-        </w:tc>
-      </w:tr>
-      <w:tr>
-        <w:tc>
-          <w:tcPr>
-            <w:tcW w:type="dxa" w:w="3200"/>
-            <w:tcBorders>
-              <w:top w:val="single" w:color="B0C8E0" w:sz="1"/>
-              <w:left w:val="single" w:color="B0C8E0" w:sz="1"/>
-              <w:bottom w:val="single" w:color="B0C8E0" w:sz="1"/>
-              <w:right w:val="single" w:color="B0C8E0" w:sz="1"/>
-            </w:tcBorders>
-            <w:shd w:fill="EEF4FB" w:val="clear"/>
-            <w:tcMar>
-              <w:top w:type="dxa" w:w="80"/>
-              <w:left w:type="dxa" w:w="100"/>
-              <w:bottom w:type="dxa" w:w="80"/>
-              <w:right w:type="dxa" w:w="100"/>
-            </w:tcMar>
-          </w:tcPr>
-          <w:p>
-            <w:r>
-              <w:rPr>
-                <w:rFonts w:ascii="Arial" w:cs="Arial" w:eastAsia="Arial" w:hAnsi="Arial"/>
-                <w:b w:val="false"/>
-                <w:bCs w:val="false"/>
-                <w:sz w:val="18"/>
-                <w:szCs w:val="18"/>
-              </w:rPr>
-              <w:t xml:space="preserve">HPV− pacientes / pares</w:t>
-            </w:r>
-          </w:p>
-        </w:tc>
-        <w:tc>
-          <w:tcPr>
-            <w:tcW w:type="dxa" w:w="2600"/>
-            <w:tcBorders>
-              <w:top w:val="single" w:color="B0C8E0" w:sz="1"/>
-              <w:left w:val="single" w:color="B0C8E0" w:sz="1"/>
-              <w:bottom w:val="single" w:color="B0C8E0" w:sz="1"/>
-              <w:right w:val="single" w:color="B0C8E0" w:sz="1"/>
-            </w:tcBorders>
-            <w:shd w:fill="EEF4FB" w:val="clear"/>
-            <w:tcMar>
-              <w:top w:type="dxa" w:w="80"/>
-              <w:left w:type="dxa" w:w="100"/>
-              <w:bottom w:type="dxa" w:w="80"/>
-              <w:right w:type="dxa" w:w="100"/>
-            </w:tcMar>
-          </w:tcPr>
-          <w:p>
-            <w:r>
-              <w:rPr>
-                <w:rFonts w:ascii="Arial" w:cs="Arial" w:eastAsia="Arial" w:hAnsi="Arial"/>
-                <w:b w:val="false"/>
-                <w:bCs w:val="false"/>
-                <w:sz w:val="18"/>
-                <w:szCs w:val="18"/>
-              </w:rPr>
-              <w:t xml:space="preserve">4 pacientes / 8 muestras</w:t>
-            </w:r>
-          </w:p>
-        </w:tc>
-        <w:tc>
-          <w:tcPr>
-            <w:tcW w:type="dxa" w:w="4066"/>
-            <w:tcBorders>
-              <w:top w:val="single" w:color="B0C8E0" w:sz="1"/>
-              <w:left w:val="single" w:color="B0C8E0" w:sz="1"/>
-              <w:bottom w:val="single" w:color="B0C8E0" w:sz="1"/>
-              <w:right w:val="single" w:color="B0C8E0" w:sz="1"/>
-            </w:tcBorders>
-            <w:shd w:fill="EEF4FB" w:val="clear"/>
-            <w:tcMar>
-              <w:top w:type="dxa" w:w="80"/>
-              <w:left w:type="dxa" w:w="100"/>
-              <w:bottom w:type="dxa" w:w="80"/>
-              <w:right w:type="dxa" w:w="100"/>
-            </w:tcMar>
-          </w:tcPr>
-          <w:p>
-            <w:r>
-              <w:rPr>
-                <w:rFonts w:ascii="Arial" w:cs="Arial" w:eastAsia="Arial" w:hAnsi="Arial"/>
-                <w:b w:val="false"/>
-                <w:bCs w:val="false"/>
-                <w:sz w:val="18"/>
-                <w:szCs w:val="18"/>
-              </w:rPr>
-              <w:t xml:space="preserve">M1, M2, M4, M8</w:t>
-            </w:r>
-          </w:p>
-        </w:tc>
-      </w:tr>
-    </w:tbl>
-    <w:p>
-      <w:pPr>
-        <w:spacing w:after="60" w:before="60"/>
-      </w:pPr>
-    </w:p>
-    <w:p>
-      <w:pPr>
-        <w:spacing w:after="60" w:before="160"/>
-      </w:pPr>
-      <w:r>
-        <w:rPr>
-          <w:rFonts w:ascii="Arial" w:cs="Arial" w:eastAsia="Arial" w:hAnsi="Arial"/>
-          <w:b/>
-          <w:bCs/>
-          <w:color w:val="2E75B6"/>
-          <w:sz w:val="20"/>
-          <w:szCs w:val="20"/>
-        </w:rPr>
-        <w:t xml:space="preserve">Tabla 2. </w:t>
-      </w:r>
-      <w:r>
-        <w:rPr>
-          <w:rFonts w:ascii="Arial" w:cs="Arial" w:eastAsia="Arial" w:hAnsi="Arial"/>
-          <w:b/>
-          <w:bCs/>
-          <w:color w:val="333333"/>
-          <w:sz w:val="20"/>
-          <w:szCs w:val="20"/>
-        </w:rPr>
-        <w:t xml:space="preserve">Top 40 proteínas diferencialmente expresadas (20 up + 20 down)</w:t>
-      </w:r>
-    </w:p>
-    <w:tbl>
-      <w:tblPr>
-        <w:tblW w:type="dxa" w:w="8866"/>
-        <w:tblBorders>
-          <w:top w:val="single" w:color="auto" w:sz="4"/>
-          <w:left w:val="single" w:color="auto" w:sz="4"/>
-          <w:bottom w:val="single" w:color="auto" w:sz="4"/>
-          <w:right w:val="single" w:color="auto" w:sz="4"/>
-          <w:insideH w:val="single" w:color="auto" w:sz="4"/>
-          <w:insideV w:val="single" w:color="auto" w:sz="4"/>
-        </w:tblBorders>
-      </w:tblPr>
-      <w:tblGrid>
-        <w:gridCol w:w="1800"/>
-        <w:gridCol w:w="1600"/>
-        <w:gridCol w:w="1400"/>
-        <w:gridCol w:w="1600"/>
-        <w:gridCol w:w="2466"/>
-      </w:tblGrid>
-      <w:tr>
-        <w:trPr>
-          <w:tblHeader/>
-        </w:trPr>
-        <w:tc>
-          <w:tcPr>
-            <w:tcW w:type="dxa" w:w="1800"/>
-            <w:tcBorders>
-              <w:top w:val="single" w:color="B0C8E0" w:sz="1"/>
-              <w:left w:val="single" w:color="B0C8E0" w:sz="1"/>
-              <w:bottom w:val="single" w:color="B0C8E0" w:sz="1"/>
-              <w:right w:val="single" w:color="B0C8E0" w:sz="1"/>
-            </w:tcBorders>
-            <w:shd w:fill="D6E4F0" w:val="clear"/>
-            <w:tcMar>
-              <w:top w:type="dxa" w:w="80"/>
-              <w:left w:type="dxa" w:w="100"/>
-              <w:bottom w:type="dxa" w:w="80"/>
-              <w:right w:type="dxa" w:w="100"/>
-            </w:tcMar>
-          </w:tcPr>
-          <w:p>
-            <w:r>
-              <w:rPr>
-                <w:rFonts w:ascii="Arial" w:cs="Arial" w:eastAsia="Arial" w:hAnsi="Arial"/>
-                <w:b/>
-                <w:bCs/>
-                <w:sz w:val="18"/>
-                <w:szCs w:val="18"/>
-              </w:rPr>
-              <w:t xml:space="preserve">Gen</w:t>
-            </w:r>
-          </w:p>
-        </w:tc>
-        <w:tc>
-          <w:tcPr>
-            <w:tcW w:type="dxa" w:w="1600"/>
-            <w:tcBorders>
-              <w:top w:val="single" w:color="B0C8E0" w:sz="1"/>
-              <w:left w:val="single" w:color="B0C8E0" w:sz="1"/>
-              <w:bottom w:val="single" w:color="B0C8E0" w:sz="1"/>
-              <w:right w:val="single" w:color="B0C8E0" w:sz="1"/>
-            </w:tcBorders>
-            <w:shd w:fill="D6E4F0" w:val="clear"/>
-            <w:tcMar>
-              <w:top w:type="dxa" w:w="80"/>
-              <w:left w:type="dxa" w:w="100"/>
-              <w:bottom w:type="dxa" w:w="80"/>
-              <w:right w:type="dxa" w:w="100"/>
-            </w:tcMar>
-          </w:tcPr>
-          <w:p>
-            <w:r>
-              <w:rPr>
-                <w:rFonts w:ascii="Arial" w:cs="Arial" w:eastAsia="Arial" w:hAnsi="Arial"/>
-                <w:b/>
-                <w:bCs/>
-                <w:sz w:val="18"/>
-                <w:szCs w:val="18"/>
-              </w:rPr>
-              <w:t xml:space="preserve">UniProt ID</w:t>
-            </w:r>
-          </w:p>
-        </w:tc>
-        <w:tc>
-          <w:tcPr>
-            <w:tcW w:type="dxa" w:w="1400"/>
-            <w:tcBorders>
-              <w:top w:val="single" w:color="B0C8E0" w:sz="1"/>
-              <w:left w:val="single" w:color="B0C8E0" w:sz="1"/>
-              <w:bottom w:val="single" w:color="B0C8E0" w:sz="1"/>
-              <w:right w:val="single" w:color="B0C8E0" w:sz="1"/>
-            </w:tcBorders>
-            <w:shd w:fill="D6E4F0" w:val="clear"/>
-            <w:tcMar>
-              <w:top w:type="dxa" w:w="80"/>
-              <w:left w:type="dxa" w:w="100"/>
-              <w:bottom w:type="dxa" w:w="80"/>
-              <w:right w:type="dxa" w:w="100"/>
-            </w:tcMar>
-          </w:tcPr>
-          <w:p>
-            <w:r>
-              <w:rPr>
-                <w:rFonts w:ascii="Arial" w:cs="Arial" w:eastAsia="Arial" w:hAnsi="Arial"/>
-                <w:b/>
-                <w:bCs/>
-                <w:sz w:val="18"/>
-                <w:szCs w:val="18"/>
-              </w:rPr>
-              <w:t xml:space="preserve">log2FC</w:t>
-            </w:r>
-          </w:p>
-        </w:tc>
-        <w:tc>
-          <w:tcPr>
-            <w:tcW w:type="dxa" w:w="1600"/>
-            <w:tcBorders>
-              <w:top w:val="single" w:color="B0C8E0" w:sz="1"/>
-              <w:left w:val="single" w:color="B0C8E0" w:sz="1"/>
-              <w:bottom w:val="single" w:color="B0C8E0" w:sz="1"/>
-              <w:right w:val="single" w:color="B0C8E0" w:sz="1"/>
-            </w:tcBorders>
-            <w:shd w:fill="D6E4F0" w:val="clear"/>
-            <w:tcMar>
-              <w:top w:type="dxa" w:w="80"/>
-              <w:left w:type="dxa" w:w="100"/>
-              <w:bottom w:type="dxa" w:w="80"/>
-              <w:right w:type="dxa" w:w="100"/>
-            </w:tcMar>
-          </w:tcPr>
-          <w:p>
-            <w:r>
-              <w:rPr>
-                <w:rFonts w:ascii="Arial" w:cs="Arial" w:eastAsia="Arial" w:hAnsi="Arial"/>
-                <w:b/>
-                <w:bCs/>
-                <w:sz w:val="18"/>
-                <w:szCs w:val="18"/>
-              </w:rPr>
-              <w:t xml:space="preserve">FDR (adj.p)</w:t>
-            </w:r>
-          </w:p>
-        </w:tc>
-        <w:tc>
-          <w:tcPr>
-            <w:tcW w:type="dxa" w:w="2466"/>
-            <w:tcBorders>
-              <w:top w:val="single" w:color="B0C8E0" w:sz="1"/>
-              <w:left w:val="single" w:color="B0C8E0" w:sz="1"/>
-              <w:bottom w:val="single" w:color="B0C8E0" w:sz="1"/>
-              <w:right w:val="single" w:color="B0C8E0" w:sz="1"/>
-            </w:tcBorders>
-            <w:shd w:fill="D6E4F0" w:val="clear"/>
-            <w:tcMar>
-              <w:top w:type="dxa" w:w="80"/>
-              <w:left w:type="dxa" w:w="100"/>
-              <w:bottom w:type="dxa" w:w="80"/>
-              <w:right w:type="dxa" w:w="100"/>
-            </w:tcMar>
-          </w:tcPr>
-          <w:p>
-            <w:r>
-              <w:rPr>
-                <w:rFonts w:ascii="Arial" w:cs="Arial" w:eastAsia="Arial" w:hAnsi="Arial"/>
-                <w:b/>
-                <w:bCs/>
-                <w:sz w:val="18"/>
-                <w:szCs w:val="18"/>
-              </w:rPr>
-              <w:t xml:space="preserve">Dirección</w:t>
-            </w:r>
-          </w:p>
-        </w:tc>
-      </w:tr>
-      <w:tr>
-        <w:tc>
-          <w:tcPr>
-            <w:tcW w:type="dxa" w:w="1800"/>
-            <w:tcBorders>
-              <w:top w:val="single" w:color="B0C8E0" w:sz="1"/>
-              <w:left w:val="single" w:color="B0C8E0" w:sz="1"/>
-              <w:bottom w:val="single" w:color="B0C8E0" w:sz="1"/>
-              <w:right w:val="single" w:color="B0C8E0" w:sz="1"/>
-            </w:tcBorders>
-            <w:shd w:fill="EEF4FB" w:val="clear"/>
-            <w:tcMar>
-              <w:top w:type="dxa" w:w="80"/>
-              <w:left w:type="dxa" w:w="100"/>
-              <w:bottom w:type="dxa" w:w="80"/>
-              <w:right w:type="dxa" w:w="100"/>
-            </w:tcMar>
-          </w:tcPr>
-          <w:p>
-            <w:r>
-              <w:rPr>
-                <w:rFonts w:ascii="Arial" w:cs="Arial" w:eastAsia="Arial" w:hAnsi="Arial"/>
-                <w:b w:val="false"/>
-                <w:bCs w:val="false"/>
-                <w:sz w:val="18"/>
-                <w:szCs w:val="18"/>
-              </w:rPr>
-              <w:t xml:space="preserve">PHKA1</w:t>
-            </w:r>
-          </w:p>
-        </w:tc>
-        <w:tc>
-          <w:tcPr>
-            <w:tcW w:type="dxa" w:w="1600"/>
-            <w:tcBorders>
-              <w:top w:val="single" w:color="B0C8E0" w:sz="1"/>
-              <w:left w:val="single" w:color="B0C8E0" w:sz="1"/>
-              <w:bottom w:val="single" w:color="B0C8E0" w:sz="1"/>
-              <w:right w:val="single" w:color="B0C8E0" w:sz="1"/>
-            </w:tcBorders>
-            <w:shd w:fill="EEF4FB" w:val="clear"/>
-            <w:tcMar>
-              <w:top w:type="dxa" w:w="80"/>
-              <w:left w:type="dxa" w:w="100"/>
-              <w:bottom w:type="dxa" w:w="80"/>
-              <w:right w:type="dxa" w:w="100"/>
-            </w:tcMar>
-          </w:tcPr>
-          <w:p>
-            <w:r>
-              <w:rPr>
-                <w:rFonts w:ascii="Arial" w:cs="Arial" w:eastAsia="Arial" w:hAnsi="Arial"/>
-                <w:b w:val="false"/>
-                <w:bCs w:val="false"/>
-                <w:sz w:val="18"/>
-                <w:szCs w:val="18"/>
-              </w:rPr>
-              <w:t xml:space="preserve">P46020</w:t>
-            </w:r>
-          </w:p>
-        </w:tc>
-        <w:tc>
-          <w:tcPr>
-            <w:tcW w:type="dxa" w:w="1400"/>
-            <w:tcBorders>
-              <w:top w:val="single" w:color="B0C8E0" w:sz="1"/>
-              <w:left w:val="single" w:color="B0C8E0" w:sz="1"/>
-              <w:bottom w:val="single" w:color="B0C8E0" w:sz="1"/>
-              <w:right w:val="single" w:color="B0C8E0" w:sz="1"/>
-            </w:tcBorders>
-            <w:shd w:fill="EEF4FB" w:val="clear"/>
-            <w:tcMar>
-              <w:top w:type="dxa" w:w="80"/>
-              <w:left w:type="dxa" w:w="100"/>
-              <w:bottom w:type="dxa" w:w="80"/>
-              <w:right w:type="dxa" w:w="100"/>
-            </w:tcMar>
-          </w:tcPr>
-          <w:p>
-            <w:r>
-              <w:rPr>
-                <w:rFonts w:ascii="Arial" w:cs="Arial" w:eastAsia="Arial" w:hAnsi="Arial"/>
-                <w:b w:val="false"/>
-                <w:bCs w:val="false"/>
-                <w:sz w:val="18"/>
-                <w:szCs w:val="18"/>
-              </w:rPr>
-              <w:t xml:space="preserve">3.744</w:t>
-            </w:r>
-          </w:p>
-        </w:tc>
-        <w:tc>
-          <w:tcPr>
-            <w:tcW w:type="dxa" w:w="1600"/>
-            <w:tcBorders>
-              <w:top w:val="single" w:color="B0C8E0" w:sz="1"/>
-              <w:left w:val="single" w:color="B0C8E0" w:sz="1"/>
-              <w:bottom w:val="single" w:color="B0C8E0" w:sz="1"/>
-              <w:right w:val="single" w:color="B0C8E0" w:sz="1"/>
-            </w:tcBorders>
-            <w:shd w:fill="EEF4FB" w:val="clear"/>
-            <w:tcMar>
-              <w:top w:type="dxa" w:w="80"/>
-              <w:left w:type="dxa" w:w="100"/>
-              <w:bottom w:type="dxa" w:w="80"/>
-              <w:right w:type="dxa" w:w="100"/>
-            </w:tcMar>
-          </w:tcPr>
-          <w:p>
-            <w:r>
-              <w:rPr>
-                <w:rFonts w:ascii="Arial" w:cs="Arial" w:eastAsia="Arial" w:hAnsi="Arial"/>
-                <w:b w:val="false"/>
-                <w:bCs w:val="false"/>
-                <w:sz w:val="18"/>
-                <w:szCs w:val="18"/>
-              </w:rPr>
-              <w:t xml:space="preserve">0.00613</w:t>
-            </w:r>
-          </w:p>
-        </w:tc>
-        <w:tc>
-          <w:tcPr>
-            <w:tcW w:type="dxa" w:w="2466"/>
-            <w:tcBorders>
-              <w:top w:val="single" w:color="B0C8E0" w:sz="1"/>
-              <w:left w:val="single" w:color="B0C8E0" w:sz="1"/>
-              <w:bottom w:val="single" w:color="B0C8E0" w:sz="1"/>
-              <w:right w:val="single" w:color="B0C8E0" w:sz="1"/>
-            </w:tcBorders>
-            <w:shd w:fill="EEF4FB" w:val="clear"/>
-            <w:tcMar>
-              <w:top w:type="dxa" w:w="80"/>
-              <w:left w:type="dxa" w:w="100"/>
-              <w:bottom w:type="dxa" w:w="80"/>
-              <w:right w:type="dxa" w:w="100"/>
-            </w:tcMar>
-          </w:tcPr>
-          <w:p>
-            <w:r>
-              <w:rPr>
-                <w:rFonts w:ascii="Arial" w:cs="Arial" w:eastAsia="Arial" w:hAnsi="Arial"/>
-                <w:b w:val="false"/>
-                <w:bCs w:val="false"/>
-                <w:sz w:val="18"/>
-                <w:szCs w:val="18"/>
-              </w:rPr>
-              <w:t xml:space="preserve">Sobreexpresada</w:t>
-            </w:r>
-          </w:p>
-        </w:tc>
-      </w:tr>
-      <w:tr>
-        <w:tc>
-          <w:tcPr>
-            <w:tcW w:type="dxa" w:w="1800"/>
-            <w:tcBorders>
-              <w:top w:val="single" w:color="B0C8E0" w:sz="1"/>
-              <w:left w:val="single" w:color="B0C8E0" w:sz="1"/>
-              <w:bottom w:val="single" w:color="B0C8E0" w:sz="1"/>
-              <w:right w:val="single" w:color="B0C8E0" w:sz="1"/>
-            </w:tcBorders>
-            <w:shd w:fill="FFFFFF" w:val="clear"/>
-            <w:tcMar>
-              <w:top w:type="dxa" w:w="80"/>
-              <w:left w:type="dxa" w:w="100"/>
-              <w:bottom w:type="dxa" w:w="80"/>
-              <w:right w:type="dxa" w:w="100"/>
-            </w:tcMar>
-          </w:tcPr>
-          <w:p>
-            <w:r>
-              <w:rPr>
-                <w:rFonts w:ascii="Arial" w:cs="Arial" w:eastAsia="Arial" w:hAnsi="Arial"/>
-                <w:b w:val="false"/>
-                <w:bCs w:val="false"/>
-                <w:sz w:val="18"/>
-                <w:szCs w:val="18"/>
-              </w:rPr>
-              <w:t xml:space="preserve">LAMB3</w:t>
-            </w:r>
-          </w:p>
-        </w:tc>
-        <w:tc>
-          <w:tcPr>
-            <w:tcW w:type="dxa" w:w="1600"/>
-            <w:tcBorders>
-              <w:top w:val="single" w:color="B0C8E0" w:sz="1"/>
-              <w:left w:val="single" w:color="B0C8E0" w:sz="1"/>
-              <w:bottom w:val="single" w:color="B0C8E0" w:sz="1"/>
-              <w:right w:val="single" w:color="B0C8E0" w:sz="1"/>
-            </w:tcBorders>
-            <w:shd w:fill="FFFFFF" w:val="clear"/>
-            <w:tcMar>
-              <w:top w:type="dxa" w:w="80"/>
-              <w:left w:type="dxa" w:w="100"/>
-              <w:bottom w:type="dxa" w:w="80"/>
-              <w:right w:type="dxa" w:w="100"/>
-            </w:tcMar>
-          </w:tcPr>
-          <w:p>
-            <w:r>
-              <w:rPr>
-                <w:rFonts w:ascii="Arial" w:cs="Arial" w:eastAsia="Arial" w:hAnsi="Arial"/>
-                <w:b w:val="false"/>
-                <w:bCs w:val="false"/>
-                <w:sz w:val="18"/>
-                <w:szCs w:val="18"/>
-              </w:rPr>
-              <w:t xml:space="preserve">Q13751</w:t>
-            </w:r>
-          </w:p>
-        </w:tc>
-        <w:tc>
-          <w:tcPr>
-            <w:tcW w:type="dxa" w:w="1400"/>
-            <w:tcBorders>
-              <w:top w:val="single" w:color="B0C8E0" w:sz="1"/>
-              <w:left w:val="single" w:color="B0C8E0" w:sz="1"/>
-              <w:bottom w:val="single" w:color="B0C8E0" w:sz="1"/>
-              <w:right w:val="single" w:color="B0C8E0" w:sz="1"/>
-            </w:tcBorders>
-            <w:shd w:fill="FFFFFF" w:val="clear"/>
-            <w:tcMar>
-              <w:top w:type="dxa" w:w="80"/>
-              <w:left w:type="dxa" w:w="100"/>
-              <w:bottom w:type="dxa" w:w="80"/>
-              <w:right w:type="dxa" w:w="100"/>
-            </w:tcMar>
-          </w:tcPr>
-          <w:p>
-            <w:r>
-              <w:rPr>
-                <w:rFonts w:ascii="Arial" w:cs="Arial" w:eastAsia="Arial" w:hAnsi="Arial"/>
-                <w:b w:val="false"/>
-                <w:bCs w:val="false"/>
-                <w:sz w:val="18"/>
-                <w:szCs w:val="18"/>
-              </w:rPr>
-              <w:t xml:space="preserve">3.444</w:t>
-            </w:r>
-          </w:p>
-        </w:tc>
-        <w:tc>
-          <w:tcPr>
-            <w:tcW w:type="dxa" w:w="1600"/>
-            <w:tcBorders>
-              <w:top w:val="single" w:color="B0C8E0" w:sz="1"/>
-              <w:left w:val="single" w:color="B0C8E0" w:sz="1"/>
-              <w:bottom w:val="single" w:color="B0C8E0" w:sz="1"/>
-              <w:right w:val="single" w:color="B0C8E0" w:sz="1"/>
-            </w:tcBorders>
-            <w:shd w:fill="FFFFFF" w:val="clear"/>
-            <w:tcMar>
-              <w:top w:type="dxa" w:w="80"/>
-              <w:left w:type="dxa" w:w="100"/>
-              <w:bottom w:type="dxa" w:w="80"/>
-              <w:right w:type="dxa" w:w="100"/>
-            </w:tcMar>
-          </w:tcPr>
-          <w:p>
-            <w:r>
-              <w:rPr>
-                <w:rFonts w:ascii="Arial" w:cs="Arial" w:eastAsia="Arial" w:hAnsi="Arial"/>
-                <w:b w:val="false"/>
-                <w:bCs w:val="false"/>
-                <w:sz w:val="18"/>
-                <w:szCs w:val="18"/>
-              </w:rPr>
-              <w:t xml:space="preserve">9.23e-4</w:t>
-            </w:r>
-          </w:p>
-        </w:tc>
-        <w:tc>
-          <w:tcPr>
-            <w:tcW w:type="dxa" w:w="2466"/>
-            <w:tcBorders>
-              <w:top w:val="single" w:color="B0C8E0" w:sz="1"/>
-              <w:left w:val="single" w:color="B0C8E0" w:sz="1"/>
-              <w:bottom w:val="single" w:color="B0C8E0" w:sz="1"/>
-              <w:right w:val="single" w:color="B0C8E0" w:sz="1"/>
-            </w:tcBorders>
-            <w:shd w:fill="FFFFFF" w:val="clear"/>
-            <w:tcMar>
-              <w:top w:type="dxa" w:w="80"/>
-              <w:left w:type="dxa" w:w="100"/>
-              <w:bottom w:type="dxa" w:w="80"/>
-              <w:right w:type="dxa" w:w="100"/>
-            </w:tcMar>
-          </w:tcPr>
-          <w:p>
-            <w:r>
-              <w:rPr>
-                <w:rFonts w:ascii="Arial" w:cs="Arial" w:eastAsia="Arial" w:hAnsi="Arial"/>
-                <w:b w:val="false"/>
-                <w:bCs w:val="false"/>
-                <w:sz w:val="18"/>
-                <w:szCs w:val="18"/>
-              </w:rPr>
-              <w:t xml:space="preserve">Sobreexpresada</w:t>
-            </w:r>
-          </w:p>
-        </w:tc>
-      </w:tr>
-      <w:tr>
-        <w:tc>
-          <w:tcPr>
-            <w:tcW w:type="dxa" w:w="1800"/>
-            <w:tcBorders>
-              <w:top w:val="single" w:color="B0C8E0" w:sz="1"/>
-              <w:left w:val="single" w:color="B0C8E0" w:sz="1"/>
-              <w:bottom w:val="single" w:color="B0C8E0" w:sz="1"/>
-              <w:right w:val="single" w:color="B0C8E0" w:sz="1"/>
-            </w:tcBorders>
-            <w:shd w:fill="EEF4FB" w:val="clear"/>
-            <w:tcMar>
-              <w:top w:type="dxa" w:w="80"/>
-              <w:left w:type="dxa" w:w="100"/>
-              <w:bottom w:type="dxa" w:w="80"/>
-              <w:right w:type="dxa" w:w="100"/>
-            </w:tcMar>
-          </w:tcPr>
-          <w:p>
-            <w:r>
-              <w:rPr>
-                <w:rFonts w:ascii="Arial" w:cs="Arial" w:eastAsia="Arial" w:hAnsi="Arial"/>
-                <w:b w:val="false"/>
-                <w:bCs w:val="false"/>
-                <w:sz w:val="18"/>
-                <w:szCs w:val="18"/>
-              </w:rPr>
-              <w:t xml:space="preserve">LAMA3</w:t>
-            </w:r>
-          </w:p>
-        </w:tc>
-        <w:tc>
-          <w:tcPr>
-            <w:tcW w:type="dxa" w:w="1600"/>
-            <w:tcBorders>
-              <w:top w:val="single" w:color="B0C8E0" w:sz="1"/>
-              <w:left w:val="single" w:color="B0C8E0" w:sz="1"/>
-              <w:bottom w:val="single" w:color="B0C8E0" w:sz="1"/>
-              <w:right w:val="single" w:color="B0C8E0" w:sz="1"/>
-            </w:tcBorders>
-            <w:shd w:fill="EEF4FB" w:val="clear"/>
-            <w:tcMar>
-              <w:top w:type="dxa" w:w="80"/>
-              <w:left w:type="dxa" w:w="100"/>
-              <w:bottom w:type="dxa" w:w="80"/>
-              <w:right w:type="dxa" w:w="100"/>
-            </w:tcMar>
-          </w:tcPr>
-          <w:p>
-            <w:r>
-              <w:rPr>
-                <w:rFonts w:ascii="Arial" w:cs="Arial" w:eastAsia="Arial" w:hAnsi="Arial"/>
-                <w:b w:val="false"/>
-                <w:bCs w:val="false"/>
-                <w:sz w:val="18"/>
-                <w:szCs w:val="18"/>
-              </w:rPr>
-              <w:t xml:space="preserve">Q16787</w:t>
-            </w:r>
-          </w:p>
-        </w:tc>
-        <w:tc>
-          <w:tcPr>
-            <w:tcW w:type="dxa" w:w="1400"/>
-            <w:tcBorders>
-              <w:top w:val="single" w:color="B0C8E0" w:sz="1"/>
-              <w:left w:val="single" w:color="B0C8E0" w:sz="1"/>
-              <w:bottom w:val="single" w:color="B0C8E0" w:sz="1"/>
-              <w:right w:val="single" w:color="B0C8E0" w:sz="1"/>
-            </w:tcBorders>
-            <w:shd w:fill="EEF4FB" w:val="clear"/>
-            <w:tcMar>
-              <w:top w:type="dxa" w:w="80"/>
-              <w:left w:type="dxa" w:w="100"/>
-              <w:bottom w:type="dxa" w:w="80"/>
-              <w:right w:type="dxa" w:w="100"/>
-            </w:tcMar>
-          </w:tcPr>
-          <w:p>
-            <w:r>
-              <w:rPr>
-                <w:rFonts w:ascii="Arial" w:cs="Arial" w:eastAsia="Arial" w:hAnsi="Arial"/>
-                <w:b w:val="false"/>
-                <w:bCs w:val="false"/>
-                <w:sz w:val="18"/>
-                <w:szCs w:val="18"/>
-              </w:rPr>
-              <w:t xml:space="preserve">3.22</w:t>
-            </w:r>
-          </w:p>
-        </w:tc>
-        <w:tc>
-          <w:tcPr>
-            <w:tcW w:type="dxa" w:w="1600"/>
-            <w:tcBorders>
-              <w:top w:val="single" w:color="B0C8E0" w:sz="1"/>
-              <w:left w:val="single" w:color="B0C8E0" w:sz="1"/>
-              <w:bottom w:val="single" w:color="B0C8E0" w:sz="1"/>
-              <w:right w:val="single" w:color="B0C8E0" w:sz="1"/>
-            </w:tcBorders>
-            <w:shd w:fill="EEF4FB" w:val="clear"/>
-            <w:tcMar>
-              <w:top w:type="dxa" w:w="80"/>
-              <w:left w:type="dxa" w:w="100"/>
-              <w:bottom w:type="dxa" w:w="80"/>
-              <w:right w:type="dxa" w:w="100"/>
-            </w:tcMar>
-          </w:tcPr>
-          <w:p>
-            <w:r>
-              <w:rPr>
-                <w:rFonts w:ascii="Arial" w:cs="Arial" w:eastAsia="Arial" w:hAnsi="Arial"/>
-                <w:b w:val="false"/>
-                <w:bCs w:val="false"/>
-                <w:sz w:val="18"/>
-                <w:szCs w:val="18"/>
-              </w:rPr>
-              <w:t xml:space="preserve">1.38e-4</w:t>
-            </w:r>
-          </w:p>
-        </w:tc>
-        <w:tc>
-          <w:tcPr>
-            <w:tcW w:type="dxa" w:w="2466"/>
-            <w:tcBorders>
-              <w:top w:val="single" w:color="B0C8E0" w:sz="1"/>
-              <w:left w:val="single" w:color="B0C8E0" w:sz="1"/>
-              <w:bottom w:val="single" w:color="B0C8E0" w:sz="1"/>
-              <w:right w:val="single" w:color="B0C8E0" w:sz="1"/>
-            </w:tcBorders>
-            <w:shd w:fill="EEF4FB" w:val="clear"/>
-            <w:tcMar>
-              <w:top w:type="dxa" w:w="80"/>
-              <w:left w:type="dxa" w:w="100"/>
-              <w:bottom w:type="dxa" w:w="80"/>
-              <w:right w:type="dxa" w:w="100"/>
-            </w:tcMar>
-          </w:tcPr>
-          <w:p>
-            <w:r>
-              <w:rPr>
-                <w:rFonts w:ascii="Arial" w:cs="Arial" w:eastAsia="Arial" w:hAnsi="Arial"/>
-                <w:b w:val="false"/>
-                <w:bCs w:val="false"/>
-                <w:sz w:val="18"/>
-                <w:szCs w:val="18"/>
-              </w:rPr>
-              <w:t xml:space="preserve">Sobreexpresada</w:t>
-            </w:r>
-          </w:p>
-        </w:tc>
-      </w:tr>
-      <w:tr>
-        <w:tc>
-          <w:tcPr>
-            <w:tcW w:type="dxa" w:w="1800"/>
-            <w:tcBorders>
-              <w:top w:val="single" w:color="B0C8E0" w:sz="1"/>
-              <w:left w:val="single" w:color="B0C8E0" w:sz="1"/>
-              <w:bottom w:val="single" w:color="B0C8E0" w:sz="1"/>
-              <w:right w:val="single" w:color="B0C8E0" w:sz="1"/>
-            </w:tcBorders>
-            <w:shd w:fill="FFFFFF" w:val="clear"/>
-            <w:tcMar>
-              <w:top w:type="dxa" w:w="80"/>
-              <w:left w:type="dxa" w:w="100"/>
-              <w:bottom w:type="dxa" w:w="80"/>
-              <w:right w:type="dxa" w:w="100"/>
-            </w:tcMar>
-          </w:tcPr>
-          <w:p>
-            <w:r>
-              <w:rPr>
-                <w:rFonts w:ascii="Arial" w:cs="Arial" w:eastAsia="Arial" w:hAnsi="Arial"/>
-                <w:b w:val="false"/>
-                <w:bCs w:val="false"/>
-                <w:sz w:val="18"/>
-                <w:szCs w:val="18"/>
-              </w:rPr>
-              <w:t xml:space="preserve">SERPINE1</w:t>
-            </w:r>
-          </w:p>
-        </w:tc>
-        <w:tc>
-          <w:tcPr>
-            <w:tcW w:type="dxa" w:w="1600"/>
-            <w:tcBorders>
-              <w:top w:val="single" w:color="B0C8E0" w:sz="1"/>
-              <w:left w:val="single" w:color="B0C8E0" w:sz="1"/>
-              <w:bottom w:val="single" w:color="B0C8E0" w:sz="1"/>
-              <w:right w:val="single" w:color="B0C8E0" w:sz="1"/>
-            </w:tcBorders>
-            <w:shd w:fill="FFFFFF" w:val="clear"/>
-            <w:tcMar>
-              <w:top w:type="dxa" w:w="80"/>
-              <w:left w:type="dxa" w:w="100"/>
-              <w:bottom w:type="dxa" w:w="80"/>
-              <w:right w:type="dxa" w:w="100"/>
-            </w:tcMar>
-          </w:tcPr>
-          <w:p>
-            <w:r>
-              <w:rPr>
-                <w:rFonts w:ascii="Arial" w:cs="Arial" w:eastAsia="Arial" w:hAnsi="Arial"/>
-                <w:b w:val="false"/>
-                <w:bCs w:val="false"/>
-                <w:sz w:val="18"/>
-                <w:szCs w:val="18"/>
-              </w:rPr>
-              <w:t xml:space="preserve">P05121</w:t>
-            </w:r>
-          </w:p>
-        </w:tc>
-        <w:tc>
-          <w:tcPr>
-            <w:tcW w:type="dxa" w:w="1400"/>
-            <w:tcBorders>
-              <w:top w:val="single" w:color="B0C8E0" w:sz="1"/>
-              <w:left w:val="single" w:color="B0C8E0" w:sz="1"/>
-              <w:bottom w:val="single" w:color="B0C8E0" w:sz="1"/>
-              <w:right w:val="single" w:color="B0C8E0" w:sz="1"/>
-            </w:tcBorders>
-            <w:shd w:fill="FFFFFF" w:val="clear"/>
-            <w:tcMar>
-              <w:top w:type="dxa" w:w="80"/>
-              <w:left w:type="dxa" w:w="100"/>
-              <w:bottom w:type="dxa" w:w="80"/>
-              <w:right w:type="dxa" w:w="100"/>
-            </w:tcMar>
-          </w:tcPr>
-          <w:p>
-            <w:r>
-              <w:rPr>
-                <w:rFonts w:ascii="Arial" w:cs="Arial" w:eastAsia="Arial" w:hAnsi="Arial"/>
-                <w:b w:val="false"/>
-                <w:bCs w:val="false"/>
-                <w:sz w:val="18"/>
-                <w:szCs w:val="18"/>
-              </w:rPr>
-              <w:t xml:space="preserve">3.093</w:t>
-            </w:r>
-          </w:p>
-        </w:tc>
-        <w:tc>
-          <w:tcPr>
-            <w:tcW w:type="dxa" w:w="1600"/>
-            <w:tcBorders>
-              <w:top w:val="single" w:color="B0C8E0" w:sz="1"/>
-              <w:left w:val="single" w:color="B0C8E0" w:sz="1"/>
-              <w:bottom w:val="single" w:color="B0C8E0" w:sz="1"/>
-              <w:right w:val="single" w:color="B0C8E0" w:sz="1"/>
-            </w:tcBorders>
-            <w:shd w:fill="FFFFFF" w:val="clear"/>
-            <w:tcMar>
-              <w:top w:type="dxa" w:w="80"/>
-              <w:left w:type="dxa" w:w="100"/>
-              <w:bottom w:type="dxa" w:w="80"/>
-              <w:right w:type="dxa" w:w="100"/>
-            </w:tcMar>
-          </w:tcPr>
-          <w:p>
-            <w:r>
-              <w:rPr>
-                <w:rFonts w:ascii="Arial" w:cs="Arial" w:eastAsia="Arial" w:hAnsi="Arial"/>
-                <w:b w:val="false"/>
-                <w:bCs w:val="false"/>
-                <w:sz w:val="18"/>
-                <w:szCs w:val="18"/>
-              </w:rPr>
-              <w:t xml:space="preserve">0.00946</w:t>
-            </w:r>
-          </w:p>
-        </w:tc>
-        <w:tc>
-          <w:tcPr>
-            <w:tcW w:type="dxa" w:w="2466"/>
-            <w:tcBorders>
-              <w:top w:val="single" w:color="B0C8E0" w:sz="1"/>
-              <w:left w:val="single" w:color="B0C8E0" w:sz="1"/>
-              <w:bottom w:val="single" w:color="B0C8E0" w:sz="1"/>
-              <w:right w:val="single" w:color="B0C8E0" w:sz="1"/>
-            </w:tcBorders>
-            <w:shd w:fill="FFFFFF" w:val="clear"/>
-            <w:tcMar>
-              <w:top w:type="dxa" w:w="80"/>
-              <w:left w:type="dxa" w:w="100"/>
-              <w:bottom w:type="dxa" w:w="80"/>
-              <w:right w:type="dxa" w:w="100"/>
-            </w:tcMar>
-          </w:tcPr>
-          <w:p>
-            <w:r>
-              <w:rPr>
-                <w:rFonts w:ascii="Arial" w:cs="Arial" w:eastAsia="Arial" w:hAnsi="Arial"/>
-                <w:b w:val="false"/>
-                <w:bCs w:val="false"/>
-                <w:sz w:val="18"/>
-                <w:szCs w:val="18"/>
-              </w:rPr>
-              <w:t xml:space="preserve">Sobreexpresada</w:t>
-            </w:r>
-          </w:p>
-        </w:tc>
-      </w:tr>
-      <w:tr>
-        <w:tc>
-          <w:tcPr>
-            <w:tcW w:type="dxa" w:w="1800"/>
-            <w:tcBorders>
-              <w:top w:val="single" w:color="B0C8E0" w:sz="1"/>
-              <w:left w:val="single" w:color="B0C8E0" w:sz="1"/>
-              <w:bottom w:val="single" w:color="B0C8E0" w:sz="1"/>
-              <w:right w:val="single" w:color="B0C8E0" w:sz="1"/>
-            </w:tcBorders>
-            <w:shd w:fill="EEF4FB" w:val="clear"/>
-            <w:tcMar>
-              <w:top w:type="dxa" w:w="80"/>
-              <w:left w:type="dxa" w:w="100"/>
-              <w:bottom w:type="dxa" w:w="80"/>
-              <w:right w:type="dxa" w:w="100"/>
-            </w:tcMar>
-          </w:tcPr>
-          <w:p>
-            <w:r>
-              <w:rPr>
-                <w:rFonts w:ascii="Arial" w:cs="Arial" w:eastAsia="Arial" w:hAnsi="Arial"/>
-                <w:b w:val="false"/>
-                <w:bCs w:val="false"/>
-                <w:sz w:val="18"/>
-                <w:szCs w:val="18"/>
-              </w:rPr>
-              <w:t xml:space="preserve">PTK7</w:t>
-            </w:r>
-          </w:p>
-        </w:tc>
-        <w:tc>
-          <w:tcPr>
-            <w:tcW w:type="dxa" w:w="1600"/>
-            <w:tcBorders>
-              <w:top w:val="single" w:color="B0C8E0" w:sz="1"/>
-              <w:left w:val="single" w:color="B0C8E0" w:sz="1"/>
-              <w:bottom w:val="single" w:color="B0C8E0" w:sz="1"/>
-              <w:right w:val="single" w:color="B0C8E0" w:sz="1"/>
-            </w:tcBorders>
-            <w:shd w:fill="EEF4FB" w:val="clear"/>
-            <w:tcMar>
-              <w:top w:type="dxa" w:w="80"/>
-              <w:left w:type="dxa" w:w="100"/>
-              <w:bottom w:type="dxa" w:w="80"/>
-              <w:right w:type="dxa" w:w="100"/>
-            </w:tcMar>
-          </w:tcPr>
-          <w:p>
-            <w:r>
-              <w:rPr>
-                <w:rFonts w:ascii="Arial" w:cs="Arial" w:eastAsia="Arial" w:hAnsi="Arial"/>
-                <w:b w:val="false"/>
-                <w:bCs w:val="false"/>
-                <w:sz w:val="18"/>
-                <w:szCs w:val="18"/>
-              </w:rPr>
-              <w:t xml:space="preserve">Q13308</w:t>
-            </w:r>
-          </w:p>
-        </w:tc>
-        <w:tc>
-          <w:tcPr>
-            <w:tcW w:type="dxa" w:w="1400"/>
-            <w:tcBorders>
-              <w:top w:val="single" w:color="B0C8E0" w:sz="1"/>
-              <w:left w:val="single" w:color="B0C8E0" w:sz="1"/>
-              <w:bottom w:val="single" w:color="B0C8E0" w:sz="1"/>
-              <w:right w:val="single" w:color="B0C8E0" w:sz="1"/>
-            </w:tcBorders>
-            <w:shd w:fill="EEF4FB" w:val="clear"/>
-            <w:tcMar>
-              <w:top w:type="dxa" w:w="80"/>
-              <w:left w:type="dxa" w:w="100"/>
-              <w:bottom w:type="dxa" w:w="80"/>
-              <w:right w:type="dxa" w:w="100"/>
-            </w:tcMar>
-          </w:tcPr>
-          <w:p>
-            <w:r>
-              <w:rPr>
-                <w:rFonts w:ascii="Arial" w:cs="Arial" w:eastAsia="Arial" w:hAnsi="Arial"/>
-                <w:b w:val="false"/>
-                <w:bCs w:val="false"/>
-                <w:sz w:val="18"/>
-                <w:szCs w:val="18"/>
-              </w:rPr>
-              <w:t xml:space="preserve">3.079</w:t>
-            </w:r>
-          </w:p>
-        </w:tc>
-        <w:tc>
-          <w:tcPr>
-            <w:tcW w:type="dxa" w:w="1600"/>
-            <w:tcBorders>
-              <w:top w:val="single" w:color="B0C8E0" w:sz="1"/>
-              <w:left w:val="single" w:color="B0C8E0" w:sz="1"/>
-              <w:bottom w:val="single" w:color="B0C8E0" w:sz="1"/>
-              <w:right w:val="single" w:color="B0C8E0" w:sz="1"/>
-            </w:tcBorders>
-            <w:shd w:fill="EEF4FB" w:val="clear"/>
-            <w:tcMar>
-              <w:top w:type="dxa" w:w="80"/>
-              <w:left w:type="dxa" w:w="100"/>
-              <w:bottom w:type="dxa" w:w="80"/>
-              <w:right w:type="dxa" w:w="100"/>
-            </w:tcMar>
-          </w:tcPr>
-          <w:p>
-            <w:r>
-              <w:rPr>
-                <w:rFonts w:ascii="Arial" w:cs="Arial" w:eastAsia="Arial" w:hAnsi="Arial"/>
-                <w:b w:val="false"/>
-                <w:bCs w:val="false"/>
-                <w:sz w:val="18"/>
-                <w:szCs w:val="18"/>
-              </w:rPr>
-              <w:t xml:space="preserve">1.43e-4</w:t>
-            </w:r>
-          </w:p>
-        </w:tc>
-        <w:tc>
-          <w:tcPr>
-            <w:tcW w:type="dxa" w:w="2466"/>
-            <w:tcBorders>
-              <w:top w:val="single" w:color="B0C8E0" w:sz="1"/>
-              <w:left w:val="single" w:color="B0C8E0" w:sz="1"/>
-              <w:bottom w:val="single" w:color="B0C8E0" w:sz="1"/>
-              <w:right w:val="single" w:color="B0C8E0" w:sz="1"/>
-            </w:tcBorders>
-            <w:shd w:fill="EEF4FB" w:val="clear"/>
-            <w:tcMar>
-              <w:top w:type="dxa" w:w="80"/>
-              <w:left w:type="dxa" w:w="100"/>
-              <w:bottom w:type="dxa" w:w="80"/>
-              <w:right w:type="dxa" w:w="100"/>
-            </w:tcMar>
-          </w:tcPr>
-          <w:p>
-            <w:r>
-              <w:rPr>
-                <w:rFonts w:ascii="Arial" w:cs="Arial" w:eastAsia="Arial" w:hAnsi="Arial"/>
-                <w:b w:val="false"/>
-                <w:bCs w:val="false"/>
-                <w:sz w:val="18"/>
-                <w:szCs w:val="18"/>
-              </w:rPr>
-              <w:t xml:space="preserve">Sobreexpresada</w:t>
-            </w:r>
-          </w:p>
-        </w:tc>
-      </w:tr>
-      <w:tr>
-        <w:tc>
-          <w:tcPr>
-            <w:tcW w:type="dxa" w:w="1800"/>
-            <w:tcBorders>
-              <w:top w:val="single" w:color="B0C8E0" w:sz="1"/>
-              <w:left w:val="single" w:color="B0C8E0" w:sz="1"/>
-              <w:bottom w:val="single" w:color="B0C8E0" w:sz="1"/>
-              <w:right w:val="single" w:color="B0C8E0" w:sz="1"/>
-            </w:tcBorders>
-            <w:shd w:fill="FFFFFF" w:val="clear"/>
-            <w:tcMar>
-              <w:top w:type="dxa" w:w="80"/>
-              <w:left w:type="dxa" w:w="100"/>
-              <w:bottom w:type="dxa" w:w="80"/>
-              <w:right w:type="dxa" w:w="100"/>
-            </w:tcMar>
-          </w:tcPr>
-          <w:p>
-            <w:r>
-              <w:rPr>
-                <w:rFonts w:ascii="Arial" w:cs="Arial" w:eastAsia="Arial" w:hAnsi="Arial"/>
-                <w:b w:val="false"/>
-                <w:bCs w:val="false"/>
-                <w:sz w:val="18"/>
-                <w:szCs w:val="18"/>
-              </w:rPr>
-              <w:t xml:space="preserve">IL36RN</w:t>
-            </w:r>
-          </w:p>
-        </w:tc>
-        <w:tc>
-          <w:tcPr>
-            <w:tcW w:type="dxa" w:w="1600"/>
-            <w:tcBorders>
-              <w:top w:val="single" w:color="B0C8E0" w:sz="1"/>
-              <w:left w:val="single" w:color="B0C8E0" w:sz="1"/>
-              <w:bottom w:val="single" w:color="B0C8E0" w:sz="1"/>
-              <w:right w:val="single" w:color="B0C8E0" w:sz="1"/>
-            </w:tcBorders>
-            <w:shd w:fill="FFFFFF" w:val="clear"/>
-            <w:tcMar>
-              <w:top w:type="dxa" w:w="80"/>
-              <w:left w:type="dxa" w:w="100"/>
-              <w:bottom w:type="dxa" w:w="80"/>
-              <w:right w:type="dxa" w:w="100"/>
-            </w:tcMar>
-          </w:tcPr>
-          <w:p>
-            <w:r>
-              <w:rPr>
-                <w:rFonts w:ascii="Arial" w:cs="Arial" w:eastAsia="Arial" w:hAnsi="Arial"/>
-                <w:b w:val="false"/>
-                <w:bCs w:val="false"/>
-                <w:sz w:val="18"/>
-                <w:szCs w:val="18"/>
-              </w:rPr>
-              <w:t xml:space="preserve">Q9UBH0</w:t>
-            </w:r>
-          </w:p>
-        </w:tc>
-        <w:tc>
-          <w:tcPr>
-            <w:tcW w:type="dxa" w:w="1400"/>
-            <w:tcBorders>
-              <w:top w:val="single" w:color="B0C8E0" w:sz="1"/>
-              <w:left w:val="single" w:color="B0C8E0" w:sz="1"/>
-              <w:bottom w:val="single" w:color="B0C8E0" w:sz="1"/>
-              <w:right w:val="single" w:color="B0C8E0" w:sz="1"/>
-            </w:tcBorders>
-            <w:shd w:fill="FFFFFF" w:val="clear"/>
-            <w:tcMar>
-              <w:top w:type="dxa" w:w="80"/>
-              <w:left w:type="dxa" w:w="100"/>
-              <w:bottom w:type="dxa" w:w="80"/>
-              <w:right w:type="dxa" w:w="100"/>
-            </w:tcMar>
-          </w:tcPr>
-          <w:p>
-            <w:r>
-              <w:rPr>
-                <w:rFonts w:ascii="Arial" w:cs="Arial" w:eastAsia="Arial" w:hAnsi="Arial"/>
-                <w:b w:val="false"/>
-                <w:bCs w:val="false"/>
-                <w:sz w:val="18"/>
-                <w:szCs w:val="18"/>
-              </w:rPr>
-              <w:t xml:space="preserve">3.043</w:t>
-            </w:r>
-          </w:p>
-        </w:tc>
-        <w:tc>
-          <w:tcPr>
-            <w:tcW w:type="dxa" w:w="1600"/>
-            <w:tcBorders>
-              <w:top w:val="single" w:color="B0C8E0" w:sz="1"/>
-              <w:left w:val="single" w:color="B0C8E0" w:sz="1"/>
-              <w:bottom w:val="single" w:color="B0C8E0" w:sz="1"/>
-              <w:right w:val="single" w:color="B0C8E0" w:sz="1"/>
-            </w:tcBorders>
-            <w:shd w:fill="FFFFFF" w:val="clear"/>
-            <w:tcMar>
-              <w:top w:type="dxa" w:w="80"/>
-              <w:left w:type="dxa" w:w="100"/>
-              <w:bottom w:type="dxa" w:w="80"/>
-              <w:right w:type="dxa" w:w="100"/>
-            </w:tcMar>
-          </w:tcPr>
-          <w:p>
-            <w:r>
-              <w:rPr>
-                <w:rFonts w:ascii="Arial" w:cs="Arial" w:eastAsia="Arial" w:hAnsi="Arial"/>
-                <w:b w:val="false"/>
-                <w:bCs w:val="false"/>
-                <w:sz w:val="18"/>
-                <w:szCs w:val="18"/>
-              </w:rPr>
-              <w:t xml:space="preserve">0.0185</w:t>
-            </w:r>
-          </w:p>
-        </w:tc>
-        <w:tc>
-          <w:tcPr>
-            <w:tcW w:type="dxa" w:w="2466"/>
-            <w:tcBorders>
-              <w:top w:val="single" w:color="B0C8E0" w:sz="1"/>
-              <w:left w:val="single" w:color="B0C8E0" w:sz="1"/>
-              <w:bottom w:val="single" w:color="B0C8E0" w:sz="1"/>
-              <w:right w:val="single" w:color="B0C8E0" w:sz="1"/>
-            </w:tcBorders>
-            <w:shd w:fill="FFFFFF" w:val="clear"/>
-            <w:tcMar>
-              <w:top w:type="dxa" w:w="80"/>
-              <w:left w:type="dxa" w:w="100"/>
-              <w:bottom w:type="dxa" w:w="80"/>
-              <w:right w:type="dxa" w:w="100"/>
-            </w:tcMar>
-          </w:tcPr>
-          <w:p>
-            <w:r>
-              <w:rPr>
-                <w:rFonts w:ascii="Arial" w:cs="Arial" w:eastAsia="Arial" w:hAnsi="Arial"/>
-                <w:b w:val="false"/>
-                <w:bCs w:val="false"/>
-                <w:sz w:val="18"/>
-                <w:szCs w:val="18"/>
-              </w:rPr>
-              <w:t xml:space="preserve">Sobreexpresada</w:t>
-            </w:r>
-          </w:p>
-        </w:tc>
-      </w:tr>
-      <w:tr>
-        <w:tc>
-          <w:tcPr>
-            <w:tcW w:type="dxa" w:w="1800"/>
-            <w:tcBorders>
-              <w:top w:val="single" w:color="B0C8E0" w:sz="1"/>
-              <w:left w:val="single" w:color="B0C8E0" w:sz="1"/>
-              <w:bottom w:val="single" w:color="B0C8E0" w:sz="1"/>
-              <w:right w:val="single" w:color="B0C8E0" w:sz="1"/>
-            </w:tcBorders>
-            <w:shd w:fill="EEF4FB" w:val="clear"/>
-            <w:tcMar>
-              <w:top w:type="dxa" w:w="80"/>
-              <w:left w:type="dxa" w:w="100"/>
-              <w:bottom w:type="dxa" w:w="80"/>
-              <w:right w:type="dxa" w:w="100"/>
-            </w:tcMar>
-          </w:tcPr>
-          <w:p>
-            <w:r>
-              <w:rPr>
-                <w:rFonts w:ascii="Arial" w:cs="Arial" w:eastAsia="Arial" w:hAnsi="Arial"/>
-                <w:b w:val="false"/>
-                <w:bCs w:val="false"/>
-                <w:sz w:val="18"/>
-                <w:szCs w:val="18"/>
-              </w:rPr>
-              <w:t xml:space="preserve">TNC</w:t>
-            </w:r>
-          </w:p>
-        </w:tc>
-        <w:tc>
-          <w:tcPr>
-            <w:tcW w:type="dxa" w:w="1600"/>
-            <w:tcBorders>
-              <w:top w:val="single" w:color="B0C8E0" w:sz="1"/>
-              <w:left w:val="single" w:color="B0C8E0" w:sz="1"/>
-              <w:bottom w:val="single" w:color="B0C8E0" w:sz="1"/>
-              <w:right w:val="single" w:color="B0C8E0" w:sz="1"/>
-            </w:tcBorders>
-            <w:shd w:fill="EEF4FB" w:val="clear"/>
-            <w:tcMar>
-              <w:top w:type="dxa" w:w="80"/>
-              <w:left w:type="dxa" w:w="100"/>
-              <w:bottom w:type="dxa" w:w="80"/>
-              <w:right w:type="dxa" w:w="100"/>
-            </w:tcMar>
-          </w:tcPr>
-          <w:p>
-            <w:r>
-              <w:rPr>
-                <w:rFonts w:ascii="Arial" w:cs="Arial" w:eastAsia="Arial" w:hAnsi="Arial"/>
-                <w:b w:val="false"/>
-                <w:bCs w:val="false"/>
-                <w:sz w:val="18"/>
-                <w:szCs w:val="18"/>
-              </w:rPr>
-              <w:t xml:space="preserve">P24821</w:t>
-            </w:r>
-          </w:p>
-        </w:tc>
-        <w:tc>
-          <w:tcPr>
-            <w:tcW w:type="dxa" w:w="1400"/>
-            <w:tcBorders>
-              <w:top w:val="single" w:color="B0C8E0" w:sz="1"/>
-              <w:left w:val="single" w:color="B0C8E0" w:sz="1"/>
-              <w:bottom w:val="single" w:color="B0C8E0" w:sz="1"/>
-              <w:right w:val="single" w:color="B0C8E0" w:sz="1"/>
-            </w:tcBorders>
-            <w:shd w:fill="EEF4FB" w:val="clear"/>
-            <w:tcMar>
-              <w:top w:type="dxa" w:w="80"/>
-              <w:left w:type="dxa" w:w="100"/>
-              <w:bottom w:type="dxa" w:w="80"/>
-              <w:right w:type="dxa" w:w="100"/>
-            </w:tcMar>
-          </w:tcPr>
-          <w:p>
-            <w:r>
-              <w:rPr>
-                <w:rFonts w:ascii="Arial" w:cs="Arial" w:eastAsia="Arial" w:hAnsi="Arial"/>
-                <w:b w:val="false"/>
-                <w:bCs w:val="false"/>
-                <w:sz w:val="18"/>
-                <w:szCs w:val="18"/>
-              </w:rPr>
-              <w:t xml:space="preserve">2.939</w:t>
-            </w:r>
-          </w:p>
-        </w:tc>
-        <w:tc>
-          <w:tcPr>
-            <w:tcW w:type="dxa" w:w="1600"/>
-            <w:tcBorders>
-              <w:top w:val="single" w:color="B0C8E0" w:sz="1"/>
-              <w:left w:val="single" w:color="B0C8E0" w:sz="1"/>
-              <w:bottom w:val="single" w:color="B0C8E0" w:sz="1"/>
-              <w:right w:val="single" w:color="B0C8E0" w:sz="1"/>
-            </w:tcBorders>
-            <w:shd w:fill="EEF4FB" w:val="clear"/>
-            <w:tcMar>
-              <w:top w:type="dxa" w:w="80"/>
-              <w:left w:type="dxa" w:w="100"/>
-              <w:bottom w:type="dxa" w:w="80"/>
-              <w:right w:type="dxa" w:w="100"/>
-            </w:tcMar>
-          </w:tcPr>
-          <w:p>
-            <w:r>
-              <w:rPr>
-                <w:rFonts w:ascii="Arial" w:cs="Arial" w:eastAsia="Arial" w:hAnsi="Arial"/>
-                <w:b w:val="false"/>
-                <w:bCs w:val="false"/>
-                <w:sz w:val="18"/>
-                <w:szCs w:val="18"/>
-              </w:rPr>
-              <w:t xml:space="preserve">0.00197</w:t>
-            </w:r>
-          </w:p>
-        </w:tc>
-        <w:tc>
-          <w:tcPr>
-            <w:tcW w:type="dxa" w:w="2466"/>
-            <w:tcBorders>
-              <w:top w:val="single" w:color="B0C8E0" w:sz="1"/>
-              <w:left w:val="single" w:color="B0C8E0" w:sz="1"/>
-              <w:bottom w:val="single" w:color="B0C8E0" w:sz="1"/>
-              <w:right w:val="single" w:color="B0C8E0" w:sz="1"/>
-            </w:tcBorders>
-            <w:shd w:fill="EEF4FB" w:val="clear"/>
-            <w:tcMar>
-              <w:top w:type="dxa" w:w="80"/>
-              <w:left w:type="dxa" w:w="100"/>
-              <w:bottom w:type="dxa" w:w="80"/>
-              <w:right w:type="dxa" w:w="100"/>
-            </w:tcMar>
-          </w:tcPr>
-          <w:p>
-            <w:r>
-              <w:rPr>
-                <w:rFonts w:ascii="Arial" w:cs="Arial" w:eastAsia="Arial" w:hAnsi="Arial"/>
-                <w:b w:val="false"/>
-                <w:bCs w:val="false"/>
-                <w:sz w:val="18"/>
-                <w:szCs w:val="18"/>
-              </w:rPr>
-              <w:t xml:space="preserve">Sobreexpresada</w:t>
-            </w:r>
-          </w:p>
-        </w:tc>
-      </w:tr>
-      <w:tr>
-        <w:tc>
-          <w:tcPr>
-            <w:tcW w:type="dxa" w:w="1800"/>
-            <w:tcBorders>
-              <w:top w:val="single" w:color="B0C8E0" w:sz="1"/>
-              <w:left w:val="single" w:color="B0C8E0" w:sz="1"/>
-              <w:bottom w:val="single" w:color="B0C8E0" w:sz="1"/>
-              <w:right w:val="single" w:color="B0C8E0" w:sz="1"/>
-            </w:tcBorders>
-            <w:shd w:fill="FFFFFF" w:val="clear"/>
-            <w:tcMar>
-              <w:top w:type="dxa" w:w="80"/>
-              <w:left w:type="dxa" w:w="100"/>
-              <w:bottom w:type="dxa" w:w="80"/>
-              <w:right w:type="dxa" w:w="100"/>
-            </w:tcMar>
-          </w:tcPr>
-          <w:p>
-            <w:r>
-              <w:rPr>
-                <w:rFonts w:ascii="Arial" w:cs="Arial" w:eastAsia="Arial" w:hAnsi="Arial"/>
-                <w:b w:val="false"/>
-                <w:bCs w:val="false"/>
-                <w:sz w:val="18"/>
-                <w:szCs w:val="18"/>
-              </w:rPr>
-              <w:t xml:space="preserve">ISG15</w:t>
-            </w:r>
-          </w:p>
-        </w:tc>
-        <w:tc>
-          <w:tcPr>
-            <w:tcW w:type="dxa" w:w="1600"/>
-            <w:tcBorders>
-              <w:top w:val="single" w:color="B0C8E0" w:sz="1"/>
-              <w:left w:val="single" w:color="B0C8E0" w:sz="1"/>
-              <w:bottom w:val="single" w:color="B0C8E0" w:sz="1"/>
-              <w:right w:val="single" w:color="B0C8E0" w:sz="1"/>
-            </w:tcBorders>
-            <w:shd w:fill="FFFFFF" w:val="clear"/>
-            <w:tcMar>
-              <w:top w:type="dxa" w:w="80"/>
-              <w:left w:type="dxa" w:w="100"/>
-              <w:bottom w:type="dxa" w:w="80"/>
-              <w:right w:type="dxa" w:w="100"/>
-            </w:tcMar>
-          </w:tcPr>
-          <w:p>
-            <w:r>
-              <w:rPr>
-                <w:rFonts w:ascii="Arial" w:cs="Arial" w:eastAsia="Arial" w:hAnsi="Arial"/>
-                <w:b w:val="false"/>
-                <w:bCs w:val="false"/>
-                <w:sz w:val="18"/>
-                <w:szCs w:val="18"/>
-              </w:rPr>
-              <w:t xml:space="preserve">P05161</w:t>
-            </w:r>
-          </w:p>
-        </w:tc>
-        <w:tc>
-          <w:tcPr>
-            <w:tcW w:type="dxa" w:w="1400"/>
-            <w:tcBorders>
-              <w:top w:val="single" w:color="B0C8E0" w:sz="1"/>
-              <w:left w:val="single" w:color="B0C8E0" w:sz="1"/>
-              <w:bottom w:val="single" w:color="B0C8E0" w:sz="1"/>
-              <w:right w:val="single" w:color="B0C8E0" w:sz="1"/>
-            </w:tcBorders>
-            <w:shd w:fill="FFFFFF" w:val="clear"/>
-            <w:tcMar>
-              <w:top w:type="dxa" w:w="80"/>
-              <w:left w:type="dxa" w:w="100"/>
-              <w:bottom w:type="dxa" w:w="80"/>
-              <w:right w:type="dxa" w:w="100"/>
-            </w:tcMar>
-          </w:tcPr>
-          <w:p>
-            <w:r>
-              <w:rPr>
-                <w:rFonts w:ascii="Arial" w:cs="Arial" w:eastAsia="Arial" w:hAnsi="Arial"/>
-                <w:b w:val="false"/>
-                <w:bCs w:val="false"/>
-                <w:sz w:val="18"/>
-                <w:szCs w:val="18"/>
-              </w:rPr>
-              <w:t xml:space="preserve">2.844</w:t>
-            </w:r>
-          </w:p>
-        </w:tc>
-        <w:tc>
-          <w:tcPr>
-            <w:tcW w:type="dxa" w:w="1600"/>
-            <w:tcBorders>
-              <w:top w:val="single" w:color="B0C8E0" w:sz="1"/>
-              <w:left w:val="single" w:color="B0C8E0" w:sz="1"/>
-              <w:bottom w:val="single" w:color="B0C8E0" w:sz="1"/>
-              <w:right w:val="single" w:color="B0C8E0" w:sz="1"/>
-            </w:tcBorders>
-            <w:shd w:fill="FFFFFF" w:val="clear"/>
-            <w:tcMar>
-              <w:top w:type="dxa" w:w="80"/>
-              <w:left w:type="dxa" w:w="100"/>
-              <w:bottom w:type="dxa" w:w="80"/>
-              <w:right w:type="dxa" w:w="100"/>
-            </w:tcMar>
-          </w:tcPr>
-          <w:p>
-            <w:r>
-              <w:rPr>
-                <w:rFonts w:ascii="Arial" w:cs="Arial" w:eastAsia="Arial" w:hAnsi="Arial"/>
-                <w:b w:val="false"/>
-                <w:bCs w:val="false"/>
-                <w:sz w:val="18"/>
-                <w:szCs w:val="18"/>
-              </w:rPr>
-              <w:t xml:space="preserve">0.00183</w:t>
-            </w:r>
-          </w:p>
-        </w:tc>
-        <w:tc>
-          <w:tcPr>
-            <w:tcW w:type="dxa" w:w="2466"/>
-            <w:tcBorders>
-              <w:top w:val="single" w:color="B0C8E0" w:sz="1"/>
-              <w:left w:val="single" w:color="B0C8E0" w:sz="1"/>
-              <w:bottom w:val="single" w:color="B0C8E0" w:sz="1"/>
-              <w:right w:val="single" w:color="B0C8E0" w:sz="1"/>
-            </w:tcBorders>
-            <w:shd w:fill="FFFFFF" w:val="clear"/>
-            <w:tcMar>
-              <w:top w:type="dxa" w:w="80"/>
-              <w:left w:type="dxa" w:w="100"/>
-              <w:bottom w:type="dxa" w:w="80"/>
-              <w:right w:type="dxa" w:w="100"/>
-            </w:tcMar>
-          </w:tcPr>
-          <w:p>
-            <w:r>
-              <w:rPr>
-                <w:rFonts w:ascii="Arial" w:cs="Arial" w:eastAsia="Arial" w:hAnsi="Arial"/>
-                <w:b w:val="false"/>
-                <w:bCs w:val="false"/>
-                <w:sz w:val="18"/>
-                <w:szCs w:val="18"/>
-              </w:rPr>
-              <w:t xml:space="preserve">Sobreexpresada</w:t>
-            </w:r>
-          </w:p>
-        </w:tc>
-      </w:tr>
-      <w:tr>
-        <w:tc>
-          <w:tcPr>
-            <w:tcW w:type="dxa" w:w="1800"/>
-            <w:tcBorders>
-              <w:top w:val="single" w:color="B0C8E0" w:sz="1"/>
-              <w:left w:val="single" w:color="B0C8E0" w:sz="1"/>
-              <w:bottom w:val="single" w:color="B0C8E0" w:sz="1"/>
-              <w:right w:val="single" w:color="B0C8E0" w:sz="1"/>
-            </w:tcBorders>
-            <w:shd w:fill="EEF4FB" w:val="clear"/>
-            <w:tcMar>
-              <w:top w:type="dxa" w:w="80"/>
-              <w:left w:type="dxa" w:w="100"/>
-              <w:bottom w:type="dxa" w:w="80"/>
-              <w:right w:type="dxa" w:w="100"/>
-            </w:tcMar>
-          </w:tcPr>
-          <w:p>
-            <w:r>
-              <w:rPr>
-                <w:rFonts w:ascii="Arial" w:cs="Arial" w:eastAsia="Arial" w:hAnsi="Arial"/>
-                <w:b w:val="false"/>
-                <w:bCs w:val="false"/>
-                <w:sz w:val="18"/>
-                <w:szCs w:val="18"/>
-              </w:rPr>
-              <w:t xml:space="preserve">FRRS1</w:t>
-            </w:r>
-          </w:p>
-        </w:tc>
-        <w:tc>
-          <w:tcPr>
-            <w:tcW w:type="dxa" w:w="1600"/>
-            <w:tcBorders>
-              <w:top w:val="single" w:color="B0C8E0" w:sz="1"/>
-              <w:left w:val="single" w:color="B0C8E0" w:sz="1"/>
-              <w:bottom w:val="single" w:color="B0C8E0" w:sz="1"/>
-              <w:right w:val="single" w:color="B0C8E0" w:sz="1"/>
-            </w:tcBorders>
-            <w:shd w:fill="EEF4FB" w:val="clear"/>
-            <w:tcMar>
-              <w:top w:type="dxa" w:w="80"/>
-              <w:left w:type="dxa" w:w="100"/>
-              <w:bottom w:type="dxa" w:w="80"/>
-              <w:right w:type="dxa" w:w="100"/>
-            </w:tcMar>
-          </w:tcPr>
-          <w:p>
-            <w:r>
-              <w:rPr>
-                <w:rFonts w:ascii="Arial" w:cs="Arial" w:eastAsia="Arial" w:hAnsi="Arial"/>
-                <w:b w:val="false"/>
-                <w:bCs w:val="false"/>
-                <w:sz w:val="18"/>
-                <w:szCs w:val="18"/>
-              </w:rPr>
-              <w:t xml:space="preserve">Q6ZNA5</w:t>
-            </w:r>
-          </w:p>
-        </w:tc>
-        <w:tc>
-          <w:tcPr>
-            <w:tcW w:type="dxa" w:w="1400"/>
-            <w:tcBorders>
-              <w:top w:val="single" w:color="B0C8E0" w:sz="1"/>
-              <w:left w:val="single" w:color="B0C8E0" w:sz="1"/>
-              <w:bottom w:val="single" w:color="B0C8E0" w:sz="1"/>
-              <w:right w:val="single" w:color="B0C8E0" w:sz="1"/>
-            </w:tcBorders>
-            <w:shd w:fill="EEF4FB" w:val="clear"/>
-            <w:tcMar>
-              <w:top w:type="dxa" w:w="80"/>
-              <w:left w:type="dxa" w:w="100"/>
-              <w:bottom w:type="dxa" w:w="80"/>
-              <w:right w:type="dxa" w:w="100"/>
-            </w:tcMar>
-          </w:tcPr>
-          <w:p>
-            <w:r>
-              <w:rPr>
-                <w:rFonts w:ascii="Arial" w:cs="Arial" w:eastAsia="Arial" w:hAnsi="Arial"/>
-                <w:b w:val="false"/>
-                <w:bCs w:val="false"/>
-                <w:sz w:val="18"/>
-                <w:szCs w:val="18"/>
-              </w:rPr>
-              <w:t xml:space="preserve">2.837</w:t>
-            </w:r>
-          </w:p>
-        </w:tc>
-        <w:tc>
-          <w:tcPr>
-            <w:tcW w:type="dxa" w:w="1600"/>
-            <w:tcBorders>
-              <w:top w:val="single" w:color="B0C8E0" w:sz="1"/>
-              <w:left w:val="single" w:color="B0C8E0" w:sz="1"/>
-              <w:bottom w:val="single" w:color="B0C8E0" w:sz="1"/>
-              <w:right w:val="single" w:color="B0C8E0" w:sz="1"/>
-            </w:tcBorders>
-            <w:shd w:fill="EEF4FB" w:val="clear"/>
-            <w:tcMar>
-              <w:top w:type="dxa" w:w="80"/>
-              <w:left w:type="dxa" w:w="100"/>
-              <w:bottom w:type="dxa" w:w="80"/>
-              <w:right w:type="dxa" w:w="100"/>
-            </w:tcMar>
-          </w:tcPr>
-          <w:p>
-            <w:r>
-              <w:rPr>
-                <w:rFonts w:ascii="Arial" w:cs="Arial" w:eastAsia="Arial" w:hAnsi="Arial"/>
-                <w:b w:val="false"/>
-                <w:bCs w:val="false"/>
-                <w:sz w:val="18"/>
-                <w:szCs w:val="18"/>
-              </w:rPr>
-              <w:t xml:space="preserve">0.00861</w:t>
-            </w:r>
-          </w:p>
-        </w:tc>
-        <w:tc>
-          <w:tcPr>
-            <w:tcW w:type="dxa" w:w="2466"/>
-            <w:tcBorders>
-              <w:top w:val="single" w:color="B0C8E0" w:sz="1"/>
-              <w:left w:val="single" w:color="B0C8E0" w:sz="1"/>
-              <w:bottom w:val="single" w:color="B0C8E0" w:sz="1"/>
-              <w:right w:val="single" w:color="B0C8E0" w:sz="1"/>
-            </w:tcBorders>
-            <w:shd w:fill="EEF4FB" w:val="clear"/>
-            <w:tcMar>
-              <w:top w:type="dxa" w:w="80"/>
-              <w:left w:type="dxa" w:w="100"/>
-              <w:bottom w:type="dxa" w:w="80"/>
-              <w:right w:type="dxa" w:w="100"/>
-            </w:tcMar>
-          </w:tcPr>
-          <w:p>
-            <w:r>
-              <w:rPr>
-                <w:rFonts w:ascii="Arial" w:cs="Arial" w:eastAsia="Arial" w:hAnsi="Arial"/>
-                <w:b w:val="false"/>
-                <w:bCs w:val="false"/>
-                <w:sz w:val="18"/>
-                <w:szCs w:val="18"/>
-              </w:rPr>
-              <w:t xml:space="preserve">Sobreexpresada</w:t>
-            </w:r>
-          </w:p>
-        </w:tc>
-      </w:tr>
-      <w:tr>
-        <w:tc>
-          <w:tcPr>
-            <w:tcW w:type="dxa" w:w="1800"/>
-            <w:tcBorders>
-              <w:top w:val="single" w:color="B0C8E0" w:sz="1"/>
-              <w:left w:val="single" w:color="B0C8E0" w:sz="1"/>
-              <w:bottom w:val="single" w:color="B0C8E0" w:sz="1"/>
-              <w:right w:val="single" w:color="B0C8E0" w:sz="1"/>
-            </w:tcBorders>
-            <w:shd w:fill="FFFFFF" w:val="clear"/>
-            <w:tcMar>
-              <w:top w:type="dxa" w:w="80"/>
-              <w:left w:type="dxa" w:w="100"/>
-              <w:bottom w:type="dxa" w:w="80"/>
-              <w:right w:type="dxa" w:w="100"/>
-            </w:tcMar>
-          </w:tcPr>
-          <w:p>
-            <w:r>
-              <w:rPr>
-                <w:rFonts w:ascii="Arial" w:cs="Arial" w:eastAsia="Arial" w:hAnsi="Arial"/>
-                <w:b w:val="false"/>
-                <w:bCs w:val="false"/>
-                <w:sz w:val="18"/>
-                <w:szCs w:val="18"/>
-              </w:rPr>
-              <w:t xml:space="preserve">RNASE2</w:t>
-            </w:r>
-          </w:p>
-        </w:tc>
-        <w:tc>
-          <w:tcPr>
-            <w:tcW w:type="dxa" w:w="1600"/>
-            <w:tcBorders>
-              <w:top w:val="single" w:color="B0C8E0" w:sz="1"/>
-              <w:left w:val="single" w:color="B0C8E0" w:sz="1"/>
-              <w:bottom w:val="single" w:color="B0C8E0" w:sz="1"/>
-              <w:right w:val="single" w:color="B0C8E0" w:sz="1"/>
-            </w:tcBorders>
-            <w:shd w:fill="FFFFFF" w:val="clear"/>
-            <w:tcMar>
-              <w:top w:type="dxa" w:w="80"/>
-              <w:left w:type="dxa" w:w="100"/>
-              <w:bottom w:type="dxa" w:w="80"/>
-              <w:right w:type="dxa" w:w="100"/>
-            </w:tcMar>
-          </w:tcPr>
-          <w:p>
-            <w:r>
-              <w:rPr>
-                <w:rFonts w:ascii="Arial" w:cs="Arial" w:eastAsia="Arial" w:hAnsi="Arial"/>
-                <w:b w:val="false"/>
-                <w:bCs w:val="false"/>
-                <w:sz w:val="18"/>
-                <w:szCs w:val="18"/>
-              </w:rPr>
-              <w:t xml:space="preserve">P10153</w:t>
-            </w:r>
-          </w:p>
-        </w:tc>
-        <w:tc>
-          <w:tcPr>
-            <w:tcW w:type="dxa" w:w="1400"/>
-            <w:tcBorders>
-              <w:top w:val="single" w:color="B0C8E0" w:sz="1"/>
-              <w:left w:val="single" w:color="B0C8E0" w:sz="1"/>
-              <w:bottom w:val="single" w:color="B0C8E0" w:sz="1"/>
-              <w:right w:val="single" w:color="B0C8E0" w:sz="1"/>
-            </w:tcBorders>
-            <w:shd w:fill="FFFFFF" w:val="clear"/>
-            <w:tcMar>
-              <w:top w:type="dxa" w:w="80"/>
-              <w:left w:type="dxa" w:w="100"/>
-              <w:bottom w:type="dxa" w:w="80"/>
-              <w:right w:type="dxa" w:w="100"/>
-            </w:tcMar>
-          </w:tcPr>
-          <w:p>
-            <w:r>
-              <w:rPr>
-                <w:rFonts w:ascii="Arial" w:cs="Arial" w:eastAsia="Arial" w:hAnsi="Arial"/>
-                <w:b w:val="false"/>
-                <w:bCs w:val="false"/>
-                <w:sz w:val="18"/>
-                <w:szCs w:val="18"/>
-              </w:rPr>
-              <w:t xml:space="preserve">2.836</w:t>
-            </w:r>
-          </w:p>
-        </w:tc>
-        <w:tc>
-          <w:tcPr>
-            <w:tcW w:type="dxa" w:w="1600"/>
-            <w:tcBorders>
-              <w:top w:val="single" w:color="B0C8E0" w:sz="1"/>
-              <w:left w:val="single" w:color="B0C8E0" w:sz="1"/>
-              <w:bottom w:val="single" w:color="B0C8E0" w:sz="1"/>
-              <w:right w:val="single" w:color="B0C8E0" w:sz="1"/>
-            </w:tcBorders>
-            <w:shd w:fill="FFFFFF" w:val="clear"/>
-            <w:tcMar>
-              <w:top w:type="dxa" w:w="80"/>
-              <w:left w:type="dxa" w:w="100"/>
-              <w:bottom w:type="dxa" w:w="80"/>
-              <w:right w:type="dxa" w:w="100"/>
-            </w:tcMar>
-          </w:tcPr>
-          <w:p>
-            <w:r>
-              <w:rPr>
-                <w:rFonts w:ascii="Arial" w:cs="Arial" w:eastAsia="Arial" w:hAnsi="Arial"/>
-                <w:b w:val="false"/>
-                <w:bCs w:val="false"/>
-                <w:sz w:val="18"/>
-                <w:szCs w:val="18"/>
-              </w:rPr>
-              <w:t xml:space="preserve">0.0169</w:t>
-            </w:r>
-          </w:p>
-        </w:tc>
-        <w:tc>
-          <w:tcPr>
-            <w:tcW w:type="dxa" w:w="2466"/>
-            <w:tcBorders>
-              <w:top w:val="single" w:color="B0C8E0" w:sz="1"/>
-              <w:left w:val="single" w:color="B0C8E0" w:sz="1"/>
-              <w:bottom w:val="single" w:color="B0C8E0" w:sz="1"/>
-              <w:right w:val="single" w:color="B0C8E0" w:sz="1"/>
-            </w:tcBorders>
-            <w:shd w:fill="FFFFFF" w:val="clear"/>
-            <w:tcMar>
-              <w:top w:type="dxa" w:w="80"/>
-              <w:left w:type="dxa" w:w="100"/>
-              <w:bottom w:type="dxa" w:w="80"/>
-              <w:right w:type="dxa" w:w="100"/>
-            </w:tcMar>
-          </w:tcPr>
-          <w:p>
-            <w:r>
-              <w:rPr>
-                <w:rFonts w:ascii="Arial" w:cs="Arial" w:eastAsia="Arial" w:hAnsi="Arial"/>
-                <w:b w:val="false"/>
-                <w:bCs w:val="false"/>
-                <w:sz w:val="18"/>
-                <w:szCs w:val="18"/>
-              </w:rPr>
-              <w:t xml:space="preserve">Sobreexpresada</w:t>
-            </w:r>
-          </w:p>
-        </w:tc>
-      </w:tr>
-      <w:tr>
-        <w:tc>
-          <w:tcPr>
-            <w:tcW w:type="dxa" w:w="1800"/>
-            <w:tcBorders>
-              <w:top w:val="single" w:color="B0C8E0" w:sz="1"/>
-              <w:left w:val="single" w:color="B0C8E0" w:sz="1"/>
-              <w:bottom w:val="single" w:color="B0C8E0" w:sz="1"/>
-              <w:right w:val="single" w:color="B0C8E0" w:sz="1"/>
-            </w:tcBorders>
-            <w:shd w:fill="EEF4FB" w:val="clear"/>
-            <w:tcMar>
-              <w:top w:type="dxa" w:w="80"/>
-              <w:left w:type="dxa" w:w="100"/>
-              <w:bottom w:type="dxa" w:w="80"/>
-              <w:right w:type="dxa" w:w="100"/>
-            </w:tcMar>
-          </w:tcPr>
-          <w:p>
-            <w:r>
-              <w:rPr>
-                <w:rFonts w:ascii="Arial" w:cs="Arial" w:eastAsia="Arial" w:hAnsi="Arial"/>
-                <w:b w:val="false"/>
-                <w:bCs w:val="false"/>
-                <w:sz w:val="18"/>
-                <w:szCs w:val="18"/>
-              </w:rPr>
-              <w:t xml:space="preserve">COL4A1</w:t>
-            </w:r>
-          </w:p>
-        </w:tc>
-        <w:tc>
-          <w:tcPr>
-            <w:tcW w:type="dxa" w:w="1600"/>
-            <w:tcBorders>
-              <w:top w:val="single" w:color="B0C8E0" w:sz="1"/>
-              <w:left w:val="single" w:color="B0C8E0" w:sz="1"/>
-              <w:bottom w:val="single" w:color="B0C8E0" w:sz="1"/>
-              <w:right w:val="single" w:color="B0C8E0" w:sz="1"/>
-            </w:tcBorders>
-            <w:shd w:fill="EEF4FB" w:val="clear"/>
-            <w:tcMar>
-              <w:top w:type="dxa" w:w="80"/>
-              <w:left w:type="dxa" w:w="100"/>
-              <w:bottom w:type="dxa" w:w="80"/>
-              <w:right w:type="dxa" w:w="100"/>
-            </w:tcMar>
-          </w:tcPr>
-          <w:p>
-            <w:r>
-              <w:rPr>
-                <w:rFonts w:ascii="Arial" w:cs="Arial" w:eastAsia="Arial" w:hAnsi="Arial"/>
-                <w:b w:val="false"/>
-                <w:bCs w:val="false"/>
-                <w:sz w:val="18"/>
-                <w:szCs w:val="18"/>
-              </w:rPr>
-              <w:t xml:space="preserve">P02462</w:t>
-            </w:r>
-          </w:p>
-        </w:tc>
-        <w:tc>
-          <w:tcPr>
-            <w:tcW w:type="dxa" w:w="1400"/>
-            <w:tcBorders>
-              <w:top w:val="single" w:color="B0C8E0" w:sz="1"/>
-              <w:left w:val="single" w:color="B0C8E0" w:sz="1"/>
-              <w:bottom w:val="single" w:color="B0C8E0" w:sz="1"/>
-              <w:right w:val="single" w:color="B0C8E0" w:sz="1"/>
-            </w:tcBorders>
-            <w:shd w:fill="EEF4FB" w:val="clear"/>
-            <w:tcMar>
-              <w:top w:type="dxa" w:w="80"/>
-              <w:left w:type="dxa" w:w="100"/>
-              <w:bottom w:type="dxa" w:w="80"/>
-              <w:right w:type="dxa" w:w="100"/>
-            </w:tcMar>
-          </w:tcPr>
-          <w:p>
-            <w:r>
-              <w:rPr>
-                <w:rFonts w:ascii="Arial" w:cs="Arial" w:eastAsia="Arial" w:hAnsi="Arial"/>
-                <w:b w:val="false"/>
-                <w:bCs w:val="false"/>
-                <w:sz w:val="18"/>
-                <w:szCs w:val="18"/>
-              </w:rPr>
-              <w:t xml:space="preserve">2.658</w:t>
-            </w:r>
-          </w:p>
-        </w:tc>
-        <w:tc>
-          <w:tcPr>
-            <w:tcW w:type="dxa" w:w="1600"/>
-            <w:tcBorders>
-              <w:top w:val="single" w:color="B0C8E0" w:sz="1"/>
-              <w:left w:val="single" w:color="B0C8E0" w:sz="1"/>
-              <w:bottom w:val="single" w:color="B0C8E0" w:sz="1"/>
-              <w:right w:val="single" w:color="B0C8E0" w:sz="1"/>
-            </w:tcBorders>
-            <w:shd w:fill="EEF4FB" w:val="clear"/>
-            <w:tcMar>
-              <w:top w:type="dxa" w:w="80"/>
-              <w:left w:type="dxa" w:w="100"/>
-              <w:bottom w:type="dxa" w:w="80"/>
-              <w:right w:type="dxa" w:w="100"/>
-            </w:tcMar>
-          </w:tcPr>
-          <w:p>
-            <w:r>
-              <w:rPr>
-                <w:rFonts w:ascii="Arial" w:cs="Arial" w:eastAsia="Arial" w:hAnsi="Arial"/>
-                <w:b w:val="false"/>
-                <w:bCs w:val="false"/>
-                <w:sz w:val="18"/>
-                <w:szCs w:val="18"/>
-              </w:rPr>
-              <w:t xml:space="preserve">0.00174</w:t>
-            </w:r>
-          </w:p>
-        </w:tc>
-        <w:tc>
-          <w:tcPr>
-            <w:tcW w:type="dxa" w:w="2466"/>
-            <w:tcBorders>
-              <w:top w:val="single" w:color="B0C8E0" w:sz="1"/>
-              <w:left w:val="single" w:color="B0C8E0" w:sz="1"/>
-              <w:bottom w:val="single" w:color="B0C8E0" w:sz="1"/>
-              <w:right w:val="single" w:color="B0C8E0" w:sz="1"/>
-            </w:tcBorders>
-            <w:shd w:fill="EEF4FB" w:val="clear"/>
-            <w:tcMar>
-              <w:top w:type="dxa" w:w="80"/>
-              <w:left w:type="dxa" w:w="100"/>
-              <w:bottom w:type="dxa" w:w="80"/>
-              <w:right w:type="dxa" w:w="100"/>
-            </w:tcMar>
-          </w:tcPr>
-          <w:p>
-            <w:r>
-              <w:rPr>
-                <w:rFonts w:ascii="Arial" w:cs="Arial" w:eastAsia="Arial" w:hAnsi="Arial"/>
-                <w:b w:val="false"/>
-                <w:bCs w:val="false"/>
-                <w:sz w:val="18"/>
-                <w:szCs w:val="18"/>
-              </w:rPr>
-              <w:t xml:space="preserve">Sobreexpresada</w:t>
-            </w:r>
-          </w:p>
-        </w:tc>
-      </w:tr>
-      <w:tr>
-        <w:tc>
-          <w:tcPr>
-            <w:tcW w:type="dxa" w:w="1800"/>
-            <w:tcBorders>
-              <w:top w:val="single" w:color="B0C8E0" w:sz="1"/>
-              <w:left w:val="single" w:color="B0C8E0" w:sz="1"/>
-              <w:bottom w:val="single" w:color="B0C8E0" w:sz="1"/>
-              <w:right w:val="single" w:color="B0C8E0" w:sz="1"/>
-            </w:tcBorders>
-            <w:shd w:fill="FFFFFF" w:val="clear"/>
-            <w:tcMar>
-              <w:top w:type="dxa" w:w="80"/>
-              <w:left w:type="dxa" w:w="100"/>
-              <w:bottom w:type="dxa" w:w="80"/>
-              <w:right w:type="dxa" w:w="100"/>
-            </w:tcMar>
-          </w:tcPr>
-          <w:p>
-            <w:r>
-              <w:rPr>
-                <w:rFonts w:ascii="Arial" w:cs="Arial" w:eastAsia="Arial" w:hAnsi="Arial"/>
-                <w:b w:val="false"/>
-                <w:bCs w:val="false"/>
-                <w:sz w:val="18"/>
-                <w:szCs w:val="18"/>
-              </w:rPr>
-              <w:t xml:space="preserve">LSM7</w:t>
-            </w:r>
-          </w:p>
-        </w:tc>
-        <w:tc>
-          <w:tcPr>
-            <w:tcW w:type="dxa" w:w="1600"/>
-            <w:tcBorders>
-              <w:top w:val="single" w:color="B0C8E0" w:sz="1"/>
-              <w:left w:val="single" w:color="B0C8E0" w:sz="1"/>
-              <w:bottom w:val="single" w:color="B0C8E0" w:sz="1"/>
-              <w:right w:val="single" w:color="B0C8E0" w:sz="1"/>
-            </w:tcBorders>
-            <w:shd w:fill="FFFFFF" w:val="clear"/>
-            <w:tcMar>
-              <w:top w:type="dxa" w:w="80"/>
-              <w:left w:type="dxa" w:w="100"/>
-              <w:bottom w:type="dxa" w:w="80"/>
-              <w:right w:type="dxa" w:w="100"/>
-            </w:tcMar>
-          </w:tcPr>
-          <w:p>
-            <w:r>
-              <w:rPr>
-                <w:rFonts w:ascii="Arial" w:cs="Arial" w:eastAsia="Arial" w:hAnsi="Arial"/>
-                <w:b w:val="false"/>
-                <w:bCs w:val="false"/>
-                <w:sz w:val="18"/>
-                <w:szCs w:val="18"/>
-              </w:rPr>
-              <w:t xml:space="preserve">Q9UK45</w:t>
-            </w:r>
-          </w:p>
-        </w:tc>
-        <w:tc>
-          <w:tcPr>
-            <w:tcW w:type="dxa" w:w="1400"/>
-            <w:tcBorders>
-              <w:top w:val="single" w:color="B0C8E0" w:sz="1"/>
-              <w:left w:val="single" w:color="B0C8E0" w:sz="1"/>
-              <w:bottom w:val="single" w:color="B0C8E0" w:sz="1"/>
-              <w:right w:val="single" w:color="B0C8E0" w:sz="1"/>
-            </w:tcBorders>
-            <w:shd w:fill="FFFFFF" w:val="clear"/>
-            <w:tcMar>
-              <w:top w:type="dxa" w:w="80"/>
-              <w:left w:type="dxa" w:w="100"/>
-              <w:bottom w:type="dxa" w:w="80"/>
-              <w:right w:type="dxa" w:w="100"/>
-            </w:tcMar>
-          </w:tcPr>
-          <w:p>
-            <w:r>
-              <w:rPr>
-                <w:rFonts w:ascii="Arial" w:cs="Arial" w:eastAsia="Arial" w:hAnsi="Arial"/>
-                <w:b w:val="false"/>
-                <w:bCs w:val="false"/>
-                <w:sz w:val="18"/>
-                <w:szCs w:val="18"/>
-              </w:rPr>
-              <w:t xml:space="preserve">2.653</w:t>
-            </w:r>
-          </w:p>
-        </w:tc>
-        <w:tc>
-          <w:tcPr>
-            <w:tcW w:type="dxa" w:w="1600"/>
-            <w:tcBorders>
-              <w:top w:val="single" w:color="B0C8E0" w:sz="1"/>
-              <w:left w:val="single" w:color="B0C8E0" w:sz="1"/>
-              <w:bottom w:val="single" w:color="B0C8E0" w:sz="1"/>
-              <w:right w:val="single" w:color="B0C8E0" w:sz="1"/>
-            </w:tcBorders>
-            <w:shd w:fill="FFFFFF" w:val="clear"/>
-            <w:tcMar>
-              <w:top w:type="dxa" w:w="80"/>
-              <w:left w:type="dxa" w:w="100"/>
-              <w:bottom w:type="dxa" w:w="80"/>
-              <w:right w:type="dxa" w:w="100"/>
-            </w:tcMar>
-          </w:tcPr>
-          <w:p>
-            <w:r>
-              <w:rPr>
-                <w:rFonts w:ascii="Arial" w:cs="Arial" w:eastAsia="Arial" w:hAnsi="Arial"/>
-                <w:b w:val="false"/>
-                <w:bCs w:val="false"/>
-                <w:sz w:val="18"/>
-                <w:szCs w:val="18"/>
-              </w:rPr>
-              <w:t xml:space="preserve">0.00755</w:t>
-            </w:r>
-          </w:p>
-        </w:tc>
-        <w:tc>
-          <w:tcPr>
-            <w:tcW w:type="dxa" w:w="2466"/>
-            <w:tcBorders>
-              <w:top w:val="single" w:color="B0C8E0" w:sz="1"/>
-              <w:left w:val="single" w:color="B0C8E0" w:sz="1"/>
-              <w:bottom w:val="single" w:color="B0C8E0" w:sz="1"/>
-              <w:right w:val="single" w:color="B0C8E0" w:sz="1"/>
-            </w:tcBorders>
-            <w:shd w:fill="FFFFFF" w:val="clear"/>
-            <w:tcMar>
-              <w:top w:type="dxa" w:w="80"/>
-              <w:left w:type="dxa" w:w="100"/>
-              <w:bottom w:type="dxa" w:w="80"/>
-              <w:right w:type="dxa" w:w="100"/>
-            </w:tcMar>
-          </w:tcPr>
-          <w:p>
-            <w:r>
-              <w:rPr>
-                <w:rFonts w:ascii="Arial" w:cs="Arial" w:eastAsia="Arial" w:hAnsi="Arial"/>
-                <w:b w:val="false"/>
-                <w:bCs w:val="false"/>
-                <w:sz w:val="18"/>
-                <w:szCs w:val="18"/>
-              </w:rPr>
-              <w:t xml:space="preserve">Sobreexpresada</w:t>
-            </w:r>
-          </w:p>
-        </w:tc>
-      </w:tr>
-      <w:tr>
-        <w:tc>
-          <w:tcPr>
-            <w:tcW w:type="dxa" w:w="1800"/>
-            <w:tcBorders>
-              <w:top w:val="single" w:color="B0C8E0" w:sz="1"/>
-              <w:left w:val="single" w:color="B0C8E0" w:sz="1"/>
-              <w:bottom w:val="single" w:color="B0C8E0" w:sz="1"/>
-              <w:right w:val="single" w:color="B0C8E0" w:sz="1"/>
-            </w:tcBorders>
-            <w:shd w:fill="EEF4FB" w:val="clear"/>
-            <w:tcMar>
-              <w:top w:type="dxa" w:w="80"/>
-              <w:left w:type="dxa" w:w="100"/>
-              <w:bottom w:type="dxa" w:w="80"/>
-              <w:right w:type="dxa" w:w="100"/>
-            </w:tcMar>
-          </w:tcPr>
-          <w:p>
-            <w:r>
-              <w:rPr>
-                <w:rFonts w:ascii="Arial" w:cs="Arial" w:eastAsia="Arial" w:hAnsi="Arial"/>
-                <w:b w:val="false"/>
-                <w:bCs w:val="false"/>
-                <w:sz w:val="18"/>
-                <w:szCs w:val="18"/>
-              </w:rPr>
-              <w:t xml:space="preserve">STARD5</w:t>
-            </w:r>
-          </w:p>
-        </w:tc>
-        <w:tc>
-          <w:tcPr>
-            <w:tcW w:type="dxa" w:w="1600"/>
-            <w:tcBorders>
-              <w:top w:val="single" w:color="B0C8E0" w:sz="1"/>
-              <w:left w:val="single" w:color="B0C8E0" w:sz="1"/>
-              <w:bottom w:val="single" w:color="B0C8E0" w:sz="1"/>
-              <w:right w:val="single" w:color="B0C8E0" w:sz="1"/>
-            </w:tcBorders>
-            <w:shd w:fill="EEF4FB" w:val="clear"/>
-            <w:tcMar>
-              <w:top w:type="dxa" w:w="80"/>
-              <w:left w:type="dxa" w:w="100"/>
-              <w:bottom w:type="dxa" w:w="80"/>
-              <w:right w:type="dxa" w:w="100"/>
-            </w:tcMar>
-          </w:tcPr>
-          <w:p>
-            <w:r>
-              <w:rPr>
-                <w:rFonts w:ascii="Arial" w:cs="Arial" w:eastAsia="Arial" w:hAnsi="Arial"/>
-                <w:b w:val="false"/>
-                <w:bCs w:val="false"/>
-                <w:sz w:val="18"/>
-                <w:szCs w:val="18"/>
-              </w:rPr>
-              <w:t xml:space="preserve">Q9NSY2</w:t>
-            </w:r>
-          </w:p>
-        </w:tc>
-        <w:tc>
-          <w:tcPr>
-            <w:tcW w:type="dxa" w:w="1400"/>
-            <w:tcBorders>
-              <w:top w:val="single" w:color="B0C8E0" w:sz="1"/>
-              <w:left w:val="single" w:color="B0C8E0" w:sz="1"/>
-              <w:bottom w:val="single" w:color="B0C8E0" w:sz="1"/>
-              <w:right w:val="single" w:color="B0C8E0" w:sz="1"/>
-            </w:tcBorders>
-            <w:shd w:fill="EEF4FB" w:val="clear"/>
-            <w:tcMar>
-              <w:top w:type="dxa" w:w="80"/>
-              <w:left w:type="dxa" w:w="100"/>
-              <w:bottom w:type="dxa" w:w="80"/>
-              <w:right w:type="dxa" w:w="100"/>
-            </w:tcMar>
-          </w:tcPr>
-          <w:p>
-            <w:r>
-              <w:rPr>
-                <w:rFonts w:ascii="Arial" w:cs="Arial" w:eastAsia="Arial" w:hAnsi="Arial"/>
-                <w:b w:val="false"/>
-                <w:bCs w:val="false"/>
-                <w:sz w:val="18"/>
-                <w:szCs w:val="18"/>
-              </w:rPr>
-              <w:t xml:space="preserve">2.646</w:t>
-            </w:r>
-          </w:p>
-        </w:tc>
-        <w:tc>
-          <w:tcPr>
-            <w:tcW w:type="dxa" w:w="1600"/>
-            <w:tcBorders>
-              <w:top w:val="single" w:color="B0C8E0" w:sz="1"/>
-              <w:left w:val="single" w:color="B0C8E0" w:sz="1"/>
-              <w:bottom w:val="single" w:color="B0C8E0" w:sz="1"/>
-              <w:right w:val="single" w:color="B0C8E0" w:sz="1"/>
-            </w:tcBorders>
-            <w:shd w:fill="EEF4FB" w:val="clear"/>
-            <w:tcMar>
-              <w:top w:type="dxa" w:w="80"/>
-              <w:left w:type="dxa" w:w="100"/>
-              <w:bottom w:type="dxa" w:w="80"/>
-              <w:right w:type="dxa" w:w="100"/>
-            </w:tcMar>
-          </w:tcPr>
-          <w:p>
-            <w:r>
-              <w:rPr>
-                <w:rFonts w:ascii="Arial" w:cs="Arial" w:eastAsia="Arial" w:hAnsi="Arial"/>
-                <w:b w:val="false"/>
-                <w:bCs w:val="false"/>
-                <w:sz w:val="18"/>
-                <w:szCs w:val="18"/>
-              </w:rPr>
-              <w:t xml:space="preserve">0.00483</w:t>
-            </w:r>
-          </w:p>
-        </w:tc>
-        <w:tc>
-          <w:tcPr>
-            <w:tcW w:type="dxa" w:w="2466"/>
-            <w:tcBorders>
-              <w:top w:val="single" w:color="B0C8E0" w:sz="1"/>
-              <w:left w:val="single" w:color="B0C8E0" w:sz="1"/>
-              <w:bottom w:val="single" w:color="B0C8E0" w:sz="1"/>
-              <w:right w:val="single" w:color="B0C8E0" w:sz="1"/>
-            </w:tcBorders>
-            <w:shd w:fill="EEF4FB" w:val="clear"/>
-            <w:tcMar>
-              <w:top w:type="dxa" w:w="80"/>
-              <w:left w:type="dxa" w:w="100"/>
-              <w:bottom w:type="dxa" w:w="80"/>
-              <w:right w:type="dxa" w:w="100"/>
-            </w:tcMar>
-          </w:tcPr>
-          <w:p>
-            <w:r>
-              <w:rPr>
-                <w:rFonts w:ascii="Arial" w:cs="Arial" w:eastAsia="Arial" w:hAnsi="Arial"/>
-                <w:b w:val="false"/>
-                <w:bCs w:val="false"/>
-                <w:sz w:val="18"/>
-                <w:szCs w:val="18"/>
-              </w:rPr>
-              <w:t xml:space="preserve">Sobreexpresada</w:t>
-            </w:r>
-          </w:p>
-        </w:tc>
-      </w:tr>
-      <w:tr>
-        <w:tc>
-          <w:tcPr>
-            <w:tcW w:type="dxa" w:w="1800"/>
-            <w:tcBorders>
-              <w:top w:val="single" w:color="B0C8E0" w:sz="1"/>
-              <w:left w:val="single" w:color="B0C8E0" w:sz="1"/>
-              <w:bottom w:val="single" w:color="B0C8E0" w:sz="1"/>
-              <w:right w:val="single" w:color="B0C8E0" w:sz="1"/>
-            </w:tcBorders>
-            <w:shd w:fill="FFFFFF" w:val="clear"/>
-            <w:tcMar>
-              <w:top w:type="dxa" w:w="80"/>
-              <w:left w:type="dxa" w:w="100"/>
-              <w:bottom w:type="dxa" w:w="80"/>
-              <w:right w:type="dxa" w:w="100"/>
-            </w:tcMar>
-          </w:tcPr>
-          <w:p>
-            <w:r>
-              <w:rPr>
-                <w:rFonts w:ascii="Arial" w:cs="Arial" w:eastAsia="Arial" w:hAnsi="Arial"/>
-                <w:b w:val="false"/>
-                <w:bCs w:val="false"/>
-                <w:sz w:val="18"/>
-                <w:szCs w:val="18"/>
-              </w:rPr>
-              <w:t xml:space="preserve">EIF2S3B</w:t>
-            </w:r>
-          </w:p>
-        </w:tc>
-        <w:tc>
-          <w:tcPr>
-            <w:tcW w:type="dxa" w:w="1600"/>
-            <w:tcBorders>
-              <w:top w:val="single" w:color="B0C8E0" w:sz="1"/>
-              <w:left w:val="single" w:color="B0C8E0" w:sz="1"/>
-              <w:bottom w:val="single" w:color="B0C8E0" w:sz="1"/>
-              <w:right w:val="single" w:color="B0C8E0" w:sz="1"/>
-            </w:tcBorders>
-            <w:shd w:fill="FFFFFF" w:val="clear"/>
-            <w:tcMar>
-              <w:top w:type="dxa" w:w="80"/>
-              <w:left w:type="dxa" w:w="100"/>
-              <w:bottom w:type="dxa" w:w="80"/>
-              <w:right w:type="dxa" w:w="100"/>
-            </w:tcMar>
-          </w:tcPr>
-          <w:p>
-            <w:r>
-              <w:rPr>
-                <w:rFonts w:ascii="Arial" w:cs="Arial" w:eastAsia="Arial" w:hAnsi="Arial"/>
-                <w:b w:val="false"/>
-                <w:bCs w:val="false"/>
-                <w:sz w:val="18"/>
-                <w:szCs w:val="18"/>
-              </w:rPr>
-              <w:t xml:space="preserve">Q2VIR3</w:t>
-            </w:r>
-          </w:p>
-        </w:tc>
-        <w:tc>
-          <w:tcPr>
-            <w:tcW w:type="dxa" w:w="1400"/>
-            <w:tcBorders>
-              <w:top w:val="single" w:color="B0C8E0" w:sz="1"/>
-              <w:left w:val="single" w:color="B0C8E0" w:sz="1"/>
-              <w:bottom w:val="single" w:color="B0C8E0" w:sz="1"/>
-              <w:right w:val="single" w:color="B0C8E0" w:sz="1"/>
-            </w:tcBorders>
-            <w:shd w:fill="FFFFFF" w:val="clear"/>
-            <w:tcMar>
-              <w:top w:type="dxa" w:w="80"/>
-              <w:left w:type="dxa" w:w="100"/>
-              <w:bottom w:type="dxa" w:w="80"/>
-              <w:right w:type="dxa" w:w="100"/>
-            </w:tcMar>
-          </w:tcPr>
-          <w:p>
-            <w:r>
-              <w:rPr>
-                <w:rFonts w:ascii="Arial" w:cs="Arial" w:eastAsia="Arial" w:hAnsi="Arial"/>
-                <w:b w:val="false"/>
-                <w:bCs w:val="false"/>
-                <w:sz w:val="18"/>
-                <w:szCs w:val="18"/>
-              </w:rPr>
-              <w:t xml:space="preserve">2.644</w:t>
-            </w:r>
-          </w:p>
-        </w:tc>
-        <w:tc>
-          <w:tcPr>
-            <w:tcW w:type="dxa" w:w="1600"/>
-            <w:tcBorders>
-              <w:top w:val="single" w:color="B0C8E0" w:sz="1"/>
-              <w:left w:val="single" w:color="B0C8E0" w:sz="1"/>
-              <w:bottom w:val="single" w:color="B0C8E0" w:sz="1"/>
-              <w:right w:val="single" w:color="B0C8E0" w:sz="1"/>
-            </w:tcBorders>
-            <w:shd w:fill="FFFFFF" w:val="clear"/>
-            <w:tcMar>
-              <w:top w:type="dxa" w:w="80"/>
-              <w:left w:type="dxa" w:w="100"/>
-              <w:bottom w:type="dxa" w:w="80"/>
-              <w:right w:type="dxa" w:w="100"/>
-            </w:tcMar>
-          </w:tcPr>
-          <w:p>
-            <w:r>
-              <w:rPr>
-                <w:rFonts w:ascii="Arial" w:cs="Arial" w:eastAsia="Arial" w:hAnsi="Arial"/>
-                <w:b w:val="false"/>
-                <w:bCs w:val="false"/>
-                <w:sz w:val="18"/>
-                <w:szCs w:val="18"/>
-              </w:rPr>
-              <w:t xml:space="preserve">0.0128</w:t>
-            </w:r>
-          </w:p>
-        </w:tc>
-        <w:tc>
-          <w:tcPr>
-            <w:tcW w:type="dxa" w:w="2466"/>
-            <w:tcBorders>
-              <w:top w:val="single" w:color="B0C8E0" w:sz="1"/>
-              <w:left w:val="single" w:color="B0C8E0" w:sz="1"/>
-              <w:bottom w:val="single" w:color="B0C8E0" w:sz="1"/>
-              <w:right w:val="single" w:color="B0C8E0" w:sz="1"/>
-            </w:tcBorders>
-            <w:shd w:fill="FFFFFF" w:val="clear"/>
-            <w:tcMar>
-              <w:top w:type="dxa" w:w="80"/>
-              <w:left w:type="dxa" w:w="100"/>
-              <w:bottom w:type="dxa" w:w="80"/>
-              <w:right w:type="dxa" w:w="100"/>
-            </w:tcMar>
-          </w:tcPr>
-          <w:p>
-            <w:r>
-              <w:rPr>
-                <w:rFonts w:ascii="Arial" w:cs="Arial" w:eastAsia="Arial" w:hAnsi="Arial"/>
-                <w:b w:val="false"/>
-                <w:bCs w:val="false"/>
-                <w:sz w:val="18"/>
-                <w:szCs w:val="18"/>
-              </w:rPr>
-              <w:t xml:space="preserve">Sobreexpresada</w:t>
-            </w:r>
-          </w:p>
-        </w:tc>
-      </w:tr>
-      <w:tr>
-        <w:tc>
-          <w:tcPr>
-            <w:tcW w:type="dxa" w:w="1800"/>
-            <w:tcBorders>
-              <w:top w:val="single" w:color="B0C8E0" w:sz="1"/>
-              <w:left w:val="single" w:color="B0C8E0" w:sz="1"/>
-              <w:bottom w:val="single" w:color="B0C8E0" w:sz="1"/>
-              <w:right w:val="single" w:color="B0C8E0" w:sz="1"/>
-            </w:tcBorders>
-            <w:shd w:fill="EEF4FB" w:val="clear"/>
-            <w:tcMar>
-              <w:top w:type="dxa" w:w="80"/>
-              <w:left w:type="dxa" w:w="100"/>
-              <w:bottom w:type="dxa" w:w="80"/>
-              <w:right w:type="dxa" w:w="100"/>
-            </w:tcMar>
-          </w:tcPr>
-          <w:p>
-            <w:r>
-              <w:rPr>
-                <w:rFonts w:ascii="Arial" w:cs="Arial" w:eastAsia="Arial" w:hAnsi="Arial"/>
-                <w:b w:val="false"/>
-                <w:bCs w:val="false"/>
-                <w:sz w:val="18"/>
-                <w:szCs w:val="18"/>
-              </w:rPr>
-              <w:t xml:space="preserve">SUB1</w:t>
-            </w:r>
-          </w:p>
-        </w:tc>
-        <w:tc>
-          <w:tcPr>
-            <w:tcW w:type="dxa" w:w="1600"/>
-            <w:tcBorders>
-              <w:top w:val="single" w:color="B0C8E0" w:sz="1"/>
-              <w:left w:val="single" w:color="B0C8E0" w:sz="1"/>
-              <w:bottom w:val="single" w:color="B0C8E0" w:sz="1"/>
-              <w:right w:val="single" w:color="B0C8E0" w:sz="1"/>
-            </w:tcBorders>
-            <w:shd w:fill="EEF4FB" w:val="clear"/>
-            <w:tcMar>
-              <w:top w:type="dxa" w:w="80"/>
-              <w:left w:type="dxa" w:w="100"/>
-              <w:bottom w:type="dxa" w:w="80"/>
-              <w:right w:type="dxa" w:w="100"/>
-            </w:tcMar>
-          </w:tcPr>
-          <w:p>
-            <w:r>
-              <w:rPr>
-                <w:rFonts w:ascii="Arial" w:cs="Arial" w:eastAsia="Arial" w:hAnsi="Arial"/>
-                <w:b w:val="false"/>
-                <w:bCs w:val="false"/>
-                <w:sz w:val="18"/>
-                <w:szCs w:val="18"/>
-              </w:rPr>
-              <w:t xml:space="preserve">P53999</w:t>
-            </w:r>
-          </w:p>
-        </w:tc>
-        <w:tc>
-          <w:tcPr>
-            <w:tcW w:type="dxa" w:w="1400"/>
-            <w:tcBorders>
-              <w:top w:val="single" w:color="B0C8E0" w:sz="1"/>
-              <w:left w:val="single" w:color="B0C8E0" w:sz="1"/>
-              <w:bottom w:val="single" w:color="B0C8E0" w:sz="1"/>
-              <w:right w:val="single" w:color="B0C8E0" w:sz="1"/>
-            </w:tcBorders>
-            <w:shd w:fill="EEF4FB" w:val="clear"/>
-            <w:tcMar>
-              <w:top w:type="dxa" w:w="80"/>
-              <w:left w:type="dxa" w:w="100"/>
-              <w:bottom w:type="dxa" w:w="80"/>
-              <w:right w:type="dxa" w:w="100"/>
-            </w:tcMar>
-          </w:tcPr>
-          <w:p>
-            <w:r>
-              <w:rPr>
-                <w:rFonts w:ascii="Arial" w:cs="Arial" w:eastAsia="Arial" w:hAnsi="Arial"/>
-                <w:b w:val="false"/>
-                <w:bCs w:val="false"/>
-                <w:sz w:val="18"/>
-                <w:szCs w:val="18"/>
-              </w:rPr>
-              <w:t xml:space="preserve">2.635</w:t>
-            </w:r>
-          </w:p>
-        </w:tc>
-        <w:tc>
-          <w:tcPr>
-            <w:tcW w:type="dxa" w:w="1600"/>
-            <w:tcBorders>
-              <w:top w:val="single" w:color="B0C8E0" w:sz="1"/>
-              <w:left w:val="single" w:color="B0C8E0" w:sz="1"/>
-              <w:bottom w:val="single" w:color="B0C8E0" w:sz="1"/>
-              <w:right w:val="single" w:color="B0C8E0" w:sz="1"/>
-            </w:tcBorders>
-            <w:shd w:fill="EEF4FB" w:val="clear"/>
-            <w:tcMar>
-              <w:top w:type="dxa" w:w="80"/>
-              <w:left w:type="dxa" w:w="100"/>
-              <w:bottom w:type="dxa" w:w="80"/>
-              <w:right w:type="dxa" w:w="100"/>
-            </w:tcMar>
-          </w:tcPr>
-          <w:p>
-            <w:r>
-              <w:rPr>
-                <w:rFonts w:ascii="Arial" w:cs="Arial" w:eastAsia="Arial" w:hAnsi="Arial"/>
-                <w:b w:val="false"/>
-                <w:bCs w:val="false"/>
-                <w:sz w:val="18"/>
-                <w:szCs w:val="18"/>
-              </w:rPr>
-              <w:t xml:space="preserve">0.00486</w:t>
-            </w:r>
-          </w:p>
-        </w:tc>
-        <w:tc>
-          <w:tcPr>
-            <w:tcW w:type="dxa" w:w="2466"/>
-            <w:tcBorders>
-              <w:top w:val="single" w:color="B0C8E0" w:sz="1"/>
-              <w:left w:val="single" w:color="B0C8E0" w:sz="1"/>
-              <w:bottom w:val="single" w:color="B0C8E0" w:sz="1"/>
-              <w:right w:val="single" w:color="B0C8E0" w:sz="1"/>
-            </w:tcBorders>
-            <w:shd w:fill="EEF4FB" w:val="clear"/>
-            <w:tcMar>
-              <w:top w:type="dxa" w:w="80"/>
-              <w:left w:type="dxa" w:w="100"/>
-              <w:bottom w:type="dxa" w:w="80"/>
-              <w:right w:type="dxa" w:w="100"/>
-            </w:tcMar>
-          </w:tcPr>
-          <w:p>
-            <w:r>
-              <w:rPr>
-                <w:rFonts w:ascii="Arial" w:cs="Arial" w:eastAsia="Arial" w:hAnsi="Arial"/>
-                <w:b w:val="false"/>
-                <w:bCs w:val="false"/>
-                <w:sz w:val="18"/>
-                <w:szCs w:val="18"/>
-              </w:rPr>
-              <w:t xml:space="preserve">Sobreexpresada</w:t>
-            </w:r>
-          </w:p>
-        </w:tc>
-      </w:tr>
-      <w:tr>
-        <w:tc>
-          <w:tcPr>
-            <w:tcW w:type="dxa" w:w="1800"/>
-            <w:tcBorders>
-              <w:top w:val="single" w:color="B0C8E0" w:sz="1"/>
-              <w:left w:val="single" w:color="B0C8E0" w:sz="1"/>
-              <w:bottom w:val="single" w:color="B0C8E0" w:sz="1"/>
-              <w:right w:val="single" w:color="B0C8E0" w:sz="1"/>
-            </w:tcBorders>
-            <w:shd w:fill="FFFFFF" w:val="clear"/>
-            <w:tcMar>
-              <w:top w:type="dxa" w:w="80"/>
-              <w:left w:type="dxa" w:w="100"/>
-              <w:bottom w:type="dxa" w:w="80"/>
-              <w:right w:type="dxa" w:w="100"/>
-            </w:tcMar>
-          </w:tcPr>
-          <w:p>
-            <w:r>
-              <w:rPr>
-                <w:rFonts w:ascii="Arial" w:cs="Arial" w:eastAsia="Arial" w:hAnsi="Arial"/>
-                <w:b w:val="false"/>
-                <w:bCs w:val="false"/>
-                <w:sz w:val="18"/>
-                <w:szCs w:val="18"/>
-              </w:rPr>
-              <w:t xml:space="preserve">MCM3</w:t>
-            </w:r>
-          </w:p>
-        </w:tc>
-        <w:tc>
-          <w:tcPr>
-            <w:tcW w:type="dxa" w:w="1600"/>
-            <w:tcBorders>
-              <w:top w:val="single" w:color="B0C8E0" w:sz="1"/>
-              <w:left w:val="single" w:color="B0C8E0" w:sz="1"/>
-              <w:bottom w:val="single" w:color="B0C8E0" w:sz="1"/>
-              <w:right w:val="single" w:color="B0C8E0" w:sz="1"/>
-            </w:tcBorders>
-            <w:shd w:fill="FFFFFF" w:val="clear"/>
-            <w:tcMar>
-              <w:top w:type="dxa" w:w="80"/>
-              <w:left w:type="dxa" w:w="100"/>
-              <w:bottom w:type="dxa" w:w="80"/>
-              <w:right w:type="dxa" w:w="100"/>
-            </w:tcMar>
-          </w:tcPr>
-          <w:p>
-            <w:r>
-              <w:rPr>
-                <w:rFonts w:ascii="Arial" w:cs="Arial" w:eastAsia="Arial" w:hAnsi="Arial"/>
-                <w:b w:val="false"/>
-                <w:bCs w:val="false"/>
-                <w:sz w:val="18"/>
-                <w:szCs w:val="18"/>
-              </w:rPr>
-              <w:t xml:space="preserve">P25205</w:t>
-            </w:r>
-          </w:p>
-        </w:tc>
-        <w:tc>
-          <w:tcPr>
-            <w:tcW w:type="dxa" w:w="1400"/>
-            <w:tcBorders>
-              <w:top w:val="single" w:color="B0C8E0" w:sz="1"/>
-              <w:left w:val="single" w:color="B0C8E0" w:sz="1"/>
-              <w:bottom w:val="single" w:color="B0C8E0" w:sz="1"/>
-              <w:right w:val="single" w:color="B0C8E0" w:sz="1"/>
-            </w:tcBorders>
-            <w:shd w:fill="FFFFFF" w:val="clear"/>
-            <w:tcMar>
-              <w:top w:type="dxa" w:w="80"/>
-              <w:left w:type="dxa" w:w="100"/>
-              <w:bottom w:type="dxa" w:w="80"/>
-              <w:right w:type="dxa" w:w="100"/>
-            </w:tcMar>
-          </w:tcPr>
-          <w:p>
-            <w:r>
-              <w:rPr>
-                <w:rFonts w:ascii="Arial" w:cs="Arial" w:eastAsia="Arial" w:hAnsi="Arial"/>
-                <w:b w:val="false"/>
-                <w:bCs w:val="false"/>
-                <w:sz w:val="18"/>
-                <w:szCs w:val="18"/>
-              </w:rPr>
-              <w:t xml:space="preserve">2.621</w:t>
-            </w:r>
-          </w:p>
-        </w:tc>
-        <w:tc>
-          <w:tcPr>
-            <w:tcW w:type="dxa" w:w="1600"/>
-            <w:tcBorders>
-              <w:top w:val="single" w:color="B0C8E0" w:sz="1"/>
-              <w:left w:val="single" w:color="B0C8E0" w:sz="1"/>
-              <w:bottom w:val="single" w:color="B0C8E0" w:sz="1"/>
-              <w:right w:val="single" w:color="B0C8E0" w:sz="1"/>
-            </w:tcBorders>
-            <w:shd w:fill="FFFFFF" w:val="clear"/>
-            <w:tcMar>
-              <w:top w:type="dxa" w:w="80"/>
-              <w:left w:type="dxa" w:w="100"/>
-              <w:bottom w:type="dxa" w:w="80"/>
-              <w:right w:type="dxa" w:w="100"/>
-            </w:tcMar>
-          </w:tcPr>
-          <w:p>
-            <w:r>
-              <w:rPr>
-                <w:rFonts w:ascii="Arial" w:cs="Arial" w:eastAsia="Arial" w:hAnsi="Arial"/>
-                <w:b w:val="false"/>
-                <w:bCs w:val="false"/>
-                <w:sz w:val="18"/>
-                <w:szCs w:val="18"/>
-              </w:rPr>
-              <w:t xml:space="preserve">0.00876</w:t>
-            </w:r>
-          </w:p>
-        </w:tc>
-        <w:tc>
-          <w:tcPr>
-            <w:tcW w:type="dxa" w:w="2466"/>
-            <w:tcBorders>
-              <w:top w:val="single" w:color="B0C8E0" w:sz="1"/>
-              <w:left w:val="single" w:color="B0C8E0" w:sz="1"/>
-              <w:bottom w:val="single" w:color="B0C8E0" w:sz="1"/>
-              <w:right w:val="single" w:color="B0C8E0" w:sz="1"/>
-            </w:tcBorders>
-            <w:shd w:fill="FFFFFF" w:val="clear"/>
-            <w:tcMar>
-              <w:top w:type="dxa" w:w="80"/>
-              <w:left w:type="dxa" w:w="100"/>
-              <w:bottom w:type="dxa" w:w="80"/>
-              <w:right w:type="dxa" w:w="100"/>
-            </w:tcMar>
-          </w:tcPr>
-          <w:p>
-            <w:r>
-              <w:rPr>
-                <w:rFonts w:ascii="Arial" w:cs="Arial" w:eastAsia="Arial" w:hAnsi="Arial"/>
-                <w:b w:val="false"/>
-                <w:bCs w:val="false"/>
-                <w:sz w:val="18"/>
-                <w:szCs w:val="18"/>
-              </w:rPr>
-              <w:t xml:space="preserve">Sobreexpresada</w:t>
-            </w:r>
-          </w:p>
-        </w:tc>
-      </w:tr>
-      <w:tr>
-        <w:tc>
-          <w:tcPr>
-            <w:tcW w:type="dxa" w:w="1800"/>
-            <w:tcBorders>
-              <w:top w:val="single" w:color="B0C8E0" w:sz="1"/>
-              <w:left w:val="single" w:color="B0C8E0" w:sz="1"/>
-              <w:bottom w:val="single" w:color="B0C8E0" w:sz="1"/>
-              <w:right w:val="single" w:color="B0C8E0" w:sz="1"/>
-            </w:tcBorders>
-            <w:shd w:fill="EEF4FB" w:val="clear"/>
-            <w:tcMar>
-              <w:top w:type="dxa" w:w="80"/>
-              <w:left w:type="dxa" w:w="100"/>
-              <w:bottom w:type="dxa" w:w="80"/>
-              <w:right w:type="dxa" w:w="100"/>
-            </w:tcMar>
-          </w:tcPr>
-          <w:p>
-            <w:r>
-              <w:rPr>
-                <w:rFonts w:ascii="Arial" w:cs="Arial" w:eastAsia="Arial" w:hAnsi="Arial"/>
-                <w:b w:val="false"/>
-                <w:bCs w:val="false"/>
-                <w:sz w:val="18"/>
-                <w:szCs w:val="18"/>
-              </w:rPr>
-              <w:t xml:space="preserve">CTHRC1</w:t>
-            </w:r>
-          </w:p>
-        </w:tc>
-        <w:tc>
-          <w:tcPr>
-            <w:tcW w:type="dxa" w:w="1600"/>
-            <w:tcBorders>
-              <w:top w:val="single" w:color="B0C8E0" w:sz="1"/>
-              <w:left w:val="single" w:color="B0C8E0" w:sz="1"/>
-              <w:bottom w:val="single" w:color="B0C8E0" w:sz="1"/>
-              <w:right w:val="single" w:color="B0C8E0" w:sz="1"/>
-            </w:tcBorders>
-            <w:shd w:fill="EEF4FB" w:val="clear"/>
-            <w:tcMar>
-              <w:top w:type="dxa" w:w="80"/>
-              <w:left w:type="dxa" w:w="100"/>
-              <w:bottom w:type="dxa" w:w="80"/>
-              <w:right w:type="dxa" w:w="100"/>
-            </w:tcMar>
-          </w:tcPr>
-          <w:p>
-            <w:r>
-              <w:rPr>
-                <w:rFonts w:ascii="Arial" w:cs="Arial" w:eastAsia="Arial" w:hAnsi="Arial"/>
-                <w:b w:val="false"/>
-                <w:bCs w:val="false"/>
-                <w:sz w:val="18"/>
-                <w:szCs w:val="18"/>
-              </w:rPr>
-              <w:t xml:space="preserve">Q96CG8</w:t>
-            </w:r>
-          </w:p>
-        </w:tc>
-        <w:tc>
-          <w:tcPr>
-            <w:tcW w:type="dxa" w:w="1400"/>
-            <w:tcBorders>
-              <w:top w:val="single" w:color="B0C8E0" w:sz="1"/>
-              <w:left w:val="single" w:color="B0C8E0" w:sz="1"/>
-              <w:bottom w:val="single" w:color="B0C8E0" w:sz="1"/>
-              <w:right w:val="single" w:color="B0C8E0" w:sz="1"/>
-            </w:tcBorders>
-            <w:shd w:fill="EEF4FB" w:val="clear"/>
-            <w:tcMar>
-              <w:top w:type="dxa" w:w="80"/>
-              <w:left w:type="dxa" w:w="100"/>
-              <w:bottom w:type="dxa" w:w="80"/>
-              <w:right w:type="dxa" w:w="100"/>
-            </w:tcMar>
-          </w:tcPr>
-          <w:p>
-            <w:r>
-              <w:rPr>
-                <w:rFonts w:ascii="Arial" w:cs="Arial" w:eastAsia="Arial" w:hAnsi="Arial"/>
-                <w:b w:val="false"/>
-                <w:bCs w:val="false"/>
-                <w:sz w:val="18"/>
-                <w:szCs w:val="18"/>
-              </w:rPr>
-              <w:t xml:space="preserve">2.57</w:t>
-            </w:r>
-          </w:p>
-        </w:tc>
-        <w:tc>
-          <w:tcPr>
-            <w:tcW w:type="dxa" w:w="1600"/>
-            <w:tcBorders>
-              <w:top w:val="single" w:color="B0C8E0" w:sz="1"/>
-              <w:left w:val="single" w:color="B0C8E0" w:sz="1"/>
-              <w:bottom w:val="single" w:color="B0C8E0" w:sz="1"/>
-              <w:right w:val="single" w:color="B0C8E0" w:sz="1"/>
-            </w:tcBorders>
-            <w:shd w:fill="EEF4FB" w:val="clear"/>
-            <w:tcMar>
-              <w:top w:type="dxa" w:w="80"/>
-              <w:left w:type="dxa" w:w="100"/>
-              <w:bottom w:type="dxa" w:w="80"/>
-              <w:right w:type="dxa" w:w="100"/>
-            </w:tcMar>
-          </w:tcPr>
-          <w:p>
-            <w:r>
-              <w:rPr>
-                <w:rFonts w:ascii="Arial" w:cs="Arial" w:eastAsia="Arial" w:hAnsi="Arial"/>
-                <w:b w:val="false"/>
-                <w:bCs w:val="false"/>
-                <w:sz w:val="18"/>
-                <w:szCs w:val="18"/>
-              </w:rPr>
-              <w:t xml:space="preserve">0.00474</w:t>
-            </w:r>
-          </w:p>
-        </w:tc>
-        <w:tc>
-          <w:tcPr>
-            <w:tcW w:type="dxa" w:w="2466"/>
-            <w:tcBorders>
-              <w:top w:val="single" w:color="B0C8E0" w:sz="1"/>
-              <w:left w:val="single" w:color="B0C8E0" w:sz="1"/>
-              <w:bottom w:val="single" w:color="B0C8E0" w:sz="1"/>
-              <w:right w:val="single" w:color="B0C8E0" w:sz="1"/>
-            </w:tcBorders>
-            <w:shd w:fill="EEF4FB" w:val="clear"/>
-            <w:tcMar>
-              <w:top w:type="dxa" w:w="80"/>
-              <w:left w:type="dxa" w:w="100"/>
-              <w:bottom w:type="dxa" w:w="80"/>
-              <w:right w:type="dxa" w:w="100"/>
-            </w:tcMar>
-          </w:tcPr>
-          <w:p>
-            <w:r>
-              <w:rPr>
-                <w:rFonts w:ascii="Arial" w:cs="Arial" w:eastAsia="Arial" w:hAnsi="Arial"/>
-                <w:b w:val="false"/>
-                <w:bCs w:val="false"/>
-                <w:sz w:val="18"/>
-                <w:szCs w:val="18"/>
-              </w:rPr>
-              <w:t xml:space="preserve">Sobreexpresada</w:t>
-            </w:r>
-          </w:p>
-        </w:tc>
-      </w:tr>
-      <w:tr>
-        <w:tc>
-          <w:tcPr>
-            <w:tcW w:type="dxa" w:w="1800"/>
-            <w:tcBorders>
-              <w:top w:val="single" w:color="B0C8E0" w:sz="1"/>
-              <w:left w:val="single" w:color="B0C8E0" w:sz="1"/>
-              <w:bottom w:val="single" w:color="B0C8E0" w:sz="1"/>
-              <w:right w:val="single" w:color="B0C8E0" w:sz="1"/>
-            </w:tcBorders>
-            <w:shd w:fill="FFFFFF" w:val="clear"/>
-            <w:tcMar>
-              <w:top w:type="dxa" w:w="80"/>
-              <w:left w:type="dxa" w:w="100"/>
-              <w:bottom w:type="dxa" w:w="80"/>
-              <w:right w:type="dxa" w:w="100"/>
-            </w:tcMar>
-          </w:tcPr>
-          <w:p>
-            <w:r>
-              <w:rPr>
-                <w:rFonts w:ascii="Arial" w:cs="Arial" w:eastAsia="Arial" w:hAnsi="Arial"/>
-                <w:b w:val="false"/>
-                <w:bCs w:val="false"/>
-                <w:sz w:val="18"/>
-                <w:szCs w:val="18"/>
-              </w:rPr>
-              <w:t xml:space="preserve">PSPH</w:t>
-            </w:r>
-          </w:p>
-        </w:tc>
-        <w:tc>
-          <w:tcPr>
-            <w:tcW w:type="dxa" w:w="1600"/>
-            <w:tcBorders>
-              <w:top w:val="single" w:color="B0C8E0" w:sz="1"/>
-              <w:left w:val="single" w:color="B0C8E0" w:sz="1"/>
-              <w:bottom w:val="single" w:color="B0C8E0" w:sz="1"/>
-              <w:right w:val="single" w:color="B0C8E0" w:sz="1"/>
-            </w:tcBorders>
-            <w:shd w:fill="FFFFFF" w:val="clear"/>
-            <w:tcMar>
-              <w:top w:type="dxa" w:w="80"/>
-              <w:left w:type="dxa" w:w="100"/>
-              <w:bottom w:type="dxa" w:w="80"/>
-              <w:right w:type="dxa" w:w="100"/>
-            </w:tcMar>
-          </w:tcPr>
-          <w:p>
-            <w:r>
-              <w:rPr>
-                <w:rFonts w:ascii="Arial" w:cs="Arial" w:eastAsia="Arial" w:hAnsi="Arial"/>
-                <w:b w:val="false"/>
-                <w:bCs w:val="false"/>
-                <w:sz w:val="18"/>
-                <w:szCs w:val="18"/>
-              </w:rPr>
-              <w:t xml:space="preserve">P78330</w:t>
-            </w:r>
-          </w:p>
-        </w:tc>
-        <w:tc>
-          <w:tcPr>
-            <w:tcW w:type="dxa" w:w="1400"/>
-            <w:tcBorders>
-              <w:top w:val="single" w:color="B0C8E0" w:sz="1"/>
-              <w:left w:val="single" w:color="B0C8E0" w:sz="1"/>
-              <w:bottom w:val="single" w:color="B0C8E0" w:sz="1"/>
-              <w:right w:val="single" w:color="B0C8E0" w:sz="1"/>
-            </w:tcBorders>
-            <w:shd w:fill="FFFFFF" w:val="clear"/>
-            <w:tcMar>
-              <w:top w:type="dxa" w:w="80"/>
-              <w:left w:type="dxa" w:w="100"/>
-              <w:bottom w:type="dxa" w:w="80"/>
-              <w:right w:type="dxa" w:w="100"/>
-            </w:tcMar>
-          </w:tcPr>
-          <w:p>
-            <w:r>
-              <w:rPr>
-                <w:rFonts w:ascii="Arial" w:cs="Arial" w:eastAsia="Arial" w:hAnsi="Arial"/>
-                <w:b w:val="false"/>
-                <w:bCs w:val="false"/>
-                <w:sz w:val="18"/>
-                <w:szCs w:val="18"/>
-              </w:rPr>
-              <w:t xml:space="preserve">2.541</w:t>
-            </w:r>
-          </w:p>
-        </w:tc>
-        <w:tc>
-          <w:tcPr>
-            <w:tcW w:type="dxa" w:w="1600"/>
-            <w:tcBorders>
-              <w:top w:val="single" w:color="B0C8E0" w:sz="1"/>
-              <w:left w:val="single" w:color="B0C8E0" w:sz="1"/>
-              <w:bottom w:val="single" w:color="B0C8E0" w:sz="1"/>
-              <w:right w:val="single" w:color="B0C8E0" w:sz="1"/>
-            </w:tcBorders>
-            <w:shd w:fill="FFFFFF" w:val="clear"/>
-            <w:tcMar>
-              <w:top w:type="dxa" w:w="80"/>
-              <w:left w:type="dxa" w:w="100"/>
-              <w:bottom w:type="dxa" w:w="80"/>
-              <w:right w:type="dxa" w:w="100"/>
-            </w:tcMar>
-          </w:tcPr>
-          <w:p>
-            <w:r>
-              <w:rPr>
-                <w:rFonts w:ascii="Arial" w:cs="Arial" w:eastAsia="Arial" w:hAnsi="Arial"/>
-                <w:b w:val="false"/>
-                <w:bCs w:val="false"/>
-                <w:sz w:val="18"/>
-                <w:szCs w:val="18"/>
-              </w:rPr>
-              <w:t xml:space="preserve">0.00454</w:t>
-            </w:r>
-          </w:p>
-        </w:tc>
-        <w:tc>
-          <w:tcPr>
-            <w:tcW w:type="dxa" w:w="2466"/>
-            <w:tcBorders>
-              <w:top w:val="single" w:color="B0C8E0" w:sz="1"/>
-              <w:left w:val="single" w:color="B0C8E0" w:sz="1"/>
-              <w:bottom w:val="single" w:color="B0C8E0" w:sz="1"/>
-              <w:right w:val="single" w:color="B0C8E0" w:sz="1"/>
-            </w:tcBorders>
-            <w:shd w:fill="FFFFFF" w:val="clear"/>
-            <w:tcMar>
-              <w:top w:type="dxa" w:w="80"/>
-              <w:left w:type="dxa" w:w="100"/>
-              <w:bottom w:type="dxa" w:w="80"/>
-              <w:right w:type="dxa" w:w="100"/>
-            </w:tcMar>
-          </w:tcPr>
-          <w:p>
-            <w:r>
-              <w:rPr>
-                <w:rFonts w:ascii="Arial" w:cs="Arial" w:eastAsia="Arial" w:hAnsi="Arial"/>
-                <w:b w:val="false"/>
-                <w:bCs w:val="false"/>
-                <w:sz w:val="18"/>
-                <w:szCs w:val="18"/>
-              </w:rPr>
-              <w:t xml:space="preserve">Sobreexpresada</w:t>
-            </w:r>
-          </w:p>
-        </w:tc>
-      </w:tr>
-      <w:tr>
-        <w:tc>
-          <w:tcPr>
-            <w:tcW w:type="dxa" w:w="1800"/>
-            <w:tcBorders>
-              <w:top w:val="single" w:color="B0C8E0" w:sz="1"/>
-              <w:left w:val="single" w:color="B0C8E0" w:sz="1"/>
-              <w:bottom w:val="single" w:color="B0C8E0" w:sz="1"/>
-              <w:right w:val="single" w:color="B0C8E0" w:sz="1"/>
-            </w:tcBorders>
-            <w:shd w:fill="EEF4FB" w:val="clear"/>
-            <w:tcMar>
-              <w:top w:type="dxa" w:w="80"/>
-              <w:left w:type="dxa" w:w="100"/>
-              <w:bottom w:type="dxa" w:w="80"/>
-              <w:right w:type="dxa" w:w="100"/>
-            </w:tcMar>
-          </w:tcPr>
-          <w:p>
-            <w:r>
-              <w:rPr>
-                <w:rFonts w:ascii="Arial" w:cs="Arial" w:eastAsia="Arial" w:hAnsi="Arial"/>
-                <w:b w:val="false"/>
-                <w:bCs w:val="false"/>
-                <w:sz w:val="18"/>
-                <w:szCs w:val="18"/>
-              </w:rPr>
-              <w:t xml:space="preserve">HMGB3</w:t>
-            </w:r>
-          </w:p>
-        </w:tc>
-        <w:tc>
-          <w:tcPr>
-            <w:tcW w:type="dxa" w:w="1600"/>
-            <w:tcBorders>
-              <w:top w:val="single" w:color="B0C8E0" w:sz="1"/>
-              <w:left w:val="single" w:color="B0C8E0" w:sz="1"/>
-              <w:bottom w:val="single" w:color="B0C8E0" w:sz="1"/>
-              <w:right w:val="single" w:color="B0C8E0" w:sz="1"/>
-            </w:tcBorders>
-            <w:shd w:fill="EEF4FB" w:val="clear"/>
-            <w:tcMar>
-              <w:top w:type="dxa" w:w="80"/>
-              <w:left w:type="dxa" w:w="100"/>
-              <w:bottom w:type="dxa" w:w="80"/>
-              <w:right w:type="dxa" w:w="100"/>
-            </w:tcMar>
-          </w:tcPr>
-          <w:p>
-            <w:r>
-              <w:rPr>
-                <w:rFonts w:ascii="Arial" w:cs="Arial" w:eastAsia="Arial" w:hAnsi="Arial"/>
-                <w:b w:val="false"/>
-                <w:bCs w:val="false"/>
-                <w:sz w:val="18"/>
-                <w:szCs w:val="18"/>
-              </w:rPr>
-              <w:t xml:space="preserve">O15347</w:t>
-            </w:r>
-          </w:p>
-        </w:tc>
-        <w:tc>
-          <w:tcPr>
-            <w:tcW w:type="dxa" w:w="1400"/>
-            <w:tcBorders>
-              <w:top w:val="single" w:color="B0C8E0" w:sz="1"/>
-              <w:left w:val="single" w:color="B0C8E0" w:sz="1"/>
-              <w:bottom w:val="single" w:color="B0C8E0" w:sz="1"/>
-              <w:right w:val="single" w:color="B0C8E0" w:sz="1"/>
-            </w:tcBorders>
-            <w:shd w:fill="EEF4FB" w:val="clear"/>
-            <w:tcMar>
-              <w:top w:type="dxa" w:w="80"/>
-              <w:left w:type="dxa" w:w="100"/>
-              <w:bottom w:type="dxa" w:w="80"/>
-              <w:right w:type="dxa" w:w="100"/>
-            </w:tcMar>
-          </w:tcPr>
-          <w:p>
-            <w:r>
-              <w:rPr>
-                <w:rFonts w:ascii="Arial" w:cs="Arial" w:eastAsia="Arial" w:hAnsi="Arial"/>
-                <w:b w:val="false"/>
-                <w:bCs w:val="false"/>
-                <w:sz w:val="18"/>
-                <w:szCs w:val="18"/>
-              </w:rPr>
-              <w:t xml:space="preserve">2.539</w:t>
-            </w:r>
-          </w:p>
-        </w:tc>
-        <w:tc>
-          <w:tcPr>
-            <w:tcW w:type="dxa" w:w="1600"/>
-            <w:tcBorders>
-              <w:top w:val="single" w:color="B0C8E0" w:sz="1"/>
-              <w:left w:val="single" w:color="B0C8E0" w:sz="1"/>
-              <w:bottom w:val="single" w:color="B0C8E0" w:sz="1"/>
-              <w:right w:val="single" w:color="B0C8E0" w:sz="1"/>
-            </w:tcBorders>
-            <w:shd w:fill="EEF4FB" w:val="clear"/>
-            <w:tcMar>
-              <w:top w:type="dxa" w:w="80"/>
-              <w:left w:type="dxa" w:w="100"/>
-              <w:bottom w:type="dxa" w:w="80"/>
-              <w:right w:type="dxa" w:w="100"/>
-            </w:tcMar>
-          </w:tcPr>
-          <w:p>
-            <w:r>
-              <w:rPr>
-                <w:rFonts w:ascii="Arial" w:cs="Arial" w:eastAsia="Arial" w:hAnsi="Arial"/>
-                <w:b w:val="false"/>
-                <w:bCs w:val="false"/>
-                <w:sz w:val="18"/>
-                <w:szCs w:val="18"/>
-              </w:rPr>
-              <w:t xml:space="preserve">0.0473</w:t>
-            </w:r>
-          </w:p>
-        </w:tc>
-        <w:tc>
-          <w:tcPr>
-            <w:tcW w:type="dxa" w:w="2466"/>
-            <w:tcBorders>
-              <w:top w:val="single" w:color="B0C8E0" w:sz="1"/>
-              <w:left w:val="single" w:color="B0C8E0" w:sz="1"/>
-              <w:bottom w:val="single" w:color="B0C8E0" w:sz="1"/>
-              <w:right w:val="single" w:color="B0C8E0" w:sz="1"/>
-            </w:tcBorders>
-            <w:shd w:fill="EEF4FB" w:val="clear"/>
-            <w:tcMar>
-              <w:top w:type="dxa" w:w="80"/>
-              <w:left w:type="dxa" w:w="100"/>
-              <w:bottom w:type="dxa" w:w="80"/>
-              <w:right w:type="dxa" w:w="100"/>
-            </w:tcMar>
-          </w:tcPr>
-          <w:p>
-            <w:r>
-              <w:rPr>
-                <w:rFonts w:ascii="Arial" w:cs="Arial" w:eastAsia="Arial" w:hAnsi="Arial"/>
-                <w:b w:val="false"/>
-                <w:bCs w:val="false"/>
-                <w:sz w:val="18"/>
-                <w:szCs w:val="18"/>
-              </w:rPr>
-              <w:t xml:space="preserve">Sobreexpresada</w:t>
-            </w:r>
-          </w:p>
-        </w:tc>
-      </w:tr>
-      <w:tr>
-        <w:tc>
-          <w:tcPr>
-            <w:tcW w:type="dxa" w:w="1800"/>
-            <w:tcBorders>
-              <w:top w:val="single" w:color="B0C8E0" w:sz="1"/>
-              <w:left w:val="single" w:color="B0C8E0" w:sz="1"/>
-              <w:bottom w:val="single" w:color="B0C8E0" w:sz="1"/>
-              <w:right w:val="single" w:color="B0C8E0" w:sz="1"/>
-            </w:tcBorders>
-            <w:shd w:fill="FFFFFF" w:val="clear"/>
-            <w:tcMar>
-              <w:top w:type="dxa" w:w="80"/>
-              <w:left w:type="dxa" w:w="100"/>
-              <w:bottom w:type="dxa" w:w="80"/>
-              <w:right w:type="dxa" w:w="100"/>
-            </w:tcMar>
-          </w:tcPr>
-          <w:p>
-            <w:r>
-              <w:rPr>
-                <w:rFonts w:ascii="Arial" w:cs="Arial" w:eastAsia="Arial" w:hAnsi="Arial"/>
-                <w:b w:val="false"/>
-                <w:bCs w:val="false"/>
-                <w:sz w:val="18"/>
-                <w:szCs w:val="18"/>
-              </w:rPr>
-              <w:t xml:space="preserve">COL4A2</w:t>
-            </w:r>
-          </w:p>
-        </w:tc>
-        <w:tc>
-          <w:tcPr>
-            <w:tcW w:type="dxa" w:w="1600"/>
-            <w:tcBorders>
-              <w:top w:val="single" w:color="B0C8E0" w:sz="1"/>
-              <w:left w:val="single" w:color="B0C8E0" w:sz="1"/>
-              <w:bottom w:val="single" w:color="B0C8E0" w:sz="1"/>
-              <w:right w:val="single" w:color="B0C8E0" w:sz="1"/>
-            </w:tcBorders>
-            <w:shd w:fill="FFFFFF" w:val="clear"/>
-            <w:tcMar>
-              <w:top w:type="dxa" w:w="80"/>
-              <w:left w:type="dxa" w:w="100"/>
-              <w:bottom w:type="dxa" w:w="80"/>
-              <w:right w:type="dxa" w:w="100"/>
-            </w:tcMar>
-          </w:tcPr>
-          <w:p>
-            <w:r>
-              <w:rPr>
-                <w:rFonts w:ascii="Arial" w:cs="Arial" w:eastAsia="Arial" w:hAnsi="Arial"/>
-                <w:b w:val="false"/>
-                <w:bCs w:val="false"/>
-                <w:sz w:val="18"/>
-                <w:szCs w:val="18"/>
-              </w:rPr>
-              <w:t xml:space="preserve">P08572</w:t>
-            </w:r>
-          </w:p>
-        </w:tc>
-        <w:tc>
-          <w:tcPr>
-            <w:tcW w:type="dxa" w:w="1400"/>
-            <w:tcBorders>
-              <w:top w:val="single" w:color="B0C8E0" w:sz="1"/>
-              <w:left w:val="single" w:color="B0C8E0" w:sz="1"/>
-              <w:bottom w:val="single" w:color="B0C8E0" w:sz="1"/>
-              <w:right w:val="single" w:color="B0C8E0" w:sz="1"/>
-            </w:tcBorders>
-            <w:shd w:fill="FFFFFF" w:val="clear"/>
-            <w:tcMar>
-              <w:top w:type="dxa" w:w="80"/>
-              <w:left w:type="dxa" w:w="100"/>
-              <w:bottom w:type="dxa" w:w="80"/>
-              <w:right w:type="dxa" w:w="100"/>
-            </w:tcMar>
-          </w:tcPr>
-          <w:p>
-            <w:r>
-              <w:rPr>
-                <w:rFonts w:ascii="Arial" w:cs="Arial" w:eastAsia="Arial" w:hAnsi="Arial"/>
-                <w:b w:val="false"/>
-                <w:bCs w:val="false"/>
-                <w:sz w:val="18"/>
-                <w:szCs w:val="18"/>
-              </w:rPr>
-              <w:t xml:space="preserve">2.516</w:t>
-            </w:r>
-          </w:p>
-        </w:tc>
-        <w:tc>
-          <w:tcPr>
-            <w:tcW w:type="dxa" w:w="1600"/>
-            <w:tcBorders>
-              <w:top w:val="single" w:color="B0C8E0" w:sz="1"/>
-              <w:left w:val="single" w:color="B0C8E0" w:sz="1"/>
-              <w:bottom w:val="single" w:color="B0C8E0" w:sz="1"/>
-              <w:right w:val="single" w:color="B0C8E0" w:sz="1"/>
-            </w:tcBorders>
-            <w:shd w:fill="FFFFFF" w:val="clear"/>
-            <w:tcMar>
-              <w:top w:type="dxa" w:w="80"/>
-              <w:left w:type="dxa" w:w="100"/>
-              <w:bottom w:type="dxa" w:w="80"/>
-              <w:right w:type="dxa" w:w="100"/>
-            </w:tcMar>
-          </w:tcPr>
-          <w:p>
-            <w:r>
-              <w:rPr>
-                <w:rFonts w:ascii="Arial" w:cs="Arial" w:eastAsia="Arial" w:hAnsi="Arial"/>
-                <w:b w:val="false"/>
-                <w:bCs w:val="false"/>
-                <w:sz w:val="18"/>
-                <w:szCs w:val="18"/>
-              </w:rPr>
-              <w:t xml:space="preserve">6.39e-4</w:t>
-            </w:r>
-          </w:p>
-        </w:tc>
-        <w:tc>
-          <w:tcPr>
-            <w:tcW w:type="dxa" w:w="2466"/>
-            <w:tcBorders>
-              <w:top w:val="single" w:color="B0C8E0" w:sz="1"/>
-              <w:left w:val="single" w:color="B0C8E0" w:sz="1"/>
-              <w:bottom w:val="single" w:color="B0C8E0" w:sz="1"/>
-              <w:right w:val="single" w:color="B0C8E0" w:sz="1"/>
-            </w:tcBorders>
-            <w:shd w:fill="FFFFFF" w:val="clear"/>
-            <w:tcMar>
-              <w:top w:type="dxa" w:w="80"/>
-              <w:left w:type="dxa" w:w="100"/>
-              <w:bottom w:type="dxa" w:w="80"/>
-              <w:right w:type="dxa" w:w="100"/>
-            </w:tcMar>
-          </w:tcPr>
-          <w:p>
-            <w:r>
-              <w:rPr>
-                <w:rFonts w:ascii="Arial" w:cs="Arial" w:eastAsia="Arial" w:hAnsi="Arial"/>
-                <w:b w:val="false"/>
-                <w:bCs w:val="false"/>
-                <w:sz w:val="18"/>
-                <w:szCs w:val="18"/>
-              </w:rPr>
-              <w:t xml:space="preserve">Sobreexpresada</w:t>
-            </w:r>
-          </w:p>
-        </w:tc>
-      </w:tr>
-      <w:tr>
-        <w:tc>
-          <w:tcPr>
-            <w:tcW w:type="dxa" w:w="1800"/>
-            <w:tcBorders>
-              <w:top w:val="single" w:color="B0C8E0" w:sz="1"/>
-              <w:left w:val="single" w:color="B0C8E0" w:sz="1"/>
-              <w:bottom w:val="single" w:color="B0C8E0" w:sz="1"/>
-              <w:right w:val="single" w:color="B0C8E0" w:sz="1"/>
-            </w:tcBorders>
-            <w:shd w:fill="EEF4FB" w:val="clear"/>
-            <w:tcMar>
-              <w:top w:type="dxa" w:w="80"/>
-              <w:left w:type="dxa" w:w="100"/>
-              <w:bottom w:type="dxa" w:w="80"/>
-              <w:right w:type="dxa" w:w="100"/>
-            </w:tcMar>
-          </w:tcPr>
-          <w:p>
-            <w:r>
-              <w:rPr>
-                <w:rFonts w:ascii="Arial" w:cs="Arial" w:eastAsia="Arial" w:hAnsi="Arial"/>
-                <w:b w:val="false"/>
-                <w:bCs w:val="false"/>
-                <w:sz w:val="18"/>
-                <w:szCs w:val="18"/>
-              </w:rPr>
-              <w:t xml:space="preserve">SLC25A4</w:t>
-            </w:r>
-          </w:p>
-        </w:tc>
-        <w:tc>
-          <w:tcPr>
-            <w:tcW w:type="dxa" w:w="1600"/>
-            <w:tcBorders>
-              <w:top w:val="single" w:color="B0C8E0" w:sz="1"/>
-              <w:left w:val="single" w:color="B0C8E0" w:sz="1"/>
-              <w:bottom w:val="single" w:color="B0C8E0" w:sz="1"/>
-              <w:right w:val="single" w:color="B0C8E0" w:sz="1"/>
-            </w:tcBorders>
-            <w:shd w:fill="EEF4FB" w:val="clear"/>
-            <w:tcMar>
-              <w:top w:type="dxa" w:w="80"/>
-              <w:left w:type="dxa" w:w="100"/>
-              <w:bottom w:type="dxa" w:w="80"/>
-              <w:right w:type="dxa" w:w="100"/>
-            </w:tcMar>
-          </w:tcPr>
-          <w:p>
-            <w:r>
-              <w:rPr>
-                <w:rFonts w:ascii="Arial" w:cs="Arial" w:eastAsia="Arial" w:hAnsi="Arial"/>
-                <w:b w:val="false"/>
-                <w:bCs w:val="false"/>
-                <w:sz w:val="18"/>
-                <w:szCs w:val="18"/>
-              </w:rPr>
-              <w:t xml:space="preserve">P12235</w:t>
-            </w:r>
-          </w:p>
-        </w:tc>
-        <w:tc>
-          <w:tcPr>
-            <w:tcW w:type="dxa" w:w="1400"/>
-            <w:tcBorders>
-              <w:top w:val="single" w:color="B0C8E0" w:sz="1"/>
-              <w:left w:val="single" w:color="B0C8E0" w:sz="1"/>
-              <w:bottom w:val="single" w:color="B0C8E0" w:sz="1"/>
-              <w:right w:val="single" w:color="B0C8E0" w:sz="1"/>
-            </w:tcBorders>
-            <w:shd w:fill="EEF4FB" w:val="clear"/>
-            <w:tcMar>
-              <w:top w:type="dxa" w:w="80"/>
-              <w:left w:type="dxa" w:w="100"/>
-              <w:bottom w:type="dxa" w:w="80"/>
-              <w:right w:type="dxa" w:w="100"/>
-            </w:tcMar>
-          </w:tcPr>
-          <w:p>
-            <w:r>
-              <w:rPr>
-                <w:rFonts w:ascii="Arial" w:cs="Arial" w:eastAsia="Arial" w:hAnsi="Arial"/>
-                <w:b w:val="false"/>
-                <w:bCs w:val="false"/>
-                <w:sz w:val="18"/>
-                <w:szCs w:val="18"/>
-              </w:rPr>
-              <w:t xml:space="preserve">-5.99</w:t>
-            </w:r>
-          </w:p>
-        </w:tc>
-        <w:tc>
-          <w:tcPr>
-            <w:tcW w:type="dxa" w:w="1600"/>
-            <w:tcBorders>
-              <w:top w:val="single" w:color="B0C8E0" w:sz="1"/>
-              <w:left w:val="single" w:color="B0C8E0" w:sz="1"/>
-              <w:bottom w:val="single" w:color="B0C8E0" w:sz="1"/>
-              <w:right w:val="single" w:color="B0C8E0" w:sz="1"/>
-            </w:tcBorders>
-            <w:shd w:fill="EEF4FB" w:val="clear"/>
-            <w:tcMar>
-              <w:top w:type="dxa" w:w="80"/>
-              <w:left w:type="dxa" w:w="100"/>
-              <w:bottom w:type="dxa" w:w="80"/>
-              <w:right w:type="dxa" w:w="100"/>
-            </w:tcMar>
-          </w:tcPr>
-          <w:p>
-            <w:r>
-              <w:rPr>
-                <w:rFonts w:ascii="Arial" w:cs="Arial" w:eastAsia="Arial" w:hAnsi="Arial"/>
-                <w:b w:val="false"/>
-                <w:bCs w:val="false"/>
-                <w:sz w:val="18"/>
-                <w:szCs w:val="18"/>
-              </w:rPr>
-              <w:t xml:space="preserve">3.23e-4</w:t>
-            </w:r>
-          </w:p>
-        </w:tc>
-        <w:tc>
-          <w:tcPr>
-            <w:tcW w:type="dxa" w:w="2466"/>
-            <w:tcBorders>
-              <w:top w:val="single" w:color="B0C8E0" w:sz="1"/>
-              <w:left w:val="single" w:color="B0C8E0" w:sz="1"/>
-              <w:bottom w:val="single" w:color="B0C8E0" w:sz="1"/>
-              <w:right w:val="single" w:color="B0C8E0" w:sz="1"/>
-            </w:tcBorders>
-            <w:shd w:fill="EEF4FB" w:val="clear"/>
-            <w:tcMar>
-              <w:top w:type="dxa" w:w="80"/>
-              <w:left w:type="dxa" w:w="100"/>
-              <w:bottom w:type="dxa" w:w="80"/>
-              <w:right w:type="dxa" w:w="100"/>
-            </w:tcMar>
-          </w:tcPr>
-          <w:p>
-            <w:r>
-              <w:rPr>
-                <w:rFonts w:ascii="Arial" w:cs="Arial" w:eastAsia="Arial" w:hAnsi="Arial"/>
-                <w:b w:val="false"/>
-                <w:bCs w:val="false"/>
-                <w:sz w:val="18"/>
-                <w:szCs w:val="18"/>
-              </w:rPr>
-              <w:t xml:space="preserve">Subexpresada</w:t>
-            </w:r>
-          </w:p>
-        </w:tc>
-      </w:tr>
-      <w:tr>
-        <w:tc>
-          <w:tcPr>
-            <w:tcW w:type="dxa" w:w="1800"/>
-            <w:tcBorders>
-              <w:top w:val="single" w:color="B0C8E0" w:sz="1"/>
-              <w:left w:val="single" w:color="B0C8E0" w:sz="1"/>
-              <w:bottom w:val="single" w:color="B0C8E0" w:sz="1"/>
-              <w:right w:val="single" w:color="B0C8E0" w:sz="1"/>
-            </w:tcBorders>
-            <w:shd w:fill="FFFFFF" w:val="clear"/>
-            <w:tcMar>
-              <w:top w:type="dxa" w:w="80"/>
-              <w:left w:type="dxa" w:w="100"/>
-              <w:bottom w:type="dxa" w:w="80"/>
-              <w:right w:type="dxa" w:w="100"/>
-            </w:tcMar>
-          </w:tcPr>
-          <w:p>
-            <w:r>
-              <w:rPr>
-                <w:rFonts w:ascii="Arial" w:cs="Arial" w:eastAsia="Arial" w:hAnsi="Arial"/>
-                <w:b w:val="false"/>
-                <w:bCs w:val="false"/>
-                <w:sz w:val="18"/>
-                <w:szCs w:val="18"/>
-              </w:rPr>
-              <w:t xml:space="preserve">MYLPF</w:t>
-            </w:r>
-          </w:p>
-        </w:tc>
-        <w:tc>
-          <w:tcPr>
-            <w:tcW w:type="dxa" w:w="1600"/>
-            <w:tcBorders>
-              <w:top w:val="single" w:color="B0C8E0" w:sz="1"/>
-              <w:left w:val="single" w:color="B0C8E0" w:sz="1"/>
-              <w:bottom w:val="single" w:color="B0C8E0" w:sz="1"/>
-              <w:right w:val="single" w:color="B0C8E0" w:sz="1"/>
-            </w:tcBorders>
-            <w:shd w:fill="FFFFFF" w:val="clear"/>
-            <w:tcMar>
-              <w:top w:type="dxa" w:w="80"/>
-              <w:left w:type="dxa" w:w="100"/>
-              <w:bottom w:type="dxa" w:w="80"/>
-              <w:right w:type="dxa" w:w="100"/>
-            </w:tcMar>
-          </w:tcPr>
-          <w:p>
-            <w:r>
-              <w:rPr>
-                <w:rFonts w:ascii="Arial" w:cs="Arial" w:eastAsia="Arial" w:hAnsi="Arial"/>
-                <w:b w:val="false"/>
-                <w:bCs w:val="false"/>
-                <w:sz w:val="18"/>
-                <w:szCs w:val="18"/>
-              </w:rPr>
-              <w:t xml:space="preserve">Q96A32</w:t>
-            </w:r>
-          </w:p>
-        </w:tc>
-        <w:tc>
-          <w:tcPr>
-            <w:tcW w:type="dxa" w:w="1400"/>
-            <w:tcBorders>
-              <w:top w:val="single" w:color="B0C8E0" w:sz="1"/>
-              <w:left w:val="single" w:color="B0C8E0" w:sz="1"/>
-              <w:bottom w:val="single" w:color="B0C8E0" w:sz="1"/>
-              <w:right w:val="single" w:color="B0C8E0" w:sz="1"/>
-            </w:tcBorders>
-            <w:shd w:fill="FFFFFF" w:val="clear"/>
-            <w:tcMar>
-              <w:top w:type="dxa" w:w="80"/>
-              <w:left w:type="dxa" w:w="100"/>
-              <w:bottom w:type="dxa" w:w="80"/>
-              <w:right w:type="dxa" w:w="100"/>
-            </w:tcMar>
-          </w:tcPr>
-          <w:p>
-            <w:r>
-              <w:rPr>
-                <w:rFonts w:ascii="Arial" w:cs="Arial" w:eastAsia="Arial" w:hAnsi="Arial"/>
-                <w:b w:val="false"/>
-                <w:bCs w:val="false"/>
-                <w:sz w:val="18"/>
-                <w:szCs w:val="18"/>
-              </w:rPr>
-              <w:t xml:space="preserve">-5.291</w:t>
-            </w:r>
-          </w:p>
-        </w:tc>
-        <w:tc>
-          <w:tcPr>
-            <w:tcW w:type="dxa" w:w="1600"/>
-            <w:tcBorders>
-              <w:top w:val="single" w:color="B0C8E0" w:sz="1"/>
-              <w:left w:val="single" w:color="B0C8E0" w:sz="1"/>
-              <w:bottom w:val="single" w:color="B0C8E0" w:sz="1"/>
-              <w:right w:val="single" w:color="B0C8E0" w:sz="1"/>
-            </w:tcBorders>
-            <w:shd w:fill="FFFFFF" w:val="clear"/>
-            <w:tcMar>
-              <w:top w:type="dxa" w:w="80"/>
-              <w:left w:type="dxa" w:w="100"/>
-              <w:bottom w:type="dxa" w:w="80"/>
-              <w:right w:type="dxa" w:w="100"/>
-            </w:tcMar>
-          </w:tcPr>
-          <w:p>
-            <w:r>
-              <w:rPr>
-                <w:rFonts w:ascii="Arial" w:cs="Arial" w:eastAsia="Arial" w:hAnsi="Arial"/>
-                <w:b w:val="false"/>
-                <w:bCs w:val="false"/>
-                <w:sz w:val="18"/>
-                <w:szCs w:val="18"/>
-              </w:rPr>
-              <w:t xml:space="preserve">9.32e-4</w:t>
-            </w:r>
-          </w:p>
-        </w:tc>
-        <w:tc>
-          <w:tcPr>
-            <w:tcW w:type="dxa" w:w="2466"/>
-            <w:tcBorders>
-              <w:top w:val="single" w:color="B0C8E0" w:sz="1"/>
-              <w:left w:val="single" w:color="B0C8E0" w:sz="1"/>
-              <w:bottom w:val="single" w:color="B0C8E0" w:sz="1"/>
-              <w:right w:val="single" w:color="B0C8E0" w:sz="1"/>
-            </w:tcBorders>
-            <w:shd w:fill="FFFFFF" w:val="clear"/>
-            <w:tcMar>
-              <w:top w:type="dxa" w:w="80"/>
-              <w:left w:type="dxa" w:w="100"/>
-              <w:bottom w:type="dxa" w:w="80"/>
-              <w:right w:type="dxa" w:w="100"/>
-            </w:tcMar>
-          </w:tcPr>
-          <w:p>
-            <w:r>
-              <w:rPr>
-                <w:rFonts w:ascii="Arial" w:cs="Arial" w:eastAsia="Arial" w:hAnsi="Arial"/>
-                <w:b w:val="false"/>
-                <w:bCs w:val="false"/>
-                <w:sz w:val="18"/>
-                <w:szCs w:val="18"/>
-              </w:rPr>
-              <w:t xml:space="preserve">Subexpresada</w:t>
-            </w:r>
-          </w:p>
-        </w:tc>
-      </w:tr>
-      <w:tr>
-        <w:tc>
-          <w:tcPr>
-            <w:tcW w:type="dxa" w:w="1800"/>
-            <w:tcBorders>
-              <w:top w:val="single" w:color="B0C8E0" w:sz="1"/>
-              <w:left w:val="single" w:color="B0C8E0" w:sz="1"/>
-              <w:bottom w:val="single" w:color="B0C8E0" w:sz="1"/>
-              <w:right w:val="single" w:color="B0C8E0" w:sz="1"/>
-            </w:tcBorders>
-            <w:shd w:fill="EEF4FB" w:val="clear"/>
-            <w:tcMar>
-              <w:top w:type="dxa" w:w="80"/>
-              <w:left w:type="dxa" w:w="100"/>
-              <w:bottom w:type="dxa" w:w="80"/>
-              <w:right w:type="dxa" w:w="100"/>
-            </w:tcMar>
-          </w:tcPr>
-          <w:p>
-            <w:r>
-              <w:rPr>
-                <w:rFonts w:ascii="Arial" w:cs="Arial" w:eastAsia="Arial" w:hAnsi="Arial"/>
-                <w:b w:val="false"/>
-                <w:bCs w:val="false"/>
-                <w:sz w:val="18"/>
-                <w:szCs w:val="18"/>
-              </w:rPr>
-              <w:t xml:space="preserve">HSPB6</w:t>
-            </w:r>
-          </w:p>
-        </w:tc>
-        <w:tc>
-          <w:tcPr>
-            <w:tcW w:type="dxa" w:w="1600"/>
-            <w:tcBorders>
-              <w:top w:val="single" w:color="B0C8E0" w:sz="1"/>
-              <w:left w:val="single" w:color="B0C8E0" w:sz="1"/>
-              <w:bottom w:val="single" w:color="B0C8E0" w:sz="1"/>
-              <w:right w:val="single" w:color="B0C8E0" w:sz="1"/>
-            </w:tcBorders>
-            <w:shd w:fill="EEF4FB" w:val="clear"/>
-            <w:tcMar>
-              <w:top w:type="dxa" w:w="80"/>
-              <w:left w:type="dxa" w:w="100"/>
-              <w:bottom w:type="dxa" w:w="80"/>
-              <w:right w:type="dxa" w:w="100"/>
-            </w:tcMar>
-          </w:tcPr>
-          <w:p>
-            <w:r>
-              <w:rPr>
-                <w:rFonts w:ascii="Arial" w:cs="Arial" w:eastAsia="Arial" w:hAnsi="Arial"/>
-                <w:b w:val="false"/>
-                <w:bCs w:val="false"/>
-                <w:sz w:val="18"/>
-                <w:szCs w:val="18"/>
-              </w:rPr>
-              <w:t xml:space="preserve">O14558</w:t>
-            </w:r>
-          </w:p>
-        </w:tc>
-        <w:tc>
-          <w:tcPr>
-            <w:tcW w:type="dxa" w:w="1400"/>
-            <w:tcBorders>
-              <w:top w:val="single" w:color="B0C8E0" w:sz="1"/>
-              <w:left w:val="single" w:color="B0C8E0" w:sz="1"/>
-              <w:bottom w:val="single" w:color="B0C8E0" w:sz="1"/>
-              <w:right w:val="single" w:color="B0C8E0" w:sz="1"/>
-            </w:tcBorders>
-            <w:shd w:fill="EEF4FB" w:val="clear"/>
-            <w:tcMar>
-              <w:top w:type="dxa" w:w="80"/>
-              <w:left w:type="dxa" w:w="100"/>
-              <w:bottom w:type="dxa" w:w="80"/>
-              <w:right w:type="dxa" w:w="100"/>
-            </w:tcMar>
-          </w:tcPr>
-          <w:p>
-            <w:r>
-              <w:rPr>
-                <w:rFonts w:ascii="Arial" w:cs="Arial" w:eastAsia="Arial" w:hAnsi="Arial"/>
-                <w:b w:val="false"/>
-                <w:bCs w:val="false"/>
-                <w:sz w:val="18"/>
-                <w:szCs w:val="18"/>
-              </w:rPr>
-              <w:t xml:space="preserve">-4.923</w:t>
-            </w:r>
-          </w:p>
-        </w:tc>
-        <w:tc>
-          <w:tcPr>
-            <w:tcW w:type="dxa" w:w="1600"/>
-            <w:tcBorders>
-              <w:top w:val="single" w:color="B0C8E0" w:sz="1"/>
-              <w:left w:val="single" w:color="B0C8E0" w:sz="1"/>
-              <w:bottom w:val="single" w:color="B0C8E0" w:sz="1"/>
-              <w:right w:val="single" w:color="B0C8E0" w:sz="1"/>
-            </w:tcBorders>
-            <w:shd w:fill="EEF4FB" w:val="clear"/>
-            <w:tcMar>
-              <w:top w:type="dxa" w:w="80"/>
-              <w:left w:type="dxa" w:w="100"/>
-              <w:bottom w:type="dxa" w:w="80"/>
-              <w:right w:type="dxa" w:w="100"/>
-            </w:tcMar>
-          </w:tcPr>
-          <w:p>
-            <w:r>
-              <w:rPr>
-                <w:rFonts w:ascii="Arial" w:cs="Arial" w:eastAsia="Arial" w:hAnsi="Arial"/>
-                <w:b w:val="false"/>
-                <w:bCs w:val="false"/>
-                <w:sz w:val="18"/>
-                <w:szCs w:val="18"/>
-              </w:rPr>
-              <w:t xml:space="preserve">3.3e-4</w:t>
-            </w:r>
-          </w:p>
-        </w:tc>
-        <w:tc>
-          <w:tcPr>
-            <w:tcW w:type="dxa" w:w="2466"/>
-            <w:tcBorders>
-              <w:top w:val="single" w:color="B0C8E0" w:sz="1"/>
-              <w:left w:val="single" w:color="B0C8E0" w:sz="1"/>
-              <w:bottom w:val="single" w:color="B0C8E0" w:sz="1"/>
-              <w:right w:val="single" w:color="B0C8E0" w:sz="1"/>
-            </w:tcBorders>
-            <w:shd w:fill="EEF4FB" w:val="clear"/>
-            <w:tcMar>
-              <w:top w:type="dxa" w:w="80"/>
-              <w:left w:type="dxa" w:w="100"/>
-              <w:bottom w:type="dxa" w:w="80"/>
-              <w:right w:type="dxa" w:w="100"/>
-            </w:tcMar>
-          </w:tcPr>
-          <w:p>
-            <w:r>
-              <w:rPr>
-                <w:rFonts w:ascii="Arial" w:cs="Arial" w:eastAsia="Arial" w:hAnsi="Arial"/>
-                <w:b w:val="false"/>
-                <w:bCs w:val="false"/>
-                <w:sz w:val="18"/>
-                <w:szCs w:val="18"/>
-              </w:rPr>
-              <w:t xml:space="preserve">Subexpresada</w:t>
-            </w:r>
-          </w:p>
-        </w:tc>
-      </w:tr>
-      <w:tr>
-        <w:tc>
-          <w:tcPr>
-            <w:tcW w:type="dxa" w:w="1800"/>
-            <w:tcBorders>
-              <w:top w:val="single" w:color="B0C8E0" w:sz="1"/>
-              <w:left w:val="single" w:color="B0C8E0" w:sz="1"/>
-              <w:bottom w:val="single" w:color="B0C8E0" w:sz="1"/>
-              <w:right w:val="single" w:color="B0C8E0" w:sz="1"/>
-            </w:tcBorders>
-            <w:shd w:fill="FFFFFF" w:val="clear"/>
-            <w:tcMar>
-              <w:top w:type="dxa" w:w="80"/>
-              <w:left w:type="dxa" w:w="100"/>
-              <w:bottom w:type="dxa" w:w="80"/>
-              <w:right w:type="dxa" w:w="100"/>
-            </w:tcMar>
-          </w:tcPr>
-          <w:p>
-            <w:r>
-              <w:rPr>
-                <w:rFonts w:ascii="Arial" w:cs="Arial" w:eastAsia="Arial" w:hAnsi="Arial"/>
-                <w:b w:val="false"/>
-                <w:bCs w:val="false"/>
-                <w:sz w:val="18"/>
-                <w:szCs w:val="18"/>
-              </w:rPr>
-              <w:t xml:space="preserve">MYL2</w:t>
-            </w:r>
-          </w:p>
-        </w:tc>
-        <w:tc>
-          <w:tcPr>
-            <w:tcW w:type="dxa" w:w="1600"/>
-            <w:tcBorders>
-              <w:top w:val="single" w:color="B0C8E0" w:sz="1"/>
-              <w:left w:val="single" w:color="B0C8E0" w:sz="1"/>
-              <w:bottom w:val="single" w:color="B0C8E0" w:sz="1"/>
-              <w:right w:val="single" w:color="B0C8E0" w:sz="1"/>
-            </w:tcBorders>
-            <w:shd w:fill="FFFFFF" w:val="clear"/>
-            <w:tcMar>
-              <w:top w:type="dxa" w:w="80"/>
-              <w:left w:type="dxa" w:w="100"/>
-              <w:bottom w:type="dxa" w:w="80"/>
-              <w:right w:type="dxa" w:w="100"/>
-            </w:tcMar>
-          </w:tcPr>
-          <w:p>
-            <w:r>
-              <w:rPr>
-                <w:rFonts w:ascii="Arial" w:cs="Arial" w:eastAsia="Arial" w:hAnsi="Arial"/>
-                <w:b w:val="false"/>
-                <w:bCs w:val="false"/>
-                <w:sz w:val="18"/>
-                <w:szCs w:val="18"/>
-              </w:rPr>
-              <w:t xml:space="preserve">P10916</w:t>
-            </w:r>
-          </w:p>
-        </w:tc>
-        <w:tc>
-          <w:tcPr>
-            <w:tcW w:type="dxa" w:w="1400"/>
-            <w:tcBorders>
-              <w:top w:val="single" w:color="B0C8E0" w:sz="1"/>
-              <w:left w:val="single" w:color="B0C8E0" w:sz="1"/>
-              <w:bottom w:val="single" w:color="B0C8E0" w:sz="1"/>
-              <w:right w:val="single" w:color="B0C8E0" w:sz="1"/>
-            </w:tcBorders>
-            <w:shd w:fill="FFFFFF" w:val="clear"/>
-            <w:tcMar>
-              <w:top w:type="dxa" w:w="80"/>
-              <w:left w:type="dxa" w:w="100"/>
-              <w:bottom w:type="dxa" w:w="80"/>
-              <w:right w:type="dxa" w:w="100"/>
-            </w:tcMar>
-          </w:tcPr>
-          <w:p>
-            <w:r>
-              <w:rPr>
-                <w:rFonts w:ascii="Arial" w:cs="Arial" w:eastAsia="Arial" w:hAnsi="Arial"/>
-                <w:b w:val="false"/>
-                <w:bCs w:val="false"/>
-                <w:sz w:val="18"/>
-                <w:szCs w:val="18"/>
-              </w:rPr>
-              <w:t xml:space="preserve">-4.907</w:t>
-            </w:r>
-          </w:p>
-        </w:tc>
-        <w:tc>
-          <w:tcPr>
-            <w:tcW w:type="dxa" w:w="1600"/>
-            <w:tcBorders>
-              <w:top w:val="single" w:color="B0C8E0" w:sz="1"/>
-              <w:left w:val="single" w:color="B0C8E0" w:sz="1"/>
-              <w:bottom w:val="single" w:color="B0C8E0" w:sz="1"/>
-              <w:right w:val="single" w:color="B0C8E0" w:sz="1"/>
-            </w:tcBorders>
-            <w:shd w:fill="FFFFFF" w:val="clear"/>
-            <w:tcMar>
-              <w:top w:type="dxa" w:w="80"/>
-              <w:left w:type="dxa" w:w="100"/>
-              <w:bottom w:type="dxa" w:w="80"/>
-              <w:right w:type="dxa" w:w="100"/>
-            </w:tcMar>
-          </w:tcPr>
-          <w:p>
-            <w:r>
-              <w:rPr>
-                <w:rFonts w:ascii="Arial" w:cs="Arial" w:eastAsia="Arial" w:hAnsi="Arial"/>
-                <w:b w:val="false"/>
-                <w:bCs w:val="false"/>
-                <w:sz w:val="18"/>
-                <w:szCs w:val="18"/>
-              </w:rPr>
-              <w:t xml:space="preserve">0.00177</w:t>
-            </w:r>
-          </w:p>
-        </w:tc>
-        <w:tc>
-          <w:tcPr>
-            <w:tcW w:type="dxa" w:w="2466"/>
-            <w:tcBorders>
-              <w:top w:val="single" w:color="B0C8E0" w:sz="1"/>
-              <w:left w:val="single" w:color="B0C8E0" w:sz="1"/>
-              <w:bottom w:val="single" w:color="B0C8E0" w:sz="1"/>
-              <w:right w:val="single" w:color="B0C8E0" w:sz="1"/>
-            </w:tcBorders>
-            <w:shd w:fill="FFFFFF" w:val="clear"/>
-            <w:tcMar>
-              <w:top w:type="dxa" w:w="80"/>
-              <w:left w:type="dxa" w:w="100"/>
-              <w:bottom w:type="dxa" w:w="80"/>
-              <w:right w:type="dxa" w:w="100"/>
-            </w:tcMar>
-          </w:tcPr>
-          <w:p>
-            <w:r>
-              <w:rPr>
-                <w:rFonts w:ascii="Arial" w:cs="Arial" w:eastAsia="Arial" w:hAnsi="Arial"/>
-                <w:b w:val="false"/>
-                <w:bCs w:val="false"/>
-                <w:sz w:val="18"/>
-                <w:szCs w:val="18"/>
-              </w:rPr>
-              <w:t xml:space="preserve">Subexpresada</w:t>
-            </w:r>
-          </w:p>
-        </w:tc>
-      </w:tr>
-      <w:tr>
-        <w:tc>
-          <w:tcPr>
-            <w:tcW w:type="dxa" w:w="1800"/>
-            <w:tcBorders>
-              <w:top w:val="single" w:color="B0C8E0" w:sz="1"/>
-              <w:left w:val="single" w:color="B0C8E0" w:sz="1"/>
-              <w:bottom w:val="single" w:color="B0C8E0" w:sz="1"/>
-              <w:right w:val="single" w:color="B0C8E0" w:sz="1"/>
-            </w:tcBorders>
-            <w:shd w:fill="EEF4FB" w:val="clear"/>
-            <w:tcMar>
-              <w:top w:type="dxa" w:w="80"/>
-              <w:left w:type="dxa" w:w="100"/>
-              <w:bottom w:type="dxa" w:w="80"/>
-              <w:right w:type="dxa" w:w="100"/>
-            </w:tcMar>
-          </w:tcPr>
-          <w:p>
-            <w:r>
-              <w:rPr>
-                <w:rFonts w:ascii="Arial" w:cs="Arial" w:eastAsia="Arial" w:hAnsi="Arial"/>
-                <w:b w:val="false"/>
-                <w:bCs w:val="false"/>
-                <w:sz w:val="18"/>
-                <w:szCs w:val="18"/>
-              </w:rPr>
-              <w:t xml:space="preserve">CASQ1</w:t>
-            </w:r>
-          </w:p>
-        </w:tc>
-        <w:tc>
-          <w:tcPr>
-            <w:tcW w:type="dxa" w:w="1600"/>
-            <w:tcBorders>
-              <w:top w:val="single" w:color="B0C8E0" w:sz="1"/>
-              <w:left w:val="single" w:color="B0C8E0" w:sz="1"/>
-              <w:bottom w:val="single" w:color="B0C8E0" w:sz="1"/>
-              <w:right w:val="single" w:color="B0C8E0" w:sz="1"/>
-            </w:tcBorders>
-            <w:shd w:fill="EEF4FB" w:val="clear"/>
-            <w:tcMar>
-              <w:top w:type="dxa" w:w="80"/>
-              <w:left w:type="dxa" w:w="100"/>
-              <w:bottom w:type="dxa" w:w="80"/>
-              <w:right w:type="dxa" w:w="100"/>
-            </w:tcMar>
-          </w:tcPr>
-          <w:p>
-            <w:r>
-              <w:rPr>
-                <w:rFonts w:ascii="Arial" w:cs="Arial" w:eastAsia="Arial" w:hAnsi="Arial"/>
-                <w:b w:val="false"/>
-                <w:bCs w:val="false"/>
-                <w:sz w:val="18"/>
-                <w:szCs w:val="18"/>
-              </w:rPr>
-              <w:t xml:space="preserve">P31415</w:t>
-            </w:r>
-          </w:p>
-        </w:tc>
-        <w:tc>
-          <w:tcPr>
-            <w:tcW w:type="dxa" w:w="1400"/>
-            <w:tcBorders>
-              <w:top w:val="single" w:color="B0C8E0" w:sz="1"/>
-              <w:left w:val="single" w:color="B0C8E0" w:sz="1"/>
-              <w:bottom w:val="single" w:color="B0C8E0" w:sz="1"/>
-              <w:right w:val="single" w:color="B0C8E0" w:sz="1"/>
-            </w:tcBorders>
-            <w:shd w:fill="EEF4FB" w:val="clear"/>
-            <w:tcMar>
-              <w:top w:type="dxa" w:w="80"/>
-              <w:left w:type="dxa" w:w="100"/>
-              <w:bottom w:type="dxa" w:w="80"/>
-              <w:right w:type="dxa" w:w="100"/>
-            </w:tcMar>
-          </w:tcPr>
-          <w:p>
-            <w:r>
-              <w:rPr>
-                <w:rFonts w:ascii="Arial" w:cs="Arial" w:eastAsia="Arial" w:hAnsi="Arial"/>
-                <w:b w:val="false"/>
-                <w:bCs w:val="false"/>
-                <w:sz w:val="18"/>
-                <w:szCs w:val="18"/>
-              </w:rPr>
-              <w:t xml:space="preserve">-4.84</w:t>
-            </w:r>
-          </w:p>
-        </w:tc>
-        <w:tc>
-          <w:tcPr>
-            <w:tcW w:type="dxa" w:w="1600"/>
-            <w:tcBorders>
-              <w:top w:val="single" w:color="B0C8E0" w:sz="1"/>
-              <w:left w:val="single" w:color="B0C8E0" w:sz="1"/>
-              <w:bottom w:val="single" w:color="B0C8E0" w:sz="1"/>
-              <w:right w:val="single" w:color="B0C8E0" w:sz="1"/>
-            </w:tcBorders>
-            <w:shd w:fill="EEF4FB" w:val="clear"/>
-            <w:tcMar>
-              <w:top w:type="dxa" w:w="80"/>
-              <w:left w:type="dxa" w:w="100"/>
-              <w:bottom w:type="dxa" w:w="80"/>
-              <w:right w:type="dxa" w:w="100"/>
-            </w:tcMar>
-          </w:tcPr>
-          <w:p>
-            <w:r>
-              <w:rPr>
-                <w:rFonts w:ascii="Arial" w:cs="Arial" w:eastAsia="Arial" w:hAnsi="Arial"/>
-                <w:b w:val="false"/>
-                <w:bCs w:val="false"/>
-                <w:sz w:val="18"/>
-                <w:szCs w:val="18"/>
-              </w:rPr>
-              <w:t xml:space="preserve">0.00362</w:t>
-            </w:r>
-          </w:p>
-        </w:tc>
-        <w:tc>
-          <w:tcPr>
-            <w:tcW w:type="dxa" w:w="2466"/>
-            <w:tcBorders>
-              <w:top w:val="single" w:color="B0C8E0" w:sz="1"/>
-              <w:left w:val="single" w:color="B0C8E0" w:sz="1"/>
-              <w:bottom w:val="single" w:color="B0C8E0" w:sz="1"/>
-              <w:right w:val="single" w:color="B0C8E0" w:sz="1"/>
-            </w:tcBorders>
-            <w:shd w:fill="EEF4FB" w:val="clear"/>
-            <w:tcMar>
-              <w:top w:type="dxa" w:w="80"/>
-              <w:left w:type="dxa" w:w="100"/>
-              <w:bottom w:type="dxa" w:w="80"/>
-              <w:right w:type="dxa" w:w="100"/>
-            </w:tcMar>
-          </w:tcPr>
-          <w:p>
-            <w:r>
-              <w:rPr>
-                <w:rFonts w:ascii="Arial" w:cs="Arial" w:eastAsia="Arial" w:hAnsi="Arial"/>
-                <w:b w:val="false"/>
-                <w:bCs w:val="false"/>
-                <w:sz w:val="18"/>
-                <w:szCs w:val="18"/>
-              </w:rPr>
-              <w:t xml:space="preserve">Subexpresada</w:t>
-            </w:r>
-          </w:p>
-        </w:tc>
-      </w:tr>
-      <w:tr>
-        <w:tc>
-          <w:tcPr>
-            <w:tcW w:type="dxa" w:w="1800"/>
-            <w:tcBorders>
-              <w:top w:val="single" w:color="B0C8E0" w:sz="1"/>
-              <w:left w:val="single" w:color="B0C8E0" w:sz="1"/>
-              <w:bottom w:val="single" w:color="B0C8E0" w:sz="1"/>
-              <w:right w:val="single" w:color="B0C8E0" w:sz="1"/>
-            </w:tcBorders>
-            <w:shd w:fill="FFFFFF" w:val="clear"/>
-            <w:tcMar>
-              <w:top w:type="dxa" w:w="80"/>
-              <w:left w:type="dxa" w:w="100"/>
-              <w:bottom w:type="dxa" w:w="80"/>
-              <w:right w:type="dxa" w:w="100"/>
-            </w:tcMar>
-          </w:tcPr>
-          <w:p>
-            <w:r>
-              <w:rPr>
-                <w:rFonts w:ascii="Arial" w:cs="Arial" w:eastAsia="Arial" w:hAnsi="Arial"/>
-                <w:b w:val="false"/>
-                <w:bCs w:val="false"/>
-                <w:sz w:val="18"/>
-                <w:szCs w:val="18"/>
-              </w:rPr>
-              <w:t xml:space="preserve">SYPL2</w:t>
-            </w:r>
-          </w:p>
-        </w:tc>
-        <w:tc>
-          <w:tcPr>
-            <w:tcW w:type="dxa" w:w="1600"/>
-            <w:tcBorders>
-              <w:top w:val="single" w:color="B0C8E0" w:sz="1"/>
-              <w:left w:val="single" w:color="B0C8E0" w:sz="1"/>
-              <w:bottom w:val="single" w:color="B0C8E0" w:sz="1"/>
-              <w:right w:val="single" w:color="B0C8E0" w:sz="1"/>
-            </w:tcBorders>
-            <w:shd w:fill="FFFFFF" w:val="clear"/>
-            <w:tcMar>
-              <w:top w:type="dxa" w:w="80"/>
-              <w:left w:type="dxa" w:w="100"/>
-              <w:bottom w:type="dxa" w:w="80"/>
-              <w:right w:type="dxa" w:w="100"/>
-            </w:tcMar>
-          </w:tcPr>
-          <w:p>
-            <w:r>
-              <w:rPr>
-                <w:rFonts w:ascii="Arial" w:cs="Arial" w:eastAsia="Arial" w:hAnsi="Arial"/>
-                <w:b w:val="false"/>
-                <w:bCs w:val="false"/>
-                <w:sz w:val="18"/>
-                <w:szCs w:val="18"/>
-              </w:rPr>
-              <w:t xml:space="preserve">Q5VXT5</w:t>
-            </w:r>
-          </w:p>
-        </w:tc>
-        <w:tc>
-          <w:tcPr>
-            <w:tcW w:type="dxa" w:w="1400"/>
-            <w:tcBorders>
-              <w:top w:val="single" w:color="B0C8E0" w:sz="1"/>
-              <w:left w:val="single" w:color="B0C8E0" w:sz="1"/>
-              <w:bottom w:val="single" w:color="B0C8E0" w:sz="1"/>
-              <w:right w:val="single" w:color="B0C8E0" w:sz="1"/>
-            </w:tcBorders>
-            <w:shd w:fill="FFFFFF" w:val="clear"/>
-            <w:tcMar>
-              <w:top w:type="dxa" w:w="80"/>
-              <w:left w:type="dxa" w:w="100"/>
-              <w:bottom w:type="dxa" w:w="80"/>
-              <w:right w:type="dxa" w:w="100"/>
-            </w:tcMar>
-          </w:tcPr>
-          <w:p>
-            <w:r>
-              <w:rPr>
-                <w:rFonts w:ascii="Arial" w:cs="Arial" w:eastAsia="Arial" w:hAnsi="Arial"/>
-                <w:b w:val="false"/>
-                <w:bCs w:val="false"/>
-                <w:sz w:val="18"/>
-                <w:szCs w:val="18"/>
-              </w:rPr>
-              <w:t xml:space="preserve">-4.724</w:t>
-            </w:r>
-          </w:p>
-        </w:tc>
-        <w:tc>
-          <w:tcPr>
-            <w:tcW w:type="dxa" w:w="1600"/>
-            <w:tcBorders>
-              <w:top w:val="single" w:color="B0C8E0" w:sz="1"/>
-              <w:left w:val="single" w:color="B0C8E0" w:sz="1"/>
-              <w:bottom w:val="single" w:color="B0C8E0" w:sz="1"/>
-              <w:right w:val="single" w:color="B0C8E0" w:sz="1"/>
-            </w:tcBorders>
-            <w:shd w:fill="FFFFFF" w:val="clear"/>
-            <w:tcMar>
-              <w:top w:type="dxa" w:w="80"/>
-              <w:left w:type="dxa" w:w="100"/>
-              <w:bottom w:type="dxa" w:w="80"/>
-              <w:right w:type="dxa" w:w="100"/>
-            </w:tcMar>
-          </w:tcPr>
-          <w:p>
-            <w:r>
-              <w:rPr>
-                <w:rFonts w:ascii="Arial" w:cs="Arial" w:eastAsia="Arial" w:hAnsi="Arial"/>
-                <w:b w:val="false"/>
-                <w:bCs w:val="false"/>
-                <w:sz w:val="18"/>
-                <w:szCs w:val="18"/>
-              </w:rPr>
-              <w:t xml:space="preserve">0.00221</w:t>
-            </w:r>
-          </w:p>
-        </w:tc>
-        <w:tc>
-          <w:tcPr>
-            <w:tcW w:type="dxa" w:w="2466"/>
-            <w:tcBorders>
-              <w:top w:val="single" w:color="B0C8E0" w:sz="1"/>
-              <w:left w:val="single" w:color="B0C8E0" w:sz="1"/>
-              <w:bottom w:val="single" w:color="B0C8E0" w:sz="1"/>
-              <w:right w:val="single" w:color="B0C8E0" w:sz="1"/>
-            </w:tcBorders>
-            <w:shd w:fill="FFFFFF" w:val="clear"/>
-            <w:tcMar>
-              <w:top w:type="dxa" w:w="80"/>
-              <w:left w:type="dxa" w:w="100"/>
-              <w:bottom w:type="dxa" w:w="80"/>
-              <w:right w:type="dxa" w:w="100"/>
-            </w:tcMar>
-          </w:tcPr>
-          <w:p>
-            <w:r>
-              <w:rPr>
-                <w:rFonts w:ascii="Arial" w:cs="Arial" w:eastAsia="Arial" w:hAnsi="Arial"/>
-                <w:b w:val="false"/>
-                <w:bCs w:val="false"/>
-                <w:sz w:val="18"/>
-                <w:szCs w:val="18"/>
-              </w:rPr>
-              <w:t xml:space="preserve">Subexpresada</w:t>
-            </w:r>
-          </w:p>
-        </w:tc>
-      </w:tr>
-      <w:tr>
-        <w:tc>
-          <w:tcPr>
-            <w:tcW w:type="dxa" w:w="1800"/>
-            <w:tcBorders>
-              <w:top w:val="single" w:color="B0C8E0" w:sz="1"/>
-              <w:left w:val="single" w:color="B0C8E0" w:sz="1"/>
-              <w:bottom w:val="single" w:color="B0C8E0" w:sz="1"/>
-              <w:right w:val="single" w:color="B0C8E0" w:sz="1"/>
-            </w:tcBorders>
-            <w:shd w:fill="EEF4FB" w:val="clear"/>
-            <w:tcMar>
-              <w:top w:type="dxa" w:w="80"/>
-              <w:left w:type="dxa" w:w="100"/>
-              <w:bottom w:type="dxa" w:w="80"/>
-              <w:right w:type="dxa" w:w="100"/>
-            </w:tcMar>
-          </w:tcPr>
-          <w:p>
-            <w:r>
-              <w:rPr>
-                <w:rFonts w:ascii="Arial" w:cs="Arial" w:eastAsia="Arial" w:hAnsi="Arial"/>
-                <w:b w:val="false"/>
-                <w:bCs w:val="false"/>
-                <w:sz w:val="18"/>
-                <w:szCs w:val="18"/>
-              </w:rPr>
-              <w:t xml:space="preserve">FHL1</w:t>
-            </w:r>
-          </w:p>
-        </w:tc>
-        <w:tc>
-          <w:tcPr>
-            <w:tcW w:type="dxa" w:w="1600"/>
-            <w:tcBorders>
-              <w:top w:val="single" w:color="B0C8E0" w:sz="1"/>
-              <w:left w:val="single" w:color="B0C8E0" w:sz="1"/>
-              <w:bottom w:val="single" w:color="B0C8E0" w:sz="1"/>
-              <w:right w:val="single" w:color="B0C8E0" w:sz="1"/>
-            </w:tcBorders>
-            <w:shd w:fill="EEF4FB" w:val="clear"/>
-            <w:tcMar>
-              <w:top w:type="dxa" w:w="80"/>
-              <w:left w:type="dxa" w:w="100"/>
-              <w:bottom w:type="dxa" w:w="80"/>
-              <w:right w:type="dxa" w:w="100"/>
-            </w:tcMar>
-          </w:tcPr>
-          <w:p>
-            <w:r>
-              <w:rPr>
-                <w:rFonts w:ascii="Arial" w:cs="Arial" w:eastAsia="Arial" w:hAnsi="Arial"/>
-                <w:b w:val="false"/>
-                <w:bCs w:val="false"/>
-                <w:sz w:val="18"/>
-                <w:szCs w:val="18"/>
-              </w:rPr>
-              <w:t xml:space="preserve">Q13642</w:t>
-            </w:r>
-          </w:p>
-        </w:tc>
-        <w:tc>
-          <w:tcPr>
-            <w:tcW w:type="dxa" w:w="1400"/>
-            <w:tcBorders>
-              <w:top w:val="single" w:color="B0C8E0" w:sz="1"/>
-              <w:left w:val="single" w:color="B0C8E0" w:sz="1"/>
-              <w:bottom w:val="single" w:color="B0C8E0" w:sz="1"/>
-              <w:right w:val="single" w:color="B0C8E0" w:sz="1"/>
-            </w:tcBorders>
-            <w:shd w:fill="EEF4FB" w:val="clear"/>
-            <w:tcMar>
-              <w:top w:type="dxa" w:w="80"/>
-              <w:left w:type="dxa" w:w="100"/>
-              <w:bottom w:type="dxa" w:w="80"/>
-              <w:right w:type="dxa" w:w="100"/>
-            </w:tcMar>
-          </w:tcPr>
-          <w:p>
-            <w:r>
-              <w:rPr>
-                <w:rFonts w:ascii="Arial" w:cs="Arial" w:eastAsia="Arial" w:hAnsi="Arial"/>
-                <w:b w:val="false"/>
-                <w:bCs w:val="false"/>
-                <w:sz w:val="18"/>
-                <w:szCs w:val="18"/>
-              </w:rPr>
-              <w:t xml:space="preserve">-4.701</w:t>
-            </w:r>
-          </w:p>
-        </w:tc>
-        <w:tc>
-          <w:tcPr>
-            <w:tcW w:type="dxa" w:w="1600"/>
-            <w:tcBorders>
-              <w:top w:val="single" w:color="B0C8E0" w:sz="1"/>
-              <w:left w:val="single" w:color="B0C8E0" w:sz="1"/>
-              <w:bottom w:val="single" w:color="B0C8E0" w:sz="1"/>
-              <w:right w:val="single" w:color="B0C8E0" w:sz="1"/>
-            </w:tcBorders>
-            <w:shd w:fill="EEF4FB" w:val="clear"/>
-            <w:tcMar>
-              <w:top w:type="dxa" w:w="80"/>
-              <w:left w:type="dxa" w:w="100"/>
-              <w:bottom w:type="dxa" w:w="80"/>
-              <w:right w:type="dxa" w:w="100"/>
-            </w:tcMar>
-          </w:tcPr>
-          <w:p>
-            <w:r>
-              <w:rPr>
-                <w:rFonts w:ascii="Arial" w:cs="Arial" w:eastAsia="Arial" w:hAnsi="Arial"/>
-                <w:b w:val="false"/>
-                <w:bCs w:val="false"/>
-                <w:sz w:val="18"/>
-                <w:szCs w:val="18"/>
-              </w:rPr>
-              <w:t xml:space="preserve">0.00394</w:t>
-            </w:r>
-          </w:p>
-        </w:tc>
-        <w:tc>
-          <w:tcPr>
-            <w:tcW w:type="dxa" w:w="2466"/>
-            <w:tcBorders>
-              <w:top w:val="single" w:color="B0C8E0" w:sz="1"/>
-              <w:left w:val="single" w:color="B0C8E0" w:sz="1"/>
-              <w:bottom w:val="single" w:color="B0C8E0" w:sz="1"/>
-              <w:right w:val="single" w:color="B0C8E0" w:sz="1"/>
-            </w:tcBorders>
-            <w:shd w:fill="EEF4FB" w:val="clear"/>
-            <w:tcMar>
-              <w:top w:type="dxa" w:w="80"/>
-              <w:left w:type="dxa" w:w="100"/>
-              <w:bottom w:type="dxa" w:w="80"/>
-              <w:right w:type="dxa" w:w="100"/>
-            </w:tcMar>
-          </w:tcPr>
-          <w:p>
-            <w:r>
-              <w:rPr>
-                <w:rFonts w:ascii="Arial" w:cs="Arial" w:eastAsia="Arial" w:hAnsi="Arial"/>
-                <w:b w:val="false"/>
-                <w:bCs w:val="false"/>
-                <w:sz w:val="18"/>
-                <w:szCs w:val="18"/>
-              </w:rPr>
-              <w:t xml:space="preserve">Subexpresada</w:t>
-            </w:r>
-          </w:p>
-        </w:tc>
-      </w:tr>
-      <w:tr>
-        <w:tc>
-          <w:tcPr>
-            <w:tcW w:type="dxa" w:w="1800"/>
-            <w:tcBorders>
-              <w:top w:val="single" w:color="B0C8E0" w:sz="1"/>
-              <w:left w:val="single" w:color="B0C8E0" w:sz="1"/>
-              <w:bottom w:val="single" w:color="B0C8E0" w:sz="1"/>
-              <w:right w:val="single" w:color="B0C8E0" w:sz="1"/>
-            </w:tcBorders>
-            <w:shd w:fill="FFFFFF" w:val="clear"/>
-            <w:tcMar>
-              <w:top w:type="dxa" w:w="80"/>
-              <w:left w:type="dxa" w:w="100"/>
-              <w:bottom w:type="dxa" w:w="80"/>
-              <w:right w:type="dxa" w:w="100"/>
-            </w:tcMar>
-          </w:tcPr>
-          <w:p>
-            <w:r>
-              <w:rPr>
-                <w:rFonts w:ascii="Arial" w:cs="Arial" w:eastAsia="Arial" w:hAnsi="Arial"/>
-                <w:b w:val="false"/>
-                <w:bCs w:val="false"/>
-                <w:sz w:val="18"/>
-                <w:szCs w:val="18"/>
-              </w:rPr>
-              <w:t xml:space="preserve">MYH2</w:t>
-            </w:r>
-          </w:p>
-        </w:tc>
-        <w:tc>
-          <w:tcPr>
-            <w:tcW w:type="dxa" w:w="1600"/>
-            <w:tcBorders>
-              <w:top w:val="single" w:color="B0C8E0" w:sz="1"/>
-              <w:left w:val="single" w:color="B0C8E0" w:sz="1"/>
-              <w:bottom w:val="single" w:color="B0C8E0" w:sz="1"/>
-              <w:right w:val="single" w:color="B0C8E0" w:sz="1"/>
-            </w:tcBorders>
-            <w:shd w:fill="FFFFFF" w:val="clear"/>
-            <w:tcMar>
-              <w:top w:type="dxa" w:w="80"/>
-              <w:left w:type="dxa" w:w="100"/>
-              <w:bottom w:type="dxa" w:w="80"/>
-              <w:right w:type="dxa" w:w="100"/>
-            </w:tcMar>
-          </w:tcPr>
-          <w:p>
-            <w:r>
-              <w:rPr>
-                <w:rFonts w:ascii="Arial" w:cs="Arial" w:eastAsia="Arial" w:hAnsi="Arial"/>
-                <w:b w:val="false"/>
-                <w:bCs w:val="false"/>
-                <w:sz w:val="18"/>
-                <w:szCs w:val="18"/>
-              </w:rPr>
-              <w:t xml:space="preserve">Q9UKX2</w:t>
-            </w:r>
-          </w:p>
-        </w:tc>
-        <w:tc>
-          <w:tcPr>
-            <w:tcW w:type="dxa" w:w="1400"/>
-            <w:tcBorders>
-              <w:top w:val="single" w:color="B0C8E0" w:sz="1"/>
-              <w:left w:val="single" w:color="B0C8E0" w:sz="1"/>
-              <w:bottom w:val="single" w:color="B0C8E0" w:sz="1"/>
-              <w:right w:val="single" w:color="B0C8E0" w:sz="1"/>
-            </w:tcBorders>
-            <w:shd w:fill="FFFFFF" w:val="clear"/>
-            <w:tcMar>
-              <w:top w:type="dxa" w:w="80"/>
-              <w:left w:type="dxa" w:w="100"/>
-              <w:bottom w:type="dxa" w:w="80"/>
-              <w:right w:type="dxa" w:w="100"/>
-            </w:tcMar>
-          </w:tcPr>
-          <w:p>
-            <w:r>
-              <w:rPr>
-                <w:rFonts w:ascii="Arial" w:cs="Arial" w:eastAsia="Arial" w:hAnsi="Arial"/>
-                <w:b w:val="false"/>
-                <w:bCs w:val="false"/>
-                <w:sz w:val="18"/>
-                <w:szCs w:val="18"/>
-              </w:rPr>
-              <w:t xml:space="preserve">-4.685</w:t>
-            </w:r>
-          </w:p>
-        </w:tc>
-        <w:tc>
-          <w:tcPr>
-            <w:tcW w:type="dxa" w:w="1600"/>
-            <w:tcBorders>
-              <w:top w:val="single" w:color="B0C8E0" w:sz="1"/>
-              <w:left w:val="single" w:color="B0C8E0" w:sz="1"/>
-              <w:bottom w:val="single" w:color="B0C8E0" w:sz="1"/>
-              <w:right w:val="single" w:color="B0C8E0" w:sz="1"/>
-            </w:tcBorders>
-            <w:shd w:fill="FFFFFF" w:val="clear"/>
-            <w:tcMar>
-              <w:top w:type="dxa" w:w="80"/>
-              <w:left w:type="dxa" w:w="100"/>
-              <w:bottom w:type="dxa" w:w="80"/>
-              <w:right w:type="dxa" w:w="100"/>
-            </w:tcMar>
-          </w:tcPr>
-          <w:p>
-            <w:r>
-              <w:rPr>
-                <w:rFonts w:ascii="Arial" w:cs="Arial" w:eastAsia="Arial" w:hAnsi="Arial"/>
-                <w:b w:val="false"/>
-                <w:bCs w:val="false"/>
-                <w:sz w:val="18"/>
-                <w:szCs w:val="18"/>
-              </w:rPr>
-              <w:t xml:space="preserve">0.0035</w:t>
-            </w:r>
-          </w:p>
-        </w:tc>
-        <w:tc>
-          <w:tcPr>
-            <w:tcW w:type="dxa" w:w="2466"/>
-            <w:tcBorders>
-              <w:top w:val="single" w:color="B0C8E0" w:sz="1"/>
-              <w:left w:val="single" w:color="B0C8E0" w:sz="1"/>
-              <w:bottom w:val="single" w:color="B0C8E0" w:sz="1"/>
-              <w:right w:val="single" w:color="B0C8E0" w:sz="1"/>
-            </w:tcBorders>
-            <w:shd w:fill="FFFFFF" w:val="clear"/>
-            <w:tcMar>
-              <w:top w:type="dxa" w:w="80"/>
-              <w:left w:type="dxa" w:w="100"/>
-              <w:bottom w:type="dxa" w:w="80"/>
-              <w:right w:type="dxa" w:w="100"/>
-            </w:tcMar>
-          </w:tcPr>
-          <w:p>
-            <w:r>
-              <w:rPr>
-                <w:rFonts w:ascii="Arial" w:cs="Arial" w:eastAsia="Arial" w:hAnsi="Arial"/>
-                <w:b w:val="false"/>
-                <w:bCs w:val="false"/>
-                <w:sz w:val="18"/>
-                <w:szCs w:val="18"/>
-              </w:rPr>
-              <w:t xml:space="preserve">Subexpresada</w:t>
-            </w:r>
-          </w:p>
-        </w:tc>
-      </w:tr>
-      <w:tr>
-        <w:tc>
-          <w:tcPr>
-            <w:tcW w:type="dxa" w:w="1800"/>
-            <w:tcBorders>
-              <w:top w:val="single" w:color="B0C8E0" w:sz="1"/>
-              <w:left w:val="single" w:color="B0C8E0" w:sz="1"/>
-              <w:bottom w:val="single" w:color="B0C8E0" w:sz="1"/>
-              <w:right w:val="single" w:color="B0C8E0" w:sz="1"/>
-            </w:tcBorders>
-            <w:shd w:fill="EEF4FB" w:val="clear"/>
-            <w:tcMar>
-              <w:top w:type="dxa" w:w="80"/>
-              <w:left w:type="dxa" w:w="100"/>
-              <w:bottom w:type="dxa" w:w="80"/>
-              <w:right w:type="dxa" w:w="100"/>
-            </w:tcMar>
-          </w:tcPr>
-          <w:p>
-            <w:r>
-              <w:rPr>
-                <w:rFonts w:ascii="Arial" w:cs="Arial" w:eastAsia="Arial" w:hAnsi="Arial"/>
-                <w:b w:val="false"/>
-                <w:bCs w:val="false"/>
-                <w:sz w:val="18"/>
-                <w:szCs w:val="18"/>
-              </w:rPr>
-              <w:t xml:space="preserve">MYL3</w:t>
-            </w:r>
-          </w:p>
-        </w:tc>
-        <w:tc>
-          <w:tcPr>
-            <w:tcW w:type="dxa" w:w="1600"/>
-            <w:tcBorders>
-              <w:top w:val="single" w:color="B0C8E0" w:sz="1"/>
-              <w:left w:val="single" w:color="B0C8E0" w:sz="1"/>
-              <w:bottom w:val="single" w:color="B0C8E0" w:sz="1"/>
-              <w:right w:val="single" w:color="B0C8E0" w:sz="1"/>
-            </w:tcBorders>
-            <w:shd w:fill="EEF4FB" w:val="clear"/>
-            <w:tcMar>
-              <w:top w:type="dxa" w:w="80"/>
-              <w:left w:type="dxa" w:w="100"/>
-              <w:bottom w:type="dxa" w:w="80"/>
-              <w:right w:type="dxa" w:w="100"/>
-            </w:tcMar>
-          </w:tcPr>
-          <w:p>
-            <w:r>
-              <w:rPr>
-                <w:rFonts w:ascii="Arial" w:cs="Arial" w:eastAsia="Arial" w:hAnsi="Arial"/>
-                <w:b w:val="false"/>
-                <w:bCs w:val="false"/>
-                <w:sz w:val="18"/>
-                <w:szCs w:val="18"/>
-              </w:rPr>
-              <w:t xml:space="preserve">P08590</w:t>
-            </w:r>
-          </w:p>
-        </w:tc>
-        <w:tc>
-          <w:tcPr>
-            <w:tcW w:type="dxa" w:w="1400"/>
-            <w:tcBorders>
-              <w:top w:val="single" w:color="B0C8E0" w:sz="1"/>
-              <w:left w:val="single" w:color="B0C8E0" w:sz="1"/>
-              <w:bottom w:val="single" w:color="B0C8E0" w:sz="1"/>
-              <w:right w:val="single" w:color="B0C8E0" w:sz="1"/>
-            </w:tcBorders>
-            <w:shd w:fill="EEF4FB" w:val="clear"/>
-            <w:tcMar>
-              <w:top w:type="dxa" w:w="80"/>
-              <w:left w:type="dxa" w:w="100"/>
-              <w:bottom w:type="dxa" w:w="80"/>
-              <w:right w:type="dxa" w:w="100"/>
-            </w:tcMar>
-          </w:tcPr>
-          <w:p>
-            <w:r>
-              <w:rPr>
-                <w:rFonts w:ascii="Arial" w:cs="Arial" w:eastAsia="Arial" w:hAnsi="Arial"/>
-                <w:b w:val="false"/>
-                <w:bCs w:val="false"/>
-                <w:sz w:val="18"/>
-                <w:szCs w:val="18"/>
-              </w:rPr>
-              <w:t xml:space="preserve">-4.657</w:t>
-            </w:r>
-          </w:p>
-        </w:tc>
-        <w:tc>
-          <w:tcPr>
-            <w:tcW w:type="dxa" w:w="1600"/>
-            <w:tcBorders>
-              <w:top w:val="single" w:color="B0C8E0" w:sz="1"/>
-              <w:left w:val="single" w:color="B0C8E0" w:sz="1"/>
-              <w:bottom w:val="single" w:color="B0C8E0" w:sz="1"/>
-              <w:right w:val="single" w:color="B0C8E0" w:sz="1"/>
-            </w:tcBorders>
-            <w:shd w:fill="EEF4FB" w:val="clear"/>
-            <w:tcMar>
-              <w:top w:type="dxa" w:w="80"/>
-              <w:left w:type="dxa" w:w="100"/>
-              <w:bottom w:type="dxa" w:w="80"/>
-              <w:right w:type="dxa" w:w="100"/>
-            </w:tcMar>
-          </w:tcPr>
-          <w:p>
-            <w:r>
-              <w:rPr>
-                <w:rFonts w:ascii="Arial" w:cs="Arial" w:eastAsia="Arial" w:hAnsi="Arial"/>
-                <w:b w:val="false"/>
-                <w:bCs w:val="false"/>
-                <w:sz w:val="18"/>
-                <w:szCs w:val="18"/>
-              </w:rPr>
-              <w:t xml:space="preserve">0.00256</w:t>
-            </w:r>
-          </w:p>
-        </w:tc>
-        <w:tc>
-          <w:tcPr>
-            <w:tcW w:type="dxa" w:w="2466"/>
-            <w:tcBorders>
-              <w:top w:val="single" w:color="B0C8E0" w:sz="1"/>
-              <w:left w:val="single" w:color="B0C8E0" w:sz="1"/>
-              <w:bottom w:val="single" w:color="B0C8E0" w:sz="1"/>
-              <w:right w:val="single" w:color="B0C8E0" w:sz="1"/>
-            </w:tcBorders>
-            <w:shd w:fill="EEF4FB" w:val="clear"/>
-            <w:tcMar>
-              <w:top w:type="dxa" w:w="80"/>
-              <w:left w:type="dxa" w:w="100"/>
-              <w:bottom w:type="dxa" w:w="80"/>
-              <w:right w:type="dxa" w:w="100"/>
-            </w:tcMar>
-          </w:tcPr>
-          <w:p>
-            <w:r>
-              <w:rPr>
-                <w:rFonts w:ascii="Arial" w:cs="Arial" w:eastAsia="Arial" w:hAnsi="Arial"/>
-                <w:b w:val="false"/>
-                <w:bCs w:val="false"/>
-                <w:sz w:val="18"/>
-                <w:szCs w:val="18"/>
-              </w:rPr>
-              <w:t xml:space="preserve">Subexpresada</w:t>
-            </w:r>
-          </w:p>
-        </w:tc>
-      </w:tr>
-      <w:tr>
-        <w:tc>
-          <w:tcPr>
-            <w:tcW w:type="dxa" w:w="1800"/>
-            <w:tcBorders>
-              <w:top w:val="single" w:color="B0C8E0" w:sz="1"/>
-              <w:left w:val="single" w:color="B0C8E0" w:sz="1"/>
-              <w:bottom w:val="single" w:color="B0C8E0" w:sz="1"/>
-              <w:right w:val="single" w:color="B0C8E0" w:sz="1"/>
-            </w:tcBorders>
-            <w:shd w:fill="FFFFFF" w:val="clear"/>
-            <w:tcMar>
-              <w:top w:type="dxa" w:w="80"/>
-              <w:left w:type="dxa" w:w="100"/>
-              <w:bottom w:type="dxa" w:w="80"/>
-              <w:right w:type="dxa" w:w="100"/>
-            </w:tcMar>
-          </w:tcPr>
-          <w:p>
-            <w:r>
-              <w:rPr>
-                <w:rFonts w:ascii="Arial" w:cs="Arial" w:eastAsia="Arial" w:hAnsi="Arial"/>
-                <w:b w:val="false"/>
-                <w:bCs w:val="false"/>
-                <w:sz w:val="18"/>
-                <w:szCs w:val="18"/>
-              </w:rPr>
-              <w:t xml:space="preserve">MYH7</w:t>
-            </w:r>
-          </w:p>
-        </w:tc>
-        <w:tc>
-          <w:tcPr>
-            <w:tcW w:type="dxa" w:w="1600"/>
-            <w:tcBorders>
-              <w:top w:val="single" w:color="B0C8E0" w:sz="1"/>
-              <w:left w:val="single" w:color="B0C8E0" w:sz="1"/>
-              <w:bottom w:val="single" w:color="B0C8E0" w:sz="1"/>
-              <w:right w:val="single" w:color="B0C8E0" w:sz="1"/>
-            </w:tcBorders>
-            <w:shd w:fill="FFFFFF" w:val="clear"/>
-            <w:tcMar>
-              <w:top w:type="dxa" w:w="80"/>
-              <w:left w:type="dxa" w:w="100"/>
-              <w:bottom w:type="dxa" w:w="80"/>
-              <w:right w:type="dxa" w:w="100"/>
-            </w:tcMar>
-          </w:tcPr>
-          <w:p>
-            <w:r>
-              <w:rPr>
-                <w:rFonts w:ascii="Arial" w:cs="Arial" w:eastAsia="Arial" w:hAnsi="Arial"/>
-                <w:b w:val="false"/>
-                <w:bCs w:val="false"/>
-                <w:sz w:val="18"/>
-                <w:szCs w:val="18"/>
-              </w:rPr>
-              <w:t xml:space="preserve">P12883</w:t>
-            </w:r>
-          </w:p>
-        </w:tc>
-        <w:tc>
-          <w:tcPr>
-            <w:tcW w:type="dxa" w:w="1400"/>
-            <w:tcBorders>
-              <w:top w:val="single" w:color="B0C8E0" w:sz="1"/>
-              <w:left w:val="single" w:color="B0C8E0" w:sz="1"/>
-              <w:bottom w:val="single" w:color="B0C8E0" w:sz="1"/>
-              <w:right w:val="single" w:color="B0C8E0" w:sz="1"/>
-            </w:tcBorders>
-            <w:shd w:fill="FFFFFF" w:val="clear"/>
-            <w:tcMar>
-              <w:top w:type="dxa" w:w="80"/>
-              <w:left w:type="dxa" w:w="100"/>
-              <w:bottom w:type="dxa" w:w="80"/>
-              <w:right w:type="dxa" w:w="100"/>
-            </w:tcMar>
-          </w:tcPr>
-          <w:p>
-            <w:r>
-              <w:rPr>
-                <w:rFonts w:ascii="Arial" w:cs="Arial" w:eastAsia="Arial" w:hAnsi="Arial"/>
-                <w:b w:val="false"/>
-                <w:bCs w:val="false"/>
-                <w:sz w:val="18"/>
-                <w:szCs w:val="18"/>
-              </w:rPr>
-              <w:t xml:space="preserve">-4.573</w:t>
-            </w:r>
-          </w:p>
-        </w:tc>
-        <w:tc>
-          <w:tcPr>
-            <w:tcW w:type="dxa" w:w="1600"/>
-            <w:tcBorders>
-              <w:top w:val="single" w:color="B0C8E0" w:sz="1"/>
-              <w:left w:val="single" w:color="B0C8E0" w:sz="1"/>
-              <w:bottom w:val="single" w:color="B0C8E0" w:sz="1"/>
-              <w:right w:val="single" w:color="B0C8E0" w:sz="1"/>
-            </w:tcBorders>
-            <w:shd w:fill="FFFFFF" w:val="clear"/>
-            <w:tcMar>
-              <w:top w:type="dxa" w:w="80"/>
-              <w:left w:type="dxa" w:w="100"/>
-              <w:bottom w:type="dxa" w:w="80"/>
-              <w:right w:type="dxa" w:w="100"/>
-            </w:tcMar>
-          </w:tcPr>
-          <w:p>
-            <w:r>
-              <w:rPr>
-                <w:rFonts w:ascii="Arial" w:cs="Arial" w:eastAsia="Arial" w:hAnsi="Arial"/>
-                <w:b w:val="false"/>
-                <w:bCs w:val="false"/>
-                <w:sz w:val="18"/>
-                <w:szCs w:val="18"/>
-              </w:rPr>
-              <w:t xml:space="preserve">0.00397</w:t>
-            </w:r>
-          </w:p>
-        </w:tc>
-        <w:tc>
-          <w:tcPr>
-            <w:tcW w:type="dxa" w:w="2466"/>
-            <w:tcBorders>
-              <w:top w:val="single" w:color="B0C8E0" w:sz="1"/>
-              <w:left w:val="single" w:color="B0C8E0" w:sz="1"/>
-              <w:bottom w:val="single" w:color="B0C8E0" w:sz="1"/>
-              <w:right w:val="single" w:color="B0C8E0" w:sz="1"/>
-            </w:tcBorders>
-            <w:shd w:fill="FFFFFF" w:val="clear"/>
-            <w:tcMar>
-              <w:top w:type="dxa" w:w="80"/>
-              <w:left w:type="dxa" w:w="100"/>
-              <w:bottom w:type="dxa" w:w="80"/>
-              <w:right w:type="dxa" w:w="100"/>
-            </w:tcMar>
-          </w:tcPr>
-          <w:p>
-            <w:r>
-              <w:rPr>
-                <w:rFonts w:ascii="Arial" w:cs="Arial" w:eastAsia="Arial" w:hAnsi="Arial"/>
-                <w:b w:val="false"/>
-                <w:bCs w:val="false"/>
-                <w:sz w:val="18"/>
-                <w:szCs w:val="18"/>
-              </w:rPr>
-              <w:t xml:space="preserve">Subexpresada</w:t>
-            </w:r>
-          </w:p>
-        </w:tc>
-      </w:tr>
-      <w:tr>
-        <w:tc>
-          <w:tcPr>
-            <w:tcW w:type="dxa" w:w="1800"/>
-            <w:tcBorders>
-              <w:top w:val="single" w:color="B0C8E0" w:sz="1"/>
-              <w:left w:val="single" w:color="B0C8E0" w:sz="1"/>
-              <w:bottom w:val="single" w:color="B0C8E0" w:sz="1"/>
-              <w:right w:val="single" w:color="B0C8E0" w:sz="1"/>
-            </w:tcBorders>
-            <w:shd w:fill="EEF4FB" w:val="clear"/>
-            <w:tcMar>
-              <w:top w:type="dxa" w:w="80"/>
-              <w:left w:type="dxa" w:w="100"/>
-              <w:bottom w:type="dxa" w:w="80"/>
-              <w:right w:type="dxa" w:w="100"/>
-            </w:tcMar>
-          </w:tcPr>
-          <w:p>
-            <w:r>
-              <w:rPr>
-                <w:rFonts w:ascii="Arial" w:cs="Arial" w:eastAsia="Arial" w:hAnsi="Arial"/>
-                <w:b w:val="false"/>
-                <w:bCs w:val="false"/>
-                <w:sz w:val="18"/>
-                <w:szCs w:val="18"/>
-              </w:rPr>
-              <w:t xml:space="preserve">BPIFB1</w:t>
-            </w:r>
-          </w:p>
-        </w:tc>
-        <w:tc>
-          <w:tcPr>
-            <w:tcW w:type="dxa" w:w="1600"/>
-            <w:tcBorders>
-              <w:top w:val="single" w:color="B0C8E0" w:sz="1"/>
-              <w:left w:val="single" w:color="B0C8E0" w:sz="1"/>
-              <w:bottom w:val="single" w:color="B0C8E0" w:sz="1"/>
-              <w:right w:val="single" w:color="B0C8E0" w:sz="1"/>
-            </w:tcBorders>
-            <w:shd w:fill="EEF4FB" w:val="clear"/>
-            <w:tcMar>
-              <w:top w:type="dxa" w:w="80"/>
-              <w:left w:type="dxa" w:w="100"/>
-              <w:bottom w:type="dxa" w:w="80"/>
-              <w:right w:type="dxa" w:w="100"/>
-            </w:tcMar>
-          </w:tcPr>
-          <w:p>
-            <w:r>
-              <w:rPr>
-                <w:rFonts w:ascii="Arial" w:cs="Arial" w:eastAsia="Arial" w:hAnsi="Arial"/>
-                <w:b w:val="false"/>
-                <w:bCs w:val="false"/>
-                <w:sz w:val="18"/>
-                <w:szCs w:val="18"/>
-              </w:rPr>
-              <w:t xml:space="preserve">Q8TDL5</w:t>
-            </w:r>
-          </w:p>
-        </w:tc>
-        <w:tc>
-          <w:tcPr>
-            <w:tcW w:type="dxa" w:w="1400"/>
-            <w:tcBorders>
-              <w:top w:val="single" w:color="B0C8E0" w:sz="1"/>
-              <w:left w:val="single" w:color="B0C8E0" w:sz="1"/>
-              <w:bottom w:val="single" w:color="B0C8E0" w:sz="1"/>
-              <w:right w:val="single" w:color="B0C8E0" w:sz="1"/>
-            </w:tcBorders>
-            <w:shd w:fill="EEF4FB" w:val="clear"/>
-            <w:tcMar>
-              <w:top w:type="dxa" w:w="80"/>
-              <w:left w:type="dxa" w:w="100"/>
-              <w:bottom w:type="dxa" w:w="80"/>
-              <w:right w:type="dxa" w:w="100"/>
-            </w:tcMar>
-          </w:tcPr>
-          <w:p>
-            <w:r>
-              <w:rPr>
-                <w:rFonts w:ascii="Arial" w:cs="Arial" w:eastAsia="Arial" w:hAnsi="Arial"/>
-                <w:b w:val="false"/>
-                <w:bCs w:val="false"/>
-                <w:sz w:val="18"/>
-                <w:szCs w:val="18"/>
-              </w:rPr>
-              <w:t xml:space="preserve">-4.415</w:t>
-            </w:r>
-          </w:p>
-        </w:tc>
-        <w:tc>
-          <w:tcPr>
-            <w:tcW w:type="dxa" w:w="1600"/>
-            <w:tcBorders>
-              <w:top w:val="single" w:color="B0C8E0" w:sz="1"/>
-              <w:left w:val="single" w:color="B0C8E0" w:sz="1"/>
-              <w:bottom w:val="single" w:color="B0C8E0" w:sz="1"/>
-              <w:right w:val="single" w:color="B0C8E0" w:sz="1"/>
-            </w:tcBorders>
-            <w:shd w:fill="EEF4FB" w:val="clear"/>
-            <w:tcMar>
-              <w:top w:type="dxa" w:w="80"/>
-              <w:left w:type="dxa" w:w="100"/>
-              <w:bottom w:type="dxa" w:w="80"/>
-              <w:right w:type="dxa" w:w="100"/>
-            </w:tcMar>
-          </w:tcPr>
-          <w:p>
-            <w:r>
-              <w:rPr>
-                <w:rFonts w:ascii="Arial" w:cs="Arial" w:eastAsia="Arial" w:hAnsi="Arial"/>
-                <w:b w:val="false"/>
-                <w:bCs w:val="false"/>
-                <w:sz w:val="18"/>
-                <w:szCs w:val="18"/>
-              </w:rPr>
-              <w:t xml:space="preserve">0.00256</w:t>
-            </w:r>
-          </w:p>
-        </w:tc>
-        <w:tc>
-          <w:tcPr>
-            <w:tcW w:type="dxa" w:w="2466"/>
-            <w:tcBorders>
-              <w:top w:val="single" w:color="B0C8E0" w:sz="1"/>
-              <w:left w:val="single" w:color="B0C8E0" w:sz="1"/>
-              <w:bottom w:val="single" w:color="B0C8E0" w:sz="1"/>
-              <w:right w:val="single" w:color="B0C8E0" w:sz="1"/>
-            </w:tcBorders>
-            <w:shd w:fill="EEF4FB" w:val="clear"/>
-            <w:tcMar>
-              <w:top w:type="dxa" w:w="80"/>
-              <w:left w:type="dxa" w:w="100"/>
-              <w:bottom w:type="dxa" w:w="80"/>
-              <w:right w:type="dxa" w:w="100"/>
-            </w:tcMar>
-          </w:tcPr>
-          <w:p>
-            <w:r>
-              <w:rPr>
-                <w:rFonts w:ascii="Arial" w:cs="Arial" w:eastAsia="Arial" w:hAnsi="Arial"/>
-                <w:b w:val="false"/>
-                <w:bCs w:val="false"/>
-                <w:sz w:val="18"/>
-                <w:szCs w:val="18"/>
-              </w:rPr>
-              <w:t xml:space="preserve">Subexpresada</w:t>
-            </w:r>
-          </w:p>
-        </w:tc>
-      </w:tr>
-      <w:tr>
-        <w:tc>
-          <w:tcPr>
-            <w:tcW w:type="dxa" w:w="1800"/>
-            <w:tcBorders>
-              <w:top w:val="single" w:color="B0C8E0" w:sz="1"/>
-              <w:left w:val="single" w:color="B0C8E0" w:sz="1"/>
-              <w:bottom w:val="single" w:color="B0C8E0" w:sz="1"/>
-              <w:right w:val="single" w:color="B0C8E0" w:sz="1"/>
-            </w:tcBorders>
-            <w:shd w:fill="FFFFFF" w:val="clear"/>
-            <w:tcMar>
-              <w:top w:type="dxa" w:w="80"/>
-              <w:left w:type="dxa" w:w="100"/>
-              <w:bottom w:type="dxa" w:w="80"/>
-              <w:right w:type="dxa" w:w="100"/>
-            </w:tcMar>
-          </w:tcPr>
-          <w:p>
-            <w:r>
-              <w:rPr>
-                <w:rFonts w:ascii="Arial" w:cs="Arial" w:eastAsia="Arial" w:hAnsi="Arial"/>
-                <w:b w:val="false"/>
-                <w:bCs w:val="false"/>
-                <w:sz w:val="18"/>
-                <w:szCs w:val="18"/>
-              </w:rPr>
-              <w:t xml:space="preserve">CRYAB</w:t>
-            </w:r>
-          </w:p>
-        </w:tc>
-        <w:tc>
-          <w:tcPr>
-            <w:tcW w:type="dxa" w:w="1600"/>
-            <w:tcBorders>
-              <w:top w:val="single" w:color="B0C8E0" w:sz="1"/>
-              <w:left w:val="single" w:color="B0C8E0" w:sz="1"/>
-              <w:bottom w:val="single" w:color="B0C8E0" w:sz="1"/>
-              <w:right w:val="single" w:color="B0C8E0" w:sz="1"/>
-            </w:tcBorders>
-            <w:shd w:fill="FFFFFF" w:val="clear"/>
-            <w:tcMar>
-              <w:top w:type="dxa" w:w="80"/>
-              <w:left w:type="dxa" w:w="100"/>
-              <w:bottom w:type="dxa" w:w="80"/>
-              <w:right w:type="dxa" w:w="100"/>
-            </w:tcMar>
-          </w:tcPr>
-          <w:p>
-            <w:r>
-              <w:rPr>
-                <w:rFonts w:ascii="Arial" w:cs="Arial" w:eastAsia="Arial" w:hAnsi="Arial"/>
-                <w:b w:val="false"/>
-                <w:bCs w:val="false"/>
-                <w:sz w:val="18"/>
-                <w:szCs w:val="18"/>
-              </w:rPr>
-              <w:t xml:space="preserve">P02511</w:t>
-            </w:r>
-          </w:p>
-        </w:tc>
-        <w:tc>
-          <w:tcPr>
-            <w:tcW w:type="dxa" w:w="1400"/>
-            <w:tcBorders>
-              <w:top w:val="single" w:color="B0C8E0" w:sz="1"/>
-              <w:left w:val="single" w:color="B0C8E0" w:sz="1"/>
-              <w:bottom w:val="single" w:color="B0C8E0" w:sz="1"/>
-              <w:right w:val="single" w:color="B0C8E0" w:sz="1"/>
-            </w:tcBorders>
-            <w:shd w:fill="FFFFFF" w:val="clear"/>
-            <w:tcMar>
-              <w:top w:type="dxa" w:w="80"/>
-              <w:left w:type="dxa" w:w="100"/>
-              <w:bottom w:type="dxa" w:w="80"/>
-              <w:right w:type="dxa" w:w="100"/>
-            </w:tcMar>
-          </w:tcPr>
-          <w:p>
-            <w:r>
-              <w:rPr>
-                <w:rFonts w:ascii="Arial" w:cs="Arial" w:eastAsia="Arial" w:hAnsi="Arial"/>
-                <w:b w:val="false"/>
-                <w:bCs w:val="false"/>
-                <w:sz w:val="18"/>
-                <w:szCs w:val="18"/>
-              </w:rPr>
-              <w:t xml:space="preserve">-4.342</w:t>
-            </w:r>
-          </w:p>
-        </w:tc>
-        <w:tc>
-          <w:tcPr>
-            <w:tcW w:type="dxa" w:w="1600"/>
-            <w:tcBorders>
-              <w:top w:val="single" w:color="B0C8E0" w:sz="1"/>
-              <w:left w:val="single" w:color="B0C8E0" w:sz="1"/>
-              <w:bottom w:val="single" w:color="B0C8E0" w:sz="1"/>
-              <w:right w:val="single" w:color="B0C8E0" w:sz="1"/>
-            </w:tcBorders>
-            <w:shd w:fill="FFFFFF" w:val="clear"/>
-            <w:tcMar>
-              <w:top w:type="dxa" w:w="80"/>
-              <w:left w:type="dxa" w:w="100"/>
-              <w:bottom w:type="dxa" w:w="80"/>
-              <w:right w:type="dxa" w:w="100"/>
-            </w:tcMar>
-          </w:tcPr>
-          <w:p>
-            <w:r>
-              <w:rPr>
-                <w:rFonts w:ascii="Arial" w:cs="Arial" w:eastAsia="Arial" w:hAnsi="Arial"/>
-                <w:b w:val="false"/>
-                <w:bCs w:val="false"/>
-                <w:sz w:val="18"/>
-                <w:szCs w:val="18"/>
-              </w:rPr>
-              <w:t xml:space="preserve">0.00174</w:t>
-            </w:r>
-          </w:p>
-        </w:tc>
-        <w:tc>
-          <w:tcPr>
-            <w:tcW w:type="dxa" w:w="2466"/>
-            <w:tcBorders>
-              <w:top w:val="single" w:color="B0C8E0" w:sz="1"/>
-              <w:left w:val="single" w:color="B0C8E0" w:sz="1"/>
-              <w:bottom w:val="single" w:color="B0C8E0" w:sz="1"/>
-              <w:right w:val="single" w:color="B0C8E0" w:sz="1"/>
-            </w:tcBorders>
-            <w:shd w:fill="FFFFFF" w:val="clear"/>
-            <w:tcMar>
-              <w:top w:type="dxa" w:w="80"/>
-              <w:left w:type="dxa" w:w="100"/>
-              <w:bottom w:type="dxa" w:w="80"/>
-              <w:right w:type="dxa" w:w="100"/>
-            </w:tcMar>
-          </w:tcPr>
-          <w:p>
-            <w:r>
-              <w:rPr>
-                <w:rFonts w:ascii="Arial" w:cs="Arial" w:eastAsia="Arial" w:hAnsi="Arial"/>
-                <w:b w:val="false"/>
-                <w:bCs w:val="false"/>
-                <w:sz w:val="18"/>
-                <w:szCs w:val="18"/>
-              </w:rPr>
-              <w:t xml:space="preserve">Subexpresada</w:t>
-            </w:r>
-          </w:p>
-        </w:tc>
-      </w:tr>
-      <w:tr>
-        <w:tc>
-          <w:tcPr>
-            <w:tcW w:type="dxa" w:w="1800"/>
-            <w:tcBorders>
-              <w:top w:val="single" w:color="B0C8E0" w:sz="1"/>
-              <w:left w:val="single" w:color="B0C8E0" w:sz="1"/>
-              <w:bottom w:val="single" w:color="B0C8E0" w:sz="1"/>
-              <w:right w:val="single" w:color="B0C8E0" w:sz="1"/>
-            </w:tcBorders>
-            <w:shd w:fill="EEF4FB" w:val="clear"/>
-            <w:tcMar>
-              <w:top w:type="dxa" w:w="80"/>
-              <w:left w:type="dxa" w:w="100"/>
-              <w:bottom w:type="dxa" w:w="80"/>
-              <w:right w:type="dxa" w:w="100"/>
-            </w:tcMar>
-          </w:tcPr>
-          <w:p>
-            <w:r>
-              <w:rPr>
-                <w:rFonts w:ascii="Arial" w:cs="Arial" w:eastAsia="Arial" w:hAnsi="Arial"/>
-                <w:b w:val="false"/>
-                <w:bCs w:val="false"/>
-                <w:sz w:val="18"/>
-                <w:szCs w:val="18"/>
-              </w:rPr>
-              <w:t xml:space="preserve">LDB3</w:t>
-            </w:r>
-          </w:p>
-        </w:tc>
-        <w:tc>
-          <w:tcPr>
-            <w:tcW w:type="dxa" w:w="1600"/>
-            <w:tcBorders>
-              <w:top w:val="single" w:color="B0C8E0" w:sz="1"/>
-              <w:left w:val="single" w:color="B0C8E0" w:sz="1"/>
-              <w:bottom w:val="single" w:color="B0C8E0" w:sz="1"/>
-              <w:right w:val="single" w:color="B0C8E0" w:sz="1"/>
-            </w:tcBorders>
-            <w:shd w:fill="EEF4FB" w:val="clear"/>
-            <w:tcMar>
-              <w:top w:type="dxa" w:w="80"/>
-              <w:left w:type="dxa" w:w="100"/>
-              <w:bottom w:type="dxa" w:w="80"/>
-              <w:right w:type="dxa" w:w="100"/>
-            </w:tcMar>
-          </w:tcPr>
-          <w:p>
-            <w:r>
-              <w:rPr>
-                <w:rFonts w:ascii="Arial" w:cs="Arial" w:eastAsia="Arial" w:hAnsi="Arial"/>
-                <w:b w:val="false"/>
-                <w:bCs w:val="false"/>
-                <w:sz w:val="18"/>
-                <w:szCs w:val="18"/>
-              </w:rPr>
-              <w:t xml:space="preserve">O75112</w:t>
-            </w:r>
-          </w:p>
-        </w:tc>
-        <w:tc>
-          <w:tcPr>
-            <w:tcW w:type="dxa" w:w="1400"/>
-            <w:tcBorders>
-              <w:top w:val="single" w:color="B0C8E0" w:sz="1"/>
-              <w:left w:val="single" w:color="B0C8E0" w:sz="1"/>
-              <w:bottom w:val="single" w:color="B0C8E0" w:sz="1"/>
-              <w:right w:val="single" w:color="B0C8E0" w:sz="1"/>
-            </w:tcBorders>
-            <w:shd w:fill="EEF4FB" w:val="clear"/>
-            <w:tcMar>
-              <w:top w:type="dxa" w:w="80"/>
-              <w:left w:type="dxa" w:w="100"/>
-              <w:bottom w:type="dxa" w:w="80"/>
-              <w:right w:type="dxa" w:w="100"/>
-            </w:tcMar>
-          </w:tcPr>
-          <w:p>
-            <w:r>
-              <w:rPr>
-                <w:rFonts w:ascii="Arial" w:cs="Arial" w:eastAsia="Arial" w:hAnsi="Arial"/>
-                <w:b w:val="false"/>
-                <w:bCs w:val="false"/>
-                <w:sz w:val="18"/>
-                <w:szCs w:val="18"/>
-              </w:rPr>
-              <w:t xml:space="preserve">-4.268</w:t>
-            </w:r>
-          </w:p>
-        </w:tc>
-        <w:tc>
-          <w:tcPr>
-            <w:tcW w:type="dxa" w:w="1600"/>
-            <w:tcBorders>
-              <w:top w:val="single" w:color="B0C8E0" w:sz="1"/>
-              <w:left w:val="single" w:color="B0C8E0" w:sz="1"/>
-              <w:bottom w:val="single" w:color="B0C8E0" w:sz="1"/>
-              <w:right w:val="single" w:color="B0C8E0" w:sz="1"/>
-            </w:tcBorders>
-            <w:shd w:fill="EEF4FB" w:val="clear"/>
-            <w:tcMar>
-              <w:top w:type="dxa" w:w="80"/>
-              <w:left w:type="dxa" w:w="100"/>
-              <w:bottom w:type="dxa" w:w="80"/>
-              <w:right w:type="dxa" w:w="100"/>
-            </w:tcMar>
-          </w:tcPr>
-          <w:p>
-            <w:r>
-              <w:rPr>
-                <w:rFonts w:ascii="Arial" w:cs="Arial" w:eastAsia="Arial" w:hAnsi="Arial"/>
-                <w:b w:val="false"/>
-                <w:bCs w:val="false"/>
-                <w:sz w:val="18"/>
-                <w:szCs w:val="18"/>
-              </w:rPr>
-              <w:t xml:space="preserve">0.0103</w:t>
-            </w:r>
-          </w:p>
-        </w:tc>
-        <w:tc>
-          <w:tcPr>
-            <w:tcW w:type="dxa" w:w="2466"/>
-            <w:tcBorders>
-              <w:top w:val="single" w:color="B0C8E0" w:sz="1"/>
-              <w:left w:val="single" w:color="B0C8E0" w:sz="1"/>
-              <w:bottom w:val="single" w:color="B0C8E0" w:sz="1"/>
-              <w:right w:val="single" w:color="B0C8E0" w:sz="1"/>
-            </w:tcBorders>
-            <w:shd w:fill="EEF4FB" w:val="clear"/>
-            <w:tcMar>
-              <w:top w:type="dxa" w:w="80"/>
-              <w:left w:type="dxa" w:w="100"/>
-              <w:bottom w:type="dxa" w:w="80"/>
-              <w:right w:type="dxa" w:w="100"/>
-            </w:tcMar>
-          </w:tcPr>
-          <w:p>
-            <w:r>
-              <w:rPr>
-                <w:rFonts w:ascii="Arial" w:cs="Arial" w:eastAsia="Arial" w:hAnsi="Arial"/>
-                <w:b w:val="false"/>
-                <w:bCs w:val="false"/>
-                <w:sz w:val="18"/>
-                <w:szCs w:val="18"/>
-              </w:rPr>
-              <w:t xml:space="preserve">Subexpresada</w:t>
-            </w:r>
-          </w:p>
-        </w:tc>
-      </w:tr>
-      <w:tr>
-        <w:tc>
-          <w:tcPr>
-            <w:tcW w:type="dxa" w:w="1800"/>
-            <w:tcBorders>
-              <w:top w:val="single" w:color="B0C8E0" w:sz="1"/>
-              <w:left w:val="single" w:color="B0C8E0" w:sz="1"/>
-              <w:bottom w:val="single" w:color="B0C8E0" w:sz="1"/>
-              <w:right w:val="single" w:color="B0C8E0" w:sz="1"/>
-            </w:tcBorders>
-            <w:shd w:fill="FFFFFF" w:val="clear"/>
-            <w:tcMar>
-              <w:top w:type="dxa" w:w="80"/>
-              <w:left w:type="dxa" w:w="100"/>
-              <w:bottom w:type="dxa" w:w="80"/>
-              <w:right w:type="dxa" w:w="100"/>
-            </w:tcMar>
-          </w:tcPr>
-          <w:p>
-            <w:r>
-              <w:rPr>
-                <w:rFonts w:ascii="Arial" w:cs="Arial" w:eastAsia="Arial" w:hAnsi="Arial"/>
-                <w:b w:val="false"/>
-                <w:bCs w:val="false"/>
-                <w:sz w:val="18"/>
-                <w:szCs w:val="18"/>
-              </w:rPr>
-              <w:t xml:space="preserve">BPIFA1</w:t>
-            </w:r>
-          </w:p>
-        </w:tc>
-        <w:tc>
-          <w:tcPr>
-            <w:tcW w:type="dxa" w:w="1600"/>
-            <w:tcBorders>
-              <w:top w:val="single" w:color="B0C8E0" w:sz="1"/>
-              <w:left w:val="single" w:color="B0C8E0" w:sz="1"/>
-              <w:bottom w:val="single" w:color="B0C8E0" w:sz="1"/>
-              <w:right w:val="single" w:color="B0C8E0" w:sz="1"/>
-            </w:tcBorders>
-            <w:shd w:fill="FFFFFF" w:val="clear"/>
-            <w:tcMar>
-              <w:top w:type="dxa" w:w="80"/>
-              <w:left w:type="dxa" w:w="100"/>
-              <w:bottom w:type="dxa" w:w="80"/>
-              <w:right w:type="dxa" w:w="100"/>
-            </w:tcMar>
-          </w:tcPr>
-          <w:p>
-            <w:r>
-              <w:rPr>
-                <w:rFonts w:ascii="Arial" w:cs="Arial" w:eastAsia="Arial" w:hAnsi="Arial"/>
-                <w:b w:val="false"/>
-                <w:bCs w:val="false"/>
-                <w:sz w:val="18"/>
-                <w:szCs w:val="18"/>
-              </w:rPr>
-              <w:t xml:space="preserve">Q9NP55</w:t>
-            </w:r>
-          </w:p>
-        </w:tc>
-        <w:tc>
-          <w:tcPr>
-            <w:tcW w:type="dxa" w:w="1400"/>
-            <w:tcBorders>
-              <w:top w:val="single" w:color="B0C8E0" w:sz="1"/>
-              <w:left w:val="single" w:color="B0C8E0" w:sz="1"/>
-              <w:bottom w:val="single" w:color="B0C8E0" w:sz="1"/>
-              <w:right w:val="single" w:color="B0C8E0" w:sz="1"/>
-            </w:tcBorders>
-            <w:shd w:fill="FFFFFF" w:val="clear"/>
-            <w:tcMar>
-              <w:top w:type="dxa" w:w="80"/>
-              <w:left w:type="dxa" w:w="100"/>
-              <w:bottom w:type="dxa" w:w="80"/>
-              <w:right w:type="dxa" w:w="100"/>
-            </w:tcMar>
-          </w:tcPr>
-          <w:p>
-            <w:r>
-              <w:rPr>
-                <w:rFonts w:ascii="Arial" w:cs="Arial" w:eastAsia="Arial" w:hAnsi="Arial"/>
-                <w:b w:val="false"/>
-                <w:bCs w:val="false"/>
-                <w:sz w:val="18"/>
-                <w:szCs w:val="18"/>
-              </w:rPr>
-              <w:t xml:space="preserve">-4.167</w:t>
-            </w:r>
-          </w:p>
-        </w:tc>
-        <w:tc>
-          <w:tcPr>
-            <w:tcW w:type="dxa" w:w="1600"/>
-            <w:tcBorders>
-              <w:top w:val="single" w:color="B0C8E0" w:sz="1"/>
-              <w:left w:val="single" w:color="B0C8E0" w:sz="1"/>
-              <w:bottom w:val="single" w:color="B0C8E0" w:sz="1"/>
-              <w:right w:val="single" w:color="B0C8E0" w:sz="1"/>
-            </w:tcBorders>
-            <w:shd w:fill="FFFFFF" w:val="clear"/>
-            <w:tcMar>
-              <w:top w:type="dxa" w:w="80"/>
-              <w:left w:type="dxa" w:w="100"/>
-              <w:bottom w:type="dxa" w:w="80"/>
-              <w:right w:type="dxa" w:w="100"/>
-            </w:tcMar>
-          </w:tcPr>
-          <w:p>
-            <w:r>
-              <w:rPr>
-                <w:rFonts w:ascii="Arial" w:cs="Arial" w:eastAsia="Arial" w:hAnsi="Arial"/>
-                <w:b w:val="false"/>
-                <w:bCs w:val="false"/>
-                <w:sz w:val="18"/>
-                <w:szCs w:val="18"/>
-              </w:rPr>
-              <w:t xml:space="preserve">0.0255</w:t>
-            </w:r>
-          </w:p>
-        </w:tc>
-        <w:tc>
-          <w:tcPr>
-            <w:tcW w:type="dxa" w:w="2466"/>
-            <w:tcBorders>
-              <w:top w:val="single" w:color="B0C8E0" w:sz="1"/>
-              <w:left w:val="single" w:color="B0C8E0" w:sz="1"/>
-              <w:bottom w:val="single" w:color="B0C8E0" w:sz="1"/>
-              <w:right w:val="single" w:color="B0C8E0" w:sz="1"/>
-            </w:tcBorders>
-            <w:shd w:fill="FFFFFF" w:val="clear"/>
-            <w:tcMar>
-              <w:top w:type="dxa" w:w="80"/>
-              <w:left w:type="dxa" w:w="100"/>
-              <w:bottom w:type="dxa" w:w="80"/>
-              <w:right w:type="dxa" w:w="100"/>
-            </w:tcMar>
-          </w:tcPr>
-          <w:p>
-            <w:r>
-              <w:rPr>
-                <w:rFonts w:ascii="Arial" w:cs="Arial" w:eastAsia="Arial" w:hAnsi="Arial"/>
-                <w:b w:val="false"/>
-                <w:bCs w:val="false"/>
-                <w:sz w:val="18"/>
-                <w:szCs w:val="18"/>
-              </w:rPr>
-              <w:t xml:space="preserve">Subexpresada</w:t>
-            </w:r>
-          </w:p>
-        </w:tc>
-      </w:tr>
-      <w:tr>
-        <w:tc>
-          <w:tcPr>
-            <w:tcW w:type="dxa" w:w="1800"/>
-            <w:tcBorders>
-              <w:top w:val="single" w:color="B0C8E0" w:sz="1"/>
-              <w:left w:val="single" w:color="B0C8E0" w:sz="1"/>
-              <w:bottom w:val="single" w:color="B0C8E0" w:sz="1"/>
-              <w:right w:val="single" w:color="B0C8E0" w:sz="1"/>
-            </w:tcBorders>
-            <w:shd w:fill="EEF4FB" w:val="clear"/>
-            <w:tcMar>
-              <w:top w:type="dxa" w:w="80"/>
-              <w:left w:type="dxa" w:w="100"/>
-              <w:bottom w:type="dxa" w:w="80"/>
-              <w:right w:type="dxa" w:w="100"/>
-            </w:tcMar>
-          </w:tcPr>
-          <w:p>
-            <w:r>
-              <w:rPr>
-                <w:rFonts w:ascii="Arial" w:cs="Arial" w:eastAsia="Arial" w:hAnsi="Arial"/>
-                <w:b w:val="false"/>
-                <w:bCs w:val="false"/>
-                <w:sz w:val="18"/>
-                <w:szCs w:val="18"/>
-              </w:rPr>
-              <w:t xml:space="preserve">PYGM</w:t>
-            </w:r>
-          </w:p>
-        </w:tc>
-        <w:tc>
-          <w:tcPr>
-            <w:tcW w:type="dxa" w:w="1600"/>
-            <w:tcBorders>
-              <w:top w:val="single" w:color="B0C8E0" w:sz="1"/>
-              <w:left w:val="single" w:color="B0C8E0" w:sz="1"/>
-              <w:bottom w:val="single" w:color="B0C8E0" w:sz="1"/>
-              <w:right w:val="single" w:color="B0C8E0" w:sz="1"/>
-            </w:tcBorders>
-            <w:shd w:fill="EEF4FB" w:val="clear"/>
-            <w:tcMar>
-              <w:top w:type="dxa" w:w="80"/>
-              <w:left w:type="dxa" w:w="100"/>
-              <w:bottom w:type="dxa" w:w="80"/>
-              <w:right w:type="dxa" w:w="100"/>
-            </w:tcMar>
-          </w:tcPr>
-          <w:p>
-            <w:r>
-              <w:rPr>
-                <w:rFonts w:ascii="Arial" w:cs="Arial" w:eastAsia="Arial" w:hAnsi="Arial"/>
-                <w:b w:val="false"/>
-                <w:bCs w:val="false"/>
-                <w:sz w:val="18"/>
-                <w:szCs w:val="18"/>
-              </w:rPr>
-              <w:t xml:space="preserve">P11217</w:t>
-            </w:r>
-          </w:p>
-        </w:tc>
-        <w:tc>
-          <w:tcPr>
-            <w:tcW w:type="dxa" w:w="1400"/>
-            <w:tcBorders>
-              <w:top w:val="single" w:color="B0C8E0" w:sz="1"/>
-              <w:left w:val="single" w:color="B0C8E0" w:sz="1"/>
-              <w:bottom w:val="single" w:color="B0C8E0" w:sz="1"/>
-              <w:right w:val="single" w:color="B0C8E0" w:sz="1"/>
-            </w:tcBorders>
-            <w:shd w:fill="EEF4FB" w:val="clear"/>
-            <w:tcMar>
-              <w:top w:type="dxa" w:w="80"/>
-              <w:left w:type="dxa" w:w="100"/>
-              <w:bottom w:type="dxa" w:w="80"/>
-              <w:right w:type="dxa" w:w="100"/>
-            </w:tcMar>
-          </w:tcPr>
-          <w:p>
-            <w:r>
-              <w:rPr>
-                <w:rFonts w:ascii="Arial" w:cs="Arial" w:eastAsia="Arial" w:hAnsi="Arial"/>
-                <w:b w:val="false"/>
-                <w:bCs w:val="false"/>
-                <w:sz w:val="18"/>
-                <w:szCs w:val="18"/>
-              </w:rPr>
-              <w:t xml:space="preserve">-4.013</w:t>
-            </w:r>
-          </w:p>
-        </w:tc>
-        <w:tc>
-          <w:tcPr>
-            <w:tcW w:type="dxa" w:w="1600"/>
-            <w:tcBorders>
-              <w:top w:val="single" w:color="B0C8E0" w:sz="1"/>
-              <w:left w:val="single" w:color="B0C8E0" w:sz="1"/>
-              <w:bottom w:val="single" w:color="B0C8E0" w:sz="1"/>
-              <w:right w:val="single" w:color="B0C8E0" w:sz="1"/>
-            </w:tcBorders>
-            <w:shd w:fill="EEF4FB" w:val="clear"/>
-            <w:tcMar>
-              <w:top w:type="dxa" w:w="80"/>
-              <w:left w:type="dxa" w:w="100"/>
-              <w:bottom w:type="dxa" w:w="80"/>
-              <w:right w:type="dxa" w:w="100"/>
-            </w:tcMar>
-          </w:tcPr>
-          <w:p>
-            <w:r>
-              <w:rPr>
-                <w:rFonts w:ascii="Arial" w:cs="Arial" w:eastAsia="Arial" w:hAnsi="Arial"/>
-                <w:b w:val="false"/>
-                <w:bCs w:val="false"/>
-                <w:sz w:val="18"/>
-                <w:szCs w:val="18"/>
-              </w:rPr>
-              <w:t xml:space="preserve">0.00219</w:t>
-            </w:r>
-          </w:p>
-        </w:tc>
-        <w:tc>
-          <w:tcPr>
-            <w:tcW w:type="dxa" w:w="2466"/>
-            <w:tcBorders>
-              <w:top w:val="single" w:color="B0C8E0" w:sz="1"/>
-              <w:left w:val="single" w:color="B0C8E0" w:sz="1"/>
-              <w:bottom w:val="single" w:color="B0C8E0" w:sz="1"/>
-              <w:right w:val="single" w:color="B0C8E0" w:sz="1"/>
-            </w:tcBorders>
-            <w:shd w:fill="EEF4FB" w:val="clear"/>
-            <w:tcMar>
-              <w:top w:type="dxa" w:w="80"/>
-              <w:left w:type="dxa" w:w="100"/>
-              <w:bottom w:type="dxa" w:w="80"/>
-              <w:right w:type="dxa" w:w="100"/>
-            </w:tcMar>
-          </w:tcPr>
-          <w:p>
-            <w:r>
-              <w:rPr>
-                <w:rFonts w:ascii="Arial" w:cs="Arial" w:eastAsia="Arial" w:hAnsi="Arial"/>
-                <w:b w:val="false"/>
-                <w:bCs w:val="false"/>
-                <w:sz w:val="18"/>
-                <w:szCs w:val="18"/>
-              </w:rPr>
-              <w:t xml:space="preserve">Subexpresada</w:t>
-            </w:r>
-          </w:p>
-        </w:tc>
-      </w:tr>
-      <w:tr>
-        <w:tc>
-          <w:tcPr>
-            <w:tcW w:type="dxa" w:w="1800"/>
-            <w:tcBorders>
-              <w:top w:val="single" w:color="B0C8E0" w:sz="1"/>
-              <w:left w:val="single" w:color="B0C8E0" w:sz="1"/>
-              <w:bottom w:val="single" w:color="B0C8E0" w:sz="1"/>
-              <w:right w:val="single" w:color="B0C8E0" w:sz="1"/>
-            </w:tcBorders>
-            <w:shd w:fill="FFFFFF" w:val="clear"/>
-            <w:tcMar>
-              <w:top w:type="dxa" w:w="80"/>
-              <w:left w:type="dxa" w:w="100"/>
-              <w:bottom w:type="dxa" w:w="80"/>
-              <w:right w:type="dxa" w:w="100"/>
-            </w:tcMar>
-          </w:tcPr>
-          <w:p>
-            <w:r>
-              <w:rPr>
-                <w:rFonts w:ascii="Arial" w:cs="Arial" w:eastAsia="Arial" w:hAnsi="Arial"/>
-                <w:b w:val="false"/>
-                <w:bCs w:val="false"/>
-                <w:sz w:val="18"/>
-                <w:szCs w:val="18"/>
-              </w:rPr>
-              <w:t xml:space="preserve">MYL1</w:t>
-            </w:r>
-          </w:p>
-        </w:tc>
-        <w:tc>
-          <w:tcPr>
-            <w:tcW w:type="dxa" w:w="1600"/>
-            <w:tcBorders>
-              <w:top w:val="single" w:color="B0C8E0" w:sz="1"/>
-              <w:left w:val="single" w:color="B0C8E0" w:sz="1"/>
-              <w:bottom w:val="single" w:color="B0C8E0" w:sz="1"/>
-              <w:right w:val="single" w:color="B0C8E0" w:sz="1"/>
-            </w:tcBorders>
-            <w:shd w:fill="FFFFFF" w:val="clear"/>
-            <w:tcMar>
-              <w:top w:type="dxa" w:w="80"/>
-              <w:left w:type="dxa" w:w="100"/>
-              <w:bottom w:type="dxa" w:w="80"/>
-              <w:right w:type="dxa" w:w="100"/>
-            </w:tcMar>
-          </w:tcPr>
-          <w:p>
-            <w:r>
-              <w:rPr>
-                <w:rFonts w:ascii="Arial" w:cs="Arial" w:eastAsia="Arial" w:hAnsi="Arial"/>
-                <w:b w:val="false"/>
-                <w:bCs w:val="false"/>
-                <w:sz w:val="18"/>
-                <w:szCs w:val="18"/>
-              </w:rPr>
-              <w:t xml:space="preserve">P05976</w:t>
-            </w:r>
-          </w:p>
-        </w:tc>
-        <w:tc>
-          <w:tcPr>
-            <w:tcW w:type="dxa" w:w="1400"/>
-            <w:tcBorders>
-              <w:top w:val="single" w:color="B0C8E0" w:sz="1"/>
-              <w:left w:val="single" w:color="B0C8E0" w:sz="1"/>
-              <w:bottom w:val="single" w:color="B0C8E0" w:sz="1"/>
-              <w:right w:val="single" w:color="B0C8E0" w:sz="1"/>
-            </w:tcBorders>
-            <w:shd w:fill="FFFFFF" w:val="clear"/>
-            <w:tcMar>
-              <w:top w:type="dxa" w:w="80"/>
-              <w:left w:type="dxa" w:w="100"/>
-              <w:bottom w:type="dxa" w:w="80"/>
-              <w:right w:type="dxa" w:w="100"/>
-            </w:tcMar>
-          </w:tcPr>
-          <w:p>
-            <w:r>
-              <w:rPr>
-                <w:rFonts w:ascii="Arial" w:cs="Arial" w:eastAsia="Arial" w:hAnsi="Arial"/>
-                <w:b w:val="false"/>
-                <w:bCs w:val="false"/>
-                <w:sz w:val="18"/>
-                <w:szCs w:val="18"/>
-              </w:rPr>
-              <w:t xml:space="preserve">-4</w:t>
-            </w:r>
-          </w:p>
-        </w:tc>
-        <w:tc>
-          <w:tcPr>
-            <w:tcW w:type="dxa" w:w="1600"/>
-            <w:tcBorders>
-              <w:top w:val="single" w:color="B0C8E0" w:sz="1"/>
-              <w:left w:val="single" w:color="B0C8E0" w:sz="1"/>
-              <w:bottom w:val="single" w:color="B0C8E0" w:sz="1"/>
-              <w:right w:val="single" w:color="B0C8E0" w:sz="1"/>
-            </w:tcBorders>
-            <w:shd w:fill="FFFFFF" w:val="clear"/>
-            <w:tcMar>
-              <w:top w:type="dxa" w:w="80"/>
-              <w:left w:type="dxa" w:w="100"/>
-              <w:bottom w:type="dxa" w:w="80"/>
-              <w:right w:type="dxa" w:w="100"/>
-            </w:tcMar>
-          </w:tcPr>
-          <w:p>
-            <w:r>
-              <w:rPr>
-                <w:rFonts w:ascii="Arial" w:cs="Arial" w:eastAsia="Arial" w:hAnsi="Arial"/>
-                <w:b w:val="false"/>
-                <w:bCs w:val="false"/>
-                <w:sz w:val="18"/>
-                <w:szCs w:val="18"/>
-              </w:rPr>
-              <w:t xml:space="preserve">0.00412</w:t>
-            </w:r>
-          </w:p>
-        </w:tc>
-        <w:tc>
-          <w:tcPr>
-            <w:tcW w:type="dxa" w:w="2466"/>
-            <w:tcBorders>
-              <w:top w:val="single" w:color="B0C8E0" w:sz="1"/>
-              <w:left w:val="single" w:color="B0C8E0" w:sz="1"/>
-              <w:bottom w:val="single" w:color="B0C8E0" w:sz="1"/>
-              <w:right w:val="single" w:color="B0C8E0" w:sz="1"/>
-            </w:tcBorders>
-            <w:shd w:fill="FFFFFF" w:val="clear"/>
-            <w:tcMar>
-              <w:top w:type="dxa" w:w="80"/>
-              <w:left w:type="dxa" w:w="100"/>
-              <w:bottom w:type="dxa" w:w="80"/>
-              <w:right w:type="dxa" w:w="100"/>
-            </w:tcMar>
-          </w:tcPr>
-          <w:p>
-            <w:r>
-              <w:rPr>
-                <w:rFonts w:ascii="Arial" w:cs="Arial" w:eastAsia="Arial" w:hAnsi="Arial"/>
-                <w:b w:val="false"/>
-                <w:bCs w:val="false"/>
-                <w:sz w:val="18"/>
-                <w:szCs w:val="18"/>
-              </w:rPr>
-              <w:t xml:space="preserve">Subexpresada</w:t>
-            </w:r>
-          </w:p>
-        </w:tc>
-      </w:tr>
-      <w:tr>
-        <w:tc>
-          <w:tcPr>
-            <w:tcW w:type="dxa" w:w="1800"/>
-            <w:tcBorders>
-              <w:top w:val="single" w:color="B0C8E0" w:sz="1"/>
-              <w:left w:val="single" w:color="B0C8E0" w:sz="1"/>
-              <w:bottom w:val="single" w:color="B0C8E0" w:sz="1"/>
-              <w:right w:val="single" w:color="B0C8E0" w:sz="1"/>
-            </w:tcBorders>
-            <w:shd w:fill="EEF4FB" w:val="clear"/>
-            <w:tcMar>
-              <w:top w:type="dxa" w:w="80"/>
-              <w:left w:type="dxa" w:w="100"/>
-              <w:bottom w:type="dxa" w:w="80"/>
-              <w:right w:type="dxa" w:w="100"/>
-            </w:tcMar>
-          </w:tcPr>
-          <w:p>
-            <w:r>
-              <w:rPr>
-                <w:rFonts w:ascii="Arial" w:cs="Arial" w:eastAsia="Arial" w:hAnsi="Arial"/>
-                <w:b w:val="false"/>
-                <w:bCs w:val="false"/>
-                <w:sz w:val="18"/>
-                <w:szCs w:val="18"/>
-              </w:rPr>
-              <w:t xml:space="preserve">GPD1</w:t>
-            </w:r>
-          </w:p>
-        </w:tc>
-        <w:tc>
-          <w:tcPr>
-            <w:tcW w:type="dxa" w:w="1600"/>
-            <w:tcBorders>
-              <w:top w:val="single" w:color="B0C8E0" w:sz="1"/>
-              <w:left w:val="single" w:color="B0C8E0" w:sz="1"/>
-              <w:bottom w:val="single" w:color="B0C8E0" w:sz="1"/>
-              <w:right w:val="single" w:color="B0C8E0" w:sz="1"/>
-            </w:tcBorders>
-            <w:shd w:fill="EEF4FB" w:val="clear"/>
-            <w:tcMar>
-              <w:top w:type="dxa" w:w="80"/>
-              <w:left w:type="dxa" w:w="100"/>
-              <w:bottom w:type="dxa" w:w="80"/>
-              <w:right w:type="dxa" w:w="100"/>
-            </w:tcMar>
-          </w:tcPr>
-          <w:p>
-            <w:r>
-              <w:rPr>
-                <w:rFonts w:ascii="Arial" w:cs="Arial" w:eastAsia="Arial" w:hAnsi="Arial"/>
-                <w:b w:val="false"/>
-                <w:bCs w:val="false"/>
-                <w:sz w:val="18"/>
-                <w:szCs w:val="18"/>
-              </w:rPr>
-              <w:t xml:space="preserve">P21695</w:t>
-            </w:r>
-          </w:p>
-        </w:tc>
-        <w:tc>
-          <w:tcPr>
-            <w:tcW w:type="dxa" w:w="1400"/>
-            <w:tcBorders>
-              <w:top w:val="single" w:color="B0C8E0" w:sz="1"/>
-              <w:left w:val="single" w:color="B0C8E0" w:sz="1"/>
-              <w:bottom w:val="single" w:color="B0C8E0" w:sz="1"/>
-              <w:right w:val="single" w:color="B0C8E0" w:sz="1"/>
-            </w:tcBorders>
-            <w:shd w:fill="EEF4FB" w:val="clear"/>
-            <w:tcMar>
-              <w:top w:type="dxa" w:w="80"/>
-              <w:left w:type="dxa" w:w="100"/>
-              <w:bottom w:type="dxa" w:w="80"/>
-              <w:right w:type="dxa" w:w="100"/>
-            </w:tcMar>
-          </w:tcPr>
-          <w:p>
-            <w:r>
-              <w:rPr>
-                <w:rFonts w:ascii="Arial" w:cs="Arial" w:eastAsia="Arial" w:hAnsi="Arial"/>
-                <w:b w:val="false"/>
-                <w:bCs w:val="false"/>
-                <w:sz w:val="18"/>
-                <w:szCs w:val="18"/>
-              </w:rPr>
-              <w:t xml:space="preserve">-3.997</w:t>
-            </w:r>
-          </w:p>
-        </w:tc>
-        <w:tc>
-          <w:tcPr>
-            <w:tcW w:type="dxa" w:w="1600"/>
-            <w:tcBorders>
-              <w:top w:val="single" w:color="B0C8E0" w:sz="1"/>
-              <w:left w:val="single" w:color="B0C8E0" w:sz="1"/>
-              <w:bottom w:val="single" w:color="B0C8E0" w:sz="1"/>
-              <w:right w:val="single" w:color="B0C8E0" w:sz="1"/>
-            </w:tcBorders>
-            <w:shd w:fill="EEF4FB" w:val="clear"/>
-            <w:tcMar>
-              <w:top w:type="dxa" w:w="80"/>
-              <w:left w:type="dxa" w:w="100"/>
-              <w:bottom w:type="dxa" w:w="80"/>
-              <w:right w:type="dxa" w:w="100"/>
-            </w:tcMar>
-          </w:tcPr>
-          <w:p>
-            <w:r>
-              <w:rPr>
-                <w:rFonts w:ascii="Arial" w:cs="Arial" w:eastAsia="Arial" w:hAnsi="Arial"/>
-                <w:b w:val="false"/>
-                <w:bCs w:val="false"/>
-                <w:sz w:val="18"/>
-                <w:szCs w:val="18"/>
-              </w:rPr>
-              <w:t xml:space="preserve">0.00177</w:t>
-            </w:r>
-          </w:p>
-        </w:tc>
-        <w:tc>
-          <w:tcPr>
-            <w:tcW w:type="dxa" w:w="2466"/>
-            <w:tcBorders>
-              <w:top w:val="single" w:color="B0C8E0" w:sz="1"/>
-              <w:left w:val="single" w:color="B0C8E0" w:sz="1"/>
-              <w:bottom w:val="single" w:color="B0C8E0" w:sz="1"/>
-              <w:right w:val="single" w:color="B0C8E0" w:sz="1"/>
-            </w:tcBorders>
-            <w:shd w:fill="EEF4FB" w:val="clear"/>
-            <w:tcMar>
-              <w:top w:type="dxa" w:w="80"/>
-              <w:left w:type="dxa" w:w="100"/>
-              <w:bottom w:type="dxa" w:w="80"/>
-              <w:right w:type="dxa" w:w="100"/>
-            </w:tcMar>
-          </w:tcPr>
-          <w:p>
-            <w:r>
-              <w:rPr>
-                <w:rFonts w:ascii="Arial" w:cs="Arial" w:eastAsia="Arial" w:hAnsi="Arial"/>
-                <w:b w:val="false"/>
-                <w:bCs w:val="false"/>
-                <w:sz w:val="18"/>
-                <w:szCs w:val="18"/>
-              </w:rPr>
-              <w:t xml:space="preserve">Subexpresada</w:t>
-            </w:r>
-          </w:p>
-        </w:tc>
-      </w:tr>
-      <w:tr>
-        <w:tc>
-          <w:tcPr>
-            <w:tcW w:type="dxa" w:w="1800"/>
-            <w:tcBorders>
-              <w:top w:val="single" w:color="B0C8E0" w:sz="1"/>
-              <w:left w:val="single" w:color="B0C8E0" w:sz="1"/>
-              <w:bottom w:val="single" w:color="B0C8E0" w:sz="1"/>
-              <w:right w:val="single" w:color="B0C8E0" w:sz="1"/>
-            </w:tcBorders>
-            <w:shd w:fill="FFFFFF" w:val="clear"/>
-            <w:tcMar>
-              <w:top w:type="dxa" w:w="80"/>
-              <w:left w:type="dxa" w:w="100"/>
-              <w:bottom w:type="dxa" w:w="80"/>
-              <w:right w:type="dxa" w:w="100"/>
-            </w:tcMar>
-          </w:tcPr>
-          <w:p>
-            <w:r>
-              <w:rPr>
-                <w:rFonts w:ascii="Arial" w:cs="Arial" w:eastAsia="Arial" w:hAnsi="Arial"/>
-                <w:b w:val="false"/>
-                <w:bCs w:val="false"/>
-                <w:sz w:val="18"/>
-                <w:szCs w:val="18"/>
-              </w:rPr>
-              <w:t xml:space="preserve">TCAP</w:t>
-            </w:r>
-          </w:p>
-        </w:tc>
-        <w:tc>
-          <w:tcPr>
-            <w:tcW w:type="dxa" w:w="1600"/>
-            <w:tcBorders>
-              <w:top w:val="single" w:color="B0C8E0" w:sz="1"/>
-              <w:left w:val="single" w:color="B0C8E0" w:sz="1"/>
-              <w:bottom w:val="single" w:color="B0C8E0" w:sz="1"/>
-              <w:right w:val="single" w:color="B0C8E0" w:sz="1"/>
-            </w:tcBorders>
-            <w:shd w:fill="FFFFFF" w:val="clear"/>
-            <w:tcMar>
-              <w:top w:type="dxa" w:w="80"/>
-              <w:left w:type="dxa" w:w="100"/>
-              <w:bottom w:type="dxa" w:w="80"/>
-              <w:right w:type="dxa" w:w="100"/>
-            </w:tcMar>
-          </w:tcPr>
-          <w:p>
-            <w:r>
-              <w:rPr>
-                <w:rFonts w:ascii="Arial" w:cs="Arial" w:eastAsia="Arial" w:hAnsi="Arial"/>
-                <w:b w:val="false"/>
-                <w:bCs w:val="false"/>
-                <w:sz w:val="18"/>
-                <w:szCs w:val="18"/>
-              </w:rPr>
-              <w:t xml:space="preserve">O15273</w:t>
-            </w:r>
-          </w:p>
-        </w:tc>
-        <w:tc>
-          <w:tcPr>
-            <w:tcW w:type="dxa" w:w="1400"/>
-            <w:tcBorders>
-              <w:top w:val="single" w:color="B0C8E0" w:sz="1"/>
-              <w:left w:val="single" w:color="B0C8E0" w:sz="1"/>
-              <w:bottom w:val="single" w:color="B0C8E0" w:sz="1"/>
-              <w:right w:val="single" w:color="B0C8E0" w:sz="1"/>
-            </w:tcBorders>
-            <w:shd w:fill="FFFFFF" w:val="clear"/>
-            <w:tcMar>
-              <w:top w:type="dxa" w:w="80"/>
-              <w:left w:type="dxa" w:w="100"/>
-              <w:bottom w:type="dxa" w:w="80"/>
-              <w:right w:type="dxa" w:w="100"/>
-            </w:tcMar>
-          </w:tcPr>
-          <w:p>
-            <w:r>
-              <w:rPr>
-                <w:rFonts w:ascii="Arial" w:cs="Arial" w:eastAsia="Arial" w:hAnsi="Arial"/>
-                <w:b w:val="false"/>
-                <w:bCs w:val="false"/>
-                <w:sz w:val="18"/>
-                <w:szCs w:val="18"/>
-              </w:rPr>
-              <w:t xml:space="preserve">-3.932</w:t>
-            </w:r>
-          </w:p>
-        </w:tc>
-        <w:tc>
-          <w:tcPr>
-            <w:tcW w:type="dxa" w:w="1600"/>
-            <w:tcBorders>
-              <w:top w:val="single" w:color="B0C8E0" w:sz="1"/>
-              <w:left w:val="single" w:color="B0C8E0" w:sz="1"/>
-              <w:bottom w:val="single" w:color="B0C8E0" w:sz="1"/>
-              <w:right w:val="single" w:color="B0C8E0" w:sz="1"/>
-            </w:tcBorders>
-            <w:shd w:fill="FFFFFF" w:val="clear"/>
-            <w:tcMar>
-              <w:top w:type="dxa" w:w="80"/>
-              <w:left w:type="dxa" w:w="100"/>
-              <w:bottom w:type="dxa" w:w="80"/>
-              <w:right w:type="dxa" w:w="100"/>
-            </w:tcMar>
-          </w:tcPr>
-          <w:p>
-            <w:r>
-              <w:rPr>
-                <w:rFonts w:ascii="Arial" w:cs="Arial" w:eastAsia="Arial" w:hAnsi="Arial"/>
-                <w:b w:val="false"/>
-                <w:bCs w:val="false"/>
-                <w:sz w:val="18"/>
-                <w:szCs w:val="18"/>
-              </w:rPr>
-              <w:t xml:space="preserve">0.0192</w:t>
-            </w:r>
-          </w:p>
-        </w:tc>
-        <w:tc>
-          <w:tcPr>
-            <w:tcW w:type="dxa" w:w="2466"/>
-            <w:tcBorders>
-              <w:top w:val="single" w:color="B0C8E0" w:sz="1"/>
-              <w:left w:val="single" w:color="B0C8E0" w:sz="1"/>
-              <w:bottom w:val="single" w:color="B0C8E0" w:sz="1"/>
-              <w:right w:val="single" w:color="B0C8E0" w:sz="1"/>
-            </w:tcBorders>
-            <w:shd w:fill="FFFFFF" w:val="clear"/>
-            <w:tcMar>
-              <w:top w:type="dxa" w:w="80"/>
-              <w:left w:type="dxa" w:w="100"/>
-              <w:bottom w:type="dxa" w:w="80"/>
-              <w:right w:type="dxa" w:w="100"/>
-            </w:tcMar>
-          </w:tcPr>
-          <w:p>
-            <w:r>
-              <w:rPr>
-                <w:rFonts w:ascii="Arial" w:cs="Arial" w:eastAsia="Arial" w:hAnsi="Arial"/>
-                <w:b w:val="false"/>
-                <w:bCs w:val="false"/>
-                <w:sz w:val="18"/>
-                <w:szCs w:val="18"/>
-              </w:rPr>
-              <w:t xml:space="preserve">Subexpresada</w:t>
-            </w:r>
-          </w:p>
-        </w:tc>
-      </w:tr>
-      <w:tr>
-        <w:tc>
-          <w:tcPr>
-            <w:tcW w:type="dxa" w:w="1800"/>
-            <w:tcBorders>
-              <w:top w:val="single" w:color="B0C8E0" w:sz="1"/>
-              <w:left w:val="single" w:color="B0C8E0" w:sz="1"/>
-              <w:bottom w:val="single" w:color="B0C8E0" w:sz="1"/>
-              <w:right w:val="single" w:color="B0C8E0" w:sz="1"/>
-            </w:tcBorders>
-            <w:shd w:fill="EEF4FB" w:val="clear"/>
-            <w:tcMar>
-              <w:top w:type="dxa" w:w="80"/>
-              <w:left w:type="dxa" w:w="100"/>
-              <w:bottom w:type="dxa" w:w="80"/>
-              <w:right w:type="dxa" w:w="100"/>
-            </w:tcMar>
-          </w:tcPr>
-          <w:p>
-            <w:r>
-              <w:rPr>
-                <w:rFonts w:ascii="Arial" w:cs="Arial" w:eastAsia="Arial" w:hAnsi="Arial"/>
-                <w:b w:val="false"/>
-                <w:bCs w:val="false"/>
-                <w:sz w:val="18"/>
-                <w:szCs w:val="18"/>
-              </w:rPr>
-              <w:t xml:space="preserve">PADI2</w:t>
-            </w:r>
-          </w:p>
-        </w:tc>
-        <w:tc>
-          <w:tcPr>
-            <w:tcW w:type="dxa" w:w="1600"/>
-            <w:tcBorders>
-              <w:top w:val="single" w:color="B0C8E0" w:sz="1"/>
-              <w:left w:val="single" w:color="B0C8E0" w:sz="1"/>
-              <w:bottom w:val="single" w:color="B0C8E0" w:sz="1"/>
-              <w:right w:val="single" w:color="B0C8E0" w:sz="1"/>
-            </w:tcBorders>
-            <w:shd w:fill="EEF4FB" w:val="clear"/>
-            <w:tcMar>
-              <w:top w:type="dxa" w:w="80"/>
-              <w:left w:type="dxa" w:w="100"/>
-              <w:bottom w:type="dxa" w:w="80"/>
-              <w:right w:type="dxa" w:w="100"/>
-            </w:tcMar>
-          </w:tcPr>
-          <w:p>
-            <w:r>
-              <w:rPr>
-                <w:rFonts w:ascii="Arial" w:cs="Arial" w:eastAsia="Arial" w:hAnsi="Arial"/>
-                <w:b w:val="false"/>
-                <w:bCs w:val="false"/>
-                <w:sz w:val="18"/>
-                <w:szCs w:val="18"/>
-              </w:rPr>
-              <w:t xml:space="preserve">Q9Y2J8</w:t>
-            </w:r>
-          </w:p>
-        </w:tc>
-        <w:tc>
-          <w:tcPr>
-            <w:tcW w:type="dxa" w:w="1400"/>
-            <w:tcBorders>
-              <w:top w:val="single" w:color="B0C8E0" w:sz="1"/>
-              <w:left w:val="single" w:color="B0C8E0" w:sz="1"/>
-              <w:bottom w:val="single" w:color="B0C8E0" w:sz="1"/>
-              <w:right w:val="single" w:color="B0C8E0" w:sz="1"/>
-            </w:tcBorders>
-            <w:shd w:fill="EEF4FB" w:val="clear"/>
-            <w:tcMar>
-              <w:top w:type="dxa" w:w="80"/>
-              <w:left w:type="dxa" w:w="100"/>
-              <w:bottom w:type="dxa" w:w="80"/>
-              <w:right w:type="dxa" w:w="100"/>
-            </w:tcMar>
-          </w:tcPr>
-          <w:p>
-            <w:r>
-              <w:rPr>
-                <w:rFonts w:ascii="Arial" w:cs="Arial" w:eastAsia="Arial" w:hAnsi="Arial"/>
-                <w:b w:val="false"/>
-                <w:bCs w:val="false"/>
-                <w:sz w:val="18"/>
-                <w:szCs w:val="18"/>
-              </w:rPr>
-              <w:t xml:space="preserve">-3.859</w:t>
-            </w:r>
-          </w:p>
-        </w:tc>
-        <w:tc>
-          <w:tcPr>
-            <w:tcW w:type="dxa" w:w="1600"/>
-            <w:tcBorders>
-              <w:top w:val="single" w:color="B0C8E0" w:sz="1"/>
-              <w:left w:val="single" w:color="B0C8E0" w:sz="1"/>
-              <w:bottom w:val="single" w:color="B0C8E0" w:sz="1"/>
-              <w:right w:val="single" w:color="B0C8E0" w:sz="1"/>
-            </w:tcBorders>
-            <w:shd w:fill="EEF4FB" w:val="clear"/>
-            <w:tcMar>
-              <w:top w:type="dxa" w:w="80"/>
-              <w:left w:type="dxa" w:w="100"/>
-              <w:bottom w:type="dxa" w:w="80"/>
-              <w:right w:type="dxa" w:w="100"/>
-            </w:tcMar>
-          </w:tcPr>
-          <w:p>
-            <w:r>
-              <w:rPr>
-                <w:rFonts w:ascii="Arial" w:cs="Arial" w:eastAsia="Arial" w:hAnsi="Arial"/>
-                <w:b w:val="false"/>
-                <w:bCs w:val="false"/>
-                <w:sz w:val="18"/>
-                <w:szCs w:val="18"/>
-              </w:rPr>
-              <w:t xml:space="preserve">0.00275</w:t>
-            </w:r>
-          </w:p>
-        </w:tc>
-        <w:tc>
-          <w:tcPr>
-            <w:tcW w:type="dxa" w:w="2466"/>
-            <w:tcBorders>
-              <w:top w:val="single" w:color="B0C8E0" w:sz="1"/>
-              <w:left w:val="single" w:color="B0C8E0" w:sz="1"/>
-              <w:bottom w:val="single" w:color="B0C8E0" w:sz="1"/>
-              <w:right w:val="single" w:color="B0C8E0" w:sz="1"/>
-            </w:tcBorders>
-            <w:shd w:fill="EEF4FB" w:val="clear"/>
-            <w:tcMar>
-              <w:top w:type="dxa" w:w="80"/>
-              <w:left w:type="dxa" w:w="100"/>
-              <w:bottom w:type="dxa" w:w="80"/>
-              <w:right w:type="dxa" w:w="100"/>
-            </w:tcMar>
-          </w:tcPr>
-          <w:p>
-            <w:r>
-              <w:rPr>
-                <w:rFonts w:ascii="Arial" w:cs="Arial" w:eastAsia="Arial" w:hAnsi="Arial"/>
-                <w:b w:val="false"/>
-                <w:bCs w:val="false"/>
-                <w:sz w:val="18"/>
-                <w:szCs w:val="18"/>
-              </w:rPr>
-              <w:t xml:space="preserve">Subexpresada</w:t>
-            </w:r>
-          </w:p>
-        </w:tc>
-      </w:tr>
-      <w:tr>
-        <w:tc>
-          <w:tcPr>
-            <w:tcW w:type="dxa" w:w="1800"/>
-            <w:tcBorders>
-              <w:top w:val="single" w:color="B0C8E0" w:sz="1"/>
-              <w:left w:val="single" w:color="B0C8E0" w:sz="1"/>
-              <w:bottom w:val="single" w:color="B0C8E0" w:sz="1"/>
-              <w:right w:val="single" w:color="B0C8E0" w:sz="1"/>
-            </w:tcBorders>
-            <w:shd w:fill="FFFFFF" w:val="clear"/>
-            <w:tcMar>
-              <w:top w:type="dxa" w:w="80"/>
-              <w:left w:type="dxa" w:w="100"/>
-              <w:bottom w:type="dxa" w:w="80"/>
-              <w:right w:type="dxa" w:w="100"/>
-            </w:tcMar>
-          </w:tcPr>
-          <w:p>
-            <w:r>
-              <w:rPr>
-                <w:rFonts w:ascii="Arial" w:cs="Arial" w:eastAsia="Arial" w:hAnsi="Arial"/>
-                <w:b w:val="false"/>
-                <w:bCs w:val="false"/>
-                <w:sz w:val="18"/>
-                <w:szCs w:val="18"/>
-              </w:rPr>
-              <w:t xml:space="preserve">ATP2A1</w:t>
-            </w:r>
-          </w:p>
-        </w:tc>
-        <w:tc>
-          <w:tcPr>
-            <w:tcW w:type="dxa" w:w="1600"/>
-            <w:tcBorders>
-              <w:top w:val="single" w:color="B0C8E0" w:sz="1"/>
-              <w:left w:val="single" w:color="B0C8E0" w:sz="1"/>
-              <w:bottom w:val="single" w:color="B0C8E0" w:sz="1"/>
-              <w:right w:val="single" w:color="B0C8E0" w:sz="1"/>
-            </w:tcBorders>
-            <w:shd w:fill="FFFFFF" w:val="clear"/>
-            <w:tcMar>
-              <w:top w:type="dxa" w:w="80"/>
-              <w:left w:type="dxa" w:w="100"/>
-              <w:bottom w:type="dxa" w:w="80"/>
-              <w:right w:type="dxa" w:w="100"/>
-            </w:tcMar>
-          </w:tcPr>
-          <w:p>
-            <w:r>
-              <w:rPr>
-                <w:rFonts w:ascii="Arial" w:cs="Arial" w:eastAsia="Arial" w:hAnsi="Arial"/>
-                <w:b w:val="false"/>
-                <w:bCs w:val="false"/>
-                <w:sz w:val="18"/>
-                <w:szCs w:val="18"/>
-              </w:rPr>
-              <w:t xml:space="preserve">O14983</w:t>
-            </w:r>
-          </w:p>
-        </w:tc>
-        <w:tc>
-          <w:tcPr>
-            <w:tcW w:type="dxa" w:w="1400"/>
-            <w:tcBorders>
-              <w:top w:val="single" w:color="B0C8E0" w:sz="1"/>
-              <w:left w:val="single" w:color="B0C8E0" w:sz="1"/>
-              <w:bottom w:val="single" w:color="B0C8E0" w:sz="1"/>
-              <w:right w:val="single" w:color="B0C8E0" w:sz="1"/>
-            </w:tcBorders>
-            <w:shd w:fill="FFFFFF" w:val="clear"/>
-            <w:tcMar>
-              <w:top w:type="dxa" w:w="80"/>
-              <w:left w:type="dxa" w:w="100"/>
-              <w:bottom w:type="dxa" w:w="80"/>
-              <w:right w:type="dxa" w:w="100"/>
-            </w:tcMar>
-          </w:tcPr>
-          <w:p>
-            <w:r>
-              <w:rPr>
-                <w:rFonts w:ascii="Arial" w:cs="Arial" w:eastAsia="Arial" w:hAnsi="Arial"/>
-                <w:b w:val="false"/>
-                <w:bCs w:val="false"/>
-                <w:sz w:val="18"/>
-                <w:szCs w:val="18"/>
-              </w:rPr>
-              <w:t xml:space="preserve">-3.756</w:t>
-            </w:r>
-          </w:p>
-        </w:tc>
-        <w:tc>
-          <w:tcPr>
-            <w:tcW w:type="dxa" w:w="1600"/>
-            <w:tcBorders>
-              <w:top w:val="single" w:color="B0C8E0" w:sz="1"/>
-              <w:left w:val="single" w:color="B0C8E0" w:sz="1"/>
-              <w:bottom w:val="single" w:color="B0C8E0" w:sz="1"/>
-              <w:right w:val="single" w:color="B0C8E0" w:sz="1"/>
-            </w:tcBorders>
-            <w:shd w:fill="FFFFFF" w:val="clear"/>
-            <w:tcMar>
-              <w:top w:type="dxa" w:w="80"/>
-              <w:left w:type="dxa" w:w="100"/>
-              <w:bottom w:type="dxa" w:w="80"/>
-              <w:right w:type="dxa" w:w="100"/>
-            </w:tcMar>
-          </w:tcPr>
-          <w:p>
-            <w:r>
-              <w:rPr>
-                <w:rFonts w:ascii="Arial" w:cs="Arial" w:eastAsia="Arial" w:hAnsi="Arial"/>
-                <w:b w:val="false"/>
-                <w:bCs w:val="false"/>
-                <w:sz w:val="18"/>
-                <w:szCs w:val="18"/>
-              </w:rPr>
-              <w:t xml:space="preserve">0.00362</w:t>
-            </w:r>
-          </w:p>
-        </w:tc>
-        <w:tc>
-          <w:tcPr>
-            <w:tcW w:type="dxa" w:w="2466"/>
-            <w:tcBorders>
-              <w:top w:val="single" w:color="B0C8E0" w:sz="1"/>
-              <w:left w:val="single" w:color="B0C8E0" w:sz="1"/>
-              <w:bottom w:val="single" w:color="B0C8E0" w:sz="1"/>
-              <w:right w:val="single" w:color="B0C8E0" w:sz="1"/>
-            </w:tcBorders>
-            <w:shd w:fill="FFFFFF" w:val="clear"/>
-            <w:tcMar>
-              <w:top w:type="dxa" w:w="80"/>
-              <w:left w:type="dxa" w:w="100"/>
-              <w:bottom w:type="dxa" w:w="80"/>
-              <w:right w:type="dxa" w:w="100"/>
-            </w:tcMar>
-          </w:tcPr>
-          <w:p>
-            <w:r>
-              <w:rPr>
-                <w:rFonts w:ascii="Arial" w:cs="Arial" w:eastAsia="Arial" w:hAnsi="Arial"/>
-                <w:b w:val="false"/>
-                <w:bCs w:val="false"/>
-                <w:sz w:val="18"/>
-                <w:szCs w:val="18"/>
-              </w:rPr>
-              <w:t xml:space="preserve">Subexpresada</w:t>
-            </w:r>
-          </w:p>
-        </w:tc>
-      </w:tr>
-    </w:tbl>
-    <w:p>
-      <w:pPr>
-        <w:spacing w:after="60" w:before="60"/>
-      </w:pPr>
-    </w:p>
-    <w:p>
-      <w:r>
-        <w:br w:type="page"/>
-      </w:r>
-    </w:p>
-    <w:p>
-      <w:pPr>
-        <w:pBdr>
-          <w:bottom w:val="single" w:color="2E75B6" w:sz="10" w:space="4"/>
-        </w:pBdr>
-        <w:spacing w:after="100" w:before="280"/>
-      </w:pPr>
-      <w:r>
-        <w:rPr>
-          <w:rFonts w:ascii="Arial" w:cs="Arial" w:eastAsia="Arial" w:hAnsi="Arial"/>
-          <w:b/>
-          <w:bCs/>
-          <w:color w:val="1F4E79"/>
-          <w:sz w:val="28"/>
-          <w:szCs w:val="28"/>
-        </w:rPr>
-        <w:t xml:space="preserve">Objetivo Específico 1 — Relacionar proteínas DE con fármacos</w:t>
-      </w:r>
-    </w:p>
-    <w:p>
-      <w:pPr>
-        <w:pBdr>
-          <w:left w:val="single" w:color="2E75B6" w:sz="12" w:space="6"/>
-        </w:pBdr>
-        <w:spacing w:after="160" w:before="60"/>
-        <w:ind w:left="360"/>
-      </w:pPr>
-      <w:r>
-        <w:rPr>
-          <w:rFonts w:ascii="Arial" w:cs="Arial" w:eastAsia="Arial" w:hAnsi="Arial"/>
-          <w:i/>
-          <w:iCs/>
-          <w:color w:val="444444"/>
-          <w:sz w:val="20"/>
-          <w:szCs w:val="20"/>
-        </w:rPr>
-        <w:t xml:space="preserve">Relacionar proteínas expresadas diferencialmente en cáncer escamocelular de cabeza y cuello con fármacos reportados en bases de datos públicas, utilizando herramientas bioinformáticas de reposicionamiento y análisis de conectividad.</w:t>
-      </w:r>
-    </w:p>
-    <w:p>
-      <w:pPr>
-        <w:spacing w:after="60" w:before="100"/>
-        <w:jc w:val="center"/>
-      </w:pPr>
-      <w:r>
-        <w:drawing>
-          <wp:inline distT="0" distB="0" distL="0" distR="0">
-            <wp:extent cx="4895850" cy="3267075"/>
-            <wp:effectExtent t="0" r="0" b="0" l="0"/>
-            <wp:docPr id="1" name="OE1_FigA_drug_sources_bar.png" descr="OE1_FigA_drug_sources_bar.png" title="OE1_FigA_drug_sources_bar.png"/>
-            <wp:cNvGraphicFramePr>
-              <a:graphicFrameLocks xmlns:a="http://schemas.openxmlformats.org/drawingml/2006/main" noChangeAspect="1"/>
-            </wp:cNvGraphicFramePr>
-            <a:graphic xmlns:a="http://schemas.openxmlformats.org/drawingml/2006/main">
-              <a:graphicData uri="http://schemas.openxmlformats.org/drawingml/2006/picture">
-                <pic:pic xmlns:pic="http://schemas.openxmlformats.org/drawingml/2006/picture">
-                  <pic:nvPicPr>
-                    <pic:cNvPr id="0" name="" descr=""/>
-                    <pic:cNvPicPr>
-                      <a:picLocks noChangeAspect="1" noChangeArrowheads="1"/>
-                    </pic:cNvPicPr>
-                  </pic:nvPicPr>
-                  <pic:blipFill>
-                    <a:blip r:embed="rId11" cstate="none"/>
-                    <a:srcRect/>
-                    <a:stretch>
-                      <a:fillRect/>
-                    </a:stretch>
-                  </pic:blipFill>
-                  <pic:spPr bwMode="auto">
-                    <a:xfrm>
-                      <a:off x="0" y="0"/>
-                      <a:ext cx="4895850" cy="3267075"/>
-                    </a:xfrm>
-                    <a:prstGeom prst="rect">
-                      <a:avLst/>
-                    </a:prstGeom>
-                  </pic:spPr>
-                </pic:pic>
-              </a:graphicData>
-            </a:graphic>
-          </wp:inline>
-        </w:drawing>
-      </w:r>
-    </w:p>
-    <w:p>
-      <w:pPr>
-        <w:spacing w:after="160" w:before="0"/>
-        <w:jc w:val="center"/>
-      </w:pPr>
-      <w:r>
-        <w:rPr>
-          <w:rFonts w:ascii="Arial" w:cs="Arial" w:eastAsia="Arial" w:hAnsi="Arial"/>
-          <w:b/>
-          <w:bCs/>
-          <w:color w:val="2E75B6"/>
-          <w:sz w:val="18"/>
-          <w:szCs w:val="18"/>
-        </w:rPr>
-        <w:t xml:space="preserve">Figura 5. </w:t>
-      </w:r>
-      <w:r>
-        <w:rPr>
-          <w:rFonts w:ascii="Arial" w:cs="Arial" w:eastAsia="Arial" w:hAnsi="Arial"/>
-          <w:i w:val="false"/>
-          <w:iCs w:val="false"/>
-          <w:color w:val="444444"/>
-          <w:sz w:val="18"/>
-          <w:szCs w:val="18"/>
-        </w:rPr>
-        <w:t xml:space="preserve">Número de fármacos candidatos identificados por cada base de datos consultada (DGIdb, OpenTargets, L2S2, ChEMBL). Ilustra la estrategia multi-fuente y la cobertura diferencial de cada recurso.</w:t>
-      </w:r>
-    </w:p>
-    <w:p>
-      <w:pPr>
-        <w:spacing w:after="60" w:before="100"/>
-        <w:jc w:val="center"/>
-      </w:pPr>
-      <w:r>
-        <w:drawing>
-          <wp:inline distT="0" distB="0" distL="0" distR="0">
-            <wp:extent cx="4895850" cy="3267075"/>
-            <wp:effectExtent t="0" r="0" b="0" l="0"/>
-            <wp:docPr id="1" name="OE1_FigB_drug_phase_dist.png" descr="OE1_FigB_drug_phase_dist.png" title="OE1_FigB_drug_phase_dist.png"/>
-            <wp:cNvGraphicFramePr>
-              <a:graphicFrameLocks xmlns:a="http://schemas.openxmlformats.org/drawingml/2006/main" noChangeAspect="1"/>
-            </wp:cNvGraphicFramePr>
-            <a:graphic xmlns:a="http://schemas.openxmlformats.org/drawingml/2006/main">
-              <a:graphicData uri="http://schemas.openxmlformats.org/drawingml/2006/picture">
-                <pic:pic xmlns:pic="http://schemas.openxmlformats.org/drawingml/2006/picture">
-                  <pic:nvPicPr>
-                    <pic:cNvPr id="0" name="" descr=""/>
-                    <pic:cNvPicPr>
-                      <a:picLocks noChangeAspect="1" noChangeArrowheads="1"/>
-                    </pic:cNvPicPr>
-                  </pic:nvPicPr>
-                  <pic:blipFill>
-                    <a:blip r:embed="rId12" cstate="none"/>
-                    <a:srcRect/>
-                    <a:stretch>
-                      <a:fillRect/>
-                    </a:stretch>
-                  </pic:blipFill>
-                  <pic:spPr bwMode="auto">
-                    <a:xfrm>
-                      <a:off x="0" y="0"/>
-                      <a:ext cx="4895850" cy="3267075"/>
-                    </a:xfrm>
-                    <a:prstGeom prst="rect">
-                      <a:avLst/>
-                    </a:prstGeom>
-                  </pic:spPr>
-                </pic:pic>
-              </a:graphicData>
-            </a:graphic>
-          </wp:inline>
-        </w:drawing>
-      </w:r>
-    </w:p>
-    <w:p>
-      <w:pPr>
-        <w:spacing w:after="160" w:before="0"/>
-        <w:jc w:val="center"/>
-      </w:pPr>
-      <w:r>
-        <w:rPr>
-          <w:rFonts w:ascii="Arial" w:cs="Arial" w:eastAsia="Arial" w:hAnsi="Arial"/>
-          <w:b/>
-          <w:bCs/>
-          <w:color w:val="2E75B6"/>
-          <w:sz w:val="18"/>
-          <w:szCs w:val="18"/>
-        </w:rPr>
-        <w:t xml:space="preserve">Figura 6. </w:t>
-      </w:r>
-      <w:r>
-        <w:rPr>
-          <w:rFonts w:ascii="Arial" w:cs="Arial" w:eastAsia="Arial" w:hAnsi="Arial"/>
-          <w:i w:val="false"/>
-          <w:iCs w:val="false"/>
-          <w:color w:val="444444"/>
-          <w:sz w:val="18"/>
-          <w:szCs w:val="18"/>
-        </w:rPr>
-        <w:t xml:space="preserve">Distribución de fases clínicas de los candidatos multi-fuente (n = 458; presentes en ≥2 bases de datos). El 75% son fármacos aprobados: 120 con Fase IV confirmada por ChEMBL (verde oscuro) y 222 aprobados identificados por DGIdb sin registro de fase en ChEMBL (verde claro). Esta distinción es importante: ambos grupos tienen perfil de seguridad establecido y son candidatos viables para reposicionamiento.</w:t>
-      </w:r>
-    </w:p>
-    <w:p>
-      <w:pPr>
-        <w:spacing w:after="60" w:before="100"/>
-        <w:jc w:val="center"/>
-      </w:pPr>
-      <w:r>
-        <w:drawing>
-          <wp:inline distT="0" distB="0" distL="0" distR="0">
-            <wp:extent cx="5219700" cy="3848100"/>
-            <wp:effectExtent t="0" r="0" b="0" l="0"/>
-            <wp:docPr id="1" name="OE1_FigC_upset_sources.png" descr="OE1_FigC_upset_sources.png" title="OE1_FigC_upset_sources.png"/>
-            <wp:cNvGraphicFramePr>
-              <a:graphicFrameLocks xmlns:a="http://schemas.openxmlformats.org/drawingml/2006/main" noChangeAspect="1"/>
-            </wp:cNvGraphicFramePr>
-            <a:graphic xmlns:a="http://schemas.openxmlformats.org/drawingml/2006/main">
-              <a:graphicData uri="http://schemas.openxmlformats.org/drawingml/2006/picture">
-                <pic:pic xmlns:pic="http://schemas.openxmlformats.org/drawingml/2006/picture">
-                  <pic:nvPicPr>
-                    <pic:cNvPr id="0" name="" descr=""/>
-                    <pic:cNvPicPr>
-                      <a:picLocks noChangeAspect="1" noChangeArrowheads="1"/>
-                    </pic:cNvPicPr>
-                  </pic:nvPicPr>
-                  <pic:blipFill>
-                    <a:blip r:embed="rId13" cstate="none"/>
-                    <a:srcRect/>
-                    <a:stretch>
-                      <a:fillRect/>
-                    </a:stretch>
-                  </pic:blipFill>
-                  <pic:spPr bwMode="auto">
-                    <a:xfrm>
-                      <a:off x="0" y="0"/>
-                      <a:ext cx="5219700" cy="3848100"/>
-                    </a:xfrm>
-                    <a:prstGeom prst="rect">
-                      <a:avLst/>
-                    </a:prstGeom>
-                  </pic:spPr>
-                </pic:pic>
-              </a:graphicData>
-            </a:graphic>
-          </wp:inline>
-        </w:drawing>
-      </w:r>
-    </w:p>
-    <w:p>
-      <w:pPr>
-        <w:spacing w:after="160" w:before="0"/>
-        <w:jc w:val="center"/>
-      </w:pPr>
-      <w:r>
-        <w:rPr>
-          <w:rFonts w:ascii="Arial" w:cs="Arial" w:eastAsia="Arial" w:hAnsi="Arial"/>
-          <w:b/>
-          <w:bCs/>
-          <w:color w:val="2E75B6"/>
-          <w:sz w:val="18"/>
-          <w:szCs w:val="18"/>
-        </w:rPr>
-        <w:t xml:space="preserve">Figura 7. </w:t>
-      </w:r>
-      <w:r>
-        <w:rPr>
-          <w:rFonts w:ascii="Arial" w:cs="Arial" w:eastAsia="Arial" w:hAnsi="Arial"/>
-          <w:i w:val="false"/>
-          <w:iCs w:val="false"/>
-          <w:color w:val="444444"/>
-          <w:sz w:val="18"/>
-          <w:szCs w:val="18"/>
-        </w:rPr>
-        <w:t xml:space="preserve">Diagrama UpSet de solapamiento entre las cuatro bases de datos consultadas. Los candidatos con respaldo en múltiples fuentes (intersección) representan la evidencia más convergente y constituyen el núcleo de mayor prioridad para OE2.</w:t>
-      </w:r>
-    </w:p>
     <w:p>
       <w:pPr>
         <w:spacing w:after="60" w:before="160"/>
@@ -21518,7 +13564,6 @@
                 <w:sz w:val="18"/>
                 <w:szCs w:val="18"/>
               </w:rPr>
-              <w:t xml:space="preserve">CMap score</w:t>
             </w:r>
           </w:p>
         </w:tc>
@@ -22905,7 +14950,7 @@
           <w:sz w:val="16"/>
           <w:szCs w:val="16"/>
         </w:rPr>
-        <w:t xml:space="preserve">Tabla 6. Fármacos con target primario distinto al eje EGFR/ErbB que mantienen robustez en los cuatro niveles LOD. Constituyen la contribución principal del análisis de reposicionamiento. CMap score: conectividad negativa (reversión de firma transcriptómica) en L2S2; NA = perfil no disponible. Target primario: gen DE con mayor solapamiento en el proteoma; puede diferir del mecanismo farmacológico principal (e.g., Metformina y Crizotinib muestran EGFR como target por solapamiento protéomico, no por mecanismo).</w:t>
+        <w:t xml:space="preserve">Tabla 6. Fármacos con target primario distinto al eje EGFR/ErbB que mantienen robustez en los cuatro niveles LOD. Constituyen la contribución principal del análisis de reposicionamiento. Target primario: gen DE con mayor solapamiento en el proteoma; puede diferir del mecanismo farmacológico principal (e.g., Metformina y Crizotinib muestran EGFR como target por solapamiento protéomico, no por mecanismo).</w:t>
       </w:r>
     </w:p>
     <w:p>

--- a/docs/HNSCC_DrugRepurposing_Figuras.docx
+++ b/docs/HNSCC_DrugRepurposing_Figuras.docx
@@ -2,6 +2,7960 @@
 <file path=word/document.xml><?xml version="1.0" encoding="utf-8"?>
 <w:document xmlns:wpc="http://schemas.microsoft.com/office/word/2010/wordprocessingCanvas" xmlns:mc="http://schemas.openxmlformats.org/markup-compatibility/2006" xmlns:o="urn:schemas-microsoft-com:office:office" xmlns:r="http://schemas.openxmlformats.org/officeDocument/2006/relationships" xmlns:m="http://schemas.openxmlformats.org/officeDocument/2006/math" xmlns:v="urn:schemas-microsoft-com:vml" xmlns:wp14="http://schemas.microsoft.com/office/word/2010/wordprocessingDrawing" xmlns:wp="http://schemas.openxmlformats.org/drawingml/2006/wordprocessingDrawing" xmlns:w10="urn:schemas-microsoft-com:office:word" xmlns:w="http://schemas.openxmlformats.org/wordprocessingml/2006/main" xmlns:w14="http://schemas.microsoft.com/office/word/2010/wordml" xmlns:w15="http://schemas.microsoft.com/office/word/2012/wordml" xmlns:wpg="http://schemas.microsoft.com/office/word/2010/wordprocessingGroup" xmlns:wpi="http://schemas.microsoft.com/office/word/2010/wordprocessingInk" xmlns:wne="http://schemas.microsoft.com/office/word/2006/wordml" xmlns:wps="http://schemas.microsoft.com/office/word/2010/wordprocessingShape" xmlns:cx="http://schemas.microsoft.com/office/drawing/2014/chartex" xmlns:cx1="http://schemas.microsoft.com/office/drawing/2015/9/8/chartex" xmlns:cx2="http://schemas.microsoft.com/office/drawing/2015/10/21/chartex" xmlns:cx3="http://schemas.microsoft.com/office/drawing/2016/5/9/chartex" xmlns:cx4="http://schemas.microsoft.com/office/drawing/2016/5/10/chartex" xmlns:cx5="http://schemas.microsoft.com/office/drawing/2016/5/11/chartex" xmlns:cx6="http://schemas.microsoft.com/office/drawing/2016/5/12/chartex" xmlns:cx7="http://schemas.microsoft.com/office/drawing/2016/5/13/chartex" xmlns:cx8="http://schemas.microsoft.com/office/drawing/2016/5/14/chartex" xmlns:aink="http://schemas.microsoft.com/office/drawing/2016/ink" xmlns:am3d="http://schemas.microsoft.com/office/drawing/2017/model3d" xmlns:w16cex="http://schemas.microsoft.com/office/word/2018/wordml/cex" xmlns:w16cid="http://schemas.microsoft.com/office/word/2016/wordml/cid" xmlns:w16="http://schemas.microsoft.com/office/word/2018/wordml" xmlns:w16sdtdh="http://schemas.microsoft.com/office/word/2020/wordml/sdtdatahash" xmlns:w16se="http://schemas.microsoft.com/office/word/2015/wordml/symex" mc:Ignorable="w14 w15 wp14">
   <w:body>
+    <w:p>
+      <w:pPr>
+        <w:spacing w:after="120" w:before="0"/>
+      </w:pPr>
+      <w:r>
+        <w:rPr>
+          <w:rFonts w:ascii="Arial" w:cs="Arial" w:eastAsia="Arial" w:hAnsi="Arial"/>
+          <w:b/>
+          <w:bCs/>
+          <w:color w:val="1F4E79"/>
+          <w:sz w:val="44"/>
+          <w:szCs w:val="44"/>
+        </w:rPr>
+        <w:t xml:space="preserve">HNSCC Drug Repurposing</w:t>
+      </w:r>
+    </w:p>
+    <w:p>
+      <w:pPr>
+        <w:spacing w:after="80" w:before="0"/>
+      </w:pPr>
+      <w:r>
+        <w:rPr>
+          <w:rFonts w:ascii="Arial" w:cs="Arial" w:eastAsia="Arial" w:hAnsi="Arial"/>
+          <w:color w:val="2E75B6"/>
+          <w:sz w:val="30"/>
+          <w:szCs w:val="30"/>
+        </w:rPr>
+        <w:t xml:space="preserve">Figuras y Tablas por Objetivo</w:t>
+      </w:r>
+    </w:p>
+    <w:p>
+      <w:pPr>
+        <w:spacing w:after="240" w:before="0"/>
+      </w:pPr>
+      <w:r>
+        <w:rPr>
+          <w:rFonts w:ascii="Arial" w:cs="Arial" w:eastAsia="Arial" w:hAnsi="Arial"/>
+          <w:color w:val="888888"/>
+          <w:sz w:val="20"/>
+          <w:szCs w:val="20"/>
+        </w:rPr>
+        <w:t xml:space="preserve">Tesis de grado  •  2026-04-11  •  Sección 0 + OE1</w:t>
+      </w:r>
+    </w:p>
+    <w:p>
+      <w:pPr>
+        <w:pBdr>
+          <w:bottom w:val="single" w:color="B0C8E0" w:sz="6" w:space="3"/>
+        </w:pBdr>
+        <w:spacing w:after="0" w:before="160"/>
+      </w:pPr>
+    </w:p>
+    <w:p>
+      <w:pPr>
+        <w:pBdr>
+          <w:bottom w:val="single" w:color="2E75B6" w:sz="10" w:space="4"/>
+        </w:pBdr>
+        <w:spacing w:after="100" w:before="280"/>
+      </w:pPr>
+      <w:r>
+        <w:rPr>
+          <w:rFonts w:ascii="Arial" w:cs="Arial" w:eastAsia="Arial" w:hAnsi="Arial"/>
+          <w:b/>
+          <w:bCs/>
+          <w:color w:val="1F4E79"/>
+          <w:sz w:val="28"/>
+          <w:szCs w:val="28"/>
+        </w:rPr>
+        <w:t xml:space="preserve">Objetivo General</w:t>
+      </w:r>
+    </w:p>
+    <w:p>
+      <w:pPr>
+        <w:pBdr>
+          <w:left w:val="single" w:color="2E75B6" w:sz="12" w:space="6"/>
+        </w:pBdr>
+        <w:spacing w:after="160" w:before="60"/>
+        <w:ind w:left="360"/>
+      </w:pPr>
+      <w:r>
+        <w:rPr>
+          <w:rFonts w:ascii="Arial" w:cs="Arial" w:eastAsia="Arial" w:hAnsi="Arial"/>
+          <w:i/>
+          <w:iCs/>
+          <w:color w:val="444444"/>
+          <w:sz w:val="20"/>
+          <w:szCs w:val="20"/>
+        </w:rPr>
+        <w:t xml:space="preserve">Evaluar in silico el potencial de reposicionamiento de fármacos existentes para el tratamiento del cáncer escamocelular de cabeza y cuello, integrando datos proteómicos, análisis bioinformáticos y evidencia farmacológica que permita identificar candidatos con relevancia terapéutica.</w:t>
+      </w:r>
+    </w:p>
+    <w:p>
+      <w:pPr>
+        <w:pBdr>
+          <w:bottom w:val="single" w:color="B0C8E0" w:sz="6" w:space="3"/>
+        </w:pBdr>
+        <w:spacing w:after="0" w:before="160"/>
+      </w:pPr>
+    </w:p>
+    <w:p>
+      <w:pPr>
+        <w:pBdr>
+          <w:bottom w:val="single" w:color="2E75B6" w:sz="10" w:space="4"/>
+        </w:pBdr>
+        <w:spacing w:after="100" w:before="280"/>
+      </w:pPr>
+      <w:r>
+        <w:rPr>
+          <w:rFonts w:ascii="Arial" w:cs="Arial" w:eastAsia="Arial" w:hAnsi="Arial"/>
+          <w:b/>
+          <w:bCs/>
+          <w:color w:val="1F4E79"/>
+          <w:sz w:val="28"/>
+          <w:szCs w:val="28"/>
+        </w:rPr>
+        <w:t xml:space="preserve">Sección 0 — Caracterización del perfil proteómico diferencial</w:t>
+      </w:r>
+    </w:p>
+    <w:p>
+      <w:pPr>
+        <w:spacing w:after="140" w:before="60"/>
+      </w:pPr>
+      <w:r>
+        <w:rPr>
+          <w:rFonts w:ascii="Arial" w:cs="Arial" w:eastAsia="Arial" w:hAnsi="Arial"/>
+          <w:color w:val="333333"/>
+          <w:sz w:val="20"/>
+          <w:szCs w:val="20"/>
+        </w:rPr>
+        <w:t xml:space="preserve">Base metodológica. Responde: ¿Cuál es el proteoma diferencial de HNSCC frente a tejido normal adyacente? ¿Qué procesos biológicos están alterados?</w:t>
+      </w:r>
+    </w:p>
+    <w:p>
+      <w:pPr>
+        <w:spacing w:after="60" w:before="100"/>
+        <w:jc w:val="center"/>
+      </w:pPr>
+      <w:r>
+        <w:drawing>
+          <wp:inline distT="0" distB="0" distL="0" distR="0">
+            <wp:extent cx="5543550" cy="3695700"/>
+            <wp:effectExtent t="0" r="0" b="0" l="0"/>
+            <wp:docPr id="1" name="Sec0_FigA_PCA.png" descr="Sec0_FigA_PCA.png" title="Sec0_FigA_PCA.png"/>
+            <wp:cNvGraphicFramePr>
+              <a:graphicFrameLocks xmlns:a="http://schemas.openxmlformats.org/drawingml/2006/main" noChangeAspect="1"/>
+            </wp:cNvGraphicFramePr>
+            <a:graphic xmlns:a="http://schemas.openxmlformats.org/drawingml/2006/main">
+              <a:graphicData uri="http://schemas.openxmlformats.org/drawingml/2006/picture">
+                <pic:pic xmlns:pic="http://schemas.openxmlformats.org/drawingml/2006/picture">
+                  <pic:nvPicPr>
+                    <pic:cNvPr id="0" name="" descr=""/>
+                    <pic:cNvPicPr>
+                      <a:picLocks noChangeAspect="1" noChangeArrowheads="1"/>
+                    </pic:cNvPicPr>
+                  </pic:nvPicPr>
+                  <pic:blipFill>
+                    <a:blip r:embed="rId7" cstate="none"/>
+                    <a:srcRect/>
+                    <a:stretch>
+                      <a:fillRect/>
+                    </a:stretch>
+                  </pic:blipFill>
+                  <pic:spPr bwMode="auto">
+                    <a:xfrm>
+                      <a:off x="0" y="0"/>
+                      <a:ext cx="5543550" cy="3695700"/>
+                    </a:xfrm>
+                    <a:prstGeom prst="rect">
+                      <a:avLst/>
+                    </a:prstGeom>
+                  </pic:spPr>
+                </pic:pic>
+              </a:graphicData>
+            </a:graphic>
+          </wp:inline>
+        </w:drawing>
+      </w:r>
+    </w:p>
+    <w:p>
+      <w:pPr>
+        <w:spacing w:after="160" w:before="0"/>
+        <w:jc w:val="center"/>
+      </w:pPr>
+      <w:r>
+        <w:rPr>
+          <w:rFonts w:ascii="Arial" w:cs="Arial" w:eastAsia="Arial" w:hAnsi="Arial"/>
+          <w:b/>
+          <w:bCs/>
+          <w:color w:val="2E75B6"/>
+          <w:sz w:val="18"/>
+          <w:szCs w:val="18"/>
+        </w:rPr>
+        <w:t xml:space="preserve">Figura 1. </w:t>
+      </w:r>
+      <w:r>
+        <w:rPr>
+          <w:rFonts w:ascii="Arial" w:cs="Arial" w:eastAsia="Arial" w:hAnsi="Arial"/>
+          <w:i w:val="false"/>
+          <w:iCs w:val="false"/>
+          <w:color w:val="444444"/>
+          <w:sz w:val="18"/>
+          <w:szCs w:val="18"/>
+        </w:rPr>
+        <w:t xml:space="preserve">Análisis de Componentes Principales (PCA) de las 20 muestras (10 pares tumor/normal). El PC1 separa tumor de tejido normal. La forma del punto indica estado HPV (triángulo = HPV+, círculo = HPV−). Las líneas conectan los pares del mismo paciente.</w:t>
+      </w:r>
+    </w:p>
+    <w:p>
+      <w:pPr>
+        <w:spacing w:after="60" w:before="100"/>
+        <w:jc w:val="center"/>
+      </w:pPr>
+      <w:r>
+        <w:drawing>
+          <wp:inline distT="0" distB="0" distL="0" distR="0">
+            <wp:extent cx="5543550" cy="3695700"/>
+            <wp:effectExtent t="0" r="0" b="0" l="0"/>
+            <wp:docPr id="1" name="Sec0_FigB_volcano.png" descr="Sec0_FigB_volcano.png" title="Sec0_FigB_volcano.png"/>
+            <wp:cNvGraphicFramePr>
+              <a:graphicFrameLocks xmlns:a="http://schemas.openxmlformats.org/drawingml/2006/main" noChangeAspect="1"/>
+            </wp:cNvGraphicFramePr>
+            <a:graphic xmlns:a="http://schemas.openxmlformats.org/drawingml/2006/main">
+              <a:graphicData uri="http://schemas.openxmlformats.org/drawingml/2006/picture">
+                <pic:pic xmlns:pic="http://schemas.openxmlformats.org/drawingml/2006/picture">
+                  <pic:nvPicPr>
+                    <pic:cNvPr id="0" name="" descr=""/>
+                    <pic:cNvPicPr>
+                      <a:picLocks noChangeAspect="1" noChangeArrowheads="1"/>
+                    </pic:cNvPicPr>
+                  </pic:nvPicPr>
+                  <pic:blipFill>
+                    <a:blip r:embed="rId8" cstate="none"/>
+                    <a:srcRect/>
+                    <a:stretch>
+                      <a:fillRect/>
+                    </a:stretch>
+                  </pic:blipFill>
+                  <pic:spPr bwMode="auto">
+                    <a:xfrm>
+                      <a:off x="0" y="0"/>
+                      <a:ext cx="5543550" cy="3695700"/>
+                    </a:xfrm>
+                    <a:prstGeom prst="rect">
+                      <a:avLst/>
+                    </a:prstGeom>
+                  </pic:spPr>
+                </pic:pic>
+              </a:graphicData>
+            </a:graphic>
+          </wp:inline>
+        </w:drawing>
+      </w:r>
+    </w:p>
+    <w:p>
+      <w:pPr>
+        <w:spacing w:after="160" w:before="0"/>
+        <w:jc w:val="center"/>
+      </w:pPr>
+      <w:r>
+        <w:rPr>
+          <w:rFonts w:ascii="Arial" w:cs="Arial" w:eastAsia="Arial" w:hAnsi="Arial"/>
+          <w:b/>
+          <w:bCs/>
+          <w:color w:val="2E75B6"/>
+          <w:sz w:val="18"/>
+          <w:szCs w:val="18"/>
+        </w:rPr>
+        <w:t xml:space="preserve">Figura 2. </w:t>
+      </w:r>
+      <w:r>
+        <w:rPr>
+          <w:rFonts w:ascii="Arial" w:cs="Arial" w:eastAsia="Arial" w:hAnsi="Arial"/>
+          <w:i w:val="false"/>
+          <w:iCs w:val="false"/>
+          <w:color w:val="444444"/>
+          <w:sz w:val="18"/>
+          <w:szCs w:val="18"/>
+        </w:rPr>
+        <w:t xml:space="preserve">Volcano plot del contraste Tumor vs. Tejido Normal (TVsS). 666 proteínas diferencialmente expresadas (FDR &lt; 0.05, |log2FC| &gt; 1): 329 sobreexpresadas (naranja) y 337 subexpresadas (azul). Se etiquetan proteínas de interés terapéutico (EGFR, PSMB2, PSMA1, DNMT1, NDUFA9, NDUFS3).</w:t>
+      </w:r>
+    </w:p>
+    <w:p>
+      <w:pPr>
+        <w:spacing w:after="60" w:before="100"/>
+        <w:jc w:val="center"/>
+      </w:pPr>
+      <w:r>
+        <w:drawing>
+          <wp:inline distT="0" distB="0" distL="0" distR="0">
+            <wp:extent cx="5219700" cy="4933950"/>
+            <wp:effectExtent t="0" r="0" b="0" l="0"/>
+            <wp:docPr id="1" name="Sec0_FigC_heatmap_topDE.png" descr="Sec0_FigC_heatmap_topDE.png" title="Sec0_FigC_heatmap_topDE.png"/>
+            <wp:cNvGraphicFramePr>
+              <a:graphicFrameLocks xmlns:a="http://schemas.openxmlformats.org/drawingml/2006/main" noChangeAspect="1"/>
+            </wp:cNvGraphicFramePr>
+            <a:graphic xmlns:a="http://schemas.openxmlformats.org/drawingml/2006/main">
+              <a:graphicData uri="http://schemas.openxmlformats.org/drawingml/2006/picture">
+                <pic:pic xmlns:pic="http://schemas.openxmlformats.org/drawingml/2006/picture">
+                  <pic:nvPicPr>
+                    <pic:cNvPr id="0" name="" descr=""/>
+                    <pic:cNvPicPr>
+                      <a:picLocks noChangeAspect="1" noChangeArrowheads="1"/>
+                    </pic:cNvPicPr>
+                  </pic:nvPicPr>
+                  <pic:blipFill>
+                    <a:blip r:embed="rId9" cstate="none"/>
+                    <a:srcRect/>
+                    <a:stretch>
+                      <a:fillRect/>
+                    </a:stretch>
+                  </pic:blipFill>
+                  <pic:spPr bwMode="auto">
+                    <a:xfrm>
+                      <a:off x="0" y="0"/>
+                      <a:ext cx="5219700" cy="4933950"/>
+                    </a:xfrm>
+                    <a:prstGeom prst="rect">
+                      <a:avLst/>
+                    </a:prstGeom>
+                  </pic:spPr>
+                </pic:pic>
+              </a:graphicData>
+            </a:graphic>
+          </wp:inline>
+        </w:drawing>
+      </w:r>
+    </w:p>
+    <w:p>
+      <w:pPr>
+        <w:spacing w:after="160" w:before="0"/>
+        <w:jc w:val="center"/>
+      </w:pPr>
+      <w:r>
+        <w:rPr>
+          <w:rFonts w:ascii="Arial" w:cs="Arial" w:eastAsia="Arial" w:hAnsi="Arial"/>
+          <w:b/>
+          <w:bCs/>
+          <w:color w:val="2E75B6"/>
+          <w:sz w:val="18"/>
+          <w:szCs w:val="18"/>
+        </w:rPr>
+        <w:t xml:space="preserve">Figura 3. </w:t>
+      </w:r>
+      <w:r>
+        <w:rPr>
+          <w:rFonts w:ascii="Arial" w:cs="Arial" w:eastAsia="Arial" w:hAnsi="Arial"/>
+          <w:i w:val="false"/>
+          <w:iCs w:val="false"/>
+          <w:color w:val="444444"/>
+          <w:sz w:val="18"/>
+          <w:szCs w:val="18"/>
+        </w:rPr>
+        <w:t xml:space="preserve">Mapa de calor (Z-score) de las top 40 proteínas DE (20 más sobreexpresadas + 20 más subexpresadas por |log2FC|) en las 20 muestras. La selección se restringió a proteínas detectadas en las 20/20 muestras (194 sobreexpresadas + 137 subexpresadas elegibles), evitando valores faltantes y garantizando un Z-score válido para cada muestra. Las barras superiores indican condición (tumor/normal) y estado HPV por muestra.</w:t>
+      </w:r>
+    </w:p>
+    <w:p>
+      <w:pPr>
+        <w:spacing w:after="60" w:before="100"/>
+        <w:jc w:val="center"/>
+      </w:pPr>
+      <w:r>
+        <w:drawing>
+          <wp:inline distT="0" distB="0" distL="0" distR="0">
+            <wp:extent cx="5219700" cy="4933950"/>
+            <wp:effectExtent t="0" r="0" b="0" l="0"/>
+            <wp:docPr id="1" name="Sec0_FigD_hallmarks_gsea.png" descr="Sec0_FigD_hallmarks_gsea.png" title="Sec0_FigD_hallmarks_gsea.png"/>
+            <wp:cNvGraphicFramePr>
+              <a:graphicFrameLocks xmlns:a="http://schemas.openxmlformats.org/drawingml/2006/main" noChangeAspect="1"/>
+            </wp:cNvGraphicFramePr>
+            <a:graphic xmlns:a="http://schemas.openxmlformats.org/drawingml/2006/main">
+              <a:graphicData uri="http://schemas.openxmlformats.org/drawingml/2006/picture">
+                <pic:pic xmlns:pic="http://schemas.openxmlformats.org/drawingml/2006/picture">
+                  <pic:nvPicPr>
+                    <pic:cNvPr id="0" name="" descr=""/>
+                    <pic:cNvPicPr>
+                      <a:picLocks noChangeAspect="1" noChangeArrowheads="1"/>
+                    </pic:cNvPicPr>
+                  </pic:nvPicPr>
+                  <pic:blipFill>
+                    <a:blip r:embed="rId10" cstate="none"/>
+                    <a:srcRect/>
+                    <a:stretch>
+                      <a:fillRect/>
+                    </a:stretch>
+                  </pic:blipFill>
+                  <pic:spPr bwMode="auto">
+                    <a:xfrm>
+                      <a:off x="0" y="0"/>
+                      <a:ext cx="5219700" cy="4933950"/>
+                    </a:xfrm>
+                    <a:prstGeom prst="rect">
+                      <a:avLst/>
+                    </a:prstGeom>
+                  </pic:spPr>
+                </pic:pic>
+              </a:graphicData>
+            </a:graphic>
+          </wp:inline>
+        </w:drawing>
+      </w:r>
+    </w:p>
+    <w:p>
+      <w:pPr>
+        <w:spacing w:after="160" w:before="0"/>
+        <w:jc w:val="center"/>
+      </w:pPr>
+      <w:r>
+        <w:rPr>
+          <w:rFonts w:ascii="Arial" w:cs="Arial" w:eastAsia="Arial" w:hAnsi="Arial"/>
+          <w:b/>
+          <w:bCs/>
+          <w:color w:val="2E75B6"/>
+          <w:sz w:val="18"/>
+          <w:szCs w:val="18"/>
+        </w:rPr>
+        <w:t xml:space="preserve">Figura 4. </w:t>
+      </w:r>
+      <w:r>
+        <w:rPr>
+          <w:rFonts w:ascii="Arial" w:cs="Arial" w:eastAsia="Arial" w:hAnsi="Arial"/>
+          <w:i w:val="false"/>
+          <w:iCs w:val="false"/>
+          <w:color w:val="444444"/>
+          <w:sz w:val="18"/>
+          <w:szCs w:val="18"/>
+        </w:rPr>
+        <w:t xml:space="preserve">GSEA sobre la colección Hallmarks MSigDB. Barplot horizontal ordenado por NES. Rojo = activado en tumor; azul = reprimido en tumor. Destaca la represión de fosforilación oxidativa (OXPHOS) y la activación de proliferación celular.</w:t>
+      </w:r>
+    </w:p>
+    <w:p>
+      <w:pPr>
+        <w:spacing w:after="60" w:before="160"/>
+      </w:pPr>
+      <w:r>
+        <w:rPr>
+          <w:rFonts w:ascii="Arial" w:cs="Arial" w:eastAsia="Arial" w:hAnsi="Arial"/>
+          <w:b/>
+          <w:bCs/>
+          <w:color w:val="2E75B6"/>
+          <w:sz w:val="20"/>
+          <w:szCs w:val="20"/>
+        </w:rPr>
+        <w:t xml:space="preserve">Tabla 1. </w:t>
+      </w:r>
+      <w:r>
+        <w:rPr>
+          <w:rFonts w:ascii="Arial" w:cs="Arial" w:eastAsia="Arial" w:hAnsi="Arial"/>
+          <w:b/>
+          <w:bCs/>
+          <w:color w:val="333333"/>
+          <w:sz w:val="20"/>
+          <w:szCs w:val="20"/>
+        </w:rPr>
+        <w:t xml:space="preserve">Resumen estadístico del análisis de expresión diferencial</w:t>
+      </w:r>
+    </w:p>
+    <w:tbl>
+      <w:tblPr>
+        <w:tblW w:type="dxa" w:w="9866"/>
+        <w:tblBorders>
+          <w:top w:val="single" w:color="auto" w:sz="4"/>
+          <w:left w:val="single" w:color="auto" w:sz="4"/>
+          <w:bottom w:val="single" w:color="auto" w:sz="4"/>
+          <w:right w:val="single" w:color="auto" w:sz="4"/>
+          <w:insideH w:val="single" w:color="auto" w:sz="4"/>
+          <w:insideV w:val="single" w:color="auto" w:sz="4"/>
+        </w:tblBorders>
+      </w:tblPr>
+      <w:tblGrid>
+        <w:gridCol w:w="3200"/>
+        <w:gridCol w:w="2600"/>
+        <w:gridCol w:w="4066"/>
+      </w:tblGrid>
+      <w:tr>
+        <w:trPr>
+          <w:tblHeader/>
+        </w:trPr>
+        <w:tc>
+          <w:tcPr>
+            <w:tcW w:type="dxa" w:w="3200"/>
+            <w:tcBorders>
+              <w:top w:val="single" w:color="B0C8E0" w:sz="1"/>
+              <w:left w:val="single" w:color="B0C8E0" w:sz="1"/>
+              <w:bottom w:val="single" w:color="B0C8E0" w:sz="1"/>
+              <w:right w:val="single" w:color="B0C8E0" w:sz="1"/>
+            </w:tcBorders>
+            <w:shd w:fill="D6E4F0" w:val="clear"/>
+            <w:tcMar>
+              <w:top w:type="dxa" w:w="80"/>
+              <w:left w:type="dxa" w:w="100"/>
+              <w:bottom w:type="dxa" w:w="80"/>
+              <w:right w:type="dxa" w:w="100"/>
+            </w:tcMar>
+          </w:tcPr>
+          <w:p>
+            <w:r>
+              <w:rPr>
+                <w:rFonts w:ascii="Arial" w:cs="Arial" w:eastAsia="Arial" w:hAnsi="Arial"/>
+                <w:b/>
+                <w:bCs/>
+                <w:sz w:val="18"/>
+                <w:szCs w:val="18"/>
+              </w:rPr>
+              <w:t xml:space="preserve">Parámetro</w:t>
+            </w:r>
+          </w:p>
+        </w:tc>
+        <w:tc>
+          <w:tcPr>
+            <w:tcW w:type="dxa" w:w="2600"/>
+            <w:tcBorders>
+              <w:top w:val="single" w:color="B0C8E0" w:sz="1"/>
+              <w:left w:val="single" w:color="B0C8E0" w:sz="1"/>
+              <w:bottom w:val="single" w:color="B0C8E0" w:sz="1"/>
+              <w:right w:val="single" w:color="B0C8E0" w:sz="1"/>
+            </w:tcBorders>
+            <w:shd w:fill="D6E4F0" w:val="clear"/>
+            <w:tcMar>
+              <w:top w:type="dxa" w:w="80"/>
+              <w:left w:type="dxa" w:w="100"/>
+              <w:bottom w:type="dxa" w:w="80"/>
+              <w:right w:type="dxa" w:w="100"/>
+            </w:tcMar>
+          </w:tcPr>
+          <w:p>
+            <w:r>
+              <w:rPr>
+                <w:rFonts w:ascii="Arial" w:cs="Arial" w:eastAsia="Arial" w:hAnsi="Arial"/>
+                <w:b/>
+                <w:bCs/>
+                <w:sz w:val="18"/>
+                <w:szCs w:val="18"/>
+              </w:rPr>
+              <w:t xml:space="preserve">Valor</w:t>
+            </w:r>
+          </w:p>
+        </w:tc>
+        <w:tc>
+          <w:tcPr>
+            <w:tcW w:type="dxa" w:w="4066"/>
+            <w:tcBorders>
+              <w:top w:val="single" w:color="B0C8E0" w:sz="1"/>
+              <w:left w:val="single" w:color="B0C8E0" w:sz="1"/>
+              <w:bottom w:val="single" w:color="B0C8E0" w:sz="1"/>
+              <w:right w:val="single" w:color="B0C8E0" w:sz="1"/>
+            </w:tcBorders>
+            <w:shd w:fill="D6E4F0" w:val="clear"/>
+            <w:tcMar>
+              <w:top w:type="dxa" w:w="80"/>
+              <w:left w:type="dxa" w:w="100"/>
+              <w:bottom w:type="dxa" w:w="80"/>
+              <w:right w:type="dxa" w:w="100"/>
+            </w:tcMar>
+          </w:tcPr>
+          <w:p>
+            <w:r>
+              <w:rPr>
+                <w:rFonts w:ascii="Arial" w:cs="Arial" w:eastAsia="Arial" w:hAnsi="Arial"/>
+                <w:b/>
+                <w:bCs/>
+                <w:sz w:val="18"/>
+                <w:szCs w:val="18"/>
+              </w:rPr>
+              <w:t xml:space="preserve">Nota</w:t>
+            </w:r>
+          </w:p>
+        </w:tc>
+      </w:tr>
+      <w:tr>
+        <w:tc>
+          <w:tcPr>
+            <w:tcW w:type="dxa" w:w="3200"/>
+            <w:tcBorders>
+              <w:top w:val="single" w:color="B0C8E0" w:sz="1"/>
+              <w:left w:val="single" w:color="B0C8E0" w:sz="1"/>
+              <w:bottom w:val="single" w:color="B0C8E0" w:sz="1"/>
+              <w:right w:val="single" w:color="B0C8E0" w:sz="1"/>
+            </w:tcBorders>
+            <w:shd w:fill="EEF4FB" w:val="clear"/>
+            <w:tcMar>
+              <w:top w:type="dxa" w:w="80"/>
+              <w:left w:type="dxa" w:w="100"/>
+              <w:bottom w:type="dxa" w:w="80"/>
+              <w:right w:type="dxa" w:w="100"/>
+            </w:tcMar>
+          </w:tcPr>
+          <w:p>
+            <w:r>
+              <w:rPr>
+                <w:rFonts w:ascii="Arial" w:cs="Arial" w:eastAsia="Arial" w:hAnsi="Arial"/>
+                <w:b w:val="false"/>
+                <w:bCs w:val="false"/>
+                <w:sz w:val="18"/>
+                <w:szCs w:val="18"/>
+              </w:rPr>
+              <w:t xml:space="preserve">Proteínas cuantificadas (total)</w:t>
+            </w:r>
+          </w:p>
+        </w:tc>
+        <w:tc>
+          <w:tcPr>
+            <w:tcW w:type="dxa" w:w="2600"/>
+            <w:tcBorders>
+              <w:top w:val="single" w:color="B0C8E0" w:sz="1"/>
+              <w:left w:val="single" w:color="B0C8E0" w:sz="1"/>
+              <w:bottom w:val="single" w:color="B0C8E0" w:sz="1"/>
+              <w:right w:val="single" w:color="B0C8E0" w:sz="1"/>
+            </w:tcBorders>
+            <w:shd w:fill="EEF4FB" w:val="clear"/>
+            <w:tcMar>
+              <w:top w:type="dxa" w:w="80"/>
+              <w:left w:type="dxa" w:w="100"/>
+              <w:bottom w:type="dxa" w:w="80"/>
+              <w:right w:type="dxa" w:w="100"/>
+            </w:tcMar>
+          </w:tcPr>
+          <w:p>
+            <w:r>
+              <w:rPr>
+                <w:rFonts w:ascii="Arial" w:cs="Arial" w:eastAsia="Arial" w:hAnsi="Arial"/>
+                <w:b w:val="false"/>
+                <w:bCs w:val="false"/>
+                <w:sz w:val="18"/>
+                <w:szCs w:val="18"/>
+              </w:rPr>
+              <w:t xml:space="preserve">3352</w:t>
+            </w:r>
+          </w:p>
+        </w:tc>
+        <w:tc>
+          <w:tcPr>
+            <w:tcW w:type="dxa" w:w="4066"/>
+            <w:tcBorders>
+              <w:top w:val="single" w:color="B0C8E0" w:sz="1"/>
+              <w:left w:val="single" w:color="B0C8E0" w:sz="1"/>
+              <w:bottom w:val="single" w:color="B0C8E0" w:sz="1"/>
+              <w:right w:val="single" w:color="B0C8E0" w:sz="1"/>
+            </w:tcBorders>
+            <w:shd w:fill="EEF4FB" w:val="clear"/>
+            <w:tcMar>
+              <w:top w:type="dxa" w:w="80"/>
+              <w:left w:type="dxa" w:w="100"/>
+              <w:bottom w:type="dxa" w:w="80"/>
+              <w:right w:type="dxa" w:w="100"/>
+            </w:tcMar>
+          </w:tcPr>
+          <w:p>
+            <w:r>
+              <w:rPr>
+                <w:rFonts w:ascii="Arial" w:cs="Arial" w:eastAsia="Arial" w:hAnsi="Arial"/>
+                <w:b w:val="false"/>
+                <w:bCs w:val="false"/>
+                <w:sz w:val="18"/>
+                <w:szCs w:val="18"/>
+              </w:rPr>
+              <w:t xml:space="preserve">Proteómica DIA, MaxQuant, 10 pares tumor/normal</w:t>
+            </w:r>
+          </w:p>
+        </w:tc>
+      </w:tr>
+      <w:tr>
+        <w:tc>
+          <w:tcPr>
+            <w:tcW w:type="dxa" w:w="3200"/>
+            <w:tcBorders>
+              <w:top w:val="single" w:color="B0C8E0" w:sz="1"/>
+              <w:left w:val="single" w:color="B0C8E0" w:sz="1"/>
+              <w:bottom w:val="single" w:color="B0C8E0" w:sz="1"/>
+              <w:right w:val="single" w:color="B0C8E0" w:sz="1"/>
+            </w:tcBorders>
+            <w:shd w:fill="FFFFFF" w:val="clear"/>
+            <w:tcMar>
+              <w:top w:type="dxa" w:w="80"/>
+              <w:left w:type="dxa" w:w="100"/>
+              <w:bottom w:type="dxa" w:w="80"/>
+              <w:right w:type="dxa" w:w="100"/>
+            </w:tcMar>
+          </w:tcPr>
+          <w:p>
+            <w:r>
+              <w:rPr>
+                <w:rFonts w:ascii="Arial" w:cs="Arial" w:eastAsia="Arial" w:hAnsi="Arial"/>
+                <w:b w:val="false"/>
+                <w:bCs w:val="false"/>
+                <w:sz w:val="18"/>
+                <w:szCs w:val="18"/>
+              </w:rPr>
+              <w:t xml:space="preserve">Proteínas mapeadas a Entrez ID</w:t>
+            </w:r>
+          </w:p>
+        </w:tc>
+        <w:tc>
+          <w:tcPr>
+            <w:tcW w:type="dxa" w:w="2600"/>
+            <w:tcBorders>
+              <w:top w:val="single" w:color="B0C8E0" w:sz="1"/>
+              <w:left w:val="single" w:color="B0C8E0" w:sz="1"/>
+              <w:bottom w:val="single" w:color="B0C8E0" w:sz="1"/>
+              <w:right w:val="single" w:color="B0C8E0" w:sz="1"/>
+            </w:tcBorders>
+            <w:shd w:fill="FFFFFF" w:val="clear"/>
+            <w:tcMar>
+              <w:top w:type="dxa" w:w="80"/>
+              <w:left w:type="dxa" w:w="100"/>
+              <w:bottom w:type="dxa" w:w="80"/>
+              <w:right w:type="dxa" w:w="100"/>
+            </w:tcMar>
+          </w:tcPr>
+          <w:p>
+            <w:r>
+              <w:rPr>
+                <w:rFonts w:ascii="Arial" w:cs="Arial" w:eastAsia="Arial" w:hAnsi="Arial"/>
+                <w:b w:val="false"/>
+                <w:bCs w:val="false"/>
+                <w:sz w:val="18"/>
+                <w:szCs w:val="18"/>
+              </w:rPr>
+              <w:t xml:space="preserve">3352</w:t>
+            </w:r>
+          </w:p>
+        </w:tc>
+        <w:tc>
+          <w:tcPr>
+            <w:tcW w:type="dxa" w:w="4066"/>
+            <w:tcBorders>
+              <w:top w:val="single" w:color="B0C8E0" w:sz="1"/>
+              <w:left w:val="single" w:color="B0C8E0" w:sz="1"/>
+              <w:bottom w:val="single" w:color="B0C8E0" w:sz="1"/>
+              <w:right w:val="single" w:color="B0C8E0" w:sz="1"/>
+            </w:tcBorders>
+            <w:shd w:fill="FFFFFF" w:val="clear"/>
+            <w:tcMar>
+              <w:top w:type="dxa" w:w="80"/>
+              <w:left w:type="dxa" w:w="100"/>
+              <w:bottom w:type="dxa" w:w="80"/>
+              <w:right w:type="dxa" w:w="100"/>
+            </w:tcMar>
+          </w:tcPr>
+          <w:p>
+            <w:r>
+              <w:rPr>
+                <w:rFonts w:ascii="Arial" w:cs="Arial" w:eastAsia="Arial" w:hAnsi="Arial"/>
+                <w:b w:val="false"/>
+                <w:bCs w:val="false"/>
+                <w:sz w:val="18"/>
+                <w:szCs w:val="18"/>
+              </w:rPr>
+              <w:t xml:space="preserve">Mapeo con org.Hs.eg.db (Bioconductor)</w:t>
+            </w:r>
+          </w:p>
+        </w:tc>
+      </w:tr>
+      <w:tr>
+        <w:tc>
+          <w:tcPr>
+            <w:tcW w:type="dxa" w:w="3200"/>
+            <w:tcBorders>
+              <w:top w:val="single" w:color="B0C8E0" w:sz="1"/>
+              <w:left w:val="single" w:color="B0C8E0" w:sz="1"/>
+              <w:bottom w:val="single" w:color="B0C8E0" w:sz="1"/>
+              <w:right w:val="single" w:color="B0C8E0" w:sz="1"/>
+            </w:tcBorders>
+            <w:shd w:fill="EEF4FB" w:val="clear"/>
+            <w:tcMar>
+              <w:top w:type="dxa" w:w="80"/>
+              <w:left w:type="dxa" w:w="100"/>
+              <w:bottom w:type="dxa" w:w="80"/>
+              <w:right w:type="dxa" w:w="100"/>
+            </w:tcMar>
+          </w:tcPr>
+          <w:p>
+            <w:r>
+              <w:rPr>
+                <w:rFonts w:ascii="Arial" w:cs="Arial" w:eastAsia="Arial" w:hAnsi="Arial"/>
+                <w:b w:val="false"/>
+                <w:bCs w:val="false"/>
+                <w:sz w:val="18"/>
+                <w:szCs w:val="18"/>
+              </w:rPr>
+              <w:t xml:space="preserve">Umbral log2 Fold Change</w:t>
+            </w:r>
+          </w:p>
+        </w:tc>
+        <w:tc>
+          <w:tcPr>
+            <w:tcW w:type="dxa" w:w="2600"/>
+            <w:tcBorders>
+              <w:top w:val="single" w:color="B0C8E0" w:sz="1"/>
+              <w:left w:val="single" w:color="B0C8E0" w:sz="1"/>
+              <w:bottom w:val="single" w:color="B0C8E0" w:sz="1"/>
+              <w:right w:val="single" w:color="B0C8E0" w:sz="1"/>
+            </w:tcBorders>
+            <w:shd w:fill="EEF4FB" w:val="clear"/>
+            <w:tcMar>
+              <w:top w:type="dxa" w:w="80"/>
+              <w:left w:type="dxa" w:w="100"/>
+              <w:bottom w:type="dxa" w:w="80"/>
+              <w:right w:type="dxa" w:w="100"/>
+            </w:tcMar>
+          </w:tcPr>
+          <w:p>
+            <w:r>
+              <w:rPr>
+                <w:rFonts w:ascii="Arial" w:cs="Arial" w:eastAsia="Arial" w:hAnsi="Arial"/>
+                <w:b w:val="false"/>
+                <w:bCs w:val="false"/>
+                <w:sz w:val="18"/>
+                <w:szCs w:val="18"/>
+              </w:rPr>
+              <w:t xml:space="preserve">&gt; 1.0  (cambio &gt; 2× en escala lineal)</w:t>
+            </w:r>
+          </w:p>
+        </w:tc>
+        <w:tc>
+          <w:tcPr>
+            <w:tcW w:type="dxa" w:w="4066"/>
+            <w:tcBorders>
+              <w:top w:val="single" w:color="B0C8E0" w:sz="1"/>
+              <w:left w:val="single" w:color="B0C8E0" w:sz="1"/>
+              <w:bottom w:val="single" w:color="B0C8E0" w:sz="1"/>
+              <w:right w:val="single" w:color="B0C8E0" w:sz="1"/>
+            </w:tcBorders>
+            <w:shd w:fill="EEF4FB" w:val="clear"/>
+            <w:tcMar>
+              <w:top w:type="dxa" w:w="80"/>
+              <w:left w:type="dxa" w:w="100"/>
+              <w:bottom w:type="dxa" w:w="80"/>
+              <w:right w:type="dxa" w:w="100"/>
+            </w:tcMar>
+          </w:tcPr>
+          <w:p>
+            <w:r>
+              <w:rPr>
+                <w:rFonts w:ascii="Arial" w:cs="Arial" w:eastAsia="Arial" w:hAnsi="Arial"/>
+                <w:b w:val="false"/>
+                <w:bCs w:val="false"/>
+                <w:sz w:val="18"/>
+                <w:szCs w:val="18"/>
+              </w:rPr>
+              <w:t xml:space="preserve">Aplicado sobre contrastes limma TVsS</w:t>
+            </w:r>
+          </w:p>
+        </w:tc>
+      </w:tr>
+      <w:tr>
+        <w:tc>
+          <w:tcPr>
+            <w:tcW w:type="dxa" w:w="3200"/>
+            <w:tcBorders>
+              <w:top w:val="single" w:color="B0C8E0" w:sz="1"/>
+              <w:left w:val="single" w:color="B0C8E0" w:sz="1"/>
+              <w:bottom w:val="single" w:color="B0C8E0" w:sz="1"/>
+              <w:right w:val="single" w:color="B0C8E0" w:sz="1"/>
+            </w:tcBorders>
+            <w:shd w:fill="FFFFFF" w:val="clear"/>
+            <w:tcMar>
+              <w:top w:type="dxa" w:w="80"/>
+              <w:left w:type="dxa" w:w="100"/>
+              <w:bottom w:type="dxa" w:w="80"/>
+              <w:right w:type="dxa" w:w="100"/>
+            </w:tcMar>
+          </w:tcPr>
+          <w:p>
+            <w:r>
+              <w:rPr>
+                <w:rFonts w:ascii="Arial" w:cs="Arial" w:eastAsia="Arial" w:hAnsi="Arial"/>
+                <w:b w:val="false"/>
+                <w:bCs w:val="false"/>
+                <w:sz w:val="18"/>
+                <w:szCs w:val="18"/>
+              </w:rPr>
+              <w:t xml:space="preserve">Umbral FDR (adj. p-valor)</w:t>
+            </w:r>
+          </w:p>
+        </w:tc>
+        <w:tc>
+          <w:tcPr>
+            <w:tcW w:type="dxa" w:w="2600"/>
+            <w:tcBorders>
+              <w:top w:val="single" w:color="B0C8E0" w:sz="1"/>
+              <w:left w:val="single" w:color="B0C8E0" w:sz="1"/>
+              <w:bottom w:val="single" w:color="B0C8E0" w:sz="1"/>
+              <w:right w:val="single" w:color="B0C8E0" w:sz="1"/>
+            </w:tcBorders>
+            <w:shd w:fill="FFFFFF" w:val="clear"/>
+            <w:tcMar>
+              <w:top w:type="dxa" w:w="80"/>
+              <w:left w:type="dxa" w:w="100"/>
+              <w:bottom w:type="dxa" w:w="80"/>
+              <w:right w:type="dxa" w:w="100"/>
+            </w:tcMar>
+          </w:tcPr>
+          <w:p>
+            <w:r>
+              <w:rPr>
+                <w:rFonts w:ascii="Arial" w:cs="Arial" w:eastAsia="Arial" w:hAnsi="Arial"/>
+                <w:b w:val="false"/>
+                <w:bCs w:val="false"/>
+                <w:sz w:val="18"/>
+                <w:szCs w:val="18"/>
+              </w:rPr>
+              <w:t xml:space="preserve">&lt; 0.05</w:t>
+            </w:r>
+          </w:p>
+        </w:tc>
+        <w:tc>
+          <w:tcPr>
+            <w:tcW w:type="dxa" w:w="4066"/>
+            <w:tcBorders>
+              <w:top w:val="single" w:color="B0C8E0" w:sz="1"/>
+              <w:left w:val="single" w:color="B0C8E0" w:sz="1"/>
+              <w:bottom w:val="single" w:color="B0C8E0" w:sz="1"/>
+              <w:right w:val="single" w:color="B0C8E0" w:sz="1"/>
+            </w:tcBorders>
+            <w:shd w:fill="FFFFFF" w:val="clear"/>
+            <w:tcMar>
+              <w:top w:type="dxa" w:w="80"/>
+              <w:left w:type="dxa" w:w="100"/>
+              <w:bottom w:type="dxa" w:w="80"/>
+              <w:right w:type="dxa" w:w="100"/>
+            </w:tcMar>
+          </w:tcPr>
+          <w:p>
+            <w:r>
+              <w:rPr>
+                <w:rFonts w:ascii="Arial" w:cs="Arial" w:eastAsia="Arial" w:hAnsi="Arial"/>
+                <w:b w:val="false"/>
+                <w:bCs w:val="false"/>
+                <w:sz w:val="18"/>
+                <w:szCs w:val="18"/>
+              </w:rPr>
+              <w:t xml:space="preserve">Benjamini-Hochberg (limma/proteoDA)</w:t>
+            </w:r>
+          </w:p>
+        </w:tc>
+      </w:tr>
+      <w:tr>
+        <w:tc>
+          <w:tcPr>
+            <w:tcW w:type="dxa" w:w="3200"/>
+            <w:tcBorders>
+              <w:top w:val="single" w:color="B0C8E0" w:sz="1"/>
+              <w:left w:val="single" w:color="B0C8E0" w:sz="1"/>
+              <w:bottom w:val="single" w:color="B0C8E0" w:sz="1"/>
+              <w:right w:val="single" w:color="B0C8E0" w:sz="1"/>
+            </w:tcBorders>
+            <w:shd w:fill="EEF4FB" w:val="clear"/>
+            <w:tcMar>
+              <w:top w:type="dxa" w:w="80"/>
+              <w:left w:type="dxa" w:w="100"/>
+              <w:bottom w:type="dxa" w:w="80"/>
+              <w:right w:type="dxa" w:w="100"/>
+            </w:tcMar>
+          </w:tcPr>
+          <w:p>
+            <w:r>
+              <w:rPr>
+                <w:rFonts w:ascii="Arial" w:cs="Arial" w:eastAsia="Arial" w:hAnsi="Arial"/>
+                <w:b w:val="false"/>
+                <w:bCs w:val="false"/>
+                <w:sz w:val="18"/>
+                <w:szCs w:val="18"/>
+              </w:rPr>
+              <w:t xml:space="preserve">Proteínas DE significativas</w:t>
+            </w:r>
+          </w:p>
+        </w:tc>
+        <w:tc>
+          <w:tcPr>
+            <w:tcW w:type="dxa" w:w="2600"/>
+            <w:tcBorders>
+              <w:top w:val="single" w:color="B0C8E0" w:sz="1"/>
+              <w:left w:val="single" w:color="B0C8E0" w:sz="1"/>
+              <w:bottom w:val="single" w:color="B0C8E0" w:sz="1"/>
+              <w:right w:val="single" w:color="B0C8E0" w:sz="1"/>
+            </w:tcBorders>
+            <w:shd w:fill="EEF4FB" w:val="clear"/>
+            <w:tcMar>
+              <w:top w:type="dxa" w:w="80"/>
+              <w:left w:type="dxa" w:w="100"/>
+              <w:bottom w:type="dxa" w:w="80"/>
+              <w:right w:type="dxa" w:w="100"/>
+            </w:tcMar>
+          </w:tcPr>
+          <w:p>
+            <w:r>
+              <w:rPr>
+                <w:rFonts w:ascii="Arial" w:cs="Arial" w:eastAsia="Arial" w:hAnsi="Arial"/>
+                <w:b w:val="false"/>
+                <w:bCs w:val="false"/>
+                <w:sz w:val="18"/>
+                <w:szCs w:val="18"/>
+              </w:rPr>
+              <w:t xml:space="preserve">666</w:t>
+            </w:r>
+          </w:p>
+        </w:tc>
+        <w:tc>
+          <w:tcPr>
+            <w:tcW w:type="dxa" w:w="4066"/>
+            <w:tcBorders>
+              <w:top w:val="single" w:color="B0C8E0" w:sz="1"/>
+              <w:left w:val="single" w:color="B0C8E0" w:sz="1"/>
+              <w:bottom w:val="single" w:color="B0C8E0" w:sz="1"/>
+              <w:right w:val="single" w:color="B0C8E0" w:sz="1"/>
+            </w:tcBorders>
+            <w:shd w:fill="EEF4FB" w:val="clear"/>
+            <w:tcMar>
+              <w:top w:type="dxa" w:w="80"/>
+              <w:left w:type="dxa" w:w="100"/>
+              <w:bottom w:type="dxa" w:w="80"/>
+              <w:right w:type="dxa" w:w="100"/>
+            </w:tcMar>
+          </w:tcPr>
+          <w:p>
+            <w:r>
+              <w:rPr>
+                <w:rFonts w:ascii="Arial" w:cs="Arial" w:eastAsia="Arial" w:hAnsi="Arial"/>
+                <w:b w:val="false"/>
+                <w:bCs w:val="false"/>
+                <w:sz w:val="18"/>
+                <w:szCs w:val="18"/>
+              </w:rPr>
+              <w:t xml:space="preserve">19.9% del proteoma cuantificado</w:t>
+            </w:r>
+          </w:p>
+        </w:tc>
+      </w:tr>
+      <w:tr>
+        <w:tc>
+          <w:tcPr>
+            <w:tcW w:type="dxa" w:w="3200"/>
+            <w:tcBorders>
+              <w:top w:val="single" w:color="B0C8E0" w:sz="1"/>
+              <w:left w:val="single" w:color="B0C8E0" w:sz="1"/>
+              <w:bottom w:val="single" w:color="B0C8E0" w:sz="1"/>
+              <w:right w:val="single" w:color="B0C8E0" w:sz="1"/>
+            </w:tcBorders>
+            <w:shd w:fill="FFFFFF" w:val="clear"/>
+            <w:tcMar>
+              <w:top w:type="dxa" w:w="80"/>
+              <w:left w:type="dxa" w:w="100"/>
+              <w:bottom w:type="dxa" w:w="80"/>
+              <w:right w:type="dxa" w:w="100"/>
+            </w:tcMar>
+          </w:tcPr>
+          <w:p>
+            <w:r>
+              <w:rPr>
+                <w:rFonts w:ascii="Arial" w:cs="Arial" w:eastAsia="Arial" w:hAnsi="Arial"/>
+                <w:b w:val="false"/>
+                <w:bCs w:val="false"/>
+                <w:sz w:val="18"/>
+                <w:szCs w:val="18"/>
+              </w:rPr>
+              <w:t xml:space="preserve">  — Sobreexpresadas en tumor (up)</w:t>
+            </w:r>
+          </w:p>
+        </w:tc>
+        <w:tc>
+          <w:tcPr>
+            <w:tcW w:type="dxa" w:w="2600"/>
+            <w:tcBorders>
+              <w:top w:val="single" w:color="B0C8E0" w:sz="1"/>
+              <w:left w:val="single" w:color="B0C8E0" w:sz="1"/>
+              <w:bottom w:val="single" w:color="B0C8E0" w:sz="1"/>
+              <w:right w:val="single" w:color="B0C8E0" w:sz="1"/>
+            </w:tcBorders>
+            <w:shd w:fill="FFFFFF" w:val="clear"/>
+            <w:tcMar>
+              <w:top w:type="dxa" w:w="80"/>
+              <w:left w:type="dxa" w:w="100"/>
+              <w:bottom w:type="dxa" w:w="80"/>
+              <w:right w:type="dxa" w:w="100"/>
+            </w:tcMar>
+          </w:tcPr>
+          <w:p>
+            <w:r>
+              <w:rPr>
+                <w:rFonts w:ascii="Arial" w:cs="Arial" w:eastAsia="Arial" w:hAnsi="Arial"/>
+                <w:b w:val="false"/>
+                <w:bCs w:val="false"/>
+                <w:sz w:val="18"/>
+                <w:szCs w:val="18"/>
+              </w:rPr>
+              <w:t xml:space="preserve">329</w:t>
+            </w:r>
+          </w:p>
+        </w:tc>
+        <w:tc>
+          <w:tcPr>
+            <w:tcW w:type="dxa" w:w="4066"/>
+            <w:tcBorders>
+              <w:top w:val="single" w:color="B0C8E0" w:sz="1"/>
+              <w:left w:val="single" w:color="B0C8E0" w:sz="1"/>
+              <w:bottom w:val="single" w:color="B0C8E0" w:sz="1"/>
+              <w:right w:val="single" w:color="B0C8E0" w:sz="1"/>
+            </w:tcBorders>
+            <w:shd w:fill="FFFFFF" w:val="clear"/>
+            <w:tcMar>
+              <w:top w:type="dxa" w:w="80"/>
+              <w:left w:type="dxa" w:w="100"/>
+              <w:bottom w:type="dxa" w:w="80"/>
+              <w:right w:type="dxa" w:w="100"/>
+            </w:tcMar>
+          </w:tcPr>
+          <w:p>
+            <w:r>
+              <w:rPr>
+                <w:rFonts w:ascii="Arial" w:cs="Arial" w:eastAsia="Arial" w:hAnsi="Arial"/>
+                <w:b w:val="false"/>
+                <w:bCs w:val="false"/>
+                <w:sz w:val="18"/>
+                <w:szCs w:val="18"/>
+              </w:rPr>
+              <w:t xml:space="preserve">49.4% del total DE</w:t>
+            </w:r>
+          </w:p>
+        </w:tc>
+      </w:tr>
+      <w:tr>
+        <w:tc>
+          <w:tcPr>
+            <w:tcW w:type="dxa" w:w="3200"/>
+            <w:tcBorders>
+              <w:top w:val="single" w:color="B0C8E0" w:sz="1"/>
+              <w:left w:val="single" w:color="B0C8E0" w:sz="1"/>
+              <w:bottom w:val="single" w:color="B0C8E0" w:sz="1"/>
+              <w:right w:val="single" w:color="B0C8E0" w:sz="1"/>
+            </w:tcBorders>
+            <w:shd w:fill="EEF4FB" w:val="clear"/>
+            <w:tcMar>
+              <w:top w:type="dxa" w:w="80"/>
+              <w:left w:type="dxa" w:w="100"/>
+              <w:bottom w:type="dxa" w:w="80"/>
+              <w:right w:type="dxa" w:w="100"/>
+            </w:tcMar>
+          </w:tcPr>
+          <w:p>
+            <w:r>
+              <w:rPr>
+                <w:rFonts w:ascii="Arial" w:cs="Arial" w:eastAsia="Arial" w:hAnsi="Arial"/>
+                <w:b w:val="false"/>
+                <w:bCs w:val="false"/>
+                <w:sz w:val="18"/>
+                <w:szCs w:val="18"/>
+              </w:rPr>
+              <w:t xml:space="preserve">  — Subexpresadas en tumor (down)</w:t>
+            </w:r>
+          </w:p>
+        </w:tc>
+        <w:tc>
+          <w:tcPr>
+            <w:tcW w:type="dxa" w:w="2600"/>
+            <w:tcBorders>
+              <w:top w:val="single" w:color="B0C8E0" w:sz="1"/>
+              <w:left w:val="single" w:color="B0C8E0" w:sz="1"/>
+              <w:bottom w:val="single" w:color="B0C8E0" w:sz="1"/>
+              <w:right w:val="single" w:color="B0C8E0" w:sz="1"/>
+            </w:tcBorders>
+            <w:shd w:fill="EEF4FB" w:val="clear"/>
+            <w:tcMar>
+              <w:top w:type="dxa" w:w="80"/>
+              <w:left w:type="dxa" w:w="100"/>
+              <w:bottom w:type="dxa" w:w="80"/>
+              <w:right w:type="dxa" w:w="100"/>
+            </w:tcMar>
+          </w:tcPr>
+          <w:p>
+            <w:r>
+              <w:rPr>
+                <w:rFonts w:ascii="Arial" w:cs="Arial" w:eastAsia="Arial" w:hAnsi="Arial"/>
+                <w:b w:val="false"/>
+                <w:bCs w:val="false"/>
+                <w:sz w:val="18"/>
+                <w:szCs w:val="18"/>
+              </w:rPr>
+              <w:t xml:space="preserve">337</w:t>
+            </w:r>
+          </w:p>
+        </w:tc>
+        <w:tc>
+          <w:tcPr>
+            <w:tcW w:type="dxa" w:w="4066"/>
+            <w:tcBorders>
+              <w:top w:val="single" w:color="B0C8E0" w:sz="1"/>
+              <w:left w:val="single" w:color="B0C8E0" w:sz="1"/>
+              <w:bottom w:val="single" w:color="B0C8E0" w:sz="1"/>
+              <w:right w:val="single" w:color="B0C8E0" w:sz="1"/>
+            </w:tcBorders>
+            <w:shd w:fill="EEF4FB" w:val="clear"/>
+            <w:tcMar>
+              <w:top w:type="dxa" w:w="80"/>
+              <w:left w:type="dxa" w:w="100"/>
+              <w:bottom w:type="dxa" w:w="80"/>
+              <w:right w:type="dxa" w:w="100"/>
+            </w:tcMar>
+          </w:tcPr>
+          <w:p>
+            <w:r>
+              <w:rPr>
+                <w:rFonts w:ascii="Arial" w:cs="Arial" w:eastAsia="Arial" w:hAnsi="Arial"/>
+                <w:b w:val="false"/>
+                <w:bCs w:val="false"/>
+                <w:sz w:val="18"/>
+                <w:szCs w:val="18"/>
+              </w:rPr>
+              <w:t xml:space="preserve">50.6% del total DE</w:t>
+            </w:r>
+          </w:p>
+        </w:tc>
+      </w:tr>
+      <w:tr>
+        <w:tc>
+          <w:tcPr>
+            <w:tcW w:type="dxa" w:w="3200"/>
+            <w:tcBorders>
+              <w:top w:val="single" w:color="B0C8E0" w:sz="1"/>
+              <w:left w:val="single" w:color="B0C8E0" w:sz="1"/>
+              <w:bottom w:val="single" w:color="B0C8E0" w:sz="1"/>
+              <w:right w:val="single" w:color="B0C8E0" w:sz="1"/>
+            </w:tcBorders>
+            <w:shd w:fill="FFFFFF" w:val="clear"/>
+            <w:tcMar>
+              <w:top w:type="dxa" w:w="80"/>
+              <w:left w:type="dxa" w:w="100"/>
+              <w:bottom w:type="dxa" w:w="80"/>
+              <w:right w:type="dxa" w:w="100"/>
+            </w:tcMar>
+          </w:tcPr>
+          <w:p>
+            <w:r>
+              <w:rPr>
+                <w:rFonts w:ascii="Arial" w:cs="Arial" w:eastAsia="Arial" w:hAnsi="Arial"/>
+                <w:b w:val="false"/>
+                <w:bCs w:val="false"/>
+                <w:sz w:val="18"/>
+                <w:szCs w:val="18"/>
+              </w:rPr>
+              <w:t xml:space="preserve">HPV+ pacientes / pares</w:t>
+            </w:r>
+          </w:p>
+        </w:tc>
+        <w:tc>
+          <w:tcPr>
+            <w:tcW w:type="dxa" w:w="2600"/>
+            <w:tcBorders>
+              <w:top w:val="single" w:color="B0C8E0" w:sz="1"/>
+              <w:left w:val="single" w:color="B0C8E0" w:sz="1"/>
+              <w:bottom w:val="single" w:color="B0C8E0" w:sz="1"/>
+              <w:right w:val="single" w:color="B0C8E0" w:sz="1"/>
+            </w:tcBorders>
+            <w:shd w:fill="FFFFFF" w:val="clear"/>
+            <w:tcMar>
+              <w:top w:type="dxa" w:w="80"/>
+              <w:left w:type="dxa" w:w="100"/>
+              <w:bottom w:type="dxa" w:w="80"/>
+              <w:right w:type="dxa" w:w="100"/>
+            </w:tcMar>
+          </w:tcPr>
+          <w:p>
+            <w:r>
+              <w:rPr>
+                <w:rFonts w:ascii="Arial" w:cs="Arial" w:eastAsia="Arial" w:hAnsi="Arial"/>
+                <w:b w:val="false"/>
+                <w:bCs w:val="false"/>
+                <w:sz w:val="18"/>
+                <w:szCs w:val="18"/>
+              </w:rPr>
+              <w:t xml:space="preserve">6 pacientes / 12 muestras</w:t>
+            </w:r>
+          </w:p>
+        </w:tc>
+        <w:tc>
+          <w:tcPr>
+            <w:tcW w:type="dxa" w:w="4066"/>
+            <w:tcBorders>
+              <w:top w:val="single" w:color="B0C8E0" w:sz="1"/>
+              <w:left w:val="single" w:color="B0C8E0" w:sz="1"/>
+              <w:bottom w:val="single" w:color="B0C8E0" w:sz="1"/>
+              <w:right w:val="single" w:color="B0C8E0" w:sz="1"/>
+            </w:tcBorders>
+            <w:shd w:fill="FFFFFF" w:val="clear"/>
+            <w:tcMar>
+              <w:top w:type="dxa" w:w="80"/>
+              <w:left w:type="dxa" w:w="100"/>
+              <w:bottom w:type="dxa" w:w="80"/>
+              <w:right w:type="dxa" w:w="100"/>
+            </w:tcMar>
+          </w:tcPr>
+          <w:p>
+            <w:r>
+              <w:rPr>
+                <w:rFonts w:ascii="Arial" w:cs="Arial" w:eastAsia="Arial" w:hAnsi="Arial"/>
+                <w:b w:val="false"/>
+                <w:bCs w:val="false"/>
+                <w:sz w:val="18"/>
+                <w:szCs w:val="18"/>
+              </w:rPr>
+              <w:t xml:space="preserve">M3, M5, M6, M7, M9, M10</w:t>
+            </w:r>
+          </w:p>
+        </w:tc>
+      </w:tr>
+      <w:tr>
+        <w:tc>
+          <w:tcPr>
+            <w:tcW w:type="dxa" w:w="3200"/>
+            <w:tcBorders>
+              <w:top w:val="single" w:color="B0C8E0" w:sz="1"/>
+              <w:left w:val="single" w:color="B0C8E0" w:sz="1"/>
+              <w:bottom w:val="single" w:color="B0C8E0" w:sz="1"/>
+              <w:right w:val="single" w:color="B0C8E0" w:sz="1"/>
+            </w:tcBorders>
+            <w:shd w:fill="EEF4FB" w:val="clear"/>
+            <w:tcMar>
+              <w:top w:type="dxa" w:w="80"/>
+              <w:left w:type="dxa" w:w="100"/>
+              <w:bottom w:type="dxa" w:w="80"/>
+              <w:right w:type="dxa" w:w="100"/>
+            </w:tcMar>
+          </w:tcPr>
+          <w:p>
+            <w:r>
+              <w:rPr>
+                <w:rFonts w:ascii="Arial" w:cs="Arial" w:eastAsia="Arial" w:hAnsi="Arial"/>
+                <w:b w:val="false"/>
+                <w:bCs w:val="false"/>
+                <w:sz w:val="18"/>
+                <w:szCs w:val="18"/>
+              </w:rPr>
+              <w:t xml:space="preserve">HPV− pacientes / pares</w:t>
+            </w:r>
+          </w:p>
+        </w:tc>
+        <w:tc>
+          <w:tcPr>
+            <w:tcW w:type="dxa" w:w="2600"/>
+            <w:tcBorders>
+              <w:top w:val="single" w:color="B0C8E0" w:sz="1"/>
+              <w:left w:val="single" w:color="B0C8E0" w:sz="1"/>
+              <w:bottom w:val="single" w:color="B0C8E0" w:sz="1"/>
+              <w:right w:val="single" w:color="B0C8E0" w:sz="1"/>
+            </w:tcBorders>
+            <w:shd w:fill="EEF4FB" w:val="clear"/>
+            <w:tcMar>
+              <w:top w:type="dxa" w:w="80"/>
+              <w:left w:type="dxa" w:w="100"/>
+              <w:bottom w:type="dxa" w:w="80"/>
+              <w:right w:type="dxa" w:w="100"/>
+            </w:tcMar>
+          </w:tcPr>
+          <w:p>
+            <w:r>
+              <w:rPr>
+                <w:rFonts w:ascii="Arial" w:cs="Arial" w:eastAsia="Arial" w:hAnsi="Arial"/>
+                <w:b w:val="false"/>
+                <w:bCs w:val="false"/>
+                <w:sz w:val="18"/>
+                <w:szCs w:val="18"/>
+              </w:rPr>
+              <w:t xml:space="preserve">4 pacientes / 8 muestras</w:t>
+            </w:r>
+          </w:p>
+        </w:tc>
+        <w:tc>
+          <w:tcPr>
+            <w:tcW w:type="dxa" w:w="4066"/>
+            <w:tcBorders>
+              <w:top w:val="single" w:color="B0C8E0" w:sz="1"/>
+              <w:left w:val="single" w:color="B0C8E0" w:sz="1"/>
+              <w:bottom w:val="single" w:color="B0C8E0" w:sz="1"/>
+              <w:right w:val="single" w:color="B0C8E0" w:sz="1"/>
+            </w:tcBorders>
+            <w:shd w:fill="EEF4FB" w:val="clear"/>
+            <w:tcMar>
+              <w:top w:type="dxa" w:w="80"/>
+              <w:left w:type="dxa" w:w="100"/>
+              <w:bottom w:type="dxa" w:w="80"/>
+              <w:right w:type="dxa" w:w="100"/>
+            </w:tcMar>
+          </w:tcPr>
+          <w:p>
+            <w:r>
+              <w:rPr>
+                <w:rFonts w:ascii="Arial" w:cs="Arial" w:eastAsia="Arial" w:hAnsi="Arial"/>
+                <w:b w:val="false"/>
+                <w:bCs w:val="false"/>
+                <w:sz w:val="18"/>
+                <w:szCs w:val="18"/>
+              </w:rPr>
+              <w:t xml:space="preserve">M1, M2, M4, M8</w:t>
+            </w:r>
+          </w:p>
+        </w:tc>
+      </w:tr>
+    </w:tbl>
+    <w:p>
+      <w:pPr>
+        <w:spacing w:after="60" w:before="60"/>
+      </w:pPr>
+    </w:p>
+    <w:p>
+      <w:pPr>
+        <w:spacing w:after="60" w:before="160"/>
+      </w:pPr>
+      <w:r>
+        <w:rPr>
+          <w:rFonts w:ascii="Arial" w:cs="Arial" w:eastAsia="Arial" w:hAnsi="Arial"/>
+          <w:b/>
+          <w:bCs/>
+          <w:color w:val="2E75B6"/>
+          <w:sz w:val="20"/>
+          <w:szCs w:val="20"/>
+        </w:rPr>
+        <w:t xml:space="preserve">Tabla 2. </w:t>
+      </w:r>
+      <w:r>
+        <w:rPr>
+          <w:rFonts w:ascii="Arial" w:cs="Arial" w:eastAsia="Arial" w:hAnsi="Arial"/>
+          <w:b/>
+          <w:bCs/>
+          <w:color w:val="333333"/>
+          <w:sz w:val="20"/>
+          <w:szCs w:val="20"/>
+        </w:rPr>
+        <w:t xml:space="preserve">Top 40 proteínas diferencialmente expresadas (20 up + 20 down)</w:t>
+      </w:r>
+    </w:p>
+    <w:tbl>
+      <w:tblPr>
+        <w:tblW w:type="dxa" w:w="8866"/>
+        <w:tblBorders>
+          <w:top w:val="single" w:color="auto" w:sz="4"/>
+          <w:left w:val="single" w:color="auto" w:sz="4"/>
+          <w:bottom w:val="single" w:color="auto" w:sz="4"/>
+          <w:right w:val="single" w:color="auto" w:sz="4"/>
+          <w:insideH w:val="single" w:color="auto" w:sz="4"/>
+          <w:insideV w:val="single" w:color="auto" w:sz="4"/>
+        </w:tblBorders>
+      </w:tblPr>
+      <w:tblGrid>
+        <w:gridCol w:w="1800"/>
+        <w:gridCol w:w="1600"/>
+        <w:gridCol w:w="1400"/>
+        <w:gridCol w:w="1600"/>
+        <w:gridCol w:w="2466"/>
+      </w:tblGrid>
+      <w:tr>
+        <w:trPr>
+          <w:tblHeader/>
+        </w:trPr>
+        <w:tc>
+          <w:tcPr>
+            <w:tcW w:type="dxa" w:w="1800"/>
+            <w:tcBorders>
+              <w:top w:val="single" w:color="B0C8E0" w:sz="1"/>
+              <w:left w:val="single" w:color="B0C8E0" w:sz="1"/>
+              <w:bottom w:val="single" w:color="B0C8E0" w:sz="1"/>
+              <w:right w:val="single" w:color="B0C8E0" w:sz="1"/>
+            </w:tcBorders>
+            <w:shd w:fill="D6E4F0" w:val="clear"/>
+            <w:tcMar>
+              <w:top w:type="dxa" w:w="80"/>
+              <w:left w:type="dxa" w:w="100"/>
+              <w:bottom w:type="dxa" w:w="80"/>
+              <w:right w:type="dxa" w:w="100"/>
+            </w:tcMar>
+          </w:tcPr>
+          <w:p>
+            <w:r>
+              <w:rPr>
+                <w:rFonts w:ascii="Arial" w:cs="Arial" w:eastAsia="Arial" w:hAnsi="Arial"/>
+                <w:b/>
+                <w:bCs/>
+                <w:sz w:val="18"/>
+                <w:szCs w:val="18"/>
+              </w:rPr>
+              <w:t xml:space="preserve">Gen</w:t>
+            </w:r>
+          </w:p>
+        </w:tc>
+        <w:tc>
+          <w:tcPr>
+            <w:tcW w:type="dxa" w:w="1600"/>
+            <w:tcBorders>
+              <w:top w:val="single" w:color="B0C8E0" w:sz="1"/>
+              <w:left w:val="single" w:color="B0C8E0" w:sz="1"/>
+              <w:bottom w:val="single" w:color="B0C8E0" w:sz="1"/>
+              <w:right w:val="single" w:color="B0C8E0" w:sz="1"/>
+            </w:tcBorders>
+            <w:shd w:fill="D6E4F0" w:val="clear"/>
+            <w:tcMar>
+              <w:top w:type="dxa" w:w="80"/>
+              <w:left w:type="dxa" w:w="100"/>
+              <w:bottom w:type="dxa" w:w="80"/>
+              <w:right w:type="dxa" w:w="100"/>
+            </w:tcMar>
+          </w:tcPr>
+          <w:p>
+            <w:r>
+              <w:rPr>
+                <w:rFonts w:ascii="Arial" w:cs="Arial" w:eastAsia="Arial" w:hAnsi="Arial"/>
+                <w:b/>
+                <w:bCs/>
+                <w:sz w:val="18"/>
+                <w:szCs w:val="18"/>
+              </w:rPr>
+              <w:t xml:space="preserve">UniProt ID</w:t>
+            </w:r>
+          </w:p>
+        </w:tc>
+        <w:tc>
+          <w:tcPr>
+            <w:tcW w:type="dxa" w:w="1400"/>
+            <w:tcBorders>
+              <w:top w:val="single" w:color="B0C8E0" w:sz="1"/>
+              <w:left w:val="single" w:color="B0C8E0" w:sz="1"/>
+              <w:bottom w:val="single" w:color="B0C8E0" w:sz="1"/>
+              <w:right w:val="single" w:color="B0C8E0" w:sz="1"/>
+            </w:tcBorders>
+            <w:shd w:fill="D6E4F0" w:val="clear"/>
+            <w:tcMar>
+              <w:top w:type="dxa" w:w="80"/>
+              <w:left w:type="dxa" w:w="100"/>
+              <w:bottom w:type="dxa" w:w="80"/>
+              <w:right w:type="dxa" w:w="100"/>
+            </w:tcMar>
+          </w:tcPr>
+          <w:p>
+            <w:r>
+              <w:rPr>
+                <w:rFonts w:ascii="Arial" w:cs="Arial" w:eastAsia="Arial" w:hAnsi="Arial"/>
+                <w:b/>
+                <w:bCs/>
+                <w:sz w:val="18"/>
+                <w:szCs w:val="18"/>
+              </w:rPr>
+              <w:t xml:space="preserve">log2FC</w:t>
+            </w:r>
+          </w:p>
+        </w:tc>
+        <w:tc>
+          <w:tcPr>
+            <w:tcW w:type="dxa" w:w="1600"/>
+            <w:tcBorders>
+              <w:top w:val="single" w:color="B0C8E0" w:sz="1"/>
+              <w:left w:val="single" w:color="B0C8E0" w:sz="1"/>
+              <w:bottom w:val="single" w:color="B0C8E0" w:sz="1"/>
+              <w:right w:val="single" w:color="B0C8E0" w:sz="1"/>
+            </w:tcBorders>
+            <w:shd w:fill="D6E4F0" w:val="clear"/>
+            <w:tcMar>
+              <w:top w:type="dxa" w:w="80"/>
+              <w:left w:type="dxa" w:w="100"/>
+              <w:bottom w:type="dxa" w:w="80"/>
+              <w:right w:type="dxa" w:w="100"/>
+            </w:tcMar>
+          </w:tcPr>
+          <w:p>
+            <w:r>
+              <w:rPr>
+                <w:rFonts w:ascii="Arial" w:cs="Arial" w:eastAsia="Arial" w:hAnsi="Arial"/>
+                <w:b/>
+                <w:bCs/>
+                <w:sz w:val="18"/>
+                <w:szCs w:val="18"/>
+              </w:rPr>
+              <w:t xml:space="preserve">FDR (adj.p)</w:t>
+            </w:r>
+          </w:p>
+        </w:tc>
+        <w:tc>
+          <w:tcPr>
+            <w:tcW w:type="dxa" w:w="2466"/>
+            <w:tcBorders>
+              <w:top w:val="single" w:color="B0C8E0" w:sz="1"/>
+              <w:left w:val="single" w:color="B0C8E0" w:sz="1"/>
+              <w:bottom w:val="single" w:color="B0C8E0" w:sz="1"/>
+              <w:right w:val="single" w:color="B0C8E0" w:sz="1"/>
+            </w:tcBorders>
+            <w:shd w:fill="D6E4F0" w:val="clear"/>
+            <w:tcMar>
+              <w:top w:type="dxa" w:w="80"/>
+              <w:left w:type="dxa" w:w="100"/>
+              <w:bottom w:type="dxa" w:w="80"/>
+              <w:right w:type="dxa" w:w="100"/>
+            </w:tcMar>
+          </w:tcPr>
+          <w:p>
+            <w:r>
+              <w:rPr>
+                <w:rFonts w:ascii="Arial" w:cs="Arial" w:eastAsia="Arial" w:hAnsi="Arial"/>
+                <w:b/>
+                <w:bCs/>
+                <w:sz w:val="18"/>
+                <w:szCs w:val="18"/>
+              </w:rPr>
+              <w:t xml:space="preserve">Dirección</w:t>
+            </w:r>
+          </w:p>
+        </w:tc>
+      </w:tr>
+      <w:tr>
+        <w:tc>
+          <w:tcPr>
+            <w:tcW w:type="dxa" w:w="1800"/>
+            <w:tcBorders>
+              <w:top w:val="single" w:color="B0C8E0" w:sz="1"/>
+              <w:left w:val="single" w:color="B0C8E0" w:sz="1"/>
+              <w:bottom w:val="single" w:color="B0C8E0" w:sz="1"/>
+              <w:right w:val="single" w:color="B0C8E0" w:sz="1"/>
+            </w:tcBorders>
+            <w:shd w:fill="EEF4FB" w:val="clear"/>
+            <w:tcMar>
+              <w:top w:type="dxa" w:w="80"/>
+              <w:left w:type="dxa" w:w="100"/>
+              <w:bottom w:type="dxa" w:w="80"/>
+              <w:right w:type="dxa" w:w="100"/>
+            </w:tcMar>
+          </w:tcPr>
+          <w:p>
+            <w:r>
+              <w:rPr>
+                <w:rFonts w:ascii="Arial" w:cs="Arial" w:eastAsia="Arial" w:hAnsi="Arial"/>
+                <w:b w:val="false"/>
+                <w:bCs w:val="false"/>
+                <w:sz w:val="18"/>
+                <w:szCs w:val="18"/>
+              </w:rPr>
+              <w:t xml:space="preserve">PHKA1</w:t>
+            </w:r>
+          </w:p>
+        </w:tc>
+        <w:tc>
+          <w:tcPr>
+            <w:tcW w:type="dxa" w:w="1600"/>
+            <w:tcBorders>
+              <w:top w:val="single" w:color="B0C8E0" w:sz="1"/>
+              <w:left w:val="single" w:color="B0C8E0" w:sz="1"/>
+              <w:bottom w:val="single" w:color="B0C8E0" w:sz="1"/>
+              <w:right w:val="single" w:color="B0C8E0" w:sz="1"/>
+            </w:tcBorders>
+            <w:shd w:fill="EEF4FB" w:val="clear"/>
+            <w:tcMar>
+              <w:top w:type="dxa" w:w="80"/>
+              <w:left w:type="dxa" w:w="100"/>
+              <w:bottom w:type="dxa" w:w="80"/>
+              <w:right w:type="dxa" w:w="100"/>
+            </w:tcMar>
+          </w:tcPr>
+          <w:p>
+            <w:r>
+              <w:rPr>
+                <w:rFonts w:ascii="Arial" w:cs="Arial" w:eastAsia="Arial" w:hAnsi="Arial"/>
+                <w:b w:val="false"/>
+                <w:bCs w:val="false"/>
+                <w:sz w:val="18"/>
+                <w:szCs w:val="18"/>
+              </w:rPr>
+              <w:t xml:space="preserve">P46020</w:t>
+            </w:r>
+          </w:p>
+        </w:tc>
+        <w:tc>
+          <w:tcPr>
+            <w:tcW w:type="dxa" w:w="1400"/>
+            <w:tcBorders>
+              <w:top w:val="single" w:color="B0C8E0" w:sz="1"/>
+              <w:left w:val="single" w:color="B0C8E0" w:sz="1"/>
+              <w:bottom w:val="single" w:color="B0C8E0" w:sz="1"/>
+              <w:right w:val="single" w:color="B0C8E0" w:sz="1"/>
+            </w:tcBorders>
+            <w:shd w:fill="EEF4FB" w:val="clear"/>
+            <w:tcMar>
+              <w:top w:type="dxa" w:w="80"/>
+              <w:left w:type="dxa" w:w="100"/>
+              <w:bottom w:type="dxa" w:w="80"/>
+              <w:right w:type="dxa" w:w="100"/>
+            </w:tcMar>
+          </w:tcPr>
+          <w:p>
+            <w:r>
+              <w:rPr>
+                <w:rFonts w:ascii="Arial" w:cs="Arial" w:eastAsia="Arial" w:hAnsi="Arial"/>
+                <w:b w:val="false"/>
+                <w:bCs w:val="false"/>
+                <w:sz w:val="18"/>
+                <w:szCs w:val="18"/>
+              </w:rPr>
+              <w:t xml:space="preserve">3.744</w:t>
+            </w:r>
+          </w:p>
+        </w:tc>
+        <w:tc>
+          <w:tcPr>
+            <w:tcW w:type="dxa" w:w="1600"/>
+            <w:tcBorders>
+              <w:top w:val="single" w:color="B0C8E0" w:sz="1"/>
+              <w:left w:val="single" w:color="B0C8E0" w:sz="1"/>
+              <w:bottom w:val="single" w:color="B0C8E0" w:sz="1"/>
+              <w:right w:val="single" w:color="B0C8E0" w:sz="1"/>
+            </w:tcBorders>
+            <w:shd w:fill="EEF4FB" w:val="clear"/>
+            <w:tcMar>
+              <w:top w:type="dxa" w:w="80"/>
+              <w:left w:type="dxa" w:w="100"/>
+              <w:bottom w:type="dxa" w:w="80"/>
+              <w:right w:type="dxa" w:w="100"/>
+            </w:tcMar>
+          </w:tcPr>
+          <w:p>
+            <w:r>
+              <w:rPr>
+                <w:rFonts w:ascii="Arial" w:cs="Arial" w:eastAsia="Arial" w:hAnsi="Arial"/>
+                <w:b w:val="false"/>
+                <w:bCs w:val="false"/>
+                <w:sz w:val="18"/>
+                <w:szCs w:val="18"/>
+              </w:rPr>
+              <w:t xml:space="preserve">0.00613</w:t>
+            </w:r>
+          </w:p>
+        </w:tc>
+        <w:tc>
+          <w:tcPr>
+            <w:tcW w:type="dxa" w:w="2466"/>
+            <w:tcBorders>
+              <w:top w:val="single" w:color="B0C8E0" w:sz="1"/>
+              <w:left w:val="single" w:color="B0C8E0" w:sz="1"/>
+              <w:bottom w:val="single" w:color="B0C8E0" w:sz="1"/>
+              <w:right w:val="single" w:color="B0C8E0" w:sz="1"/>
+            </w:tcBorders>
+            <w:shd w:fill="EEF4FB" w:val="clear"/>
+            <w:tcMar>
+              <w:top w:type="dxa" w:w="80"/>
+              <w:left w:type="dxa" w:w="100"/>
+              <w:bottom w:type="dxa" w:w="80"/>
+              <w:right w:type="dxa" w:w="100"/>
+            </w:tcMar>
+          </w:tcPr>
+          <w:p>
+            <w:r>
+              <w:rPr>
+                <w:rFonts w:ascii="Arial" w:cs="Arial" w:eastAsia="Arial" w:hAnsi="Arial"/>
+                <w:b w:val="false"/>
+                <w:bCs w:val="false"/>
+                <w:sz w:val="18"/>
+                <w:szCs w:val="18"/>
+              </w:rPr>
+              <w:t xml:space="preserve">Sobreexpresada</w:t>
+            </w:r>
+          </w:p>
+        </w:tc>
+      </w:tr>
+      <w:tr>
+        <w:tc>
+          <w:tcPr>
+            <w:tcW w:type="dxa" w:w="1800"/>
+            <w:tcBorders>
+              <w:top w:val="single" w:color="B0C8E0" w:sz="1"/>
+              <w:left w:val="single" w:color="B0C8E0" w:sz="1"/>
+              <w:bottom w:val="single" w:color="B0C8E0" w:sz="1"/>
+              <w:right w:val="single" w:color="B0C8E0" w:sz="1"/>
+            </w:tcBorders>
+            <w:shd w:fill="FFFFFF" w:val="clear"/>
+            <w:tcMar>
+              <w:top w:type="dxa" w:w="80"/>
+              <w:left w:type="dxa" w:w="100"/>
+              <w:bottom w:type="dxa" w:w="80"/>
+              <w:right w:type="dxa" w:w="100"/>
+            </w:tcMar>
+          </w:tcPr>
+          <w:p>
+            <w:r>
+              <w:rPr>
+                <w:rFonts w:ascii="Arial" w:cs="Arial" w:eastAsia="Arial" w:hAnsi="Arial"/>
+                <w:b w:val="false"/>
+                <w:bCs w:val="false"/>
+                <w:sz w:val="18"/>
+                <w:szCs w:val="18"/>
+              </w:rPr>
+              <w:t xml:space="preserve">LAMB3</w:t>
+            </w:r>
+          </w:p>
+        </w:tc>
+        <w:tc>
+          <w:tcPr>
+            <w:tcW w:type="dxa" w:w="1600"/>
+            <w:tcBorders>
+              <w:top w:val="single" w:color="B0C8E0" w:sz="1"/>
+              <w:left w:val="single" w:color="B0C8E0" w:sz="1"/>
+              <w:bottom w:val="single" w:color="B0C8E0" w:sz="1"/>
+              <w:right w:val="single" w:color="B0C8E0" w:sz="1"/>
+            </w:tcBorders>
+            <w:shd w:fill="FFFFFF" w:val="clear"/>
+            <w:tcMar>
+              <w:top w:type="dxa" w:w="80"/>
+              <w:left w:type="dxa" w:w="100"/>
+              <w:bottom w:type="dxa" w:w="80"/>
+              <w:right w:type="dxa" w:w="100"/>
+            </w:tcMar>
+          </w:tcPr>
+          <w:p>
+            <w:r>
+              <w:rPr>
+                <w:rFonts w:ascii="Arial" w:cs="Arial" w:eastAsia="Arial" w:hAnsi="Arial"/>
+                <w:b w:val="false"/>
+                <w:bCs w:val="false"/>
+                <w:sz w:val="18"/>
+                <w:szCs w:val="18"/>
+              </w:rPr>
+              <w:t xml:space="preserve">Q13751</w:t>
+            </w:r>
+          </w:p>
+        </w:tc>
+        <w:tc>
+          <w:tcPr>
+            <w:tcW w:type="dxa" w:w="1400"/>
+            <w:tcBorders>
+              <w:top w:val="single" w:color="B0C8E0" w:sz="1"/>
+              <w:left w:val="single" w:color="B0C8E0" w:sz="1"/>
+              <w:bottom w:val="single" w:color="B0C8E0" w:sz="1"/>
+              <w:right w:val="single" w:color="B0C8E0" w:sz="1"/>
+            </w:tcBorders>
+            <w:shd w:fill="FFFFFF" w:val="clear"/>
+            <w:tcMar>
+              <w:top w:type="dxa" w:w="80"/>
+              <w:left w:type="dxa" w:w="100"/>
+              <w:bottom w:type="dxa" w:w="80"/>
+              <w:right w:type="dxa" w:w="100"/>
+            </w:tcMar>
+          </w:tcPr>
+          <w:p>
+            <w:r>
+              <w:rPr>
+                <w:rFonts w:ascii="Arial" w:cs="Arial" w:eastAsia="Arial" w:hAnsi="Arial"/>
+                <w:b w:val="false"/>
+                <w:bCs w:val="false"/>
+                <w:sz w:val="18"/>
+                <w:szCs w:val="18"/>
+              </w:rPr>
+              <w:t xml:space="preserve">3.444</w:t>
+            </w:r>
+          </w:p>
+        </w:tc>
+        <w:tc>
+          <w:tcPr>
+            <w:tcW w:type="dxa" w:w="1600"/>
+            <w:tcBorders>
+              <w:top w:val="single" w:color="B0C8E0" w:sz="1"/>
+              <w:left w:val="single" w:color="B0C8E0" w:sz="1"/>
+              <w:bottom w:val="single" w:color="B0C8E0" w:sz="1"/>
+              <w:right w:val="single" w:color="B0C8E0" w:sz="1"/>
+            </w:tcBorders>
+            <w:shd w:fill="FFFFFF" w:val="clear"/>
+            <w:tcMar>
+              <w:top w:type="dxa" w:w="80"/>
+              <w:left w:type="dxa" w:w="100"/>
+              <w:bottom w:type="dxa" w:w="80"/>
+              <w:right w:type="dxa" w:w="100"/>
+            </w:tcMar>
+          </w:tcPr>
+          <w:p>
+            <w:r>
+              <w:rPr>
+                <w:rFonts w:ascii="Arial" w:cs="Arial" w:eastAsia="Arial" w:hAnsi="Arial"/>
+                <w:b w:val="false"/>
+                <w:bCs w:val="false"/>
+                <w:sz w:val="18"/>
+                <w:szCs w:val="18"/>
+              </w:rPr>
+              <w:t xml:space="preserve">9.23e-4</w:t>
+            </w:r>
+          </w:p>
+        </w:tc>
+        <w:tc>
+          <w:tcPr>
+            <w:tcW w:type="dxa" w:w="2466"/>
+            <w:tcBorders>
+              <w:top w:val="single" w:color="B0C8E0" w:sz="1"/>
+              <w:left w:val="single" w:color="B0C8E0" w:sz="1"/>
+              <w:bottom w:val="single" w:color="B0C8E0" w:sz="1"/>
+              <w:right w:val="single" w:color="B0C8E0" w:sz="1"/>
+            </w:tcBorders>
+            <w:shd w:fill="FFFFFF" w:val="clear"/>
+            <w:tcMar>
+              <w:top w:type="dxa" w:w="80"/>
+              <w:left w:type="dxa" w:w="100"/>
+              <w:bottom w:type="dxa" w:w="80"/>
+              <w:right w:type="dxa" w:w="100"/>
+            </w:tcMar>
+          </w:tcPr>
+          <w:p>
+            <w:r>
+              <w:rPr>
+                <w:rFonts w:ascii="Arial" w:cs="Arial" w:eastAsia="Arial" w:hAnsi="Arial"/>
+                <w:b w:val="false"/>
+                <w:bCs w:val="false"/>
+                <w:sz w:val="18"/>
+                <w:szCs w:val="18"/>
+              </w:rPr>
+              <w:t xml:space="preserve">Sobreexpresada</w:t>
+            </w:r>
+          </w:p>
+        </w:tc>
+      </w:tr>
+      <w:tr>
+        <w:tc>
+          <w:tcPr>
+            <w:tcW w:type="dxa" w:w="1800"/>
+            <w:tcBorders>
+              <w:top w:val="single" w:color="B0C8E0" w:sz="1"/>
+              <w:left w:val="single" w:color="B0C8E0" w:sz="1"/>
+              <w:bottom w:val="single" w:color="B0C8E0" w:sz="1"/>
+              <w:right w:val="single" w:color="B0C8E0" w:sz="1"/>
+            </w:tcBorders>
+            <w:shd w:fill="EEF4FB" w:val="clear"/>
+            <w:tcMar>
+              <w:top w:type="dxa" w:w="80"/>
+              <w:left w:type="dxa" w:w="100"/>
+              <w:bottom w:type="dxa" w:w="80"/>
+              <w:right w:type="dxa" w:w="100"/>
+            </w:tcMar>
+          </w:tcPr>
+          <w:p>
+            <w:r>
+              <w:rPr>
+                <w:rFonts w:ascii="Arial" w:cs="Arial" w:eastAsia="Arial" w:hAnsi="Arial"/>
+                <w:b w:val="false"/>
+                <w:bCs w:val="false"/>
+                <w:sz w:val="18"/>
+                <w:szCs w:val="18"/>
+              </w:rPr>
+              <w:t xml:space="preserve">LAMA3</w:t>
+            </w:r>
+          </w:p>
+        </w:tc>
+        <w:tc>
+          <w:tcPr>
+            <w:tcW w:type="dxa" w:w="1600"/>
+            <w:tcBorders>
+              <w:top w:val="single" w:color="B0C8E0" w:sz="1"/>
+              <w:left w:val="single" w:color="B0C8E0" w:sz="1"/>
+              <w:bottom w:val="single" w:color="B0C8E0" w:sz="1"/>
+              <w:right w:val="single" w:color="B0C8E0" w:sz="1"/>
+            </w:tcBorders>
+            <w:shd w:fill="EEF4FB" w:val="clear"/>
+            <w:tcMar>
+              <w:top w:type="dxa" w:w="80"/>
+              <w:left w:type="dxa" w:w="100"/>
+              <w:bottom w:type="dxa" w:w="80"/>
+              <w:right w:type="dxa" w:w="100"/>
+            </w:tcMar>
+          </w:tcPr>
+          <w:p>
+            <w:r>
+              <w:rPr>
+                <w:rFonts w:ascii="Arial" w:cs="Arial" w:eastAsia="Arial" w:hAnsi="Arial"/>
+                <w:b w:val="false"/>
+                <w:bCs w:val="false"/>
+                <w:sz w:val="18"/>
+                <w:szCs w:val="18"/>
+              </w:rPr>
+              <w:t xml:space="preserve">Q16787</w:t>
+            </w:r>
+          </w:p>
+        </w:tc>
+        <w:tc>
+          <w:tcPr>
+            <w:tcW w:type="dxa" w:w="1400"/>
+            <w:tcBorders>
+              <w:top w:val="single" w:color="B0C8E0" w:sz="1"/>
+              <w:left w:val="single" w:color="B0C8E0" w:sz="1"/>
+              <w:bottom w:val="single" w:color="B0C8E0" w:sz="1"/>
+              <w:right w:val="single" w:color="B0C8E0" w:sz="1"/>
+            </w:tcBorders>
+            <w:shd w:fill="EEF4FB" w:val="clear"/>
+            <w:tcMar>
+              <w:top w:type="dxa" w:w="80"/>
+              <w:left w:type="dxa" w:w="100"/>
+              <w:bottom w:type="dxa" w:w="80"/>
+              <w:right w:type="dxa" w:w="100"/>
+            </w:tcMar>
+          </w:tcPr>
+          <w:p>
+            <w:r>
+              <w:rPr>
+                <w:rFonts w:ascii="Arial" w:cs="Arial" w:eastAsia="Arial" w:hAnsi="Arial"/>
+                <w:b w:val="false"/>
+                <w:bCs w:val="false"/>
+                <w:sz w:val="18"/>
+                <w:szCs w:val="18"/>
+              </w:rPr>
+              <w:t xml:space="preserve">3.22</w:t>
+            </w:r>
+          </w:p>
+        </w:tc>
+        <w:tc>
+          <w:tcPr>
+            <w:tcW w:type="dxa" w:w="1600"/>
+            <w:tcBorders>
+              <w:top w:val="single" w:color="B0C8E0" w:sz="1"/>
+              <w:left w:val="single" w:color="B0C8E0" w:sz="1"/>
+              <w:bottom w:val="single" w:color="B0C8E0" w:sz="1"/>
+              <w:right w:val="single" w:color="B0C8E0" w:sz="1"/>
+            </w:tcBorders>
+            <w:shd w:fill="EEF4FB" w:val="clear"/>
+            <w:tcMar>
+              <w:top w:type="dxa" w:w="80"/>
+              <w:left w:type="dxa" w:w="100"/>
+              <w:bottom w:type="dxa" w:w="80"/>
+              <w:right w:type="dxa" w:w="100"/>
+            </w:tcMar>
+          </w:tcPr>
+          <w:p>
+            <w:r>
+              <w:rPr>
+                <w:rFonts w:ascii="Arial" w:cs="Arial" w:eastAsia="Arial" w:hAnsi="Arial"/>
+                <w:b w:val="false"/>
+                <w:bCs w:val="false"/>
+                <w:sz w:val="18"/>
+                <w:szCs w:val="18"/>
+              </w:rPr>
+              <w:t xml:space="preserve">1.38e-4</w:t>
+            </w:r>
+          </w:p>
+        </w:tc>
+        <w:tc>
+          <w:tcPr>
+            <w:tcW w:type="dxa" w:w="2466"/>
+            <w:tcBorders>
+              <w:top w:val="single" w:color="B0C8E0" w:sz="1"/>
+              <w:left w:val="single" w:color="B0C8E0" w:sz="1"/>
+              <w:bottom w:val="single" w:color="B0C8E0" w:sz="1"/>
+              <w:right w:val="single" w:color="B0C8E0" w:sz="1"/>
+            </w:tcBorders>
+            <w:shd w:fill="EEF4FB" w:val="clear"/>
+            <w:tcMar>
+              <w:top w:type="dxa" w:w="80"/>
+              <w:left w:type="dxa" w:w="100"/>
+              <w:bottom w:type="dxa" w:w="80"/>
+              <w:right w:type="dxa" w:w="100"/>
+            </w:tcMar>
+          </w:tcPr>
+          <w:p>
+            <w:r>
+              <w:rPr>
+                <w:rFonts w:ascii="Arial" w:cs="Arial" w:eastAsia="Arial" w:hAnsi="Arial"/>
+                <w:b w:val="false"/>
+                <w:bCs w:val="false"/>
+                <w:sz w:val="18"/>
+                <w:szCs w:val="18"/>
+              </w:rPr>
+              <w:t xml:space="preserve">Sobreexpresada</w:t>
+            </w:r>
+          </w:p>
+        </w:tc>
+      </w:tr>
+      <w:tr>
+        <w:tc>
+          <w:tcPr>
+            <w:tcW w:type="dxa" w:w="1800"/>
+            <w:tcBorders>
+              <w:top w:val="single" w:color="B0C8E0" w:sz="1"/>
+              <w:left w:val="single" w:color="B0C8E0" w:sz="1"/>
+              <w:bottom w:val="single" w:color="B0C8E0" w:sz="1"/>
+              <w:right w:val="single" w:color="B0C8E0" w:sz="1"/>
+            </w:tcBorders>
+            <w:shd w:fill="FFFFFF" w:val="clear"/>
+            <w:tcMar>
+              <w:top w:type="dxa" w:w="80"/>
+              <w:left w:type="dxa" w:w="100"/>
+              <w:bottom w:type="dxa" w:w="80"/>
+              <w:right w:type="dxa" w:w="100"/>
+            </w:tcMar>
+          </w:tcPr>
+          <w:p>
+            <w:r>
+              <w:rPr>
+                <w:rFonts w:ascii="Arial" w:cs="Arial" w:eastAsia="Arial" w:hAnsi="Arial"/>
+                <w:b w:val="false"/>
+                <w:bCs w:val="false"/>
+                <w:sz w:val="18"/>
+                <w:szCs w:val="18"/>
+              </w:rPr>
+              <w:t xml:space="preserve">SERPINE1</w:t>
+            </w:r>
+          </w:p>
+        </w:tc>
+        <w:tc>
+          <w:tcPr>
+            <w:tcW w:type="dxa" w:w="1600"/>
+            <w:tcBorders>
+              <w:top w:val="single" w:color="B0C8E0" w:sz="1"/>
+              <w:left w:val="single" w:color="B0C8E0" w:sz="1"/>
+              <w:bottom w:val="single" w:color="B0C8E0" w:sz="1"/>
+              <w:right w:val="single" w:color="B0C8E0" w:sz="1"/>
+            </w:tcBorders>
+            <w:shd w:fill="FFFFFF" w:val="clear"/>
+            <w:tcMar>
+              <w:top w:type="dxa" w:w="80"/>
+              <w:left w:type="dxa" w:w="100"/>
+              <w:bottom w:type="dxa" w:w="80"/>
+              <w:right w:type="dxa" w:w="100"/>
+            </w:tcMar>
+          </w:tcPr>
+          <w:p>
+            <w:r>
+              <w:rPr>
+                <w:rFonts w:ascii="Arial" w:cs="Arial" w:eastAsia="Arial" w:hAnsi="Arial"/>
+                <w:b w:val="false"/>
+                <w:bCs w:val="false"/>
+                <w:sz w:val="18"/>
+                <w:szCs w:val="18"/>
+              </w:rPr>
+              <w:t xml:space="preserve">P05121</w:t>
+            </w:r>
+          </w:p>
+        </w:tc>
+        <w:tc>
+          <w:tcPr>
+            <w:tcW w:type="dxa" w:w="1400"/>
+            <w:tcBorders>
+              <w:top w:val="single" w:color="B0C8E0" w:sz="1"/>
+              <w:left w:val="single" w:color="B0C8E0" w:sz="1"/>
+              <w:bottom w:val="single" w:color="B0C8E0" w:sz="1"/>
+              <w:right w:val="single" w:color="B0C8E0" w:sz="1"/>
+            </w:tcBorders>
+            <w:shd w:fill="FFFFFF" w:val="clear"/>
+            <w:tcMar>
+              <w:top w:type="dxa" w:w="80"/>
+              <w:left w:type="dxa" w:w="100"/>
+              <w:bottom w:type="dxa" w:w="80"/>
+              <w:right w:type="dxa" w:w="100"/>
+            </w:tcMar>
+          </w:tcPr>
+          <w:p>
+            <w:r>
+              <w:rPr>
+                <w:rFonts w:ascii="Arial" w:cs="Arial" w:eastAsia="Arial" w:hAnsi="Arial"/>
+                <w:b w:val="false"/>
+                <w:bCs w:val="false"/>
+                <w:sz w:val="18"/>
+                <w:szCs w:val="18"/>
+              </w:rPr>
+              <w:t xml:space="preserve">3.093</w:t>
+            </w:r>
+          </w:p>
+        </w:tc>
+        <w:tc>
+          <w:tcPr>
+            <w:tcW w:type="dxa" w:w="1600"/>
+            <w:tcBorders>
+              <w:top w:val="single" w:color="B0C8E0" w:sz="1"/>
+              <w:left w:val="single" w:color="B0C8E0" w:sz="1"/>
+              <w:bottom w:val="single" w:color="B0C8E0" w:sz="1"/>
+              <w:right w:val="single" w:color="B0C8E0" w:sz="1"/>
+            </w:tcBorders>
+            <w:shd w:fill="FFFFFF" w:val="clear"/>
+            <w:tcMar>
+              <w:top w:type="dxa" w:w="80"/>
+              <w:left w:type="dxa" w:w="100"/>
+              <w:bottom w:type="dxa" w:w="80"/>
+              <w:right w:type="dxa" w:w="100"/>
+            </w:tcMar>
+          </w:tcPr>
+          <w:p>
+            <w:r>
+              <w:rPr>
+                <w:rFonts w:ascii="Arial" w:cs="Arial" w:eastAsia="Arial" w:hAnsi="Arial"/>
+                <w:b w:val="false"/>
+                <w:bCs w:val="false"/>
+                <w:sz w:val="18"/>
+                <w:szCs w:val="18"/>
+              </w:rPr>
+              <w:t xml:space="preserve">0.00946</w:t>
+            </w:r>
+          </w:p>
+        </w:tc>
+        <w:tc>
+          <w:tcPr>
+            <w:tcW w:type="dxa" w:w="2466"/>
+            <w:tcBorders>
+              <w:top w:val="single" w:color="B0C8E0" w:sz="1"/>
+              <w:left w:val="single" w:color="B0C8E0" w:sz="1"/>
+              <w:bottom w:val="single" w:color="B0C8E0" w:sz="1"/>
+              <w:right w:val="single" w:color="B0C8E0" w:sz="1"/>
+            </w:tcBorders>
+            <w:shd w:fill="FFFFFF" w:val="clear"/>
+            <w:tcMar>
+              <w:top w:type="dxa" w:w="80"/>
+              <w:left w:type="dxa" w:w="100"/>
+              <w:bottom w:type="dxa" w:w="80"/>
+              <w:right w:type="dxa" w:w="100"/>
+            </w:tcMar>
+          </w:tcPr>
+          <w:p>
+            <w:r>
+              <w:rPr>
+                <w:rFonts w:ascii="Arial" w:cs="Arial" w:eastAsia="Arial" w:hAnsi="Arial"/>
+                <w:b w:val="false"/>
+                <w:bCs w:val="false"/>
+                <w:sz w:val="18"/>
+                <w:szCs w:val="18"/>
+              </w:rPr>
+              <w:t xml:space="preserve">Sobreexpresada</w:t>
+            </w:r>
+          </w:p>
+        </w:tc>
+      </w:tr>
+      <w:tr>
+        <w:tc>
+          <w:tcPr>
+            <w:tcW w:type="dxa" w:w="1800"/>
+            <w:tcBorders>
+              <w:top w:val="single" w:color="B0C8E0" w:sz="1"/>
+              <w:left w:val="single" w:color="B0C8E0" w:sz="1"/>
+              <w:bottom w:val="single" w:color="B0C8E0" w:sz="1"/>
+              <w:right w:val="single" w:color="B0C8E0" w:sz="1"/>
+            </w:tcBorders>
+            <w:shd w:fill="EEF4FB" w:val="clear"/>
+            <w:tcMar>
+              <w:top w:type="dxa" w:w="80"/>
+              <w:left w:type="dxa" w:w="100"/>
+              <w:bottom w:type="dxa" w:w="80"/>
+              <w:right w:type="dxa" w:w="100"/>
+            </w:tcMar>
+          </w:tcPr>
+          <w:p>
+            <w:r>
+              <w:rPr>
+                <w:rFonts w:ascii="Arial" w:cs="Arial" w:eastAsia="Arial" w:hAnsi="Arial"/>
+                <w:b w:val="false"/>
+                <w:bCs w:val="false"/>
+                <w:sz w:val="18"/>
+                <w:szCs w:val="18"/>
+              </w:rPr>
+              <w:t xml:space="preserve">PTK7</w:t>
+            </w:r>
+          </w:p>
+        </w:tc>
+        <w:tc>
+          <w:tcPr>
+            <w:tcW w:type="dxa" w:w="1600"/>
+            <w:tcBorders>
+              <w:top w:val="single" w:color="B0C8E0" w:sz="1"/>
+              <w:left w:val="single" w:color="B0C8E0" w:sz="1"/>
+              <w:bottom w:val="single" w:color="B0C8E0" w:sz="1"/>
+              <w:right w:val="single" w:color="B0C8E0" w:sz="1"/>
+            </w:tcBorders>
+            <w:shd w:fill="EEF4FB" w:val="clear"/>
+            <w:tcMar>
+              <w:top w:type="dxa" w:w="80"/>
+              <w:left w:type="dxa" w:w="100"/>
+              <w:bottom w:type="dxa" w:w="80"/>
+              <w:right w:type="dxa" w:w="100"/>
+            </w:tcMar>
+          </w:tcPr>
+          <w:p>
+            <w:r>
+              <w:rPr>
+                <w:rFonts w:ascii="Arial" w:cs="Arial" w:eastAsia="Arial" w:hAnsi="Arial"/>
+                <w:b w:val="false"/>
+                <w:bCs w:val="false"/>
+                <w:sz w:val="18"/>
+                <w:szCs w:val="18"/>
+              </w:rPr>
+              <w:t xml:space="preserve">Q13308</w:t>
+            </w:r>
+          </w:p>
+        </w:tc>
+        <w:tc>
+          <w:tcPr>
+            <w:tcW w:type="dxa" w:w="1400"/>
+            <w:tcBorders>
+              <w:top w:val="single" w:color="B0C8E0" w:sz="1"/>
+              <w:left w:val="single" w:color="B0C8E0" w:sz="1"/>
+              <w:bottom w:val="single" w:color="B0C8E0" w:sz="1"/>
+              <w:right w:val="single" w:color="B0C8E0" w:sz="1"/>
+            </w:tcBorders>
+            <w:shd w:fill="EEF4FB" w:val="clear"/>
+            <w:tcMar>
+              <w:top w:type="dxa" w:w="80"/>
+              <w:left w:type="dxa" w:w="100"/>
+              <w:bottom w:type="dxa" w:w="80"/>
+              <w:right w:type="dxa" w:w="100"/>
+            </w:tcMar>
+          </w:tcPr>
+          <w:p>
+            <w:r>
+              <w:rPr>
+                <w:rFonts w:ascii="Arial" w:cs="Arial" w:eastAsia="Arial" w:hAnsi="Arial"/>
+                <w:b w:val="false"/>
+                <w:bCs w:val="false"/>
+                <w:sz w:val="18"/>
+                <w:szCs w:val="18"/>
+              </w:rPr>
+              <w:t xml:space="preserve">3.079</w:t>
+            </w:r>
+          </w:p>
+        </w:tc>
+        <w:tc>
+          <w:tcPr>
+            <w:tcW w:type="dxa" w:w="1600"/>
+            <w:tcBorders>
+              <w:top w:val="single" w:color="B0C8E0" w:sz="1"/>
+              <w:left w:val="single" w:color="B0C8E0" w:sz="1"/>
+              <w:bottom w:val="single" w:color="B0C8E0" w:sz="1"/>
+              <w:right w:val="single" w:color="B0C8E0" w:sz="1"/>
+            </w:tcBorders>
+            <w:shd w:fill="EEF4FB" w:val="clear"/>
+            <w:tcMar>
+              <w:top w:type="dxa" w:w="80"/>
+              <w:left w:type="dxa" w:w="100"/>
+              <w:bottom w:type="dxa" w:w="80"/>
+              <w:right w:type="dxa" w:w="100"/>
+            </w:tcMar>
+          </w:tcPr>
+          <w:p>
+            <w:r>
+              <w:rPr>
+                <w:rFonts w:ascii="Arial" w:cs="Arial" w:eastAsia="Arial" w:hAnsi="Arial"/>
+                <w:b w:val="false"/>
+                <w:bCs w:val="false"/>
+                <w:sz w:val="18"/>
+                <w:szCs w:val="18"/>
+              </w:rPr>
+              <w:t xml:space="preserve">1.43e-4</w:t>
+            </w:r>
+          </w:p>
+        </w:tc>
+        <w:tc>
+          <w:tcPr>
+            <w:tcW w:type="dxa" w:w="2466"/>
+            <w:tcBorders>
+              <w:top w:val="single" w:color="B0C8E0" w:sz="1"/>
+              <w:left w:val="single" w:color="B0C8E0" w:sz="1"/>
+              <w:bottom w:val="single" w:color="B0C8E0" w:sz="1"/>
+              <w:right w:val="single" w:color="B0C8E0" w:sz="1"/>
+            </w:tcBorders>
+            <w:shd w:fill="EEF4FB" w:val="clear"/>
+            <w:tcMar>
+              <w:top w:type="dxa" w:w="80"/>
+              <w:left w:type="dxa" w:w="100"/>
+              <w:bottom w:type="dxa" w:w="80"/>
+              <w:right w:type="dxa" w:w="100"/>
+            </w:tcMar>
+          </w:tcPr>
+          <w:p>
+            <w:r>
+              <w:rPr>
+                <w:rFonts w:ascii="Arial" w:cs="Arial" w:eastAsia="Arial" w:hAnsi="Arial"/>
+                <w:b w:val="false"/>
+                <w:bCs w:val="false"/>
+                <w:sz w:val="18"/>
+                <w:szCs w:val="18"/>
+              </w:rPr>
+              <w:t xml:space="preserve">Sobreexpresada</w:t>
+            </w:r>
+          </w:p>
+        </w:tc>
+      </w:tr>
+      <w:tr>
+        <w:tc>
+          <w:tcPr>
+            <w:tcW w:type="dxa" w:w="1800"/>
+            <w:tcBorders>
+              <w:top w:val="single" w:color="B0C8E0" w:sz="1"/>
+              <w:left w:val="single" w:color="B0C8E0" w:sz="1"/>
+              <w:bottom w:val="single" w:color="B0C8E0" w:sz="1"/>
+              <w:right w:val="single" w:color="B0C8E0" w:sz="1"/>
+            </w:tcBorders>
+            <w:shd w:fill="FFFFFF" w:val="clear"/>
+            <w:tcMar>
+              <w:top w:type="dxa" w:w="80"/>
+              <w:left w:type="dxa" w:w="100"/>
+              <w:bottom w:type="dxa" w:w="80"/>
+              <w:right w:type="dxa" w:w="100"/>
+            </w:tcMar>
+          </w:tcPr>
+          <w:p>
+            <w:r>
+              <w:rPr>
+                <w:rFonts w:ascii="Arial" w:cs="Arial" w:eastAsia="Arial" w:hAnsi="Arial"/>
+                <w:b w:val="false"/>
+                <w:bCs w:val="false"/>
+                <w:sz w:val="18"/>
+                <w:szCs w:val="18"/>
+              </w:rPr>
+              <w:t xml:space="preserve">IL36RN</w:t>
+            </w:r>
+          </w:p>
+        </w:tc>
+        <w:tc>
+          <w:tcPr>
+            <w:tcW w:type="dxa" w:w="1600"/>
+            <w:tcBorders>
+              <w:top w:val="single" w:color="B0C8E0" w:sz="1"/>
+              <w:left w:val="single" w:color="B0C8E0" w:sz="1"/>
+              <w:bottom w:val="single" w:color="B0C8E0" w:sz="1"/>
+              <w:right w:val="single" w:color="B0C8E0" w:sz="1"/>
+            </w:tcBorders>
+            <w:shd w:fill="FFFFFF" w:val="clear"/>
+            <w:tcMar>
+              <w:top w:type="dxa" w:w="80"/>
+              <w:left w:type="dxa" w:w="100"/>
+              <w:bottom w:type="dxa" w:w="80"/>
+              <w:right w:type="dxa" w:w="100"/>
+            </w:tcMar>
+          </w:tcPr>
+          <w:p>
+            <w:r>
+              <w:rPr>
+                <w:rFonts w:ascii="Arial" w:cs="Arial" w:eastAsia="Arial" w:hAnsi="Arial"/>
+                <w:b w:val="false"/>
+                <w:bCs w:val="false"/>
+                <w:sz w:val="18"/>
+                <w:szCs w:val="18"/>
+              </w:rPr>
+              <w:t xml:space="preserve">Q9UBH0</w:t>
+            </w:r>
+          </w:p>
+        </w:tc>
+        <w:tc>
+          <w:tcPr>
+            <w:tcW w:type="dxa" w:w="1400"/>
+            <w:tcBorders>
+              <w:top w:val="single" w:color="B0C8E0" w:sz="1"/>
+              <w:left w:val="single" w:color="B0C8E0" w:sz="1"/>
+              <w:bottom w:val="single" w:color="B0C8E0" w:sz="1"/>
+              <w:right w:val="single" w:color="B0C8E0" w:sz="1"/>
+            </w:tcBorders>
+            <w:shd w:fill="FFFFFF" w:val="clear"/>
+            <w:tcMar>
+              <w:top w:type="dxa" w:w="80"/>
+              <w:left w:type="dxa" w:w="100"/>
+              <w:bottom w:type="dxa" w:w="80"/>
+              <w:right w:type="dxa" w:w="100"/>
+            </w:tcMar>
+          </w:tcPr>
+          <w:p>
+            <w:r>
+              <w:rPr>
+                <w:rFonts w:ascii="Arial" w:cs="Arial" w:eastAsia="Arial" w:hAnsi="Arial"/>
+                <w:b w:val="false"/>
+                <w:bCs w:val="false"/>
+                <w:sz w:val="18"/>
+                <w:szCs w:val="18"/>
+              </w:rPr>
+              <w:t xml:space="preserve">3.043</w:t>
+            </w:r>
+          </w:p>
+        </w:tc>
+        <w:tc>
+          <w:tcPr>
+            <w:tcW w:type="dxa" w:w="1600"/>
+            <w:tcBorders>
+              <w:top w:val="single" w:color="B0C8E0" w:sz="1"/>
+              <w:left w:val="single" w:color="B0C8E0" w:sz="1"/>
+              <w:bottom w:val="single" w:color="B0C8E0" w:sz="1"/>
+              <w:right w:val="single" w:color="B0C8E0" w:sz="1"/>
+            </w:tcBorders>
+            <w:shd w:fill="FFFFFF" w:val="clear"/>
+            <w:tcMar>
+              <w:top w:type="dxa" w:w="80"/>
+              <w:left w:type="dxa" w:w="100"/>
+              <w:bottom w:type="dxa" w:w="80"/>
+              <w:right w:type="dxa" w:w="100"/>
+            </w:tcMar>
+          </w:tcPr>
+          <w:p>
+            <w:r>
+              <w:rPr>
+                <w:rFonts w:ascii="Arial" w:cs="Arial" w:eastAsia="Arial" w:hAnsi="Arial"/>
+                <w:b w:val="false"/>
+                <w:bCs w:val="false"/>
+                <w:sz w:val="18"/>
+                <w:szCs w:val="18"/>
+              </w:rPr>
+              <w:t xml:space="preserve">0.0185</w:t>
+            </w:r>
+          </w:p>
+        </w:tc>
+        <w:tc>
+          <w:tcPr>
+            <w:tcW w:type="dxa" w:w="2466"/>
+            <w:tcBorders>
+              <w:top w:val="single" w:color="B0C8E0" w:sz="1"/>
+              <w:left w:val="single" w:color="B0C8E0" w:sz="1"/>
+              <w:bottom w:val="single" w:color="B0C8E0" w:sz="1"/>
+              <w:right w:val="single" w:color="B0C8E0" w:sz="1"/>
+            </w:tcBorders>
+            <w:shd w:fill="FFFFFF" w:val="clear"/>
+            <w:tcMar>
+              <w:top w:type="dxa" w:w="80"/>
+              <w:left w:type="dxa" w:w="100"/>
+              <w:bottom w:type="dxa" w:w="80"/>
+              <w:right w:type="dxa" w:w="100"/>
+            </w:tcMar>
+          </w:tcPr>
+          <w:p>
+            <w:r>
+              <w:rPr>
+                <w:rFonts w:ascii="Arial" w:cs="Arial" w:eastAsia="Arial" w:hAnsi="Arial"/>
+                <w:b w:val="false"/>
+                <w:bCs w:val="false"/>
+                <w:sz w:val="18"/>
+                <w:szCs w:val="18"/>
+              </w:rPr>
+              <w:t xml:space="preserve">Sobreexpresada</w:t>
+            </w:r>
+          </w:p>
+        </w:tc>
+      </w:tr>
+      <w:tr>
+        <w:tc>
+          <w:tcPr>
+            <w:tcW w:type="dxa" w:w="1800"/>
+            <w:tcBorders>
+              <w:top w:val="single" w:color="B0C8E0" w:sz="1"/>
+              <w:left w:val="single" w:color="B0C8E0" w:sz="1"/>
+              <w:bottom w:val="single" w:color="B0C8E0" w:sz="1"/>
+              <w:right w:val="single" w:color="B0C8E0" w:sz="1"/>
+            </w:tcBorders>
+            <w:shd w:fill="EEF4FB" w:val="clear"/>
+            <w:tcMar>
+              <w:top w:type="dxa" w:w="80"/>
+              <w:left w:type="dxa" w:w="100"/>
+              <w:bottom w:type="dxa" w:w="80"/>
+              <w:right w:type="dxa" w:w="100"/>
+            </w:tcMar>
+          </w:tcPr>
+          <w:p>
+            <w:r>
+              <w:rPr>
+                <w:rFonts w:ascii="Arial" w:cs="Arial" w:eastAsia="Arial" w:hAnsi="Arial"/>
+                <w:b w:val="false"/>
+                <w:bCs w:val="false"/>
+                <w:sz w:val="18"/>
+                <w:szCs w:val="18"/>
+              </w:rPr>
+              <w:t xml:space="preserve">TNC</w:t>
+            </w:r>
+          </w:p>
+        </w:tc>
+        <w:tc>
+          <w:tcPr>
+            <w:tcW w:type="dxa" w:w="1600"/>
+            <w:tcBorders>
+              <w:top w:val="single" w:color="B0C8E0" w:sz="1"/>
+              <w:left w:val="single" w:color="B0C8E0" w:sz="1"/>
+              <w:bottom w:val="single" w:color="B0C8E0" w:sz="1"/>
+              <w:right w:val="single" w:color="B0C8E0" w:sz="1"/>
+            </w:tcBorders>
+            <w:shd w:fill="EEF4FB" w:val="clear"/>
+            <w:tcMar>
+              <w:top w:type="dxa" w:w="80"/>
+              <w:left w:type="dxa" w:w="100"/>
+              <w:bottom w:type="dxa" w:w="80"/>
+              <w:right w:type="dxa" w:w="100"/>
+            </w:tcMar>
+          </w:tcPr>
+          <w:p>
+            <w:r>
+              <w:rPr>
+                <w:rFonts w:ascii="Arial" w:cs="Arial" w:eastAsia="Arial" w:hAnsi="Arial"/>
+                <w:b w:val="false"/>
+                <w:bCs w:val="false"/>
+                <w:sz w:val="18"/>
+                <w:szCs w:val="18"/>
+              </w:rPr>
+              <w:t xml:space="preserve">P24821</w:t>
+            </w:r>
+          </w:p>
+        </w:tc>
+        <w:tc>
+          <w:tcPr>
+            <w:tcW w:type="dxa" w:w="1400"/>
+            <w:tcBorders>
+              <w:top w:val="single" w:color="B0C8E0" w:sz="1"/>
+              <w:left w:val="single" w:color="B0C8E0" w:sz="1"/>
+              <w:bottom w:val="single" w:color="B0C8E0" w:sz="1"/>
+              <w:right w:val="single" w:color="B0C8E0" w:sz="1"/>
+            </w:tcBorders>
+            <w:shd w:fill="EEF4FB" w:val="clear"/>
+            <w:tcMar>
+              <w:top w:type="dxa" w:w="80"/>
+              <w:left w:type="dxa" w:w="100"/>
+              <w:bottom w:type="dxa" w:w="80"/>
+              <w:right w:type="dxa" w:w="100"/>
+            </w:tcMar>
+          </w:tcPr>
+          <w:p>
+            <w:r>
+              <w:rPr>
+                <w:rFonts w:ascii="Arial" w:cs="Arial" w:eastAsia="Arial" w:hAnsi="Arial"/>
+                <w:b w:val="false"/>
+                <w:bCs w:val="false"/>
+                <w:sz w:val="18"/>
+                <w:szCs w:val="18"/>
+              </w:rPr>
+              <w:t xml:space="preserve">2.939</w:t>
+            </w:r>
+          </w:p>
+        </w:tc>
+        <w:tc>
+          <w:tcPr>
+            <w:tcW w:type="dxa" w:w="1600"/>
+            <w:tcBorders>
+              <w:top w:val="single" w:color="B0C8E0" w:sz="1"/>
+              <w:left w:val="single" w:color="B0C8E0" w:sz="1"/>
+              <w:bottom w:val="single" w:color="B0C8E0" w:sz="1"/>
+              <w:right w:val="single" w:color="B0C8E0" w:sz="1"/>
+            </w:tcBorders>
+            <w:shd w:fill="EEF4FB" w:val="clear"/>
+            <w:tcMar>
+              <w:top w:type="dxa" w:w="80"/>
+              <w:left w:type="dxa" w:w="100"/>
+              <w:bottom w:type="dxa" w:w="80"/>
+              <w:right w:type="dxa" w:w="100"/>
+            </w:tcMar>
+          </w:tcPr>
+          <w:p>
+            <w:r>
+              <w:rPr>
+                <w:rFonts w:ascii="Arial" w:cs="Arial" w:eastAsia="Arial" w:hAnsi="Arial"/>
+                <w:b w:val="false"/>
+                <w:bCs w:val="false"/>
+                <w:sz w:val="18"/>
+                <w:szCs w:val="18"/>
+              </w:rPr>
+              <w:t xml:space="preserve">0.00197</w:t>
+            </w:r>
+          </w:p>
+        </w:tc>
+        <w:tc>
+          <w:tcPr>
+            <w:tcW w:type="dxa" w:w="2466"/>
+            <w:tcBorders>
+              <w:top w:val="single" w:color="B0C8E0" w:sz="1"/>
+              <w:left w:val="single" w:color="B0C8E0" w:sz="1"/>
+              <w:bottom w:val="single" w:color="B0C8E0" w:sz="1"/>
+              <w:right w:val="single" w:color="B0C8E0" w:sz="1"/>
+            </w:tcBorders>
+            <w:shd w:fill="EEF4FB" w:val="clear"/>
+            <w:tcMar>
+              <w:top w:type="dxa" w:w="80"/>
+              <w:left w:type="dxa" w:w="100"/>
+              <w:bottom w:type="dxa" w:w="80"/>
+              <w:right w:type="dxa" w:w="100"/>
+            </w:tcMar>
+          </w:tcPr>
+          <w:p>
+            <w:r>
+              <w:rPr>
+                <w:rFonts w:ascii="Arial" w:cs="Arial" w:eastAsia="Arial" w:hAnsi="Arial"/>
+                <w:b w:val="false"/>
+                <w:bCs w:val="false"/>
+                <w:sz w:val="18"/>
+                <w:szCs w:val="18"/>
+              </w:rPr>
+              <w:t xml:space="preserve">Sobreexpresada</w:t>
+            </w:r>
+          </w:p>
+        </w:tc>
+      </w:tr>
+      <w:tr>
+        <w:tc>
+          <w:tcPr>
+            <w:tcW w:type="dxa" w:w="1800"/>
+            <w:tcBorders>
+              <w:top w:val="single" w:color="B0C8E0" w:sz="1"/>
+              <w:left w:val="single" w:color="B0C8E0" w:sz="1"/>
+              <w:bottom w:val="single" w:color="B0C8E0" w:sz="1"/>
+              <w:right w:val="single" w:color="B0C8E0" w:sz="1"/>
+            </w:tcBorders>
+            <w:shd w:fill="FFFFFF" w:val="clear"/>
+            <w:tcMar>
+              <w:top w:type="dxa" w:w="80"/>
+              <w:left w:type="dxa" w:w="100"/>
+              <w:bottom w:type="dxa" w:w="80"/>
+              <w:right w:type="dxa" w:w="100"/>
+            </w:tcMar>
+          </w:tcPr>
+          <w:p>
+            <w:r>
+              <w:rPr>
+                <w:rFonts w:ascii="Arial" w:cs="Arial" w:eastAsia="Arial" w:hAnsi="Arial"/>
+                <w:b w:val="false"/>
+                <w:bCs w:val="false"/>
+                <w:sz w:val="18"/>
+                <w:szCs w:val="18"/>
+              </w:rPr>
+              <w:t xml:space="preserve">ISG15</w:t>
+            </w:r>
+          </w:p>
+        </w:tc>
+        <w:tc>
+          <w:tcPr>
+            <w:tcW w:type="dxa" w:w="1600"/>
+            <w:tcBorders>
+              <w:top w:val="single" w:color="B0C8E0" w:sz="1"/>
+              <w:left w:val="single" w:color="B0C8E0" w:sz="1"/>
+              <w:bottom w:val="single" w:color="B0C8E0" w:sz="1"/>
+              <w:right w:val="single" w:color="B0C8E0" w:sz="1"/>
+            </w:tcBorders>
+            <w:shd w:fill="FFFFFF" w:val="clear"/>
+            <w:tcMar>
+              <w:top w:type="dxa" w:w="80"/>
+              <w:left w:type="dxa" w:w="100"/>
+              <w:bottom w:type="dxa" w:w="80"/>
+              <w:right w:type="dxa" w:w="100"/>
+            </w:tcMar>
+          </w:tcPr>
+          <w:p>
+            <w:r>
+              <w:rPr>
+                <w:rFonts w:ascii="Arial" w:cs="Arial" w:eastAsia="Arial" w:hAnsi="Arial"/>
+                <w:b w:val="false"/>
+                <w:bCs w:val="false"/>
+                <w:sz w:val="18"/>
+                <w:szCs w:val="18"/>
+              </w:rPr>
+              <w:t xml:space="preserve">P05161</w:t>
+            </w:r>
+          </w:p>
+        </w:tc>
+        <w:tc>
+          <w:tcPr>
+            <w:tcW w:type="dxa" w:w="1400"/>
+            <w:tcBorders>
+              <w:top w:val="single" w:color="B0C8E0" w:sz="1"/>
+              <w:left w:val="single" w:color="B0C8E0" w:sz="1"/>
+              <w:bottom w:val="single" w:color="B0C8E0" w:sz="1"/>
+              <w:right w:val="single" w:color="B0C8E0" w:sz="1"/>
+            </w:tcBorders>
+            <w:shd w:fill="FFFFFF" w:val="clear"/>
+            <w:tcMar>
+              <w:top w:type="dxa" w:w="80"/>
+              <w:left w:type="dxa" w:w="100"/>
+              <w:bottom w:type="dxa" w:w="80"/>
+              <w:right w:type="dxa" w:w="100"/>
+            </w:tcMar>
+          </w:tcPr>
+          <w:p>
+            <w:r>
+              <w:rPr>
+                <w:rFonts w:ascii="Arial" w:cs="Arial" w:eastAsia="Arial" w:hAnsi="Arial"/>
+                <w:b w:val="false"/>
+                <w:bCs w:val="false"/>
+                <w:sz w:val="18"/>
+                <w:szCs w:val="18"/>
+              </w:rPr>
+              <w:t xml:space="preserve">2.844</w:t>
+            </w:r>
+          </w:p>
+        </w:tc>
+        <w:tc>
+          <w:tcPr>
+            <w:tcW w:type="dxa" w:w="1600"/>
+            <w:tcBorders>
+              <w:top w:val="single" w:color="B0C8E0" w:sz="1"/>
+              <w:left w:val="single" w:color="B0C8E0" w:sz="1"/>
+              <w:bottom w:val="single" w:color="B0C8E0" w:sz="1"/>
+              <w:right w:val="single" w:color="B0C8E0" w:sz="1"/>
+            </w:tcBorders>
+            <w:shd w:fill="FFFFFF" w:val="clear"/>
+            <w:tcMar>
+              <w:top w:type="dxa" w:w="80"/>
+              <w:left w:type="dxa" w:w="100"/>
+              <w:bottom w:type="dxa" w:w="80"/>
+              <w:right w:type="dxa" w:w="100"/>
+            </w:tcMar>
+          </w:tcPr>
+          <w:p>
+            <w:r>
+              <w:rPr>
+                <w:rFonts w:ascii="Arial" w:cs="Arial" w:eastAsia="Arial" w:hAnsi="Arial"/>
+                <w:b w:val="false"/>
+                <w:bCs w:val="false"/>
+                <w:sz w:val="18"/>
+                <w:szCs w:val="18"/>
+              </w:rPr>
+              <w:t xml:space="preserve">0.00183</w:t>
+            </w:r>
+          </w:p>
+        </w:tc>
+        <w:tc>
+          <w:tcPr>
+            <w:tcW w:type="dxa" w:w="2466"/>
+            <w:tcBorders>
+              <w:top w:val="single" w:color="B0C8E0" w:sz="1"/>
+              <w:left w:val="single" w:color="B0C8E0" w:sz="1"/>
+              <w:bottom w:val="single" w:color="B0C8E0" w:sz="1"/>
+              <w:right w:val="single" w:color="B0C8E0" w:sz="1"/>
+            </w:tcBorders>
+            <w:shd w:fill="FFFFFF" w:val="clear"/>
+            <w:tcMar>
+              <w:top w:type="dxa" w:w="80"/>
+              <w:left w:type="dxa" w:w="100"/>
+              <w:bottom w:type="dxa" w:w="80"/>
+              <w:right w:type="dxa" w:w="100"/>
+            </w:tcMar>
+          </w:tcPr>
+          <w:p>
+            <w:r>
+              <w:rPr>
+                <w:rFonts w:ascii="Arial" w:cs="Arial" w:eastAsia="Arial" w:hAnsi="Arial"/>
+                <w:b w:val="false"/>
+                <w:bCs w:val="false"/>
+                <w:sz w:val="18"/>
+                <w:szCs w:val="18"/>
+              </w:rPr>
+              <w:t xml:space="preserve">Sobreexpresada</w:t>
+            </w:r>
+          </w:p>
+        </w:tc>
+      </w:tr>
+      <w:tr>
+        <w:tc>
+          <w:tcPr>
+            <w:tcW w:type="dxa" w:w="1800"/>
+            <w:tcBorders>
+              <w:top w:val="single" w:color="B0C8E0" w:sz="1"/>
+              <w:left w:val="single" w:color="B0C8E0" w:sz="1"/>
+              <w:bottom w:val="single" w:color="B0C8E0" w:sz="1"/>
+              <w:right w:val="single" w:color="B0C8E0" w:sz="1"/>
+            </w:tcBorders>
+            <w:shd w:fill="EEF4FB" w:val="clear"/>
+            <w:tcMar>
+              <w:top w:type="dxa" w:w="80"/>
+              <w:left w:type="dxa" w:w="100"/>
+              <w:bottom w:type="dxa" w:w="80"/>
+              <w:right w:type="dxa" w:w="100"/>
+            </w:tcMar>
+          </w:tcPr>
+          <w:p>
+            <w:r>
+              <w:rPr>
+                <w:rFonts w:ascii="Arial" w:cs="Arial" w:eastAsia="Arial" w:hAnsi="Arial"/>
+                <w:b w:val="false"/>
+                <w:bCs w:val="false"/>
+                <w:sz w:val="18"/>
+                <w:szCs w:val="18"/>
+              </w:rPr>
+              <w:t xml:space="preserve">FRRS1</w:t>
+            </w:r>
+          </w:p>
+        </w:tc>
+        <w:tc>
+          <w:tcPr>
+            <w:tcW w:type="dxa" w:w="1600"/>
+            <w:tcBorders>
+              <w:top w:val="single" w:color="B0C8E0" w:sz="1"/>
+              <w:left w:val="single" w:color="B0C8E0" w:sz="1"/>
+              <w:bottom w:val="single" w:color="B0C8E0" w:sz="1"/>
+              <w:right w:val="single" w:color="B0C8E0" w:sz="1"/>
+            </w:tcBorders>
+            <w:shd w:fill="EEF4FB" w:val="clear"/>
+            <w:tcMar>
+              <w:top w:type="dxa" w:w="80"/>
+              <w:left w:type="dxa" w:w="100"/>
+              <w:bottom w:type="dxa" w:w="80"/>
+              <w:right w:type="dxa" w:w="100"/>
+            </w:tcMar>
+          </w:tcPr>
+          <w:p>
+            <w:r>
+              <w:rPr>
+                <w:rFonts w:ascii="Arial" w:cs="Arial" w:eastAsia="Arial" w:hAnsi="Arial"/>
+                <w:b w:val="false"/>
+                <w:bCs w:val="false"/>
+                <w:sz w:val="18"/>
+                <w:szCs w:val="18"/>
+              </w:rPr>
+              <w:t xml:space="preserve">Q6ZNA5</w:t>
+            </w:r>
+          </w:p>
+        </w:tc>
+        <w:tc>
+          <w:tcPr>
+            <w:tcW w:type="dxa" w:w="1400"/>
+            <w:tcBorders>
+              <w:top w:val="single" w:color="B0C8E0" w:sz="1"/>
+              <w:left w:val="single" w:color="B0C8E0" w:sz="1"/>
+              <w:bottom w:val="single" w:color="B0C8E0" w:sz="1"/>
+              <w:right w:val="single" w:color="B0C8E0" w:sz="1"/>
+            </w:tcBorders>
+            <w:shd w:fill="EEF4FB" w:val="clear"/>
+            <w:tcMar>
+              <w:top w:type="dxa" w:w="80"/>
+              <w:left w:type="dxa" w:w="100"/>
+              <w:bottom w:type="dxa" w:w="80"/>
+              <w:right w:type="dxa" w:w="100"/>
+            </w:tcMar>
+          </w:tcPr>
+          <w:p>
+            <w:r>
+              <w:rPr>
+                <w:rFonts w:ascii="Arial" w:cs="Arial" w:eastAsia="Arial" w:hAnsi="Arial"/>
+                <w:b w:val="false"/>
+                <w:bCs w:val="false"/>
+                <w:sz w:val="18"/>
+                <w:szCs w:val="18"/>
+              </w:rPr>
+              <w:t xml:space="preserve">2.837</w:t>
+            </w:r>
+          </w:p>
+        </w:tc>
+        <w:tc>
+          <w:tcPr>
+            <w:tcW w:type="dxa" w:w="1600"/>
+            <w:tcBorders>
+              <w:top w:val="single" w:color="B0C8E0" w:sz="1"/>
+              <w:left w:val="single" w:color="B0C8E0" w:sz="1"/>
+              <w:bottom w:val="single" w:color="B0C8E0" w:sz="1"/>
+              <w:right w:val="single" w:color="B0C8E0" w:sz="1"/>
+            </w:tcBorders>
+            <w:shd w:fill="EEF4FB" w:val="clear"/>
+            <w:tcMar>
+              <w:top w:type="dxa" w:w="80"/>
+              <w:left w:type="dxa" w:w="100"/>
+              <w:bottom w:type="dxa" w:w="80"/>
+              <w:right w:type="dxa" w:w="100"/>
+            </w:tcMar>
+          </w:tcPr>
+          <w:p>
+            <w:r>
+              <w:rPr>
+                <w:rFonts w:ascii="Arial" w:cs="Arial" w:eastAsia="Arial" w:hAnsi="Arial"/>
+                <w:b w:val="false"/>
+                <w:bCs w:val="false"/>
+                <w:sz w:val="18"/>
+                <w:szCs w:val="18"/>
+              </w:rPr>
+              <w:t xml:space="preserve">0.00861</w:t>
+            </w:r>
+          </w:p>
+        </w:tc>
+        <w:tc>
+          <w:tcPr>
+            <w:tcW w:type="dxa" w:w="2466"/>
+            <w:tcBorders>
+              <w:top w:val="single" w:color="B0C8E0" w:sz="1"/>
+              <w:left w:val="single" w:color="B0C8E0" w:sz="1"/>
+              <w:bottom w:val="single" w:color="B0C8E0" w:sz="1"/>
+              <w:right w:val="single" w:color="B0C8E0" w:sz="1"/>
+            </w:tcBorders>
+            <w:shd w:fill="EEF4FB" w:val="clear"/>
+            <w:tcMar>
+              <w:top w:type="dxa" w:w="80"/>
+              <w:left w:type="dxa" w:w="100"/>
+              <w:bottom w:type="dxa" w:w="80"/>
+              <w:right w:type="dxa" w:w="100"/>
+            </w:tcMar>
+          </w:tcPr>
+          <w:p>
+            <w:r>
+              <w:rPr>
+                <w:rFonts w:ascii="Arial" w:cs="Arial" w:eastAsia="Arial" w:hAnsi="Arial"/>
+                <w:b w:val="false"/>
+                <w:bCs w:val="false"/>
+                <w:sz w:val="18"/>
+                <w:szCs w:val="18"/>
+              </w:rPr>
+              <w:t xml:space="preserve">Sobreexpresada</w:t>
+            </w:r>
+          </w:p>
+        </w:tc>
+      </w:tr>
+      <w:tr>
+        <w:tc>
+          <w:tcPr>
+            <w:tcW w:type="dxa" w:w="1800"/>
+            <w:tcBorders>
+              <w:top w:val="single" w:color="B0C8E0" w:sz="1"/>
+              <w:left w:val="single" w:color="B0C8E0" w:sz="1"/>
+              <w:bottom w:val="single" w:color="B0C8E0" w:sz="1"/>
+              <w:right w:val="single" w:color="B0C8E0" w:sz="1"/>
+            </w:tcBorders>
+            <w:shd w:fill="FFFFFF" w:val="clear"/>
+            <w:tcMar>
+              <w:top w:type="dxa" w:w="80"/>
+              <w:left w:type="dxa" w:w="100"/>
+              <w:bottom w:type="dxa" w:w="80"/>
+              <w:right w:type="dxa" w:w="100"/>
+            </w:tcMar>
+          </w:tcPr>
+          <w:p>
+            <w:r>
+              <w:rPr>
+                <w:rFonts w:ascii="Arial" w:cs="Arial" w:eastAsia="Arial" w:hAnsi="Arial"/>
+                <w:b w:val="false"/>
+                <w:bCs w:val="false"/>
+                <w:sz w:val="18"/>
+                <w:szCs w:val="18"/>
+              </w:rPr>
+              <w:t xml:space="preserve">RNASE2</w:t>
+            </w:r>
+          </w:p>
+        </w:tc>
+        <w:tc>
+          <w:tcPr>
+            <w:tcW w:type="dxa" w:w="1600"/>
+            <w:tcBorders>
+              <w:top w:val="single" w:color="B0C8E0" w:sz="1"/>
+              <w:left w:val="single" w:color="B0C8E0" w:sz="1"/>
+              <w:bottom w:val="single" w:color="B0C8E0" w:sz="1"/>
+              <w:right w:val="single" w:color="B0C8E0" w:sz="1"/>
+            </w:tcBorders>
+            <w:shd w:fill="FFFFFF" w:val="clear"/>
+            <w:tcMar>
+              <w:top w:type="dxa" w:w="80"/>
+              <w:left w:type="dxa" w:w="100"/>
+              <w:bottom w:type="dxa" w:w="80"/>
+              <w:right w:type="dxa" w:w="100"/>
+            </w:tcMar>
+          </w:tcPr>
+          <w:p>
+            <w:r>
+              <w:rPr>
+                <w:rFonts w:ascii="Arial" w:cs="Arial" w:eastAsia="Arial" w:hAnsi="Arial"/>
+                <w:b w:val="false"/>
+                <w:bCs w:val="false"/>
+                <w:sz w:val="18"/>
+                <w:szCs w:val="18"/>
+              </w:rPr>
+              <w:t xml:space="preserve">P10153</w:t>
+            </w:r>
+          </w:p>
+        </w:tc>
+        <w:tc>
+          <w:tcPr>
+            <w:tcW w:type="dxa" w:w="1400"/>
+            <w:tcBorders>
+              <w:top w:val="single" w:color="B0C8E0" w:sz="1"/>
+              <w:left w:val="single" w:color="B0C8E0" w:sz="1"/>
+              <w:bottom w:val="single" w:color="B0C8E0" w:sz="1"/>
+              <w:right w:val="single" w:color="B0C8E0" w:sz="1"/>
+            </w:tcBorders>
+            <w:shd w:fill="FFFFFF" w:val="clear"/>
+            <w:tcMar>
+              <w:top w:type="dxa" w:w="80"/>
+              <w:left w:type="dxa" w:w="100"/>
+              <w:bottom w:type="dxa" w:w="80"/>
+              <w:right w:type="dxa" w:w="100"/>
+            </w:tcMar>
+          </w:tcPr>
+          <w:p>
+            <w:r>
+              <w:rPr>
+                <w:rFonts w:ascii="Arial" w:cs="Arial" w:eastAsia="Arial" w:hAnsi="Arial"/>
+                <w:b w:val="false"/>
+                <w:bCs w:val="false"/>
+                <w:sz w:val="18"/>
+                <w:szCs w:val="18"/>
+              </w:rPr>
+              <w:t xml:space="preserve">2.836</w:t>
+            </w:r>
+          </w:p>
+        </w:tc>
+        <w:tc>
+          <w:tcPr>
+            <w:tcW w:type="dxa" w:w="1600"/>
+            <w:tcBorders>
+              <w:top w:val="single" w:color="B0C8E0" w:sz="1"/>
+              <w:left w:val="single" w:color="B0C8E0" w:sz="1"/>
+              <w:bottom w:val="single" w:color="B0C8E0" w:sz="1"/>
+              <w:right w:val="single" w:color="B0C8E0" w:sz="1"/>
+            </w:tcBorders>
+            <w:shd w:fill="FFFFFF" w:val="clear"/>
+            <w:tcMar>
+              <w:top w:type="dxa" w:w="80"/>
+              <w:left w:type="dxa" w:w="100"/>
+              <w:bottom w:type="dxa" w:w="80"/>
+              <w:right w:type="dxa" w:w="100"/>
+            </w:tcMar>
+          </w:tcPr>
+          <w:p>
+            <w:r>
+              <w:rPr>
+                <w:rFonts w:ascii="Arial" w:cs="Arial" w:eastAsia="Arial" w:hAnsi="Arial"/>
+                <w:b w:val="false"/>
+                <w:bCs w:val="false"/>
+                <w:sz w:val="18"/>
+                <w:szCs w:val="18"/>
+              </w:rPr>
+              <w:t xml:space="preserve">0.0169</w:t>
+            </w:r>
+          </w:p>
+        </w:tc>
+        <w:tc>
+          <w:tcPr>
+            <w:tcW w:type="dxa" w:w="2466"/>
+            <w:tcBorders>
+              <w:top w:val="single" w:color="B0C8E0" w:sz="1"/>
+              <w:left w:val="single" w:color="B0C8E0" w:sz="1"/>
+              <w:bottom w:val="single" w:color="B0C8E0" w:sz="1"/>
+              <w:right w:val="single" w:color="B0C8E0" w:sz="1"/>
+            </w:tcBorders>
+            <w:shd w:fill="FFFFFF" w:val="clear"/>
+            <w:tcMar>
+              <w:top w:type="dxa" w:w="80"/>
+              <w:left w:type="dxa" w:w="100"/>
+              <w:bottom w:type="dxa" w:w="80"/>
+              <w:right w:type="dxa" w:w="100"/>
+            </w:tcMar>
+          </w:tcPr>
+          <w:p>
+            <w:r>
+              <w:rPr>
+                <w:rFonts w:ascii="Arial" w:cs="Arial" w:eastAsia="Arial" w:hAnsi="Arial"/>
+                <w:b w:val="false"/>
+                <w:bCs w:val="false"/>
+                <w:sz w:val="18"/>
+                <w:szCs w:val="18"/>
+              </w:rPr>
+              <w:t xml:space="preserve">Sobreexpresada</w:t>
+            </w:r>
+          </w:p>
+        </w:tc>
+      </w:tr>
+      <w:tr>
+        <w:tc>
+          <w:tcPr>
+            <w:tcW w:type="dxa" w:w="1800"/>
+            <w:tcBorders>
+              <w:top w:val="single" w:color="B0C8E0" w:sz="1"/>
+              <w:left w:val="single" w:color="B0C8E0" w:sz="1"/>
+              <w:bottom w:val="single" w:color="B0C8E0" w:sz="1"/>
+              <w:right w:val="single" w:color="B0C8E0" w:sz="1"/>
+            </w:tcBorders>
+            <w:shd w:fill="EEF4FB" w:val="clear"/>
+            <w:tcMar>
+              <w:top w:type="dxa" w:w="80"/>
+              <w:left w:type="dxa" w:w="100"/>
+              <w:bottom w:type="dxa" w:w="80"/>
+              <w:right w:type="dxa" w:w="100"/>
+            </w:tcMar>
+          </w:tcPr>
+          <w:p>
+            <w:r>
+              <w:rPr>
+                <w:rFonts w:ascii="Arial" w:cs="Arial" w:eastAsia="Arial" w:hAnsi="Arial"/>
+                <w:b w:val="false"/>
+                <w:bCs w:val="false"/>
+                <w:sz w:val="18"/>
+                <w:szCs w:val="18"/>
+              </w:rPr>
+              <w:t xml:space="preserve">COL4A1</w:t>
+            </w:r>
+          </w:p>
+        </w:tc>
+        <w:tc>
+          <w:tcPr>
+            <w:tcW w:type="dxa" w:w="1600"/>
+            <w:tcBorders>
+              <w:top w:val="single" w:color="B0C8E0" w:sz="1"/>
+              <w:left w:val="single" w:color="B0C8E0" w:sz="1"/>
+              <w:bottom w:val="single" w:color="B0C8E0" w:sz="1"/>
+              <w:right w:val="single" w:color="B0C8E0" w:sz="1"/>
+            </w:tcBorders>
+            <w:shd w:fill="EEF4FB" w:val="clear"/>
+            <w:tcMar>
+              <w:top w:type="dxa" w:w="80"/>
+              <w:left w:type="dxa" w:w="100"/>
+              <w:bottom w:type="dxa" w:w="80"/>
+              <w:right w:type="dxa" w:w="100"/>
+            </w:tcMar>
+          </w:tcPr>
+          <w:p>
+            <w:r>
+              <w:rPr>
+                <w:rFonts w:ascii="Arial" w:cs="Arial" w:eastAsia="Arial" w:hAnsi="Arial"/>
+                <w:b w:val="false"/>
+                <w:bCs w:val="false"/>
+                <w:sz w:val="18"/>
+                <w:szCs w:val="18"/>
+              </w:rPr>
+              <w:t xml:space="preserve">P02462</w:t>
+            </w:r>
+          </w:p>
+        </w:tc>
+        <w:tc>
+          <w:tcPr>
+            <w:tcW w:type="dxa" w:w="1400"/>
+            <w:tcBorders>
+              <w:top w:val="single" w:color="B0C8E0" w:sz="1"/>
+              <w:left w:val="single" w:color="B0C8E0" w:sz="1"/>
+              <w:bottom w:val="single" w:color="B0C8E0" w:sz="1"/>
+              <w:right w:val="single" w:color="B0C8E0" w:sz="1"/>
+            </w:tcBorders>
+            <w:shd w:fill="EEF4FB" w:val="clear"/>
+            <w:tcMar>
+              <w:top w:type="dxa" w:w="80"/>
+              <w:left w:type="dxa" w:w="100"/>
+              <w:bottom w:type="dxa" w:w="80"/>
+              <w:right w:type="dxa" w:w="100"/>
+            </w:tcMar>
+          </w:tcPr>
+          <w:p>
+            <w:r>
+              <w:rPr>
+                <w:rFonts w:ascii="Arial" w:cs="Arial" w:eastAsia="Arial" w:hAnsi="Arial"/>
+                <w:b w:val="false"/>
+                <w:bCs w:val="false"/>
+                <w:sz w:val="18"/>
+                <w:szCs w:val="18"/>
+              </w:rPr>
+              <w:t xml:space="preserve">2.658</w:t>
+            </w:r>
+          </w:p>
+        </w:tc>
+        <w:tc>
+          <w:tcPr>
+            <w:tcW w:type="dxa" w:w="1600"/>
+            <w:tcBorders>
+              <w:top w:val="single" w:color="B0C8E0" w:sz="1"/>
+              <w:left w:val="single" w:color="B0C8E0" w:sz="1"/>
+              <w:bottom w:val="single" w:color="B0C8E0" w:sz="1"/>
+              <w:right w:val="single" w:color="B0C8E0" w:sz="1"/>
+            </w:tcBorders>
+            <w:shd w:fill="EEF4FB" w:val="clear"/>
+            <w:tcMar>
+              <w:top w:type="dxa" w:w="80"/>
+              <w:left w:type="dxa" w:w="100"/>
+              <w:bottom w:type="dxa" w:w="80"/>
+              <w:right w:type="dxa" w:w="100"/>
+            </w:tcMar>
+          </w:tcPr>
+          <w:p>
+            <w:r>
+              <w:rPr>
+                <w:rFonts w:ascii="Arial" w:cs="Arial" w:eastAsia="Arial" w:hAnsi="Arial"/>
+                <w:b w:val="false"/>
+                <w:bCs w:val="false"/>
+                <w:sz w:val="18"/>
+                <w:szCs w:val="18"/>
+              </w:rPr>
+              <w:t xml:space="preserve">0.00174</w:t>
+            </w:r>
+          </w:p>
+        </w:tc>
+        <w:tc>
+          <w:tcPr>
+            <w:tcW w:type="dxa" w:w="2466"/>
+            <w:tcBorders>
+              <w:top w:val="single" w:color="B0C8E0" w:sz="1"/>
+              <w:left w:val="single" w:color="B0C8E0" w:sz="1"/>
+              <w:bottom w:val="single" w:color="B0C8E0" w:sz="1"/>
+              <w:right w:val="single" w:color="B0C8E0" w:sz="1"/>
+            </w:tcBorders>
+            <w:shd w:fill="EEF4FB" w:val="clear"/>
+            <w:tcMar>
+              <w:top w:type="dxa" w:w="80"/>
+              <w:left w:type="dxa" w:w="100"/>
+              <w:bottom w:type="dxa" w:w="80"/>
+              <w:right w:type="dxa" w:w="100"/>
+            </w:tcMar>
+          </w:tcPr>
+          <w:p>
+            <w:r>
+              <w:rPr>
+                <w:rFonts w:ascii="Arial" w:cs="Arial" w:eastAsia="Arial" w:hAnsi="Arial"/>
+                <w:b w:val="false"/>
+                <w:bCs w:val="false"/>
+                <w:sz w:val="18"/>
+                <w:szCs w:val="18"/>
+              </w:rPr>
+              <w:t xml:space="preserve">Sobreexpresada</w:t>
+            </w:r>
+          </w:p>
+        </w:tc>
+      </w:tr>
+      <w:tr>
+        <w:tc>
+          <w:tcPr>
+            <w:tcW w:type="dxa" w:w="1800"/>
+            <w:tcBorders>
+              <w:top w:val="single" w:color="B0C8E0" w:sz="1"/>
+              <w:left w:val="single" w:color="B0C8E0" w:sz="1"/>
+              <w:bottom w:val="single" w:color="B0C8E0" w:sz="1"/>
+              <w:right w:val="single" w:color="B0C8E0" w:sz="1"/>
+            </w:tcBorders>
+            <w:shd w:fill="FFFFFF" w:val="clear"/>
+            <w:tcMar>
+              <w:top w:type="dxa" w:w="80"/>
+              <w:left w:type="dxa" w:w="100"/>
+              <w:bottom w:type="dxa" w:w="80"/>
+              <w:right w:type="dxa" w:w="100"/>
+            </w:tcMar>
+          </w:tcPr>
+          <w:p>
+            <w:r>
+              <w:rPr>
+                <w:rFonts w:ascii="Arial" w:cs="Arial" w:eastAsia="Arial" w:hAnsi="Arial"/>
+                <w:b w:val="false"/>
+                <w:bCs w:val="false"/>
+                <w:sz w:val="18"/>
+                <w:szCs w:val="18"/>
+              </w:rPr>
+              <w:t xml:space="preserve">LSM7</w:t>
+            </w:r>
+          </w:p>
+        </w:tc>
+        <w:tc>
+          <w:tcPr>
+            <w:tcW w:type="dxa" w:w="1600"/>
+            <w:tcBorders>
+              <w:top w:val="single" w:color="B0C8E0" w:sz="1"/>
+              <w:left w:val="single" w:color="B0C8E0" w:sz="1"/>
+              <w:bottom w:val="single" w:color="B0C8E0" w:sz="1"/>
+              <w:right w:val="single" w:color="B0C8E0" w:sz="1"/>
+            </w:tcBorders>
+            <w:shd w:fill="FFFFFF" w:val="clear"/>
+            <w:tcMar>
+              <w:top w:type="dxa" w:w="80"/>
+              <w:left w:type="dxa" w:w="100"/>
+              <w:bottom w:type="dxa" w:w="80"/>
+              <w:right w:type="dxa" w:w="100"/>
+            </w:tcMar>
+          </w:tcPr>
+          <w:p>
+            <w:r>
+              <w:rPr>
+                <w:rFonts w:ascii="Arial" w:cs="Arial" w:eastAsia="Arial" w:hAnsi="Arial"/>
+                <w:b w:val="false"/>
+                <w:bCs w:val="false"/>
+                <w:sz w:val="18"/>
+                <w:szCs w:val="18"/>
+              </w:rPr>
+              <w:t xml:space="preserve">Q9UK45</w:t>
+            </w:r>
+          </w:p>
+        </w:tc>
+        <w:tc>
+          <w:tcPr>
+            <w:tcW w:type="dxa" w:w="1400"/>
+            <w:tcBorders>
+              <w:top w:val="single" w:color="B0C8E0" w:sz="1"/>
+              <w:left w:val="single" w:color="B0C8E0" w:sz="1"/>
+              <w:bottom w:val="single" w:color="B0C8E0" w:sz="1"/>
+              <w:right w:val="single" w:color="B0C8E0" w:sz="1"/>
+            </w:tcBorders>
+            <w:shd w:fill="FFFFFF" w:val="clear"/>
+            <w:tcMar>
+              <w:top w:type="dxa" w:w="80"/>
+              <w:left w:type="dxa" w:w="100"/>
+              <w:bottom w:type="dxa" w:w="80"/>
+              <w:right w:type="dxa" w:w="100"/>
+            </w:tcMar>
+          </w:tcPr>
+          <w:p>
+            <w:r>
+              <w:rPr>
+                <w:rFonts w:ascii="Arial" w:cs="Arial" w:eastAsia="Arial" w:hAnsi="Arial"/>
+                <w:b w:val="false"/>
+                <w:bCs w:val="false"/>
+                <w:sz w:val="18"/>
+                <w:szCs w:val="18"/>
+              </w:rPr>
+              <w:t xml:space="preserve">2.653</w:t>
+            </w:r>
+          </w:p>
+        </w:tc>
+        <w:tc>
+          <w:tcPr>
+            <w:tcW w:type="dxa" w:w="1600"/>
+            <w:tcBorders>
+              <w:top w:val="single" w:color="B0C8E0" w:sz="1"/>
+              <w:left w:val="single" w:color="B0C8E0" w:sz="1"/>
+              <w:bottom w:val="single" w:color="B0C8E0" w:sz="1"/>
+              <w:right w:val="single" w:color="B0C8E0" w:sz="1"/>
+            </w:tcBorders>
+            <w:shd w:fill="FFFFFF" w:val="clear"/>
+            <w:tcMar>
+              <w:top w:type="dxa" w:w="80"/>
+              <w:left w:type="dxa" w:w="100"/>
+              <w:bottom w:type="dxa" w:w="80"/>
+              <w:right w:type="dxa" w:w="100"/>
+            </w:tcMar>
+          </w:tcPr>
+          <w:p>
+            <w:r>
+              <w:rPr>
+                <w:rFonts w:ascii="Arial" w:cs="Arial" w:eastAsia="Arial" w:hAnsi="Arial"/>
+                <w:b w:val="false"/>
+                <w:bCs w:val="false"/>
+                <w:sz w:val="18"/>
+                <w:szCs w:val="18"/>
+              </w:rPr>
+              <w:t xml:space="preserve">0.00755</w:t>
+            </w:r>
+          </w:p>
+        </w:tc>
+        <w:tc>
+          <w:tcPr>
+            <w:tcW w:type="dxa" w:w="2466"/>
+            <w:tcBorders>
+              <w:top w:val="single" w:color="B0C8E0" w:sz="1"/>
+              <w:left w:val="single" w:color="B0C8E0" w:sz="1"/>
+              <w:bottom w:val="single" w:color="B0C8E0" w:sz="1"/>
+              <w:right w:val="single" w:color="B0C8E0" w:sz="1"/>
+            </w:tcBorders>
+            <w:shd w:fill="FFFFFF" w:val="clear"/>
+            <w:tcMar>
+              <w:top w:type="dxa" w:w="80"/>
+              <w:left w:type="dxa" w:w="100"/>
+              <w:bottom w:type="dxa" w:w="80"/>
+              <w:right w:type="dxa" w:w="100"/>
+            </w:tcMar>
+          </w:tcPr>
+          <w:p>
+            <w:r>
+              <w:rPr>
+                <w:rFonts w:ascii="Arial" w:cs="Arial" w:eastAsia="Arial" w:hAnsi="Arial"/>
+                <w:b w:val="false"/>
+                <w:bCs w:val="false"/>
+                <w:sz w:val="18"/>
+                <w:szCs w:val="18"/>
+              </w:rPr>
+              <w:t xml:space="preserve">Sobreexpresada</w:t>
+            </w:r>
+          </w:p>
+        </w:tc>
+      </w:tr>
+      <w:tr>
+        <w:tc>
+          <w:tcPr>
+            <w:tcW w:type="dxa" w:w="1800"/>
+            <w:tcBorders>
+              <w:top w:val="single" w:color="B0C8E0" w:sz="1"/>
+              <w:left w:val="single" w:color="B0C8E0" w:sz="1"/>
+              <w:bottom w:val="single" w:color="B0C8E0" w:sz="1"/>
+              <w:right w:val="single" w:color="B0C8E0" w:sz="1"/>
+            </w:tcBorders>
+            <w:shd w:fill="EEF4FB" w:val="clear"/>
+            <w:tcMar>
+              <w:top w:type="dxa" w:w="80"/>
+              <w:left w:type="dxa" w:w="100"/>
+              <w:bottom w:type="dxa" w:w="80"/>
+              <w:right w:type="dxa" w:w="100"/>
+            </w:tcMar>
+          </w:tcPr>
+          <w:p>
+            <w:r>
+              <w:rPr>
+                <w:rFonts w:ascii="Arial" w:cs="Arial" w:eastAsia="Arial" w:hAnsi="Arial"/>
+                <w:b w:val="false"/>
+                <w:bCs w:val="false"/>
+                <w:sz w:val="18"/>
+                <w:szCs w:val="18"/>
+              </w:rPr>
+              <w:t xml:space="preserve">STARD5</w:t>
+            </w:r>
+          </w:p>
+        </w:tc>
+        <w:tc>
+          <w:tcPr>
+            <w:tcW w:type="dxa" w:w="1600"/>
+            <w:tcBorders>
+              <w:top w:val="single" w:color="B0C8E0" w:sz="1"/>
+              <w:left w:val="single" w:color="B0C8E0" w:sz="1"/>
+              <w:bottom w:val="single" w:color="B0C8E0" w:sz="1"/>
+              <w:right w:val="single" w:color="B0C8E0" w:sz="1"/>
+            </w:tcBorders>
+            <w:shd w:fill="EEF4FB" w:val="clear"/>
+            <w:tcMar>
+              <w:top w:type="dxa" w:w="80"/>
+              <w:left w:type="dxa" w:w="100"/>
+              <w:bottom w:type="dxa" w:w="80"/>
+              <w:right w:type="dxa" w:w="100"/>
+            </w:tcMar>
+          </w:tcPr>
+          <w:p>
+            <w:r>
+              <w:rPr>
+                <w:rFonts w:ascii="Arial" w:cs="Arial" w:eastAsia="Arial" w:hAnsi="Arial"/>
+                <w:b w:val="false"/>
+                <w:bCs w:val="false"/>
+                <w:sz w:val="18"/>
+                <w:szCs w:val="18"/>
+              </w:rPr>
+              <w:t xml:space="preserve">Q9NSY2</w:t>
+            </w:r>
+          </w:p>
+        </w:tc>
+        <w:tc>
+          <w:tcPr>
+            <w:tcW w:type="dxa" w:w="1400"/>
+            <w:tcBorders>
+              <w:top w:val="single" w:color="B0C8E0" w:sz="1"/>
+              <w:left w:val="single" w:color="B0C8E0" w:sz="1"/>
+              <w:bottom w:val="single" w:color="B0C8E0" w:sz="1"/>
+              <w:right w:val="single" w:color="B0C8E0" w:sz="1"/>
+            </w:tcBorders>
+            <w:shd w:fill="EEF4FB" w:val="clear"/>
+            <w:tcMar>
+              <w:top w:type="dxa" w:w="80"/>
+              <w:left w:type="dxa" w:w="100"/>
+              <w:bottom w:type="dxa" w:w="80"/>
+              <w:right w:type="dxa" w:w="100"/>
+            </w:tcMar>
+          </w:tcPr>
+          <w:p>
+            <w:r>
+              <w:rPr>
+                <w:rFonts w:ascii="Arial" w:cs="Arial" w:eastAsia="Arial" w:hAnsi="Arial"/>
+                <w:b w:val="false"/>
+                <w:bCs w:val="false"/>
+                <w:sz w:val="18"/>
+                <w:szCs w:val="18"/>
+              </w:rPr>
+              <w:t xml:space="preserve">2.646</w:t>
+            </w:r>
+          </w:p>
+        </w:tc>
+        <w:tc>
+          <w:tcPr>
+            <w:tcW w:type="dxa" w:w="1600"/>
+            <w:tcBorders>
+              <w:top w:val="single" w:color="B0C8E0" w:sz="1"/>
+              <w:left w:val="single" w:color="B0C8E0" w:sz="1"/>
+              <w:bottom w:val="single" w:color="B0C8E0" w:sz="1"/>
+              <w:right w:val="single" w:color="B0C8E0" w:sz="1"/>
+            </w:tcBorders>
+            <w:shd w:fill="EEF4FB" w:val="clear"/>
+            <w:tcMar>
+              <w:top w:type="dxa" w:w="80"/>
+              <w:left w:type="dxa" w:w="100"/>
+              <w:bottom w:type="dxa" w:w="80"/>
+              <w:right w:type="dxa" w:w="100"/>
+            </w:tcMar>
+          </w:tcPr>
+          <w:p>
+            <w:r>
+              <w:rPr>
+                <w:rFonts w:ascii="Arial" w:cs="Arial" w:eastAsia="Arial" w:hAnsi="Arial"/>
+                <w:b w:val="false"/>
+                <w:bCs w:val="false"/>
+                <w:sz w:val="18"/>
+                <w:szCs w:val="18"/>
+              </w:rPr>
+              <w:t xml:space="preserve">0.00483</w:t>
+            </w:r>
+          </w:p>
+        </w:tc>
+        <w:tc>
+          <w:tcPr>
+            <w:tcW w:type="dxa" w:w="2466"/>
+            <w:tcBorders>
+              <w:top w:val="single" w:color="B0C8E0" w:sz="1"/>
+              <w:left w:val="single" w:color="B0C8E0" w:sz="1"/>
+              <w:bottom w:val="single" w:color="B0C8E0" w:sz="1"/>
+              <w:right w:val="single" w:color="B0C8E0" w:sz="1"/>
+            </w:tcBorders>
+            <w:shd w:fill="EEF4FB" w:val="clear"/>
+            <w:tcMar>
+              <w:top w:type="dxa" w:w="80"/>
+              <w:left w:type="dxa" w:w="100"/>
+              <w:bottom w:type="dxa" w:w="80"/>
+              <w:right w:type="dxa" w:w="100"/>
+            </w:tcMar>
+          </w:tcPr>
+          <w:p>
+            <w:r>
+              <w:rPr>
+                <w:rFonts w:ascii="Arial" w:cs="Arial" w:eastAsia="Arial" w:hAnsi="Arial"/>
+                <w:b w:val="false"/>
+                <w:bCs w:val="false"/>
+                <w:sz w:val="18"/>
+                <w:szCs w:val="18"/>
+              </w:rPr>
+              <w:t xml:space="preserve">Sobreexpresada</w:t>
+            </w:r>
+          </w:p>
+        </w:tc>
+      </w:tr>
+      <w:tr>
+        <w:tc>
+          <w:tcPr>
+            <w:tcW w:type="dxa" w:w="1800"/>
+            <w:tcBorders>
+              <w:top w:val="single" w:color="B0C8E0" w:sz="1"/>
+              <w:left w:val="single" w:color="B0C8E0" w:sz="1"/>
+              <w:bottom w:val="single" w:color="B0C8E0" w:sz="1"/>
+              <w:right w:val="single" w:color="B0C8E0" w:sz="1"/>
+            </w:tcBorders>
+            <w:shd w:fill="FFFFFF" w:val="clear"/>
+            <w:tcMar>
+              <w:top w:type="dxa" w:w="80"/>
+              <w:left w:type="dxa" w:w="100"/>
+              <w:bottom w:type="dxa" w:w="80"/>
+              <w:right w:type="dxa" w:w="100"/>
+            </w:tcMar>
+          </w:tcPr>
+          <w:p>
+            <w:r>
+              <w:rPr>
+                <w:rFonts w:ascii="Arial" w:cs="Arial" w:eastAsia="Arial" w:hAnsi="Arial"/>
+                <w:b w:val="false"/>
+                <w:bCs w:val="false"/>
+                <w:sz w:val="18"/>
+                <w:szCs w:val="18"/>
+              </w:rPr>
+              <w:t xml:space="preserve">EIF2S3B</w:t>
+            </w:r>
+          </w:p>
+        </w:tc>
+        <w:tc>
+          <w:tcPr>
+            <w:tcW w:type="dxa" w:w="1600"/>
+            <w:tcBorders>
+              <w:top w:val="single" w:color="B0C8E0" w:sz="1"/>
+              <w:left w:val="single" w:color="B0C8E0" w:sz="1"/>
+              <w:bottom w:val="single" w:color="B0C8E0" w:sz="1"/>
+              <w:right w:val="single" w:color="B0C8E0" w:sz="1"/>
+            </w:tcBorders>
+            <w:shd w:fill="FFFFFF" w:val="clear"/>
+            <w:tcMar>
+              <w:top w:type="dxa" w:w="80"/>
+              <w:left w:type="dxa" w:w="100"/>
+              <w:bottom w:type="dxa" w:w="80"/>
+              <w:right w:type="dxa" w:w="100"/>
+            </w:tcMar>
+          </w:tcPr>
+          <w:p>
+            <w:r>
+              <w:rPr>
+                <w:rFonts w:ascii="Arial" w:cs="Arial" w:eastAsia="Arial" w:hAnsi="Arial"/>
+                <w:b w:val="false"/>
+                <w:bCs w:val="false"/>
+                <w:sz w:val="18"/>
+                <w:szCs w:val="18"/>
+              </w:rPr>
+              <w:t xml:space="preserve">Q2VIR3</w:t>
+            </w:r>
+          </w:p>
+        </w:tc>
+        <w:tc>
+          <w:tcPr>
+            <w:tcW w:type="dxa" w:w="1400"/>
+            <w:tcBorders>
+              <w:top w:val="single" w:color="B0C8E0" w:sz="1"/>
+              <w:left w:val="single" w:color="B0C8E0" w:sz="1"/>
+              <w:bottom w:val="single" w:color="B0C8E0" w:sz="1"/>
+              <w:right w:val="single" w:color="B0C8E0" w:sz="1"/>
+            </w:tcBorders>
+            <w:shd w:fill="FFFFFF" w:val="clear"/>
+            <w:tcMar>
+              <w:top w:type="dxa" w:w="80"/>
+              <w:left w:type="dxa" w:w="100"/>
+              <w:bottom w:type="dxa" w:w="80"/>
+              <w:right w:type="dxa" w:w="100"/>
+            </w:tcMar>
+          </w:tcPr>
+          <w:p>
+            <w:r>
+              <w:rPr>
+                <w:rFonts w:ascii="Arial" w:cs="Arial" w:eastAsia="Arial" w:hAnsi="Arial"/>
+                <w:b w:val="false"/>
+                <w:bCs w:val="false"/>
+                <w:sz w:val="18"/>
+                <w:szCs w:val="18"/>
+              </w:rPr>
+              <w:t xml:space="preserve">2.644</w:t>
+            </w:r>
+          </w:p>
+        </w:tc>
+        <w:tc>
+          <w:tcPr>
+            <w:tcW w:type="dxa" w:w="1600"/>
+            <w:tcBorders>
+              <w:top w:val="single" w:color="B0C8E0" w:sz="1"/>
+              <w:left w:val="single" w:color="B0C8E0" w:sz="1"/>
+              <w:bottom w:val="single" w:color="B0C8E0" w:sz="1"/>
+              <w:right w:val="single" w:color="B0C8E0" w:sz="1"/>
+            </w:tcBorders>
+            <w:shd w:fill="FFFFFF" w:val="clear"/>
+            <w:tcMar>
+              <w:top w:type="dxa" w:w="80"/>
+              <w:left w:type="dxa" w:w="100"/>
+              <w:bottom w:type="dxa" w:w="80"/>
+              <w:right w:type="dxa" w:w="100"/>
+            </w:tcMar>
+          </w:tcPr>
+          <w:p>
+            <w:r>
+              <w:rPr>
+                <w:rFonts w:ascii="Arial" w:cs="Arial" w:eastAsia="Arial" w:hAnsi="Arial"/>
+                <w:b w:val="false"/>
+                <w:bCs w:val="false"/>
+                <w:sz w:val="18"/>
+                <w:szCs w:val="18"/>
+              </w:rPr>
+              <w:t xml:space="preserve">0.0128</w:t>
+            </w:r>
+          </w:p>
+        </w:tc>
+        <w:tc>
+          <w:tcPr>
+            <w:tcW w:type="dxa" w:w="2466"/>
+            <w:tcBorders>
+              <w:top w:val="single" w:color="B0C8E0" w:sz="1"/>
+              <w:left w:val="single" w:color="B0C8E0" w:sz="1"/>
+              <w:bottom w:val="single" w:color="B0C8E0" w:sz="1"/>
+              <w:right w:val="single" w:color="B0C8E0" w:sz="1"/>
+            </w:tcBorders>
+            <w:shd w:fill="FFFFFF" w:val="clear"/>
+            <w:tcMar>
+              <w:top w:type="dxa" w:w="80"/>
+              <w:left w:type="dxa" w:w="100"/>
+              <w:bottom w:type="dxa" w:w="80"/>
+              <w:right w:type="dxa" w:w="100"/>
+            </w:tcMar>
+          </w:tcPr>
+          <w:p>
+            <w:r>
+              <w:rPr>
+                <w:rFonts w:ascii="Arial" w:cs="Arial" w:eastAsia="Arial" w:hAnsi="Arial"/>
+                <w:b w:val="false"/>
+                <w:bCs w:val="false"/>
+                <w:sz w:val="18"/>
+                <w:szCs w:val="18"/>
+              </w:rPr>
+              <w:t xml:space="preserve">Sobreexpresada</w:t>
+            </w:r>
+          </w:p>
+        </w:tc>
+      </w:tr>
+      <w:tr>
+        <w:tc>
+          <w:tcPr>
+            <w:tcW w:type="dxa" w:w="1800"/>
+            <w:tcBorders>
+              <w:top w:val="single" w:color="B0C8E0" w:sz="1"/>
+              <w:left w:val="single" w:color="B0C8E0" w:sz="1"/>
+              <w:bottom w:val="single" w:color="B0C8E0" w:sz="1"/>
+              <w:right w:val="single" w:color="B0C8E0" w:sz="1"/>
+            </w:tcBorders>
+            <w:shd w:fill="EEF4FB" w:val="clear"/>
+            <w:tcMar>
+              <w:top w:type="dxa" w:w="80"/>
+              <w:left w:type="dxa" w:w="100"/>
+              <w:bottom w:type="dxa" w:w="80"/>
+              <w:right w:type="dxa" w:w="100"/>
+            </w:tcMar>
+          </w:tcPr>
+          <w:p>
+            <w:r>
+              <w:rPr>
+                <w:rFonts w:ascii="Arial" w:cs="Arial" w:eastAsia="Arial" w:hAnsi="Arial"/>
+                <w:b w:val="false"/>
+                <w:bCs w:val="false"/>
+                <w:sz w:val="18"/>
+                <w:szCs w:val="18"/>
+              </w:rPr>
+              <w:t xml:space="preserve">SUB1</w:t>
+            </w:r>
+          </w:p>
+        </w:tc>
+        <w:tc>
+          <w:tcPr>
+            <w:tcW w:type="dxa" w:w="1600"/>
+            <w:tcBorders>
+              <w:top w:val="single" w:color="B0C8E0" w:sz="1"/>
+              <w:left w:val="single" w:color="B0C8E0" w:sz="1"/>
+              <w:bottom w:val="single" w:color="B0C8E0" w:sz="1"/>
+              <w:right w:val="single" w:color="B0C8E0" w:sz="1"/>
+            </w:tcBorders>
+            <w:shd w:fill="EEF4FB" w:val="clear"/>
+            <w:tcMar>
+              <w:top w:type="dxa" w:w="80"/>
+              <w:left w:type="dxa" w:w="100"/>
+              <w:bottom w:type="dxa" w:w="80"/>
+              <w:right w:type="dxa" w:w="100"/>
+            </w:tcMar>
+          </w:tcPr>
+          <w:p>
+            <w:r>
+              <w:rPr>
+                <w:rFonts w:ascii="Arial" w:cs="Arial" w:eastAsia="Arial" w:hAnsi="Arial"/>
+                <w:b w:val="false"/>
+                <w:bCs w:val="false"/>
+                <w:sz w:val="18"/>
+                <w:szCs w:val="18"/>
+              </w:rPr>
+              <w:t xml:space="preserve">P53999</w:t>
+            </w:r>
+          </w:p>
+        </w:tc>
+        <w:tc>
+          <w:tcPr>
+            <w:tcW w:type="dxa" w:w="1400"/>
+            <w:tcBorders>
+              <w:top w:val="single" w:color="B0C8E0" w:sz="1"/>
+              <w:left w:val="single" w:color="B0C8E0" w:sz="1"/>
+              <w:bottom w:val="single" w:color="B0C8E0" w:sz="1"/>
+              <w:right w:val="single" w:color="B0C8E0" w:sz="1"/>
+            </w:tcBorders>
+            <w:shd w:fill="EEF4FB" w:val="clear"/>
+            <w:tcMar>
+              <w:top w:type="dxa" w:w="80"/>
+              <w:left w:type="dxa" w:w="100"/>
+              <w:bottom w:type="dxa" w:w="80"/>
+              <w:right w:type="dxa" w:w="100"/>
+            </w:tcMar>
+          </w:tcPr>
+          <w:p>
+            <w:r>
+              <w:rPr>
+                <w:rFonts w:ascii="Arial" w:cs="Arial" w:eastAsia="Arial" w:hAnsi="Arial"/>
+                <w:b w:val="false"/>
+                <w:bCs w:val="false"/>
+                <w:sz w:val="18"/>
+                <w:szCs w:val="18"/>
+              </w:rPr>
+              <w:t xml:space="preserve">2.635</w:t>
+            </w:r>
+          </w:p>
+        </w:tc>
+        <w:tc>
+          <w:tcPr>
+            <w:tcW w:type="dxa" w:w="1600"/>
+            <w:tcBorders>
+              <w:top w:val="single" w:color="B0C8E0" w:sz="1"/>
+              <w:left w:val="single" w:color="B0C8E0" w:sz="1"/>
+              <w:bottom w:val="single" w:color="B0C8E0" w:sz="1"/>
+              <w:right w:val="single" w:color="B0C8E0" w:sz="1"/>
+            </w:tcBorders>
+            <w:shd w:fill="EEF4FB" w:val="clear"/>
+            <w:tcMar>
+              <w:top w:type="dxa" w:w="80"/>
+              <w:left w:type="dxa" w:w="100"/>
+              <w:bottom w:type="dxa" w:w="80"/>
+              <w:right w:type="dxa" w:w="100"/>
+            </w:tcMar>
+          </w:tcPr>
+          <w:p>
+            <w:r>
+              <w:rPr>
+                <w:rFonts w:ascii="Arial" w:cs="Arial" w:eastAsia="Arial" w:hAnsi="Arial"/>
+                <w:b w:val="false"/>
+                <w:bCs w:val="false"/>
+                <w:sz w:val="18"/>
+                <w:szCs w:val="18"/>
+              </w:rPr>
+              <w:t xml:space="preserve">0.00486</w:t>
+            </w:r>
+          </w:p>
+        </w:tc>
+        <w:tc>
+          <w:tcPr>
+            <w:tcW w:type="dxa" w:w="2466"/>
+            <w:tcBorders>
+              <w:top w:val="single" w:color="B0C8E0" w:sz="1"/>
+              <w:left w:val="single" w:color="B0C8E0" w:sz="1"/>
+              <w:bottom w:val="single" w:color="B0C8E0" w:sz="1"/>
+              <w:right w:val="single" w:color="B0C8E0" w:sz="1"/>
+            </w:tcBorders>
+            <w:shd w:fill="EEF4FB" w:val="clear"/>
+            <w:tcMar>
+              <w:top w:type="dxa" w:w="80"/>
+              <w:left w:type="dxa" w:w="100"/>
+              <w:bottom w:type="dxa" w:w="80"/>
+              <w:right w:type="dxa" w:w="100"/>
+            </w:tcMar>
+          </w:tcPr>
+          <w:p>
+            <w:r>
+              <w:rPr>
+                <w:rFonts w:ascii="Arial" w:cs="Arial" w:eastAsia="Arial" w:hAnsi="Arial"/>
+                <w:b w:val="false"/>
+                <w:bCs w:val="false"/>
+                <w:sz w:val="18"/>
+                <w:szCs w:val="18"/>
+              </w:rPr>
+              <w:t xml:space="preserve">Sobreexpresada</w:t>
+            </w:r>
+          </w:p>
+        </w:tc>
+      </w:tr>
+      <w:tr>
+        <w:tc>
+          <w:tcPr>
+            <w:tcW w:type="dxa" w:w="1800"/>
+            <w:tcBorders>
+              <w:top w:val="single" w:color="B0C8E0" w:sz="1"/>
+              <w:left w:val="single" w:color="B0C8E0" w:sz="1"/>
+              <w:bottom w:val="single" w:color="B0C8E0" w:sz="1"/>
+              <w:right w:val="single" w:color="B0C8E0" w:sz="1"/>
+            </w:tcBorders>
+            <w:shd w:fill="FFFFFF" w:val="clear"/>
+            <w:tcMar>
+              <w:top w:type="dxa" w:w="80"/>
+              <w:left w:type="dxa" w:w="100"/>
+              <w:bottom w:type="dxa" w:w="80"/>
+              <w:right w:type="dxa" w:w="100"/>
+            </w:tcMar>
+          </w:tcPr>
+          <w:p>
+            <w:r>
+              <w:rPr>
+                <w:rFonts w:ascii="Arial" w:cs="Arial" w:eastAsia="Arial" w:hAnsi="Arial"/>
+                <w:b w:val="false"/>
+                <w:bCs w:val="false"/>
+                <w:sz w:val="18"/>
+                <w:szCs w:val="18"/>
+              </w:rPr>
+              <w:t xml:space="preserve">MCM3</w:t>
+            </w:r>
+          </w:p>
+        </w:tc>
+        <w:tc>
+          <w:tcPr>
+            <w:tcW w:type="dxa" w:w="1600"/>
+            <w:tcBorders>
+              <w:top w:val="single" w:color="B0C8E0" w:sz="1"/>
+              <w:left w:val="single" w:color="B0C8E0" w:sz="1"/>
+              <w:bottom w:val="single" w:color="B0C8E0" w:sz="1"/>
+              <w:right w:val="single" w:color="B0C8E0" w:sz="1"/>
+            </w:tcBorders>
+            <w:shd w:fill="FFFFFF" w:val="clear"/>
+            <w:tcMar>
+              <w:top w:type="dxa" w:w="80"/>
+              <w:left w:type="dxa" w:w="100"/>
+              <w:bottom w:type="dxa" w:w="80"/>
+              <w:right w:type="dxa" w:w="100"/>
+            </w:tcMar>
+          </w:tcPr>
+          <w:p>
+            <w:r>
+              <w:rPr>
+                <w:rFonts w:ascii="Arial" w:cs="Arial" w:eastAsia="Arial" w:hAnsi="Arial"/>
+                <w:b w:val="false"/>
+                <w:bCs w:val="false"/>
+                <w:sz w:val="18"/>
+                <w:szCs w:val="18"/>
+              </w:rPr>
+              <w:t xml:space="preserve">P25205</w:t>
+            </w:r>
+          </w:p>
+        </w:tc>
+        <w:tc>
+          <w:tcPr>
+            <w:tcW w:type="dxa" w:w="1400"/>
+            <w:tcBorders>
+              <w:top w:val="single" w:color="B0C8E0" w:sz="1"/>
+              <w:left w:val="single" w:color="B0C8E0" w:sz="1"/>
+              <w:bottom w:val="single" w:color="B0C8E0" w:sz="1"/>
+              <w:right w:val="single" w:color="B0C8E0" w:sz="1"/>
+            </w:tcBorders>
+            <w:shd w:fill="FFFFFF" w:val="clear"/>
+            <w:tcMar>
+              <w:top w:type="dxa" w:w="80"/>
+              <w:left w:type="dxa" w:w="100"/>
+              <w:bottom w:type="dxa" w:w="80"/>
+              <w:right w:type="dxa" w:w="100"/>
+            </w:tcMar>
+          </w:tcPr>
+          <w:p>
+            <w:r>
+              <w:rPr>
+                <w:rFonts w:ascii="Arial" w:cs="Arial" w:eastAsia="Arial" w:hAnsi="Arial"/>
+                <w:b w:val="false"/>
+                <w:bCs w:val="false"/>
+                <w:sz w:val="18"/>
+                <w:szCs w:val="18"/>
+              </w:rPr>
+              <w:t xml:space="preserve">2.621</w:t>
+            </w:r>
+          </w:p>
+        </w:tc>
+        <w:tc>
+          <w:tcPr>
+            <w:tcW w:type="dxa" w:w="1600"/>
+            <w:tcBorders>
+              <w:top w:val="single" w:color="B0C8E0" w:sz="1"/>
+              <w:left w:val="single" w:color="B0C8E0" w:sz="1"/>
+              <w:bottom w:val="single" w:color="B0C8E0" w:sz="1"/>
+              <w:right w:val="single" w:color="B0C8E0" w:sz="1"/>
+            </w:tcBorders>
+            <w:shd w:fill="FFFFFF" w:val="clear"/>
+            <w:tcMar>
+              <w:top w:type="dxa" w:w="80"/>
+              <w:left w:type="dxa" w:w="100"/>
+              <w:bottom w:type="dxa" w:w="80"/>
+              <w:right w:type="dxa" w:w="100"/>
+            </w:tcMar>
+          </w:tcPr>
+          <w:p>
+            <w:r>
+              <w:rPr>
+                <w:rFonts w:ascii="Arial" w:cs="Arial" w:eastAsia="Arial" w:hAnsi="Arial"/>
+                <w:b w:val="false"/>
+                <w:bCs w:val="false"/>
+                <w:sz w:val="18"/>
+                <w:szCs w:val="18"/>
+              </w:rPr>
+              <w:t xml:space="preserve">0.00876</w:t>
+            </w:r>
+          </w:p>
+        </w:tc>
+        <w:tc>
+          <w:tcPr>
+            <w:tcW w:type="dxa" w:w="2466"/>
+            <w:tcBorders>
+              <w:top w:val="single" w:color="B0C8E0" w:sz="1"/>
+              <w:left w:val="single" w:color="B0C8E0" w:sz="1"/>
+              <w:bottom w:val="single" w:color="B0C8E0" w:sz="1"/>
+              <w:right w:val="single" w:color="B0C8E0" w:sz="1"/>
+            </w:tcBorders>
+            <w:shd w:fill="FFFFFF" w:val="clear"/>
+            <w:tcMar>
+              <w:top w:type="dxa" w:w="80"/>
+              <w:left w:type="dxa" w:w="100"/>
+              <w:bottom w:type="dxa" w:w="80"/>
+              <w:right w:type="dxa" w:w="100"/>
+            </w:tcMar>
+          </w:tcPr>
+          <w:p>
+            <w:r>
+              <w:rPr>
+                <w:rFonts w:ascii="Arial" w:cs="Arial" w:eastAsia="Arial" w:hAnsi="Arial"/>
+                <w:b w:val="false"/>
+                <w:bCs w:val="false"/>
+                <w:sz w:val="18"/>
+                <w:szCs w:val="18"/>
+              </w:rPr>
+              <w:t xml:space="preserve">Sobreexpresada</w:t>
+            </w:r>
+          </w:p>
+        </w:tc>
+      </w:tr>
+      <w:tr>
+        <w:tc>
+          <w:tcPr>
+            <w:tcW w:type="dxa" w:w="1800"/>
+            <w:tcBorders>
+              <w:top w:val="single" w:color="B0C8E0" w:sz="1"/>
+              <w:left w:val="single" w:color="B0C8E0" w:sz="1"/>
+              <w:bottom w:val="single" w:color="B0C8E0" w:sz="1"/>
+              <w:right w:val="single" w:color="B0C8E0" w:sz="1"/>
+            </w:tcBorders>
+            <w:shd w:fill="EEF4FB" w:val="clear"/>
+            <w:tcMar>
+              <w:top w:type="dxa" w:w="80"/>
+              <w:left w:type="dxa" w:w="100"/>
+              <w:bottom w:type="dxa" w:w="80"/>
+              <w:right w:type="dxa" w:w="100"/>
+            </w:tcMar>
+          </w:tcPr>
+          <w:p>
+            <w:r>
+              <w:rPr>
+                <w:rFonts w:ascii="Arial" w:cs="Arial" w:eastAsia="Arial" w:hAnsi="Arial"/>
+                <w:b w:val="false"/>
+                <w:bCs w:val="false"/>
+                <w:sz w:val="18"/>
+                <w:szCs w:val="18"/>
+              </w:rPr>
+              <w:t xml:space="preserve">CTHRC1</w:t>
+            </w:r>
+          </w:p>
+        </w:tc>
+        <w:tc>
+          <w:tcPr>
+            <w:tcW w:type="dxa" w:w="1600"/>
+            <w:tcBorders>
+              <w:top w:val="single" w:color="B0C8E0" w:sz="1"/>
+              <w:left w:val="single" w:color="B0C8E0" w:sz="1"/>
+              <w:bottom w:val="single" w:color="B0C8E0" w:sz="1"/>
+              <w:right w:val="single" w:color="B0C8E0" w:sz="1"/>
+            </w:tcBorders>
+            <w:shd w:fill="EEF4FB" w:val="clear"/>
+            <w:tcMar>
+              <w:top w:type="dxa" w:w="80"/>
+              <w:left w:type="dxa" w:w="100"/>
+              <w:bottom w:type="dxa" w:w="80"/>
+              <w:right w:type="dxa" w:w="100"/>
+            </w:tcMar>
+          </w:tcPr>
+          <w:p>
+            <w:r>
+              <w:rPr>
+                <w:rFonts w:ascii="Arial" w:cs="Arial" w:eastAsia="Arial" w:hAnsi="Arial"/>
+                <w:b w:val="false"/>
+                <w:bCs w:val="false"/>
+                <w:sz w:val="18"/>
+                <w:szCs w:val="18"/>
+              </w:rPr>
+              <w:t xml:space="preserve">Q96CG8</w:t>
+            </w:r>
+          </w:p>
+        </w:tc>
+        <w:tc>
+          <w:tcPr>
+            <w:tcW w:type="dxa" w:w="1400"/>
+            <w:tcBorders>
+              <w:top w:val="single" w:color="B0C8E0" w:sz="1"/>
+              <w:left w:val="single" w:color="B0C8E0" w:sz="1"/>
+              <w:bottom w:val="single" w:color="B0C8E0" w:sz="1"/>
+              <w:right w:val="single" w:color="B0C8E0" w:sz="1"/>
+            </w:tcBorders>
+            <w:shd w:fill="EEF4FB" w:val="clear"/>
+            <w:tcMar>
+              <w:top w:type="dxa" w:w="80"/>
+              <w:left w:type="dxa" w:w="100"/>
+              <w:bottom w:type="dxa" w:w="80"/>
+              <w:right w:type="dxa" w:w="100"/>
+            </w:tcMar>
+          </w:tcPr>
+          <w:p>
+            <w:r>
+              <w:rPr>
+                <w:rFonts w:ascii="Arial" w:cs="Arial" w:eastAsia="Arial" w:hAnsi="Arial"/>
+                <w:b w:val="false"/>
+                <w:bCs w:val="false"/>
+                <w:sz w:val="18"/>
+                <w:szCs w:val="18"/>
+              </w:rPr>
+              <w:t xml:space="preserve">2.57</w:t>
+            </w:r>
+          </w:p>
+        </w:tc>
+        <w:tc>
+          <w:tcPr>
+            <w:tcW w:type="dxa" w:w="1600"/>
+            <w:tcBorders>
+              <w:top w:val="single" w:color="B0C8E0" w:sz="1"/>
+              <w:left w:val="single" w:color="B0C8E0" w:sz="1"/>
+              <w:bottom w:val="single" w:color="B0C8E0" w:sz="1"/>
+              <w:right w:val="single" w:color="B0C8E0" w:sz="1"/>
+            </w:tcBorders>
+            <w:shd w:fill="EEF4FB" w:val="clear"/>
+            <w:tcMar>
+              <w:top w:type="dxa" w:w="80"/>
+              <w:left w:type="dxa" w:w="100"/>
+              <w:bottom w:type="dxa" w:w="80"/>
+              <w:right w:type="dxa" w:w="100"/>
+            </w:tcMar>
+          </w:tcPr>
+          <w:p>
+            <w:r>
+              <w:rPr>
+                <w:rFonts w:ascii="Arial" w:cs="Arial" w:eastAsia="Arial" w:hAnsi="Arial"/>
+                <w:b w:val="false"/>
+                <w:bCs w:val="false"/>
+                <w:sz w:val="18"/>
+                <w:szCs w:val="18"/>
+              </w:rPr>
+              <w:t xml:space="preserve">0.00474</w:t>
+            </w:r>
+          </w:p>
+        </w:tc>
+        <w:tc>
+          <w:tcPr>
+            <w:tcW w:type="dxa" w:w="2466"/>
+            <w:tcBorders>
+              <w:top w:val="single" w:color="B0C8E0" w:sz="1"/>
+              <w:left w:val="single" w:color="B0C8E0" w:sz="1"/>
+              <w:bottom w:val="single" w:color="B0C8E0" w:sz="1"/>
+              <w:right w:val="single" w:color="B0C8E0" w:sz="1"/>
+            </w:tcBorders>
+            <w:shd w:fill="EEF4FB" w:val="clear"/>
+            <w:tcMar>
+              <w:top w:type="dxa" w:w="80"/>
+              <w:left w:type="dxa" w:w="100"/>
+              <w:bottom w:type="dxa" w:w="80"/>
+              <w:right w:type="dxa" w:w="100"/>
+            </w:tcMar>
+          </w:tcPr>
+          <w:p>
+            <w:r>
+              <w:rPr>
+                <w:rFonts w:ascii="Arial" w:cs="Arial" w:eastAsia="Arial" w:hAnsi="Arial"/>
+                <w:b w:val="false"/>
+                <w:bCs w:val="false"/>
+                <w:sz w:val="18"/>
+                <w:szCs w:val="18"/>
+              </w:rPr>
+              <w:t xml:space="preserve">Sobreexpresada</w:t>
+            </w:r>
+          </w:p>
+        </w:tc>
+      </w:tr>
+      <w:tr>
+        <w:tc>
+          <w:tcPr>
+            <w:tcW w:type="dxa" w:w="1800"/>
+            <w:tcBorders>
+              <w:top w:val="single" w:color="B0C8E0" w:sz="1"/>
+              <w:left w:val="single" w:color="B0C8E0" w:sz="1"/>
+              <w:bottom w:val="single" w:color="B0C8E0" w:sz="1"/>
+              <w:right w:val="single" w:color="B0C8E0" w:sz="1"/>
+            </w:tcBorders>
+            <w:shd w:fill="FFFFFF" w:val="clear"/>
+            <w:tcMar>
+              <w:top w:type="dxa" w:w="80"/>
+              <w:left w:type="dxa" w:w="100"/>
+              <w:bottom w:type="dxa" w:w="80"/>
+              <w:right w:type="dxa" w:w="100"/>
+            </w:tcMar>
+          </w:tcPr>
+          <w:p>
+            <w:r>
+              <w:rPr>
+                <w:rFonts w:ascii="Arial" w:cs="Arial" w:eastAsia="Arial" w:hAnsi="Arial"/>
+                <w:b w:val="false"/>
+                <w:bCs w:val="false"/>
+                <w:sz w:val="18"/>
+                <w:szCs w:val="18"/>
+              </w:rPr>
+              <w:t xml:space="preserve">PSPH</w:t>
+            </w:r>
+          </w:p>
+        </w:tc>
+        <w:tc>
+          <w:tcPr>
+            <w:tcW w:type="dxa" w:w="1600"/>
+            <w:tcBorders>
+              <w:top w:val="single" w:color="B0C8E0" w:sz="1"/>
+              <w:left w:val="single" w:color="B0C8E0" w:sz="1"/>
+              <w:bottom w:val="single" w:color="B0C8E0" w:sz="1"/>
+              <w:right w:val="single" w:color="B0C8E0" w:sz="1"/>
+            </w:tcBorders>
+            <w:shd w:fill="FFFFFF" w:val="clear"/>
+            <w:tcMar>
+              <w:top w:type="dxa" w:w="80"/>
+              <w:left w:type="dxa" w:w="100"/>
+              <w:bottom w:type="dxa" w:w="80"/>
+              <w:right w:type="dxa" w:w="100"/>
+            </w:tcMar>
+          </w:tcPr>
+          <w:p>
+            <w:r>
+              <w:rPr>
+                <w:rFonts w:ascii="Arial" w:cs="Arial" w:eastAsia="Arial" w:hAnsi="Arial"/>
+                <w:b w:val="false"/>
+                <w:bCs w:val="false"/>
+                <w:sz w:val="18"/>
+                <w:szCs w:val="18"/>
+              </w:rPr>
+              <w:t xml:space="preserve">P78330</w:t>
+            </w:r>
+          </w:p>
+        </w:tc>
+        <w:tc>
+          <w:tcPr>
+            <w:tcW w:type="dxa" w:w="1400"/>
+            <w:tcBorders>
+              <w:top w:val="single" w:color="B0C8E0" w:sz="1"/>
+              <w:left w:val="single" w:color="B0C8E0" w:sz="1"/>
+              <w:bottom w:val="single" w:color="B0C8E0" w:sz="1"/>
+              <w:right w:val="single" w:color="B0C8E0" w:sz="1"/>
+            </w:tcBorders>
+            <w:shd w:fill="FFFFFF" w:val="clear"/>
+            <w:tcMar>
+              <w:top w:type="dxa" w:w="80"/>
+              <w:left w:type="dxa" w:w="100"/>
+              <w:bottom w:type="dxa" w:w="80"/>
+              <w:right w:type="dxa" w:w="100"/>
+            </w:tcMar>
+          </w:tcPr>
+          <w:p>
+            <w:r>
+              <w:rPr>
+                <w:rFonts w:ascii="Arial" w:cs="Arial" w:eastAsia="Arial" w:hAnsi="Arial"/>
+                <w:b w:val="false"/>
+                <w:bCs w:val="false"/>
+                <w:sz w:val="18"/>
+                <w:szCs w:val="18"/>
+              </w:rPr>
+              <w:t xml:space="preserve">2.541</w:t>
+            </w:r>
+          </w:p>
+        </w:tc>
+        <w:tc>
+          <w:tcPr>
+            <w:tcW w:type="dxa" w:w="1600"/>
+            <w:tcBorders>
+              <w:top w:val="single" w:color="B0C8E0" w:sz="1"/>
+              <w:left w:val="single" w:color="B0C8E0" w:sz="1"/>
+              <w:bottom w:val="single" w:color="B0C8E0" w:sz="1"/>
+              <w:right w:val="single" w:color="B0C8E0" w:sz="1"/>
+            </w:tcBorders>
+            <w:shd w:fill="FFFFFF" w:val="clear"/>
+            <w:tcMar>
+              <w:top w:type="dxa" w:w="80"/>
+              <w:left w:type="dxa" w:w="100"/>
+              <w:bottom w:type="dxa" w:w="80"/>
+              <w:right w:type="dxa" w:w="100"/>
+            </w:tcMar>
+          </w:tcPr>
+          <w:p>
+            <w:r>
+              <w:rPr>
+                <w:rFonts w:ascii="Arial" w:cs="Arial" w:eastAsia="Arial" w:hAnsi="Arial"/>
+                <w:b w:val="false"/>
+                <w:bCs w:val="false"/>
+                <w:sz w:val="18"/>
+                <w:szCs w:val="18"/>
+              </w:rPr>
+              <w:t xml:space="preserve">0.00454</w:t>
+            </w:r>
+          </w:p>
+        </w:tc>
+        <w:tc>
+          <w:tcPr>
+            <w:tcW w:type="dxa" w:w="2466"/>
+            <w:tcBorders>
+              <w:top w:val="single" w:color="B0C8E0" w:sz="1"/>
+              <w:left w:val="single" w:color="B0C8E0" w:sz="1"/>
+              <w:bottom w:val="single" w:color="B0C8E0" w:sz="1"/>
+              <w:right w:val="single" w:color="B0C8E0" w:sz="1"/>
+            </w:tcBorders>
+            <w:shd w:fill="FFFFFF" w:val="clear"/>
+            <w:tcMar>
+              <w:top w:type="dxa" w:w="80"/>
+              <w:left w:type="dxa" w:w="100"/>
+              <w:bottom w:type="dxa" w:w="80"/>
+              <w:right w:type="dxa" w:w="100"/>
+            </w:tcMar>
+          </w:tcPr>
+          <w:p>
+            <w:r>
+              <w:rPr>
+                <w:rFonts w:ascii="Arial" w:cs="Arial" w:eastAsia="Arial" w:hAnsi="Arial"/>
+                <w:b w:val="false"/>
+                <w:bCs w:val="false"/>
+                <w:sz w:val="18"/>
+                <w:szCs w:val="18"/>
+              </w:rPr>
+              <w:t xml:space="preserve">Sobreexpresada</w:t>
+            </w:r>
+          </w:p>
+        </w:tc>
+      </w:tr>
+      <w:tr>
+        <w:tc>
+          <w:tcPr>
+            <w:tcW w:type="dxa" w:w="1800"/>
+            <w:tcBorders>
+              <w:top w:val="single" w:color="B0C8E0" w:sz="1"/>
+              <w:left w:val="single" w:color="B0C8E0" w:sz="1"/>
+              <w:bottom w:val="single" w:color="B0C8E0" w:sz="1"/>
+              <w:right w:val="single" w:color="B0C8E0" w:sz="1"/>
+            </w:tcBorders>
+            <w:shd w:fill="EEF4FB" w:val="clear"/>
+            <w:tcMar>
+              <w:top w:type="dxa" w:w="80"/>
+              <w:left w:type="dxa" w:w="100"/>
+              <w:bottom w:type="dxa" w:w="80"/>
+              <w:right w:type="dxa" w:w="100"/>
+            </w:tcMar>
+          </w:tcPr>
+          <w:p>
+            <w:r>
+              <w:rPr>
+                <w:rFonts w:ascii="Arial" w:cs="Arial" w:eastAsia="Arial" w:hAnsi="Arial"/>
+                <w:b w:val="false"/>
+                <w:bCs w:val="false"/>
+                <w:sz w:val="18"/>
+                <w:szCs w:val="18"/>
+              </w:rPr>
+              <w:t xml:space="preserve">HMGB3</w:t>
+            </w:r>
+          </w:p>
+        </w:tc>
+        <w:tc>
+          <w:tcPr>
+            <w:tcW w:type="dxa" w:w="1600"/>
+            <w:tcBorders>
+              <w:top w:val="single" w:color="B0C8E0" w:sz="1"/>
+              <w:left w:val="single" w:color="B0C8E0" w:sz="1"/>
+              <w:bottom w:val="single" w:color="B0C8E0" w:sz="1"/>
+              <w:right w:val="single" w:color="B0C8E0" w:sz="1"/>
+            </w:tcBorders>
+            <w:shd w:fill="EEF4FB" w:val="clear"/>
+            <w:tcMar>
+              <w:top w:type="dxa" w:w="80"/>
+              <w:left w:type="dxa" w:w="100"/>
+              <w:bottom w:type="dxa" w:w="80"/>
+              <w:right w:type="dxa" w:w="100"/>
+            </w:tcMar>
+          </w:tcPr>
+          <w:p>
+            <w:r>
+              <w:rPr>
+                <w:rFonts w:ascii="Arial" w:cs="Arial" w:eastAsia="Arial" w:hAnsi="Arial"/>
+                <w:b w:val="false"/>
+                <w:bCs w:val="false"/>
+                <w:sz w:val="18"/>
+                <w:szCs w:val="18"/>
+              </w:rPr>
+              <w:t xml:space="preserve">O15347</w:t>
+            </w:r>
+          </w:p>
+        </w:tc>
+        <w:tc>
+          <w:tcPr>
+            <w:tcW w:type="dxa" w:w="1400"/>
+            <w:tcBorders>
+              <w:top w:val="single" w:color="B0C8E0" w:sz="1"/>
+              <w:left w:val="single" w:color="B0C8E0" w:sz="1"/>
+              <w:bottom w:val="single" w:color="B0C8E0" w:sz="1"/>
+              <w:right w:val="single" w:color="B0C8E0" w:sz="1"/>
+            </w:tcBorders>
+            <w:shd w:fill="EEF4FB" w:val="clear"/>
+            <w:tcMar>
+              <w:top w:type="dxa" w:w="80"/>
+              <w:left w:type="dxa" w:w="100"/>
+              <w:bottom w:type="dxa" w:w="80"/>
+              <w:right w:type="dxa" w:w="100"/>
+            </w:tcMar>
+          </w:tcPr>
+          <w:p>
+            <w:r>
+              <w:rPr>
+                <w:rFonts w:ascii="Arial" w:cs="Arial" w:eastAsia="Arial" w:hAnsi="Arial"/>
+                <w:b w:val="false"/>
+                <w:bCs w:val="false"/>
+                <w:sz w:val="18"/>
+                <w:szCs w:val="18"/>
+              </w:rPr>
+              <w:t xml:space="preserve">2.539</w:t>
+            </w:r>
+          </w:p>
+        </w:tc>
+        <w:tc>
+          <w:tcPr>
+            <w:tcW w:type="dxa" w:w="1600"/>
+            <w:tcBorders>
+              <w:top w:val="single" w:color="B0C8E0" w:sz="1"/>
+              <w:left w:val="single" w:color="B0C8E0" w:sz="1"/>
+              <w:bottom w:val="single" w:color="B0C8E0" w:sz="1"/>
+              <w:right w:val="single" w:color="B0C8E0" w:sz="1"/>
+            </w:tcBorders>
+            <w:shd w:fill="EEF4FB" w:val="clear"/>
+            <w:tcMar>
+              <w:top w:type="dxa" w:w="80"/>
+              <w:left w:type="dxa" w:w="100"/>
+              <w:bottom w:type="dxa" w:w="80"/>
+              <w:right w:type="dxa" w:w="100"/>
+            </w:tcMar>
+          </w:tcPr>
+          <w:p>
+            <w:r>
+              <w:rPr>
+                <w:rFonts w:ascii="Arial" w:cs="Arial" w:eastAsia="Arial" w:hAnsi="Arial"/>
+                <w:b w:val="false"/>
+                <w:bCs w:val="false"/>
+                <w:sz w:val="18"/>
+                <w:szCs w:val="18"/>
+              </w:rPr>
+              <w:t xml:space="preserve">0.0473</w:t>
+            </w:r>
+          </w:p>
+        </w:tc>
+        <w:tc>
+          <w:tcPr>
+            <w:tcW w:type="dxa" w:w="2466"/>
+            <w:tcBorders>
+              <w:top w:val="single" w:color="B0C8E0" w:sz="1"/>
+              <w:left w:val="single" w:color="B0C8E0" w:sz="1"/>
+              <w:bottom w:val="single" w:color="B0C8E0" w:sz="1"/>
+              <w:right w:val="single" w:color="B0C8E0" w:sz="1"/>
+            </w:tcBorders>
+            <w:shd w:fill="EEF4FB" w:val="clear"/>
+            <w:tcMar>
+              <w:top w:type="dxa" w:w="80"/>
+              <w:left w:type="dxa" w:w="100"/>
+              <w:bottom w:type="dxa" w:w="80"/>
+              <w:right w:type="dxa" w:w="100"/>
+            </w:tcMar>
+          </w:tcPr>
+          <w:p>
+            <w:r>
+              <w:rPr>
+                <w:rFonts w:ascii="Arial" w:cs="Arial" w:eastAsia="Arial" w:hAnsi="Arial"/>
+                <w:b w:val="false"/>
+                <w:bCs w:val="false"/>
+                <w:sz w:val="18"/>
+                <w:szCs w:val="18"/>
+              </w:rPr>
+              <w:t xml:space="preserve">Sobreexpresada</w:t>
+            </w:r>
+          </w:p>
+        </w:tc>
+      </w:tr>
+      <w:tr>
+        <w:tc>
+          <w:tcPr>
+            <w:tcW w:type="dxa" w:w="1800"/>
+            <w:tcBorders>
+              <w:top w:val="single" w:color="B0C8E0" w:sz="1"/>
+              <w:left w:val="single" w:color="B0C8E0" w:sz="1"/>
+              <w:bottom w:val="single" w:color="B0C8E0" w:sz="1"/>
+              <w:right w:val="single" w:color="B0C8E0" w:sz="1"/>
+            </w:tcBorders>
+            <w:shd w:fill="FFFFFF" w:val="clear"/>
+            <w:tcMar>
+              <w:top w:type="dxa" w:w="80"/>
+              <w:left w:type="dxa" w:w="100"/>
+              <w:bottom w:type="dxa" w:w="80"/>
+              <w:right w:type="dxa" w:w="100"/>
+            </w:tcMar>
+          </w:tcPr>
+          <w:p>
+            <w:r>
+              <w:rPr>
+                <w:rFonts w:ascii="Arial" w:cs="Arial" w:eastAsia="Arial" w:hAnsi="Arial"/>
+                <w:b w:val="false"/>
+                <w:bCs w:val="false"/>
+                <w:sz w:val="18"/>
+                <w:szCs w:val="18"/>
+              </w:rPr>
+              <w:t xml:space="preserve">COL4A2</w:t>
+            </w:r>
+          </w:p>
+        </w:tc>
+        <w:tc>
+          <w:tcPr>
+            <w:tcW w:type="dxa" w:w="1600"/>
+            <w:tcBorders>
+              <w:top w:val="single" w:color="B0C8E0" w:sz="1"/>
+              <w:left w:val="single" w:color="B0C8E0" w:sz="1"/>
+              <w:bottom w:val="single" w:color="B0C8E0" w:sz="1"/>
+              <w:right w:val="single" w:color="B0C8E0" w:sz="1"/>
+            </w:tcBorders>
+            <w:shd w:fill="FFFFFF" w:val="clear"/>
+            <w:tcMar>
+              <w:top w:type="dxa" w:w="80"/>
+              <w:left w:type="dxa" w:w="100"/>
+              <w:bottom w:type="dxa" w:w="80"/>
+              <w:right w:type="dxa" w:w="100"/>
+            </w:tcMar>
+          </w:tcPr>
+          <w:p>
+            <w:r>
+              <w:rPr>
+                <w:rFonts w:ascii="Arial" w:cs="Arial" w:eastAsia="Arial" w:hAnsi="Arial"/>
+                <w:b w:val="false"/>
+                <w:bCs w:val="false"/>
+                <w:sz w:val="18"/>
+                <w:szCs w:val="18"/>
+              </w:rPr>
+              <w:t xml:space="preserve">P08572</w:t>
+            </w:r>
+          </w:p>
+        </w:tc>
+        <w:tc>
+          <w:tcPr>
+            <w:tcW w:type="dxa" w:w="1400"/>
+            <w:tcBorders>
+              <w:top w:val="single" w:color="B0C8E0" w:sz="1"/>
+              <w:left w:val="single" w:color="B0C8E0" w:sz="1"/>
+              <w:bottom w:val="single" w:color="B0C8E0" w:sz="1"/>
+              <w:right w:val="single" w:color="B0C8E0" w:sz="1"/>
+            </w:tcBorders>
+            <w:shd w:fill="FFFFFF" w:val="clear"/>
+            <w:tcMar>
+              <w:top w:type="dxa" w:w="80"/>
+              <w:left w:type="dxa" w:w="100"/>
+              <w:bottom w:type="dxa" w:w="80"/>
+              <w:right w:type="dxa" w:w="100"/>
+            </w:tcMar>
+          </w:tcPr>
+          <w:p>
+            <w:r>
+              <w:rPr>
+                <w:rFonts w:ascii="Arial" w:cs="Arial" w:eastAsia="Arial" w:hAnsi="Arial"/>
+                <w:b w:val="false"/>
+                <w:bCs w:val="false"/>
+                <w:sz w:val="18"/>
+                <w:szCs w:val="18"/>
+              </w:rPr>
+              <w:t xml:space="preserve">2.516</w:t>
+            </w:r>
+          </w:p>
+        </w:tc>
+        <w:tc>
+          <w:tcPr>
+            <w:tcW w:type="dxa" w:w="1600"/>
+            <w:tcBorders>
+              <w:top w:val="single" w:color="B0C8E0" w:sz="1"/>
+              <w:left w:val="single" w:color="B0C8E0" w:sz="1"/>
+              <w:bottom w:val="single" w:color="B0C8E0" w:sz="1"/>
+              <w:right w:val="single" w:color="B0C8E0" w:sz="1"/>
+            </w:tcBorders>
+            <w:shd w:fill="FFFFFF" w:val="clear"/>
+            <w:tcMar>
+              <w:top w:type="dxa" w:w="80"/>
+              <w:left w:type="dxa" w:w="100"/>
+              <w:bottom w:type="dxa" w:w="80"/>
+              <w:right w:type="dxa" w:w="100"/>
+            </w:tcMar>
+          </w:tcPr>
+          <w:p>
+            <w:r>
+              <w:rPr>
+                <w:rFonts w:ascii="Arial" w:cs="Arial" w:eastAsia="Arial" w:hAnsi="Arial"/>
+                <w:b w:val="false"/>
+                <w:bCs w:val="false"/>
+                <w:sz w:val="18"/>
+                <w:szCs w:val="18"/>
+              </w:rPr>
+              <w:t xml:space="preserve">6.39e-4</w:t>
+            </w:r>
+          </w:p>
+        </w:tc>
+        <w:tc>
+          <w:tcPr>
+            <w:tcW w:type="dxa" w:w="2466"/>
+            <w:tcBorders>
+              <w:top w:val="single" w:color="B0C8E0" w:sz="1"/>
+              <w:left w:val="single" w:color="B0C8E0" w:sz="1"/>
+              <w:bottom w:val="single" w:color="B0C8E0" w:sz="1"/>
+              <w:right w:val="single" w:color="B0C8E0" w:sz="1"/>
+            </w:tcBorders>
+            <w:shd w:fill="FFFFFF" w:val="clear"/>
+            <w:tcMar>
+              <w:top w:type="dxa" w:w="80"/>
+              <w:left w:type="dxa" w:w="100"/>
+              <w:bottom w:type="dxa" w:w="80"/>
+              <w:right w:type="dxa" w:w="100"/>
+            </w:tcMar>
+          </w:tcPr>
+          <w:p>
+            <w:r>
+              <w:rPr>
+                <w:rFonts w:ascii="Arial" w:cs="Arial" w:eastAsia="Arial" w:hAnsi="Arial"/>
+                <w:b w:val="false"/>
+                <w:bCs w:val="false"/>
+                <w:sz w:val="18"/>
+                <w:szCs w:val="18"/>
+              </w:rPr>
+              <w:t xml:space="preserve">Sobreexpresada</w:t>
+            </w:r>
+          </w:p>
+        </w:tc>
+      </w:tr>
+      <w:tr>
+        <w:tc>
+          <w:tcPr>
+            <w:tcW w:type="dxa" w:w="1800"/>
+            <w:tcBorders>
+              <w:top w:val="single" w:color="B0C8E0" w:sz="1"/>
+              <w:left w:val="single" w:color="B0C8E0" w:sz="1"/>
+              <w:bottom w:val="single" w:color="B0C8E0" w:sz="1"/>
+              <w:right w:val="single" w:color="B0C8E0" w:sz="1"/>
+            </w:tcBorders>
+            <w:shd w:fill="EEF4FB" w:val="clear"/>
+            <w:tcMar>
+              <w:top w:type="dxa" w:w="80"/>
+              <w:left w:type="dxa" w:w="100"/>
+              <w:bottom w:type="dxa" w:w="80"/>
+              <w:right w:type="dxa" w:w="100"/>
+            </w:tcMar>
+          </w:tcPr>
+          <w:p>
+            <w:r>
+              <w:rPr>
+                <w:rFonts w:ascii="Arial" w:cs="Arial" w:eastAsia="Arial" w:hAnsi="Arial"/>
+                <w:b w:val="false"/>
+                <w:bCs w:val="false"/>
+                <w:sz w:val="18"/>
+                <w:szCs w:val="18"/>
+              </w:rPr>
+              <w:t xml:space="preserve">SLC25A4</w:t>
+            </w:r>
+          </w:p>
+        </w:tc>
+        <w:tc>
+          <w:tcPr>
+            <w:tcW w:type="dxa" w:w="1600"/>
+            <w:tcBorders>
+              <w:top w:val="single" w:color="B0C8E0" w:sz="1"/>
+              <w:left w:val="single" w:color="B0C8E0" w:sz="1"/>
+              <w:bottom w:val="single" w:color="B0C8E0" w:sz="1"/>
+              <w:right w:val="single" w:color="B0C8E0" w:sz="1"/>
+            </w:tcBorders>
+            <w:shd w:fill="EEF4FB" w:val="clear"/>
+            <w:tcMar>
+              <w:top w:type="dxa" w:w="80"/>
+              <w:left w:type="dxa" w:w="100"/>
+              <w:bottom w:type="dxa" w:w="80"/>
+              <w:right w:type="dxa" w:w="100"/>
+            </w:tcMar>
+          </w:tcPr>
+          <w:p>
+            <w:r>
+              <w:rPr>
+                <w:rFonts w:ascii="Arial" w:cs="Arial" w:eastAsia="Arial" w:hAnsi="Arial"/>
+                <w:b w:val="false"/>
+                <w:bCs w:val="false"/>
+                <w:sz w:val="18"/>
+                <w:szCs w:val="18"/>
+              </w:rPr>
+              <w:t xml:space="preserve">P12235</w:t>
+            </w:r>
+          </w:p>
+        </w:tc>
+        <w:tc>
+          <w:tcPr>
+            <w:tcW w:type="dxa" w:w="1400"/>
+            <w:tcBorders>
+              <w:top w:val="single" w:color="B0C8E0" w:sz="1"/>
+              <w:left w:val="single" w:color="B0C8E0" w:sz="1"/>
+              <w:bottom w:val="single" w:color="B0C8E0" w:sz="1"/>
+              <w:right w:val="single" w:color="B0C8E0" w:sz="1"/>
+            </w:tcBorders>
+            <w:shd w:fill="EEF4FB" w:val="clear"/>
+            <w:tcMar>
+              <w:top w:type="dxa" w:w="80"/>
+              <w:left w:type="dxa" w:w="100"/>
+              <w:bottom w:type="dxa" w:w="80"/>
+              <w:right w:type="dxa" w:w="100"/>
+            </w:tcMar>
+          </w:tcPr>
+          <w:p>
+            <w:r>
+              <w:rPr>
+                <w:rFonts w:ascii="Arial" w:cs="Arial" w:eastAsia="Arial" w:hAnsi="Arial"/>
+                <w:b w:val="false"/>
+                <w:bCs w:val="false"/>
+                <w:sz w:val="18"/>
+                <w:szCs w:val="18"/>
+              </w:rPr>
+              <w:t xml:space="preserve">-5.99</w:t>
+            </w:r>
+          </w:p>
+        </w:tc>
+        <w:tc>
+          <w:tcPr>
+            <w:tcW w:type="dxa" w:w="1600"/>
+            <w:tcBorders>
+              <w:top w:val="single" w:color="B0C8E0" w:sz="1"/>
+              <w:left w:val="single" w:color="B0C8E0" w:sz="1"/>
+              <w:bottom w:val="single" w:color="B0C8E0" w:sz="1"/>
+              <w:right w:val="single" w:color="B0C8E0" w:sz="1"/>
+            </w:tcBorders>
+            <w:shd w:fill="EEF4FB" w:val="clear"/>
+            <w:tcMar>
+              <w:top w:type="dxa" w:w="80"/>
+              <w:left w:type="dxa" w:w="100"/>
+              <w:bottom w:type="dxa" w:w="80"/>
+              <w:right w:type="dxa" w:w="100"/>
+            </w:tcMar>
+          </w:tcPr>
+          <w:p>
+            <w:r>
+              <w:rPr>
+                <w:rFonts w:ascii="Arial" w:cs="Arial" w:eastAsia="Arial" w:hAnsi="Arial"/>
+                <w:b w:val="false"/>
+                <w:bCs w:val="false"/>
+                <w:sz w:val="18"/>
+                <w:szCs w:val="18"/>
+              </w:rPr>
+              <w:t xml:space="preserve">3.23e-4</w:t>
+            </w:r>
+          </w:p>
+        </w:tc>
+        <w:tc>
+          <w:tcPr>
+            <w:tcW w:type="dxa" w:w="2466"/>
+            <w:tcBorders>
+              <w:top w:val="single" w:color="B0C8E0" w:sz="1"/>
+              <w:left w:val="single" w:color="B0C8E0" w:sz="1"/>
+              <w:bottom w:val="single" w:color="B0C8E0" w:sz="1"/>
+              <w:right w:val="single" w:color="B0C8E0" w:sz="1"/>
+            </w:tcBorders>
+            <w:shd w:fill="EEF4FB" w:val="clear"/>
+            <w:tcMar>
+              <w:top w:type="dxa" w:w="80"/>
+              <w:left w:type="dxa" w:w="100"/>
+              <w:bottom w:type="dxa" w:w="80"/>
+              <w:right w:type="dxa" w:w="100"/>
+            </w:tcMar>
+          </w:tcPr>
+          <w:p>
+            <w:r>
+              <w:rPr>
+                <w:rFonts w:ascii="Arial" w:cs="Arial" w:eastAsia="Arial" w:hAnsi="Arial"/>
+                <w:b w:val="false"/>
+                <w:bCs w:val="false"/>
+                <w:sz w:val="18"/>
+                <w:szCs w:val="18"/>
+              </w:rPr>
+              <w:t xml:space="preserve">Subexpresada</w:t>
+            </w:r>
+          </w:p>
+        </w:tc>
+      </w:tr>
+      <w:tr>
+        <w:tc>
+          <w:tcPr>
+            <w:tcW w:type="dxa" w:w="1800"/>
+            <w:tcBorders>
+              <w:top w:val="single" w:color="B0C8E0" w:sz="1"/>
+              <w:left w:val="single" w:color="B0C8E0" w:sz="1"/>
+              <w:bottom w:val="single" w:color="B0C8E0" w:sz="1"/>
+              <w:right w:val="single" w:color="B0C8E0" w:sz="1"/>
+            </w:tcBorders>
+            <w:shd w:fill="FFFFFF" w:val="clear"/>
+            <w:tcMar>
+              <w:top w:type="dxa" w:w="80"/>
+              <w:left w:type="dxa" w:w="100"/>
+              <w:bottom w:type="dxa" w:w="80"/>
+              <w:right w:type="dxa" w:w="100"/>
+            </w:tcMar>
+          </w:tcPr>
+          <w:p>
+            <w:r>
+              <w:rPr>
+                <w:rFonts w:ascii="Arial" w:cs="Arial" w:eastAsia="Arial" w:hAnsi="Arial"/>
+                <w:b w:val="false"/>
+                <w:bCs w:val="false"/>
+                <w:sz w:val="18"/>
+                <w:szCs w:val="18"/>
+              </w:rPr>
+              <w:t xml:space="preserve">MYLPF</w:t>
+            </w:r>
+          </w:p>
+        </w:tc>
+        <w:tc>
+          <w:tcPr>
+            <w:tcW w:type="dxa" w:w="1600"/>
+            <w:tcBorders>
+              <w:top w:val="single" w:color="B0C8E0" w:sz="1"/>
+              <w:left w:val="single" w:color="B0C8E0" w:sz="1"/>
+              <w:bottom w:val="single" w:color="B0C8E0" w:sz="1"/>
+              <w:right w:val="single" w:color="B0C8E0" w:sz="1"/>
+            </w:tcBorders>
+            <w:shd w:fill="FFFFFF" w:val="clear"/>
+            <w:tcMar>
+              <w:top w:type="dxa" w:w="80"/>
+              <w:left w:type="dxa" w:w="100"/>
+              <w:bottom w:type="dxa" w:w="80"/>
+              <w:right w:type="dxa" w:w="100"/>
+            </w:tcMar>
+          </w:tcPr>
+          <w:p>
+            <w:r>
+              <w:rPr>
+                <w:rFonts w:ascii="Arial" w:cs="Arial" w:eastAsia="Arial" w:hAnsi="Arial"/>
+                <w:b w:val="false"/>
+                <w:bCs w:val="false"/>
+                <w:sz w:val="18"/>
+                <w:szCs w:val="18"/>
+              </w:rPr>
+              <w:t xml:space="preserve">Q96A32</w:t>
+            </w:r>
+          </w:p>
+        </w:tc>
+        <w:tc>
+          <w:tcPr>
+            <w:tcW w:type="dxa" w:w="1400"/>
+            <w:tcBorders>
+              <w:top w:val="single" w:color="B0C8E0" w:sz="1"/>
+              <w:left w:val="single" w:color="B0C8E0" w:sz="1"/>
+              <w:bottom w:val="single" w:color="B0C8E0" w:sz="1"/>
+              <w:right w:val="single" w:color="B0C8E0" w:sz="1"/>
+            </w:tcBorders>
+            <w:shd w:fill="FFFFFF" w:val="clear"/>
+            <w:tcMar>
+              <w:top w:type="dxa" w:w="80"/>
+              <w:left w:type="dxa" w:w="100"/>
+              <w:bottom w:type="dxa" w:w="80"/>
+              <w:right w:type="dxa" w:w="100"/>
+            </w:tcMar>
+          </w:tcPr>
+          <w:p>
+            <w:r>
+              <w:rPr>
+                <w:rFonts w:ascii="Arial" w:cs="Arial" w:eastAsia="Arial" w:hAnsi="Arial"/>
+                <w:b w:val="false"/>
+                <w:bCs w:val="false"/>
+                <w:sz w:val="18"/>
+                <w:szCs w:val="18"/>
+              </w:rPr>
+              <w:t xml:space="preserve">-5.291</w:t>
+            </w:r>
+          </w:p>
+        </w:tc>
+        <w:tc>
+          <w:tcPr>
+            <w:tcW w:type="dxa" w:w="1600"/>
+            <w:tcBorders>
+              <w:top w:val="single" w:color="B0C8E0" w:sz="1"/>
+              <w:left w:val="single" w:color="B0C8E0" w:sz="1"/>
+              <w:bottom w:val="single" w:color="B0C8E0" w:sz="1"/>
+              <w:right w:val="single" w:color="B0C8E0" w:sz="1"/>
+            </w:tcBorders>
+            <w:shd w:fill="FFFFFF" w:val="clear"/>
+            <w:tcMar>
+              <w:top w:type="dxa" w:w="80"/>
+              <w:left w:type="dxa" w:w="100"/>
+              <w:bottom w:type="dxa" w:w="80"/>
+              <w:right w:type="dxa" w:w="100"/>
+            </w:tcMar>
+          </w:tcPr>
+          <w:p>
+            <w:r>
+              <w:rPr>
+                <w:rFonts w:ascii="Arial" w:cs="Arial" w:eastAsia="Arial" w:hAnsi="Arial"/>
+                <w:b w:val="false"/>
+                <w:bCs w:val="false"/>
+                <w:sz w:val="18"/>
+                <w:szCs w:val="18"/>
+              </w:rPr>
+              <w:t xml:space="preserve">9.32e-4</w:t>
+            </w:r>
+          </w:p>
+        </w:tc>
+        <w:tc>
+          <w:tcPr>
+            <w:tcW w:type="dxa" w:w="2466"/>
+            <w:tcBorders>
+              <w:top w:val="single" w:color="B0C8E0" w:sz="1"/>
+              <w:left w:val="single" w:color="B0C8E0" w:sz="1"/>
+              <w:bottom w:val="single" w:color="B0C8E0" w:sz="1"/>
+              <w:right w:val="single" w:color="B0C8E0" w:sz="1"/>
+            </w:tcBorders>
+            <w:shd w:fill="FFFFFF" w:val="clear"/>
+            <w:tcMar>
+              <w:top w:type="dxa" w:w="80"/>
+              <w:left w:type="dxa" w:w="100"/>
+              <w:bottom w:type="dxa" w:w="80"/>
+              <w:right w:type="dxa" w:w="100"/>
+            </w:tcMar>
+          </w:tcPr>
+          <w:p>
+            <w:r>
+              <w:rPr>
+                <w:rFonts w:ascii="Arial" w:cs="Arial" w:eastAsia="Arial" w:hAnsi="Arial"/>
+                <w:b w:val="false"/>
+                <w:bCs w:val="false"/>
+                <w:sz w:val="18"/>
+                <w:szCs w:val="18"/>
+              </w:rPr>
+              <w:t xml:space="preserve">Subexpresada</w:t>
+            </w:r>
+          </w:p>
+        </w:tc>
+      </w:tr>
+      <w:tr>
+        <w:tc>
+          <w:tcPr>
+            <w:tcW w:type="dxa" w:w="1800"/>
+            <w:tcBorders>
+              <w:top w:val="single" w:color="B0C8E0" w:sz="1"/>
+              <w:left w:val="single" w:color="B0C8E0" w:sz="1"/>
+              <w:bottom w:val="single" w:color="B0C8E0" w:sz="1"/>
+              <w:right w:val="single" w:color="B0C8E0" w:sz="1"/>
+            </w:tcBorders>
+            <w:shd w:fill="EEF4FB" w:val="clear"/>
+            <w:tcMar>
+              <w:top w:type="dxa" w:w="80"/>
+              <w:left w:type="dxa" w:w="100"/>
+              <w:bottom w:type="dxa" w:w="80"/>
+              <w:right w:type="dxa" w:w="100"/>
+            </w:tcMar>
+          </w:tcPr>
+          <w:p>
+            <w:r>
+              <w:rPr>
+                <w:rFonts w:ascii="Arial" w:cs="Arial" w:eastAsia="Arial" w:hAnsi="Arial"/>
+                <w:b w:val="false"/>
+                <w:bCs w:val="false"/>
+                <w:sz w:val="18"/>
+                <w:szCs w:val="18"/>
+              </w:rPr>
+              <w:t xml:space="preserve">HSPB6</w:t>
+            </w:r>
+          </w:p>
+        </w:tc>
+        <w:tc>
+          <w:tcPr>
+            <w:tcW w:type="dxa" w:w="1600"/>
+            <w:tcBorders>
+              <w:top w:val="single" w:color="B0C8E0" w:sz="1"/>
+              <w:left w:val="single" w:color="B0C8E0" w:sz="1"/>
+              <w:bottom w:val="single" w:color="B0C8E0" w:sz="1"/>
+              <w:right w:val="single" w:color="B0C8E0" w:sz="1"/>
+            </w:tcBorders>
+            <w:shd w:fill="EEF4FB" w:val="clear"/>
+            <w:tcMar>
+              <w:top w:type="dxa" w:w="80"/>
+              <w:left w:type="dxa" w:w="100"/>
+              <w:bottom w:type="dxa" w:w="80"/>
+              <w:right w:type="dxa" w:w="100"/>
+            </w:tcMar>
+          </w:tcPr>
+          <w:p>
+            <w:r>
+              <w:rPr>
+                <w:rFonts w:ascii="Arial" w:cs="Arial" w:eastAsia="Arial" w:hAnsi="Arial"/>
+                <w:b w:val="false"/>
+                <w:bCs w:val="false"/>
+                <w:sz w:val="18"/>
+                <w:szCs w:val="18"/>
+              </w:rPr>
+              <w:t xml:space="preserve">O14558</w:t>
+            </w:r>
+          </w:p>
+        </w:tc>
+        <w:tc>
+          <w:tcPr>
+            <w:tcW w:type="dxa" w:w="1400"/>
+            <w:tcBorders>
+              <w:top w:val="single" w:color="B0C8E0" w:sz="1"/>
+              <w:left w:val="single" w:color="B0C8E0" w:sz="1"/>
+              <w:bottom w:val="single" w:color="B0C8E0" w:sz="1"/>
+              <w:right w:val="single" w:color="B0C8E0" w:sz="1"/>
+            </w:tcBorders>
+            <w:shd w:fill="EEF4FB" w:val="clear"/>
+            <w:tcMar>
+              <w:top w:type="dxa" w:w="80"/>
+              <w:left w:type="dxa" w:w="100"/>
+              <w:bottom w:type="dxa" w:w="80"/>
+              <w:right w:type="dxa" w:w="100"/>
+            </w:tcMar>
+          </w:tcPr>
+          <w:p>
+            <w:r>
+              <w:rPr>
+                <w:rFonts w:ascii="Arial" w:cs="Arial" w:eastAsia="Arial" w:hAnsi="Arial"/>
+                <w:b w:val="false"/>
+                <w:bCs w:val="false"/>
+                <w:sz w:val="18"/>
+                <w:szCs w:val="18"/>
+              </w:rPr>
+              <w:t xml:space="preserve">-4.923</w:t>
+            </w:r>
+          </w:p>
+        </w:tc>
+        <w:tc>
+          <w:tcPr>
+            <w:tcW w:type="dxa" w:w="1600"/>
+            <w:tcBorders>
+              <w:top w:val="single" w:color="B0C8E0" w:sz="1"/>
+              <w:left w:val="single" w:color="B0C8E0" w:sz="1"/>
+              <w:bottom w:val="single" w:color="B0C8E0" w:sz="1"/>
+              <w:right w:val="single" w:color="B0C8E0" w:sz="1"/>
+            </w:tcBorders>
+            <w:shd w:fill="EEF4FB" w:val="clear"/>
+            <w:tcMar>
+              <w:top w:type="dxa" w:w="80"/>
+              <w:left w:type="dxa" w:w="100"/>
+              <w:bottom w:type="dxa" w:w="80"/>
+              <w:right w:type="dxa" w:w="100"/>
+            </w:tcMar>
+          </w:tcPr>
+          <w:p>
+            <w:r>
+              <w:rPr>
+                <w:rFonts w:ascii="Arial" w:cs="Arial" w:eastAsia="Arial" w:hAnsi="Arial"/>
+                <w:b w:val="false"/>
+                <w:bCs w:val="false"/>
+                <w:sz w:val="18"/>
+                <w:szCs w:val="18"/>
+              </w:rPr>
+              <w:t xml:space="preserve">3.3e-4</w:t>
+            </w:r>
+          </w:p>
+        </w:tc>
+        <w:tc>
+          <w:tcPr>
+            <w:tcW w:type="dxa" w:w="2466"/>
+            <w:tcBorders>
+              <w:top w:val="single" w:color="B0C8E0" w:sz="1"/>
+              <w:left w:val="single" w:color="B0C8E0" w:sz="1"/>
+              <w:bottom w:val="single" w:color="B0C8E0" w:sz="1"/>
+              <w:right w:val="single" w:color="B0C8E0" w:sz="1"/>
+            </w:tcBorders>
+            <w:shd w:fill="EEF4FB" w:val="clear"/>
+            <w:tcMar>
+              <w:top w:type="dxa" w:w="80"/>
+              <w:left w:type="dxa" w:w="100"/>
+              <w:bottom w:type="dxa" w:w="80"/>
+              <w:right w:type="dxa" w:w="100"/>
+            </w:tcMar>
+          </w:tcPr>
+          <w:p>
+            <w:r>
+              <w:rPr>
+                <w:rFonts w:ascii="Arial" w:cs="Arial" w:eastAsia="Arial" w:hAnsi="Arial"/>
+                <w:b w:val="false"/>
+                <w:bCs w:val="false"/>
+                <w:sz w:val="18"/>
+                <w:szCs w:val="18"/>
+              </w:rPr>
+              <w:t xml:space="preserve">Subexpresada</w:t>
+            </w:r>
+          </w:p>
+        </w:tc>
+      </w:tr>
+      <w:tr>
+        <w:tc>
+          <w:tcPr>
+            <w:tcW w:type="dxa" w:w="1800"/>
+            <w:tcBorders>
+              <w:top w:val="single" w:color="B0C8E0" w:sz="1"/>
+              <w:left w:val="single" w:color="B0C8E0" w:sz="1"/>
+              <w:bottom w:val="single" w:color="B0C8E0" w:sz="1"/>
+              <w:right w:val="single" w:color="B0C8E0" w:sz="1"/>
+            </w:tcBorders>
+            <w:shd w:fill="FFFFFF" w:val="clear"/>
+            <w:tcMar>
+              <w:top w:type="dxa" w:w="80"/>
+              <w:left w:type="dxa" w:w="100"/>
+              <w:bottom w:type="dxa" w:w="80"/>
+              <w:right w:type="dxa" w:w="100"/>
+            </w:tcMar>
+          </w:tcPr>
+          <w:p>
+            <w:r>
+              <w:rPr>
+                <w:rFonts w:ascii="Arial" w:cs="Arial" w:eastAsia="Arial" w:hAnsi="Arial"/>
+                <w:b w:val="false"/>
+                <w:bCs w:val="false"/>
+                <w:sz w:val="18"/>
+                <w:szCs w:val="18"/>
+              </w:rPr>
+              <w:t xml:space="preserve">MYL2</w:t>
+            </w:r>
+          </w:p>
+        </w:tc>
+        <w:tc>
+          <w:tcPr>
+            <w:tcW w:type="dxa" w:w="1600"/>
+            <w:tcBorders>
+              <w:top w:val="single" w:color="B0C8E0" w:sz="1"/>
+              <w:left w:val="single" w:color="B0C8E0" w:sz="1"/>
+              <w:bottom w:val="single" w:color="B0C8E0" w:sz="1"/>
+              <w:right w:val="single" w:color="B0C8E0" w:sz="1"/>
+            </w:tcBorders>
+            <w:shd w:fill="FFFFFF" w:val="clear"/>
+            <w:tcMar>
+              <w:top w:type="dxa" w:w="80"/>
+              <w:left w:type="dxa" w:w="100"/>
+              <w:bottom w:type="dxa" w:w="80"/>
+              <w:right w:type="dxa" w:w="100"/>
+            </w:tcMar>
+          </w:tcPr>
+          <w:p>
+            <w:r>
+              <w:rPr>
+                <w:rFonts w:ascii="Arial" w:cs="Arial" w:eastAsia="Arial" w:hAnsi="Arial"/>
+                <w:b w:val="false"/>
+                <w:bCs w:val="false"/>
+                <w:sz w:val="18"/>
+                <w:szCs w:val="18"/>
+              </w:rPr>
+              <w:t xml:space="preserve">P10916</w:t>
+            </w:r>
+          </w:p>
+        </w:tc>
+        <w:tc>
+          <w:tcPr>
+            <w:tcW w:type="dxa" w:w="1400"/>
+            <w:tcBorders>
+              <w:top w:val="single" w:color="B0C8E0" w:sz="1"/>
+              <w:left w:val="single" w:color="B0C8E0" w:sz="1"/>
+              <w:bottom w:val="single" w:color="B0C8E0" w:sz="1"/>
+              <w:right w:val="single" w:color="B0C8E0" w:sz="1"/>
+            </w:tcBorders>
+            <w:shd w:fill="FFFFFF" w:val="clear"/>
+            <w:tcMar>
+              <w:top w:type="dxa" w:w="80"/>
+              <w:left w:type="dxa" w:w="100"/>
+              <w:bottom w:type="dxa" w:w="80"/>
+              <w:right w:type="dxa" w:w="100"/>
+            </w:tcMar>
+          </w:tcPr>
+          <w:p>
+            <w:r>
+              <w:rPr>
+                <w:rFonts w:ascii="Arial" w:cs="Arial" w:eastAsia="Arial" w:hAnsi="Arial"/>
+                <w:b w:val="false"/>
+                <w:bCs w:val="false"/>
+                <w:sz w:val="18"/>
+                <w:szCs w:val="18"/>
+              </w:rPr>
+              <w:t xml:space="preserve">-4.907</w:t>
+            </w:r>
+          </w:p>
+        </w:tc>
+        <w:tc>
+          <w:tcPr>
+            <w:tcW w:type="dxa" w:w="1600"/>
+            <w:tcBorders>
+              <w:top w:val="single" w:color="B0C8E0" w:sz="1"/>
+              <w:left w:val="single" w:color="B0C8E0" w:sz="1"/>
+              <w:bottom w:val="single" w:color="B0C8E0" w:sz="1"/>
+              <w:right w:val="single" w:color="B0C8E0" w:sz="1"/>
+            </w:tcBorders>
+            <w:shd w:fill="FFFFFF" w:val="clear"/>
+            <w:tcMar>
+              <w:top w:type="dxa" w:w="80"/>
+              <w:left w:type="dxa" w:w="100"/>
+              <w:bottom w:type="dxa" w:w="80"/>
+              <w:right w:type="dxa" w:w="100"/>
+            </w:tcMar>
+          </w:tcPr>
+          <w:p>
+            <w:r>
+              <w:rPr>
+                <w:rFonts w:ascii="Arial" w:cs="Arial" w:eastAsia="Arial" w:hAnsi="Arial"/>
+                <w:b w:val="false"/>
+                <w:bCs w:val="false"/>
+                <w:sz w:val="18"/>
+                <w:szCs w:val="18"/>
+              </w:rPr>
+              <w:t xml:space="preserve">0.00177</w:t>
+            </w:r>
+          </w:p>
+        </w:tc>
+        <w:tc>
+          <w:tcPr>
+            <w:tcW w:type="dxa" w:w="2466"/>
+            <w:tcBorders>
+              <w:top w:val="single" w:color="B0C8E0" w:sz="1"/>
+              <w:left w:val="single" w:color="B0C8E0" w:sz="1"/>
+              <w:bottom w:val="single" w:color="B0C8E0" w:sz="1"/>
+              <w:right w:val="single" w:color="B0C8E0" w:sz="1"/>
+            </w:tcBorders>
+            <w:shd w:fill="FFFFFF" w:val="clear"/>
+            <w:tcMar>
+              <w:top w:type="dxa" w:w="80"/>
+              <w:left w:type="dxa" w:w="100"/>
+              <w:bottom w:type="dxa" w:w="80"/>
+              <w:right w:type="dxa" w:w="100"/>
+            </w:tcMar>
+          </w:tcPr>
+          <w:p>
+            <w:r>
+              <w:rPr>
+                <w:rFonts w:ascii="Arial" w:cs="Arial" w:eastAsia="Arial" w:hAnsi="Arial"/>
+                <w:b w:val="false"/>
+                <w:bCs w:val="false"/>
+                <w:sz w:val="18"/>
+                <w:szCs w:val="18"/>
+              </w:rPr>
+              <w:t xml:space="preserve">Subexpresada</w:t>
+            </w:r>
+          </w:p>
+        </w:tc>
+      </w:tr>
+      <w:tr>
+        <w:tc>
+          <w:tcPr>
+            <w:tcW w:type="dxa" w:w="1800"/>
+            <w:tcBorders>
+              <w:top w:val="single" w:color="B0C8E0" w:sz="1"/>
+              <w:left w:val="single" w:color="B0C8E0" w:sz="1"/>
+              <w:bottom w:val="single" w:color="B0C8E0" w:sz="1"/>
+              <w:right w:val="single" w:color="B0C8E0" w:sz="1"/>
+            </w:tcBorders>
+            <w:shd w:fill="EEF4FB" w:val="clear"/>
+            <w:tcMar>
+              <w:top w:type="dxa" w:w="80"/>
+              <w:left w:type="dxa" w:w="100"/>
+              <w:bottom w:type="dxa" w:w="80"/>
+              <w:right w:type="dxa" w:w="100"/>
+            </w:tcMar>
+          </w:tcPr>
+          <w:p>
+            <w:r>
+              <w:rPr>
+                <w:rFonts w:ascii="Arial" w:cs="Arial" w:eastAsia="Arial" w:hAnsi="Arial"/>
+                <w:b w:val="false"/>
+                <w:bCs w:val="false"/>
+                <w:sz w:val="18"/>
+                <w:szCs w:val="18"/>
+              </w:rPr>
+              <w:t xml:space="preserve">CASQ1</w:t>
+            </w:r>
+          </w:p>
+        </w:tc>
+        <w:tc>
+          <w:tcPr>
+            <w:tcW w:type="dxa" w:w="1600"/>
+            <w:tcBorders>
+              <w:top w:val="single" w:color="B0C8E0" w:sz="1"/>
+              <w:left w:val="single" w:color="B0C8E0" w:sz="1"/>
+              <w:bottom w:val="single" w:color="B0C8E0" w:sz="1"/>
+              <w:right w:val="single" w:color="B0C8E0" w:sz="1"/>
+            </w:tcBorders>
+            <w:shd w:fill="EEF4FB" w:val="clear"/>
+            <w:tcMar>
+              <w:top w:type="dxa" w:w="80"/>
+              <w:left w:type="dxa" w:w="100"/>
+              <w:bottom w:type="dxa" w:w="80"/>
+              <w:right w:type="dxa" w:w="100"/>
+            </w:tcMar>
+          </w:tcPr>
+          <w:p>
+            <w:r>
+              <w:rPr>
+                <w:rFonts w:ascii="Arial" w:cs="Arial" w:eastAsia="Arial" w:hAnsi="Arial"/>
+                <w:b w:val="false"/>
+                <w:bCs w:val="false"/>
+                <w:sz w:val="18"/>
+                <w:szCs w:val="18"/>
+              </w:rPr>
+              <w:t xml:space="preserve">P31415</w:t>
+            </w:r>
+          </w:p>
+        </w:tc>
+        <w:tc>
+          <w:tcPr>
+            <w:tcW w:type="dxa" w:w="1400"/>
+            <w:tcBorders>
+              <w:top w:val="single" w:color="B0C8E0" w:sz="1"/>
+              <w:left w:val="single" w:color="B0C8E0" w:sz="1"/>
+              <w:bottom w:val="single" w:color="B0C8E0" w:sz="1"/>
+              <w:right w:val="single" w:color="B0C8E0" w:sz="1"/>
+            </w:tcBorders>
+            <w:shd w:fill="EEF4FB" w:val="clear"/>
+            <w:tcMar>
+              <w:top w:type="dxa" w:w="80"/>
+              <w:left w:type="dxa" w:w="100"/>
+              <w:bottom w:type="dxa" w:w="80"/>
+              <w:right w:type="dxa" w:w="100"/>
+            </w:tcMar>
+          </w:tcPr>
+          <w:p>
+            <w:r>
+              <w:rPr>
+                <w:rFonts w:ascii="Arial" w:cs="Arial" w:eastAsia="Arial" w:hAnsi="Arial"/>
+                <w:b w:val="false"/>
+                <w:bCs w:val="false"/>
+                <w:sz w:val="18"/>
+                <w:szCs w:val="18"/>
+              </w:rPr>
+              <w:t xml:space="preserve">-4.84</w:t>
+            </w:r>
+          </w:p>
+        </w:tc>
+        <w:tc>
+          <w:tcPr>
+            <w:tcW w:type="dxa" w:w="1600"/>
+            <w:tcBorders>
+              <w:top w:val="single" w:color="B0C8E0" w:sz="1"/>
+              <w:left w:val="single" w:color="B0C8E0" w:sz="1"/>
+              <w:bottom w:val="single" w:color="B0C8E0" w:sz="1"/>
+              <w:right w:val="single" w:color="B0C8E0" w:sz="1"/>
+            </w:tcBorders>
+            <w:shd w:fill="EEF4FB" w:val="clear"/>
+            <w:tcMar>
+              <w:top w:type="dxa" w:w="80"/>
+              <w:left w:type="dxa" w:w="100"/>
+              <w:bottom w:type="dxa" w:w="80"/>
+              <w:right w:type="dxa" w:w="100"/>
+            </w:tcMar>
+          </w:tcPr>
+          <w:p>
+            <w:r>
+              <w:rPr>
+                <w:rFonts w:ascii="Arial" w:cs="Arial" w:eastAsia="Arial" w:hAnsi="Arial"/>
+                <w:b w:val="false"/>
+                <w:bCs w:val="false"/>
+                <w:sz w:val="18"/>
+                <w:szCs w:val="18"/>
+              </w:rPr>
+              <w:t xml:space="preserve">0.00362</w:t>
+            </w:r>
+          </w:p>
+        </w:tc>
+        <w:tc>
+          <w:tcPr>
+            <w:tcW w:type="dxa" w:w="2466"/>
+            <w:tcBorders>
+              <w:top w:val="single" w:color="B0C8E0" w:sz="1"/>
+              <w:left w:val="single" w:color="B0C8E0" w:sz="1"/>
+              <w:bottom w:val="single" w:color="B0C8E0" w:sz="1"/>
+              <w:right w:val="single" w:color="B0C8E0" w:sz="1"/>
+            </w:tcBorders>
+            <w:shd w:fill="EEF4FB" w:val="clear"/>
+            <w:tcMar>
+              <w:top w:type="dxa" w:w="80"/>
+              <w:left w:type="dxa" w:w="100"/>
+              <w:bottom w:type="dxa" w:w="80"/>
+              <w:right w:type="dxa" w:w="100"/>
+            </w:tcMar>
+          </w:tcPr>
+          <w:p>
+            <w:r>
+              <w:rPr>
+                <w:rFonts w:ascii="Arial" w:cs="Arial" w:eastAsia="Arial" w:hAnsi="Arial"/>
+                <w:b w:val="false"/>
+                <w:bCs w:val="false"/>
+                <w:sz w:val="18"/>
+                <w:szCs w:val="18"/>
+              </w:rPr>
+              <w:t xml:space="preserve">Subexpresada</w:t>
+            </w:r>
+          </w:p>
+        </w:tc>
+      </w:tr>
+      <w:tr>
+        <w:tc>
+          <w:tcPr>
+            <w:tcW w:type="dxa" w:w="1800"/>
+            <w:tcBorders>
+              <w:top w:val="single" w:color="B0C8E0" w:sz="1"/>
+              <w:left w:val="single" w:color="B0C8E0" w:sz="1"/>
+              <w:bottom w:val="single" w:color="B0C8E0" w:sz="1"/>
+              <w:right w:val="single" w:color="B0C8E0" w:sz="1"/>
+            </w:tcBorders>
+            <w:shd w:fill="FFFFFF" w:val="clear"/>
+            <w:tcMar>
+              <w:top w:type="dxa" w:w="80"/>
+              <w:left w:type="dxa" w:w="100"/>
+              <w:bottom w:type="dxa" w:w="80"/>
+              <w:right w:type="dxa" w:w="100"/>
+            </w:tcMar>
+          </w:tcPr>
+          <w:p>
+            <w:r>
+              <w:rPr>
+                <w:rFonts w:ascii="Arial" w:cs="Arial" w:eastAsia="Arial" w:hAnsi="Arial"/>
+                <w:b w:val="false"/>
+                <w:bCs w:val="false"/>
+                <w:sz w:val="18"/>
+                <w:szCs w:val="18"/>
+              </w:rPr>
+              <w:t xml:space="preserve">SYPL2</w:t>
+            </w:r>
+          </w:p>
+        </w:tc>
+        <w:tc>
+          <w:tcPr>
+            <w:tcW w:type="dxa" w:w="1600"/>
+            <w:tcBorders>
+              <w:top w:val="single" w:color="B0C8E0" w:sz="1"/>
+              <w:left w:val="single" w:color="B0C8E0" w:sz="1"/>
+              <w:bottom w:val="single" w:color="B0C8E0" w:sz="1"/>
+              <w:right w:val="single" w:color="B0C8E0" w:sz="1"/>
+            </w:tcBorders>
+            <w:shd w:fill="FFFFFF" w:val="clear"/>
+            <w:tcMar>
+              <w:top w:type="dxa" w:w="80"/>
+              <w:left w:type="dxa" w:w="100"/>
+              <w:bottom w:type="dxa" w:w="80"/>
+              <w:right w:type="dxa" w:w="100"/>
+            </w:tcMar>
+          </w:tcPr>
+          <w:p>
+            <w:r>
+              <w:rPr>
+                <w:rFonts w:ascii="Arial" w:cs="Arial" w:eastAsia="Arial" w:hAnsi="Arial"/>
+                <w:b w:val="false"/>
+                <w:bCs w:val="false"/>
+                <w:sz w:val="18"/>
+                <w:szCs w:val="18"/>
+              </w:rPr>
+              <w:t xml:space="preserve">Q5VXT5</w:t>
+            </w:r>
+          </w:p>
+        </w:tc>
+        <w:tc>
+          <w:tcPr>
+            <w:tcW w:type="dxa" w:w="1400"/>
+            <w:tcBorders>
+              <w:top w:val="single" w:color="B0C8E0" w:sz="1"/>
+              <w:left w:val="single" w:color="B0C8E0" w:sz="1"/>
+              <w:bottom w:val="single" w:color="B0C8E0" w:sz="1"/>
+              <w:right w:val="single" w:color="B0C8E0" w:sz="1"/>
+            </w:tcBorders>
+            <w:shd w:fill="FFFFFF" w:val="clear"/>
+            <w:tcMar>
+              <w:top w:type="dxa" w:w="80"/>
+              <w:left w:type="dxa" w:w="100"/>
+              <w:bottom w:type="dxa" w:w="80"/>
+              <w:right w:type="dxa" w:w="100"/>
+            </w:tcMar>
+          </w:tcPr>
+          <w:p>
+            <w:r>
+              <w:rPr>
+                <w:rFonts w:ascii="Arial" w:cs="Arial" w:eastAsia="Arial" w:hAnsi="Arial"/>
+                <w:b w:val="false"/>
+                <w:bCs w:val="false"/>
+                <w:sz w:val="18"/>
+                <w:szCs w:val="18"/>
+              </w:rPr>
+              <w:t xml:space="preserve">-4.724</w:t>
+            </w:r>
+          </w:p>
+        </w:tc>
+        <w:tc>
+          <w:tcPr>
+            <w:tcW w:type="dxa" w:w="1600"/>
+            <w:tcBorders>
+              <w:top w:val="single" w:color="B0C8E0" w:sz="1"/>
+              <w:left w:val="single" w:color="B0C8E0" w:sz="1"/>
+              <w:bottom w:val="single" w:color="B0C8E0" w:sz="1"/>
+              <w:right w:val="single" w:color="B0C8E0" w:sz="1"/>
+            </w:tcBorders>
+            <w:shd w:fill="FFFFFF" w:val="clear"/>
+            <w:tcMar>
+              <w:top w:type="dxa" w:w="80"/>
+              <w:left w:type="dxa" w:w="100"/>
+              <w:bottom w:type="dxa" w:w="80"/>
+              <w:right w:type="dxa" w:w="100"/>
+            </w:tcMar>
+          </w:tcPr>
+          <w:p>
+            <w:r>
+              <w:rPr>
+                <w:rFonts w:ascii="Arial" w:cs="Arial" w:eastAsia="Arial" w:hAnsi="Arial"/>
+                <w:b w:val="false"/>
+                <w:bCs w:val="false"/>
+                <w:sz w:val="18"/>
+                <w:szCs w:val="18"/>
+              </w:rPr>
+              <w:t xml:space="preserve">0.00221</w:t>
+            </w:r>
+          </w:p>
+        </w:tc>
+        <w:tc>
+          <w:tcPr>
+            <w:tcW w:type="dxa" w:w="2466"/>
+            <w:tcBorders>
+              <w:top w:val="single" w:color="B0C8E0" w:sz="1"/>
+              <w:left w:val="single" w:color="B0C8E0" w:sz="1"/>
+              <w:bottom w:val="single" w:color="B0C8E0" w:sz="1"/>
+              <w:right w:val="single" w:color="B0C8E0" w:sz="1"/>
+            </w:tcBorders>
+            <w:shd w:fill="FFFFFF" w:val="clear"/>
+            <w:tcMar>
+              <w:top w:type="dxa" w:w="80"/>
+              <w:left w:type="dxa" w:w="100"/>
+              <w:bottom w:type="dxa" w:w="80"/>
+              <w:right w:type="dxa" w:w="100"/>
+            </w:tcMar>
+          </w:tcPr>
+          <w:p>
+            <w:r>
+              <w:rPr>
+                <w:rFonts w:ascii="Arial" w:cs="Arial" w:eastAsia="Arial" w:hAnsi="Arial"/>
+                <w:b w:val="false"/>
+                <w:bCs w:val="false"/>
+                <w:sz w:val="18"/>
+                <w:szCs w:val="18"/>
+              </w:rPr>
+              <w:t xml:space="preserve">Subexpresada</w:t>
+            </w:r>
+          </w:p>
+        </w:tc>
+      </w:tr>
+      <w:tr>
+        <w:tc>
+          <w:tcPr>
+            <w:tcW w:type="dxa" w:w="1800"/>
+            <w:tcBorders>
+              <w:top w:val="single" w:color="B0C8E0" w:sz="1"/>
+              <w:left w:val="single" w:color="B0C8E0" w:sz="1"/>
+              <w:bottom w:val="single" w:color="B0C8E0" w:sz="1"/>
+              <w:right w:val="single" w:color="B0C8E0" w:sz="1"/>
+            </w:tcBorders>
+            <w:shd w:fill="EEF4FB" w:val="clear"/>
+            <w:tcMar>
+              <w:top w:type="dxa" w:w="80"/>
+              <w:left w:type="dxa" w:w="100"/>
+              <w:bottom w:type="dxa" w:w="80"/>
+              <w:right w:type="dxa" w:w="100"/>
+            </w:tcMar>
+          </w:tcPr>
+          <w:p>
+            <w:r>
+              <w:rPr>
+                <w:rFonts w:ascii="Arial" w:cs="Arial" w:eastAsia="Arial" w:hAnsi="Arial"/>
+                <w:b w:val="false"/>
+                <w:bCs w:val="false"/>
+                <w:sz w:val="18"/>
+                <w:szCs w:val="18"/>
+              </w:rPr>
+              <w:t xml:space="preserve">FHL1</w:t>
+            </w:r>
+          </w:p>
+        </w:tc>
+        <w:tc>
+          <w:tcPr>
+            <w:tcW w:type="dxa" w:w="1600"/>
+            <w:tcBorders>
+              <w:top w:val="single" w:color="B0C8E0" w:sz="1"/>
+              <w:left w:val="single" w:color="B0C8E0" w:sz="1"/>
+              <w:bottom w:val="single" w:color="B0C8E0" w:sz="1"/>
+              <w:right w:val="single" w:color="B0C8E0" w:sz="1"/>
+            </w:tcBorders>
+            <w:shd w:fill="EEF4FB" w:val="clear"/>
+            <w:tcMar>
+              <w:top w:type="dxa" w:w="80"/>
+              <w:left w:type="dxa" w:w="100"/>
+              <w:bottom w:type="dxa" w:w="80"/>
+              <w:right w:type="dxa" w:w="100"/>
+            </w:tcMar>
+          </w:tcPr>
+          <w:p>
+            <w:r>
+              <w:rPr>
+                <w:rFonts w:ascii="Arial" w:cs="Arial" w:eastAsia="Arial" w:hAnsi="Arial"/>
+                <w:b w:val="false"/>
+                <w:bCs w:val="false"/>
+                <w:sz w:val="18"/>
+                <w:szCs w:val="18"/>
+              </w:rPr>
+              <w:t xml:space="preserve">Q13642</w:t>
+            </w:r>
+          </w:p>
+        </w:tc>
+        <w:tc>
+          <w:tcPr>
+            <w:tcW w:type="dxa" w:w="1400"/>
+            <w:tcBorders>
+              <w:top w:val="single" w:color="B0C8E0" w:sz="1"/>
+              <w:left w:val="single" w:color="B0C8E0" w:sz="1"/>
+              <w:bottom w:val="single" w:color="B0C8E0" w:sz="1"/>
+              <w:right w:val="single" w:color="B0C8E0" w:sz="1"/>
+            </w:tcBorders>
+            <w:shd w:fill="EEF4FB" w:val="clear"/>
+            <w:tcMar>
+              <w:top w:type="dxa" w:w="80"/>
+              <w:left w:type="dxa" w:w="100"/>
+              <w:bottom w:type="dxa" w:w="80"/>
+              <w:right w:type="dxa" w:w="100"/>
+            </w:tcMar>
+          </w:tcPr>
+          <w:p>
+            <w:r>
+              <w:rPr>
+                <w:rFonts w:ascii="Arial" w:cs="Arial" w:eastAsia="Arial" w:hAnsi="Arial"/>
+                <w:b w:val="false"/>
+                <w:bCs w:val="false"/>
+                <w:sz w:val="18"/>
+                <w:szCs w:val="18"/>
+              </w:rPr>
+              <w:t xml:space="preserve">-4.701</w:t>
+            </w:r>
+          </w:p>
+        </w:tc>
+        <w:tc>
+          <w:tcPr>
+            <w:tcW w:type="dxa" w:w="1600"/>
+            <w:tcBorders>
+              <w:top w:val="single" w:color="B0C8E0" w:sz="1"/>
+              <w:left w:val="single" w:color="B0C8E0" w:sz="1"/>
+              <w:bottom w:val="single" w:color="B0C8E0" w:sz="1"/>
+              <w:right w:val="single" w:color="B0C8E0" w:sz="1"/>
+            </w:tcBorders>
+            <w:shd w:fill="EEF4FB" w:val="clear"/>
+            <w:tcMar>
+              <w:top w:type="dxa" w:w="80"/>
+              <w:left w:type="dxa" w:w="100"/>
+              <w:bottom w:type="dxa" w:w="80"/>
+              <w:right w:type="dxa" w:w="100"/>
+            </w:tcMar>
+          </w:tcPr>
+          <w:p>
+            <w:r>
+              <w:rPr>
+                <w:rFonts w:ascii="Arial" w:cs="Arial" w:eastAsia="Arial" w:hAnsi="Arial"/>
+                <w:b w:val="false"/>
+                <w:bCs w:val="false"/>
+                <w:sz w:val="18"/>
+                <w:szCs w:val="18"/>
+              </w:rPr>
+              <w:t xml:space="preserve">0.00394</w:t>
+            </w:r>
+          </w:p>
+        </w:tc>
+        <w:tc>
+          <w:tcPr>
+            <w:tcW w:type="dxa" w:w="2466"/>
+            <w:tcBorders>
+              <w:top w:val="single" w:color="B0C8E0" w:sz="1"/>
+              <w:left w:val="single" w:color="B0C8E0" w:sz="1"/>
+              <w:bottom w:val="single" w:color="B0C8E0" w:sz="1"/>
+              <w:right w:val="single" w:color="B0C8E0" w:sz="1"/>
+            </w:tcBorders>
+            <w:shd w:fill="EEF4FB" w:val="clear"/>
+            <w:tcMar>
+              <w:top w:type="dxa" w:w="80"/>
+              <w:left w:type="dxa" w:w="100"/>
+              <w:bottom w:type="dxa" w:w="80"/>
+              <w:right w:type="dxa" w:w="100"/>
+            </w:tcMar>
+          </w:tcPr>
+          <w:p>
+            <w:r>
+              <w:rPr>
+                <w:rFonts w:ascii="Arial" w:cs="Arial" w:eastAsia="Arial" w:hAnsi="Arial"/>
+                <w:b w:val="false"/>
+                <w:bCs w:val="false"/>
+                <w:sz w:val="18"/>
+                <w:szCs w:val="18"/>
+              </w:rPr>
+              <w:t xml:space="preserve">Subexpresada</w:t>
+            </w:r>
+          </w:p>
+        </w:tc>
+      </w:tr>
+      <w:tr>
+        <w:tc>
+          <w:tcPr>
+            <w:tcW w:type="dxa" w:w="1800"/>
+            <w:tcBorders>
+              <w:top w:val="single" w:color="B0C8E0" w:sz="1"/>
+              <w:left w:val="single" w:color="B0C8E0" w:sz="1"/>
+              <w:bottom w:val="single" w:color="B0C8E0" w:sz="1"/>
+              <w:right w:val="single" w:color="B0C8E0" w:sz="1"/>
+            </w:tcBorders>
+            <w:shd w:fill="FFFFFF" w:val="clear"/>
+            <w:tcMar>
+              <w:top w:type="dxa" w:w="80"/>
+              <w:left w:type="dxa" w:w="100"/>
+              <w:bottom w:type="dxa" w:w="80"/>
+              <w:right w:type="dxa" w:w="100"/>
+            </w:tcMar>
+          </w:tcPr>
+          <w:p>
+            <w:r>
+              <w:rPr>
+                <w:rFonts w:ascii="Arial" w:cs="Arial" w:eastAsia="Arial" w:hAnsi="Arial"/>
+                <w:b w:val="false"/>
+                <w:bCs w:val="false"/>
+                <w:sz w:val="18"/>
+                <w:szCs w:val="18"/>
+              </w:rPr>
+              <w:t xml:space="preserve">MYH2</w:t>
+            </w:r>
+          </w:p>
+        </w:tc>
+        <w:tc>
+          <w:tcPr>
+            <w:tcW w:type="dxa" w:w="1600"/>
+            <w:tcBorders>
+              <w:top w:val="single" w:color="B0C8E0" w:sz="1"/>
+              <w:left w:val="single" w:color="B0C8E0" w:sz="1"/>
+              <w:bottom w:val="single" w:color="B0C8E0" w:sz="1"/>
+              <w:right w:val="single" w:color="B0C8E0" w:sz="1"/>
+            </w:tcBorders>
+            <w:shd w:fill="FFFFFF" w:val="clear"/>
+            <w:tcMar>
+              <w:top w:type="dxa" w:w="80"/>
+              <w:left w:type="dxa" w:w="100"/>
+              <w:bottom w:type="dxa" w:w="80"/>
+              <w:right w:type="dxa" w:w="100"/>
+            </w:tcMar>
+          </w:tcPr>
+          <w:p>
+            <w:r>
+              <w:rPr>
+                <w:rFonts w:ascii="Arial" w:cs="Arial" w:eastAsia="Arial" w:hAnsi="Arial"/>
+                <w:b w:val="false"/>
+                <w:bCs w:val="false"/>
+                <w:sz w:val="18"/>
+                <w:szCs w:val="18"/>
+              </w:rPr>
+              <w:t xml:space="preserve">Q9UKX2</w:t>
+            </w:r>
+          </w:p>
+        </w:tc>
+        <w:tc>
+          <w:tcPr>
+            <w:tcW w:type="dxa" w:w="1400"/>
+            <w:tcBorders>
+              <w:top w:val="single" w:color="B0C8E0" w:sz="1"/>
+              <w:left w:val="single" w:color="B0C8E0" w:sz="1"/>
+              <w:bottom w:val="single" w:color="B0C8E0" w:sz="1"/>
+              <w:right w:val="single" w:color="B0C8E0" w:sz="1"/>
+            </w:tcBorders>
+            <w:shd w:fill="FFFFFF" w:val="clear"/>
+            <w:tcMar>
+              <w:top w:type="dxa" w:w="80"/>
+              <w:left w:type="dxa" w:w="100"/>
+              <w:bottom w:type="dxa" w:w="80"/>
+              <w:right w:type="dxa" w:w="100"/>
+            </w:tcMar>
+          </w:tcPr>
+          <w:p>
+            <w:r>
+              <w:rPr>
+                <w:rFonts w:ascii="Arial" w:cs="Arial" w:eastAsia="Arial" w:hAnsi="Arial"/>
+                <w:b w:val="false"/>
+                <w:bCs w:val="false"/>
+                <w:sz w:val="18"/>
+                <w:szCs w:val="18"/>
+              </w:rPr>
+              <w:t xml:space="preserve">-4.685</w:t>
+            </w:r>
+          </w:p>
+        </w:tc>
+        <w:tc>
+          <w:tcPr>
+            <w:tcW w:type="dxa" w:w="1600"/>
+            <w:tcBorders>
+              <w:top w:val="single" w:color="B0C8E0" w:sz="1"/>
+              <w:left w:val="single" w:color="B0C8E0" w:sz="1"/>
+              <w:bottom w:val="single" w:color="B0C8E0" w:sz="1"/>
+              <w:right w:val="single" w:color="B0C8E0" w:sz="1"/>
+            </w:tcBorders>
+            <w:shd w:fill="FFFFFF" w:val="clear"/>
+            <w:tcMar>
+              <w:top w:type="dxa" w:w="80"/>
+              <w:left w:type="dxa" w:w="100"/>
+              <w:bottom w:type="dxa" w:w="80"/>
+              <w:right w:type="dxa" w:w="100"/>
+            </w:tcMar>
+          </w:tcPr>
+          <w:p>
+            <w:r>
+              <w:rPr>
+                <w:rFonts w:ascii="Arial" w:cs="Arial" w:eastAsia="Arial" w:hAnsi="Arial"/>
+                <w:b w:val="false"/>
+                <w:bCs w:val="false"/>
+                <w:sz w:val="18"/>
+                <w:szCs w:val="18"/>
+              </w:rPr>
+              <w:t xml:space="preserve">0.0035</w:t>
+            </w:r>
+          </w:p>
+        </w:tc>
+        <w:tc>
+          <w:tcPr>
+            <w:tcW w:type="dxa" w:w="2466"/>
+            <w:tcBorders>
+              <w:top w:val="single" w:color="B0C8E0" w:sz="1"/>
+              <w:left w:val="single" w:color="B0C8E0" w:sz="1"/>
+              <w:bottom w:val="single" w:color="B0C8E0" w:sz="1"/>
+              <w:right w:val="single" w:color="B0C8E0" w:sz="1"/>
+            </w:tcBorders>
+            <w:shd w:fill="FFFFFF" w:val="clear"/>
+            <w:tcMar>
+              <w:top w:type="dxa" w:w="80"/>
+              <w:left w:type="dxa" w:w="100"/>
+              <w:bottom w:type="dxa" w:w="80"/>
+              <w:right w:type="dxa" w:w="100"/>
+            </w:tcMar>
+          </w:tcPr>
+          <w:p>
+            <w:r>
+              <w:rPr>
+                <w:rFonts w:ascii="Arial" w:cs="Arial" w:eastAsia="Arial" w:hAnsi="Arial"/>
+                <w:b w:val="false"/>
+                <w:bCs w:val="false"/>
+                <w:sz w:val="18"/>
+                <w:szCs w:val="18"/>
+              </w:rPr>
+              <w:t xml:space="preserve">Subexpresada</w:t>
+            </w:r>
+          </w:p>
+        </w:tc>
+      </w:tr>
+      <w:tr>
+        <w:tc>
+          <w:tcPr>
+            <w:tcW w:type="dxa" w:w="1800"/>
+            <w:tcBorders>
+              <w:top w:val="single" w:color="B0C8E0" w:sz="1"/>
+              <w:left w:val="single" w:color="B0C8E0" w:sz="1"/>
+              <w:bottom w:val="single" w:color="B0C8E0" w:sz="1"/>
+              <w:right w:val="single" w:color="B0C8E0" w:sz="1"/>
+            </w:tcBorders>
+            <w:shd w:fill="EEF4FB" w:val="clear"/>
+            <w:tcMar>
+              <w:top w:type="dxa" w:w="80"/>
+              <w:left w:type="dxa" w:w="100"/>
+              <w:bottom w:type="dxa" w:w="80"/>
+              <w:right w:type="dxa" w:w="100"/>
+            </w:tcMar>
+          </w:tcPr>
+          <w:p>
+            <w:r>
+              <w:rPr>
+                <w:rFonts w:ascii="Arial" w:cs="Arial" w:eastAsia="Arial" w:hAnsi="Arial"/>
+                <w:b w:val="false"/>
+                <w:bCs w:val="false"/>
+                <w:sz w:val="18"/>
+                <w:szCs w:val="18"/>
+              </w:rPr>
+              <w:t xml:space="preserve">MYL3</w:t>
+            </w:r>
+          </w:p>
+        </w:tc>
+        <w:tc>
+          <w:tcPr>
+            <w:tcW w:type="dxa" w:w="1600"/>
+            <w:tcBorders>
+              <w:top w:val="single" w:color="B0C8E0" w:sz="1"/>
+              <w:left w:val="single" w:color="B0C8E0" w:sz="1"/>
+              <w:bottom w:val="single" w:color="B0C8E0" w:sz="1"/>
+              <w:right w:val="single" w:color="B0C8E0" w:sz="1"/>
+            </w:tcBorders>
+            <w:shd w:fill="EEF4FB" w:val="clear"/>
+            <w:tcMar>
+              <w:top w:type="dxa" w:w="80"/>
+              <w:left w:type="dxa" w:w="100"/>
+              <w:bottom w:type="dxa" w:w="80"/>
+              <w:right w:type="dxa" w:w="100"/>
+            </w:tcMar>
+          </w:tcPr>
+          <w:p>
+            <w:r>
+              <w:rPr>
+                <w:rFonts w:ascii="Arial" w:cs="Arial" w:eastAsia="Arial" w:hAnsi="Arial"/>
+                <w:b w:val="false"/>
+                <w:bCs w:val="false"/>
+                <w:sz w:val="18"/>
+                <w:szCs w:val="18"/>
+              </w:rPr>
+              <w:t xml:space="preserve">P08590</w:t>
+            </w:r>
+          </w:p>
+        </w:tc>
+        <w:tc>
+          <w:tcPr>
+            <w:tcW w:type="dxa" w:w="1400"/>
+            <w:tcBorders>
+              <w:top w:val="single" w:color="B0C8E0" w:sz="1"/>
+              <w:left w:val="single" w:color="B0C8E0" w:sz="1"/>
+              <w:bottom w:val="single" w:color="B0C8E0" w:sz="1"/>
+              <w:right w:val="single" w:color="B0C8E0" w:sz="1"/>
+            </w:tcBorders>
+            <w:shd w:fill="EEF4FB" w:val="clear"/>
+            <w:tcMar>
+              <w:top w:type="dxa" w:w="80"/>
+              <w:left w:type="dxa" w:w="100"/>
+              <w:bottom w:type="dxa" w:w="80"/>
+              <w:right w:type="dxa" w:w="100"/>
+            </w:tcMar>
+          </w:tcPr>
+          <w:p>
+            <w:r>
+              <w:rPr>
+                <w:rFonts w:ascii="Arial" w:cs="Arial" w:eastAsia="Arial" w:hAnsi="Arial"/>
+                <w:b w:val="false"/>
+                <w:bCs w:val="false"/>
+                <w:sz w:val="18"/>
+                <w:szCs w:val="18"/>
+              </w:rPr>
+              <w:t xml:space="preserve">-4.657</w:t>
+            </w:r>
+          </w:p>
+        </w:tc>
+        <w:tc>
+          <w:tcPr>
+            <w:tcW w:type="dxa" w:w="1600"/>
+            <w:tcBorders>
+              <w:top w:val="single" w:color="B0C8E0" w:sz="1"/>
+              <w:left w:val="single" w:color="B0C8E0" w:sz="1"/>
+              <w:bottom w:val="single" w:color="B0C8E0" w:sz="1"/>
+              <w:right w:val="single" w:color="B0C8E0" w:sz="1"/>
+            </w:tcBorders>
+            <w:shd w:fill="EEF4FB" w:val="clear"/>
+            <w:tcMar>
+              <w:top w:type="dxa" w:w="80"/>
+              <w:left w:type="dxa" w:w="100"/>
+              <w:bottom w:type="dxa" w:w="80"/>
+              <w:right w:type="dxa" w:w="100"/>
+            </w:tcMar>
+          </w:tcPr>
+          <w:p>
+            <w:r>
+              <w:rPr>
+                <w:rFonts w:ascii="Arial" w:cs="Arial" w:eastAsia="Arial" w:hAnsi="Arial"/>
+                <w:b w:val="false"/>
+                <w:bCs w:val="false"/>
+                <w:sz w:val="18"/>
+                <w:szCs w:val="18"/>
+              </w:rPr>
+              <w:t xml:space="preserve">0.00256</w:t>
+            </w:r>
+          </w:p>
+        </w:tc>
+        <w:tc>
+          <w:tcPr>
+            <w:tcW w:type="dxa" w:w="2466"/>
+            <w:tcBorders>
+              <w:top w:val="single" w:color="B0C8E0" w:sz="1"/>
+              <w:left w:val="single" w:color="B0C8E0" w:sz="1"/>
+              <w:bottom w:val="single" w:color="B0C8E0" w:sz="1"/>
+              <w:right w:val="single" w:color="B0C8E0" w:sz="1"/>
+            </w:tcBorders>
+            <w:shd w:fill="EEF4FB" w:val="clear"/>
+            <w:tcMar>
+              <w:top w:type="dxa" w:w="80"/>
+              <w:left w:type="dxa" w:w="100"/>
+              <w:bottom w:type="dxa" w:w="80"/>
+              <w:right w:type="dxa" w:w="100"/>
+            </w:tcMar>
+          </w:tcPr>
+          <w:p>
+            <w:r>
+              <w:rPr>
+                <w:rFonts w:ascii="Arial" w:cs="Arial" w:eastAsia="Arial" w:hAnsi="Arial"/>
+                <w:b w:val="false"/>
+                <w:bCs w:val="false"/>
+                <w:sz w:val="18"/>
+                <w:szCs w:val="18"/>
+              </w:rPr>
+              <w:t xml:space="preserve">Subexpresada</w:t>
+            </w:r>
+          </w:p>
+        </w:tc>
+      </w:tr>
+      <w:tr>
+        <w:tc>
+          <w:tcPr>
+            <w:tcW w:type="dxa" w:w="1800"/>
+            <w:tcBorders>
+              <w:top w:val="single" w:color="B0C8E0" w:sz="1"/>
+              <w:left w:val="single" w:color="B0C8E0" w:sz="1"/>
+              <w:bottom w:val="single" w:color="B0C8E0" w:sz="1"/>
+              <w:right w:val="single" w:color="B0C8E0" w:sz="1"/>
+            </w:tcBorders>
+            <w:shd w:fill="FFFFFF" w:val="clear"/>
+            <w:tcMar>
+              <w:top w:type="dxa" w:w="80"/>
+              <w:left w:type="dxa" w:w="100"/>
+              <w:bottom w:type="dxa" w:w="80"/>
+              <w:right w:type="dxa" w:w="100"/>
+            </w:tcMar>
+          </w:tcPr>
+          <w:p>
+            <w:r>
+              <w:rPr>
+                <w:rFonts w:ascii="Arial" w:cs="Arial" w:eastAsia="Arial" w:hAnsi="Arial"/>
+                <w:b w:val="false"/>
+                <w:bCs w:val="false"/>
+                <w:sz w:val="18"/>
+                <w:szCs w:val="18"/>
+              </w:rPr>
+              <w:t xml:space="preserve">MYH7</w:t>
+            </w:r>
+          </w:p>
+        </w:tc>
+        <w:tc>
+          <w:tcPr>
+            <w:tcW w:type="dxa" w:w="1600"/>
+            <w:tcBorders>
+              <w:top w:val="single" w:color="B0C8E0" w:sz="1"/>
+              <w:left w:val="single" w:color="B0C8E0" w:sz="1"/>
+              <w:bottom w:val="single" w:color="B0C8E0" w:sz="1"/>
+              <w:right w:val="single" w:color="B0C8E0" w:sz="1"/>
+            </w:tcBorders>
+            <w:shd w:fill="FFFFFF" w:val="clear"/>
+            <w:tcMar>
+              <w:top w:type="dxa" w:w="80"/>
+              <w:left w:type="dxa" w:w="100"/>
+              <w:bottom w:type="dxa" w:w="80"/>
+              <w:right w:type="dxa" w:w="100"/>
+            </w:tcMar>
+          </w:tcPr>
+          <w:p>
+            <w:r>
+              <w:rPr>
+                <w:rFonts w:ascii="Arial" w:cs="Arial" w:eastAsia="Arial" w:hAnsi="Arial"/>
+                <w:b w:val="false"/>
+                <w:bCs w:val="false"/>
+                <w:sz w:val="18"/>
+                <w:szCs w:val="18"/>
+              </w:rPr>
+              <w:t xml:space="preserve">P12883</w:t>
+            </w:r>
+          </w:p>
+        </w:tc>
+        <w:tc>
+          <w:tcPr>
+            <w:tcW w:type="dxa" w:w="1400"/>
+            <w:tcBorders>
+              <w:top w:val="single" w:color="B0C8E0" w:sz="1"/>
+              <w:left w:val="single" w:color="B0C8E0" w:sz="1"/>
+              <w:bottom w:val="single" w:color="B0C8E0" w:sz="1"/>
+              <w:right w:val="single" w:color="B0C8E0" w:sz="1"/>
+            </w:tcBorders>
+            <w:shd w:fill="FFFFFF" w:val="clear"/>
+            <w:tcMar>
+              <w:top w:type="dxa" w:w="80"/>
+              <w:left w:type="dxa" w:w="100"/>
+              <w:bottom w:type="dxa" w:w="80"/>
+              <w:right w:type="dxa" w:w="100"/>
+            </w:tcMar>
+          </w:tcPr>
+          <w:p>
+            <w:r>
+              <w:rPr>
+                <w:rFonts w:ascii="Arial" w:cs="Arial" w:eastAsia="Arial" w:hAnsi="Arial"/>
+                <w:b w:val="false"/>
+                <w:bCs w:val="false"/>
+                <w:sz w:val="18"/>
+                <w:szCs w:val="18"/>
+              </w:rPr>
+              <w:t xml:space="preserve">-4.573</w:t>
+            </w:r>
+          </w:p>
+        </w:tc>
+        <w:tc>
+          <w:tcPr>
+            <w:tcW w:type="dxa" w:w="1600"/>
+            <w:tcBorders>
+              <w:top w:val="single" w:color="B0C8E0" w:sz="1"/>
+              <w:left w:val="single" w:color="B0C8E0" w:sz="1"/>
+              <w:bottom w:val="single" w:color="B0C8E0" w:sz="1"/>
+              <w:right w:val="single" w:color="B0C8E0" w:sz="1"/>
+            </w:tcBorders>
+            <w:shd w:fill="FFFFFF" w:val="clear"/>
+            <w:tcMar>
+              <w:top w:type="dxa" w:w="80"/>
+              <w:left w:type="dxa" w:w="100"/>
+              <w:bottom w:type="dxa" w:w="80"/>
+              <w:right w:type="dxa" w:w="100"/>
+            </w:tcMar>
+          </w:tcPr>
+          <w:p>
+            <w:r>
+              <w:rPr>
+                <w:rFonts w:ascii="Arial" w:cs="Arial" w:eastAsia="Arial" w:hAnsi="Arial"/>
+                <w:b w:val="false"/>
+                <w:bCs w:val="false"/>
+                <w:sz w:val="18"/>
+                <w:szCs w:val="18"/>
+              </w:rPr>
+              <w:t xml:space="preserve">0.00397</w:t>
+            </w:r>
+          </w:p>
+        </w:tc>
+        <w:tc>
+          <w:tcPr>
+            <w:tcW w:type="dxa" w:w="2466"/>
+            <w:tcBorders>
+              <w:top w:val="single" w:color="B0C8E0" w:sz="1"/>
+              <w:left w:val="single" w:color="B0C8E0" w:sz="1"/>
+              <w:bottom w:val="single" w:color="B0C8E0" w:sz="1"/>
+              <w:right w:val="single" w:color="B0C8E0" w:sz="1"/>
+            </w:tcBorders>
+            <w:shd w:fill="FFFFFF" w:val="clear"/>
+            <w:tcMar>
+              <w:top w:type="dxa" w:w="80"/>
+              <w:left w:type="dxa" w:w="100"/>
+              <w:bottom w:type="dxa" w:w="80"/>
+              <w:right w:type="dxa" w:w="100"/>
+            </w:tcMar>
+          </w:tcPr>
+          <w:p>
+            <w:r>
+              <w:rPr>
+                <w:rFonts w:ascii="Arial" w:cs="Arial" w:eastAsia="Arial" w:hAnsi="Arial"/>
+                <w:b w:val="false"/>
+                <w:bCs w:val="false"/>
+                <w:sz w:val="18"/>
+                <w:szCs w:val="18"/>
+              </w:rPr>
+              <w:t xml:space="preserve">Subexpresada</w:t>
+            </w:r>
+          </w:p>
+        </w:tc>
+      </w:tr>
+      <w:tr>
+        <w:tc>
+          <w:tcPr>
+            <w:tcW w:type="dxa" w:w="1800"/>
+            <w:tcBorders>
+              <w:top w:val="single" w:color="B0C8E0" w:sz="1"/>
+              <w:left w:val="single" w:color="B0C8E0" w:sz="1"/>
+              <w:bottom w:val="single" w:color="B0C8E0" w:sz="1"/>
+              <w:right w:val="single" w:color="B0C8E0" w:sz="1"/>
+            </w:tcBorders>
+            <w:shd w:fill="EEF4FB" w:val="clear"/>
+            <w:tcMar>
+              <w:top w:type="dxa" w:w="80"/>
+              <w:left w:type="dxa" w:w="100"/>
+              <w:bottom w:type="dxa" w:w="80"/>
+              <w:right w:type="dxa" w:w="100"/>
+            </w:tcMar>
+          </w:tcPr>
+          <w:p>
+            <w:r>
+              <w:rPr>
+                <w:rFonts w:ascii="Arial" w:cs="Arial" w:eastAsia="Arial" w:hAnsi="Arial"/>
+                <w:b w:val="false"/>
+                <w:bCs w:val="false"/>
+                <w:sz w:val="18"/>
+                <w:szCs w:val="18"/>
+              </w:rPr>
+              <w:t xml:space="preserve">BPIFB1</w:t>
+            </w:r>
+          </w:p>
+        </w:tc>
+        <w:tc>
+          <w:tcPr>
+            <w:tcW w:type="dxa" w:w="1600"/>
+            <w:tcBorders>
+              <w:top w:val="single" w:color="B0C8E0" w:sz="1"/>
+              <w:left w:val="single" w:color="B0C8E0" w:sz="1"/>
+              <w:bottom w:val="single" w:color="B0C8E0" w:sz="1"/>
+              <w:right w:val="single" w:color="B0C8E0" w:sz="1"/>
+            </w:tcBorders>
+            <w:shd w:fill="EEF4FB" w:val="clear"/>
+            <w:tcMar>
+              <w:top w:type="dxa" w:w="80"/>
+              <w:left w:type="dxa" w:w="100"/>
+              <w:bottom w:type="dxa" w:w="80"/>
+              <w:right w:type="dxa" w:w="100"/>
+            </w:tcMar>
+          </w:tcPr>
+          <w:p>
+            <w:r>
+              <w:rPr>
+                <w:rFonts w:ascii="Arial" w:cs="Arial" w:eastAsia="Arial" w:hAnsi="Arial"/>
+                <w:b w:val="false"/>
+                <w:bCs w:val="false"/>
+                <w:sz w:val="18"/>
+                <w:szCs w:val="18"/>
+              </w:rPr>
+              <w:t xml:space="preserve">Q8TDL5</w:t>
+            </w:r>
+          </w:p>
+        </w:tc>
+        <w:tc>
+          <w:tcPr>
+            <w:tcW w:type="dxa" w:w="1400"/>
+            <w:tcBorders>
+              <w:top w:val="single" w:color="B0C8E0" w:sz="1"/>
+              <w:left w:val="single" w:color="B0C8E0" w:sz="1"/>
+              <w:bottom w:val="single" w:color="B0C8E0" w:sz="1"/>
+              <w:right w:val="single" w:color="B0C8E0" w:sz="1"/>
+            </w:tcBorders>
+            <w:shd w:fill="EEF4FB" w:val="clear"/>
+            <w:tcMar>
+              <w:top w:type="dxa" w:w="80"/>
+              <w:left w:type="dxa" w:w="100"/>
+              <w:bottom w:type="dxa" w:w="80"/>
+              <w:right w:type="dxa" w:w="100"/>
+            </w:tcMar>
+          </w:tcPr>
+          <w:p>
+            <w:r>
+              <w:rPr>
+                <w:rFonts w:ascii="Arial" w:cs="Arial" w:eastAsia="Arial" w:hAnsi="Arial"/>
+                <w:b w:val="false"/>
+                <w:bCs w:val="false"/>
+                <w:sz w:val="18"/>
+                <w:szCs w:val="18"/>
+              </w:rPr>
+              <w:t xml:space="preserve">-4.415</w:t>
+            </w:r>
+          </w:p>
+        </w:tc>
+        <w:tc>
+          <w:tcPr>
+            <w:tcW w:type="dxa" w:w="1600"/>
+            <w:tcBorders>
+              <w:top w:val="single" w:color="B0C8E0" w:sz="1"/>
+              <w:left w:val="single" w:color="B0C8E0" w:sz="1"/>
+              <w:bottom w:val="single" w:color="B0C8E0" w:sz="1"/>
+              <w:right w:val="single" w:color="B0C8E0" w:sz="1"/>
+            </w:tcBorders>
+            <w:shd w:fill="EEF4FB" w:val="clear"/>
+            <w:tcMar>
+              <w:top w:type="dxa" w:w="80"/>
+              <w:left w:type="dxa" w:w="100"/>
+              <w:bottom w:type="dxa" w:w="80"/>
+              <w:right w:type="dxa" w:w="100"/>
+            </w:tcMar>
+          </w:tcPr>
+          <w:p>
+            <w:r>
+              <w:rPr>
+                <w:rFonts w:ascii="Arial" w:cs="Arial" w:eastAsia="Arial" w:hAnsi="Arial"/>
+                <w:b w:val="false"/>
+                <w:bCs w:val="false"/>
+                <w:sz w:val="18"/>
+                <w:szCs w:val="18"/>
+              </w:rPr>
+              <w:t xml:space="preserve">0.00256</w:t>
+            </w:r>
+          </w:p>
+        </w:tc>
+        <w:tc>
+          <w:tcPr>
+            <w:tcW w:type="dxa" w:w="2466"/>
+            <w:tcBorders>
+              <w:top w:val="single" w:color="B0C8E0" w:sz="1"/>
+              <w:left w:val="single" w:color="B0C8E0" w:sz="1"/>
+              <w:bottom w:val="single" w:color="B0C8E0" w:sz="1"/>
+              <w:right w:val="single" w:color="B0C8E0" w:sz="1"/>
+            </w:tcBorders>
+            <w:shd w:fill="EEF4FB" w:val="clear"/>
+            <w:tcMar>
+              <w:top w:type="dxa" w:w="80"/>
+              <w:left w:type="dxa" w:w="100"/>
+              <w:bottom w:type="dxa" w:w="80"/>
+              <w:right w:type="dxa" w:w="100"/>
+            </w:tcMar>
+          </w:tcPr>
+          <w:p>
+            <w:r>
+              <w:rPr>
+                <w:rFonts w:ascii="Arial" w:cs="Arial" w:eastAsia="Arial" w:hAnsi="Arial"/>
+                <w:b w:val="false"/>
+                <w:bCs w:val="false"/>
+                <w:sz w:val="18"/>
+                <w:szCs w:val="18"/>
+              </w:rPr>
+              <w:t xml:space="preserve">Subexpresada</w:t>
+            </w:r>
+          </w:p>
+        </w:tc>
+      </w:tr>
+      <w:tr>
+        <w:tc>
+          <w:tcPr>
+            <w:tcW w:type="dxa" w:w="1800"/>
+            <w:tcBorders>
+              <w:top w:val="single" w:color="B0C8E0" w:sz="1"/>
+              <w:left w:val="single" w:color="B0C8E0" w:sz="1"/>
+              <w:bottom w:val="single" w:color="B0C8E0" w:sz="1"/>
+              <w:right w:val="single" w:color="B0C8E0" w:sz="1"/>
+            </w:tcBorders>
+            <w:shd w:fill="FFFFFF" w:val="clear"/>
+            <w:tcMar>
+              <w:top w:type="dxa" w:w="80"/>
+              <w:left w:type="dxa" w:w="100"/>
+              <w:bottom w:type="dxa" w:w="80"/>
+              <w:right w:type="dxa" w:w="100"/>
+            </w:tcMar>
+          </w:tcPr>
+          <w:p>
+            <w:r>
+              <w:rPr>
+                <w:rFonts w:ascii="Arial" w:cs="Arial" w:eastAsia="Arial" w:hAnsi="Arial"/>
+                <w:b w:val="false"/>
+                <w:bCs w:val="false"/>
+                <w:sz w:val="18"/>
+                <w:szCs w:val="18"/>
+              </w:rPr>
+              <w:t xml:space="preserve">CRYAB</w:t>
+            </w:r>
+          </w:p>
+        </w:tc>
+        <w:tc>
+          <w:tcPr>
+            <w:tcW w:type="dxa" w:w="1600"/>
+            <w:tcBorders>
+              <w:top w:val="single" w:color="B0C8E0" w:sz="1"/>
+              <w:left w:val="single" w:color="B0C8E0" w:sz="1"/>
+              <w:bottom w:val="single" w:color="B0C8E0" w:sz="1"/>
+              <w:right w:val="single" w:color="B0C8E0" w:sz="1"/>
+            </w:tcBorders>
+            <w:shd w:fill="FFFFFF" w:val="clear"/>
+            <w:tcMar>
+              <w:top w:type="dxa" w:w="80"/>
+              <w:left w:type="dxa" w:w="100"/>
+              <w:bottom w:type="dxa" w:w="80"/>
+              <w:right w:type="dxa" w:w="100"/>
+            </w:tcMar>
+          </w:tcPr>
+          <w:p>
+            <w:r>
+              <w:rPr>
+                <w:rFonts w:ascii="Arial" w:cs="Arial" w:eastAsia="Arial" w:hAnsi="Arial"/>
+                <w:b w:val="false"/>
+                <w:bCs w:val="false"/>
+                <w:sz w:val="18"/>
+                <w:szCs w:val="18"/>
+              </w:rPr>
+              <w:t xml:space="preserve">P02511</w:t>
+            </w:r>
+          </w:p>
+        </w:tc>
+        <w:tc>
+          <w:tcPr>
+            <w:tcW w:type="dxa" w:w="1400"/>
+            <w:tcBorders>
+              <w:top w:val="single" w:color="B0C8E0" w:sz="1"/>
+              <w:left w:val="single" w:color="B0C8E0" w:sz="1"/>
+              <w:bottom w:val="single" w:color="B0C8E0" w:sz="1"/>
+              <w:right w:val="single" w:color="B0C8E0" w:sz="1"/>
+            </w:tcBorders>
+            <w:shd w:fill="FFFFFF" w:val="clear"/>
+            <w:tcMar>
+              <w:top w:type="dxa" w:w="80"/>
+              <w:left w:type="dxa" w:w="100"/>
+              <w:bottom w:type="dxa" w:w="80"/>
+              <w:right w:type="dxa" w:w="100"/>
+            </w:tcMar>
+          </w:tcPr>
+          <w:p>
+            <w:r>
+              <w:rPr>
+                <w:rFonts w:ascii="Arial" w:cs="Arial" w:eastAsia="Arial" w:hAnsi="Arial"/>
+                <w:b w:val="false"/>
+                <w:bCs w:val="false"/>
+                <w:sz w:val="18"/>
+                <w:szCs w:val="18"/>
+              </w:rPr>
+              <w:t xml:space="preserve">-4.342</w:t>
+            </w:r>
+          </w:p>
+        </w:tc>
+        <w:tc>
+          <w:tcPr>
+            <w:tcW w:type="dxa" w:w="1600"/>
+            <w:tcBorders>
+              <w:top w:val="single" w:color="B0C8E0" w:sz="1"/>
+              <w:left w:val="single" w:color="B0C8E0" w:sz="1"/>
+              <w:bottom w:val="single" w:color="B0C8E0" w:sz="1"/>
+              <w:right w:val="single" w:color="B0C8E0" w:sz="1"/>
+            </w:tcBorders>
+            <w:shd w:fill="FFFFFF" w:val="clear"/>
+            <w:tcMar>
+              <w:top w:type="dxa" w:w="80"/>
+              <w:left w:type="dxa" w:w="100"/>
+              <w:bottom w:type="dxa" w:w="80"/>
+              <w:right w:type="dxa" w:w="100"/>
+            </w:tcMar>
+          </w:tcPr>
+          <w:p>
+            <w:r>
+              <w:rPr>
+                <w:rFonts w:ascii="Arial" w:cs="Arial" w:eastAsia="Arial" w:hAnsi="Arial"/>
+                <w:b w:val="false"/>
+                <w:bCs w:val="false"/>
+                <w:sz w:val="18"/>
+                <w:szCs w:val="18"/>
+              </w:rPr>
+              <w:t xml:space="preserve">0.00174</w:t>
+            </w:r>
+          </w:p>
+        </w:tc>
+        <w:tc>
+          <w:tcPr>
+            <w:tcW w:type="dxa" w:w="2466"/>
+            <w:tcBorders>
+              <w:top w:val="single" w:color="B0C8E0" w:sz="1"/>
+              <w:left w:val="single" w:color="B0C8E0" w:sz="1"/>
+              <w:bottom w:val="single" w:color="B0C8E0" w:sz="1"/>
+              <w:right w:val="single" w:color="B0C8E0" w:sz="1"/>
+            </w:tcBorders>
+            <w:shd w:fill="FFFFFF" w:val="clear"/>
+            <w:tcMar>
+              <w:top w:type="dxa" w:w="80"/>
+              <w:left w:type="dxa" w:w="100"/>
+              <w:bottom w:type="dxa" w:w="80"/>
+              <w:right w:type="dxa" w:w="100"/>
+            </w:tcMar>
+          </w:tcPr>
+          <w:p>
+            <w:r>
+              <w:rPr>
+                <w:rFonts w:ascii="Arial" w:cs="Arial" w:eastAsia="Arial" w:hAnsi="Arial"/>
+                <w:b w:val="false"/>
+                <w:bCs w:val="false"/>
+                <w:sz w:val="18"/>
+                <w:szCs w:val="18"/>
+              </w:rPr>
+              <w:t xml:space="preserve">Subexpresada</w:t>
+            </w:r>
+          </w:p>
+        </w:tc>
+      </w:tr>
+      <w:tr>
+        <w:tc>
+          <w:tcPr>
+            <w:tcW w:type="dxa" w:w="1800"/>
+            <w:tcBorders>
+              <w:top w:val="single" w:color="B0C8E0" w:sz="1"/>
+              <w:left w:val="single" w:color="B0C8E0" w:sz="1"/>
+              <w:bottom w:val="single" w:color="B0C8E0" w:sz="1"/>
+              <w:right w:val="single" w:color="B0C8E0" w:sz="1"/>
+            </w:tcBorders>
+            <w:shd w:fill="EEF4FB" w:val="clear"/>
+            <w:tcMar>
+              <w:top w:type="dxa" w:w="80"/>
+              <w:left w:type="dxa" w:w="100"/>
+              <w:bottom w:type="dxa" w:w="80"/>
+              <w:right w:type="dxa" w:w="100"/>
+            </w:tcMar>
+          </w:tcPr>
+          <w:p>
+            <w:r>
+              <w:rPr>
+                <w:rFonts w:ascii="Arial" w:cs="Arial" w:eastAsia="Arial" w:hAnsi="Arial"/>
+                <w:b w:val="false"/>
+                <w:bCs w:val="false"/>
+                <w:sz w:val="18"/>
+                <w:szCs w:val="18"/>
+              </w:rPr>
+              <w:t xml:space="preserve">LDB3</w:t>
+            </w:r>
+          </w:p>
+        </w:tc>
+        <w:tc>
+          <w:tcPr>
+            <w:tcW w:type="dxa" w:w="1600"/>
+            <w:tcBorders>
+              <w:top w:val="single" w:color="B0C8E0" w:sz="1"/>
+              <w:left w:val="single" w:color="B0C8E0" w:sz="1"/>
+              <w:bottom w:val="single" w:color="B0C8E0" w:sz="1"/>
+              <w:right w:val="single" w:color="B0C8E0" w:sz="1"/>
+            </w:tcBorders>
+            <w:shd w:fill="EEF4FB" w:val="clear"/>
+            <w:tcMar>
+              <w:top w:type="dxa" w:w="80"/>
+              <w:left w:type="dxa" w:w="100"/>
+              <w:bottom w:type="dxa" w:w="80"/>
+              <w:right w:type="dxa" w:w="100"/>
+            </w:tcMar>
+          </w:tcPr>
+          <w:p>
+            <w:r>
+              <w:rPr>
+                <w:rFonts w:ascii="Arial" w:cs="Arial" w:eastAsia="Arial" w:hAnsi="Arial"/>
+                <w:b w:val="false"/>
+                <w:bCs w:val="false"/>
+                <w:sz w:val="18"/>
+                <w:szCs w:val="18"/>
+              </w:rPr>
+              <w:t xml:space="preserve">O75112</w:t>
+            </w:r>
+          </w:p>
+        </w:tc>
+        <w:tc>
+          <w:tcPr>
+            <w:tcW w:type="dxa" w:w="1400"/>
+            <w:tcBorders>
+              <w:top w:val="single" w:color="B0C8E0" w:sz="1"/>
+              <w:left w:val="single" w:color="B0C8E0" w:sz="1"/>
+              <w:bottom w:val="single" w:color="B0C8E0" w:sz="1"/>
+              <w:right w:val="single" w:color="B0C8E0" w:sz="1"/>
+            </w:tcBorders>
+            <w:shd w:fill="EEF4FB" w:val="clear"/>
+            <w:tcMar>
+              <w:top w:type="dxa" w:w="80"/>
+              <w:left w:type="dxa" w:w="100"/>
+              <w:bottom w:type="dxa" w:w="80"/>
+              <w:right w:type="dxa" w:w="100"/>
+            </w:tcMar>
+          </w:tcPr>
+          <w:p>
+            <w:r>
+              <w:rPr>
+                <w:rFonts w:ascii="Arial" w:cs="Arial" w:eastAsia="Arial" w:hAnsi="Arial"/>
+                <w:b w:val="false"/>
+                <w:bCs w:val="false"/>
+                <w:sz w:val="18"/>
+                <w:szCs w:val="18"/>
+              </w:rPr>
+              <w:t xml:space="preserve">-4.268</w:t>
+            </w:r>
+          </w:p>
+        </w:tc>
+        <w:tc>
+          <w:tcPr>
+            <w:tcW w:type="dxa" w:w="1600"/>
+            <w:tcBorders>
+              <w:top w:val="single" w:color="B0C8E0" w:sz="1"/>
+              <w:left w:val="single" w:color="B0C8E0" w:sz="1"/>
+              <w:bottom w:val="single" w:color="B0C8E0" w:sz="1"/>
+              <w:right w:val="single" w:color="B0C8E0" w:sz="1"/>
+            </w:tcBorders>
+            <w:shd w:fill="EEF4FB" w:val="clear"/>
+            <w:tcMar>
+              <w:top w:type="dxa" w:w="80"/>
+              <w:left w:type="dxa" w:w="100"/>
+              <w:bottom w:type="dxa" w:w="80"/>
+              <w:right w:type="dxa" w:w="100"/>
+            </w:tcMar>
+          </w:tcPr>
+          <w:p>
+            <w:r>
+              <w:rPr>
+                <w:rFonts w:ascii="Arial" w:cs="Arial" w:eastAsia="Arial" w:hAnsi="Arial"/>
+                <w:b w:val="false"/>
+                <w:bCs w:val="false"/>
+                <w:sz w:val="18"/>
+                <w:szCs w:val="18"/>
+              </w:rPr>
+              <w:t xml:space="preserve">0.0103</w:t>
+            </w:r>
+          </w:p>
+        </w:tc>
+        <w:tc>
+          <w:tcPr>
+            <w:tcW w:type="dxa" w:w="2466"/>
+            <w:tcBorders>
+              <w:top w:val="single" w:color="B0C8E0" w:sz="1"/>
+              <w:left w:val="single" w:color="B0C8E0" w:sz="1"/>
+              <w:bottom w:val="single" w:color="B0C8E0" w:sz="1"/>
+              <w:right w:val="single" w:color="B0C8E0" w:sz="1"/>
+            </w:tcBorders>
+            <w:shd w:fill="EEF4FB" w:val="clear"/>
+            <w:tcMar>
+              <w:top w:type="dxa" w:w="80"/>
+              <w:left w:type="dxa" w:w="100"/>
+              <w:bottom w:type="dxa" w:w="80"/>
+              <w:right w:type="dxa" w:w="100"/>
+            </w:tcMar>
+          </w:tcPr>
+          <w:p>
+            <w:r>
+              <w:rPr>
+                <w:rFonts w:ascii="Arial" w:cs="Arial" w:eastAsia="Arial" w:hAnsi="Arial"/>
+                <w:b w:val="false"/>
+                <w:bCs w:val="false"/>
+                <w:sz w:val="18"/>
+                <w:szCs w:val="18"/>
+              </w:rPr>
+              <w:t xml:space="preserve">Subexpresada</w:t>
+            </w:r>
+          </w:p>
+        </w:tc>
+      </w:tr>
+      <w:tr>
+        <w:tc>
+          <w:tcPr>
+            <w:tcW w:type="dxa" w:w="1800"/>
+            <w:tcBorders>
+              <w:top w:val="single" w:color="B0C8E0" w:sz="1"/>
+              <w:left w:val="single" w:color="B0C8E0" w:sz="1"/>
+              <w:bottom w:val="single" w:color="B0C8E0" w:sz="1"/>
+              <w:right w:val="single" w:color="B0C8E0" w:sz="1"/>
+            </w:tcBorders>
+            <w:shd w:fill="FFFFFF" w:val="clear"/>
+            <w:tcMar>
+              <w:top w:type="dxa" w:w="80"/>
+              <w:left w:type="dxa" w:w="100"/>
+              <w:bottom w:type="dxa" w:w="80"/>
+              <w:right w:type="dxa" w:w="100"/>
+            </w:tcMar>
+          </w:tcPr>
+          <w:p>
+            <w:r>
+              <w:rPr>
+                <w:rFonts w:ascii="Arial" w:cs="Arial" w:eastAsia="Arial" w:hAnsi="Arial"/>
+                <w:b w:val="false"/>
+                <w:bCs w:val="false"/>
+                <w:sz w:val="18"/>
+                <w:szCs w:val="18"/>
+              </w:rPr>
+              <w:t xml:space="preserve">BPIFA1</w:t>
+            </w:r>
+          </w:p>
+        </w:tc>
+        <w:tc>
+          <w:tcPr>
+            <w:tcW w:type="dxa" w:w="1600"/>
+            <w:tcBorders>
+              <w:top w:val="single" w:color="B0C8E0" w:sz="1"/>
+              <w:left w:val="single" w:color="B0C8E0" w:sz="1"/>
+              <w:bottom w:val="single" w:color="B0C8E0" w:sz="1"/>
+              <w:right w:val="single" w:color="B0C8E0" w:sz="1"/>
+            </w:tcBorders>
+            <w:shd w:fill="FFFFFF" w:val="clear"/>
+            <w:tcMar>
+              <w:top w:type="dxa" w:w="80"/>
+              <w:left w:type="dxa" w:w="100"/>
+              <w:bottom w:type="dxa" w:w="80"/>
+              <w:right w:type="dxa" w:w="100"/>
+            </w:tcMar>
+          </w:tcPr>
+          <w:p>
+            <w:r>
+              <w:rPr>
+                <w:rFonts w:ascii="Arial" w:cs="Arial" w:eastAsia="Arial" w:hAnsi="Arial"/>
+                <w:b w:val="false"/>
+                <w:bCs w:val="false"/>
+                <w:sz w:val="18"/>
+                <w:szCs w:val="18"/>
+              </w:rPr>
+              <w:t xml:space="preserve">Q9NP55</w:t>
+            </w:r>
+          </w:p>
+        </w:tc>
+        <w:tc>
+          <w:tcPr>
+            <w:tcW w:type="dxa" w:w="1400"/>
+            <w:tcBorders>
+              <w:top w:val="single" w:color="B0C8E0" w:sz="1"/>
+              <w:left w:val="single" w:color="B0C8E0" w:sz="1"/>
+              <w:bottom w:val="single" w:color="B0C8E0" w:sz="1"/>
+              <w:right w:val="single" w:color="B0C8E0" w:sz="1"/>
+            </w:tcBorders>
+            <w:shd w:fill="FFFFFF" w:val="clear"/>
+            <w:tcMar>
+              <w:top w:type="dxa" w:w="80"/>
+              <w:left w:type="dxa" w:w="100"/>
+              <w:bottom w:type="dxa" w:w="80"/>
+              <w:right w:type="dxa" w:w="100"/>
+            </w:tcMar>
+          </w:tcPr>
+          <w:p>
+            <w:r>
+              <w:rPr>
+                <w:rFonts w:ascii="Arial" w:cs="Arial" w:eastAsia="Arial" w:hAnsi="Arial"/>
+                <w:b w:val="false"/>
+                <w:bCs w:val="false"/>
+                <w:sz w:val="18"/>
+                <w:szCs w:val="18"/>
+              </w:rPr>
+              <w:t xml:space="preserve">-4.167</w:t>
+            </w:r>
+          </w:p>
+        </w:tc>
+        <w:tc>
+          <w:tcPr>
+            <w:tcW w:type="dxa" w:w="1600"/>
+            <w:tcBorders>
+              <w:top w:val="single" w:color="B0C8E0" w:sz="1"/>
+              <w:left w:val="single" w:color="B0C8E0" w:sz="1"/>
+              <w:bottom w:val="single" w:color="B0C8E0" w:sz="1"/>
+              <w:right w:val="single" w:color="B0C8E0" w:sz="1"/>
+            </w:tcBorders>
+            <w:shd w:fill="FFFFFF" w:val="clear"/>
+            <w:tcMar>
+              <w:top w:type="dxa" w:w="80"/>
+              <w:left w:type="dxa" w:w="100"/>
+              <w:bottom w:type="dxa" w:w="80"/>
+              <w:right w:type="dxa" w:w="100"/>
+            </w:tcMar>
+          </w:tcPr>
+          <w:p>
+            <w:r>
+              <w:rPr>
+                <w:rFonts w:ascii="Arial" w:cs="Arial" w:eastAsia="Arial" w:hAnsi="Arial"/>
+                <w:b w:val="false"/>
+                <w:bCs w:val="false"/>
+                <w:sz w:val="18"/>
+                <w:szCs w:val="18"/>
+              </w:rPr>
+              <w:t xml:space="preserve">0.0255</w:t>
+            </w:r>
+          </w:p>
+        </w:tc>
+        <w:tc>
+          <w:tcPr>
+            <w:tcW w:type="dxa" w:w="2466"/>
+            <w:tcBorders>
+              <w:top w:val="single" w:color="B0C8E0" w:sz="1"/>
+              <w:left w:val="single" w:color="B0C8E0" w:sz="1"/>
+              <w:bottom w:val="single" w:color="B0C8E0" w:sz="1"/>
+              <w:right w:val="single" w:color="B0C8E0" w:sz="1"/>
+            </w:tcBorders>
+            <w:shd w:fill="FFFFFF" w:val="clear"/>
+            <w:tcMar>
+              <w:top w:type="dxa" w:w="80"/>
+              <w:left w:type="dxa" w:w="100"/>
+              <w:bottom w:type="dxa" w:w="80"/>
+              <w:right w:type="dxa" w:w="100"/>
+            </w:tcMar>
+          </w:tcPr>
+          <w:p>
+            <w:r>
+              <w:rPr>
+                <w:rFonts w:ascii="Arial" w:cs="Arial" w:eastAsia="Arial" w:hAnsi="Arial"/>
+                <w:b w:val="false"/>
+                <w:bCs w:val="false"/>
+                <w:sz w:val="18"/>
+                <w:szCs w:val="18"/>
+              </w:rPr>
+              <w:t xml:space="preserve">Subexpresada</w:t>
+            </w:r>
+          </w:p>
+        </w:tc>
+      </w:tr>
+      <w:tr>
+        <w:tc>
+          <w:tcPr>
+            <w:tcW w:type="dxa" w:w="1800"/>
+            <w:tcBorders>
+              <w:top w:val="single" w:color="B0C8E0" w:sz="1"/>
+              <w:left w:val="single" w:color="B0C8E0" w:sz="1"/>
+              <w:bottom w:val="single" w:color="B0C8E0" w:sz="1"/>
+              <w:right w:val="single" w:color="B0C8E0" w:sz="1"/>
+            </w:tcBorders>
+            <w:shd w:fill="EEF4FB" w:val="clear"/>
+            <w:tcMar>
+              <w:top w:type="dxa" w:w="80"/>
+              <w:left w:type="dxa" w:w="100"/>
+              <w:bottom w:type="dxa" w:w="80"/>
+              <w:right w:type="dxa" w:w="100"/>
+            </w:tcMar>
+          </w:tcPr>
+          <w:p>
+            <w:r>
+              <w:rPr>
+                <w:rFonts w:ascii="Arial" w:cs="Arial" w:eastAsia="Arial" w:hAnsi="Arial"/>
+                <w:b w:val="false"/>
+                <w:bCs w:val="false"/>
+                <w:sz w:val="18"/>
+                <w:szCs w:val="18"/>
+              </w:rPr>
+              <w:t xml:space="preserve">PYGM</w:t>
+            </w:r>
+          </w:p>
+        </w:tc>
+        <w:tc>
+          <w:tcPr>
+            <w:tcW w:type="dxa" w:w="1600"/>
+            <w:tcBorders>
+              <w:top w:val="single" w:color="B0C8E0" w:sz="1"/>
+              <w:left w:val="single" w:color="B0C8E0" w:sz="1"/>
+              <w:bottom w:val="single" w:color="B0C8E0" w:sz="1"/>
+              <w:right w:val="single" w:color="B0C8E0" w:sz="1"/>
+            </w:tcBorders>
+            <w:shd w:fill="EEF4FB" w:val="clear"/>
+            <w:tcMar>
+              <w:top w:type="dxa" w:w="80"/>
+              <w:left w:type="dxa" w:w="100"/>
+              <w:bottom w:type="dxa" w:w="80"/>
+              <w:right w:type="dxa" w:w="100"/>
+            </w:tcMar>
+          </w:tcPr>
+          <w:p>
+            <w:r>
+              <w:rPr>
+                <w:rFonts w:ascii="Arial" w:cs="Arial" w:eastAsia="Arial" w:hAnsi="Arial"/>
+                <w:b w:val="false"/>
+                <w:bCs w:val="false"/>
+                <w:sz w:val="18"/>
+                <w:szCs w:val="18"/>
+              </w:rPr>
+              <w:t xml:space="preserve">P11217</w:t>
+            </w:r>
+          </w:p>
+        </w:tc>
+        <w:tc>
+          <w:tcPr>
+            <w:tcW w:type="dxa" w:w="1400"/>
+            <w:tcBorders>
+              <w:top w:val="single" w:color="B0C8E0" w:sz="1"/>
+              <w:left w:val="single" w:color="B0C8E0" w:sz="1"/>
+              <w:bottom w:val="single" w:color="B0C8E0" w:sz="1"/>
+              <w:right w:val="single" w:color="B0C8E0" w:sz="1"/>
+            </w:tcBorders>
+            <w:shd w:fill="EEF4FB" w:val="clear"/>
+            <w:tcMar>
+              <w:top w:type="dxa" w:w="80"/>
+              <w:left w:type="dxa" w:w="100"/>
+              <w:bottom w:type="dxa" w:w="80"/>
+              <w:right w:type="dxa" w:w="100"/>
+            </w:tcMar>
+          </w:tcPr>
+          <w:p>
+            <w:r>
+              <w:rPr>
+                <w:rFonts w:ascii="Arial" w:cs="Arial" w:eastAsia="Arial" w:hAnsi="Arial"/>
+                <w:b w:val="false"/>
+                <w:bCs w:val="false"/>
+                <w:sz w:val="18"/>
+                <w:szCs w:val="18"/>
+              </w:rPr>
+              <w:t xml:space="preserve">-4.013</w:t>
+            </w:r>
+          </w:p>
+        </w:tc>
+        <w:tc>
+          <w:tcPr>
+            <w:tcW w:type="dxa" w:w="1600"/>
+            <w:tcBorders>
+              <w:top w:val="single" w:color="B0C8E0" w:sz="1"/>
+              <w:left w:val="single" w:color="B0C8E0" w:sz="1"/>
+              <w:bottom w:val="single" w:color="B0C8E0" w:sz="1"/>
+              <w:right w:val="single" w:color="B0C8E0" w:sz="1"/>
+            </w:tcBorders>
+            <w:shd w:fill="EEF4FB" w:val="clear"/>
+            <w:tcMar>
+              <w:top w:type="dxa" w:w="80"/>
+              <w:left w:type="dxa" w:w="100"/>
+              <w:bottom w:type="dxa" w:w="80"/>
+              <w:right w:type="dxa" w:w="100"/>
+            </w:tcMar>
+          </w:tcPr>
+          <w:p>
+            <w:r>
+              <w:rPr>
+                <w:rFonts w:ascii="Arial" w:cs="Arial" w:eastAsia="Arial" w:hAnsi="Arial"/>
+                <w:b w:val="false"/>
+                <w:bCs w:val="false"/>
+                <w:sz w:val="18"/>
+                <w:szCs w:val="18"/>
+              </w:rPr>
+              <w:t xml:space="preserve">0.00219</w:t>
+            </w:r>
+          </w:p>
+        </w:tc>
+        <w:tc>
+          <w:tcPr>
+            <w:tcW w:type="dxa" w:w="2466"/>
+            <w:tcBorders>
+              <w:top w:val="single" w:color="B0C8E0" w:sz="1"/>
+              <w:left w:val="single" w:color="B0C8E0" w:sz="1"/>
+              <w:bottom w:val="single" w:color="B0C8E0" w:sz="1"/>
+              <w:right w:val="single" w:color="B0C8E0" w:sz="1"/>
+            </w:tcBorders>
+            <w:shd w:fill="EEF4FB" w:val="clear"/>
+            <w:tcMar>
+              <w:top w:type="dxa" w:w="80"/>
+              <w:left w:type="dxa" w:w="100"/>
+              <w:bottom w:type="dxa" w:w="80"/>
+              <w:right w:type="dxa" w:w="100"/>
+            </w:tcMar>
+          </w:tcPr>
+          <w:p>
+            <w:r>
+              <w:rPr>
+                <w:rFonts w:ascii="Arial" w:cs="Arial" w:eastAsia="Arial" w:hAnsi="Arial"/>
+                <w:b w:val="false"/>
+                <w:bCs w:val="false"/>
+                <w:sz w:val="18"/>
+                <w:szCs w:val="18"/>
+              </w:rPr>
+              <w:t xml:space="preserve">Subexpresada</w:t>
+            </w:r>
+          </w:p>
+        </w:tc>
+      </w:tr>
+      <w:tr>
+        <w:tc>
+          <w:tcPr>
+            <w:tcW w:type="dxa" w:w="1800"/>
+            <w:tcBorders>
+              <w:top w:val="single" w:color="B0C8E0" w:sz="1"/>
+              <w:left w:val="single" w:color="B0C8E0" w:sz="1"/>
+              <w:bottom w:val="single" w:color="B0C8E0" w:sz="1"/>
+              <w:right w:val="single" w:color="B0C8E0" w:sz="1"/>
+            </w:tcBorders>
+            <w:shd w:fill="FFFFFF" w:val="clear"/>
+            <w:tcMar>
+              <w:top w:type="dxa" w:w="80"/>
+              <w:left w:type="dxa" w:w="100"/>
+              <w:bottom w:type="dxa" w:w="80"/>
+              <w:right w:type="dxa" w:w="100"/>
+            </w:tcMar>
+          </w:tcPr>
+          <w:p>
+            <w:r>
+              <w:rPr>
+                <w:rFonts w:ascii="Arial" w:cs="Arial" w:eastAsia="Arial" w:hAnsi="Arial"/>
+                <w:b w:val="false"/>
+                <w:bCs w:val="false"/>
+                <w:sz w:val="18"/>
+                <w:szCs w:val="18"/>
+              </w:rPr>
+              <w:t xml:space="preserve">MYL1</w:t>
+            </w:r>
+          </w:p>
+        </w:tc>
+        <w:tc>
+          <w:tcPr>
+            <w:tcW w:type="dxa" w:w="1600"/>
+            <w:tcBorders>
+              <w:top w:val="single" w:color="B0C8E0" w:sz="1"/>
+              <w:left w:val="single" w:color="B0C8E0" w:sz="1"/>
+              <w:bottom w:val="single" w:color="B0C8E0" w:sz="1"/>
+              <w:right w:val="single" w:color="B0C8E0" w:sz="1"/>
+            </w:tcBorders>
+            <w:shd w:fill="FFFFFF" w:val="clear"/>
+            <w:tcMar>
+              <w:top w:type="dxa" w:w="80"/>
+              <w:left w:type="dxa" w:w="100"/>
+              <w:bottom w:type="dxa" w:w="80"/>
+              <w:right w:type="dxa" w:w="100"/>
+            </w:tcMar>
+          </w:tcPr>
+          <w:p>
+            <w:r>
+              <w:rPr>
+                <w:rFonts w:ascii="Arial" w:cs="Arial" w:eastAsia="Arial" w:hAnsi="Arial"/>
+                <w:b w:val="false"/>
+                <w:bCs w:val="false"/>
+                <w:sz w:val="18"/>
+                <w:szCs w:val="18"/>
+              </w:rPr>
+              <w:t xml:space="preserve">P05976</w:t>
+            </w:r>
+          </w:p>
+        </w:tc>
+        <w:tc>
+          <w:tcPr>
+            <w:tcW w:type="dxa" w:w="1400"/>
+            <w:tcBorders>
+              <w:top w:val="single" w:color="B0C8E0" w:sz="1"/>
+              <w:left w:val="single" w:color="B0C8E0" w:sz="1"/>
+              <w:bottom w:val="single" w:color="B0C8E0" w:sz="1"/>
+              <w:right w:val="single" w:color="B0C8E0" w:sz="1"/>
+            </w:tcBorders>
+            <w:shd w:fill="FFFFFF" w:val="clear"/>
+            <w:tcMar>
+              <w:top w:type="dxa" w:w="80"/>
+              <w:left w:type="dxa" w:w="100"/>
+              <w:bottom w:type="dxa" w:w="80"/>
+              <w:right w:type="dxa" w:w="100"/>
+            </w:tcMar>
+          </w:tcPr>
+          <w:p>
+            <w:r>
+              <w:rPr>
+                <w:rFonts w:ascii="Arial" w:cs="Arial" w:eastAsia="Arial" w:hAnsi="Arial"/>
+                <w:b w:val="false"/>
+                <w:bCs w:val="false"/>
+                <w:sz w:val="18"/>
+                <w:szCs w:val="18"/>
+              </w:rPr>
+              <w:t xml:space="preserve">-4</w:t>
+            </w:r>
+          </w:p>
+        </w:tc>
+        <w:tc>
+          <w:tcPr>
+            <w:tcW w:type="dxa" w:w="1600"/>
+            <w:tcBorders>
+              <w:top w:val="single" w:color="B0C8E0" w:sz="1"/>
+              <w:left w:val="single" w:color="B0C8E0" w:sz="1"/>
+              <w:bottom w:val="single" w:color="B0C8E0" w:sz="1"/>
+              <w:right w:val="single" w:color="B0C8E0" w:sz="1"/>
+            </w:tcBorders>
+            <w:shd w:fill="FFFFFF" w:val="clear"/>
+            <w:tcMar>
+              <w:top w:type="dxa" w:w="80"/>
+              <w:left w:type="dxa" w:w="100"/>
+              <w:bottom w:type="dxa" w:w="80"/>
+              <w:right w:type="dxa" w:w="100"/>
+            </w:tcMar>
+          </w:tcPr>
+          <w:p>
+            <w:r>
+              <w:rPr>
+                <w:rFonts w:ascii="Arial" w:cs="Arial" w:eastAsia="Arial" w:hAnsi="Arial"/>
+                <w:b w:val="false"/>
+                <w:bCs w:val="false"/>
+                <w:sz w:val="18"/>
+                <w:szCs w:val="18"/>
+              </w:rPr>
+              <w:t xml:space="preserve">0.00412</w:t>
+            </w:r>
+          </w:p>
+        </w:tc>
+        <w:tc>
+          <w:tcPr>
+            <w:tcW w:type="dxa" w:w="2466"/>
+            <w:tcBorders>
+              <w:top w:val="single" w:color="B0C8E0" w:sz="1"/>
+              <w:left w:val="single" w:color="B0C8E0" w:sz="1"/>
+              <w:bottom w:val="single" w:color="B0C8E0" w:sz="1"/>
+              <w:right w:val="single" w:color="B0C8E0" w:sz="1"/>
+            </w:tcBorders>
+            <w:shd w:fill="FFFFFF" w:val="clear"/>
+            <w:tcMar>
+              <w:top w:type="dxa" w:w="80"/>
+              <w:left w:type="dxa" w:w="100"/>
+              <w:bottom w:type="dxa" w:w="80"/>
+              <w:right w:type="dxa" w:w="100"/>
+            </w:tcMar>
+          </w:tcPr>
+          <w:p>
+            <w:r>
+              <w:rPr>
+                <w:rFonts w:ascii="Arial" w:cs="Arial" w:eastAsia="Arial" w:hAnsi="Arial"/>
+                <w:b w:val="false"/>
+                <w:bCs w:val="false"/>
+                <w:sz w:val="18"/>
+                <w:szCs w:val="18"/>
+              </w:rPr>
+              <w:t xml:space="preserve">Subexpresada</w:t>
+            </w:r>
+          </w:p>
+        </w:tc>
+      </w:tr>
+      <w:tr>
+        <w:tc>
+          <w:tcPr>
+            <w:tcW w:type="dxa" w:w="1800"/>
+            <w:tcBorders>
+              <w:top w:val="single" w:color="B0C8E0" w:sz="1"/>
+              <w:left w:val="single" w:color="B0C8E0" w:sz="1"/>
+              <w:bottom w:val="single" w:color="B0C8E0" w:sz="1"/>
+              <w:right w:val="single" w:color="B0C8E0" w:sz="1"/>
+            </w:tcBorders>
+            <w:shd w:fill="EEF4FB" w:val="clear"/>
+            <w:tcMar>
+              <w:top w:type="dxa" w:w="80"/>
+              <w:left w:type="dxa" w:w="100"/>
+              <w:bottom w:type="dxa" w:w="80"/>
+              <w:right w:type="dxa" w:w="100"/>
+            </w:tcMar>
+          </w:tcPr>
+          <w:p>
+            <w:r>
+              <w:rPr>
+                <w:rFonts w:ascii="Arial" w:cs="Arial" w:eastAsia="Arial" w:hAnsi="Arial"/>
+                <w:b w:val="false"/>
+                <w:bCs w:val="false"/>
+                <w:sz w:val="18"/>
+                <w:szCs w:val="18"/>
+              </w:rPr>
+              <w:t xml:space="preserve">GPD1</w:t>
+            </w:r>
+          </w:p>
+        </w:tc>
+        <w:tc>
+          <w:tcPr>
+            <w:tcW w:type="dxa" w:w="1600"/>
+            <w:tcBorders>
+              <w:top w:val="single" w:color="B0C8E0" w:sz="1"/>
+              <w:left w:val="single" w:color="B0C8E0" w:sz="1"/>
+              <w:bottom w:val="single" w:color="B0C8E0" w:sz="1"/>
+              <w:right w:val="single" w:color="B0C8E0" w:sz="1"/>
+            </w:tcBorders>
+            <w:shd w:fill="EEF4FB" w:val="clear"/>
+            <w:tcMar>
+              <w:top w:type="dxa" w:w="80"/>
+              <w:left w:type="dxa" w:w="100"/>
+              <w:bottom w:type="dxa" w:w="80"/>
+              <w:right w:type="dxa" w:w="100"/>
+            </w:tcMar>
+          </w:tcPr>
+          <w:p>
+            <w:r>
+              <w:rPr>
+                <w:rFonts w:ascii="Arial" w:cs="Arial" w:eastAsia="Arial" w:hAnsi="Arial"/>
+                <w:b w:val="false"/>
+                <w:bCs w:val="false"/>
+                <w:sz w:val="18"/>
+                <w:szCs w:val="18"/>
+              </w:rPr>
+              <w:t xml:space="preserve">P21695</w:t>
+            </w:r>
+          </w:p>
+        </w:tc>
+        <w:tc>
+          <w:tcPr>
+            <w:tcW w:type="dxa" w:w="1400"/>
+            <w:tcBorders>
+              <w:top w:val="single" w:color="B0C8E0" w:sz="1"/>
+              <w:left w:val="single" w:color="B0C8E0" w:sz="1"/>
+              <w:bottom w:val="single" w:color="B0C8E0" w:sz="1"/>
+              <w:right w:val="single" w:color="B0C8E0" w:sz="1"/>
+            </w:tcBorders>
+            <w:shd w:fill="EEF4FB" w:val="clear"/>
+            <w:tcMar>
+              <w:top w:type="dxa" w:w="80"/>
+              <w:left w:type="dxa" w:w="100"/>
+              <w:bottom w:type="dxa" w:w="80"/>
+              <w:right w:type="dxa" w:w="100"/>
+            </w:tcMar>
+          </w:tcPr>
+          <w:p>
+            <w:r>
+              <w:rPr>
+                <w:rFonts w:ascii="Arial" w:cs="Arial" w:eastAsia="Arial" w:hAnsi="Arial"/>
+                <w:b w:val="false"/>
+                <w:bCs w:val="false"/>
+                <w:sz w:val="18"/>
+                <w:szCs w:val="18"/>
+              </w:rPr>
+              <w:t xml:space="preserve">-3.997</w:t>
+            </w:r>
+          </w:p>
+        </w:tc>
+        <w:tc>
+          <w:tcPr>
+            <w:tcW w:type="dxa" w:w="1600"/>
+            <w:tcBorders>
+              <w:top w:val="single" w:color="B0C8E0" w:sz="1"/>
+              <w:left w:val="single" w:color="B0C8E0" w:sz="1"/>
+              <w:bottom w:val="single" w:color="B0C8E0" w:sz="1"/>
+              <w:right w:val="single" w:color="B0C8E0" w:sz="1"/>
+            </w:tcBorders>
+            <w:shd w:fill="EEF4FB" w:val="clear"/>
+            <w:tcMar>
+              <w:top w:type="dxa" w:w="80"/>
+              <w:left w:type="dxa" w:w="100"/>
+              <w:bottom w:type="dxa" w:w="80"/>
+              <w:right w:type="dxa" w:w="100"/>
+            </w:tcMar>
+          </w:tcPr>
+          <w:p>
+            <w:r>
+              <w:rPr>
+                <w:rFonts w:ascii="Arial" w:cs="Arial" w:eastAsia="Arial" w:hAnsi="Arial"/>
+                <w:b w:val="false"/>
+                <w:bCs w:val="false"/>
+                <w:sz w:val="18"/>
+                <w:szCs w:val="18"/>
+              </w:rPr>
+              <w:t xml:space="preserve">0.00177</w:t>
+            </w:r>
+          </w:p>
+        </w:tc>
+        <w:tc>
+          <w:tcPr>
+            <w:tcW w:type="dxa" w:w="2466"/>
+            <w:tcBorders>
+              <w:top w:val="single" w:color="B0C8E0" w:sz="1"/>
+              <w:left w:val="single" w:color="B0C8E0" w:sz="1"/>
+              <w:bottom w:val="single" w:color="B0C8E0" w:sz="1"/>
+              <w:right w:val="single" w:color="B0C8E0" w:sz="1"/>
+            </w:tcBorders>
+            <w:shd w:fill="EEF4FB" w:val="clear"/>
+            <w:tcMar>
+              <w:top w:type="dxa" w:w="80"/>
+              <w:left w:type="dxa" w:w="100"/>
+              <w:bottom w:type="dxa" w:w="80"/>
+              <w:right w:type="dxa" w:w="100"/>
+            </w:tcMar>
+          </w:tcPr>
+          <w:p>
+            <w:r>
+              <w:rPr>
+                <w:rFonts w:ascii="Arial" w:cs="Arial" w:eastAsia="Arial" w:hAnsi="Arial"/>
+                <w:b w:val="false"/>
+                <w:bCs w:val="false"/>
+                <w:sz w:val="18"/>
+                <w:szCs w:val="18"/>
+              </w:rPr>
+              <w:t xml:space="preserve">Subexpresada</w:t>
+            </w:r>
+          </w:p>
+        </w:tc>
+      </w:tr>
+      <w:tr>
+        <w:tc>
+          <w:tcPr>
+            <w:tcW w:type="dxa" w:w="1800"/>
+            <w:tcBorders>
+              <w:top w:val="single" w:color="B0C8E0" w:sz="1"/>
+              <w:left w:val="single" w:color="B0C8E0" w:sz="1"/>
+              <w:bottom w:val="single" w:color="B0C8E0" w:sz="1"/>
+              <w:right w:val="single" w:color="B0C8E0" w:sz="1"/>
+            </w:tcBorders>
+            <w:shd w:fill="FFFFFF" w:val="clear"/>
+            <w:tcMar>
+              <w:top w:type="dxa" w:w="80"/>
+              <w:left w:type="dxa" w:w="100"/>
+              <w:bottom w:type="dxa" w:w="80"/>
+              <w:right w:type="dxa" w:w="100"/>
+            </w:tcMar>
+          </w:tcPr>
+          <w:p>
+            <w:r>
+              <w:rPr>
+                <w:rFonts w:ascii="Arial" w:cs="Arial" w:eastAsia="Arial" w:hAnsi="Arial"/>
+                <w:b w:val="false"/>
+                <w:bCs w:val="false"/>
+                <w:sz w:val="18"/>
+                <w:szCs w:val="18"/>
+              </w:rPr>
+              <w:t xml:space="preserve">TCAP</w:t>
+            </w:r>
+          </w:p>
+        </w:tc>
+        <w:tc>
+          <w:tcPr>
+            <w:tcW w:type="dxa" w:w="1600"/>
+            <w:tcBorders>
+              <w:top w:val="single" w:color="B0C8E0" w:sz="1"/>
+              <w:left w:val="single" w:color="B0C8E0" w:sz="1"/>
+              <w:bottom w:val="single" w:color="B0C8E0" w:sz="1"/>
+              <w:right w:val="single" w:color="B0C8E0" w:sz="1"/>
+            </w:tcBorders>
+            <w:shd w:fill="FFFFFF" w:val="clear"/>
+            <w:tcMar>
+              <w:top w:type="dxa" w:w="80"/>
+              <w:left w:type="dxa" w:w="100"/>
+              <w:bottom w:type="dxa" w:w="80"/>
+              <w:right w:type="dxa" w:w="100"/>
+            </w:tcMar>
+          </w:tcPr>
+          <w:p>
+            <w:r>
+              <w:rPr>
+                <w:rFonts w:ascii="Arial" w:cs="Arial" w:eastAsia="Arial" w:hAnsi="Arial"/>
+                <w:b w:val="false"/>
+                <w:bCs w:val="false"/>
+                <w:sz w:val="18"/>
+                <w:szCs w:val="18"/>
+              </w:rPr>
+              <w:t xml:space="preserve">O15273</w:t>
+            </w:r>
+          </w:p>
+        </w:tc>
+        <w:tc>
+          <w:tcPr>
+            <w:tcW w:type="dxa" w:w="1400"/>
+            <w:tcBorders>
+              <w:top w:val="single" w:color="B0C8E0" w:sz="1"/>
+              <w:left w:val="single" w:color="B0C8E0" w:sz="1"/>
+              <w:bottom w:val="single" w:color="B0C8E0" w:sz="1"/>
+              <w:right w:val="single" w:color="B0C8E0" w:sz="1"/>
+            </w:tcBorders>
+            <w:shd w:fill="FFFFFF" w:val="clear"/>
+            <w:tcMar>
+              <w:top w:type="dxa" w:w="80"/>
+              <w:left w:type="dxa" w:w="100"/>
+              <w:bottom w:type="dxa" w:w="80"/>
+              <w:right w:type="dxa" w:w="100"/>
+            </w:tcMar>
+          </w:tcPr>
+          <w:p>
+            <w:r>
+              <w:rPr>
+                <w:rFonts w:ascii="Arial" w:cs="Arial" w:eastAsia="Arial" w:hAnsi="Arial"/>
+                <w:b w:val="false"/>
+                <w:bCs w:val="false"/>
+                <w:sz w:val="18"/>
+                <w:szCs w:val="18"/>
+              </w:rPr>
+              <w:t xml:space="preserve">-3.932</w:t>
+            </w:r>
+          </w:p>
+        </w:tc>
+        <w:tc>
+          <w:tcPr>
+            <w:tcW w:type="dxa" w:w="1600"/>
+            <w:tcBorders>
+              <w:top w:val="single" w:color="B0C8E0" w:sz="1"/>
+              <w:left w:val="single" w:color="B0C8E0" w:sz="1"/>
+              <w:bottom w:val="single" w:color="B0C8E0" w:sz="1"/>
+              <w:right w:val="single" w:color="B0C8E0" w:sz="1"/>
+            </w:tcBorders>
+            <w:shd w:fill="FFFFFF" w:val="clear"/>
+            <w:tcMar>
+              <w:top w:type="dxa" w:w="80"/>
+              <w:left w:type="dxa" w:w="100"/>
+              <w:bottom w:type="dxa" w:w="80"/>
+              <w:right w:type="dxa" w:w="100"/>
+            </w:tcMar>
+          </w:tcPr>
+          <w:p>
+            <w:r>
+              <w:rPr>
+                <w:rFonts w:ascii="Arial" w:cs="Arial" w:eastAsia="Arial" w:hAnsi="Arial"/>
+                <w:b w:val="false"/>
+                <w:bCs w:val="false"/>
+                <w:sz w:val="18"/>
+                <w:szCs w:val="18"/>
+              </w:rPr>
+              <w:t xml:space="preserve">0.0192</w:t>
+            </w:r>
+          </w:p>
+        </w:tc>
+        <w:tc>
+          <w:tcPr>
+            <w:tcW w:type="dxa" w:w="2466"/>
+            <w:tcBorders>
+              <w:top w:val="single" w:color="B0C8E0" w:sz="1"/>
+              <w:left w:val="single" w:color="B0C8E0" w:sz="1"/>
+              <w:bottom w:val="single" w:color="B0C8E0" w:sz="1"/>
+              <w:right w:val="single" w:color="B0C8E0" w:sz="1"/>
+            </w:tcBorders>
+            <w:shd w:fill="FFFFFF" w:val="clear"/>
+            <w:tcMar>
+              <w:top w:type="dxa" w:w="80"/>
+              <w:left w:type="dxa" w:w="100"/>
+              <w:bottom w:type="dxa" w:w="80"/>
+              <w:right w:type="dxa" w:w="100"/>
+            </w:tcMar>
+          </w:tcPr>
+          <w:p>
+            <w:r>
+              <w:rPr>
+                <w:rFonts w:ascii="Arial" w:cs="Arial" w:eastAsia="Arial" w:hAnsi="Arial"/>
+                <w:b w:val="false"/>
+                <w:bCs w:val="false"/>
+                <w:sz w:val="18"/>
+                <w:szCs w:val="18"/>
+              </w:rPr>
+              <w:t xml:space="preserve">Subexpresada</w:t>
+            </w:r>
+          </w:p>
+        </w:tc>
+      </w:tr>
+      <w:tr>
+        <w:tc>
+          <w:tcPr>
+            <w:tcW w:type="dxa" w:w="1800"/>
+            <w:tcBorders>
+              <w:top w:val="single" w:color="B0C8E0" w:sz="1"/>
+              <w:left w:val="single" w:color="B0C8E0" w:sz="1"/>
+              <w:bottom w:val="single" w:color="B0C8E0" w:sz="1"/>
+              <w:right w:val="single" w:color="B0C8E0" w:sz="1"/>
+            </w:tcBorders>
+            <w:shd w:fill="EEF4FB" w:val="clear"/>
+            <w:tcMar>
+              <w:top w:type="dxa" w:w="80"/>
+              <w:left w:type="dxa" w:w="100"/>
+              <w:bottom w:type="dxa" w:w="80"/>
+              <w:right w:type="dxa" w:w="100"/>
+            </w:tcMar>
+          </w:tcPr>
+          <w:p>
+            <w:r>
+              <w:rPr>
+                <w:rFonts w:ascii="Arial" w:cs="Arial" w:eastAsia="Arial" w:hAnsi="Arial"/>
+                <w:b w:val="false"/>
+                <w:bCs w:val="false"/>
+                <w:sz w:val="18"/>
+                <w:szCs w:val="18"/>
+              </w:rPr>
+              <w:t xml:space="preserve">PADI2</w:t>
+            </w:r>
+          </w:p>
+        </w:tc>
+        <w:tc>
+          <w:tcPr>
+            <w:tcW w:type="dxa" w:w="1600"/>
+            <w:tcBorders>
+              <w:top w:val="single" w:color="B0C8E0" w:sz="1"/>
+              <w:left w:val="single" w:color="B0C8E0" w:sz="1"/>
+              <w:bottom w:val="single" w:color="B0C8E0" w:sz="1"/>
+              <w:right w:val="single" w:color="B0C8E0" w:sz="1"/>
+            </w:tcBorders>
+            <w:shd w:fill="EEF4FB" w:val="clear"/>
+            <w:tcMar>
+              <w:top w:type="dxa" w:w="80"/>
+              <w:left w:type="dxa" w:w="100"/>
+              <w:bottom w:type="dxa" w:w="80"/>
+              <w:right w:type="dxa" w:w="100"/>
+            </w:tcMar>
+          </w:tcPr>
+          <w:p>
+            <w:r>
+              <w:rPr>
+                <w:rFonts w:ascii="Arial" w:cs="Arial" w:eastAsia="Arial" w:hAnsi="Arial"/>
+                <w:b w:val="false"/>
+                <w:bCs w:val="false"/>
+                <w:sz w:val="18"/>
+                <w:szCs w:val="18"/>
+              </w:rPr>
+              <w:t xml:space="preserve">Q9Y2J8</w:t>
+            </w:r>
+          </w:p>
+        </w:tc>
+        <w:tc>
+          <w:tcPr>
+            <w:tcW w:type="dxa" w:w="1400"/>
+            <w:tcBorders>
+              <w:top w:val="single" w:color="B0C8E0" w:sz="1"/>
+              <w:left w:val="single" w:color="B0C8E0" w:sz="1"/>
+              <w:bottom w:val="single" w:color="B0C8E0" w:sz="1"/>
+              <w:right w:val="single" w:color="B0C8E0" w:sz="1"/>
+            </w:tcBorders>
+            <w:shd w:fill="EEF4FB" w:val="clear"/>
+            <w:tcMar>
+              <w:top w:type="dxa" w:w="80"/>
+              <w:left w:type="dxa" w:w="100"/>
+              <w:bottom w:type="dxa" w:w="80"/>
+              <w:right w:type="dxa" w:w="100"/>
+            </w:tcMar>
+          </w:tcPr>
+          <w:p>
+            <w:r>
+              <w:rPr>
+                <w:rFonts w:ascii="Arial" w:cs="Arial" w:eastAsia="Arial" w:hAnsi="Arial"/>
+                <w:b w:val="false"/>
+                <w:bCs w:val="false"/>
+                <w:sz w:val="18"/>
+                <w:szCs w:val="18"/>
+              </w:rPr>
+              <w:t xml:space="preserve">-3.859</w:t>
+            </w:r>
+          </w:p>
+        </w:tc>
+        <w:tc>
+          <w:tcPr>
+            <w:tcW w:type="dxa" w:w="1600"/>
+            <w:tcBorders>
+              <w:top w:val="single" w:color="B0C8E0" w:sz="1"/>
+              <w:left w:val="single" w:color="B0C8E0" w:sz="1"/>
+              <w:bottom w:val="single" w:color="B0C8E0" w:sz="1"/>
+              <w:right w:val="single" w:color="B0C8E0" w:sz="1"/>
+            </w:tcBorders>
+            <w:shd w:fill="EEF4FB" w:val="clear"/>
+            <w:tcMar>
+              <w:top w:type="dxa" w:w="80"/>
+              <w:left w:type="dxa" w:w="100"/>
+              <w:bottom w:type="dxa" w:w="80"/>
+              <w:right w:type="dxa" w:w="100"/>
+            </w:tcMar>
+          </w:tcPr>
+          <w:p>
+            <w:r>
+              <w:rPr>
+                <w:rFonts w:ascii="Arial" w:cs="Arial" w:eastAsia="Arial" w:hAnsi="Arial"/>
+                <w:b w:val="false"/>
+                <w:bCs w:val="false"/>
+                <w:sz w:val="18"/>
+                <w:szCs w:val="18"/>
+              </w:rPr>
+              <w:t xml:space="preserve">0.00275</w:t>
+            </w:r>
+          </w:p>
+        </w:tc>
+        <w:tc>
+          <w:tcPr>
+            <w:tcW w:type="dxa" w:w="2466"/>
+            <w:tcBorders>
+              <w:top w:val="single" w:color="B0C8E0" w:sz="1"/>
+              <w:left w:val="single" w:color="B0C8E0" w:sz="1"/>
+              <w:bottom w:val="single" w:color="B0C8E0" w:sz="1"/>
+              <w:right w:val="single" w:color="B0C8E0" w:sz="1"/>
+            </w:tcBorders>
+            <w:shd w:fill="EEF4FB" w:val="clear"/>
+            <w:tcMar>
+              <w:top w:type="dxa" w:w="80"/>
+              <w:left w:type="dxa" w:w="100"/>
+              <w:bottom w:type="dxa" w:w="80"/>
+              <w:right w:type="dxa" w:w="100"/>
+            </w:tcMar>
+          </w:tcPr>
+          <w:p>
+            <w:r>
+              <w:rPr>
+                <w:rFonts w:ascii="Arial" w:cs="Arial" w:eastAsia="Arial" w:hAnsi="Arial"/>
+                <w:b w:val="false"/>
+                <w:bCs w:val="false"/>
+                <w:sz w:val="18"/>
+                <w:szCs w:val="18"/>
+              </w:rPr>
+              <w:t xml:space="preserve">Subexpresada</w:t>
+            </w:r>
+          </w:p>
+        </w:tc>
+      </w:tr>
+      <w:tr>
+        <w:tc>
+          <w:tcPr>
+            <w:tcW w:type="dxa" w:w="1800"/>
+            <w:tcBorders>
+              <w:top w:val="single" w:color="B0C8E0" w:sz="1"/>
+              <w:left w:val="single" w:color="B0C8E0" w:sz="1"/>
+              <w:bottom w:val="single" w:color="B0C8E0" w:sz="1"/>
+              <w:right w:val="single" w:color="B0C8E0" w:sz="1"/>
+            </w:tcBorders>
+            <w:shd w:fill="FFFFFF" w:val="clear"/>
+            <w:tcMar>
+              <w:top w:type="dxa" w:w="80"/>
+              <w:left w:type="dxa" w:w="100"/>
+              <w:bottom w:type="dxa" w:w="80"/>
+              <w:right w:type="dxa" w:w="100"/>
+            </w:tcMar>
+          </w:tcPr>
+          <w:p>
+            <w:r>
+              <w:rPr>
+                <w:rFonts w:ascii="Arial" w:cs="Arial" w:eastAsia="Arial" w:hAnsi="Arial"/>
+                <w:b w:val="false"/>
+                <w:bCs w:val="false"/>
+                <w:sz w:val="18"/>
+                <w:szCs w:val="18"/>
+              </w:rPr>
+              <w:t xml:space="preserve">ATP2A1</w:t>
+            </w:r>
+          </w:p>
+        </w:tc>
+        <w:tc>
+          <w:tcPr>
+            <w:tcW w:type="dxa" w:w="1600"/>
+            <w:tcBorders>
+              <w:top w:val="single" w:color="B0C8E0" w:sz="1"/>
+              <w:left w:val="single" w:color="B0C8E0" w:sz="1"/>
+              <w:bottom w:val="single" w:color="B0C8E0" w:sz="1"/>
+              <w:right w:val="single" w:color="B0C8E0" w:sz="1"/>
+            </w:tcBorders>
+            <w:shd w:fill="FFFFFF" w:val="clear"/>
+            <w:tcMar>
+              <w:top w:type="dxa" w:w="80"/>
+              <w:left w:type="dxa" w:w="100"/>
+              <w:bottom w:type="dxa" w:w="80"/>
+              <w:right w:type="dxa" w:w="100"/>
+            </w:tcMar>
+          </w:tcPr>
+          <w:p>
+            <w:r>
+              <w:rPr>
+                <w:rFonts w:ascii="Arial" w:cs="Arial" w:eastAsia="Arial" w:hAnsi="Arial"/>
+                <w:b w:val="false"/>
+                <w:bCs w:val="false"/>
+                <w:sz w:val="18"/>
+                <w:szCs w:val="18"/>
+              </w:rPr>
+              <w:t xml:space="preserve">O14983</w:t>
+            </w:r>
+          </w:p>
+        </w:tc>
+        <w:tc>
+          <w:tcPr>
+            <w:tcW w:type="dxa" w:w="1400"/>
+            <w:tcBorders>
+              <w:top w:val="single" w:color="B0C8E0" w:sz="1"/>
+              <w:left w:val="single" w:color="B0C8E0" w:sz="1"/>
+              <w:bottom w:val="single" w:color="B0C8E0" w:sz="1"/>
+              <w:right w:val="single" w:color="B0C8E0" w:sz="1"/>
+            </w:tcBorders>
+            <w:shd w:fill="FFFFFF" w:val="clear"/>
+            <w:tcMar>
+              <w:top w:type="dxa" w:w="80"/>
+              <w:left w:type="dxa" w:w="100"/>
+              <w:bottom w:type="dxa" w:w="80"/>
+              <w:right w:type="dxa" w:w="100"/>
+            </w:tcMar>
+          </w:tcPr>
+          <w:p>
+            <w:r>
+              <w:rPr>
+                <w:rFonts w:ascii="Arial" w:cs="Arial" w:eastAsia="Arial" w:hAnsi="Arial"/>
+                <w:b w:val="false"/>
+                <w:bCs w:val="false"/>
+                <w:sz w:val="18"/>
+                <w:szCs w:val="18"/>
+              </w:rPr>
+              <w:t xml:space="preserve">-3.756</w:t>
+            </w:r>
+          </w:p>
+        </w:tc>
+        <w:tc>
+          <w:tcPr>
+            <w:tcW w:type="dxa" w:w="1600"/>
+            <w:tcBorders>
+              <w:top w:val="single" w:color="B0C8E0" w:sz="1"/>
+              <w:left w:val="single" w:color="B0C8E0" w:sz="1"/>
+              <w:bottom w:val="single" w:color="B0C8E0" w:sz="1"/>
+              <w:right w:val="single" w:color="B0C8E0" w:sz="1"/>
+            </w:tcBorders>
+            <w:shd w:fill="FFFFFF" w:val="clear"/>
+            <w:tcMar>
+              <w:top w:type="dxa" w:w="80"/>
+              <w:left w:type="dxa" w:w="100"/>
+              <w:bottom w:type="dxa" w:w="80"/>
+              <w:right w:type="dxa" w:w="100"/>
+            </w:tcMar>
+          </w:tcPr>
+          <w:p>
+            <w:r>
+              <w:rPr>
+                <w:rFonts w:ascii="Arial" w:cs="Arial" w:eastAsia="Arial" w:hAnsi="Arial"/>
+                <w:b w:val="false"/>
+                <w:bCs w:val="false"/>
+                <w:sz w:val="18"/>
+                <w:szCs w:val="18"/>
+              </w:rPr>
+              <w:t xml:space="preserve">0.00362</w:t>
+            </w:r>
+          </w:p>
+        </w:tc>
+        <w:tc>
+          <w:tcPr>
+            <w:tcW w:type="dxa" w:w="2466"/>
+            <w:tcBorders>
+              <w:top w:val="single" w:color="B0C8E0" w:sz="1"/>
+              <w:left w:val="single" w:color="B0C8E0" w:sz="1"/>
+              <w:bottom w:val="single" w:color="B0C8E0" w:sz="1"/>
+              <w:right w:val="single" w:color="B0C8E0" w:sz="1"/>
+            </w:tcBorders>
+            <w:shd w:fill="FFFFFF" w:val="clear"/>
+            <w:tcMar>
+              <w:top w:type="dxa" w:w="80"/>
+              <w:left w:type="dxa" w:w="100"/>
+              <w:bottom w:type="dxa" w:w="80"/>
+              <w:right w:type="dxa" w:w="100"/>
+            </w:tcMar>
+          </w:tcPr>
+          <w:p>
+            <w:r>
+              <w:rPr>
+                <w:rFonts w:ascii="Arial" w:cs="Arial" w:eastAsia="Arial" w:hAnsi="Arial"/>
+                <w:b w:val="false"/>
+                <w:bCs w:val="false"/>
+                <w:sz w:val="18"/>
+                <w:szCs w:val="18"/>
+              </w:rPr>
+              <w:t xml:space="preserve">Subexpresada</w:t>
+            </w:r>
+          </w:p>
+        </w:tc>
+      </w:tr>
+    </w:tbl>
+    <w:p>
+      <w:pPr>
+        <w:spacing w:after="60" w:before="60"/>
+      </w:pPr>
+    </w:p>
+    <w:p>
+      <w:r>
+        <w:br w:type="page"/>
+      </w:r>
+    </w:p>
+    <w:p>
+      <w:pPr>
+        <w:pBdr>
+          <w:bottom w:val="single" w:color="2E75B6" w:sz="10" w:space="4"/>
+        </w:pBdr>
+        <w:spacing w:after="100" w:before="280"/>
+      </w:pPr>
+      <w:r>
+        <w:rPr>
+          <w:rFonts w:ascii="Arial" w:cs="Arial" w:eastAsia="Arial" w:hAnsi="Arial"/>
+          <w:b/>
+          <w:bCs/>
+          <w:color w:val="1F4E79"/>
+          <w:sz w:val="28"/>
+          <w:szCs w:val="28"/>
+        </w:rPr>
+        <w:t xml:space="preserve">Objetivo Específico 1 — Relacionar proteínas DE con fármacos</w:t>
+      </w:r>
+    </w:p>
+    <w:p>
+      <w:pPr>
+        <w:pBdr>
+          <w:left w:val="single" w:color="2E75B6" w:sz="12" w:space="6"/>
+        </w:pBdr>
+        <w:spacing w:after="160" w:before="60"/>
+        <w:ind w:left="360"/>
+      </w:pPr>
+      <w:r>
+        <w:rPr>
+          <w:rFonts w:ascii="Arial" w:cs="Arial" w:eastAsia="Arial" w:hAnsi="Arial"/>
+          <w:i/>
+          <w:iCs/>
+          <w:color w:val="444444"/>
+          <w:sz w:val="20"/>
+          <w:szCs w:val="20"/>
+        </w:rPr>
+        <w:t xml:space="preserve">Relacionar proteínas expresadas diferencialmente en cáncer escamocelular de cabeza y cuello con fármacos reportados en bases de datos públicas, utilizando herramientas bioinformáticas de reposicionamiento y análisis de conectividad.</w:t>
+      </w:r>
+    </w:p>
+    <w:p>
+      <w:pPr>
+        <w:spacing w:after="60" w:before="100"/>
+        <w:jc w:val="center"/>
+      </w:pPr>
+      <w:r>
+        <w:drawing>
+          <wp:inline distT="0" distB="0" distL="0" distR="0">
+            <wp:extent cx="4895850" cy="3267075"/>
+            <wp:effectExtent t="0" r="0" b="0" l="0"/>
+            <wp:docPr id="1" name="OE1_FigA_drug_sources_bar.png" descr="OE1_FigA_drug_sources_bar.png" title="OE1_FigA_drug_sources_bar.png"/>
+            <wp:cNvGraphicFramePr>
+              <a:graphicFrameLocks xmlns:a="http://schemas.openxmlformats.org/drawingml/2006/main" noChangeAspect="1"/>
+            </wp:cNvGraphicFramePr>
+            <a:graphic xmlns:a="http://schemas.openxmlformats.org/drawingml/2006/main">
+              <a:graphicData uri="http://schemas.openxmlformats.org/drawingml/2006/picture">
+                <pic:pic xmlns:pic="http://schemas.openxmlformats.org/drawingml/2006/picture">
+                  <pic:nvPicPr>
+                    <pic:cNvPr id="0" name="" descr=""/>
+                    <pic:cNvPicPr>
+                      <a:picLocks noChangeAspect="1" noChangeArrowheads="1"/>
+                    </pic:cNvPicPr>
+                  </pic:nvPicPr>
+                  <pic:blipFill>
+                    <a:blip r:embed="rId11" cstate="none"/>
+                    <a:srcRect/>
+                    <a:stretch>
+                      <a:fillRect/>
+                    </a:stretch>
+                  </pic:blipFill>
+                  <pic:spPr bwMode="auto">
+                    <a:xfrm>
+                      <a:off x="0" y="0"/>
+                      <a:ext cx="4895850" cy="3267075"/>
+                    </a:xfrm>
+                    <a:prstGeom prst="rect">
+                      <a:avLst/>
+                    </a:prstGeom>
+                  </pic:spPr>
+                </pic:pic>
+              </a:graphicData>
+            </a:graphic>
+          </wp:inline>
+        </w:drawing>
+      </w:r>
+    </w:p>
+    <w:p>
+      <w:pPr>
+        <w:spacing w:after="160" w:before="0"/>
+        <w:jc w:val="center"/>
+      </w:pPr>
+      <w:r>
+        <w:rPr>
+          <w:rFonts w:ascii="Arial" w:cs="Arial" w:eastAsia="Arial" w:hAnsi="Arial"/>
+          <w:b/>
+          <w:bCs/>
+          <w:color w:val="2E75B6"/>
+          <w:sz w:val="18"/>
+          <w:szCs w:val="18"/>
+        </w:rPr>
+        <w:t xml:space="preserve">Figura 5. </w:t>
+      </w:r>
+      <w:r>
+        <w:rPr>
+          <w:rFonts w:ascii="Arial" w:cs="Arial" w:eastAsia="Arial" w:hAnsi="Arial"/>
+          <w:i w:val="false"/>
+          <w:iCs w:val="false"/>
+          <w:color w:val="444444"/>
+          <w:sz w:val="18"/>
+          <w:szCs w:val="18"/>
+        </w:rPr>
+        <w:t xml:space="preserve">Número de fármacos candidatos identificados por cada base de datos consultada (DGIdb, OpenTargets, L2S2, ChEMBL). Ilustra la estrategia multi-fuente y la cobertura diferencial de cada recurso.</w:t>
+      </w:r>
+    </w:p>
+    <w:p>
+      <w:pPr>
+        <w:spacing w:after="60" w:before="100"/>
+        <w:jc w:val="center"/>
+      </w:pPr>
+      <w:r>
+        <w:drawing>
+          <wp:inline distT="0" distB="0" distL="0" distR="0">
+            <wp:extent cx="4895850" cy="3267075"/>
+            <wp:effectExtent t="0" r="0" b="0" l="0"/>
+            <wp:docPr id="1" name="OE1_FigB_drug_phase_dist.png" descr="OE1_FigB_drug_phase_dist.png" title="OE1_FigB_drug_phase_dist.png"/>
+            <wp:cNvGraphicFramePr>
+              <a:graphicFrameLocks xmlns:a="http://schemas.openxmlformats.org/drawingml/2006/main" noChangeAspect="1"/>
+            </wp:cNvGraphicFramePr>
+            <a:graphic xmlns:a="http://schemas.openxmlformats.org/drawingml/2006/main">
+              <a:graphicData uri="http://schemas.openxmlformats.org/drawingml/2006/picture">
+                <pic:pic xmlns:pic="http://schemas.openxmlformats.org/drawingml/2006/picture">
+                  <pic:nvPicPr>
+                    <pic:cNvPr id="0" name="" descr=""/>
+                    <pic:cNvPicPr>
+                      <a:picLocks noChangeAspect="1" noChangeArrowheads="1"/>
+                    </pic:cNvPicPr>
+                  </pic:nvPicPr>
+                  <pic:blipFill>
+                    <a:blip r:embed="rId12" cstate="none"/>
+                    <a:srcRect/>
+                    <a:stretch>
+                      <a:fillRect/>
+                    </a:stretch>
+                  </pic:blipFill>
+                  <pic:spPr bwMode="auto">
+                    <a:xfrm>
+                      <a:off x="0" y="0"/>
+                      <a:ext cx="4895850" cy="3267075"/>
+                    </a:xfrm>
+                    <a:prstGeom prst="rect">
+                      <a:avLst/>
+                    </a:prstGeom>
+                  </pic:spPr>
+                </pic:pic>
+              </a:graphicData>
+            </a:graphic>
+          </wp:inline>
+        </w:drawing>
+      </w:r>
+    </w:p>
+    <w:p>
+      <w:pPr>
+        <w:spacing w:after="160" w:before="0"/>
+        <w:jc w:val="center"/>
+      </w:pPr>
+      <w:r>
+        <w:rPr>
+          <w:rFonts w:ascii="Arial" w:cs="Arial" w:eastAsia="Arial" w:hAnsi="Arial"/>
+          <w:b/>
+          <w:bCs/>
+          <w:color w:val="2E75B6"/>
+          <w:sz w:val="18"/>
+          <w:szCs w:val="18"/>
+        </w:rPr>
+        <w:t xml:space="preserve">Figura 6. </w:t>
+      </w:r>
+      <w:r>
+        <w:rPr>
+          <w:rFonts w:ascii="Arial" w:cs="Arial" w:eastAsia="Arial" w:hAnsi="Arial"/>
+          <w:i w:val="false"/>
+          <w:iCs w:val="false"/>
+          <w:color w:val="444444"/>
+          <w:sz w:val="18"/>
+          <w:szCs w:val="18"/>
+        </w:rPr>
+        <w:t xml:space="preserve">Distribución de fases clínicas de los candidatos multi-fuente (n = 458; presentes en ≥2 bases de datos). El 75% son fármacos aprobados: 120 con Fase IV confirmada por ChEMBL (verde oscuro) y 222 aprobados identificados por DGIdb sin registro de fase en ChEMBL (verde claro). Esta distinción es importante: ambos grupos tienen perfil de seguridad establecido y son candidatos viables para reposicionamiento.</w:t>
+      </w:r>
+    </w:p>
+    <w:p>
+      <w:pPr>
+        <w:spacing w:after="60" w:before="100"/>
+        <w:jc w:val="center"/>
+      </w:pPr>
+      <w:r>
+        <w:drawing>
+          <wp:inline distT="0" distB="0" distL="0" distR="0">
+            <wp:extent cx="5219700" cy="3848100"/>
+            <wp:effectExtent t="0" r="0" b="0" l="0"/>
+            <wp:docPr id="1" name="OE1_FigC_upset_sources.png" descr="OE1_FigC_upset_sources.png" title="OE1_FigC_upset_sources.png"/>
+            <wp:cNvGraphicFramePr>
+              <a:graphicFrameLocks xmlns:a="http://schemas.openxmlformats.org/drawingml/2006/main" noChangeAspect="1"/>
+            </wp:cNvGraphicFramePr>
+            <a:graphic xmlns:a="http://schemas.openxmlformats.org/drawingml/2006/main">
+              <a:graphicData uri="http://schemas.openxmlformats.org/drawingml/2006/picture">
+                <pic:pic xmlns:pic="http://schemas.openxmlformats.org/drawingml/2006/picture">
+                  <pic:nvPicPr>
+                    <pic:cNvPr id="0" name="" descr=""/>
+                    <pic:cNvPicPr>
+                      <a:picLocks noChangeAspect="1" noChangeArrowheads="1"/>
+                    </pic:cNvPicPr>
+                  </pic:nvPicPr>
+                  <pic:blipFill>
+                    <a:blip r:embed="rId13" cstate="none"/>
+                    <a:srcRect/>
+                    <a:stretch>
+                      <a:fillRect/>
+                    </a:stretch>
+                  </pic:blipFill>
+                  <pic:spPr bwMode="auto">
+                    <a:xfrm>
+                      <a:off x="0" y="0"/>
+                      <a:ext cx="5219700" cy="3848100"/>
+                    </a:xfrm>
+                    <a:prstGeom prst="rect">
+                      <a:avLst/>
+                    </a:prstGeom>
+                  </pic:spPr>
+                </pic:pic>
+              </a:graphicData>
+            </a:graphic>
+          </wp:inline>
+        </w:drawing>
+      </w:r>
+    </w:p>
+    <w:p>
+      <w:pPr>
+        <w:spacing w:after="160" w:before="0"/>
+        <w:jc w:val="center"/>
+      </w:pPr>
+      <w:r>
+        <w:rPr>
+          <w:rFonts w:ascii="Arial" w:cs="Arial" w:eastAsia="Arial" w:hAnsi="Arial"/>
+          <w:b/>
+          <w:bCs/>
+          <w:color w:val="2E75B6"/>
+          <w:sz w:val="18"/>
+          <w:szCs w:val="18"/>
+        </w:rPr>
+        <w:t xml:space="preserve">Figura 7. </w:t>
+      </w:r>
+      <w:r>
+        <w:rPr>
+          <w:rFonts w:ascii="Arial" w:cs="Arial" w:eastAsia="Arial" w:hAnsi="Arial"/>
+          <w:i w:val="false"/>
+          <w:iCs w:val="false"/>
+          <w:color w:val="444444"/>
+          <w:sz w:val="18"/>
+          <w:szCs w:val="18"/>
+        </w:rPr>
+        <w:t xml:space="preserve">Diagrama UpSet de solapamiento entre las cuatro bases de datos consultadas. Los candidatos con respaldo en múltiples fuentes (intersección) representan la evidencia más convergente y constituyen el núcleo de mayor prioridad para OE2.</w:t>
+      </w:r>
+    </w:p>
     <w:p>
       <w:pPr>
         <w:spacing w:after="60" w:before="160"/>
@@ -13564,6 +21518,7 @@
                 <w:sz w:val="18"/>
                 <w:szCs w:val="18"/>
               </w:rPr>
+              <w:t xml:space="preserve">CMap score</w:t>
             </w:r>
           </w:p>
         </w:tc>
@@ -14950,7 +22905,7 @@
           <w:sz w:val="16"/>
           <w:szCs w:val="16"/>
         </w:rPr>
-        <w:t xml:space="preserve">Tabla 6. Fármacos con target primario distinto al eje EGFR/ErbB que mantienen robustez en los cuatro niveles LOD. Constituyen la contribución principal del análisis de reposicionamiento. Target primario: gen DE con mayor solapamiento en el proteoma; puede diferir del mecanismo farmacológico principal (e.g., Metformina y Crizotinib muestran EGFR como target por solapamiento protéomico, no por mecanismo).</w:t>
+        <w:t xml:space="preserve">Tabla 6. Fármacos con target primario distinto al eje EGFR/ErbB que mantienen robustez en los cuatro niveles LOD. Constituyen la contribución principal del análisis de reposicionamiento. CMap score: conectividad negativa (reversión de firma transcriptómica) en L2S2; NA = perfil no disponible. Target primario: gen DE con mayor solapamiento en el proteoma; puede diferir del mecanismo farmacológico principal (e.g., Metformina y Crizotinib muestran EGFR como target por solapamiento protéomico, no por mecanismo).</w:t>
       </w:r>
     </w:p>
     <w:p>

--- a/docs/HNSCC_DrugRepurposing_Figuras.docx
+++ b/docs/HNSCC_DrugRepurposing_Figuras.docx
@@ -2,7960 +2,6 @@
 <file path=word/document.xml><?xml version="1.0" encoding="utf-8"?>
 <w:document xmlns:wpc="http://schemas.microsoft.com/office/word/2010/wordprocessingCanvas" xmlns:mc="http://schemas.openxmlformats.org/markup-compatibility/2006" xmlns:o="urn:schemas-microsoft-com:office:office" xmlns:r="http://schemas.openxmlformats.org/officeDocument/2006/relationships" xmlns:m="http://schemas.openxmlformats.org/officeDocument/2006/math" xmlns:v="urn:schemas-microsoft-com:vml" xmlns:wp14="http://schemas.microsoft.com/office/word/2010/wordprocessingDrawing" xmlns:wp="http://schemas.openxmlformats.org/drawingml/2006/wordprocessingDrawing" xmlns:w10="urn:schemas-microsoft-com:office:word" xmlns:w="http://schemas.openxmlformats.org/wordprocessingml/2006/main" xmlns:w14="http://schemas.microsoft.com/office/word/2010/wordml" xmlns:w15="http://schemas.microsoft.com/office/word/2012/wordml" xmlns:wpg="http://schemas.microsoft.com/office/word/2010/wordprocessingGroup" xmlns:wpi="http://schemas.microsoft.com/office/word/2010/wordprocessingInk" xmlns:wne="http://schemas.microsoft.com/office/word/2006/wordml" xmlns:wps="http://schemas.microsoft.com/office/word/2010/wordprocessingShape" xmlns:cx="http://schemas.microsoft.com/office/drawing/2014/chartex" xmlns:cx1="http://schemas.microsoft.com/office/drawing/2015/9/8/chartex" xmlns:cx2="http://schemas.microsoft.com/office/drawing/2015/10/21/chartex" xmlns:cx3="http://schemas.microsoft.com/office/drawing/2016/5/9/chartex" xmlns:cx4="http://schemas.microsoft.com/office/drawing/2016/5/10/chartex" xmlns:cx5="http://schemas.microsoft.com/office/drawing/2016/5/11/chartex" xmlns:cx6="http://schemas.microsoft.com/office/drawing/2016/5/12/chartex" xmlns:cx7="http://schemas.microsoft.com/office/drawing/2016/5/13/chartex" xmlns:cx8="http://schemas.microsoft.com/office/drawing/2016/5/14/chartex" xmlns:aink="http://schemas.microsoft.com/office/drawing/2016/ink" xmlns:am3d="http://schemas.microsoft.com/office/drawing/2017/model3d" xmlns:w16cex="http://schemas.microsoft.com/office/word/2018/wordml/cex" xmlns:w16cid="http://schemas.microsoft.com/office/word/2016/wordml/cid" xmlns:w16="http://schemas.microsoft.com/office/word/2018/wordml" xmlns:w16sdtdh="http://schemas.microsoft.com/office/word/2020/wordml/sdtdatahash" xmlns:w16se="http://schemas.microsoft.com/office/word/2015/wordml/symex" mc:Ignorable="w14 w15 wp14">
   <w:body>
-    <w:p>
-      <w:pPr>
-        <w:spacing w:after="120" w:before="0"/>
-      </w:pPr>
-      <w:r>
-        <w:rPr>
-          <w:rFonts w:ascii="Arial" w:cs="Arial" w:eastAsia="Arial" w:hAnsi="Arial"/>
-          <w:b/>
-          <w:bCs/>
-          <w:color w:val="1F4E79"/>
-          <w:sz w:val="44"/>
-          <w:szCs w:val="44"/>
-        </w:rPr>
-        <w:t xml:space="preserve">HNSCC Drug Repurposing</w:t>
-      </w:r>
-    </w:p>
-    <w:p>
-      <w:pPr>
-        <w:spacing w:after="80" w:before="0"/>
-      </w:pPr>
-      <w:r>
-        <w:rPr>
-          <w:rFonts w:ascii="Arial" w:cs="Arial" w:eastAsia="Arial" w:hAnsi="Arial"/>
-          <w:color w:val="2E75B6"/>
-          <w:sz w:val="30"/>
-          <w:szCs w:val="30"/>
-        </w:rPr>
-        <w:t xml:space="preserve">Figuras y Tablas por Objetivo</w:t>
-      </w:r>
-    </w:p>
-    <w:p>
-      <w:pPr>
-        <w:spacing w:after="240" w:before="0"/>
-      </w:pPr>
-      <w:r>
-        <w:rPr>
-          <w:rFonts w:ascii="Arial" w:cs="Arial" w:eastAsia="Arial" w:hAnsi="Arial"/>
-          <w:color w:val="888888"/>
-          <w:sz w:val="20"/>
-          <w:szCs w:val="20"/>
-        </w:rPr>
-        <w:t xml:space="preserve">Tesis de grado  •  2026-04-11  •  Sección 0 + OE1</w:t>
-      </w:r>
-    </w:p>
-    <w:p>
-      <w:pPr>
-        <w:pBdr>
-          <w:bottom w:val="single" w:color="B0C8E0" w:sz="6" w:space="3"/>
-        </w:pBdr>
-        <w:spacing w:after="0" w:before="160"/>
-      </w:pPr>
-    </w:p>
-    <w:p>
-      <w:pPr>
-        <w:pBdr>
-          <w:bottom w:val="single" w:color="2E75B6" w:sz="10" w:space="4"/>
-        </w:pBdr>
-        <w:spacing w:after="100" w:before="280"/>
-      </w:pPr>
-      <w:r>
-        <w:rPr>
-          <w:rFonts w:ascii="Arial" w:cs="Arial" w:eastAsia="Arial" w:hAnsi="Arial"/>
-          <w:b/>
-          <w:bCs/>
-          <w:color w:val="1F4E79"/>
-          <w:sz w:val="28"/>
-          <w:szCs w:val="28"/>
-        </w:rPr>
-        <w:t xml:space="preserve">Objetivo General</w:t>
-      </w:r>
-    </w:p>
-    <w:p>
-      <w:pPr>
-        <w:pBdr>
-          <w:left w:val="single" w:color="2E75B6" w:sz="12" w:space="6"/>
-        </w:pBdr>
-        <w:spacing w:after="160" w:before="60"/>
-        <w:ind w:left="360"/>
-      </w:pPr>
-      <w:r>
-        <w:rPr>
-          <w:rFonts w:ascii="Arial" w:cs="Arial" w:eastAsia="Arial" w:hAnsi="Arial"/>
-          <w:i/>
-          <w:iCs/>
-          <w:color w:val="444444"/>
-          <w:sz w:val="20"/>
-          <w:szCs w:val="20"/>
-        </w:rPr>
-        <w:t xml:space="preserve">Evaluar in silico el potencial de reposicionamiento de fármacos existentes para el tratamiento del cáncer escamocelular de cabeza y cuello, integrando datos proteómicos, análisis bioinformáticos y evidencia farmacológica que permita identificar candidatos con relevancia terapéutica.</w:t>
-      </w:r>
-    </w:p>
-    <w:p>
-      <w:pPr>
-        <w:pBdr>
-          <w:bottom w:val="single" w:color="B0C8E0" w:sz="6" w:space="3"/>
-        </w:pBdr>
-        <w:spacing w:after="0" w:before="160"/>
-      </w:pPr>
-    </w:p>
-    <w:p>
-      <w:pPr>
-        <w:pBdr>
-          <w:bottom w:val="single" w:color="2E75B6" w:sz="10" w:space="4"/>
-        </w:pBdr>
-        <w:spacing w:after="100" w:before="280"/>
-      </w:pPr>
-      <w:r>
-        <w:rPr>
-          <w:rFonts w:ascii="Arial" w:cs="Arial" w:eastAsia="Arial" w:hAnsi="Arial"/>
-          <w:b/>
-          <w:bCs/>
-          <w:color w:val="1F4E79"/>
-          <w:sz w:val="28"/>
-          <w:szCs w:val="28"/>
-        </w:rPr>
-        <w:t xml:space="preserve">Sección 0 — Caracterización del perfil proteómico diferencial</w:t>
-      </w:r>
-    </w:p>
-    <w:p>
-      <w:pPr>
-        <w:spacing w:after="140" w:before="60"/>
-      </w:pPr>
-      <w:r>
-        <w:rPr>
-          <w:rFonts w:ascii="Arial" w:cs="Arial" w:eastAsia="Arial" w:hAnsi="Arial"/>
-          <w:color w:val="333333"/>
-          <w:sz w:val="20"/>
-          <w:szCs w:val="20"/>
-        </w:rPr>
-        <w:t xml:space="preserve">Base metodológica. Responde: ¿Cuál es el proteoma diferencial de HNSCC frente a tejido normal adyacente? ¿Qué procesos biológicos están alterados?</w:t>
-      </w:r>
-    </w:p>
-    <w:p>
-      <w:pPr>
-        <w:spacing w:after="60" w:before="100"/>
-        <w:jc w:val="center"/>
-      </w:pPr>
-      <w:r>
-        <w:drawing>
-          <wp:inline distT="0" distB="0" distL="0" distR="0">
-            <wp:extent cx="5543550" cy="3695700"/>
-            <wp:effectExtent t="0" r="0" b="0" l="0"/>
-            <wp:docPr id="1" name="Sec0_FigA_PCA.png" descr="Sec0_FigA_PCA.png" title="Sec0_FigA_PCA.png"/>
-            <wp:cNvGraphicFramePr>
-              <a:graphicFrameLocks xmlns:a="http://schemas.openxmlformats.org/drawingml/2006/main" noChangeAspect="1"/>
-            </wp:cNvGraphicFramePr>
-            <a:graphic xmlns:a="http://schemas.openxmlformats.org/drawingml/2006/main">
-              <a:graphicData uri="http://schemas.openxmlformats.org/drawingml/2006/picture">
-                <pic:pic xmlns:pic="http://schemas.openxmlformats.org/drawingml/2006/picture">
-                  <pic:nvPicPr>
-                    <pic:cNvPr id="0" name="" descr=""/>
-                    <pic:cNvPicPr>
-                      <a:picLocks noChangeAspect="1" noChangeArrowheads="1"/>
-                    </pic:cNvPicPr>
-                  </pic:nvPicPr>
-                  <pic:blipFill>
-                    <a:blip r:embed="rId7" cstate="none"/>
-                    <a:srcRect/>
-                    <a:stretch>
-                      <a:fillRect/>
-                    </a:stretch>
-                  </pic:blipFill>
-                  <pic:spPr bwMode="auto">
-                    <a:xfrm>
-                      <a:off x="0" y="0"/>
-                      <a:ext cx="5543550" cy="3695700"/>
-                    </a:xfrm>
-                    <a:prstGeom prst="rect">
-                      <a:avLst/>
-                    </a:prstGeom>
-                  </pic:spPr>
-                </pic:pic>
-              </a:graphicData>
-            </a:graphic>
-          </wp:inline>
-        </w:drawing>
-      </w:r>
-    </w:p>
-    <w:p>
-      <w:pPr>
-        <w:spacing w:after="160" w:before="0"/>
-        <w:jc w:val="center"/>
-      </w:pPr>
-      <w:r>
-        <w:rPr>
-          <w:rFonts w:ascii="Arial" w:cs="Arial" w:eastAsia="Arial" w:hAnsi="Arial"/>
-          <w:b/>
-          <w:bCs/>
-          <w:color w:val="2E75B6"/>
-          <w:sz w:val="18"/>
-          <w:szCs w:val="18"/>
-        </w:rPr>
-        <w:t xml:space="preserve">Figura 1. </w:t>
-      </w:r>
-      <w:r>
-        <w:rPr>
-          <w:rFonts w:ascii="Arial" w:cs="Arial" w:eastAsia="Arial" w:hAnsi="Arial"/>
-          <w:i w:val="false"/>
-          <w:iCs w:val="false"/>
-          <w:color w:val="444444"/>
-          <w:sz w:val="18"/>
-          <w:szCs w:val="18"/>
-        </w:rPr>
-        <w:t xml:space="preserve">Análisis de Componentes Principales (PCA) de las 20 muestras (10 pares tumor/normal). El PC1 separa tumor de tejido normal. La forma del punto indica estado HPV (triángulo = HPV+, círculo = HPV−). Las líneas conectan los pares del mismo paciente.</w:t>
-      </w:r>
-    </w:p>
-    <w:p>
-      <w:pPr>
-        <w:spacing w:after="60" w:before="100"/>
-        <w:jc w:val="center"/>
-      </w:pPr>
-      <w:r>
-        <w:drawing>
-          <wp:inline distT="0" distB="0" distL="0" distR="0">
-            <wp:extent cx="5543550" cy="3695700"/>
-            <wp:effectExtent t="0" r="0" b="0" l="0"/>
-            <wp:docPr id="1" name="Sec0_FigB_volcano.png" descr="Sec0_FigB_volcano.png" title="Sec0_FigB_volcano.png"/>
-            <wp:cNvGraphicFramePr>
-              <a:graphicFrameLocks xmlns:a="http://schemas.openxmlformats.org/drawingml/2006/main" noChangeAspect="1"/>
-            </wp:cNvGraphicFramePr>
-            <a:graphic xmlns:a="http://schemas.openxmlformats.org/drawingml/2006/main">
-              <a:graphicData uri="http://schemas.openxmlformats.org/drawingml/2006/picture">
-                <pic:pic xmlns:pic="http://schemas.openxmlformats.org/drawingml/2006/picture">
-                  <pic:nvPicPr>
-                    <pic:cNvPr id="0" name="" descr=""/>
-                    <pic:cNvPicPr>
-                      <a:picLocks noChangeAspect="1" noChangeArrowheads="1"/>
-                    </pic:cNvPicPr>
-                  </pic:nvPicPr>
-                  <pic:blipFill>
-                    <a:blip r:embed="rId8" cstate="none"/>
-                    <a:srcRect/>
-                    <a:stretch>
-                      <a:fillRect/>
-                    </a:stretch>
-                  </pic:blipFill>
-                  <pic:spPr bwMode="auto">
-                    <a:xfrm>
-                      <a:off x="0" y="0"/>
-                      <a:ext cx="5543550" cy="3695700"/>
-                    </a:xfrm>
-                    <a:prstGeom prst="rect">
-                      <a:avLst/>
-                    </a:prstGeom>
-                  </pic:spPr>
-                </pic:pic>
-              </a:graphicData>
-            </a:graphic>
-          </wp:inline>
-        </w:drawing>
-      </w:r>
-    </w:p>
-    <w:p>
-      <w:pPr>
-        <w:spacing w:after="160" w:before="0"/>
-        <w:jc w:val="center"/>
-      </w:pPr>
-      <w:r>
-        <w:rPr>
-          <w:rFonts w:ascii="Arial" w:cs="Arial" w:eastAsia="Arial" w:hAnsi="Arial"/>
-          <w:b/>
-          <w:bCs/>
-          <w:color w:val="2E75B6"/>
-          <w:sz w:val="18"/>
-          <w:szCs w:val="18"/>
-        </w:rPr>
-        <w:t xml:space="preserve">Figura 2. </w:t>
-      </w:r>
-      <w:r>
-        <w:rPr>
-          <w:rFonts w:ascii="Arial" w:cs="Arial" w:eastAsia="Arial" w:hAnsi="Arial"/>
-          <w:i w:val="false"/>
-          <w:iCs w:val="false"/>
-          <w:color w:val="444444"/>
-          <w:sz w:val="18"/>
-          <w:szCs w:val="18"/>
-        </w:rPr>
-        <w:t xml:space="preserve">Volcano plot del contraste Tumor vs. Tejido Normal (TVsS). 666 proteínas diferencialmente expresadas (FDR &lt; 0.05, |log2FC| &gt; 1): 329 sobreexpresadas (naranja) y 337 subexpresadas (azul). Se etiquetan proteínas de interés terapéutico (EGFR, PSMB2, PSMA1, DNMT1, NDUFA9, NDUFS3).</w:t>
-      </w:r>
-    </w:p>
-    <w:p>
-      <w:pPr>
-        <w:spacing w:after="60" w:before="100"/>
-        <w:jc w:val="center"/>
-      </w:pPr>
-      <w:r>
-        <w:drawing>
-          <wp:inline distT="0" distB="0" distL="0" distR="0">
-            <wp:extent cx="5219700" cy="4933950"/>
-            <wp:effectExtent t="0" r="0" b="0" l="0"/>
-            <wp:docPr id="1" name="Sec0_FigC_heatmap_topDE.png" descr="Sec0_FigC_heatmap_topDE.png" title="Sec0_FigC_heatmap_topDE.png"/>
-            <wp:cNvGraphicFramePr>
-              <a:graphicFrameLocks xmlns:a="http://schemas.openxmlformats.org/drawingml/2006/main" noChangeAspect="1"/>
-            </wp:cNvGraphicFramePr>
-            <a:graphic xmlns:a="http://schemas.openxmlformats.org/drawingml/2006/main">
-              <a:graphicData uri="http://schemas.openxmlformats.org/drawingml/2006/picture">
-                <pic:pic xmlns:pic="http://schemas.openxmlformats.org/drawingml/2006/picture">
-                  <pic:nvPicPr>
-                    <pic:cNvPr id="0" name="" descr=""/>
-                    <pic:cNvPicPr>
-                      <a:picLocks noChangeAspect="1" noChangeArrowheads="1"/>
-                    </pic:cNvPicPr>
-                  </pic:nvPicPr>
-                  <pic:blipFill>
-                    <a:blip r:embed="rId9" cstate="none"/>
-                    <a:srcRect/>
-                    <a:stretch>
-                      <a:fillRect/>
-                    </a:stretch>
-                  </pic:blipFill>
-                  <pic:spPr bwMode="auto">
-                    <a:xfrm>
-                      <a:off x="0" y="0"/>
-                      <a:ext cx="5219700" cy="4933950"/>
-                    </a:xfrm>
-                    <a:prstGeom prst="rect">
-                      <a:avLst/>
-                    </a:prstGeom>
-                  </pic:spPr>
-                </pic:pic>
-              </a:graphicData>
-            </a:graphic>
-          </wp:inline>
-        </w:drawing>
-      </w:r>
-    </w:p>
-    <w:p>
-      <w:pPr>
-        <w:spacing w:after="160" w:before="0"/>
-        <w:jc w:val="center"/>
-      </w:pPr>
-      <w:r>
-        <w:rPr>
-          <w:rFonts w:ascii="Arial" w:cs="Arial" w:eastAsia="Arial" w:hAnsi="Arial"/>
-          <w:b/>
-          <w:bCs/>
-          <w:color w:val="2E75B6"/>
-          <w:sz w:val="18"/>
-          <w:szCs w:val="18"/>
-        </w:rPr>
-        <w:t xml:space="preserve">Figura 3. </w:t>
-      </w:r>
-      <w:r>
-        <w:rPr>
-          <w:rFonts w:ascii="Arial" w:cs="Arial" w:eastAsia="Arial" w:hAnsi="Arial"/>
-          <w:i w:val="false"/>
-          <w:iCs w:val="false"/>
-          <w:color w:val="444444"/>
-          <w:sz w:val="18"/>
-          <w:szCs w:val="18"/>
-        </w:rPr>
-        <w:t xml:space="preserve">Mapa de calor (Z-score) de las top 40 proteínas DE (20 más sobreexpresadas + 20 más subexpresadas por |log2FC|) en las 20 muestras. La selección se restringió a proteínas detectadas en las 20/20 muestras (194 sobreexpresadas + 137 subexpresadas elegibles), evitando valores faltantes y garantizando un Z-score válido para cada muestra. Las barras superiores indican condición (tumor/normal) y estado HPV por muestra.</w:t>
-      </w:r>
-    </w:p>
-    <w:p>
-      <w:pPr>
-        <w:spacing w:after="60" w:before="100"/>
-        <w:jc w:val="center"/>
-      </w:pPr>
-      <w:r>
-        <w:drawing>
-          <wp:inline distT="0" distB="0" distL="0" distR="0">
-            <wp:extent cx="5219700" cy="4933950"/>
-            <wp:effectExtent t="0" r="0" b="0" l="0"/>
-            <wp:docPr id="1" name="Sec0_FigD_hallmarks_gsea.png" descr="Sec0_FigD_hallmarks_gsea.png" title="Sec0_FigD_hallmarks_gsea.png"/>
-            <wp:cNvGraphicFramePr>
-              <a:graphicFrameLocks xmlns:a="http://schemas.openxmlformats.org/drawingml/2006/main" noChangeAspect="1"/>
-            </wp:cNvGraphicFramePr>
-            <a:graphic xmlns:a="http://schemas.openxmlformats.org/drawingml/2006/main">
-              <a:graphicData uri="http://schemas.openxmlformats.org/drawingml/2006/picture">
-                <pic:pic xmlns:pic="http://schemas.openxmlformats.org/drawingml/2006/picture">
-                  <pic:nvPicPr>
-                    <pic:cNvPr id="0" name="" descr=""/>
-                    <pic:cNvPicPr>
-                      <a:picLocks noChangeAspect="1" noChangeArrowheads="1"/>
-                    </pic:cNvPicPr>
-                  </pic:nvPicPr>
-                  <pic:blipFill>
-                    <a:blip r:embed="rId10" cstate="none"/>
-                    <a:srcRect/>
-                    <a:stretch>
-                      <a:fillRect/>
-                    </a:stretch>
-                  </pic:blipFill>
-                  <pic:spPr bwMode="auto">
-                    <a:xfrm>
-                      <a:off x="0" y="0"/>
-                      <a:ext cx="5219700" cy="4933950"/>
-                    </a:xfrm>
-                    <a:prstGeom prst="rect">
-                      <a:avLst/>
-                    </a:prstGeom>
-                  </pic:spPr>
-                </pic:pic>
-              </a:graphicData>
-            </a:graphic>
-          </wp:inline>
-        </w:drawing>
-      </w:r>
-    </w:p>
-    <w:p>
-      <w:pPr>
-        <w:spacing w:after="160" w:before="0"/>
-        <w:jc w:val="center"/>
-      </w:pPr>
-      <w:r>
-        <w:rPr>
-          <w:rFonts w:ascii="Arial" w:cs="Arial" w:eastAsia="Arial" w:hAnsi="Arial"/>
-          <w:b/>
-          <w:bCs/>
-          <w:color w:val="2E75B6"/>
-          <w:sz w:val="18"/>
-          <w:szCs w:val="18"/>
-        </w:rPr>
-        <w:t xml:space="preserve">Figura 4. </w:t>
-      </w:r>
-      <w:r>
-        <w:rPr>
-          <w:rFonts w:ascii="Arial" w:cs="Arial" w:eastAsia="Arial" w:hAnsi="Arial"/>
-          <w:i w:val="false"/>
-          <w:iCs w:val="false"/>
-          <w:color w:val="444444"/>
-          <w:sz w:val="18"/>
-          <w:szCs w:val="18"/>
-        </w:rPr>
-        <w:t xml:space="preserve">GSEA sobre la colección Hallmarks MSigDB. Barplot horizontal ordenado por NES. Rojo = activado en tumor; azul = reprimido en tumor. Destaca la represión de fosforilación oxidativa (OXPHOS) y la activación de proliferación celular.</w:t>
-      </w:r>
-    </w:p>
-    <w:p>
-      <w:pPr>
-        <w:spacing w:after="60" w:before="160"/>
-      </w:pPr>
-      <w:r>
-        <w:rPr>
-          <w:rFonts w:ascii="Arial" w:cs="Arial" w:eastAsia="Arial" w:hAnsi="Arial"/>
-          <w:b/>
-          <w:bCs/>
-          <w:color w:val="2E75B6"/>
-          <w:sz w:val="20"/>
-          <w:szCs w:val="20"/>
-        </w:rPr>
-        <w:t xml:space="preserve">Tabla 1. </w:t>
-      </w:r>
-      <w:r>
-        <w:rPr>
-          <w:rFonts w:ascii="Arial" w:cs="Arial" w:eastAsia="Arial" w:hAnsi="Arial"/>
-          <w:b/>
-          <w:bCs/>
-          <w:color w:val="333333"/>
-          <w:sz w:val="20"/>
-          <w:szCs w:val="20"/>
-        </w:rPr>
-        <w:t xml:space="preserve">Resumen estadístico del análisis de expresión diferencial</w:t>
-      </w:r>
-    </w:p>
-    <w:tbl>
-      <w:tblPr>
-        <w:tblW w:type="dxa" w:w="9866"/>
-        <w:tblBorders>
-          <w:top w:val="single" w:color="auto" w:sz="4"/>
-          <w:left w:val="single" w:color="auto" w:sz="4"/>
-          <w:bottom w:val="single" w:color="auto" w:sz="4"/>
-          <w:right w:val="single" w:color="auto" w:sz="4"/>
-          <w:insideH w:val="single" w:color="auto" w:sz="4"/>
-          <w:insideV w:val="single" w:color="auto" w:sz="4"/>
-        </w:tblBorders>
-      </w:tblPr>
-      <w:tblGrid>
-        <w:gridCol w:w="3200"/>
-        <w:gridCol w:w="2600"/>
-        <w:gridCol w:w="4066"/>
-      </w:tblGrid>
-      <w:tr>
-        <w:trPr>
-          <w:tblHeader/>
-        </w:trPr>
-        <w:tc>
-          <w:tcPr>
-            <w:tcW w:type="dxa" w:w="3200"/>
-            <w:tcBorders>
-              <w:top w:val="single" w:color="B0C8E0" w:sz="1"/>
-              <w:left w:val="single" w:color="B0C8E0" w:sz="1"/>
-              <w:bottom w:val="single" w:color="B0C8E0" w:sz="1"/>
-              <w:right w:val="single" w:color="B0C8E0" w:sz="1"/>
-            </w:tcBorders>
-            <w:shd w:fill="D6E4F0" w:val="clear"/>
-            <w:tcMar>
-              <w:top w:type="dxa" w:w="80"/>
-              <w:left w:type="dxa" w:w="100"/>
-              <w:bottom w:type="dxa" w:w="80"/>
-              <w:right w:type="dxa" w:w="100"/>
-            </w:tcMar>
-          </w:tcPr>
-          <w:p>
-            <w:r>
-              <w:rPr>
-                <w:rFonts w:ascii="Arial" w:cs="Arial" w:eastAsia="Arial" w:hAnsi="Arial"/>
-                <w:b/>
-                <w:bCs/>
-                <w:sz w:val="18"/>
-                <w:szCs w:val="18"/>
-              </w:rPr>
-              <w:t xml:space="preserve">Parámetro</w:t>
-            </w:r>
-          </w:p>
-        </w:tc>
-        <w:tc>
-          <w:tcPr>
-            <w:tcW w:type="dxa" w:w="2600"/>
-            <w:tcBorders>
-              <w:top w:val="single" w:color="B0C8E0" w:sz="1"/>
-              <w:left w:val="single" w:color="B0C8E0" w:sz="1"/>
-              <w:bottom w:val="single" w:color="B0C8E0" w:sz="1"/>
-              <w:right w:val="single" w:color="B0C8E0" w:sz="1"/>
-            </w:tcBorders>
-            <w:shd w:fill="D6E4F0" w:val="clear"/>
-            <w:tcMar>
-              <w:top w:type="dxa" w:w="80"/>
-              <w:left w:type="dxa" w:w="100"/>
-              <w:bottom w:type="dxa" w:w="80"/>
-              <w:right w:type="dxa" w:w="100"/>
-            </w:tcMar>
-          </w:tcPr>
-          <w:p>
-            <w:r>
-              <w:rPr>
-                <w:rFonts w:ascii="Arial" w:cs="Arial" w:eastAsia="Arial" w:hAnsi="Arial"/>
-                <w:b/>
-                <w:bCs/>
-                <w:sz w:val="18"/>
-                <w:szCs w:val="18"/>
-              </w:rPr>
-              <w:t xml:space="preserve">Valor</w:t>
-            </w:r>
-          </w:p>
-        </w:tc>
-        <w:tc>
-          <w:tcPr>
-            <w:tcW w:type="dxa" w:w="4066"/>
-            <w:tcBorders>
-              <w:top w:val="single" w:color="B0C8E0" w:sz="1"/>
-              <w:left w:val="single" w:color="B0C8E0" w:sz="1"/>
-              <w:bottom w:val="single" w:color="B0C8E0" w:sz="1"/>
-              <w:right w:val="single" w:color="B0C8E0" w:sz="1"/>
-            </w:tcBorders>
-            <w:shd w:fill="D6E4F0" w:val="clear"/>
-            <w:tcMar>
-              <w:top w:type="dxa" w:w="80"/>
-              <w:left w:type="dxa" w:w="100"/>
-              <w:bottom w:type="dxa" w:w="80"/>
-              <w:right w:type="dxa" w:w="100"/>
-            </w:tcMar>
-          </w:tcPr>
-          <w:p>
-            <w:r>
-              <w:rPr>
-                <w:rFonts w:ascii="Arial" w:cs="Arial" w:eastAsia="Arial" w:hAnsi="Arial"/>
-                <w:b/>
-                <w:bCs/>
-                <w:sz w:val="18"/>
-                <w:szCs w:val="18"/>
-              </w:rPr>
-              <w:t xml:space="preserve">Nota</w:t>
-            </w:r>
-          </w:p>
-        </w:tc>
-      </w:tr>
-      <w:tr>
-        <w:tc>
-          <w:tcPr>
-            <w:tcW w:type="dxa" w:w="3200"/>
-            <w:tcBorders>
-              <w:top w:val="single" w:color="B0C8E0" w:sz="1"/>
-              <w:left w:val="single" w:color="B0C8E0" w:sz="1"/>
-              <w:bottom w:val="single" w:color="B0C8E0" w:sz="1"/>
-              <w:right w:val="single" w:color="B0C8E0" w:sz="1"/>
-            </w:tcBorders>
-            <w:shd w:fill="EEF4FB" w:val="clear"/>
-            <w:tcMar>
-              <w:top w:type="dxa" w:w="80"/>
-              <w:left w:type="dxa" w:w="100"/>
-              <w:bottom w:type="dxa" w:w="80"/>
-              <w:right w:type="dxa" w:w="100"/>
-            </w:tcMar>
-          </w:tcPr>
-          <w:p>
-            <w:r>
-              <w:rPr>
-                <w:rFonts w:ascii="Arial" w:cs="Arial" w:eastAsia="Arial" w:hAnsi="Arial"/>
-                <w:b w:val="false"/>
-                <w:bCs w:val="false"/>
-                <w:sz w:val="18"/>
-                <w:szCs w:val="18"/>
-              </w:rPr>
-              <w:t xml:space="preserve">Proteínas cuantificadas (total)</w:t>
-            </w:r>
-          </w:p>
-        </w:tc>
-        <w:tc>
-          <w:tcPr>
-            <w:tcW w:type="dxa" w:w="2600"/>
-            <w:tcBorders>
-              <w:top w:val="single" w:color="B0C8E0" w:sz="1"/>
-              <w:left w:val="single" w:color="B0C8E0" w:sz="1"/>
-              <w:bottom w:val="single" w:color="B0C8E0" w:sz="1"/>
-              <w:right w:val="single" w:color="B0C8E0" w:sz="1"/>
-            </w:tcBorders>
-            <w:shd w:fill="EEF4FB" w:val="clear"/>
-            <w:tcMar>
-              <w:top w:type="dxa" w:w="80"/>
-              <w:left w:type="dxa" w:w="100"/>
-              <w:bottom w:type="dxa" w:w="80"/>
-              <w:right w:type="dxa" w:w="100"/>
-            </w:tcMar>
-          </w:tcPr>
-          <w:p>
-            <w:r>
-              <w:rPr>
-                <w:rFonts w:ascii="Arial" w:cs="Arial" w:eastAsia="Arial" w:hAnsi="Arial"/>
-                <w:b w:val="false"/>
-                <w:bCs w:val="false"/>
-                <w:sz w:val="18"/>
-                <w:szCs w:val="18"/>
-              </w:rPr>
-              <w:t xml:space="preserve">3352</w:t>
-            </w:r>
-          </w:p>
-        </w:tc>
-        <w:tc>
-          <w:tcPr>
-            <w:tcW w:type="dxa" w:w="4066"/>
-            <w:tcBorders>
-              <w:top w:val="single" w:color="B0C8E0" w:sz="1"/>
-              <w:left w:val="single" w:color="B0C8E0" w:sz="1"/>
-              <w:bottom w:val="single" w:color="B0C8E0" w:sz="1"/>
-              <w:right w:val="single" w:color="B0C8E0" w:sz="1"/>
-            </w:tcBorders>
-            <w:shd w:fill="EEF4FB" w:val="clear"/>
-            <w:tcMar>
-              <w:top w:type="dxa" w:w="80"/>
-              <w:left w:type="dxa" w:w="100"/>
-              <w:bottom w:type="dxa" w:w="80"/>
-              <w:right w:type="dxa" w:w="100"/>
-            </w:tcMar>
-          </w:tcPr>
-          <w:p>
-            <w:r>
-              <w:rPr>
-                <w:rFonts w:ascii="Arial" w:cs="Arial" w:eastAsia="Arial" w:hAnsi="Arial"/>
-                <w:b w:val="false"/>
-                <w:bCs w:val="false"/>
-                <w:sz w:val="18"/>
-                <w:szCs w:val="18"/>
-              </w:rPr>
-              <w:t xml:space="preserve">Proteómica DIA, MaxQuant, 10 pares tumor/normal</w:t>
-            </w:r>
-          </w:p>
-        </w:tc>
-      </w:tr>
-      <w:tr>
-        <w:tc>
-          <w:tcPr>
-            <w:tcW w:type="dxa" w:w="3200"/>
-            <w:tcBorders>
-              <w:top w:val="single" w:color="B0C8E0" w:sz="1"/>
-              <w:left w:val="single" w:color="B0C8E0" w:sz="1"/>
-              <w:bottom w:val="single" w:color="B0C8E0" w:sz="1"/>
-              <w:right w:val="single" w:color="B0C8E0" w:sz="1"/>
-            </w:tcBorders>
-            <w:shd w:fill="FFFFFF" w:val="clear"/>
-            <w:tcMar>
-              <w:top w:type="dxa" w:w="80"/>
-              <w:left w:type="dxa" w:w="100"/>
-              <w:bottom w:type="dxa" w:w="80"/>
-              <w:right w:type="dxa" w:w="100"/>
-            </w:tcMar>
-          </w:tcPr>
-          <w:p>
-            <w:r>
-              <w:rPr>
-                <w:rFonts w:ascii="Arial" w:cs="Arial" w:eastAsia="Arial" w:hAnsi="Arial"/>
-                <w:b w:val="false"/>
-                <w:bCs w:val="false"/>
-                <w:sz w:val="18"/>
-                <w:szCs w:val="18"/>
-              </w:rPr>
-              <w:t xml:space="preserve">Proteínas mapeadas a Entrez ID</w:t>
-            </w:r>
-          </w:p>
-        </w:tc>
-        <w:tc>
-          <w:tcPr>
-            <w:tcW w:type="dxa" w:w="2600"/>
-            <w:tcBorders>
-              <w:top w:val="single" w:color="B0C8E0" w:sz="1"/>
-              <w:left w:val="single" w:color="B0C8E0" w:sz="1"/>
-              <w:bottom w:val="single" w:color="B0C8E0" w:sz="1"/>
-              <w:right w:val="single" w:color="B0C8E0" w:sz="1"/>
-            </w:tcBorders>
-            <w:shd w:fill="FFFFFF" w:val="clear"/>
-            <w:tcMar>
-              <w:top w:type="dxa" w:w="80"/>
-              <w:left w:type="dxa" w:w="100"/>
-              <w:bottom w:type="dxa" w:w="80"/>
-              <w:right w:type="dxa" w:w="100"/>
-            </w:tcMar>
-          </w:tcPr>
-          <w:p>
-            <w:r>
-              <w:rPr>
-                <w:rFonts w:ascii="Arial" w:cs="Arial" w:eastAsia="Arial" w:hAnsi="Arial"/>
-                <w:b w:val="false"/>
-                <w:bCs w:val="false"/>
-                <w:sz w:val="18"/>
-                <w:szCs w:val="18"/>
-              </w:rPr>
-              <w:t xml:space="preserve">3352</w:t>
-            </w:r>
-          </w:p>
-        </w:tc>
-        <w:tc>
-          <w:tcPr>
-            <w:tcW w:type="dxa" w:w="4066"/>
-            <w:tcBorders>
-              <w:top w:val="single" w:color="B0C8E0" w:sz="1"/>
-              <w:left w:val="single" w:color="B0C8E0" w:sz="1"/>
-              <w:bottom w:val="single" w:color="B0C8E0" w:sz="1"/>
-              <w:right w:val="single" w:color="B0C8E0" w:sz="1"/>
-            </w:tcBorders>
-            <w:shd w:fill="FFFFFF" w:val="clear"/>
-            <w:tcMar>
-              <w:top w:type="dxa" w:w="80"/>
-              <w:left w:type="dxa" w:w="100"/>
-              <w:bottom w:type="dxa" w:w="80"/>
-              <w:right w:type="dxa" w:w="100"/>
-            </w:tcMar>
-          </w:tcPr>
-          <w:p>
-            <w:r>
-              <w:rPr>
-                <w:rFonts w:ascii="Arial" w:cs="Arial" w:eastAsia="Arial" w:hAnsi="Arial"/>
-                <w:b w:val="false"/>
-                <w:bCs w:val="false"/>
-                <w:sz w:val="18"/>
-                <w:szCs w:val="18"/>
-              </w:rPr>
-              <w:t xml:space="preserve">Mapeo con org.Hs.eg.db (Bioconductor)</w:t>
-            </w:r>
-          </w:p>
-        </w:tc>
-      </w:tr>
-      <w:tr>
-        <w:tc>
-          <w:tcPr>
-            <w:tcW w:type="dxa" w:w="3200"/>
-            <w:tcBorders>
-              <w:top w:val="single" w:color="B0C8E0" w:sz="1"/>
-              <w:left w:val="single" w:color="B0C8E0" w:sz="1"/>
-              <w:bottom w:val="single" w:color="B0C8E0" w:sz="1"/>
-              <w:right w:val="single" w:color="B0C8E0" w:sz="1"/>
-            </w:tcBorders>
-            <w:shd w:fill="EEF4FB" w:val="clear"/>
-            <w:tcMar>
-              <w:top w:type="dxa" w:w="80"/>
-              <w:left w:type="dxa" w:w="100"/>
-              <w:bottom w:type="dxa" w:w="80"/>
-              <w:right w:type="dxa" w:w="100"/>
-            </w:tcMar>
-          </w:tcPr>
-          <w:p>
-            <w:r>
-              <w:rPr>
-                <w:rFonts w:ascii="Arial" w:cs="Arial" w:eastAsia="Arial" w:hAnsi="Arial"/>
-                <w:b w:val="false"/>
-                <w:bCs w:val="false"/>
-                <w:sz w:val="18"/>
-                <w:szCs w:val="18"/>
-              </w:rPr>
-              <w:t xml:space="preserve">Umbral log2 Fold Change</w:t>
-            </w:r>
-          </w:p>
-        </w:tc>
-        <w:tc>
-          <w:tcPr>
-            <w:tcW w:type="dxa" w:w="2600"/>
-            <w:tcBorders>
-              <w:top w:val="single" w:color="B0C8E0" w:sz="1"/>
-              <w:left w:val="single" w:color="B0C8E0" w:sz="1"/>
-              <w:bottom w:val="single" w:color="B0C8E0" w:sz="1"/>
-              <w:right w:val="single" w:color="B0C8E0" w:sz="1"/>
-            </w:tcBorders>
-            <w:shd w:fill="EEF4FB" w:val="clear"/>
-            <w:tcMar>
-              <w:top w:type="dxa" w:w="80"/>
-              <w:left w:type="dxa" w:w="100"/>
-              <w:bottom w:type="dxa" w:w="80"/>
-              <w:right w:type="dxa" w:w="100"/>
-            </w:tcMar>
-          </w:tcPr>
-          <w:p>
-            <w:r>
-              <w:rPr>
-                <w:rFonts w:ascii="Arial" w:cs="Arial" w:eastAsia="Arial" w:hAnsi="Arial"/>
-                <w:b w:val="false"/>
-                <w:bCs w:val="false"/>
-                <w:sz w:val="18"/>
-                <w:szCs w:val="18"/>
-              </w:rPr>
-              <w:t xml:space="preserve">&gt; 1.0  (cambio &gt; 2× en escala lineal)</w:t>
-            </w:r>
-          </w:p>
-        </w:tc>
-        <w:tc>
-          <w:tcPr>
-            <w:tcW w:type="dxa" w:w="4066"/>
-            <w:tcBorders>
-              <w:top w:val="single" w:color="B0C8E0" w:sz="1"/>
-              <w:left w:val="single" w:color="B0C8E0" w:sz="1"/>
-              <w:bottom w:val="single" w:color="B0C8E0" w:sz="1"/>
-              <w:right w:val="single" w:color="B0C8E0" w:sz="1"/>
-            </w:tcBorders>
-            <w:shd w:fill="EEF4FB" w:val="clear"/>
-            <w:tcMar>
-              <w:top w:type="dxa" w:w="80"/>
-              <w:left w:type="dxa" w:w="100"/>
-              <w:bottom w:type="dxa" w:w="80"/>
-              <w:right w:type="dxa" w:w="100"/>
-            </w:tcMar>
-          </w:tcPr>
-          <w:p>
-            <w:r>
-              <w:rPr>
-                <w:rFonts w:ascii="Arial" w:cs="Arial" w:eastAsia="Arial" w:hAnsi="Arial"/>
-                <w:b w:val="false"/>
-                <w:bCs w:val="false"/>
-                <w:sz w:val="18"/>
-                <w:szCs w:val="18"/>
-              </w:rPr>
-              <w:t xml:space="preserve">Aplicado sobre contrastes limma TVsS</w:t>
-            </w:r>
-          </w:p>
-        </w:tc>
-      </w:tr>
-      <w:tr>
-        <w:tc>
-          <w:tcPr>
-            <w:tcW w:type="dxa" w:w="3200"/>
-            <w:tcBorders>
-              <w:top w:val="single" w:color="B0C8E0" w:sz="1"/>
-              <w:left w:val="single" w:color="B0C8E0" w:sz="1"/>
-              <w:bottom w:val="single" w:color="B0C8E0" w:sz="1"/>
-              <w:right w:val="single" w:color="B0C8E0" w:sz="1"/>
-            </w:tcBorders>
-            <w:shd w:fill="FFFFFF" w:val="clear"/>
-            <w:tcMar>
-              <w:top w:type="dxa" w:w="80"/>
-              <w:left w:type="dxa" w:w="100"/>
-              <w:bottom w:type="dxa" w:w="80"/>
-              <w:right w:type="dxa" w:w="100"/>
-            </w:tcMar>
-          </w:tcPr>
-          <w:p>
-            <w:r>
-              <w:rPr>
-                <w:rFonts w:ascii="Arial" w:cs="Arial" w:eastAsia="Arial" w:hAnsi="Arial"/>
-                <w:b w:val="false"/>
-                <w:bCs w:val="false"/>
-                <w:sz w:val="18"/>
-                <w:szCs w:val="18"/>
-              </w:rPr>
-              <w:t xml:space="preserve">Umbral FDR (adj. p-valor)</w:t>
-            </w:r>
-          </w:p>
-        </w:tc>
-        <w:tc>
-          <w:tcPr>
-            <w:tcW w:type="dxa" w:w="2600"/>
-            <w:tcBorders>
-              <w:top w:val="single" w:color="B0C8E0" w:sz="1"/>
-              <w:left w:val="single" w:color="B0C8E0" w:sz="1"/>
-              <w:bottom w:val="single" w:color="B0C8E0" w:sz="1"/>
-              <w:right w:val="single" w:color="B0C8E0" w:sz="1"/>
-            </w:tcBorders>
-            <w:shd w:fill="FFFFFF" w:val="clear"/>
-            <w:tcMar>
-              <w:top w:type="dxa" w:w="80"/>
-              <w:left w:type="dxa" w:w="100"/>
-              <w:bottom w:type="dxa" w:w="80"/>
-              <w:right w:type="dxa" w:w="100"/>
-            </w:tcMar>
-          </w:tcPr>
-          <w:p>
-            <w:r>
-              <w:rPr>
-                <w:rFonts w:ascii="Arial" w:cs="Arial" w:eastAsia="Arial" w:hAnsi="Arial"/>
-                <w:b w:val="false"/>
-                <w:bCs w:val="false"/>
-                <w:sz w:val="18"/>
-                <w:szCs w:val="18"/>
-              </w:rPr>
-              <w:t xml:space="preserve">&lt; 0.05</w:t>
-            </w:r>
-          </w:p>
-        </w:tc>
-        <w:tc>
-          <w:tcPr>
-            <w:tcW w:type="dxa" w:w="4066"/>
-            <w:tcBorders>
-              <w:top w:val="single" w:color="B0C8E0" w:sz="1"/>
-              <w:left w:val="single" w:color="B0C8E0" w:sz="1"/>
-              <w:bottom w:val="single" w:color="B0C8E0" w:sz="1"/>
-              <w:right w:val="single" w:color="B0C8E0" w:sz="1"/>
-            </w:tcBorders>
-            <w:shd w:fill="FFFFFF" w:val="clear"/>
-            <w:tcMar>
-              <w:top w:type="dxa" w:w="80"/>
-              <w:left w:type="dxa" w:w="100"/>
-              <w:bottom w:type="dxa" w:w="80"/>
-              <w:right w:type="dxa" w:w="100"/>
-            </w:tcMar>
-          </w:tcPr>
-          <w:p>
-            <w:r>
-              <w:rPr>
-                <w:rFonts w:ascii="Arial" w:cs="Arial" w:eastAsia="Arial" w:hAnsi="Arial"/>
-                <w:b w:val="false"/>
-                <w:bCs w:val="false"/>
-                <w:sz w:val="18"/>
-                <w:szCs w:val="18"/>
-              </w:rPr>
-              <w:t xml:space="preserve">Benjamini-Hochberg (limma/proteoDA)</w:t>
-            </w:r>
-          </w:p>
-        </w:tc>
-      </w:tr>
-      <w:tr>
-        <w:tc>
-          <w:tcPr>
-            <w:tcW w:type="dxa" w:w="3200"/>
-            <w:tcBorders>
-              <w:top w:val="single" w:color="B0C8E0" w:sz="1"/>
-              <w:left w:val="single" w:color="B0C8E0" w:sz="1"/>
-              <w:bottom w:val="single" w:color="B0C8E0" w:sz="1"/>
-              <w:right w:val="single" w:color="B0C8E0" w:sz="1"/>
-            </w:tcBorders>
-            <w:shd w:fill="EEF4FB" w:val="clear"/>
-            <w:tcMar>
-              <w:top w:type="dxa" w:w="80"/>
-              <w:left w:type="dxa" w:w="100"/>
-              <w:bottom w:type="dxa" w:w="80"/>
-              <w:right w:type="dxa" w:w="100"/>
-            </w:tcMar>
-          </w:tcPr>
-          <w:p>
-            <w:r>
-              <w:rPr>
-                <w:rFonts w:ascii="Arial" w:cs="Arial" w:eastAsia="Arial" w:hAnsi="Arial"/>
-                <w:b w:val="false"/>
-                <w:bCs w:val="false"/>
-                <w:sz w:val="18"/>
-                <w:szCs w:val="18"/>
-              </w:rPr>
-              <w:t xml:space="preserve">Proteínas DE significativas</w:t>
-            </w:r>
-          </w:p>
-        </w:tc>
-        <w:tc>
-          <w:tcPr>
-            <w:tcW w:type="dxa" w:w="2600"/>
-            <w:tcBorders>
-              <w:top w:val="single" w:color="B0C8E0" w:sz="1"/>
-              <w:left w:val="single" w:color="B0C8E0" w:sz="1"/>
-              <w:bottom w:val="single" w:color="B0C8E0" w:sz="1"/>
-              <w:right w:val="single" w:color="B0C8E0" w:sz="1"/>
-            </w:tcBorders>
-            <w:shd w:fill="EEF4FB" w:val="clear"/>
-            <w:tcMar>
-              <w:top w:type="dxa" w:w="80"/>
-              <w:left w:type="dxa" w:w="100"/>
-              <w:bottom w:type="dxa" w:w="80"/>
-              <w:right w:type="dxa" w:w="100"/>
-            </w:tcMar>
-          </w:tcPr>
-          <w:p>
-            <w:r>
-              <w:rPr>
-                <w:rFonts w:ascii="Arial" w:cs="Arial" w:eastAsia="Arial" w:hAnsi="Arial"/>
-                <w:b w:val="false"/>
-                <w:bCs w:val="false"/>
-                <w:sz w:val="18"/>
-                <w:szCs w:val="18"/>
-              </w:rPr>
-              <w:t xml:space="preserve">666</w:t>
-            </w:r>
-          </w:p>
-        </w:tc>
-        <w:tc>
-          <w:tcPr>
-            <w:tcW w:type="dxa" w:w="4066"/>
-            <w:tcBorders>
-              <w:top w:val="single" w:color="B0C8E0" w:sz="1"/>
-              <w:left w:val="single" w:color="B0C8E0" w:sz="1"/>
-              <w:bottom w:val="single" w:color="B0C8E0" w:sz="1"/>
-              <w:right w:val="single" w:color="B0C8E0" w:sz="1"/>
-            </w:tcBorders>
-            <w:shd w:fill="EEF4FB" w:val="clear"/>
-            <w:tcMar>
-              <w:top w:type="dxa" w:w="80"/>
-              <w:left w:type="dxa" w:w="100"/>
-              <w:bottom w:type="dxa" w:w="80"/>
-              <w:right w:type="dxa" w:w="100"/>
-            </w:tcMar>
-          </w:tcPr>
-          <w:p>
-            <w:r>
-              <w:rPr>
-                <w:rFonts w:ascii="Arial" w:cs="Arial" w:eastAsia="Arial" w:hAnsi="Arial"/>
-                <w:b w:val="false"/>
-                <w:bCs w:val="false"/>
-                <w:sz w:val="18"/>
-                <w:szCs w:val="18"/>
-              </w:rPr>
-              <w:t xml:space="preserve">19.9% del proteoma cuantificado</w:t>
-            </w:r>
-          </w:p>
-        </w:tc>
-      </w:tr>
-      <w:tr>
-        <w:tc>
-          <w:tcPr>
-            <w:tcW w:type="dxa" w:w="3200"/>
-            <w:tcBorders>
-              <w:top w:val="single" w:color="B0C8E0" w:sz="1"/>
-              <w:left w:val="single" w:color="B0C8E0" w:sz="1"/>
-              <w:bottom w:val="single" w:color="B0C8E0" w:sz="1"/>
-              <w:right w:val="single" w:color="B0C8E0" w:sz="1"/>
-            </w:tcBorders>
-            <w:shd w:fill="FFFFFF" w:val="clear"/>
-            <w:tcMar>
-              <w:top w:type="dxa" w:w="80"/>
-              <w:left w:type="dxa" w:w="100"/>
-              <w:bottom w:type="dxa" w:w="80"/>
-              <w:right w:type="dxa" w:w="100"/>
-            </w:tcMar>
-          </w:tcPr>
-          <w:p>
-            <w:r>
-              <w:rPr>
-                <w:rFonts w:ascii="Arial" w:cs="Arial" w:eastAsia="Arial" w:hAnsi="Arial"/>
-                <w:b w:val="false"/>
-                <w:bCs w:val="false"/>
-                <w:sz w:val="18"/>
-                <w:szCs w:val="18"/>
-              </w:rPr>
-              <w:t xml:space="preserve">  — Sobreexpresadas en tumor (up)</w:t>
-            </w:r>
-          </w:p>
-        </w:tc>
-        <w:tc>
-          <w:tcPr>
-            <w:tcW w:type="dxa" w:w="2600"/>
-            <w:tcBorders>
-              <w:top w:val="single" w:color="B0C8E0" w:sz="1"/>
-              <w:left w:val="single" w:color="B0C8E0" w:sz="1"/>
-              <w:bottom w:val="single" w:color="B0C8E0" w:sz="1"/>
-              <w:right w:val="single" w:color="B0C8E0" w:sz="1"/>
-            </w:tcBorders>
-            <w:shd w:fill="FFFFFF" w:val="clear"/>
-            <w:tcMar>
-              <w:top w:type="dxa" w:w="80"/>
-              <w:left w:type="dxa" w:w="100"/>
-              <w:bottom w:type="dxa" w:w="80"/>
-              <w:right w:type="dxa" w:w="100"/>
-            </w:tcMar>
-          </w:tcPr>
-          <w:p>
-            <w:r>
-              <w:rPr>
-                <w:rFonts w:ascii="Arial" w:cs="Arial" w:eastAsia="Arial" w:hAnsi="Arial"/>
-                <w:b w:val="false"/>
-                <w:bCs w:val="false"/>
-                <w:sz w:val="18"/>
-                <w:szCs w:val="18"/>
-              </w:rPr>
-              <w:t xml:space="preserve">329</w:t>
-            </w:r>
-          </w:p>
-        </w:tc>
-        <w:tc>
-          <w:tcPr>
-            <w:tcW w:type="dxa" w:w="4066"/>
-            <w:tcBorders>
-              <w:top w:val="single" w:color="B0C8E0" w:sz="1"/>
-              <w:left w:val="single" w:color="B0C8E0" w:sz="1"/>
-              <w:bottom w:val="single" w:color="B0C8E0" w:sz="1"/>
-              <w:right w:val="single" w:color="B0C8E0" w:sz="1"/>
-            </w:tcBorders>
-            <w:shd w:fill="FFFFFF" w:val="clear"/>
-            <w:tcMar>
-              <w:top w:type="dxa" w:w="80"/>
-              <w:left w:type="dxa" w:w="100"/>
-              <w:bottom w:type="dxa" w:w="80"/>
-              <w:right w:type="dxa" w:w="100"/>
-            </w:tcMar>
-          </w:tcPr>
-          <w:p>
-            <w:r>
-              <w:rPr>
-                <w:rFonts w:ascii="Arial" w:cs="Arial" w:eastAsia="Arial" w:hAnsi="Arial"/>
-                <w:b w:val="false"/>
-                <w:bCs w:val="false"/>
-                <w:sz w:val="18"/>
-                <w:szCs w:val="18"/>
-              </w:rPr>
-              <w:t xml:space="preserve">49.4% del total DE</w:t>
-            </w:r>
-          </w:p>
-        </w:tc>
-      </w:tr>
-      <w:tr>
-        <w:tc>
-          <w:tcPr>
-            <w:tcW w:type="dxa" w:w="3200"/>
-            <w:tcBorders>
-              <w:top w:val="single" w:color="B0C8E0" w:sz="1"/>
-              <w:left w:val="single" w:color="B0C8E0" w:sz="1"/>
-              <w:bottom w:val="single" w:color="B0C8E0" w:sz="1"/>
-              <w:right w:val="single" w:color="B0C8E0" w:sz="1"/>
-            </w:tcBorders>
-            <w:shd w:fill="EEF4FB" w:val="clear"/>
-            <w:tcMar>
-              <w:top w:type="dxa" w:w="80"/>
-              <w:left w:type="dxa" w:w="100"/>
-              <w:bottom w:type="dxa" w:w="80"/>
-              <w:right w:type="dxa" w:w="100"/>
-            </w:tcMar>
-          </w:tcPr>
-          <w:p>
-            <w:r>
-              <w:rPr>
-                <w:rFonts w:ascii="Arial" w:cs="Arial" w:eastAsia="Arial" w:hAnsi="Arial"/>
-                <w:b w:val="false"/>
-                <w:bCs w:val="false"/>
-                <w:sz w:val="18"/>
-                <w:szCs w:val="18"/>
-              </w:rPr>
-              <w:t xml:space="preserve">  — Subexpresadas en tumor (down)</w:t>
-            </w:r>
-          </w:p>
-        </w:tc>
-        <w:tc>
-          <w:tcPr>
-            <w:tcW w:type="dxa" w:w="2600"/>
-            <w:tcBorders>
-              <w:top w:val="single" w:color="B0C8E0" w:sz="1"/>
-              <w:left w:val="single" w:color="B0C8E0" w:sz="1"/>
-              <w:bottom w:val="single" w:color="B0C8E0" w:sz="1"/>
-              <w:right w:val="single" w:color="B0C8E0" w:sz="1"/>
-            </w:tcBorders>
-            <w:shd w:fill="EEF4FB" w:val="clear"/>
-            <w:tcMar>
-              <w:top w:type="dxa" w:w="80"/>
-              <w:left w:type="dxa" w:w="100"/>
-              <w:bottom w:type="dxa" w:w="80"/>
-              <w:right w:type="dxa" w:w="100"/>
-            </w:tcMar>
-          </w:tcPr>
-          <w:p>
-            <w:r>
-              <w:rPr>
-                <w:rFonts w:ascii="Arial" w:cs="Arial" w:eastAsia="Arial" w:hAnsi="Arial"/>
-                <w:b w:val="false"/>
-                <w:bCs w:val="false"/>
-                <w:sz w:val="18"/>
-                <w:szCs w:val="18"/>
-              </w:rPr>
-              <w:t xml:space="preserve">337</w:t>
-            </w:r>
-          </w:p>
-        </w:tc>
-        <w:tc>
-          <w:tcPr>
-            <w:tcW w:type="dxa" w:w="4066"/>
-            <w:tcBorders>
-              <w:top w:val="single" w:color="B0C8E0" w:sz="1"/>
-              <w:left w:val="single" w:color="B0C8E0" w:sz="1"/>
-              <w:bottom w:val="single" w:color="B0C8E0" w:sz="1"/>
-              <w:right w:val="single" w:color="B0C8E0" w:sz="1"/>
-            </w:tcBorders>
-            <w:shd w:fill="EEF4FB" w:val="clear"/>
-            <w:tcMar>
-              <w:top w:type="dxa" w:w="80"/>
-              <w:left w:type="dxa" w:w="100"/>
-              <w:bottom w:type="dxa" w:w="80"/>
-              <w:right w:type="dxa" w:w="100"/>
-            </w:tcMar>
-          </w:tcPr>
-          <w:p>
-            <w:r>
-              <w:rPr>
-                <w:rFonts w:ascii="Arial" w:cs="Arial" w:eastAsia="Arial" w:hAnsi="Arial"/>
-                <w:b w:val="false"/>
-                <w:bCs w:val="false"/>
-                <w:sz w:val="18"/>
-                <w:szCs w:val="18"/>
-              </w:rPr>
-              <w:t xml:space="preserve">50.6% del total DE</w:t>
-            </w:r>
-          </w:p>
-        </w:tc>
-      </w:tr>
-      <w:tr>
-        <w:tc>
-          <w:tcPr>
-            <w:tcW w:type="dxa" w:w="3200"/>
-            <w:tcBorders>
-              <w:top w:val="single" w:color="B0C8E0" w:sz="1"/>
-              <w:left w:val="single" w:color="B0C8E0" w:sz="1"/>
-              <w:bottom w:val="single" w:color="B0C8E0" w:sz="1"/>
-              <w:right w:val="single" w:color="B0C8E0" w:sz="1"/>
-            </w:tcBorders>
-            <w:shd w:fill="FFFFFF" w:val="clear"/>
-            <w:tcMar>
-              <w:top w:type="dxa" w:w="80"/>
-              <w:left w:type="dxa" w:w="100"/>
-              <w:bottom w:type="dxa" w:w="80"/>
-              <w:right w:type="dxa" w:w="100"/>
-            </w:tcMar>
-          </w:tcPr>
-          <w:p>
-            <w:r>
-              <w:rPr>
-                <w:rFonts w:ascii="Arial" w:cs="Arial" w:eastAsia="Arial" w:hAnsi="Arial"/>
-                <w:b w:val="false"/>
-                <w:bCs w:val="false"/>
-                <w:sz w:val="18"/>
-                <w:szCs w:val="18"/>
-              </w:rPr>
-              <w:t xml:space="preserve">HPV+ pacientes / pares</w:t>
-            </w:r>
-          </w:p>
-        </w:tc>
-        <w:tc>
-          <w:tcPr>
-            <w:tcW w:type="dxa" w:w="2600"/>
-            <w:tcBorders>
-              <w:top w:val="single" w:color="B0C8E0" w:sz="1"/>
-              <w:left w:val="single" w:color="B0C8E0" w:sz="1"/>
-              <w:bottom w:val="single" w:color="B0C8E0" w:sz="1"/>
-              <w:right w:val="single" w:color="B0C8E0" w:sz="1"/>
-            </w:tcBorders>
-            <w:shd w:fill="FFFFFF" w:val="clear"/>
-            <w:tcMar>
-              <w:top w:type="dxa" w:w="80"/>
-              <w:left w:type="dxa" w:w="100"/>
-              <w:bottom w:type="dxa" w:w="80"/>
-              <w:right w:type="dxa" w:w="100"/>
-            </w:tcMar>
-          </w:tcPr>
-          <w:p>
-            <w:r>
-              <w:rPr>
-                <w:rFonts w:ascii="Arial" w:cs="Arial" w:eastAsia="Arial" w:hAnsi="Arial"/>
-                <w:b w:val="false"/>
-                <w:bCs w:val="false"/>
-                <w:sz w:val="18"/>
-                <w:szCs w:val="18"/>
-              </w:rPr>
-              <w:t xml:space="preserve">6 pacientes / 12 muestras</w:t>
-            </w:r>
-          </w:p>
-        </w:tc>
-        <w:tc>
-          <w:tcPr>
-            <w:tcW w:type="dxa" w:w="4066"/>
-            <w:tcBorders>
-              <w:top w:val="single" w:color="B0C8E0" w:sz="1"/>
-              <w:left w:val="single" w:color="B0C8E0" w:sz="1"/>
-              <w:bottom w:val="single" w:color="B0C8E0" w:sz="1"/>
-              <w:right w:val="single" w:color="B0C8E0" w:sz="1"/>
-            </w:tcBorders>
-            <w:shd w:fill="FFFFFF" w:val="clear"/>
-            <w:tcMar>
-              <w:top w:type="dxa" w:w="80"/>
-              <w:left w:type="dxa" w:w="100"/>
-              <w:bottom w:type="dxa" w:w="80"/>
-              <w:right w:type="dxa" w:w="100"/>
-            </w:tcMar>
-          </w:tcPr>
-          <w:p>
-            <w:r>
-              <w:rPr>
-                <w:rFonts w:ascii="Arial" w:cs="Arial" w:eastAsia="Arial" w:hAnsi="Arial"/>
-                <w:b w:val="false"/>
-                <w:bCs w:val="false"/>
-                <w:sz w:val="18"/>
-                <w:szCs w:val="18"/>
-              </w:rPr>
-              <w:t xml:space="preserve">M3, M5, M6, M7, M9, M10</w:t>
-            </w:r>
-          </w:p>
-        </w:tc>
-      </w:tr>
-      <w:tr>
-        <w:tc>
-          <w:tcPr>
-            <w:tcW w:type="dxa" w:w="3200"/>
-            <w:tcBorders>
-              <w:top w:val="single" w:color="B0C8E0" w:sz="1"/>
-              <w:left w:val="single" w:color="B0C8E0" w:sz="1"/>
-              <w:bottom w:val="single" w:color="B0C8E0" w:sz="1"/>
-              <w:right w:val="single" w:color="B0C8E0" w:sz="1"/>
-            </w:tcBorders>
-            <w:shd w:fill="EEF4FB" w:val="clear"/>
-            <w:tcMar>
-              <w:top w:type="dxa" w:w="80"/>
-              <w:left w:type="dxa" w:w="100"/>
-              <w:bottom w:type="dxa" w:w="80"/>
-              <w:right w:type="dxa" w:w="100"/>
-            </w:tcMar>
-          </w:tcPr>
-          <w:p>
-            <w:r>
-              <w:rPr>
-                <w:rFonts w:ascii="Arial" w:cs="Arial" w:eastAsia="Arial" w:hAnsi="Arial"/>
-                <w:b w:val="false"/>
-                <w:bCs w:val="false"/>
-                <w:sz w:val="18"/>
-                <w:szCs w:val="18"/>
-              </w:rPr>
-              <w:t xml:space="preserve">HPV− pacientes / pares</w:t>
-            </w:r>
-          </w:p>
-        </w:tc>
-        <w:tc>
-          <w:tcPr>
-            <w:tcW w:type="dxa" w:w="2600"/>
-            <w:tcBorders>
-              <w:top w:val="single" w:color="B0C8E0" w:sz="1"/>
-              <w:left w:val="single" w:color="B0C8E0" w:sz="1"/>
-              <w:bottom w:val="single" w:color="B0C8E0" w:sz="1"/>
-              <w:right w:val="single" w:color="B0C8E0" w:sz="1"/>
-            </w:tcBorders>
-            <w:shd w:fill="EEF4FB" w:val="clear"/>
-            <w:tcMar>
-              <w:top w:type="dxa" w:w="80"/>
-              <w:left w:type="dxa" w:w="100"/>
-              <w:bottom w:type="dxa" w:w="80"/>
-              <w:right w:type="dxa" w:w="100"/>
-            </w:tcMar>
-          </w:tcPr>
-          <w:p>
-            <w:r>
-              <w:rPr>
-                <w:rFonts w:ascii="Arial" w:cs="Arial" w:eastAsia="Arial" w:hAnsi="Arial"/>
-                <w:b w:val="false"/>
-                <w:bCs w:val="false"/>
-                <w:sz w:val="18"/>
-                <w:szCs w:val="18"/>
-              </w:rPr>
-              <w:t xml:space="preserve">4 pacientes / 8 muestras</w:t>
-            </w:r>
-          </w:p>
-        </w:tc>
-        <w:tc>
-          <w:tcPr>
-            <w:tcW w:type="dxa" w:w="4066"/>
-            <w:tcBorders>
-              <w:top w:val="single" w:color="B0C8E0" w:sz="1"/>
-              <w:left w:val="single" w:color="B0C8E0" w:sz="1"/>
-              <w:bottom w:val="single" w:color="B0C8E0" w:sz="1"/>
-              <w:right w:val="single" w:color="B0C8E0" w:sz="1"/>
-            </w:tcBorders>
-            <w:shd w:fill="EEF4FB" w:val="clear"/>
-            <w:tcMar>
-              <w:top w:type="dxa" w:w="80"/>
-              <w:left w:type="dxa" w:w="100"/>
-              <w:bottom w:type="dxa" w:w="80"/>
-              <w:right w:type="dxa" w:w="100"/>
-            </w:tcMar>
-          </w:tcPr>
-          <w:p>
-            <w:r>
-              <w:rPr>
-                <w:rFonts w:ascii="Arial" w:cs="Arial" w:eastAsia="Arial" w:hAnsi="Arial"/>
-                <w:b w:val="false"/>
-                <w:bCs w:val="false"/>
-                <w:sz w:val="18"/>
-                <w:szCs w:val="18"/>
-              </w:rPr>
-              <w:t xml:space="preserve">M1, M2, M4, M8</w:t>
-            </w:r>
-          </w:p>
-        </w:tc>
-      </w:tr>
-    </w:tbl>
-    <w:p>
-      <w:pPr>
-        <w:spacing w:after="60" w:before="60"/>
-      </w:pPr>
-    </w:p>
-    <w:p>
-      <w:pPr>
-        <w:spacing w:after="60" w:before="160"/>
-      </w:pPr>
-      <w:r>
-        <w:rPr>
-          <w:rFonts w:ascii="Arial" w:cs="Arial" w:eastAsia="Arial" w:hAnsi="Arial"/>
-          <w:b/>
-          <w:bCs/>
-          <w:color w:val="2E75B6"/>
-          <w:sz w:val="20"/>
-          <w:szCs w:val="20"/>
-        </w:rPr>
-        <w:t xml:space="preserve">Tabla 2. </w:t>
-      </w:r>
-      <w:r>
-        <w:rPr>
-          <w:rFonts w:ascii="Arial" w:cs="Arial" w:eastAsia="Arial" w:hAnsi="Arial"/>
-          <w:b/>
-          <w:bCs/>
-          <w:color w:val="333333"/>
-          <w:sz w:val="20"/>
-          <w:szCs w:val="20"/>
-        </w:rPr>
-        <w:t xml:space="preserve">Top 40 proteínas diferencialmente expresadas (20 up + 20 down)</w:t>
-      </w:r>
-    </w:p>
-    <w:tbl>
-      <w:tblPr>
-        <w:tblW w:type="dxa" w:w="8866"/>
-        <w:tblBorders>
-          <w:top w:val="single" w:color="auto" w:sz="4"/>
-          <w:left w:val="single" w:color="auto" w:sz="4"/>
-          <w:bottom w:val="single" w:color="auto" w:sz="4"/>
-          <w:right w:val="single" w:color="auto" w:sz="4"/>
-          <w:insideH w:val="single" w:color="auto" w:sz="4"/>
-          <w:insideV w:val="single" w:color="auto" w:sz="4"/>
-        </w:tblBorders>
-      </w:tblPr>
-      <w:tblGrid>
-        <w:gridCol w:w="1800"/>
-        <w:gridCol w:w="1600"/>
-        <w:gridCol w:w="1400"/>
-        <w:gridCol w:w="1600"/>
-        <w:gridCol w:w="2466"/>
-      </w:tblGrid>
-      <w:tr>
-        <w:trPr>
-          <w:tblHeader/>
-        </w:trPr>
-        <w:tc>
-          <w:tcPr>
-            <w:tcW w:type="dxa" w:w="1800"/>
-            <w:tcBorders>
-              <w:top w:val="single" w:color="B0C8E0" w:sz="1"/>
-              <w:left w:val="single" w:color="B0C8E0" w:sz="1"/>
-              <w:bottom w:val="single" w:color="B0C8E0" w:sz="1"/>
-              <w:right w:val="single" w:color="B0C8E0" w:sz="1"/>
-            </w:tcBorders>
-            <w:shd w:fill="D6E4F0" w:val="clear"/>
-            <w:tcMar>
-              <w:top w:type="dxa" w:w="80"/>
-              <w:left w:type="dxa" w:w="100"/>
-              <w:bottom w:type="dxa" w:w="80"/>
-              <w:right w:type="dxa" w:w="100"/>
-            </w:tcMar>
-          </w:tcPr>
-          <w:p>
-            <w:r>
-              <w:rPr>
-                <w:rFonts w:ascii="Arial" w:cs="Arial" w:eastAsia="Arial" w:hAnsi="Arial"/>
-                <w:b/>
-                <w:bCs/>
-                <w:sz w:val="18"/>
-                <w:szCs w:val="18"/>
-              </w:rPr>
-              <w:t xml:space="preserve">Gen</w:t>
-            </w:r>
-          </w:p>
-        </w:tc>
-        <w:tc>
-          <w:tcPr>
-            <w:tcW w:type="dxa" w:w="1600"/>
-            <w:tcBorders>
-              <w:top w:val="single" w:color="B0C8E0" w:sz="1"/>
-              <w:left w:val="single" w:color="B0C8E0" w:sz="1"/>
-              <w:bottom w:val="single" w:color="B0C8E0" w:sz="1"/>
-              <w:right w:val="single" w:color="B0C8E0" w:sz="1"/>
-            </w:tcBorders>
-            <w:shd w:fill="D6E4F0" w:val="clear"/>
-            <w:tcMar>
-              <w:top w:type="dxa" w:w="80"/>
-              <w:left w:type="dxa" w:w="100"/>
-              <w:bottom w:type="dxa" w:w="80"/>
-              <w:right w:type="dxa" w:w="100"/>
-            </w:tcMar>
-          </w:tcPr>
-          <w:p>
-            <w:r>
-              <w:rPr>
-                <w:rFonts w:ascii="Arial" w:cs="Arial" w:eastAsia="Arial" w:hAnsi="Arial"/>
-                <w:b/>
-                <w:bCs/>
-                <w:sz w:val="18"/>
-                <w:szCs w:val="18"/>
-              </w:rPr>
-              <w:t xml:space="preserve">UniProt ID</w:t>
-            </w:r>
-          </w:p>
-        </w:tc>
-        <w:tc>
-          <w:tcPr>
-            <w:tcW w:type="dxa" w:w="1400"/>
-            <w:tcBorders>
-              <w:top w:val="single" w:color="B0C8E0" w:sz="1"/>
-              <w:left w:val="single" w:color="B0C8E0" w:sz="1"/>
-              <w:bottom w:val="single" w:color="B0C8E0" w:sz="1"/>
-              <w:right w:val="single" w:color="B0C8E0" w:sz="1"/>
-            </w:tcBorders>
-            <w:shd w:fill="D6E4F0" w:val="clear"/>
-            <w:tcMar>
-              <w:top w:type="dxa" w:w="80"/>
-              <w:left w:type="dxa" w:w="100"/>
-              <w:bottom w:type="dxa" w:w="80"/>
-              <w:right w:type="dxa" w:w="100"/>
-            </w:tcMar>
-          </w:tcPr>
-          <w:p>
-            <w:r>
-              <w:rPr>
-                <w:rFonts w:ascii="Arial" w:cs="Arial" w:eastAsia="Arial" w:hAnsi="Arial"/>
-                <w:b/>
-                <w:bCs/>
-                <w:sz w:val="18"/>
-                <w:szCs w:val="18"/>
-              </w:rPr>
-              <w:t xml:space="preserve">log2FC</w:t>
-            </w:r>
-          </w:p>
-        </w:tc>
-        <w:tc>
-          <w:tcPr>
-            <w:tcW w:type="dxa" w:w="1600"/>
-            <w:tcBorders>
-              <w:top w:val="single" w:color="B0C8E0" w:sz="1"/>
-              <w:left w:val="single" w:color="B0C8E0" w:sz="1"/>
-              <w:bottom w:val="single" w:color="B0C8E0" w:sz="1"/>
-              <w:right w:val="single" w:color="B0C8E0" w:sz="1"/>
-            </w:tcBorders>
-            <w:shd w:fill="D6E4F0" w:val="clear"/>
-            <w:tcMar>
-              <w:top w:type="dxa" w:w="80"/>
-              <w:left w:type="dxa" w:w="100"/>
-              <w:bottom w:type="dxa" w:w="80"/>
-              <w:right w:type="dxa" w:w="100"/>
-            </w:tcMar>
-          </w:tcPr>
-          <w:p>
-            <w:r>
-              <w:rPr>
-                <w:rFonts w:ascii="Arial" w:cs="Arial" w:eastAsia="Arial" w:hAnsi="Arial"/>
-                <w:b/>
-                <w:bCs/>
-                <w:sz w:val="18"/>
-                <w:szCs w:val="18"/>
-              </w:rPr>
-              <w:t xml:space="preserve">FDR (adj.p)</w:t>
-            </w:r>
-          </w:p>
-        </w:tc>
-        <w:tc>
-          <w:tcPr>
-            <w:tcW w:type="dxa" w:w="2466"/>
-            <w:tcBorders>
-              <w:top w:val="single" w:color="B0C8E0" w:sz="1"/>
-              <w:left w:val="single" w:color="B0C8E0" w:sz="1"/>
-              <w:bottom w:val="single" w:color="B0C8E0" w:sz="1"/>
-              <w:right w:val="single" w:color="B0C8E0" w:sz="1"/>
-            </w:tcBorders>
-            <w:shd w:fill="D6E4F0" w:val="clear"/>
-            <w:tcMar>
-              <w:top w:type="dxa" w:w="80"/>
-              <w:left w:type="dxa" w:w="100"/>
-              <w:bottom w:type="dxa" w:w="80"/>
-              <w:right w:type="dxa" w:w="100"/>
-            </w:tcMar>
-          </w:tcPr>
-          <w:p>
-            <w:r>
-              <w:rPr>
-                <w:rFonts w:ascii="Arial" w:cs="Arial" w:eastAsia="Arial" w:hAnsi="Arial"/>
-                <w:b/>
-                <w:bCs/>
-                <w:sz w:val="18"/>
-                <w:szCs w:val="18"/>
-              </w:rPr>
-              <w:t xml:space="preserve">Dirección</w:t>
-            </w:r>
-          </w:p>
-        </w:tc>
-      </w:tr>
-      <w:tr>
-        <w:tc>
-          <w:tcPr>
-            <w:tcW w:type="dxa" w:w="1800"/>
-            <w:tcBorders>
-              <w:top w:val="single" w:color="B0C8E0" w:sz="1"/>
-              <w:left w:val="single" w:color="B0C8E0" w:sz="1"/>
-              <w:bottom w:val="single" w:color="B0C8E0" w:sz="1"/>
-              <w:right w:val="single" w:color="B0C8E0" w:sz="1"/>
-            </w:tcBorders>
-            <w:shd w:fill="EEF4FB" w:val="clear"/>
-            <w:tcMar>
-              <w:top w:type="dxa" w:w="80"/>
-              <w:left w:type="dxa" w:w="100"/>
-              <w:bottom w:type="dxa" w:w="80"/>
-              <w:right w:type="dxa" w:w="100"/>
-            </w:tcMar>
-          </w:tcPr>
-          <w:p>
-            <w:r>
-              <w:rPr>
-                <w:rFonts w:ascii="Arial" w:cs="Arial" w:eastAsia="Arial" w:hAnsi="Arial"/>
-                <w:b w:val="false"/>
-                <w:bCs w:val="false"/>
-                <w:sz w:val="18"/>
-                <w:szCs w:val="18"/>
-              </w:rPr>
-              <w:t xml:space="preserve">PHKA1</w:t>
-            </w:r>
-          </w:p>
-        </w:tc>
-        <w:tc>
-          <w:tcPr>
-            <w:tcW w:type="dxa" w:w="1600"/>
-            <w:tcBorders>
-              <w:top w:val="single" w:color="B0C8E0" w:sz="1"/>
-              <w:left w:val="single" w:color="B0C8E0" w:sz="1"/>
-              <w:bottom w:val="single" w:color="B0C8E0" w:sz="1"/>
-              <w:right w:val="single" w:color="B0C8E0" w:sz="1"/>
-            </w:tcBorders>
-            <w:shd w:fill="EEF4FB" w:val="clear"/>
-            <w:tcMar>
-              <w:top w:type="dxa" w:w="80"/>
-              <w:left w:type="dxa" w:w="100"/>
-              <w:bottom w:type="dxa" w:w="80"/>
-              <w:right w:type="dxa" w:w="100"/>
-            </w:tcMar>
-          </w:tcPr>
-          <w:p>
-            <w:r>
-              <w:rPr>
-                <w:rFonts w:ascii="Arial" w:cs="Arial" w:eastAsia="Arial" w:hAnsi="Arial"/>
-                <w:b w:val="false"/>
-                <w:bCs w:val="false"/>
-                <w:sz w:val="18"/>
-                <w:szCs w:val="18"/>
-              </w:rPr>
-              <w:t xml:space="preserve">P46020</w:t>
-            </w:r>
-          </w:p>
-        </w:tc>
-        <w:tc>
-          <w:tcPr>
-            <w:tcW w:type="dxa" w:w="1400"/>
-            <w:tcBorders>
-              <w:top w:val="single" w:color="B0C8E0" w:sz="1"/>
-              <w:left w:val="single" w:color="B0C8E0" w:sz="1"/>
-              <w:bottom w:val="single" w:color="B0C8E0" w:sz="1"/>
-              <w:right w:val="single" w:color="B0C8E0" w:sz="1"/>
-            </w:tcBorders>
-            <w:shd w:fill="EEF4FB" w:val="clear"/>
-            <w:tcMar>
-              <w:top w:type="dxa" w:w="80"/>
-              <w:left w:type="dxa" w:w="100"/>
-              <w:bottom w:type="dxa" w:w="80"/>
-              <w:right w:type="dxa" w:w="100"/>
-            </w:tcMar>
-          </w:tcPr>
-          <w:p>
-            <w:r>
-              <w:rPr>
-                <w:rFonts w:ascii="Arial" w:cs="Arial" w:eastAsia="Arial" w:hAnsi="Arial"/>
-                <w:b w:val="false"/>
-                <w:bCs w:val="false"/>
-                <w:sz w:val="18"/>
-                <w:szCs w:val="18"/>
-              </w:rPr>
-              <w:t xml:space="preserve">3.744</w:t>
-            </w:r>
-          </w:p>
-        </w:tc>
-        <w:tc>
-          <w:tcPr>
-            <w:tcW w:type="dxa" w:w="1600"/>
-            <w:tcBorders>
-              <w:top w:val="single" w:color="B0C8E0" w:sz="1"/>
-              <w:left w:val="single" w:color="B0C8E0" w:sz="1"/>
-              <w:bottom w:val="single" w:color="B0C8E0" w:sz="1"/>
-              <w:right w:val="single" w:color="B0C8E0" w:sz="1"/>
-            </w:tcBorders>
-            <w:shd w:fill="EEF4FB" w:val="clear"/>
-            <w:tcMar>
-              <w:top w:type="dxa" w:w="80"/>
-              <w:left w:type="dxa" w:w="100"/>
-              <w:bottom w:type="dxa" w:w="80"/>
-              <w:right w:type="dxa" w:w="100"/>
-            </w:tcMar>
-          </w:tcPr>
-          <w:p>
-            <w:r>
-              <w:rPr>
-                <w:rFonts w:ascii="Arial" w:cs="Arial" w:eastAsia="Arial" w:hAnsi="Arial"/>
-                <w:b w:val="false"/>
-                <w:bCs w:val="false"/>
-                <w:sz w:val="18"/>
-                <w:szCs w:val="18"/>
-              </w:rPr>
-              <w:t xml:space="preserve">0.00613</w:t>
-            </w:r>
-          </w:p>
-        </w:tc>
-        <w:tc>
-          <w:tcPr>
-            <w:tcW w:type="dxa" w:w="2466"/>
-            <w:tcBorders>
-              <w:top w:val="single" w:color="B0C8E0" w:sz="1"/>
-              <w:left w:val="single" w:color="B0C8E0" w:sz="1"/>
-              <w:bottom w:val="single" w:color="B0C8E0" w:sz="1"/>
-              <w:right w:val="single" w:color="B0C8E0" w:sz="1"/>
-            </w:tcBorders>
-            <w:shd w:fill="EEF4FB" w:val="clear"/>
-            <w:tcMar>
-              <w:top w:type="dxa" w:w="80"/>
-              <w:left w:type="dxa" w:w="100"/>
-              <w:bottom w:type="dxa" w:w="80"/>
-              <w:right w:type="dxa" w:w="100"/>
-            </w:tcMar>
-          </w:tcPr>
-          <w:p>
-            <w:r>
-              <w:rPr>
-                <w:rFonts w:ascii="Arial" w:cs="Arial" w:eastAsia="Arial" w:hAnsi="Arial"/>
-                <w:b w:val="false"/>
-                <w:bCs w:val="false"/>
-                <w:sz w:val="18"/>
-                <w:szCs w:val="18"/>
-              </w:rPr>
-              <w:t xml:space="preserve">Sobreexpresada</w:t>
-            </w:r>
-          </w:p>
-        </w:tc>
-      </w:tr>
-      <w:tr>
-        <w:tc>
-          <w:tcPr>
-            <w:tcW w:type="dxa" w:w="1800"/>
-            <w:tcBorders>
-              <w:top w:val="single" w:color="B0C8E0" w:sz="1"/>
-              <w:left w:val="single" w:color="B0C8E0" w:sz="1"/>
-              <w:bottom w:val="single" w:color="B0C8E0" w:sz="1"/>
-              <w:right w:val="single" w:color="B0C8E0" w:sz="1"/>
-            </w:tcBorders>
-            <w:shd w:fill="FFFFFF" w:val="clear"/>
-            <w:tcMar>
-              <w:top w:type="dxa" w:w="80"/>
-              <w:left w:type="dxa" w:w="100"/>
-              <w:bottom w:type="dxa" w:w="80"/>
-              <w:right w:type="dxa" w:w="100"/>
-            </w:tcMar>
-          </w:tcPr>
-          <w:p>
-            <w:r>
-              <w:rPr>
-                <w:rFonts w:ascii="Arial" w:cs="Arial" w:eastAsia="Arial" w:hAnsi="Arial"/>
-                <w:b w:val="false"/>
-                <w:bCs w:val="false"/>
-                <w:sz w:val="18"/>
-                <w:szCs w:val="18"/>
-              </w:rPr>
-              <w:t xml:space="preserve">LAMB3</w:t>
-            </w:r>
-          </w:p>
-        </w:tc>
-        <w:tc>
-          <w:tcPr>
-            <w:tcW w:type="dxa" w:w="1600"/>
-            <w:tcBorders>
-              <w:top w:val="single" w:color="B0C8E0" w:sz="1"/>
-              <w:left w:val="single" w:color="B0C8E0" w:sz="1"/>
-              <w:bottom w:val="single" w:color="B0C8E0" w:sz="1"/>
-              <w:right w:val="single" w:color="B0C8E0" w:sz="1"/>
-            </w:tcBorders>
-            <w:shd w:fill="FFFFFF" w:val="clear"/>
-            <w:tcMar>
-              <w:top w:type="dxa" w:w="80"/>
-              <w:left w:type="dxa" w:w="100"/>
-              <w:bottom w:type="dxa" w:w="80"/>
-              <w:right w:type="dxa" w:w="100"/>
-            </w:tcMar>
-          </w:tcPr>
-          <w:p>
-            <w:r>
-              <w:rPr>
-                <w:rFonts w:ascii="Arial" w:cs="Arial" w:eastAsia="Arial" w:hAnsi="Arial"/>
-                <w:b w:val="false"/>
-                <w:bCs w:val="false"/>
-                <w:sz w:val="18"/>
-                <w:szCs w:val="18"/>
-              </w:rPr>
-              <w:t xml:space="preserve">Q13751</w:t>
-            </w:r>
-          </w:p>
-        </w:tc>
-        <w:tc>
-          <w:tcPr>
-            <w:tcW w:type="dxa" w:w="1400"/>
-            <w:tcBorders>
-              <w:top w:val="single" w:color="B0C8E0" w:sz="1"/>
-              <w:left w:val="single" w:color="B0C8E0" w:sz="1"/>
-              <w:bottom w:val="single" w:color="B0C8E0" w:sz="1"/>
-              <w:right w:val="single" w:color="B0C8E0" w:sz="1"/>
-            </w:tcBorders>
-            <w:shd w:fill="FFFFFF" w:val="clear"/>
-            <w:tcMar>
-              <w:top w:type="dxa" w:w="80"/>
-              <w:left w:type="dxa" w:w="100"/>
-              <w:bottom w:type="dxa" w:w="80"/>
-              <w:right w:type="dxa" w:w="100"/>
-            </w:tcMar>
-          </w:tcPr>
-          <w:p>
-            <w:r>
-              <w:rPr>
-                <w:rFonts w:ascii="Arial" w:cs="Arial" w:eastAsia="Arial" w:hAnsi="Arial"/>
-                <w:b w:val="false"/>
-                <w:bCs w:val="false"/>
-                <w:sz w:val="18"/>
-                <w:szCs w:val="18"/>
-              </w:rPr>
-              <w:t xml:space="preserve">3.444</w:t>
-            </w:r>
-          </w:p>
-        </w:tc>
-        <w:tc>
-          <w:tcPr>
-            <w:tcW w:type="dxa" w:w="1600"/>
-            <w:tcBorders>
-              <w:top w:val="single" w:color="B0C8E0" w:sz="1"/>
-              <w:left w:val="single" w:color="B0C8E0" w:sz="1"/>
-              <w:bottom w:val="single" w:color="B0C8E0" w:sz="1"/>
-              <w:right w:val="single" w:color="B0C8E0" w:sz="1"/>
-            </w:tcBorders>
-            <w:shd w:fill="FFFFFF" w:val="clear"/>
-            <w:tcMar>
-              <w:top w:type="dxa" w:w="80"/>
-              <w:left w:type="dxa" w:w="100"/>
-              <w:bottom w:type="dxa" w:w="80"/>
-              <w:right w:type="dxa" w:w="100"/>
-            </w:tcMar>
-          </w:tcPr>
-          <w:p>
-            <w:r>
-              <w:rPr>
-                <w:rFonts w:ascii="Arial" w:cs="Arial" w:eastAsia="Arial" w:hAnsi="Arial"/>
-                <w:b w:val="false"/>
-                <w:bCs w:val="false"/>
-                <w:sz w:val="18"/>
-                <w:szCs w:val="18"/>
-              </w:rPr>
-              <w:t xml:space="preserve">9.23e-4</w:t>
-            </w:r>
-          </w:p>
-        </w:tc>
-        <w:tc>
-          <w:tcPr>
-            <w:tcW w:type="dxa" w:w="2466"/>
-            <w:tcBorders>
-              <w:top w:val="single" w:color="B0C8E0" w:sz="1"/>
-              <w:left w:val="single" w:color="B0C8E0" w:sz="1"/>
-              <w:bottom w:val="single" w:color="B0C8E0" w:sz="1"/>
-              <w:right w:val="single" w:color="B0C8E0" w:sz="1"/>
-            </w:tcBorders>
-            <w:shd w:fill="FFFFFF" w:val="clear"/>
-            <w:tcMar>
-              <w:top w:type="dxa" w:w="80"/>
-              <w:left w:type="dxa" w:w="100"/>
-              <w:bottom w:type="dxa" w:w="80"/>
-              <w:right w:type="dxa" w:w="100"/>
-            </w:tcMar>
-          </w:tcPr>
-          <w:p>
-            <w:r>
-              <w:rPr>
-                <w:rFonts w:ascii="Arial" w:cs="Arial" w:eastAsia="Arial" w:hAnsi="Arial"/>
-                <w:b w:val="false"/>
-                <w:bCs w:val="false"/>
-                <w:sz w:val="18"/>
-                <w:szCs w:val="18"/>
-              </w:rPr>
-              <w:t xml:space="preserve">Sobreexpresada</w:t>
-            </w:r>
-          </w:p>
-        </w:tc>
-      </w:tr>
-      <w:tr>
-        <w:tc>
-          <w:tcPr>
-            <w:tcW w:type="dxa" w:w="1800"/>
-            <w:tcBorders>
-              <w:top w:val="single" w:color="B0C8E0" w:sz="1"/>
-              <w:left w:val="single" w:color="B0C8E0" w:sz="1"/>
-              <w:bottom w:val="single" w:color="B0C8E0" w:sz="1"/>
-              <w:right w:val="single" w:color="B0C8E0" w:sz="1"/>
-            </w:tcBorders>
-            <w:shd w:fill="EEF4FB" w:val="clear"/>
-            <w:tcMar>
-              <w:top w:type="dxa" w:w="80"/>
-              <w:left w:type="dxa" w:w="100"/>
-              <w:bottom w:type="dxa" w:w="80"/>
-              <w:right w:type="dxa" w:w="100"/>
-            </w:tcMar>
-          </w:tcPr>
-          <w:p>
-            <w:r>
-              <w:rPr>
-                <w:rFonts w:ascii="Arial" w:cs="Arial" w:eastAsia="Arial" w:hAnsi="Arial"/>
-                <w:b w:val="false"/>
-                <w:bCs w:val="false"/>
-                <w:sz w:val="18"/>
-                <w:szCs w:val="18"/>
-              </w:rPr>
-              <w:t xml:space="preserve">LAMA3</w:t>
-            </w:r>
-          </w:p>
-        </w:tc>
-        <w:tc>
-          <w:tcPr>
-            <w:tcW w:type="dxa" w:w="1600"/>
-            <w:tcBorders>
-              <w:top w:val="single" w:color="B0C8E0" w:sz="1"/>
-              <w:left w:val="single" w:color="B0C8E0" w:sz="1"/>
-              <w:bottom w:val="single" w:color="B0C8E0" w:sz="1"/>
-              <w:right w:val="single" w:color="B0C8E0" w:sz="1"/>
-            </w:tcBorders>
-            <w:shd w:fill="EEF4FB" w:val="clear"/>
-            <w:tcMar>
-              <w:top w:type="dxa" w:w="80"/>
-              <w:left w:type="dxa" w:w="100"/>
-              <w:bottom w:type="dxa" w:w="80"/>
-              <w:right w:type="dxa" w:w="100"/>
-            </w:tcMar>
-          </w:tcPr>
-          <w:p>
-            <w:r>
-              <w:rPr>
-                <w:rFonts w:ascii="Arial" w:cs="Arial" w:eastAsia="Arial" w:hAnsi="Arial"/>
-                <w:b w:val="false"/>
-                <w:bCs w:val="false"/>
-                <w:sz w:val="18"/>
-                <w:szCs w:val="18"/>
-              </w:rPr>
-              <w:t xml:space="preserve">Q16787</w:t>
-            </w:r>
-          </w:p>
-        </w:tc>
-        <w:tc>
-          <w:tcPr>
-            <w:tcW w:type="dxa" w:w="1400"/>
-            <w:tcBorders>
-              <w:top w:val="single" w:color="B0C8E0" w:sz="1"/>
-              <w:left w:val="single" w:color="B0C8E0" w:sz="1"/>
-              <w:bottom w:val="single" w:color="B0C8E0" w:sz="1"/>
-              <w:right w:val="single" w:color="B0C8E0" w:sz="1"/>
-            </w:tcBorders>
-            <w:shd w:fill="EEF4FB" w:val="clear"/>
-            <w:tcMar>
-              <w:top w:type="dxa" w:w="80"/>
-              <w:left w:type="dxa" w:w="100"/>
-              <w:bottom w:type="dxa" w:w="80"/>
-              <w:right w:type="dxa" w:w="100"/>
-            </w:tcMar>
-          </w:tcPr>
-          <w:p>
-            <w:r>
-              <w:rPr>
-                <w:rFonts w:ascii="Arial" w:cs="Arial" w:eastAsia="Arial" w:hAnsi="Arial"/>
-                <w:b w:val="false"/>
-                <w:bCs w:val="false"/>
-                <w:sz w:val="18"/>
-                <w:szCs w:val="18"/>
-              </w:rPr>
-              <w:t xml:space="preserve">3.22</w:t>
-            </w:r>
-          </w:p>
-        </w:tc>
-        <w:tc>
-          <w:tcPr>
-            <w:tcW w:type="dxa" w:w="1600"/>
-            <w:tcBorders>
-              <w:top w:val="single" w:color="B0C8E0" w:sz="1"/>
-              <w:left w:val="single" w:color="B0C8E0" w:sz="1"/>
-              <w:bottom w:val="single" w:color="B0C8E0" w:sz="1"/>
-              <w:right w:val="single" w:color="B0C8E0" w:sz="1"/>
-            </w:tcBorders>
-            <w:shd w:fill="EEF4FB" w:val="clear"/>
-            <w:tcMar>
-              <w:top w:type="dxa" w:w="80"/>
-              <w:left w:type="dxa" w:w="100"/>
-              <w:bottom w:type="dxa" w:w="80"/>
-              <w:right w:type="dxa" w:w="100"/>
-            </w:tcMar>
-          </w:tcPr>
-          <w:p>
-            <w:r>
-              <w:rPr>
-                <w:rFonts w:ascii="Arial" w:cs="Arial" w:eastAsia="Arial" w:hAnsi="Arial"/>
-                <w:b w:val="false"/>
-                <w:bCs w:val="false"/>
-                <w:sz w:val="18"/>
-                <w:szCs w:val="18"/>
-              </w:rPr>
-              <w:t xml:space="preserve">1.38e-4</w:t>
-            </w:r>
-          </w:p>
-        </w:tc>
-        <w:tc>
-          <w:tcPr>
-            <w:tcW w:type="dxa" w:w="2466"/>
-            <w:tcBorders>
-              <w:top w:val="single" w:color="B0C8E0" w:sz="1"/>
-              <w:left w:val="single" w:color="B0C8E0" w:sz="1"/>
-              <w:bottom w:val="single" w:color="B0C8E0" w:sz="1"/>
-              <w:right w:val="single" w:color="B0C8E0" w:sz="1"/>
-            </w:tcBorders>
-            <w:shd w:fill="EEF4FB" w:val="clear"/>
-            <w:tcMar>
-              <w:top w:type="dxa" w:w="80"/>
-              <w:left w:type="dxa" w:w="100"/>
-              <w:bottom w:type="dxa" w:w="80"/>
-              <w:right w:type="dxa" w:w="100"/>
-            </w:tcMar>
-          </w:tcPr>
-          <w:p>
-            <w:r>
-              <w:rPr>
-                <w:rFonts w:ascii="Arial" w:cs="Arial" w:eastAsia="Arial" w:hAnsi="Arial"/>
-                <w:b w:val="false"/>
-                <w:bCs w:val="false"/>
-                <w:sz w:val="18"/>
-                <w:szCs w:val="18"/>
-              </w:rPr>
-              <w:t xml:space="preserve">Sobreexpresada</w:t>
-            </w:r>
-          </w:p>
-        </w:tc>
-      </w:tr>
-      <w:tr>
-        <w:tc>
-          <w:tcPr>
-            <w:tcW w:type="dxa" w:w="1800"/>
-            <w:tcBorders>
-              <w:top w:val="single" w:color="B0C8E0" w:sz="1"/>
-              <w:left w:val="single" w:color="B0C8E0" w:sz="1"/>
-              <w:bottom w:val="single" w:color="B0C8E0" w:sz="1"/>
-              <w:right w:val="single" w:color="B0C8E0" w:sz="1"/>
-            </w:tcBorders>
-            <w:shd w:fill="FFFFFF" w:val="clear"/>
-            <w:tcMar>
-              <w:top w:type="dxa" w:w="80"/>
-              <w:left w:type="dxa" w:w="100"/>
-              <w:bottom w:type="dxa" w:w="80"/>
-              <w:right w:type="dxa" w:w="100"/>
-            </w:tcMar>
-          </w:tcPr>
-          <w:p>
-            <w:r>
-              <w:rPr>
-                <w:rFonts w:ascii="Arial" w:cs="Arial" w:eastAsia="Arial" w:hAnsi="Arial"/>
-                <w:b w:val="false"/>
-                <w:bCs w:val="false"/>
-                <w:sz w:val="18"/>
-                <w:szCs w:val="18"/>
-              </w:rPr>
-              <w:t xml:space="preserve">SERPINE1</w:t>
-            </w:r>
-          </w:p>
-        </w:tc>
-        <w:tc>
-          <w:tcPr>
-            <w:tcW w:type="dxa" w:w="1600"/>
-            <w:tcBorders>
-              <w:top w:val="single" w:color="B0C8E0" w:sz="1"/>
-              <w:left w:val="single" w:color="B0C8E0" w:sz="1"/>
-              <w:bottom w:val="single" w:color="B0C8E0" w:sz="1"/>
-              <w:right w:val="single" w:color="B0C8E0" w:sz="1"/>
-            </w:tcBorders>
-            <w:shd w:fill="FFFFFF" w:val="clear"/>
-            <w:tcMar>
-              <w:top w:type="dxa" w:w="80"/>
-              <w:left w:type="dxa" w:w="100"/>
-              <w:bottom w:type="dxa" w:w="80"/>
-              <w:right w:type="dxa" w:w="100"/>
-            </w:tcMar>
-          </w:tcPr>
-          <w:p>
-            <w:r>
-              <w:rPr>
-                <w:rFonts w:ascii="Arial" w:cs="Arial" w:eastAsia="Arial" w:hAnsi="Arial"/>
-                <w:b w:val="false"/>
-                <w:bCs w:val="false"/>
-                <w:sz w:val="18"/>
-                <w:szCs w:val="18"/>
-              </w:rPr>
-              <w:t xml:space="preserve">P05121</w:t>
-            </w:r>
-          </w:p>
-        </w:tc>
-        <w:tc>
-          <w:tcPr>
-            <w:tcW w:type="dxa" w:w="1400"/>
-            <w:tcBorders>
-              <w:top w:val="single" w:color="B0C8E0" w:sz="1"/>
-              <w:left w:val="single" w:color="B0C8E0" w:sz="1"/>
-              <w:bottom w:val="single" w:color="B0C8E0" w:sz="1"/>
-              <w:right w:val="single" w:color="B0C8E0" w:sz="1"/>
-            </w:tcBorders>
-            <w:shd w:fill="FFFFFF" w:val="clear"/>
-            <w:tcMar>
-              <w:top w:type="dxa" w:w="80"/>
-              <w:left w:type="dxa" w:w="100"/>
-              <w:bottom w:type="dxa" w:w="80"/>
-              <w:right w:type="dxa" w:w="100"/>
-            </w:tcMar>
-          </w:tcPr>
-          <w:p>
-            <w:r>
-              <w:rPr>
-                <w:rFonts w:ascii="Arial" w:cs="Arial" w:eastAsia="Arial" w:hAnsi="Arial"/>
-                <w:b w:val="false"/>
-                <w:bCs w:val="false"/>
-                <w:sz w:val="18"/>
-                <w:szCs w:val="18"/>
-              </w:rPr>
-              <w:t xml:space="preserve">3.093</w:t>
-            </w:r>
-          </w:p>
-        </w:tc>
-        <w:tc>
-          <w:tcPr>
-            <w:tcW w:type="dxa" w:w="1600"/>
-            <w:tcBorders>
-              <w:top w:val="single" w:color="B0C8E0" w:sz="1"/>
-              <w:left w:val="single" w:color="B0C8E0" w:sz="1"/>
-              <w:bottom w:val="single" w:color="B0C8E0" w:sz="1"/>
-              <w:right w:val="single" w:color="B0C8E0" w:sz="1"/>
-            </w:tcBorders>
-            <w:shd w:fill="FFFFFF" w:val="clear"/>
-            <w:tcMar>
-              <w:top w:type="dxa" w:w="80"/>
-              <w:left w:type="dxa" w:w="100"/>
-              <w:bottom w:type="dxa" w:w="80"/>
-              <w:right w:type="dxa" w:w="100"/>
-            </w:tcMar>
-          </w:tcPr>
-          <w:p>
-            <w:r>
-              <w:rPr>
-                <w:rFonts w:ascii="Arial" w:cs="Arial" w:eastAsia="Arial" w:hAnsi="Arial"/>
-                <w:b w:val="false"/>
-                <w:bCs w:val="false"/>
-                <w:sz w:val="18"/>
-                <w:szCs w:val="18"/>
-              </w:rPr>
-              <w:t xml:space="preserve">0.00946</w:t>
-            </w:r>
-          </w:p>
-        </w:tc>
-        <w:tc>
-          <w:tcPr>
-            <w:tcW w:type="dxa" w:w="2466"/>
-            <w:tcBorders>
-              <w:top w:val="single" w:color="B0C8E0" w:sz="1"/>
-              <w:left w:val="single" w:color="B0C8E0" w:sz="1"/>
-              <w:bottom w:val="single" w:color="B0C8E0" w:sz="1"/>
-              <w:right w:val="single" w:color="B0C8E0" w:sz="1"/>
-            </w:tcBorders>
-            <w:shd w:fill="FFFFFF" w:val="clear"/>
-            <w:tcMar>
-              <w:top w:type="dxa" w:w="80"/>
-              <w:left w:type="dxa" w:w="100"/>
-              <w:bottom w:type="dxa" w:w="80"/>
-              <w:right w:type="dxa" w:w="100"/>
-            </w:tcMar>
-          </w:tcPr>
-          <w:p>
-            <w:r>
-              <w:rPr>
-                <w:rFonts w:ascii="Arial" w:cs="Arial" w:eastAsia="Arial" w:hAnsi="Arial"/>
-                <w:b w:val="false"/>
-                <w:bCs w:val="false"/>
-                <w:sz w:val="18"/>
-                <w:szCs w:val="18"/>
-              </w:rPr>
-              <w:t xml:space="preserve">Sobreexpresada</w:t>
-            </w:r>
-          </w:p>
-        </w:tc>
-      </w:tr>
-      <w:tr>
-        <w:tc>
-          <w:tcPr>
-            <w:tcW w:type="dxa" w:w="1800"/>
-            <w:tcBorders>
-              <w:top w:val="single" w:color="B0C8E0" w:sz="1"/>
-              <w:left w:val="single" w:color="B0C8E0" w:sz="1"/>
-              <w:bottom w:val="single" w:color="B0C8E0" w:sz="1"/>
-              <w:right w:val="single" w:color="B0C8E0" w:sz="1"/>
-            </w:tcBorders>
-            <w:shd w:fill="EEF4FB" w:val="clear"/>
-            <w:tcMar>
-              <w:top w:type="dxa" w:w="80"/>
-              <w:left w:type="dxa" w:w="100"/>
-              <w:bottom w:type="dxa" w:w="80"/>
-              <w:right w:type="dxa" w:w="100"/>
-            </w:tcMar>
-          </w:tcPr>
-          <w:p>
-            <w:r>
-              <w:rPr>
-                <w:rFonts w:ascii="Arial" w:cs="Arial" w:eastAsia="Arial" w:hAnsi="Arial"/>
-                <w:b w:val="false"/>
-                <w:bCs w:val="false"/>
-                <w:sz w:val="18"/>
-                <w:szCs w:val="18"/>
-              </w:rPr>
-              <w:t xml:space="preserve">PTK7</w:t>
-            </w:r>
-          </w:p>
-        </w:tc>
-        <w:tc>
-          <w:tcPr>
-            <w:tcW w:type="dxa" w:w="1600"/>
-            <w:tcBorders>
-              <w:top w:val="single" w:color="B0C8E0" w:sz="1"/>
-              <w:left w:val="single" w:color="B0C8E0" w:sz="1"/>
-              <w:bottom w:val="single" w:color="B0C8E0" w:sz="1"/>
-              <w:right w:val="single" w:color="B0C8E0" w:sz="1"/>
-            </w:tcBorders>
-            <w:shd w:fill="EEF4FB" w:val="clear"/>
-            <w:tcMar>
-              <w:top w:type="dxa" w:w="80"/>
-              <w:left w:type="dxa" w:w="100"/>
-              <w:bottom w:type="dxa" w:w="80"/>
-              <w:right w:type="dxa" w:w="100"/>
-            </w:tcMar>
-          </w:tcPr>
-          <w:p>
-            <w:r>
-              <w:rPr>
-                <w:rFonts w:ascii="Arial" w:cs="Arial" w:eastAsia="Arial" w:hAnsi="Arial"/>
-                <w:b w:val="false"/>
-                <w:bCs w:val="false"/>
-                <w:sz w:val="18"/>
-                <w:szCs w:val="18"/>
-              </w:rPr>
-              <w:t xml:space="preserve">Q13308</w:t>
-            </w:r>
-          </w:p>
-        </w:tc>
-        <w:tc>
-          <w:tcPr>
-            <w:tcW w:type="dxa" w:w="1400"/>
-            <w:tcBorders>
-              <w:top w:val="single" w:color="B0C8E0" w:sz="1"/>
-              <w:left w:val="single" w:color="B0C8E0" w:sz="1"/>
-              <w:bottom w:val="single" w:color="B0C8E0" w:sz="1"/>
-              <w:right w:val="single" w:color="B0C8E0" w:sz="1"/>
-            </w:tcBorders>
-            <w:shd w:fill="EEF4FB" w:val="clear"/>
-            <w:tcMar>
-              <w:top w:type="dxa" w:w="80"/>
-              <w:left w:type="dxa" w:w="100"/>
-              <w:bottom w:type="dxa" w:w="80"/>
-              <w:right w:type="dxa" w:w="100"/>
-            </w:tcMar>
-          </w:tcPr>
-          <w:p>
-            <w:r>
-              <w:rPr>
-                <w:rFonts w:ascii="Arial" w:cs="Arial" w:eastAsia="Arial" w:hAnsi="Arial"/>
-                <w:b w:val="false"/>
-                <w:bCs w:val="false"/>
-                <w:sz w:val="18"/>
-                <w:szCs w:val="18"/>
-              </w:rPr>
-              <w:t xml:space="preserve">3.079</w:t>
-            </w:r>
-          </w:p>
-        </w:tc>
-        <w:tc>
-          <w:tcPr>
-            <w:tcW w:type="dxa" w:w="1600"/>
-            <w:tcBorders>
-              <w:top w:val="single" w:color="B0C8E0" w:sz="1"/>
-              <w:left w:val="single" w:color="B0C8E0" w:sz="1"/>
-              <w:bottom w:val="single" w:color="B0C8E0" w:sz="1"/>
-              <w:right w:val="single" w:color="B0C8E0" w:sz="1"/>
-            </w:tcBorders>
-            <w:shd w:fill="EEF4FB" w:val="clear"/>
-            <w:tcMar>
-              <w:top w:type="dxa" w:w="80"/>
-              <w:left w:type="dxa" w:w="100"/>
-              <w:bottom w:type="dxa" w:w="80"/>
-              <w:right w:type="dxa" w:w="100"/>
-            </w:tcMar>
-          </w:tcPr>
-          <w:p>
-            <w:r>
-              <w:rPr>
-                <w:rFonts w:ascii="Arial" w:cs="Arial" w:eastAsia="Arial" w:hAnsi="Arial"/>
-                <w:b w:val="false"/>
-                <w:bCs w:val="false"/>
-                <w:sz w:val="18"/>
-                <w:szCs w:val="18"/>
-              </w:rPr>
-              <w:t xml:space="preserve">1.43e-4</w:t>
-            </w:r>
-          </w:p>
-        </w:tc>
-        <w:tc>
-          <w:tcPr>
-            <w:tcW w:type="dxa" w:w="2466"/>
-            <w:tcBorders>
-              <w:top w:val="single" w:color="B0C8E0" w:sz="1"/>
-              <w:left w:val="single" w:color="B0C8E0" w:sz="1"/>
-              <w:bottom w:val="single" w:color="B0C8E0" w:sz="1"/>
-              <w:right w:val="single" w:color="B0C8E0" w:sz="1"/>
-            </w:tcBorders>
-            <w:shd w:fill="EEF4FB" w:val="clear"/>
-            <w:tcMar>
-              <w:top w:type="dxa" w:w="80"/>
-              <w:left w:type="dxa" w:w="100"/>
-              <w:bottom w:type="dxa" w:w="80"/>
-              <w:right w:type="dxa" w:w="100"/>
-            </w:tcMar>
-          </w:tcPr>
-          <w:p>
-            <w:r>
-              <w:rPr>
-                <w:rFonts w:ascii="Arial" w:cs="Arial" w:eastAsia="Arial" w:hAnsi="Arial"/>
-                <w:b w:val="false"/>
-                <w:bCs w:val="false"/>
-                <w:sz w:val="18"/>
-                <w:szCs w:val="18"/>
-              </w:rPr>
-              <w:t xml:space="preserve">Sobreexpresada</w:t>
-            </w:r>
-          </w:p>
-        </w:tc>
-      </w:tr>
-      <w:tr>
-        <w:tc>
-          <w:tcPr>
-            <w:tcW w:type="dxa" w:w="1800"/>
-            <w:tcBorders>
-              <w:top w:val="single" w:color="B0C8E0" w:sz="1"/>
-              <w:left w:val="single" w:color="B0C8E0" w:sz="1"/>
-              <w:bottom w:val="single" w:color="B0C8E0" w:sz="1"/>
-              <w:right w:val="single" w:color="B0C8E0" w:sz="1"/>
-            </w:tcBorders>
-            <w:shd w:fill="FFFFFF" w:val="clear"/>
-            <w:tcMar>
-              <w:top w:type="dxa" w:w="80"/>
-              <w:left w:type="dxa" w:w="100"/>
-              <w:bottom w:type="dxa" w:w="80"/>
-              <w:right w:type="dxa" w:w="100"/>
-            </w:tcMar>
-          </w:tcPr>
-          <w:p>
-            <w:r>
-              <w:rPr>
-                <w:rFonts w:ascii="Arial" w:cs="Arial" w:eastAsia="Arial" w:hAnsi="Arial"/>
-                <w:b w:val="false"/>
-                <w:bCs w:val="false"/>
-                <w:sz w:val="18"/>
-                <w:szCs w:val="18"/>
-              </w:rPr>
-              <w:t xml:space="preserve">IL36RN</w:t>
-            </w:r>
-          </w:p>
-        </w:tc>
-        <w:tc>
-          <w:tcPr>
-            <w:tcW w:type="dxa" w:w="1600"/>
-            <w:tcBorders>
-              <w:top w:val="single" w:color="B0C8E0" w:sz="1"/>
-              <w:left w:val="single" w:color="B0C8E0" w:sz="1"/>
-              <w:bottom w:val="single" w:color="B0C8E0" w:sz="1"/>
-              <w:right w:val="single" w:color="B0C8E0" w:sz="1"/>
-            </w:tcBorders>
-            <w:shd w:fill="FFFFFF" w:val="clear"/>
-            <w:tcMar>
-              <w:top w:type="dxa" w:w="80"/>
-              <w:left w:type="dxa" w:w="100"/>
-              <w:bottom w:type="dxa" w:w="80"/>
-              <w:right w:type="dxa" w:w="100"/>
-            </w:tcMar>
-          </w:tcPr>
-          <w:p>
-            <w:r>
-              <w:rPr>
-                <w:rFonts w:ascii="Arial" w:cs="Arial" w:eastAsia="Arial" w:hAnsi="Arial"/>
-                <w:b w:val="false"/>
-                <w:bCs w:val="false"/>
-                <w:sz w:val="18"/>
-                <w:szCs w:val="18"/>
-              </w:rPr>
-              <w:t xml:space="preserve">Q9UBH0</w:t>
-            </w:r>
-          </w:p>
-        </w:tc>
-        <w:tc>
-          <w:tcPr>
-            <w:tcW w:type="dxa" w:w="1400"/>
-            <w:tcBorders>
-              <w:top w:val="single" w:color="B0C8E0" w:sz="1"/>
-              <w:left w:val="single" w:color="B0C8E0" w:sz="1"/>
-              <w:bottom w:val="single" w:color="B0C8E0" w:sz="1"/>
-              <w:right w:val="single" w:color="B0C8E0" w:sz="1"/>
-            </w:tcBorders>
-            <w:shd w:fill="FFFFFF" w:val="clear"/>
-            <w:tcMar>
-              <w:top w:type="dxa" w:w="80"/>
-              <w:left w:type="dxa" w:w="100"/>
-              <w:bottom w:type="dxa" w:w="80"/>
-              <w:right w:type="dxa" w:w="100"/>
-            </w:tcMar>
-          </w:tcPr>
-          <w:p>
-            <w:r>
-              <w:rPr>
-                <w:rFonts w:ascii="Arial" w:cs="Arial" w:eastAsia="Arial" w:hAnsi="Arial"/>
-                <w:b w:val="false"/>
-                <w:bCs w:val="false"/>
-                <w:sz w:val="18"/>
-                <w:szCs w:val="18"/>
-              </w:rPr>
-              <w:t xml:space="preserve">3.043</w:t>
-            </w:r>
-          </w:p>
-        </w:tc>
-        <w:tc>
-          <w:tcPr>
-            <w:tcW w:type="dxa" w:w="1600"/>
-            <w:tcBorders>
-              <w:top w:val="single" w:color="B0C8E0" w:sz="1"/>
-              <w:left w:val="single" w:color="B0C8E0" w:sz="1"/>
-              <w:bottom w:val="single" w:color="B0C8E0" w:sz="1"/>
-              <w:right w:val="single" w:color="B0C8E0" w:sz="1"/>
-            </w:tcBorders>
-            <w:shd w:fill="FFFFFF" w:val="clear"/>
-            <w:tcMar>
-              <w:top w:type="dxa" w:w="80"/>
-              <w:left w:type="dxa" w:w="100"/>
-              <w:bottom w:type="dxa" w:w="80"/>
-              <w:right w:type="dxa" w:w="100"/>
-            </w:tcMar>
-          </w:tcPr>
-          <w:p>
-            <w:r>
-              <w:rPr>
-                <w:rFonts w:ascii="Arial" w:cs="Arial" w:eastAsia="Arial" w:hAnsi="Arial"/>
-                <w:b w:val="false"/>
-                <w:bCs w:val="false"/>
-                <w:sz w:val="18"/>
-                <w:szCs w:val="18"/>
-              </w:rPr>
-              <w:t xml:space="preserve">0.0185</w:t>
-            </w:r>
-          </w:p>
-        </w:tc>
-        <w:tc>
-          <w:tcPr>
-            <w:tcW w:type="dxa" w:w="2466"/>
-            <w:tcBorders>
-              <w:top w:val="single" w:color="B0C8E0" w:sz="1"/>
-              <w:left w:val="single" w:color="B0C8E0" w:sz="1"/>
-              <w:bottom w:val="single" w:color="B0C8E0" w:sz="1"/>
-              <w:right w:val="single" w:color="B0C8E0" w:sz="1"/>
-            </w:tcBorders>
-            <w:shd w:fill="FFFFFF" w:val="clear"/>
-            <w:tcMar>
-              <w:top w:type="dxa" w:w="80"/>
-              <w:left w:type="dxa" w:w="100"/>
-              <w:bottom w:type="dxa" w:w="80"/>
-              <w:right w:type="dxa" w:w="100"/>
-            </w:tcMar>
-          </w:tcPr>
-          <w:p>
-            <w:r>
-              <w:rPr>
-                <w:rFonts w:ascii="Arial" w:cs="Arial" w:eastAsia="Arial" w:hAnsi="Arial"/>
-                <w:b w:val="false"/>
-                <w:bCs w:val="false"/>
-                <w:sz w:val="18"/>
-                <w:szCs w:val="18"/>
-              </w:rPr>
-              <w:t xml:space="preserve">Sobreexpresada</w:t>
-            </w:r>
-          </w:p>
-        </w:tc>
-      </w:tr>
-      <w:tr>
-        <w:tc>
-          <w:tcPr>
-            <w:tcW w:type="dxa" w:w="1800"/>
-            <w:tcBorders>
-              <w:top w:val="single" w:color="B0C8E0" w:sz="1"/>
-              <w:left w:val="single" w:color="B0C8E0" w:sz="1"/>
-              <w:bottom w:val="single" w:color="B0C8E0" w:sz="1"/>
-              <w:right w:val="single" w:color="B0C8E0" w:sz="1"/>
-            </w:tcBorders>
-            <w:shd w:fill="EEF4FB" w:val="clear"/>
-            <w:tcMar>
-              <w:top w:type="dxa" w:w="80"/>
-              <w:left w:type="dxa" w:w="100"/>
-              <w:bottom w:type="dxa" w:w="80"/>
-              <w:right w:type="dxa" w:w="100"/>
-            </w:tcMar>
-          </w:tcPr>
-          <w:p>
-            <w:r>
-              <w:rPr>
-                <w:rFonts w:ascii="Arial" w:cs="Arial" w:eastAsia="Arial" w:hAnsi="Arial"/>
-                <w:b w:val="false"/>
-                <w:bCs w:val="false"/>
-                <w:sz w:val="18"/>
-                <w:szCs w:val="18"/>
-              </w:rPr>
-              <w:t xml:space="preserve">TNC</w:t>
-            </w:r>
-          </w:p>
-        </w:tc>
-        <w:tc>
-          <w:tcPr>
-            <w:tcW w:type="dxa" w:w="1600"/>
-            <w:tcBorders>
-              <w:top w:val="single" w:color="B0C8E0" w:sz="1"/>
-              <w:left w:val="single" w:color="B0C8E0" w:sz="1"/>
-              <w:bottom w:val="single" w:color="B0C8E0" w:sz="1"/>
-              <w:right w:val="single" w:color="B0C8E0" w:sz="1"/>
-            </w:tcBorders>
-            <w:shd w:fill="EEF4FB" w:val="clear"/>
-            <w:tcMar>
-              <w:top w:type="dxa" w:w="80"/>
-              <w:left w:type="dxa" w:w="100"/>
-              <w:bottom w:type="dxa" w:w="80"/>
-              <w:right w:type="dxa" w:w="100"/>
-            </w:tcMar>
-          </w:tcPr>
-          <w:p>
-            <w:r>
-              <w:rPr>
-                <w:rFonts w:ascii="Arial" w:cs="Arial" w:eastAsia="Arial" w:hAnsi="Arial"/>
-                <w:b w:val="false"/>
-                <w:bCs w:val="false"/>
-                <w:sz w:val="18"/>
-                <w:szCs w:val="18"/>
-              </w:rPr>
-              <w:t xml:space="preserve">P24821</w:t>
-            </w:r>
-          </w:p>
-        </w:tc>
-        <w:tc>
-          <w:tcPr>
-            <w:tcW w:type="dxa" w:w="1400"/>
-            <w:tcBorders>
-              <w:top w:val="single" w:color="B0C8E0" w:sz="1"/>
-              <w:left w:val="single" w:color="B0C8E0" w:sz="1"/>
-              <w:bottom w:val="single" w:color="B0C8E0" w:sz="1"/>
-              <w:right w:val="single" w:color="B0C8E0" w:sz="1"/>
-            </w:tcBorders>
-            <w:shd w:fill="EEF4FB" w:val="clear"/>
-            <w:tcMar>
-              <w:top w:type="dxa" w:w="80"/>
-              <w:left w:type="dxa" w:w="100"/>
-              <w:bottom w:type="dxa" w:w="80"/>
-              <w:right w:type="dxa" w:w="100"/>
-            </w:tcMar>
-          </w:tcPr>
-          <w:p>
-            <w:r>
-              <w:rPr>
-                <w:rFonts w:ascii="Arial" w:cs="Arial" w:eastAsia="Arial" w:hAnsi="Arial"/>
-                <w:b w:val="false"/>
-                <w:bCs w:val="false"/>
-                <w:sz w:val="18"/>
-                <w:szCs w:val="18"/>
-              </w:rPr>
-              <w:t xml:space="preserve">2.939</w:t>
-            </w:r>
-          </w:p>
-        </w:tc>
-        <w:tc>
-          <w:tcPr>
-            <w:tcW w:type="dxa" w:w="1600"/>
-            <w:tcBorders>
-              <w:top w:val="single" w:color="B0C8E0" w:sz="1"/>
-              <w:left w:val="single" w:color="B0C8E0" w:sz="1"/>
-              <w:bottom w:val="single" w:color="B0C8E0" w:sz="1"/>
-              <w:right w:val="single" w:color="B0C8E0" w:sz="1"/>
-            </w:tcBorders>
-            <w:shd w:fill="EEF4FB" w:val="clear"/>
-            <w:tcMar>
-              <w:top w:type="dxa" w:w="80"/>
-              <w:left w:type="dxa" w:w="100"/>
-              <w:bottom w:type="dxa" w:w="80"/>
-              <w:right w:type="dxa" w:w="100"/>
-            </w:tcMar>
-          </w:tcPr>
-          <w:p>
-            <w:r>
-              <w:rPr>
-                <w:rFonts w:ascii="Arial" w:cs="Arial" w:eastAsia="Arial" w:hAnsi="Arial"/>
-                <w:b w:val="false"/>
-                <w:bCs w:val="false"/>
-                <w:sz w:val="18"/>
-                <w:szCs w:val="18"/>
-              </w:rPr>
-              <w:t xml:space="preserve">0.00197</w:t>
-            </w:r>
-          </w:p>
-        </w:tc>
-        <w:tc>
-          <w:tcPr>
-            <w:tcW w:type="dxa" w:w="2466"/>
-            <w:tcBorders>
-              <w:top w:val="single" w:color="B0C8E0" w:sz="1"/>
-              <w:left w:val="single" w:color="B0C8E0" w:sz="1"/>
-              <w:bottom w:val="single" w:color="B0C8E0" w:sz="1"/>
-              <w:right w:val="single" w:color="B0C8E0" w:sz="1"/>
-            </w:tcBorders>
-            <w:shd w:fill="EEF4FB" w:val="clear"/>
-            <w:tcMar>
-              <w:top w:type="dxa" w:w="80"/>
-              <w:left w:type="dxa" w:w="100"/>
-              <w:bottom w:type="dxa" w:w="80"/>
-              <w:right w:type="dxa" w:w="100"/>
-            </w:tcMar>
-          </w:tcPr>
-          <w:p>
-            <w:r>
-              <w:rPr>
-                <w:rFonts w:ascii="Arial" w:cs="Arial" w:eastAsia="Arial" w:hAnsi="Arial"/>
-                <w:b w:val="false"/>
-                <w:bCs w:val="false"/>
-                <w:sz w:val="18"/>
-                <w:szCs w:val="18"/>
-              </w:rPr>
-              <w:t xml:space="preserve">Sobreexpresada</w:t>
-            </w:r>
-          </w:p>
-        </w:tc>
-      </w:tr>
-      <w:tr>
-        <w:tc>
-          <w:tcPr>
-            <w:tcW w:type="dxa" w:w="1800"/>
-            <w:tcBorders>
-              <w:top w:val="single" w:color="B0C8E0" w:sz="1"/>
-              <w:left w:val="single" w:color="B0C8E0" w:sz="1"/>
-              <w:bottom w:val="single" w:color="B0C8E0" w:sz="1"/>
-              <w:right w:val="single" w:color="B0C8E0" w:sz="1"/>
-            </w:tcBorders>
-            <w:shd w:fill="FFFFFF" w:val="clear"/>
-            <w:tcMar>
-              <w:top w:type="dxa" w:w="80"/>
-              <w:left w:type="dxa" w:w="100"/>
-              <w:bottom w:type="dxa" w:w="80"/>
-              <w:right w:type="dxa" w:w="100"/>
-            </w:tcMar>
-          </w:tcPr>
-          <w:p>
-            <w:r>
-              <w:rPr>
-                <w:rFonts w:ascii="Arial" w:cs="Arial" w:eastAsia="Arial" w:hAnsi="Arial"/>
-                <w:b w:val="false"/>
-                <w:bCs w:val="false"/>
-                <w:sz w:val="18"/>
-                <w:szCs w:val="18"/>
-              </w:rPr>
-              <w:t xml:space="preserve">ISG15</w:t>
-            </w:r>
-          </w:p>
-        </w:tc>
-        <w:tc>
-          <w:tcPr>
-            <w:tcW w:type="dxa" w:w="1600"/>
-            <w:tcBorders>
-              <w:top w:val="single" w:color="B0C8E0" w:sz="1"/>
-              <w:left w:val="single" w:color="B0C8E0" w:sz="1"/>
-              <w:bottom w:val="single" w:color="B0C8E0" w:sz="1"/>
-              <w:right w:val="single" w:color="B0C8E0" w:sz="1"/>
-            </w:tcBorders>
-            <w:shd w:fill="FFFFFF" w:val="clear"/>
-            <w:tcMar>
-              <w:top w:type="dxa" w:w="80"/>
-              <w:left w:type="dxa" w:w="100"/>
-              <w:bottom w:type="dxa" w:w="80"/>
-              <w:right w:type="dxa" w:w="100"/>
-            </w:tcMar>
-          </w:tcPr>
-          <w:p>
-            <w:r>
-              <w:rPr>
-                <w:rFonts w:ascii="Arial" w:cs="Arial" w:eastAsia="Arial" w:hAnsi="Arial"/>
-                <w:b w:val="false"/>
-                <w:bCs w:val="false"/>
-                <w:sz w:val="18"/>
-                <w:szCs w:val="18"/>
-              </w:rPr>
-              <w:t xml:space="preserve">P05161</w:t>
-            </w:r>
-          </w:p>
-        </w:tc>
-        <w:tc>
-          <w:tcPr>
-            <w:tcW w:type="dxa" w:w="1400"/>
-            <w:tcBorders>
-              <w:top w:val="single" w:color="B0C8E0" w:sz="1"/>
-              <w:left w:val="single" w:color="B0C8E0" w:sz="1"/>
-              <w:bottom w:val="single" w:color="B0C8E0" w:sz="1"/>
-              <w:right w:val="single" w:color="B0C8E0" w:sz="1"/>
-            </w:tcBorders>
-            <w:shd w:fill="FFFFFF" w:val="clear"/>
-            <w:tcMar>
-              <w:top w:type="dxa" w:w="80"/>
-              <w:left w:type="dxa" w:w="100"/>
-              <w:bottom w:type="dxa" w:w="80"/>
-              <w:right w:type="dxa" w:w="100"/>
-            </w:tcMar>
-          </w:tcPr>
-          <w:p>
-            <w:r>
-              <w:rPr>
-                <w:rFonts w:ascii="Arial" w:cs="Arial" w:eastAsia="Arial" w:hAnsi="Arial"/>
-                <w:b w:val="false"/>
-                <w:bCs w:val="false"/>
-                <w:sz w:val="18"/>
-                <w:szCs w:val="18"/>
-              </w:rPr>
-              <w:t xml:space="preserve">2.844</w:t>
-            </w:r>
-          </w:p>
-        </w:tc>
-        <w:tc>
-          <w:tcPr>
-            <w:tcW w:type="dxa" w:w="1600"/>
-            <w:tcBorders>
-              <w:top w:val="single" w:color="B0C8E0" w:sz="1"/>
-              <w:left w:val="single" w:color="B0C8E0" w:sz="1"/>
-              <w:bottom w:val="single" w:color="B0C8E0" w:sz="1"/>
-              <w:right w:val="single" w:color="B0C8E0" w:sz="1"/>
-            </w:tcBorders>
-            <w:shd w:fill="FFFFFF" w:val="clear"/>
-            <w:tcMar>
-              <w:top w:type="dxa" w:w="80"/>
-              <w:left w:type="dxa" w:w="100"/>
-              <w:bottom w:type="dxa" w:w="80"/>
-              <w:right w:type="dxa" w:w="100"/>
-            </w:tcMar>
-          </w:tcPr>
-          <w:p>
-            <w:r>
-              <w:rPr>
-                <w:rFonts w:ascii="Arial" w:cs="Arial" w:eastAsia="Arial" w:hAnsi="Arial"/>
-                <w:b w:val="false"/>
-                <w:bCs w:val="false"/>
-                <w:sz w:val="18"/>
-                <w:szCs w:val="18"/>
-              </w:rPr>
-              <w:t xml:space="preserve">0.00183</w:t>
-            </w:r>
-          </w:p>
-        </w:tc>
-        <w:tc>
-          <w:tcPr>
-            <w:tcW w:type="dxa" w:w="2466"/>
-            <w:tcBorders>
-              <w:top w:val="single" w:color="B0C8E0" w:sz="1"/>
-              <w:left w:val="single" w:color="B0C8E0" w:sz="1"/>
-              <w:bottom w:val="single" w:color="B0C8E0" w:sz="1"/>
-              <w:right w:val="single" w:color="B0C8E0" w:sz="1"/>
-            </w:tcBorders>
-            <w:shd w:fill="FFFFFF" w:val="clear"/>
-            <w:tcMar>
-              <w:top w:type="dxa" w:w="80"/>
-              <w:left w:type="dxa" w:w="100"/>
-              <w:bottom w:type="dxa" w:w="80"/>
-              <w:right w:type="dxa" w:w="100"/>
-            </w:tcMar>
-          </w:tcPr>
-          <w:p>
-            <w:r>
-              <w:rPr>
-                <w:rFonts w:ascii="Arial" w:cs="Arial" w:eastAsia="Arial" w:hAnsi="Arial"/>
-                <w:b w:val="false"/>
-                <w:bCs w:val="false"/>
-                <w:sz w:val="18"/>
-                <w:szCs w:val="18"/>
-              </w:rPr>
-              <w:t xml:space="preserve">Sobreexpresada</w:t>
-            </w:r>
-          </w:p>
-        </w:tc>
-      </w:tr>
-      <w:tr>
-        <w:tc>
-          <w:tcPr>
-            <w:tcW w:type="dxa" w:w="1800"/>
-            <w:tcBorders>
-              <w:top w:val="single" w:color="B0C8E0" w:sz="1"/>
-              <w:left w:val="single" w:color="B0C8E0" w:sz="1"/>
-              <w:bottom w:val="single" w:color="B0C8E0" w:sz="1"/>
-              <w:right w:val="single" w:color="B0C8E0" w:sz="1"/>
-            </w:tcBorders>
-            <w:shd w:fill="EEF4FB" w:val="clear"/>
-            <w:tcMar>
-              <w:top w:type="dxa" w:w="80"/>
-              <w:left w:type="dxa" w:w="100"/>
-              <w:bottom w:type="dxa" w:w="80"/>
-              <w:right w:type="dxa" w:w="100"/>
-            </w:tcMar>
-          </w:tcPr>
-          <w:p>
-            <w:r>
-              <w:rPr>
-                <w:rFonts w:ascii="Arial" w:cs="Arial" w:eastAsia="Arial" w:hAnsi="Arial"/>
-                <w:b w:val="false"/>
-                <w:bCs w:val="false"/>
-                <w:sz w:val="18"/>
-                <w:szCs w:val="18"/>
-              </w:rPr>
-              <w:t xml:space="preserve">FRRS1</w:t>
-            </w:r>
-          </w:p>
-        </w:tc>
-        <w:tc>
-          <w:tcPr>
-            <w:tcW w:type="dxa" w:w="1600"/>
-            <w:tcBorders>
-              <w:top w:val="single" w:color="B0C8E0" w:sz="1"/>
-              <w:left w:val="single" w:color="B0C8E0" w:sz="1"/>
-              <w:bottom w:val="single" w:color="B0C8E0" w:sz="1"/>
-              <w:right w:val="single" w:color="B0C8E0" w:sz="1"/>
-            </w:tcBorders>
-            <w:shd w:fill="EEF4FB" w:val="clear"/>
-            <w:tcMar>
-              <w:top w:type="dxa" w:w="80"/>
-              <w:left w:type="dxa" w:w="100"/>
-              <w:bottom w:type="dxa" w:w="80"/>
-              <w:right w:type="dxa" w:w="100"/>
-            </w:tcMar>
-          </w:tcPr>
-          <w:p>
-            <w:r>
-              <w:rPr>
-                <w:rFonts w:ascii="Arial" w:cs="Arial" w:eastAsia="Arial" w:hAnsi="Arial"/>
-                <w:b w:val="false"/>
-                <w:bCs w:val="false"/>
-                <w:sz w:val="18"/>
-                <w:szCs w:val="18"/>
-              </w:rPr>
-              <w:t xml:space="preserve">Q6ZNA5</w:t>
-            </w:r>
-          </w:p>
-        </w:tc>
-        <w:tc>
-          <w:tcPr>
-            <w:tcW w:type="dxa" w:w="1400"/>
-            <w:tcBorders>
-              <w:top w:val="single" w:color="B0C8E0" w:sz="1"/>
-              <w:left w:val="single" w:color="B0C8E0" w:sz="1"/>
-              <w:bottom w:val="single" w:color="B0C8E0" w:sz="1"/>
-              <w:right w:val="single" w:color="B0C8E0" w:sz="1"/>
-            </w:tcBorders>
-            <w:shd w:fill="EEF4FB" w:val="clear"/>
-            <w:tcMar>
-              <w:top w:type="dxa" w:w="80"/>
-              <w:left w:type="dxa" w:w="100"/>
-              <w:bottom w:type="dxa" w:w="80"/>
-              <w:right w:type="dxa" w:w="100"/>
-            </w:tcMar>
-          </w:tcPr>
-          <w:p>
-            <w:r>
-              <w:rPr>
-                <w:rFonts w:ascii="Arial" w:cs="Arial" w:eastAsia="Arial" w:hAnsi="Arial"/>
-                <w:b w:val="false"/>
-                <w:bCs w:val="false"/>
-                <w:sz w:val="18"/>
-                <w:szCs w:val="18"/>
-              </w:rPr>
-              <w:t xml:space="preserve">2.837</w:t>
-            </w:r>
-          </w:p>
-        </w:tc>
-        <w:tc>
-          <w:tcPr>
-            <w:tcW w:type="dxa" w:w="1600"/>
-            <w:tcBorders>
-              <w:top w:val="single" w:color="B0C8E0" w:sz="1"/>
-              <w:left w:val="single" w:color="B0C8E0" w:sz="1"/>
-              <w:bottom w:val="single" w:color="B0C8E0" w:sz="1"/>
-              <w:right w:val="single" w:color="B0C8E0" w:sz="1"/>
-            </w:tcBorders>
-            <w:shd w:fill="EEF4FB" w:val="clear"/>
-            <w:tcMar>
-              <w:top w:type="dxa" w:w="80"/>
-              <w:left w:type="dxa" w:w="100"/>
-              <w:bottom w:type="dxa" w:w="80"/>
-              <w:right w:type="dxa" w:w="100"/>
-            </w:tcMar>
-          </w:tcPr>
-          <w:p>
-            <w:r>
-              <w:rPr>
-                <w:rFonts w:ascii="Arial" w:cs="Arial" w:eastAsia="Arial" w:hAnsi="Arial"/>
-                <w:b w:val="false"/>
-                <w:bCs w:val="false"/>
-                <w:sz w:val="18"/>
-                <w:szCs w:val="18"/>
-              </w:rPr>
-              <w:t xml:space="preserve">0.00861</w:t>
-            </w:r>
-          </w:p>
-        </w:tc>
-        <w:tc>
-          <w:tcPr>
-            <w:tcW w:type="dxa" w:w="2466"/>
-            <w:tcBorders>
-              <w:top w:val="single" w:color="B0C8E0" w:sz="1"/>
-              <w:left w:val="single" w:color="B0C8E0" w:sz="1"/>
-              <w:bottom w:val="single" w:color="B0C8E0" w:sz="1"/>
-              <w:right w:val="single" w:color="B0C8E0" w:sz="1"/>
-            </w:tcBorders>
-            <w:shd w:fill="EEF4FB" w:val="clear"/>
-            <w:tcMar>
-              <w:top w:type="dxa" w:w="80"/>
-              <w:left w:type="dxa" w:w="100"/>
-              <w:bottom w:type="dxa" w:w="80"/>
-              <w:right w:type="dxa" w:w="100"/>
-            </w:tcMar>
-          </w:tcPr>
-          <w:p>
-            <w:r>
-              <w:rPr>
-                <w:rFonts w:ascii="Arial" w:cs="Arial" w:eastAsia="Arial" w:hAnsi="Arial"/>
-                <w:b w:val="false"/>
-                <w:bCs w:val="false"/>
-                <w:sz w:val="18"/>
-                <w:szCs w:val="18"/>
-              </w:rPr>
-              <w:t xml:space="preserve">Sobreexpresada</w:t>
-            </w:r>
-          </w:p>
-        </w:tc>
-      </w:tr>
-      <w:tr>
-        <w:tc>
-          <w:tcPr>
-            <w:tcW w:type="dxa" w:w="1800"/>
-            <w:tcBorders>
-              <w:top w:val="single" w:color="B0C8E0" w:sz="1"/>
-              <w:left w:val="single" w:color="B0C8E0" w:sz="1"/>
-              <w:bottom w:val="single" w:color="B0C8E0" w:sz="1"/>
-              <w:right w:val="single" w:color="B0C8E0" w:sz="1"/>
-            </w:tcBorders>
-            <w:shd w:fill="FFFFFF" w:val="clear"/>
-            <w:tcMar>
-              <w:top w:type="dxa" w:w="80"/>
-              <w:left w:type="dxa" w:w="100"/>
-              <w:bottom w:type="dxa" w:w="80"/>
-              <w:right w:type="dxa" w:w="100"/>
-            </w:tcMar>
-          </w:tcPr>
-          <w:p>
-            <w:r>
-              <w:rPr>
-                <w:rFonts w:ascii="Arial" w:cs="Arial" w:eastAsia="Arial" w:hAnsi="Arial"/>
-                <w:b w:val="false"/>
-                <w:bCs w:val="false"/>
-                <w:sz w:val="18"/>
-                <w:szCs w:val="18"/>
-              </w:rPr>
-              <w:t xml:space="preserve">RNASE2</w:t>
-            </w:r>
-          </w:p>
-        </w:tc>
-        <w:tc>
-          <w:tcPr>
-            <w:tcW w:type="dxa" w:w="1600"/>
-            <w:tcBorders>
-              <w:top w:val="single" w:color="B0C8E0" w:sz="1"/>
-              <w:left w:val="single" w:color="B0C8E0" w:sz="1"/>
-              <w:bottom w:val="single" w:color="B0C8E0" w:sz="1"/>
-              <w:right w:val="single" w:color="B0C8E0" w:sz="1"/>
-            </w:tcBorders>
-            <w:shd w:fill="FFFFFF" w:val="clear"/>
-            <w:tcMar>
-              <w:top w:type="dxa" w:w="80"/>
-              <w:left w:type="dxa" w:w="100"/>
-              <w:bottom w:type="dxa" w:w="80"/>
-              <w:right w:type="dxa" w:w="100"/>
-            </w:tcMar>
-          </w:tcPr>
-          <w:p>
-            <w:r>
-              <w:rPr>
-                <w:rFonts w:ascii="Arial" w:cs="Arial" w:eastAsia="Arial" w:hAnsi="Arial"/>
-                <w:b w:val="false"/>
-                <w:bCs w:val="false"/>
-                <w:sz w:val="18"/>
-                <w:szCs w:val="18"/>
-              </w:rPr>
-              <w:t xml:space="preserve">P10153</w:t>
-            </w:r>
-          </w:p>
-        </w:tc>
-        <w:tc>
-          <w:tcPr>
-            <w:tcW w:type="dxa" w:w="1400"/>
-            <w:tcBorders>
-              <w:top w:val="single" w:color="B0C8E0" w:sz="1"/>
-              <w:left w:val="single" w:color="B0C8E0" w:sz="1"/>
-              <w:bottom w:val="single" w:color="B0C8E0" w:sz="1"/>
-              <w:right w:val="single" w:color="B0C8E0" w:sz="1"/>
-            </w:tcBorders>
-            <w:shd w:fill="FFFFFF" w:val="clear"/>
-            <w:tcMar>
-              <w:top w:type="dxa" w:w="80"/>
-              <w:left w:type="dxa" w:w="100"/>
-              <w:bottom w:type="dxa" w:w="80"/>
-              <w:right w:type="dxa" w:w="100"/>
-            </w:tcMar>
-          </w:tcPr>
-          <w:p>
-            <w:r>
-              <w:rPr>
-                <w:rFonts w:ascii="Arial" w:cs="Arial" w:eastAsia="Arial" w:hAnsi="Arial"/>
-                <w:b w:val="false"/>
-                <w:bCs w:val="false"/>
-                <w:sz w:val="18"/>
-                <w:szCs w:val="18"/>
-              </w:rPr>
-              <w:t xml:space="preserve">2.836</w:t>
-            </w:r>
-          </w:p>
-        </w:tc>
-        <w:tc>
-          <w:tcPr>
-            <w:tcW w:type="dxa" w:w="1600"/>
-            <w:tcBorders>
-              <w:top w:val="single" w:color="B0C8E0" w:sz="1"/>
-              <w:left w:val="single" w:color="B0C8E0" w:sz="1"/>
-              <w:bottom w:val="single" w:color="B0C8E0" w:sz="1"/>
-              <w:right w:val="single" w:color="B0C8E0" w:sz="1"/>
-            </w:tcBorders>
-            <w:shd w:fill="FFFFFF" w:val="clear"/>
-            <w:tcMar>
-              <w:top w:type="dxa" w:w="80"/>
-              <w:left w:type="dxa" w:w="100"/>
-              <w:bottom w:type="dxa" w:w="80"/>
-              <w:right w:type="dxa" w:w="100"/>
-            </w:tcMar>
-          </w:tcPr>
-          <w:p>
-            <w:r>
-              <w:rPr>
-                <w:rFonts w:ascii="Arial" w:cs="Arial" w:eastAsia="Arial" w:hAnsi="Arial"/>
-                <w:b w:val="false"/>
-                <w:bCs w:val="false"/>
-                <w:sz w:val="18"/>
-                <w:szCs w:val="18"/>
-              </w:rPr>
-              <w:t xml:space="preserve">0.0169</w:t>
-            </w:r>
-          </w:p>
-        </w:tc>
-        <w:tc>
-          <w:tcPr>
-            <w:tcW w:type="dxa" w:w="2466"/>
-            <w:tcBorders>
-              <w:top w:val="single" w:color="B0C8E0" w:sz="1"/>
-              <w:left w:val="single" w:color="B0C8E0" w:sz="1"/>
-              <w:bottom w:val="single" w:color="B0C8E0" w:sz="1"/>
-              <w:right w:val="single" w:color="B0C8E0" w:sz="1"/>
-            </w:tcBorders>
-            <w:shd w:fill="FFFFFF" w:val="clear"/>
-            <w:tcMar>
-              <w:top w:type="dxa" w:w="80"/>
-              <w:left w:type="dxa" w:w="100"/>
-              <w:bottom w:type="dxa" w:w="80"/>
-              <w:right w:type="dxa" w:w="100"/>
-            </w:tcMar>
-          </w:tcPr>
-          <w:p>
-            <w:r>
-              <w:rPr>
-                <w:rFonts w:ascii="Arial" w:cs="Arial" w:eastAsia="Arial" w:hAnsi="Arial"/>
-                <w:b w:val="false"/>
-                <w:bCs w:val="false"/>
-                <w:sz w:val="18"/>
-                <w:szCs w:val="18"/>
-              </w:rPr>
-              <w:t xml:space="preserve">Sobreexpresada</w:t>
-            </w:r>
-          </w:p>
-        </w:tc>
-      </w:tr>
-      <w:tr>
-        <w:tc>
-          <w:tcPr>
-            <w:tcW w:type="dxa" w:w="1800"/>
-            <w:tcBorders>
-              <w:top w:val="single" w:color="B0C8E0" w:sz="1"/>
-              <w:left w:val="single" w:color="B0C8E0" w:sz="1"/>
-              <w:bottom w:val="single" w:color="B0C8E0" w:sz="1"/>
-              <w:right w:val="single" w:color="B0C8E0" w:sz="1"/>
-            </w:tcBorders>
-            <w:shd w:fill="EEF4FB" w:val="clear"/>
-            <w:tcMar>
-              <w:top w:type="dxa" w:w="80"/>
-              <w:left w:type="dxa" w:w="100"/>
-              <w:bottom w:type="dxa" w:w="80"/>
-              <w:right w:type="dxa" w:w="100"/>
-            </w:tcMar>
-          </w:tcPr>
-          <w:p>
-            <w:r>
-              <w:rPr>
-                <w:rFonts w:ascii="Arial" w:cs="Arial" w:eastAsia="Arial" w:hAnsi="Arial"/>
-                <w:b w:val="false"/>
-                <w:bCs w:val="false"/>
-                <w:sz w:val="18"/>
-                <w:szCs w:val="18"/>
-              </w:rPr>
-              <w:t xml:space="preserve">COL4A1</w:t>
-            </w:r>
-          </w:p>
-        </w:tc>
-        <w:tc>
-          <w:tcPr>
-            <w:tcW w:type="dxa" w:w="1600"/>
-            <w:tcBorders>
-              <w:top w:val="single" w:color="B0C8E0" w:sz="1"/>
-              <w:left w:val="single" w:color="B0C8E0" w:sz="1"/>
-              <w:bottom w:val="single" w:color="B0C8E0" w:sz="1"/>
-              <w:right w:val="single" w:color="B0C8E0" w:sz="1"/>
-            </w:tcBorders>
-            <w:shd w:fill="EEF4FB" w:val="clear"/>
-            <w:tcMar>
-              <w:top w:type="dxa" w:w="80"/>
-              <w:left w:type="dxa" w:w="100"/>
-              <w:bottom w:type="dxa" w:w="80"/>
-              <w:right w:type="dxa" w:w="100"/>
-            </w:tcMar>
-          </w:tcPr>
-          <w:p>
-            <w:r>
-              <w:rPr>
-                <w:rFonts w:ascii="Arial" w:cs="Arial" w:eastAsia="Arial" w:hAnsi="Arial"/>
-                <w:b w:val="false"/>
-                <w:bCs w:val="false"/>
-                <w:sz w:val="18"/>
-                <w:szCs w:val="18"/>
-              </w:rPr>
-              <w:t xml:space="preserve">P02462</w:t>
-            </w:r>
-          </w:p>
-        </w:tc>
-        <w:tc>
-          <w:tcPr>
-            <w:tcW w:type="dxa" w:w="1400"/>
-            <w:tcBorders>
-              <w:top w:val="single" w:color="B0C8E0" w:sz="1"/>
-              <w:left w:val="single" w:color="B0C8E0" w:sz="1"/>
-              <w:bottom w:val="single" w:color="B0C8E0" w:sz="1"/>
-              <w:right w:val="single" w:color="B0C8E0" w:sz="1"/>
-            </w:tcBorders>
-            <w:shd w:fill="EEF4FB" w:val="clear"/>
-            <w:tcMar>
-              <w:top w:type="dxa" w:w="80"/>
-              <w:left w:type="dxa" w:w="100"/>
-              <w:bottom w:type="dxa" w:w="80"/>
-              <w:right w:type="dxa" w:w="100"/>
-            </w:tcMar>
-          </w:tcPr>
-          <w:p>
-            <w:r>
-              <w:rPr>
-                <w:rFonts w:ascii="Arial" w:cs="Arial" w:eastAsia="Arial" w:hAnsi="Arial"/>
-                <w:b w:val="false"/>
-                <w:bCs w:val="false"/>
-                <w:sz w:val="18"/>
-                <w:szCs w:val="18"/>
-              </w:rPr>
-              <w:t xml:space="preserve">2.658</w:t>
-            </w:r>
-          </w:p>
-        </w:tc>
-        <w:tc>
-          <w:tcPr>
-            <w:tcW w:type="dxa" w:w="1600"/>
-            <w:tcBorders>
-              <w:top w:val="single" w:color="B0C8E0" w:sz="1"/>
-              <w:left w:val="single" w:color="B0C8E0" w:sz="1"/>
-              <w:bottom w:val="single" w:color="B0C8E0" w:sz="1"/>
-              <w:right w:val="single" w:color="B0C8E0" w:sz="1"/>
-            </w:tcBorders>
-            <w:shd w:fill="EEF4FB" w:val="clear"/>
-            <w:tcMar>
-              <w:top w:type="dxa" w:w="80"/>
-              <w:left w:type="dxa" w:w="100"/>
-              <w:bottom w:type="dxa" w:w="80"/>
-              <w:right w:type="dxa" w:w="100"/>
-            </w:tcMar>
-          </w:tcPr>
-          <w:p>
-            <w:r>
-              <w:rPr>
-                <w:rFonts w:ascii="Arial" w:cs="Arial" w:eastAsia="Arial" w:hAnsi="Arial"/>
-                <w:b w:val="false"/>
-                <w:bCs w:val="false"/>
-                <w:sz w:val="18"/>
-                <w:szCs w:val="18"/>
-              </w:rPr>
-              <w:t xml:space="preserve">0.00174</w:t>
-            </w:r>
-          </w:p>
-        </w:tc>
-        <w:tc>
-          <w:tcPr>
-            <w:tcW w:type="dxa" w:w="2466"/>
-            <w:tcBorders>
-              <w:top w:val="single" w:color="B0C8E0" w:sz="1"/>
-              <w:left w:val="single" w:color="B0C8E0" w:sz="1"/>
-              <w:bottom w:val="single" w:color="B0C8E0" w:sz="1"/>
-              <w:right w:val="single" w:color="B0C8E0" w:sz="1"/>
-            </w:tcBorders>
-            <w:shd w:fill="EEF4FB" w:val="clear"/>
-            <w:tcMar>
-              <w:top w:type="dxa" w:w="80"/>
-              <w:left w:type="dxa" w:w="100"/>
-              <w:bottom w:type="dxa" w:w="80"/>
-              <w:right w:type="dxa" w:w="100"/>
-            </w:tcMar>
-          </w:tcPr>
-          <w:p>
-            <w:r>
-              <w:rPr>
-                <w:rFonts w:ascii="Arial" w:cs="Arial" w:eastAsia="Arial" w:hAnsi="Arial"/>
-                <w:b w:val="false"/>
-                <w:bCs w:val="false"/>
-                <w:sz w:val="18"/>
-                <w:szCs w:val="18"/>
-              </w:rPr>
-              <w:t xml:space="preserve">Sobreexpresada</w:t>
-            </w:r>
-          </w:p>
-        </w:tc>
-      </w:tr>
-      <w:tr>
-        <w:tc>
-          <w:tcPr>
-            <w:tcW w:type="dxa" w:w="1800"/>
-            <w:tcBorders>
-              <w:top w:val="single" w:color="B0C8E0" w:sz="1"/>
-              <w:left w:val="single" w:color="B0C8E0" w:sz="1"/>
-              <w:bottom w:val="single" w:color="B0C8E0" w:sz="1"/>
-              <w:right w:val="single" w:color="B0C8E0" w:sz="1"/>
-            </w:tcBorders>
-            <w:shd w:fill="FFFFFF" w:val="clear"/>
-            <w:tcMar>
-              <w:top w:type="dxa" w:w="80"/>
-              <w:left w:type="dxa" w:w="100"/>
-              <w:bottom w:type="dxa" w:w="80"/>
-              <w:right w:type="dxa" w:w="100"/>
-            </w:tcMar>
-          </w:tcPr>
-          <w:p>
-            <w:r>
-              <w:rPr>
-                <w:rFonts w:ascii="Arial" w:cs="Arial" w:eastAsia="Arial" w:hAnsi="Arial"/>
-                <w:b w:val="false"/>
-                <w:bCs w:val="false"/>
-                <w:sz w:val="18"/>
-                <w:szCs w:val="18"/>
-              </w:rPr>
-              <w:t xml:space="preserve">LSM7</w:t>
-            </w:r>
-          </w:p>
-        </w:tc>
-        <w:tc>
-          <w:tcPr>
-            <w:tcW w:type="dxa" w:w="1600"/>
-            <w:tcBorders>
-              <w:top w:val="single" w:color="B0C8E0" w:sz="1"/>
-              <w:left w:val="single" w:color="B0C8E0" w:sz="1"/>
-              <w:bottom w:val="single" w:color="B0C8E0" w:sz="1"/>
-              <w:right w:val="single" w:color="B0C8E0" w:sz="1"/>
-            </w:tcBorders>
-            <w:shd w:fill="FFFFFF" w:val="clear"/>
-            <w:tcMar>
-              <w:top w:type="dxa" w:w="80"/>
-              <w:left w:type="dxa" w:w="100"/>
-              <w:bottom w:type="dxa" w:w="80"/>
-              <w:right w:type="dxa" w:w="100"/>
-            </w:tcMar>
-          </w:tcPr>
-          <w:p>
-            <w:r>
-              <w:rPr>
-                <w:rFonts w:ascii="Arial" w:cs="Arial" w:eastAsia="Arial" w:hAnsi="Arial"/>
-                <w:b w:val="false"/>
-                <w:bCs w:val="false"/>
-                <w:sz w:val="18"/>
-                <w:szCs w:val="18"/>
-              </w:rPr>
-              <w:t xml:space="preserve">Q9UK45</w:t>
-            </w:r>
-          </w:p>
-        </w:tc>
-        <w:tc>
-          <w:tcPr>
-            <w:tcW w:type="dxa" w:w="1400"/>
-            <w:tcBorders>
-              <w:top w:val="single" w:color="B0C8E0" w:sz="1"/>
-              <w:left w:val="single" w:color="B0C8E0" w:sz="1"/>
-              <w:bottom w:val="single" w:color="B0C8E0" w:sz="1"/>
-              <w:right w:val="single" w:color="B0C8E0" w:sz="1"/>
-            </w:tcBorders>
-            <w:shd w:fill="FFFFFF" w:val="clear"/>
-            <w:tcMar>
-              <w:top w:type="dxa" w:w="80"/>
-              <w:left w:type="dxa" w:w="100"/>
-              <w:bottom w:type="dxa" w:w="80"/>
-              <w:right w:type="dxa" w:w="100"/>
-            </w:tcMar>
-          </w:tcPr>
-          <w:p>
-            <w:r>
-              <w:rPr>
-                <w:rFonts w:ascii="Arial" w:cs="Arial" w:eastAsia="Arial" w:hAnsi="Arial"/>
-                <w:b w:val="false"/>
-                <w:bCs w:val="false"/>
-                <w:sz w:val="18"/>
-                <w:szCs w:val="18"/>
-              </w:rPr>
-              <w:t xml:space="preserve">2.653</w:t>
-            </w:r>
-          </w:p>
-        </w:tc>
-        <w:tc>
-          <w:tcPr>
-            <w:tcW w:type="dxa" w:w="1600"/>
-            <w:tcBorders>
-              <w:top w:val="single" w:color="B0C8E0" w:sz="1"/>
-              <w:left w:val="single" w:color="B0C8E0" w:sz="1"/>
-              <w:bottom w:val="single" w:color="B0C8E0" w:sz="1"/>
-              <w:right w:val="single" w:color="B0C8E0" w:sz="1"/>
-            </w:tcBorders>
-            <w:shd w:fill="FFFFFF" w:val="clear"/>
-            <w:tcMar>
-              <w:top w:type="dxa" w:w="80"/>
-              <w:left w:type="dxa" w:w="100"/>
-              <w:bottom w:type="dxa" w:w="80"/>
-              <w:right w:type="dxa" w:w="100"/>
-            </w:tcMar>
-          </w:tcPr>
-          <w:p>
-            <w:r>
-              <w:rPr>
-                <w:rFonts w:ascii="Arial" w:cs="Arial" w:eastAsia="Arial" w:hAnsi="Arial"/>
-                <w:b w:val="false"/>
-                <w:bCs w:val="false"/>
-                <w:sz w:val="18"/>
-                <w:szCs w:val="18"/>
-              </w:rPr>
-              <w:t xml:space="preserve">0.00755</w:t>
-            </w:r>
-          </w:p>
-        </w:tc>
-        <w:tc>
-          <w:tcPr>
-            <w:tcW w:type="dxa" w:w="2466"/>
-            <w:tcBorders>
-              <w:top w:val="single" w:color="B0C8E0" w:sz="1"/>
-              <w:left w:val="single" w:color="B0C8E0" w:sz="1"/>
-              <w:bottom w:val="single" w:color="B0C8E0" w:sz="1"/>
-              <w:right w:val="single" w:color="B0C8E0" w:sz="1"/>
-            </w:tcBorders>
-            <w:shd w:fill="FFFFFF" w:val="clear"/>
-            <w:tcMar>
-              <w:top w:type="dxa" w:w="80"/>
-              <w:left w:type="dxa" w:w="100"/>
-              <w:bottom w:type="dxa" w:w="80"/>
-              <w:right w:type="dxa" w:w="100"/>
-            </w:tcMar>
-          </w:tcPr>
-          <w:p>
-            <w:r>
-              <w:rPr>
-                <w:rFonts w:ascii="Arial" w:cs="Arial" w:eastAsia="Arial" w:hAnsi="Arial"/>
-                <w:b w:val="false"/>
-                <w:bCs w:val="false"/>
-                <w:sz w:val="18"/>
-                <w:szCs w:val="18"/>
-              </w:rPr>
-              <w:t xml:space="preserve">Sobreexpresada</w:t>
-            </w:r>
-          </w:p>
-        </w:tc>
-      </w:tr>
-      <w:tr>
-        <w:tc>
-          <w:tcPr>
-            <w:tcW w:type="dxa" w:w="1800"/>
-            <w:tcBorders>
-              <w:top w:val="single" w:color="B0C8E0" w:sz="1"/>
-              <w:left w:val="single" w:color="B0C8E0" w:sz="1"/>
-              <w:bottom w:val="single" w:color="B0C8E0" w:sz="1"/>
-              <w:right w:val="single" w:color="B0C8E0" w:sz="1"/>
-            </w:tcBorders>
-            <w:shd w:fill="EEF4FB" w:val="clear"/>
-            <w:tcMar>
-              <w:top w:type="dxa" w:w="80"/>
-              <w:left w:type="dxa" w:w="100"/>
-              <w:bottom w:type="dxa" w:w="80"/>
-              <w:right w:type="dxa" w:w="100"/>
-            </w:tcMar>
-          </w:tcPr>
-          <w:p>
-            <w:r>
-              <w:rPr>
-                <w:rFonts w:ascii="Arial" w:cs="Arial" w:eastAsia="Arial" w:hAnsi="Arial"/>
-                <w:b w:val="false"/>
-                <w:bCs w:val="false"/>
-                <w:sz w:val="18"/>
-                <w:szCs w:val="18"/>
-              </w:rPr>
-              <w:t xml:space="preserve">STARD5</w:t>
-            </w:r>
-          </w:p>
-        </w:tc>
-        <w:tc>
-          <w:tcPr>
-            <w:tcW w:type="dxa" w:w="1600"/>
-            <w:tcBorders>
-              <w:top w:val="single" w:color="B0C8E0" w:sz="1"/>
-              <w:left w:val="single" w:color="B0C8E0" w:sz="1"/>
-              <w:bottom w:val="single" w:color="B0C8E0" w:sz="1"/>
-              <w:right w:val="single" w:color="B0C8E0" w:sz="1"/>
-            </w:tcBorders>
-            <w:shd w:fill="EEF4FB" w:val="clear"/>
-            <w:tcMar>
-              <w:top w:type="dxa" w:w="80"/>
-              <w:left w:type="dxa" w:w="100"/>
-              <w:bottom w:type="dxa" w:w="80"/>
-              <w:right w:type="dxa" w:w="100"/>
-            </w:tcMar>
-          </w:tcPr>
-          <w:p>
-            <w:r>
-              <w:rPr>
-                <w:rFonts w:ascii="Arial" w:cs="Arial" w:eastAsia="Arial" w:hAnsi="Arial"/>
-                <w:b w:val="false"/>
-                <w:bCs w:val="false"/>
-                <w:sz w:val="18"/>
-                <w:szCs w:val="18"/>
-              </w:rPr>
-              <w:t xml:space="preserve">Q9NSY2</w:t>
-            </w:r>
-          </w:p>
-        </w:tc>
-        <w:tc>
-          <w:tcPr>
-            <w:tcW w:type="dxa" w:w="1400"/>
-            <w:tcBorders>
-              <w:top w:val="single" w:color="B0C8E0" w:sz="1"/>
-              <w:left w:val="single" w:color="B0C8E0" w:sz="1"/>
-              <w:bottom w:val="single" w:color="B0C8E0" w:sz="1"/>
-              <w:right w:val="single" w:color="B0C8E0" w:sz="1"/>
-            </w:tcBorders>
-            <w:shd w:fill="EEF4FB" w:val="clear"/>
-            <w:tcMar>
-              <w:top w:type="dxa" w:w="80"/>
-              <w:left w:type="dxa" w:w="100"/>
-              <w:bottom w:type="dxa" w:w="80"/>
-              <w:right w:type="dxa" w:w="100"/>
-            </w:tcMar>
-          </w:tcPr>
-          <w:p>
-            <w:r>
-              <w:rPr>
-                <w:rFonts w:ascii="Arial" w:cs="Arial" w:eastAsia="Arial" w:hAnsi="Arial"/>
-                <w:b w:val="false"/>
-                <w:bCs w:val="false"/>
-                <w:sz w:val="18"/>
-                <w:szCs w:val="18"/>
-              </w:rPr>
-              <w:t xml:space="preserve">2.646</w:t>
-            </w:r>
-          </w:p>
-        </w:tc>
-        <w:tc>
-          <w:tcPr>
-            <w:tcW w:type="dxa" w:w="1600"/>
-            <w:tcBorders>
-              <w:top w:val="single" w:color="B0C8E0" w:sz="1"/>
-              <w:left w:val="single" w:color="B0C8E0" w:sz="1"/>
-              <w:bottom w:val="single" w:color="B0C8E0" w:sz="1"/>
-              <w:right w:val="single" w:color="B0C8E0" w:sz="1"/>
-            </w:tcBorders>
-            <w:shd w:fill="EEF4FB" w:val="clear"/>
-            <w:tcMar>
-              <w:top w:type="dxa" w:w="80"/>
-              <w:left w:type="dxa" w:w="100"/>
-              <w:bottom w:type="dxa" w:w="80"/>
-              <w:right w:type="dxa" w:w="100"/>
-            </w:tcMar>
-          </w:tcPr>
-          <w:p>
-            <w:r>
-              <w:rPr>
-                <w:rFonts w:ascii="Arial" w:cs="Arial" w:eastAsia="Arial" w:hAnsi="Arial"/>
-                <w:b w:val="false"/>
-                <w:bCs w:val="false"/>
-                <w:sz w:val="18"/>
-                <w:szCs w:val="18"/>
-              </w:rPr>
-              <w:t xml:space="preserve">0.00483</w:t>
-            </w:r>
-          </w:p>
-        </w:tc>
-        <w:tc>
-          <w:tcPr>
-            <w:tcW w:type="dxa" w:w="2466"/>
-            <w:tcBorders>
-              <w:top w:val="single" w:color="B0C8E0" w:sz="1"/>
-              <w:left w:val="single" w:color="B0C8E0" w:sz="1"/>
-              <w:bottom w:val="single" w:color="B0C8E0" w:sz="1"/>
-              <w:right w:val="single" w:color="B0C8E0" w:sz="1"/>
-            </w:tcBorders>
-            <w:shd w:fill="EEF4FB" w:val="clear"/>
-            <w:tcMar>
-              <w:top w:type="dxa" w:w="80"/>
-              <w:left w:type="dxa" w:w="100"/>
-              <w:bottom w:type="dxa" w:w="80"/>
-              <w:right w:type="dxa" w:w="100"/>
-            </w:tcMar>
-          </w:tcPr>
-          <w:p>
-            <w:r>
-              <w:rPr>
-                <w:rFonts w:ascii="Arial" w:cs="Arial" w:eastAsia="Arial" w:hAnsi="Arial"/>
-                <w:b w:val="false"/>
-                <w:bCs w:val="false"/>
-                <w:sz w:val="18"/>
-                <w:szCs w:val="18"/>
-              </w:rPr>
-              <w:t xml:space="preserve">Sobreexpresada</w:t>
-            </w:r>
-          </w:p>
-        </w:tc>
-      </w:tr>
-      <w:tr>
-        <w:tc>
-          <w:tcPr>
-            <w:tcW w:type="dxa" w:w="1800"/>
-            <w:tcBorders>
-              <w:top w:val="single" w:color="B0C8E0" w:sz="1"/>
-              <w:left w:val="single" w:color="B0C8E0" w:sz="1"/>
-              <w:bottom w:val="single" w:color="B0C8E0" w:sz="1"/>
-              <w:right w:val="single" w:color="B0C8E0" w:sz="1"/>
-            </w:tcBorders>
-            <w:shd w:fill="FFFFFF" w:val="clear"/>
-            <w:tcMar>
-              <w:top w:type="dxa" w:w="80"/>
-              <w:left w:type="dxa" w:w="100"/>
-              <w:bottom w:type="dxa" w:w="80"/>
-              <w:right w:type="dxa" w:w="100"/>
-            </w:tcMar>
-          </w:tcPr>
-          <w:p>
-            <w:r>
-              <w:rPr>
-                <w:rFonts w:ascii="Arial" w:cs="Arial" w:eastAsia="Arial" w:hAnsi="Arial"/>
-                <w:b w:val="false"/>
-                <w:bCs w:val="false"/>
-                <w:sz w:val="18"/>
-                <w:szCs w:val="18"/>
-              </w:rPr>
-              <w:t xml:space="preserve">EIF2S3B</w:t>
-            </w:r>
-          </w:p>
-        </w:tc>
-        <w:tc>
-          <w:tcPr>
-            <w:tcW w:type="dxa" w:w="1600"/>
-            <w:tcBorders>
-              <w:top w:val="single" w:color="B0C8E0" w:sz="1"/>
-              <w:left w:val="single" w:color="B0C8E0" w:sz="1"/>
-              <w:bottom w:val="single" w:color="B0C8E0" w:sz="1"/>
-              <w:right w:val="single" w:color="B0C8E0" w:sz="1"/>
-            </w:tcBorders>
-            <w:shd w:fill="FFFFFF" w:val="clear"/>
-            <w:tcMar>
-              <w:top w:type="dxa" w:w="80"/>
-              <w:left w:type="dxa" w:w="100"/>
-              <w:bottom w:type="dxa" w:w="80"/>
-              <w:right w:type="dxa" w:w="100"/>
-            </w:tcMar>
-          </w:tcPr>
-          <w:p>
-            <w:r>
-              <w:rPr>
-                <w:rFonts w:ascii="Arial" w:cs="Arial" w:eastAsia="Arial" w:hAnsi="Arial"/>
-                <w:b w:val="false"/>
-                <w:bCs w:val="false"/>
-                <w:sz w:val="18"/>
-                <w:szCs w:val="18"/>
-              </w:rPr>
-              <w:t xml:space="preserve">Q2VIR3</w:t>
-            </w:r>
-          </w:p>
-        </w:tc>
-        <w:tc>
-          <w:tcPr>
-            <w:tcW w:type="dxa" w:w="1400"/>
-            <w:tcBorders>
-              <w:top w:val="single" w:color="B0C8E0" w:sz="1"/>
-              <w:left w:val="single" w:color="B0C8E0" w:sz="1"/>
-              <w:bottom w:val="single" w:color="B0C8E0" w:sz="1"/>
-              <w:right w:val="single" w:color="B0C8E0" w:sz="1"/>
-            </w:tcBorders>
-            <w:shd w:fill="FFFFFF" w:val="clear"/>
-            <w:tcMar>
-              <w:top w:type="dxa" w:w="80"/>
-              <w:left w:type="dxa" w:w="100"/>
-              <w:bottom w:type="dxa" w:w="80"/>
-              <w:right w:type="dxa" w:w="100"/>
-            </w:tcMar>
-          </w:tcPr>
-          <w:p>
-            <w:r>
-              <w:rPr>
-                <w:rFonts w:ascii="Arial" w:cs="Arial" w:eastAsia="Arial" w:hAnsi="Arial"/>
-                <w:b w:val="false"/>
-                <w:bCs w:val="false"/>
-                <w:sz w:val="18"/>
-                <w:szCs w:val="18"/>
-              </w:rPr>
-              <w:t xml:space="preserve">2.644</w:t>
-            </w:r>
-          </w:p>
-        </w:tc>
-        <w:tc>
-          <w:tcPr>
-            <w:tcW w:type="dxa" w:w="1600"/>
-            <w:tcBorders>
-              <w:top w:val="single" w:color="B0C8E0" w:sz="1"/>
-              <w:left w:val="single" w:color="B0C8E0" w:sz="1"/>
-              <w:bottom w:val="single" w:color="B0C8E0" w:sz="1"/>
-              <w:right w:val="single" w:color="B0C8E0" w:sz="1"/>
-            </w:tcBorders>
-            <w:shd w:fill="FFFFFF" w:val="clear"/>
-            <w:tcMar>
-              <w:top w:type="dxa" w:w="80"/>
-              <w:left w:type="dxa" w:w="100"/>
-              <w:bottom w:type="dxa" w:w="80"/>
-              <w:right w:type="dxa" w:w="100"/>
-            </w:tcMar>
-          </w:tcPr>
-          <w:p>
-            <w:r>
-              <w:rPr>
-                <w:rFonts w:ascii="Arial" w:cs="Arial" w:eastAsia="Arial" w:hAnsi="Arial"/>
-                <w:b w:val="false"/>
-                <w:bCs w:val="false"/>
-                <w:sz w:val="18"/>
-                <w:szCs w:val="18"/>
-              </w:rPr>
-              <w:t xml:space="preserve">0.0128</w:t>
-            </w:r>
-          </w:p>
-        </w:tc>
-        <w:tc>
-          <w:tcPr>
-            <w:tcW w:type="dxa" w:w="2466"/>
-            <w:tcBorders>
-              <w:top w:val="single" w:color="B0C8E0" w:sz="1"/>
-              <w:left w:val="single" w:color="B0C8E0" w:sz="1"/>
-              <w:bottom w:val="single" w:color="B0C8E0" w:sz="1"/>
-              <w:right w:val="single" w:color="B0C8E0" w:sz="1"/>
-            </w:tcBorders>
-            <w:shd w:fill="FFFFFF" w:val="clear"/>
-            <w:tcMar>
-              <w:top w:type="dxa" w:w="80"/>
-              <w:left w:type="dxa" w:w="100"/>
-              <w:bottom w:type="dxa" w:w="80"/>
-              <w:right w:type="dxa" w:w="100"/>
-            </w:tcMar>
-          </w:tcPr>
-          <w:p>
-            <w:r>
-              <w:rPr>
-                <w:rFonts w:ascii="Arial" w:cs="Arial" w:eastAsia="Arial" w:hAnsi="Arial"/>
-                <w:b w:val="false"/>
-                <w:bCs w:val="false"/>
-                <w:sz w:val="18"/>
-                <w:szCs w:val="18"/>
-              </w:rPr>
-              <w:t xml:space="preserve">Sobreexpresada</w:t>
-            </w:r>
-          </w:p>
-        </w:tc>
-      </w:tr>
-      <w:tr>
-        <w:tc>
-          <w:tcPr>
-            <w:tcW w:type="dxa" w:w="1800"/>
-            <w:tcBorders>
-              <w:top w:val="single" w:color="B0C8E0" w:sz="1"/>
-              <w:left w:val="single" w:color="B0C8E0" w:sz="1"/>
-              <w:bottom w:val="single" w:color="B0C8E0" w:sz="1"/>
-              <w:right w:val="single" w:color="B0C8E0" w:sz="1"/>
-            </w:tcBorders>
-            <w:shd w:fill="EEF4FB" w:val="clear"/>
-            <w:tcMar>
-              <w:top w:type="dxa" w:w="80"/>
-              <w:left w:type="dxa" w:w="100"/>
-              <w:bottom w:type="dxa" w:w="80"/>
-              <w:right w:type="dxa" w:w="100"/>
-            </w:tcMar>
-          </w:tcPr>
-          <w:p>
-            <w:r>
-              <w:rPr>
-                <w:rFonts w:ascii="Arial" w:cs="Arial" w:eastAsia="Arial" w:hAnsi="Arial"/>
-                <w:b w:val="false"/>
-                <w:bCs w:val="false"/>
-                <w:sz w:val="18"/>
-                <w:szCs w:val="18"/>
-              </w:rPr>
-              <w:t xml:space="preserve">SUB1</w:t>
-            </w:r>
-          </w:p>
-        </w:tc>
-        <w:tc>
-          <w:tcPr>
-            <w:tcW w:type="dxa" w:w="1600"/>
-            <w:tcBorders>
-              <w:top w:val="single" w:color="B0C8E0" w:sz="1"/>
-              <w:left w:val="single" w:color="B0C8E0" w:sz="1"/>
-              <w:bottom w:val="single" w:color="B0C8E0" w:sz="1"/>
-              <w:right w:val="single" w:color="B0C8E0" w:sz="1"/>
-            </w:tcBorders>
-            <w:shd w:fill="EEF4FB" w:val="clear"/>
-            <w:tcMar>
-              <w:top w:type="dxa" w:w="80"/>
-              <w:left w:type="dxa" w:w="100"/>
-              <w:bottom w:type="dxa" w:w="80"/>
-              <w:right w:type="dxa" w:w="100"/>
-            </w:tcMar>
-          </w:tcPr>
-          <w:p>
-            <w:r>
-              <w:rPr>
-                <w:rFonts w:ascii="Arial" w:cs="Arial" w:eastAsia="Arial" w:hAnsi="Arial"/>
-                <w:b w:val="false"/>
-                <w:bCs w:val="false"/>
-                <w:sz w:val="18"/>
-                <w:szCs w:val="18"/>
-              </w:rPr>
-              <w:t xml:space="preserve">P53999</w:t>
-            </w:r>
-          </w:p>
-        </w:tc>
-        <w:tc>
-          <w:tcPr>
-            <w:tcW w:type="dxa" w:w="1400"/>
-            <w:tcBorders>
-              <w:top w:val="single" w:color="B0C8E0" w:sz="1"/>
-              <w:left w:val="single" w:color="B0C8E0" w:sz="1"/>
-              <w:bottom w:val="single" w:color="B0C8E0" w:sz="1"/>
-              <w:right w:val="single" w:color="B0C8E0" w:sz="1"/>
-            </w:tcBorders>
-            <w:shd w:fill="EEF4FB" w:val="clear"/>
-            <w:tcMar>
-              <w:top w:type="dxa" w:w="80"/>
-              <w:left w:type="dxa" w:w="100"/>
-              <w:bottom w:type="dxa" w:w="80"/>
-              <w:right w:type="dxa" w:w="100"/>
-            </w:tcMar>
-          </w:tcPr>
-          <w:p>
-            <w:r>
-              <w:rPr>
-                <w:rFonts w:ascii="Arial" w:cs="Arial" w:eastAsia="Arial" w:hAnsi="Arial"/>
-                <w:b w:val="false"/>
-                <w:bCs w:val="false"/>
-                <w:sz w:val="18"/>
-                <w:szCs w:val="18"/>
-              </w:rPr>
-              <w:t xml:space="preserve">2.635</w:t>
-            </w:r>
-          </w:p>
-        </w:tc>
-        <w:tc>
-          <w:tcPr>
-            <w:tcW w:type="dxa" w:w="1600"/>
-            <w:tcBorders>
-              <w:top w:val="single" w:color="B0C8E0" w:sz="1"/>
-              <w:left w:val="single" w:color="B0C8E0" w:sz="1"/>
-              <w:bottom w:val="single" w:color="B0C8E0" w:sz="1"/>
-              <w:right w:val="single" w:color="B0C8E0" w:sz="1"/>
-            </w:tcBorders>
-            <w:shd w:fill="EEF4FB" w:val="clear"/>
-            <w:tcMar>
-              <w:top w:type="dxa" w:w="80"/>
-              <w:left w:type="dxa" w:w="100"/>
-              <w:bottom w:type="dxa" w:w="80"/>
-              <w:right w:type="dxa" w:w="100"/>
-            </w:tcMar>
-          </w:tcPr>
-          <w:p>
-            <w:r>
-              <w:rPr>
-                <w:rFonts w:ascii="Arial" w:cs="Arial" w:eastAsia="Arial" w:hAnsi="Arial"/>
-                <w:b w:val="false"/>
-                <w:bCs w:val="false"/>
-                <w:sz w:val="18"/>
-                <w:szCs w:val="18"/>
-              </w:rPr>
-              <w:t xml:space="preserve">0.00486</w:t>
-            </w:r>
-          </w:p>
-        </w:tc>
-        <w:tc>
-          <w:tcPr>
-            <w:tcW w:type="dxa" w:w="2466"/>
-            <w:tcBorders>
-              <w:top w:val="single" w:color="B0C8E0" w:sz="1"/>
-              <w:left w:val="single" w:color="B0C8E0" w:sz="1"/>
-              <w:bottom w:val="single" w:color="B0C8E0" w:sz="1"/>
-              <w:right w:val="single" w:color="B0C8E0" w:sz="1"/>
-            </w:tcBorders>
-            <w:shd w:fill="EEF4FB" w:val="clear"/>
-            <w:tcMar>
-              <w:top w:type="dxa" w:w="80"/>
-              <w:left w:type="dxa" w:w="100"/>
-              <w:bottom w:type="dxa" w:w="80"/>
-              <w:right w:type="dxa" w:w="100"/>
-            </w:tcMar>
-          </w:tcPr>
-          <w:p>
-            <w:r>
-              <w:rPr>
-                <w:rFonts w:ascii="Arial" w:cs="Arial" w:eastAsia="Arial" w:hAnsi="Arial"/>
-                <w:b w:val="false"/>
-                <w:bCs w:val="false"/>
-                <w:sz w:val="18"/>
-                <w:szCs w:val="18"/>
-              </w:rPr>
-              <w:t xml:space="preserve">Sobreexpresada</w:t>
-            </w:r>
-          </w:p>
-        </w:tc>
-      </w:tr>
-      <w:tr>
-        <w:tc>
-          <w:tcPr>
-            <w:tcW w:type="dxa" w:w="1800"/>
-            <w:tcBorders>
-              <w:top w:val="single" w:color="B0C8E0" w:sz="1"/>
-              <w:left w:val="single" w:color="B0C8E0" w:sz="1"/>
-              <w:bottom w:val="single" w:color="B0C8E0" w:sz="1"/>
-              <w:right w:val="single" w:color="B0C8E0" w:sz="1"/>
-            </w:tcBorders>
-            <w:shd w:fill="FFFFFF" w:val="clear"/>
-            <w:tcMar>
-              <w:top w:type="dxa" w:w="80"/>
-              <w:left w:type="dxa" w:w="100"/>
-              <w:bottom w:type="dxa" w:w="80"/>
-              <w:right w:type="dxa" w:w="100"/>
-            </w:tcMar>
-          </w:tcPr>
-          <w:p>
-            <w:r>
-              <w:rPr>
-                <w:rFonts w:ascii="Arial" w:cs="Arial" w:eastAsia="Arial" w:hAnsi="Arial"/>
-                <w:b w:val="false"/>
-                <w:bCs w:val="false"/>
-                <w:sz w:val="18"/>
-                <w:szCs w:val="18"/>
-              </w:rPr>
-              <w:t xml:space="preserve">MCM3</w:t>
-            </w:r>
-          </w:p>
-        </w:tc>
-        <w:tc>
-          <w:tcPr>
-            <w:tcW w:type="dxa" w:w="1600"/>
-            <w:tcBorders>
-              <w:top w:val="single" w:color="B0C8E0" w:sz="1"/>
-              <w:left w:val="single" w:color="B0C8E0" w:sz="1"/>
-              <w:bottom w:val="single" w:color="B0C8E0" w:sz="1"/>
-              <w:right w:val="single" w:color="B0C8E0" w:sz="1"/>
-            </w:tcBorders>
-            <w:shd w:fill="FFFFFF" w:val="clear"/>
-            <w:tcMar>
-              <w:top w:type="dxa" w:w="80"/>
-              <w:left w:type="dxa" w:w="100"/>
-              <w:bottom w:type="dxa" w:w="80"/>
-              <w:right w:type="dxa" w:w="100"/>
-            </w:tcMar>
-          </w:tcPr>
-          <w:p>
-            <w:r>
-              <w:rPr>
-                <w:rFonts w:ascii="Arial" w:cs="Arial" w:eastAsia="Arial" w:hAnsi="Arial"/>
-                <w:b w:val="false"/>
-                <w:bCs w:val="false"/>
-                <w:sz w:val="18"/>
-                <w:szCs w:val="18"/>
-              </w:rPr>
-              <w:t xml:space="preserve">P25205</w:t>
-            </w:r>
-          </w:p>
-        </w:tc>
-        <w:tc>
-          <w:tcPr>
-            <w:tcW w:type="dxa" w:w="1400"/>
-            <w:tcBorders>
-              <w:top w:val="single" w:color="B0C8E0" w:sz="1"/>
-              <w:left w:val="single" w:color="B0C8E0" w:sz="1"/>
-              <w:bottom w:val="single" w:color="B0C8E0" w:sz="1"/>
-              <w:right w:val="single" w:color="B0C8E0" w:sz="1"/>
-            </w:tcBorders>
-            <w:shd w:fill="FFFFFF" w:val="clear"/>
-            <w:tcMar>
-              <w:top w:type="dxa" w:w="80"/>
-              <w:left w:type="dxa" w:w="100"/>
-              <w:bottom w:type="dxa" w:w="80"/>
-              <w:right w:type="dxa" w:w="100"/>
-            </w:tcMar>
-          </w:tcPr>
-          <w:p>
-            <w:r>
-              <w:rPr>
-                <w:rFonts w:ascii="Arial" w:cs="Arial" w:eastAsia="Arial" w:hAnsi="Arial"/>
-                <w:b w:val="false"/>
-                <w:bCs w:val="false"/>
-                <w:sz w:val="18"/>
-                <w:szCs w:val="18"/>
-              </w:rPr>
-              <w:t xml:space="preserve">2.621</w:t>
-            </w:r>
-          </w:p>
-        </w:tc>
-        <w:tc>
-          <w:tcPr>
-            <w:tcW w:type="dxa" w:w="1600"/>
-            <w:tcBorders>
-              <w:top w:val="single" w:color="B0C8E0" w:sz="1"/>
-              <w:left w:val="single" w:color="B0C8E0" w:sz="1"/>
-              <w:bottom w:val="single" w:color="B0C8E0" w:sz="1"/>
-              <w:right w:val="single" w:color="B0C8E0" w:sz="1"/>
-            </w:tcBorders>
-            <w:shd w:fill="FFFFFF" w:val="clear"/>
-            <w:tcMar>
-              <w:top w:type="dxa" w:w="80"/>
-              <w:left w:type="dxa" w:w="100"/>
-              <w:bottom w:type="dxa" w:w="80"/>
-              <w:right w:type="dxa" w:w="100"/>
-            </w:tcMar>
-          </w:tcPr>
-          <w:p>
-            <w:r>
-              <w:rPr>
-                <w:rFonts w:ascii="Arial" w:cs="Arial" w:eastAsia="Arial" w:hAnsi="Arial"/>
-                <w:b w:val="false"/>
-                <w:bCs w:val="false"/>
-                <w:sz w:val="18"/>
-                <w:szCs w:val="18"/>
-              </w:rPr>
-              <w:t xml:space="preserve">0.00876</w:t>
-            </w:r>
-          </w:p>
-        </w:tc>
-        <w:tc>
-          <w:tcPr>
-            <w:tcW w:type="dxa" w:w="2466"/>
-            <w:tcBorders>
-              <w:top w:val="single" w:color="B0C8E0" w:sz="1"/>
-              <w:left w:val="single" w:color="B0C8E0" w:sz="1"/>
-              <w:bottom w:val="single" w:color="B0C8E0" w:sz="1"/>
-              <w:right w:val="single" w:color="B0C8E0" w:sz="1"/>
-            </w:tcBorders>
-            <w:shd w:fill="FFFFFF" w:val="clear"/>
-            <w:tcMar>
-              <w:top w:type="dxa" w:w="80"/>
-              <w:left w:type="dxa" w:w="100"/>
-              <w:bottom w:type="dxa" w:w="80"/>
-              <w:right w:type="dxa" w:w="100"/>
-            </w:tcMar>
-          </w:tcPr>
-          <w:p>
-            <w:r>
-              <w:rPr>
-                <w:rFonts w:ascii="Arial" w:cs="Arial" w:eastAsia="Arial" w:hAnsi="Arial"/>
-                <w:b w:val="false"/>
-                <w:bCs w:val="false"/>
-                <w:sz w:val="18"/>
-                <w:szCs w:val="18"/>
-              </w:rPr>
-              <w:t xml:space="preserve">Sobreexpresada</w:t>
-            </w:r>
-          </w:p>
-        </w:tc>
-      </w:tr>
-      <w:tr>
-        <w:tc>
-          <w:tcPr>
-            <w:tcW w:type="dxa" w:w="1800"/>
-            <w:tcBorders>
-              <w:top w:val="single" w:color="B0C8E0" w:sz="1"/>
-              <w:left w:val="single" w:color="B0C8E0" w:sz="1"/>
-              <w:bottom w:val="single" w:color="B0C8E0" w:sz="1"/>
-              <w:right w:val="single" w:color="B0C8E0" w:sz="1"/>
-            </w:tcBorders>
-            <w:shd w:fill="EEF4FB" w:val="clear"/>
-            <w:tcMar>
-              <w:top w:type="dxa" w:w="80"/>
-              <w:left w:type="dxa" w:w="100"/>
-              <w:bottom w:type="dxa" w:w="80"/>
-              <w:right w:type="dxa" w:w="100"/>
-            </w:tcMar>
-          </w:tcPr>
-          <w:p>
-            <w:r>
-              <w:rPr>
-                <w:rFonts w:ascii="Arial" w:cs="Arial" w:eastAsia="Arial" w:hAnsi="Arial"/>
-                <w:b w:val="false"/>
-                <w:bCs w:val="false"/>
-                <w:sz w:val="18"/>
-                <w:szCs w:val="18"/>
-              </w:rPr>
-              <w:t xml:space="preserve">CTHRC1</w:t>
-            </w:r>
-          </w:p>
-        </w:tc>
-        <w:tc>
-          <w:tcPr>
-            <w:tcW w:type="dxa" w:w="1600"/>
-            <w:tcBorders>
-              <w:top w:val="single" w:color="B0C8E0" w:sz="1"/>
-              <w:left w:val="single" w:color="B0C8E0" w:sz="1"/>
-              <w:bottom w:val="single" w:color="B0C8E0" w:sz="1"/>
-              <w:right w:val="single" w:color="B0C8E0" w:sz="1"/>
-            </w:tcBorders>
-            <w:shd w:fill="EEF4FB" w:val="clear"/>
-            <w:tcMar>
-              <w:top w:type="dxa" w:w="80"/>
-              <w:left w:type="dxa" w:w="100"/>
-              <w:bottom w:type="dxa" w:w="80"/>
-              <w:right w:type="dxa" w:w="100"/>
-            </w:tcMar>
-          </w:tcPr>
-          <w:p>
-            <w:r>
-              <w:rPr>
-                <w:rFonts w:ascii="Arial" w:cs="Arial" w:eastAsia="Arial" w:hAnsi="Arial"/>
-                <w:b w:val="false"/>
-                <w:bCs w:val="false"/>
-                <w:sz w:val="18"/>
-                <w:szCs w:val="18"/>
-              </w:rPr>
-              <w:t xml:space="preserve">Q96CG8</w:t>
-            </w:r>
-          </w:p>
-        </w:tc>
-        <w:tc>
-          <w:tcPr>
-            <w:tcW w:type="dxa" w:w="1400"/>
-            <w:tcBorders>
-              <w:top w:val="single" w:color="B0C8E0" w:sz="1"/>
-              <w:left w:val="single" w:color="B0C8E0" w:sz="1"/>
-              <w:bottom w:val="single" w:color="B0C8E0" w:sz="1"/>
-              <w:right w:val="single" w:color="B0C8E0" w:sz="1"/>
-            </w:tcBorders>
-            <w:shd w:fill="EEF4FB" w:val="clear"/>
-            <w:tcMar>
-              <w:top w:type="dxa" w:w="80"/>
-              <w:left w:type="dxa" w:w="100"/>
-              <w:bottom w:type="dxa" w:w="80"/>
-              <w:right w:type="dxa" w:w="100"/>
-            </w:tcMar>
-          </w:tcPr>
-          <w:p>
-            <w:r>
-              <w:rPr>
-                <w:rFonts w:ascii="Arial" w:cs="Arial" w:eastAsia="Arial" w:hAnsi="Arial"/>
-                <w:b w:val="false"/>
-                <w:bCs w:val="false"/>
-                <w:sz w:val="18"/>
-                <w:szCs w:val="18"/>
-              </w:rPr>
-              <w:t xml:space="preserve">2.57</w:t>
-            </w:r>
-          </w:p>
-        </w:tc>
-        <w:tc>
-          <w:tcPr>
-            <w:tcW w:type="dxa" w:w="1600"/>
-            <w:tcBorders>
-              <w:top w:val="single" w:color="B0C8E0" w:sz="1"/>
-              <w:left w:val="single" w:color="B0C8E0" w:sz="1"/>
-              <w:bottom w:val="single" w:color="B0C8E0" w:sz="1"/>
-              <w:right w:val="single" w:color="B0C8E0" w:sz="1"/>
-            </w:tcBorders>
-            <w:shd w:fill="EEF4FB" w:val="clear"/>
-            <w:tcMar>
-              <w:top w:type="dxa" w:w="80"/>
-              <w:left w:type="dxa" w:w="100"/>
-              <w:bottom w:type="dxa" w:w="80"/>
-              <w:right w:type="dxa" w:w="100"/>
-            </w:tcMar>
-          </w:tcPr>
-          <w:p>
-            <w:r>
-              <w:rPr>
-                <w:rFonts w:ascii="Arial" w:cs="Arial" w:eastAsia="Arial" w:hAnsi="Arial"/>
-                <w:b w:val="false"/>
-                <w:bCs w:val="false"/>
-                <w:sz w:val="18"/>
-                <w:szCs w:val="18"/>
-              </w:rPr>
-              <w:t xml:space="preserve">0.00474</w:t>
-            </w:r>
-          </w:p>
-        </w:tc>
-        <w:tc>
-          <w:tcPr>
-            <w:tcW w:type="dxa" w:w="2466"/>
-            <w:tcBorders>
-              <w:top w:val="single" w:color="B0C8E0" w:sz="1"/>
-              <w:left w:val="single" w:color="B0C8E0" w:sz="1"/>
-              <w:bottom w:val="single" w:color="B0C8E0" w:sz="1"/>
-              <w:right w:val="single" w:color="B0C8E0" w:sz="1"/>
-            </w:tcBorders>
-            <w:shd w:fill="EEF4FB" w:val="clear"/>
-            <w:tcMar>
-              <w:top w:type="dxa" w:w="80"/>
-              <w:left w:type="dxa" w:w="100"/>
-              <w:bottom w:type="dxa" w:w="80"/>
-              <w:right w:type="dxa" w:w="100"/>
-            </w:tcMar>
-          </w:tcPr>
-          <w:p>
-            <w:r>
-              <w:rPr>
-                <w:rFonts w:ascii="Arial" w:cs="Arial" w:eastAsia="Arial" w:hAnsi="Arial"/>
-                <w:b w:val="false"/>
-                <w:bCs w:val="false"/>
-                <w:sz w:val="18"/>
-                <w:szCs w:val="18"/>
-              </w:rPr>
-              <w:t xml:space="preserve">Sobreexpresada</w:t>
-            </w:r>
-          </w:p>
-        </w:tc>
-      </w:tr>
-      <w:tr>
-        <w:tc>
-          <w:tcPr>
-            <w:tcW w:type="dxa" w:w="1800"/>
-            <w:tcBorders>
-              <w:top w:val="single" w:color="B0C8E0" w:sz="1"/>
-              <w:left w:val="single" w:color="B0C8E0" w:sz="1"/>
-              <w:bottom w:val="single" w:color="B0C8E0" w:sz="1"/>
-              <w:right w:val="single" w:color="B0C8E0" w:sz="1"/>
-            </w:tcBorders>
-            <w:shd w:fill="FFFFFF" w:val="clear"/>
-            <w:tcMar>
-              <w:top w:type="dxa" w:w="80"/>
-              <w:left w:type="dxa" w:w="100"/>
-              <w:bottom w:type="dxa" w:w="80"/>
-              <w:right w:type="dxa" w:w="100"/>
-            </w:tcMar>
-          </w:tcPr>
-          <w:p>
-            <w:r>
-              <w:rPr>
-                <w:rFonts w:ascii="Arial" w:cs="Arial" w:eastAsia="Arial" w:hAnsi="Arial"/>
-                <w:b w:val="false"/>
-                <w:bCs w:val="false"/>
-                <w:sz w:val="18"/>
-                <w:szCs w:val="18"/>
-              </w:rPr>
-              <w:t xml:space="preserve">PSPH</w:t>
-            </w:r>
-          </w:p>
-        </w:tc>
-        <w:tc>
-          <w:tcPr>
-            <w:tcW w:type="dxa" w:w="1600"/>
-            <w:tcBorders>
-              <w:top w:val="single" w:color="B0C8E0" w:sz="1"/>
-              <w:left w:val="single" w:color="B0C8E0" w:sz="1"/>
-              <w:bottom w:val="single" w:color="B0C8E0" w:sz="1"/>
-              <w:right w:val="single" w:color="B0C8E0" w:sz="1"/>
-            </w:tcBorders>
-            <w:shd w:fill="FFFFFF" w:val="clear"/>
-            <w:tcMar>
-              <w:top w:type="dxa" w:w="80"/>
-              <w:left w:type="dxa" w:w="100"/>
-              <w:bottom w:type="dxa" w:w="80"/>
-              <w:right w:type="dxa" w:w="100"/>
-            </w:tcMar>
-          </w:tcPr>
-          <w:p>
-            <w:r>
-              <w:rPr>
-                <w:rFonts w:ascii="Arial" w:cs="Arial" w:eastAsia="Arial" w:hAnsi="Arial"/>
-                <w:b w:val="false"/>
-                <w:bCs w:val="false"/>
-                <w:sz w:val="18"/>
-                <w:szCs w:val="18"/>
-              </w:rPr>
-              <w:t xml:space="preserve">P78330</w:t>
-            </w:r>
-          </w:p>
-        </w:tc>
-        <w:tc>
-          <w:tcPr>
-            <w:tcW w:type="dxa" w:w="1400"/>
-            <w:tcBorders>
-              <w:top w:val="single" w:color="B0C8E0" w:sz="1"/>
-              <w:left w:val="single" w:color="B0C8E0" w:sz="1"/>
-              <w:bottom w:val="single" w:color="B0C8E0" w:sz="1"/>
-              <w:right w:val="single" w:color="B0C8E0" w:sz="1"/>
-            </w:tcBorders>
-            <w:shd w:fill="FFFFFF" w:val="clear"/>
-            <w:tcMar>
-              <w:top w:type="dxa" w:w="80"/>
-              <w:left w:type="dxa" w:w="100"/>
-              <w:bottom w:type="dxa" w:w="80"/>
-              <w:right w:type="dxa" w:w="100"/>
-            </w:tcMar>
-          </w:tcPr>
-          <w:p>
-            <w:r>
-              <w:rPr>
-                <w:rFonts w:ascii="Arial" w:cs="Arial" w:eastAsia="Arial" w:hAnsi="Arial"/>
-                <w:b w:val="false"/>
-                <w:bCs w:val="false"/>
-                <w:sz w:val="18"/>
-                <w:szCs w:val="18"/>
-              </w:rPr>
-              <w:t xml:space="preserve">2.541</w:t>
-            </w:r>
-          </w:p>
-        </w:tc>
-        <w:tc>
-          <w:tcPr>
-            <w:tcW w:type="dxa" w:w="1600"/>
-            <w:tcBorders>
-              <w:top w:val="single" w:color="B0C8E0" w:sz="1"/>
-              <w:left w:val="single" w:color="B0C8E0" w:sz="1"/>
-              <w:bottom w:val="single" w:color="B0C8E0" w:sz="1"/>
-              <w:right w:val="single" w:color="B0C8E0" w:sz="1"/>
-            </w:tcBorders>
-            <w:shd w:fill="FFFFFF" w:val="clear"/>
-            <w:tcMar>
-              <w:top w:type="dxa" w:w="80"/>
-              <w:left w:type="dxa" w:w="100"/>
-              <w:bottom w:type="dxa" w:w="80"/>
-              <w:right w:type="dxa" w:w="100"/>
-            </w:tcMar>
-          </w:tcPr>
-          <w:p>
-            <w:r>
-              <w:rPr>
-                <w:rFonts w:ascii="Arial" w:cs="Arial" w:eastAsia="Arial" w:hAnsi="Arial"/>
-                <w:b w:val="false"/>
-                <w:bCs w:val="false"/>
-                <w:sz w:val="18"/>
-                <w:szCs w:val="18"/>
-              </w:rPr>
-              <w:t xml:space="preserve">0.00454</w:t>
-            </w:r>
-          </w:p>
-        </w:tc>
-        <w:tc>
-          <w:tcPr>
-            <w:tcW w:type="dxa" w:w="2466"/>
-            <w:tcBorders>
-              <w:top w:val="single" w:color="B0C8E0" w:sz="1"/>
-              <w:left w:val="single" w:color="B0C8E0" w:sz="1"/>
-              <w:bottom w:val="single" w:color="B0C8E0" w:sz="1"/>
-              <w:right w:val="single" w:color="B0C8E0" w:sz="1"/>
-            </w:tcBorders>
-            <w:shd w:fill="FFFFFF" w:val="clear"/>
-            <w:tcMar>
-              <w:top w:type="dxa" w:w="80"/>
-              <w:left w:type="dxa" w:w="100"/>
-              <w:bottom w:type="dxa" w:w="80"/>
-              <w:right w:type="dxa" w:w="100"/>
-            </w:tcMar>
-          </w:tcPr>
-          <w:p>
-            <w:r>
-              <w:rPr>
-                <w:rFonts w:ascii="Arial" w:cs="Arial" w:eastAsia="Arial" w:hAnsi="Arial"/>
-                <w:b w:val="false"/>
-                <w:bCs w:val="false"/>
-                <w:sz w:val="18"/>
-                <w:szCs w:val="18"/>
-              </w:rPr>
-              <w:t xml:space="preserve">Sobreexpresada</w:t>
-            </w:r>
-          </w:p>
-        </w:tc>
-      </w:tr>
-      <w:tr>
-        <w:tc>
-          <w:tcPr>
-            <w:tcW w:type="dxa" w:w="1800"/>
-            <w:tcBorders>
-              <w:top w:val="single" w:color="B0C8E0" w:sz="1"/>
-              <w:left w:val="single" w:color="B0C8E0" w:sz="1"/>
-              <w:bottom w:val="single" w:color="B0C8E0" w:sz="1"/>
-              <w:right w:val="single" w:color="B0C8E0" w:sz="1"/>
-            </w:tcBorders>
-            <w:shd w:fill="EEF4FB" w:val="clear"/>
-            <w:tcMar>
-              <w:top w:type="dxa" w:w="80"/>
-              <w:left w:type="dxa" w:w="100"/>
-              <w:bottom w:type="dxa" w:w="80"/>
-              <w:right w:type="dxa" w:w="100"/>
-            </w:tcMar>
-          </w:tcPr>
-          <w:p>
-            <w:r>
-              <w:rPr>
-                <w:rFonts w:ascii="Arial" w:cs="Arial" w:eastAsia="Arial" w:hAnsi="Arial"/>
-                <w:b w:val="false"/>
-                <w:bCs w:val="false"/>
-                <w:sz w:val="18"/>
-                <w:szCs w:val="18"/>
-              </w:rPr>
-              <w:t xml:space="preserve">HMGB3</w:t>
-            </w:r>
-          </w:p>
-        </w:tc>
-        <w:tc>
-          <w:tcPr>
-            <w:tcW w:type="dxa" w:w="1600"/>
-            <w:tcBorders>
-              <w:top w:val="single" w:color="B0C8E0" w:sz="1"/>
-              <w:left w:val="single" w:color="B0C8E0" w:sz="1"/>
-              <w:bottom w:val="single" w:color="B0C8E0" w:sz="1"/>
-              <w:right w:val="single" w:color="B0C8E0" w:sz="1"/>
-            </w:tcBorders>
-            <w:shd w:fill="EEF4FB" w:val="clear"/>
-            <w:tcMar>
-              <w:top w:type="dxa" w:w="80"/>
-              <w:left w:type="dxa" w:w="100"/>
-              <w:bottom w:type="dxa" w:w="80"/>
-              <w:right w:type="dxa" w:w="100"/>
-            </w:tcMar>
-          </w:tcPr>
-          <w:p>
-            <w:r>
-              <w:rPr>
-                <w:rFonts w:ascii="Arial" w:cs="Arial" w:eastAsia="Arial" w:hAnsi="Arial"/>
-                <w:b w:val="false"/>
-                <w:bCs w:val="false"/>
-                <w:sz w:val="18"/>
-                <w:szCs w:val="18"/>
-              </w:rPr>
-              <w:t xml:space="preserve">O15347</w:t>
-            </w:r>
-          </w:p>
-        </w:tc>
-        <w:tc>
-          <w:tcPr>
-            <w:tcW w:type="dxa" w:w="1400"/>
-            <w:tcBorders>
-              <w:top w:val="single" w:color="B0C8E0" w:sz="1"/>
-              <w:left w:val="single" w:color="B0C8E0" w:sz="1"/>
-              <w:bottom w:val="single" w:color="B0C8E0" w:sz="1"/>
-              <w:right w:val="single" w:color="B0C8E0" w:sz="1"/>
-            </w:tcBorders>
-            <w:shd w:fill="EEF4FB" w:val="clear"/>
-            <w:tcMar>
-              <w:top w:type="dxa" w:w="80"/>
-              <w:left w:type="dxa" w:w="100"/>
-              <w:bottom w:type="dxa" w:w="80"/>
-              <w:right w:type="dxa" w:w="100"/>
-            </w:tcMar>
-          </w:tcPr>
-          <w:p>
-            <w:r>
-              <w:rPr>
-                <w:rFonts w:ascii="Arial" w:cs="Arial" w:eastAsia="Arial" w:hAnsi="Arial"/>
-                <w:b w:val="false"/>
-                <w:bCs w:val="false"/>
-                <w:sz w:val="18"/>
-                <w:szCs w:val="18"/>
-              </w:rPr>
-              <w:t xml:space="preserve">2.539</w:t>
-            </w:r>
-          </w:p>
-        </w:tc>
-        <w:tc>
-          <w:tcPr>
-            <w:tcW w:type="dxa" w:w="1600"/>
-            <w:tcBorders>
-              <w:top w:val="single" w:color="B0C8E0" w:sz="1"/>
-              <w:left w:val="single" w:color="B0C8E0" w:sz="1"/>
-              <w:bottom w:val="single" w:color="B0C8E0" w:sz="1"/>
-              <w:right w:val="single" w:color="B0C8E0" w:sz="1"/>
-            </w:tcBorders>
-            <w:shd w:fill="EEF4FB" w:val="clear"/>
-            <w:tcMar>
-              <w:top w:type="dxa" w:w="80"/>
-              <w:left w:type="dxa" w:w="100"/>
-              <w:bottom w:type="dxa" w:w="80"/>
-              <w:right w:type="dxa" w:w="100"/>
-            </w:tcMar>
-          </w:tcPr>
-          <w:p>
-            <w:r>
-              <w:rPr>
-                <w:rFonts w:ascii="Arial" w:cs="Arial" w:eastAsia="Arial" w:hAnsi="Arial"/>
-                <w:b w:val="false"/>
-                <w:bCs w:val="false"/>
-                <w:sz w:val="18"/>
-                <w:szCs w:val="18"/>
-              </w:rPr>
-              <w:t xml:space="preserve">0.0473</w:t>
-            </w:r>
-          </w:p>
-        </w:tc>
-        <w:tc>
-          <w:tcPr>
-            <w:tcW w:type="dxa" w:w="2466"/>
-            <w:tcBorders>
-              <w:top w:val="single" w:color="B0C8E0" w:sz="1"/>
-              <w:left w:val="single" w:color="B0C8E0" w:sz="1"/>
-              <w:bottom w:val="single" w:color="B0C8E0" w:sz="1"/>
-              <w:right w:val="single" w:color="B0C8E0" w:sz="1"/>
-            </w:tcBorders>
-            <w:shd w:fill="EEF4FB" w:val="clear"/>
-            <w:tcMar>
-              <w:top w:type="dxa" w:w="80"/>
-              <w:left w:type="dxa" w:w="100"/>
-              <w:bottom w:type="dxa" w:w="80"/>
-              <w:right w:type="dxa" w:w="100"/>
-            </w:tcMar>
-          </w:tcPr>
-          <w:p>
-            <w:r>
-              <w:rPr>
-                <w:rFonts w:ascii="Arial" w:cs="Arial" w:eastAsia="Arial" w:hAnsi="Arial"/>
-                <w:b w:val="false"/>
-                <w:bCs w:val="false"/>
-                <w:sz w:val="18"/>
-                <w:szCs w:val="18"/>
-              </w:rPr>
-              <w:t xml:space="preserve">Sobreexpresada</w:t>
-            </w:r>
-          </w:p>
-        </w:tc>
-      </w:tr>
-      <w:tr>
-        <w:tc>
-          <w:tcPr>
-            <w:tcW w:type="dxa" w:w="1800"/>
-            <w:tcBorders>
-              <w:top w:val="single" w:color="B0C8E0" w:sz="1"/>
-              <w:left w:val="single" w:color="B0C8E0" w:sz="1"/>
-              <w:bottom w:val="single" w:color="B0C8E0" w:sz="1"/>
-              <w:right w:val="single" w:color="B0C8E0" w:sz="1"/>
-            </w:tcBorders>
-            <w:shd w:fill="FFFFFF" w:val="clear"/>
-            <w:tcMar>
-              <w:top w:type="dxa" w:w="80"/>
-              <w:left w:type="dxa" w:w="100"/>
-              <w:bottom w:type="dxa" w:w="80"/>
-              <w:right w:type="dxa" w:w="100"/>
-            </w:tcMar>
-          </w:tcPr>
-          <w:p>
-            <w:r>
-              <w:rPr>
-                <w:rFonts w:ascii="Arial" w:cs="Arial" w:eastAsia="Arial" w:hAnsi="Arial"/>
-                <w:b w:val="false"/>
-                <w:bCs w:val="false"/>
-                <w:sz w:val="18"/>
-                <w:szCs w:val="18"/>
-              </w:rPr>
-              <w:t xml:space="preserve">COL4A2</w:t>
-            </w:r>
-          </w:p>
-        </w:tc>
-        <w:tc>
-          <w:tcPr>
-            <w:tcW w:type="dxa" w:w="1600"/>
-            <w:tcBorders>
-              <w:top w:val="single" w:color="B0C8E0" w:sz="1"/>
-              <w:left w:val="single" w:color="B0C8E0" w:sz="1"/>
-              <w:bottom w:val="single" w:color="B0C8E0" w:sz="1"/>
-              <w:right w:val="single" w:color="B0C8E0" w:sz="1"/>
-            </w:tcBorders>
-            <w:shd w:fill="FFFFFF" w:val="clear"/>
-            <w:tcMar>
-              <w:top w:type="dxa" w:w="80"/>
-              <w:left w:type="dxa" w:w="100"/>
-              <w:bottom w:type="dxa" w:w="80"/>
-              <w:right w:type="dxa" w:w="100"/>
-            </w:tcMar>
-          </w:tcPr>
-          <w:p>
-            <w:r>
-              <w:rPr>
-                <w:rFonts w:ascii="Arial" w:cs="Arial" w:eastAsia="Arial" w:hAnsi="Arial"/>
-                <w:b w:val="false"/>
-                <w:bCs w:val="false"/>
-                <w:sz w:val="18"/>
-                <w:szCs w:val="18"/>
-              </w:rPr>
-              <w:t xml:space="preserve">P08572</w:t>
-            </w:r>
-          </w:p>
-        </w:tc>
-        <w:tc>
-          <w:tcPr>
-            <w:tcW w:type="dxa" w:w="1400"/>
-            <w:tcBorders>
-              <w:top w:val="single" w:color="B0C8E0" w:sz="1"/>
-              <w:left w:val="single" w:color="B0C8E0" w:sz="1"/>
-              <w:bottom w:val="single" w:color="B0C8E0" w:sz="1"/>
-              <w:right w:val="single" w:color="B0C8E0" w:sz="1"/>
-            </w:tcBorders>
-            <w:shd w:fill="FFFFFF" w:val="clear"/>
-            <w:tcMar>
-              <w:top w:type="dxa" w:w="80"/>
-              <w:left w:type="dxa" w:w="100"/>
-              <w:bottom w:type="dxa" w:w="80"/>
-              <w:right w:type="dxa" w:w="100"/>
-            </w:tcMar>
-          </w:tcPr>
-          <w:p>
-            <w:r>
-              <w:rPr>
-                <w:rFonts w:ascii="Arial" w:cs="Arial" w:eastAsia="Arial" w:hAnsi="Arial"/>
-                <w:b w:val="false"/>
-                <w:bCs w:val="false"/>
-                <w:sz w:val="18"/>
-                <w:szCs w:val="18"/>
-              </w:rPr>
-              <w:t xml:space="preserve">2.516</w:t>
-            </w:r>
-          </w:p>
-        </w:tc>
-        <w:tc>
-          <w:tcPr>
-            <w:tcW w:type="dxa" w:w="1600"/>
-            <w:tcBorders>
-              <w:top w:val="single" w:color="B0C8E0" w:sz="1"/>
-              <w:left w:val="single" w:color="B0C8E0" w:sz="1"/>
-              <w:bottom w:val="single" w:color="B0C8E0" w:sz="1"/>
-              <w:right w:val="single" w:color="B0C8E0" w:sz="1"/>
-            </w:tcBorders>
-            <w:shd w:fill="FFFFFF" w:val="clear"/>
-            <w:tcMar>
-              <w:top w:type="dxa" w:w="80"/>
-              <w:left w:type="dxa" w:w="100"/>
-              <w:bottom w:type="dxa" w:w="80"/>
-              <w:right w:type="dxa" w:w="100"/>
-            </w:tcMar>
-          </w:tcPr>
-          <w:p>
-            <w:r>
-              <w:rPr>
-                <w:rFonts w:ascii="Arial" w:cs="Arial" w:eastAsia="Arial" w:hAnsi="Arial"/>
-                <w:b w:val="false"/>
-                <w:bCs w:val="false"/>
-                <w:sz w:val="18"/>
-                <w:szCs w:val="18"/>
-              </w:rPr>
-              <w:t xml:space="preserve">6.39e-4</w:t>
-            </w:r>
-          </w:p>
-        </w:tc>
-        <w:tc>
-          <w:tcPr>
-            <w:tcW w:type="dxa" w:w="2466"/>
-            <w:tcBorders>
-              <w:top w:val="single" w:color="B0C8E0" w:sz="1"/>
-              <w:left w:val="single" w:color="B0C8E0" w:sz="1"/>
-              <w:bottom w:val="single" w:color="B0C8E0" w:sz="1"/>
-              <w:right w:val="single" w:color="B0C8E0" w:sz="1"/>
-            </w:tcBorders>
-            <w:shd w:fill="FFFFFF" w:val="clear"/>
-            <w:tcMar>
-              <w:top w:type="dxa" w:w="80"/>
-              <w:left w:type="dxa" w:w="100"/>
-              <w:bottom w:type="dxa" w:w="80"/>
-              <w:right w:type="dxa" w:w="100"/>
-            </w:tcMar>
-          </w:tcPr>
-          <w:p>
-            <w:r>
-              <w:rPr>
-                <w:rFonts w:ascii="Arial" w:cs="Arial" w:eastAsia="Arial" w:hAnsi="Arial"/>
-                <w:b w:val="false"/>
-                <w:bCs w:val="false"/>
-                <w:sz w:val="18"/>
-                <w:szCs w:val="18"/>
-              </w:rPr>
-              <w:t xml:space="preserve">Sobreexpresada</w:t>
-            </w:r>
-          </w:p>
-        </w:tc>
-      </w:tr>
-      <w:tr>
-        <w:tc>
-          <w:tcPr>
-            <w:tcW w:type="dxa" w:w="1800"/>
-            <w:tcBorders>
-              <w:top w:val="single" w:color="B0C8E0" w:sz="1"/>
-              <w:left w:val="single" w:color="B0C8E0" w:sz="1"/>
-              <w:bottom w:val="single" w:color="B0C8E0" w:sz="1"/>
-              <w:right w:val="single" w:color="B0C8E0" w:sz="1"/>
-            </w:tcBorders>
-            <w:shd w:fill="EEF4FB" w:val="clear"/>
-            <w:tcMar>
-              <w:top w:type="dxa" w:w="80"/>
-              <w:left w:type="dxa" w:w="100"/>
-              <w:bottom w:type="dxa" w:w="80"/>
-              <w:right w:type="dxa" w:w="100"/>
-            </w:tcMar>
-          </w:tcPr>
-          <w:p>
-            <w:r>
-              <w:rPr>
-                <w:rFonts w:ascii="Arial" w:cs="Arial" w:eastAsia="Arial" w:hAnsi="Arial"/>
-                <w:b w:val="false"/>
-                <w:bCs w:val="false"/>
-                <w:sz w:val="18"/>
-                <w:szCs w:val="18"/>
-              </w:rPr>
-              <w:t xml:space="preserve">SLC25A4</w:t>
-            </w:r>
-          </w:p>
-        </w:tc>
-        <w:tc>
-          <w:tcPr>
-            <w:tcW w:type="dxa" w:w="1600"/>
-            <w:tcBorders>
-              <w:top w:val="single" w:color="B0C8E0" w:sz="1"/>
-              <w:left w:val="single" w:color="B0C8E0" w:sz="1"/>
-              <w:bottom w:val="single" w:color="B0C8E0" w:sz="1"/>
-              <w:right w:val="single" w:color="B0C8E0" w:sz="1"/>
-            </w:tcBorders>
-            <w:shd w:fill="EEF4FB" w:val="clear"/>
-            <w:tcMar>
-              <w:top w:type="dxa" w:w="80"/>
-              <w:left w:type="dxa" w:w="100"/>
-              <w:bottom w:type="dxa" w:w="80"/>
-              <w:right w:type="dxa" w:w="100"/>
-            </w:tcMar>
-          </w:tcPr>
-          <w:p>
-            <w:r>
-              <w:rPr>
-                <w:rFonts w:ascii="Arial" w:cs="Arial" w:eastAsia="Arial" w:hAnsi="Arial"/>
-                <w:b w:val="false"/>
-                <w:bCs w:val="false"/>
-                <w:sz w:val="18"/>
-                <w:szCs w:val="18"/>
-              </w:rPr>
-              <w:t xml:space="preserve">P12235</w:t>
-            </w:r>
-          </w:p>
-        </w:tc>
-        <w:tc>
-          <w:tcPr>
-            <w:tcW w:type="dxa" w:w="1400"/>
-            <w:tcBorders>
-              <w:top w:val="single" w:color="B0C8E0" w:sz="1"/>
-              <w:left w:val="single" w:color="B0C8E0" w:sz="1"/>
-              <w:bottom w:val="single" w:color="B0C8E0" w:sz="1"/>
-              <w:right w:val="single" w:color="B0C8E0" w:sz="1"/>
-            </w:tcBorders>
-            <w:shd w:fill="EEF4FB" w:val="clear"/>
-            <w:tcMar>
-              <w:top w:type="dxa" w:w="80"/>
-              <w:left w:type="dxa" w:w="100"/>
-              <w:bottom w:type="dxa" w:w="80"/>
-              <w:right w:type="dxa" w:w="100"/>
-            </w:tcMar>
-          </w:tcPr>
-          <w:p>
-            <w:r>
-              <w:rPr>
-                <w:rFonts w:ascii="Arial" w:cs="Arial" w:eastAsia="Arial" w:hAnsi="Arial"/>
-                <w:b w:val="false"/>
-                <w:bCs w:val="false"/>
-                <w:sz w:val="18"/>
-                <w:szCs w:val="18"/>
-              </w:rPr>
-              <w:t xml:space="preserve">-5.99</w:t>
-            </w:r>
-          </w:p>
-        </w:tc>
-        <w:tc>
-          <w:tcPr>
-            <w:tcW w:type="dxa" w:w="1600"/>
-            <w:tcBorders>
-              <w:top w:val="single" w:color="B0C8E0" w:sz="1"/>
-              <w:left w:val="single" w:color="B0C8E0" w:sz="1"/>
-              <w:bottom w:val="single" w:color="B0C8E0" w:sz="1"/>
-              <w:right w:val="single" w:color="B0C8E0" w:sz="1"/>
-            </w:tcBorders>
-            <w:shd w:fill="EEF4FB" w:val="clear"/>
-            <w:tcMar>
-              <w:top w:type="dxa" w:w="80"/>
-              <w:left w:type="dxa" w:w="100"/>
-              <w:bottom w:type="dxa" w:w="80"/>
-              <w:right w:type="dxa" w:w="100"/>
-            </w:tcMar>
-          </w:tcPr>
-          <w:p>
-            <w:r>
-              <w:rPr>
-                <w:rFonts w:ascii="Arial" w:cs="Arial" w:eastAsia="Arial" w:hAnsi="Arial"/>
-                <w:b w:val="false"/>
-                <w:bCs w:val="false"/>
-                <w:sz w:val="18"/>
-                <w:szCs w:val="18"/>
-              </w:rPr>
-              <w:t xml:space="preserve">3.23e-4</w:t>
-            </w:r>
-          </w:p>
-        </w:tc>
-        <w:tc>
-          <w:tcPr>
-            <w:tcW w:type="dxa" w:w="2466"/>
-            <w:tcBorders>
-              <w:top w:val="single" w:color="B0C8E0" w:sz="1"/>
-              <w:left w:val="single" w:color="B0C8E0" w:sz="1"/>
-              <w:bottom w:val="single" w:color="B0C8E0" w:sz="1"/>
-              <w:right w:val="single" w:color="B0C8E0" w:sz="1"/>
-            </w:tcBorders>
-            <w:shd w:fill="EEF4FB" w:val="clear"/>
-            <w:tcMar>
-              <w:top w:type="dxa" w:w="80"/>
-              <w:left w:type="dxa" w:w="100"/>
-              <w:bottom w:type="dxa" w:w="80"/>
-              <w:right w:type="dxa" w:w="100"/>
-            </w:tcMar>
-          </w:tcPr>
-          <w:p>
-            <w:r>
-              <w:rPr>
-                <w:rFonts w:ascii="Arial" w:cs="Arial" w:eastAsia="Arial" w:hAnsi="Arial"/>
-                <w:b w:val="false"/>
-                <w:bCs w:val="false"/>
-                <w:sz w:val="18"/>
-                <w:szCs w:val="18"/>
-              </w:rPr>
-              <w:t xml:space="preserve">Subexpresada</w:t>
-            </w:r>
-          </w:p>
-        </w:tc>
-      </w:tr>
-      <w:tr>
-        <w:tc>
-          <w:tcPr>
-            <w:tcW w:type="dxa" w:w="1800"/>
-            <w:tcBorders>
-              <w:top w:val="single" w:color="B0C8E0" w:sz="1"/>
-              <w:left w:val="single" w:color="B0C8E0" w:sz="1"/>
-              <w:bottom w:val="single" w:color="B0C8E0" w:sz="1"/>
-              <w:right w:val="single" w:color="B0C8E0" w:sz="1"/>
-            </w:tcBorders>
-            <w:shd w:fill="FFFFFF" w:val="clear"/>
-            <w:tcMar>
-              <w:top w:type="dxa" w:w="80"/>
-              <w:left w:type="dxa" w:w="100"/>
-              <w:bottom w:type="dxa" w:w="80"/>
-              <w:right w:type="dxa" w:w="100"/>
-            </w:tcMar>
-          </w:tcPr>
-          <w:p>
-            <w:r>
-              <w:rPr>
-                <w:rFonts w:ascii="Arial" w:cs="Arial" w:eastAsia="Arial" w:hAnsi="Arial"/>
-                <w:b w:val="false"/>
-                <w:bCs w:val="false"/>
-                <w:sz w:val="18"/>
-                <w:szCs w:val="18"/>
-              </w:rPr>
-              <w:t xml:space="preserve">MYLPF</w:t>
-            </w:r>
-          </w:p>
-        </w:tc>
-        <w:tc>
-          <w:tcPr>
-            <w:tcW w:type="dxa" w:w="1600"/>
-            <w:tcBorders>
-              <w:top w:val="single" w:color="B0C8E0" w:sz="1"/>
-              <w:left w:val="single" w:color="B0C8E0" w:sz="1"/>
-              <w:bottom w:val="single" w:color="B0C8E0" w:sz="1"/>
-              <w:right w:val="single" w:color="B0C8E0" w:sz="1"/>
-            </w:tcBorders>
-            <w:shd w:fill="FFFFFF" w:val="clear"/>
-            <w:tcMar>
-              <w:top w:type="dxa" w:w="80"/>
-              <w:left w:type="dxa" w:w="100"/>
-              <w:bottom w:type="dxa" w:w="80"/>
-              <w:right w:type="dxa" w:w="100"/>
-            </w:tcMar>
-          </w:tcPr>
-          <w:p>
-            <w:r>
-              <w:rPr>
-                <w:rFonts w:ascii="Arial" w:cs="Arial" w:eastAsia="Arial" w:hAnsi="Arial"/>
-                <w:b w:val="false"/>
-                <w:bCs w:val="false"/>
-                <w:sz w:val="18"/>
-                <w:szCs w:val="18"/>
-              </w:rPr>
-              <w:t xml:space="preserve">Q96A32</w:t>
-            </w:r>
-          </w:p>
-        </w:tc>
-        <w:tc>
-          <w:tcPr>
-            <w:tcW w:type="dxa" w:w="1400"/>
-            <w:tcBorders>
-              <w:top w:val="single" w:color="B0C8E0" w:sz="1"/>
-              <w:left w:val="single" w:color="B0C8E0" w:sz="1"/>
-              <w:bottom w:val="single" w:color="B0C8E0" w:sz="1"/>
-              <w:right w:val="single" w:color="B0C8E0" w:sz="1"/>
-            </w:tcBorders>
-            <w:shd w:fill="FFFFFF" w:val="clear"/>
-            <w:tcMar>
-              <w:top w:type="dxa" w:w="80"/>
-              <w:left w:type="dxa" w:w="100"/>
-              <w:bottom w:type="dxa" w:w="80"/>
-              <w:right w:type="dxa" w:w="100"/>
-            </w:tcMar>
-          </w:tcPr>
-          <w:p>
-            <w:r>
-              <w:rPr>
-                <w:rFonts w:ascii="Arial" w:cs="Arial" w:eastAsia="Arial" w:hAnsi="Arial"/>
-                <w:b w:val="false"/>
-                <w:bCs w:val="false"/>
-                <w:sz w:val="18"/>
-                <w:szCs w:val="18"/>
-              </w:rPr>
-              <w:t xml:space="preserve">-5.291</w:t>
-            </w:r>
-          </w:p>
-        </w:tc>
-        <w:tc>
-          <w:tcPr>
-            <w:tcW w:type="dxa" w:w="1600"/>
-            <w:tcBorders>
-              <w:top w:val="single" w:color="B0C8E0" w:sz="1"/>
-              <w:left w:val="single" w:color="B0C8E0" w:sz="1"/>
-              <w:bottom w:val="single" w:color="B0C8E0" w:sz="1"/>
-              <w:right w:val="single" w:color="B0C8E0" w:sz="1"/>
-            </w:tcBorders>
-            <w:shd w:fill="FFFFFF" w:val="clear"/>
-            <w:tcMar>
-              <w:top w:type="dxa" w:w="80"/>
-              <w:left w:type="dxa" w:w="100"/>
-              <w:bottom w:type="dxa" w:w="80"/>
-              <w:right w:type="dxa" w:w="100"/>
-            </w:tcMar>
-          </w:tcPr>
-          <w:p>
-            <w:r>
-              <w:rPr>
-                <w:rFonts w:ascii="Arial" w:cs="Arial" w:eastAsia="Arial" w:hAnsi="Arial"/>
-                <w:b w:val="false"/>
-                <w:bCs w:val="false"/>
-                <w:sz w:val="18"/>
-                <w:szCs w:val="18"/>
-              </w:rPr>
-              <w:t xml:space="preserve">9.32e-4</w:t>
-            </w:r>
-          </w:p>
-        </w:tc>
-        <w:tc>
-          <w:tcPr>
-            <w:tcW w:type="dxa" w:w="2466"/>
-            <w:tcBorders>
-              <w:top w:val="single" w:color="B0C8E0" w:sz="1"/>
-              <w:left w:val="single" w:color="B0C8E0" w:sz="1"/>
-              <w:bottom w:val="single" w:color="B0C8E0" w:sz="1"/>
-              <w:right w:val="single" w:color="B0C8E0" w:sz="1"/>
-            </w:tcBorders>
-            <w:shd w:fill="FFFFFF" w:val="clear"/>
-            <w:tcMar>
-              <w:top w:type="dxa" w:w="80"/>
-              <w:left w:type="dxa" w:w="100"/>
-              <w:bottom w:type="dxa" w:w="80"/>
-              <w:right w:type="dxa" w:w="100"/>
-            </w:tcMar>
-          </w:tcPr>
-          <w:p>
-            <w:r>
-              <w:rPr>
-                <w:rFonts w:ascii="Arial" w:cs="Arial" w:eastAsia="Arial" w:hAnsi="Arial"/>
-                <w:b w:val="false"/>
-                <w:bCs w:val="false"/>
-                <w:sz w:val="18"/>
-                <w:szCs w:val="18"/>
-              </w:rPr>
-              <w:t xml:space="preserve">Subexpresada</w:t>
-            </w:r>
-          </w:p>
-        </w:tc>
-      </w:tr>
-      <w:tr>
-        <w:tc>
-          <w:tcPr>
-            <w:tcW w:type="dxa" w:w="1800"/>
-            <w:tcBorders>
-              <w:top w:val="single" w:color="B0C8E0" w:sz="1"/>
-              <w:left w:val="single" w:color="B0C8E0" w:sz="1"/>
-              <w:bottom w:val="single" w:color="B0C8E0" w:sz="1"/>
-              <w:right w:val="single" w:color="B0C8E0" w:sz="1"/>
-            </w:tcBorders>
-            <w:shd w:fill="EEF4FB" w:val="clear"/>
-            <w:tcMar>
-              <w:top w:type="dxa" w:w="80"/>
-              <w:left w:type="dxa" w:w="100"/>
-              <w:bottom w:type="dxa" w:w="80"/>
-              <w:right w:type="dxa" w:w="100"/>
-            </w:tcMar>
-          </w:tcPr>
-          <w:p>
-            <w:r>
-              <w:rPr>
-                <w:rFonts w:ascii="Arial" w:cs="Arial" w:eastAsia="Arial" w:hAnsi="Arial"/>
-                <w:b w:val="false"/>
-                <w:bCs w:val="false"/>
-                <w:sz w:val="18"/>
-                <w:szCs w:val="18"/>
-              </w:rPr>
-              <w:t xml:space="preserve">HSPB6</w:t>
-            </w:r>
-          </w:p>
-        </w:tc>
-        <w:tc>
-          <w:tcPr>
-            <w:tcW w:type="dxa" w:w="1600"/>
-            <w:tcBorders>
-              <w:top w:val="single" w:color="B0C8E0" w:sz="1"/>
-              <w:left w:val="single" w:color="B0C8E0" w:sz="1"/>
-              <w:bottom w:val="single" w:color="B0C8E0" w:sz="1"/>
-              <w:right w:val="single" w:color="B0C8E0" w:sz="1"/>
-            </w:tcBorders>
-            <w:shd w:fill="EEF4FB" w:val="clear"/>
-            <w:tcMar>
-              <w:top w:type="dxa" w:w="80"/>
-              <w:left w:type="dxa" w:w="100"/>
-              <w:bottom w:type="dxa" w:w="80"/>
-              <w:right w:type="dxa" w:w="100"/>
-            </w:tcMar>
-          </w:tcPr>
-          <w:p>
-            <w:r>
-              <w:rPr>
-                <w:rFonts w:ascii="Arial" w:cs="Arial" w:eastAsia="Arial" w:hAnsi="Arial"/>
-                <w:b w:val="false"/>
-                <w:bCs w:val="false"/>
-                <w:sz w:val="18"/>
-                <w:szCs w:val="18"/>
-              </w:rPr>
-              <w:t xml:space="preserve">O14558</w:t>
-            </w:r>
-          </w:p>
-        </w:tc>
-        <w:tc>
-          <w:tcPr>
-            <w:tcW w:type="dxa" w:w="1400"/>
-            <w:tcBorders>
-              <w:top w:val="single" w:color="B0C8E0" w:sz="1"/>
-              <w:left w:val="single" w:color="B0C8E0" w:sz="1"/>
-              <w:bottom w:val="single" w:color="B0C8E0" w:sz="1"/>
-              <w:right w:val="single" w:color="B0C8E0" w:sz="1"/>
-            </w:tcBorders>
-            <w:shd w:fill="EEF4FB" w:val="clear"/>
-            <w:tcMar>
-              <w:top w:type="dxa" w:w="80"/>
-              <w:left w:type="dxa" w:w="100"/>
-              <w:bottom w:type="dxa" w:w="80"/>
-              <w:right w:type="dxa" w:w="100"/>
-            </w:tcMar>
-          </w:tcPr>
-          <w:p>
-            <w:r>
-              <w:rPr>
-                <w:rFonts w:ascii="Arial" w:cs="Arial" w:eastAsia="Arial" w:hAnsi="Arial"/>
-                <w:b w:val="false"/>
-                <w:bCs w:val="false"/>
-                <w:sz w:val="18"/>
-                <w:szCs w:val="18"/>
-              </w:rPr>
-              <w:t xml:space="preserve">-4.923</w:t>
-            </w:r>
-          </w:p>
-        </w:tc>
-        <w:tc>
-          <w:tcPr>
-            <w:tcW w:type="dxa" w:w="1600"/>
-            <w:tcBorders>
-              <w:top w:val="single" w:color="B0C8E0" w:sz="1"/>
-              <w:left w:val="single" w:color="B0C8E0" w:sz="1"/>
-              <w:bottom w:val="single" w:color="B0C8E0" w:sz="1"/>
-              <w:right w:val="single" w:color="B0C8E0" w:sz="1"/>
-            </w:tcBorders>
-            <w:shd w:fill="EEF4FB" w:val="clear"/>
-            <w:tcMar>
-              <w:top w:type="dxa" w:w="80"/>
-              <w:left w:type="dxa" w:w="100"/>
-              <w:bottom w:type="dxa" w:w="80"/>
-              <w:right w:type="dxa" w:w="100"/>
-            </w:tcMar>
-          </w:tcPr>
-          <w:p>
-            <w:r>
-              <w:rPr>
-                <w:rFonts w:ascii="Arial" w:cs="Arial" w:eastAsia="Arial" w:hAnsi="Arial"/>
-                <w:b w:val="false"/>
-                <w:bCs w:val="false"/>
-                <w:sz w:val="18"/>
-                <w:szCs w:val="18"/>
-              </w:rPr>
-              <w:t xml:space="preserve">3.3e-4</w:t>
-            </w:r>
-          </w:p>
-        </w:tc>
-        <w:tc>
-          <w:tcPr>
-            <w:tcW w:type="dxa" w:w="2466"/>
-            <w:tcBorders>
-              <w:top w:val="single" w:color="B0C8E0" w:sz="1"/>
-              <w:left w:val="single" w:color="B0C8E0" w:sz="1"/>
-              <w:bottom w:val="single" w:color="B0C8E0" w:sz="1"/>
-              <w:right w:val="single" w:color="B0C8E0" w:sz="1"/>
-            </w:tcBorders>
-            <w:shd w:fill="EEF4FB" w:val="clear"/>
-            <w:tcMar>
-              <w:top w:type="dxa" w:w="80"/>
-              <w:left w:type="dxa" w:w="100"/>
-              <w:bottom w:type="dxa" w:w="80"/>
-              <w:right w:type="dxa" w:w="100"/>
-            </w:tcMar>
-          </w:tcPr>
-          <w:p>
-            <w:r>
-              <w:rPr>
-                <w:rFonts w:ascii="Arial" w:cs="Arial" w:eastAsia="Arial" w:hAnsi="Arial"/>
-                <w:b w:val="false"/>
-                <w:bCs w:val="false"/>
-                <w:sz w:val="18"/>
-                <w:szCs w:val="18"/>
-              </w:rPr>
-              <w:t xml:space="preserve">Subexpresada</w:t>
-            </w:r>
-          </w:p>
-        </w:tc>
-      </w:tr>
-      <w:tr>
-        <w:tc>
-          <w:tcPr>
-            <w:tcW w:type="dxa" w:w="1800"/>
-            <w:tcBorders>
-              <w:top w:val="single" w:color="B0C8E0" w:sz="1"/>
-              <w:left w:val="single" w:color="B0C8E0" w:sz="1"/>
-              <w:bottom w:val="single" w:color="B0C8E0" w:sz="1"/>
-              <w:right w:val="single" w:color="B0C8E0" w:sz="1"/>
-            </w:tcBorders>
-            <w:shd w:fill="FFFFFF" w:val="clear"/>
-            <w:tcMar>
-              <w:top w:type="dxa" w:w="80"/>
-              <w:left w:type="dxa" w:w="100"/>
-              <w:bottom w:type="dxa" w:w="80"/>
-              <w:right w:type="dxa" w:w="100"/>
-            </w:tcMar>
-          </w:tcPr>
-          <w:p>
-            <w:r>
-              <w:rPr>
-                <w:rFonts w:ascii="Arial" w:cs="Arial" w:eastAsia="Arial" w:hAnsi="Arial"/>
-                <w:b w:val="false"/>
-                <w:bCs w:val="false"/>
-                <w:sz w:val="18"/>
-                <w:szCs w:val="18"/>
-              </w:rPr>
-              <w:t xml:space="preserve">MYL2</w:t>
-            </w:r>
-          </w:p>
-        </w:tc>
-        <w:tc>
-          <w:tcPr>
-            <w:tcW w:type="dxa" w:w="1600"/>
-            <w:tcBorders>
-              <w:top w:val="single" w:color="B0C8E0" w:sz="1"/>
-              <w:left w:val="single" w:color="B0C8E0" w:sz="1"/>
-              <w:bottom w:val="single" w:color="B0C8E0" w:sz="1"/>
-              <w:right w:val="single" w:color="B0C8E0" w:sz="1"/>
-            </w:tcBorders>
-            <w:shd w:fill="FFFFFF" w:val="clear"/>
-            <w:tcMar>
-              <w:top w:type="dxa" w:w="80"/>
-              <w:left w:type="dxa" w:w="100"/>
-              <w:bottom w:type="dxa" w:w="80"/>
-              <w:right w:type="dxa" w:w="100"/>
-            </w:tcMar>
-          </w:tcPr>
-          <w:p>
-            <w:r>
-              <w:rPr>
-                <w:rFonts w:ascii="Arial" w:cs="Arial" w:eastAsia="Arial" w:hAnsi="Arial"/>
-                <w:b w:val="false"/>
-                <w:bCs w:val="false"/>
-                <w:sz w:val="18"/>
-                <w:szCs w:val="18"/>
-              </w:rPr>
-              <w:t xml:space="preserve">P10916</w:t>
-            </w:r>
-          </w:p>
-        </w:tc>
-        <w:tc>
-          <w:tcPr>
-            <w:tcW w:type="dxa" w:w="1400"/>
-            <w:tcBorders>
-              <w:top w:val="single" w:color="B0C8E0" w:sz="1"/>
-              <w:left w:val="single" w:color="B0C8E0" w:sz="1"/>
-              <w:bottom w:val="single" w:color="B0C8E0" w:sz="1"/>
-              <w:right w:val="single" w:color="B0C8E0" w:sz="1"/>
-            </w:tcBorders>
-            <w:shd w:fill="FFFFFF" w:val="clear"/>
-            <w:tcMar>
-              <w:top w:type="dxa" w:w="80"/>
-              <w:left w:type="dxa" w:w="100"/>
-              <w:bottom w:type="dxa" w:w="80"/>
-              <w:right w:type="dxa" w:w="100"/>
-            </w:tcMar>
-          </w:tcPr>
-          <w:p>
-            <w:r>
-              <w:rPr>
-                <w:rFonts w:ascii="Arial" w:cs="Arial" w:eastAsia="Arial" w:hAnsi="Arial"/>
-                <w:b w:val="false"/>
-                <w:bCs w:val="false"/>
-                <w:sz w:val="18"/>
-                <w:szCs w:val="18"/>
-              </w:rPr>
-              <w:t xml:space="preserve">-4.907</w:t>
-            </w:r>
-          </w:p>
-        </w:tc>
-        <w:tc>
-          <w:tcPr>
-            <w:tcW w:type="dxa" w:w="1600"/>
-            <w:tcBorders>
-              <w:top w:val="single" w:color="B0C8E0" w:sz="1"/>
-              <w:left w:val="single" w:color="B0C8E0" w:sz="1"/>
-              <w:bottom w:val="single" w:color="B0C8E0" w:sz="1"/>
-              <w:right w:val="single" w:color="B0C8E0" w:sz="1"/>
-            </w:tcBorders>
-            <w:shd w:fill="FFFFFF" w:val="clear"/>
-            <w:tcMar>
-              <w:top w:type="dxa" w:w="80"/>
-              <w:left w:type="dxa" w:w="100"/>
-              <w:bottom w:type="dxa" w:w="80"/>
-              <w:right w:type="dxa" w:w="100"/>
-            </w:tcMar>
-          </w:tcPr>
-          <w:p>
-            <w:r>
-              <w:rPr>
-                <w:rFonts w:ascii="Arial" w:cs="Arial" w:eastAsia="Arial" w:hAnsi="Arial"/>
-                <w:b w:val="false"/>
-                <w:bCs w:val="false"/>
-                <w:sz w:val="18"/>
-                <w:szCs w:val="18"/>
-              </w:rPr>
-              <w:t xml:space="preserve">0.00177</w:t>
-            </w:r>
-          </w:p>
-        </w:tc>
-        <w:tc>
-          <w:tcPr>
-            <w:tcW w:type="dxa" w:w="2466"/>
-            <w:tcBorders>
-              <w:top w:val="single" w:color="B0C8E0" w:sz="1"/>
-              <w:left w:val="single" w:color="B0C8E0" w:sz="1"/>
-              <w:bottom w:val="single" w:color="B0C8E0" w:sz="1"/>
-              <w:right w:val="single" w:color="B0C8E0" w:sz="1"/>
-            </w:tcBorders>
-            <w:shd w:fill="FFFFFF" w:val="clear"/>
-            <w:tcMar>
-              <w:top w:type="dxa" w:w="80"/>
-              <w:left w:type="dxa" w:w="100"/>
-              <w:bottom w:type="dxa" w:w="80"/>
-              <w:right w:type="dxa" w:w="100"/>
-            </w:tcMar>
-          </w:tcPr>
-          <w:p>
-            <w:r>
-              <w:rPr>
-                <w:rFonts w:ascii="Arial" w:cs="Arial" w:eastAsia="Arial" w:hAnsi="Arial"/>
-                <w:b w:val="false"/>
-                <w:bCs w:val="false"/>
-                <w:sz w:val="18"/>
-                <w:szCs w:val="18"/>
-              </w:rPr>
-              <w:t xml:space="preserve">Subexpresada</w:t>
-            </w:r>
-          </w:p>
-        </w:tc>
-      </w:tr>
-      <w:tr>
-        <w:tc>
-          <w:tcPr>
-            <w:tcW w:type="dxa" w:w="1800"/>
-            <w:tcBorders>
-              <w:top w:val="single" w:color="B0C8E0" w:sz="1"/>
-              <w:left w:val="single" w:color="B0C8E0" w:sz="1"/>
-              <w:bottom w:val="single" w:color="B0C8E0" w:sz="1"/>
-              <w:right w:val="single" w:color="B0C8E0" w:sz="1"/>
-            </w:tcBorders>
-            <w:shd w:fill="EEF4FB" w:val="clear"/>
-            <w:tcMar>
-              <w:top w:type="dxa" w:w="80"/>
-              <w:left w:type="dxa" w:w="100"/>
-              <w:bottom w:type="dxa" w:w="80"/>
-              <w:right w:type="dxa" w:w="100"/>
-            </w:tcMar>
-          </w:tcPr>
-          <w:p>
-            <w:r>
-              <w:rPr>
-                <w:rFonts w:ascii="Arial" w:cs="Arial" w:eastAsia="Arial" w:hAnsi="Arial"/>
-                <w:b w:val="false"/>
-                <w:bCs w:val="false"/>
-                <w:sz w:val="18"/>
-                <w:szCs w:val="18"/>
-              </w:rPr>
-              <w:t xml:space="preserve">CASQ1</w:t>
-            </w:r>
-          </w:p>
-        </w:tc>
-        <w:tc>
-          <w:tcPr>
-            <w:tcW w:type="dxa" w:w="1600"/>
-            <w:tcBorders>
-              <w:top w:val="single" w:color="B0C8E0" w:sz="1"/>
-              <w:left w:val="single" w:color="B0C8E0" w:sz="1"/>
-              <w:bottom w:val="single" w:color="B0C8E0" w:sz="1"/>
-              <w:right w:val="single" w:color="B0C8E0" w:sz="1"/>
-            </w:tcBorders>
-            <w:shd w:fill="EEF4FB" w:val="clear"/>
-            <w:tcMar>
-              <w:top w:type="dxa" w:w="80"/>
-              <w:left w:type="dxa" w:w="100"/>
-              <w:bottom w:type="dxa" w:w="80"/>
-              <w:right w:type="dxa" w:w="100"/>
-            </w:tcMar>
-          </w:tcPr>
-          <w:p>
-            <w:r>
-              <w:rPr>
-                <w:rFonts w:ascii="Arial" w:cs="Arial" w:eastAsia="Arial" w:hAnsi="Arial"/>
-                <w:b w:val="false"/>
-                <w:bCs w:val="false"/>
-                <w:sz w:val="18"/>
-                <w:szCs w:val="18"/>
-              </w:rPr>
-              <w:t xml:space="preserve">P31415</w:t>
-            </w:r>
-          </w:p>
-        </w:tc>
-        <w:tc>
-          <w:tcPr>
-            <w:tcW w:type="dxa" w:w="1400"/>
-            <w:tcBorders>
-              <w:top w:val="single" w:color="B0C8E0" w:sz="1"/>
-              <w:left w:val="single" w:color="B0C8E0" w:sz="1"/>
-              <w:bottom w:val="single" w:color="B0C8E0" w:sz="1"/>
-              <w:right w:val="single" w:color="B0C8E0" w:sz="1"/>
-            </w:tcBorders>
-            <w:shd w:fill="EEF4FB" w:val="clear"/>
-            <w:tcMar>
-              <w:top w:type="dxa" w:w="80"/>
-              <w:left w:type="dxa" w:w="100"/>
-              <w:bottom w:type="dxa" w:w="80"/>
-              <w:right w:type="dxa" w:w="100"/>
-            </w:tcMar>
-          </w:tcPr>
-          <w:p>
-            <w:r>
-              <w:rPr>
-                <w:rFonts w:ascii="Arial" w:cs="Arial" w:eastAsia="Arial" w:hAnsi="Arial"/>
-                <w:b w:val="false"/>
-                <w:bCs w:val="false"/>
-                <w:sz w:val="18"/>
-                <w:szCs w:val="18"/>
-              </w:rPr>
-              <w:t xml:space="preserve">-4.84</w:t>
-            </w:r>
-          </w:p>
-        </w:tc>
-        <w:tc>
-          <w:tcPr>
-            <w:tcW w:type="dxa" w:w="1600"/>
-            <w:tcBorders>
-              <w:top w:val="single" w:color="B0C8E0" w:sz="1"/>
-              <w:left w:val="single" w:color="B0C8E0" w:sz="1"/>
-              <w:bottom w:val="single" w:color="B0C8E0" w:sz="1"/>
-              <w:right w:val="single" w:color="B0C8E0" w:sz="1"/>
-            </w:tcBorders>
-            <w:shd w:fill="EEF4FB" w:val="clear"/>
-            <w:tcMar>
-              <w:top w:type="dxa" w:w="80"/>
-              <w:left w:type="dxa" w:w="100"/>
-              <w:bottom w:type="dxa" w:w="80"/>
-              <w:right w:type="dxa" w:w="100"/>
-            </w:tcMar>
-          </w:tcPr>
-          <w:p>
-            <w:r>
-              <w:rPr>
-                <w:rFonts w:ascii="Arial" w:cs="Arial" w:eastAsia="Arial" w:hAnsi="Arial"/>
-                <w:b w:val="false"/>
-                <w:bCs w:val="false"/>
-                <w:sz w:val="18"/>
-                <w:szCs w:val="18"/>
-              </w:rPr>
-              <w:t xml:space="preserve">0.00362</w:t>
-            </w:r>
-          </w:p>
-        </w:tc>
-        <w:tc>
-          <w:tcPr>
-            <w:tcW w:type="dxa" w:w="2466"/>
-            <w:tcBorders>
-              <w:top w:val="single" w:color="B0C8E0" w:sz="1"/>
-              <w:left w:val="single" w:color="B0C8E0" w:sz="1"/>
-              <w:bottom w:val="single" w:color="B0C8E0" w:sz="1"/>
-              <w:right w:val="single" w:color="B0C8E0" w:sz="1"/>
-            </w:tcBorders>
-            <w:shd w:fill="EEF4FB" w:val="clear"/>
-            <w:tcMar>
-              <w:top w:type="dxa" w:w="80"/>
-              <w:left w:type="dxa" w:w="100"/>
-              <w:bottom w:type="dxa" w:w="80"/>
-              <w:right w:type="dxa" w:w="100"/>
-            </w:tcMar>
-          </w:tcPr>
-          <w:p>
-            <w:r>
-              <w:rPr>
-                <w:rFonts w:ascii="Arial" w:cs="Arial" w:eastAsia="Arial" w:hAnsi="Arial"/>
-                <w:b w:val="false"/>
-                <w:bCs w:val="false"/>
-                <w:sz w:val="18"/>
-                <w:szCs w:val="18"/>
-              </w:rPr>
-              <w:t xml:space="preserve">Subexpresada</w:t>
-            </w:r>
-          </w:p>
-        </w:tc>
-      </w:tr>
-      <w:tr>
-        <w:tc>
-          <w:tcPr>
-            <w:tcW w:type="dxa" w:w="1800"/>
-            <w:tcBorders>
-              <w:top w:val="single" w:color="B0C8E0" w:sz="1"/>
-              <w:left w:val="single" w:color="B0C8E0" w:sz="1"/>
-              <w:bottom w:val="single" w:color="B0C8E0" w:sz="1"/>
-              <w:right w:val="single" w:color="B0C8E0" w:sz="1"/>
-            </w:tcBorders>
-            <w:shd w:fill="FFFFFF" w:val="clear"/>
-            <w:tcMar>
-              <w:top w:type="dxa" w:w="80"/>
-              <w:left w:type="dxa" w:w="100"/>
-              <w:bottom w:type="dxa" w:w="80"/>
-              <w:right w:type="dxa" w:w="100"/>
-            </w:tcMar>
-          </w:tcPr>
-          <w:p>
-            <w:r>
-              <w:rPr>
-                <w:rFonts w:ascii="Arial" w:cs="Arial" w:eastAsia="Arial" w:hAnsi="Arial"/>
-                <w:b w:val="false"/>
-                <w:bCs w:val="false"/>
-                <w:sz w:val="18"/>
-                <w:szCs w:val="18"/>
-              </w:rPr>
-              <w:t xml:space="preserve">SYPL2</w:t>
-            </w:r>
-          </w:p>
-        </w:tc>
-        <w:tc>
-          <w:tcPr>
-            <w:tcW w:type="dxa" w:w="1600"/>
-            <w:tcBorders>
-              <w:top w:val="single" w:color="B0C8E0" w:sz="1"/>
-              <w:left w:val="single" w:color="B0C8E0" w:sz="1"/>
-              <w:bottom w:val="single" w:color="B0C8E0" w:sz="1"/>
-              <w:right w:val="single" w:color="B0C8E0" w:sz="1"/>
-            </w:tcBorders>
-            <w:shd w:fill="FFFFFF" w:val="clear"/>
-            <w:tcMar>
-              <w:top w:type="dxa" w:w="80"/>
-              <w:left w:type="dxa" w:w="100"/>
-              <w:bottom w:type="dxa" w:w="80"/>
-              <w:right w:type="dxa" w:w="100"/>
-            </w:tcMar>
-          </w:tcPr>
-          <w:p>
-            <w:r>
-              <w:rPr>
-                <w:rFonts w:ascii="Arial" w:cs="Arial" w:eastAsia="Arial" w:hAnsi="Arial"/>
-                <w:b w:val="false"/>
-                <w:bCs w:val="false"/>
-                <w:sz w:val="18"/>
-                <w:szCs w:val="18"/>
-              </w:rPr>
-              <w:t xml:space="preserve">Q5VXT5</w:t>
-            </w:r>
-          </w:p>
-        </w:tc>
-        <w:tc>
-          <w:tcPr>
-            <w:tcW w:type="dxa" w:w="1400"/>
-            <w:tcBorders>
-              <w:top w:val="single" w:color="B0C8E0" w:sz="1"/>
-              <w:left w:val="single" w:color="B0C8E0" w:sz="1"/>
-              <w:bottom w:val="single" w:color="B0C8E0" w:sz="1"/>
-              <w:right w:val="single" w:color="B0C8E0" w:sz="1"/>
-            </w:tcBorders>
-            <w:shd w:fill="FFFFFF" w:val="clear"/>
-            <w:tcMar>
-              <w:top w:type="dxa" w:w="80"/>
-              <w:left w:type="dxa" w:w="100"/>
-              <w:bottom w:type="dxa" w:w="80"/>
-              <w:right w:type="dxa" w:w="100"/>
-            </w:tcMar>
-          </w:tcPr>
-          <w:p>
-            <w:r>
-              <w:rPr>
-                <w:rFonts w:ascii="Arial" w:cs="Arial" w:eastAsia="Arial" w:hAnsi="Arial"/>
-                <w:b w:val="false"/>
-                <w:bCs w:val="false"/>
-                <w:sz w:val="18"/>
-                <w:szCs w:val="18"/>
-              </w:rPr>
-              <w:t xml:space="preserve">-4.724</w:t>
-            </w:r>
-          </w:p>
-        </w:tc>
-        <w:tc>
-          <w:tcPr>
-            <w:tcW w:type="dxa" w:w="1600"/>
-            <w:tcBorders>
-              <w:top w:val="single" w:color="B0C8E0" w:sz="1"/>
-              <w:left w:val="single" w:color="B0C8E0" w:sz="1"/>
-              <w:bottom w:val="single" w:color="B0C8E0" w:sz="1"/>
-              <w:right w:val="single" w:color="B0C8E0" w:sz="1"/>
-            </w:tcBorders>
-            <w:shd w:fill="FFFFFF" w:val="clear"/>
-            <w:tcMar>
-              <w:top w:type="dxa" w:w="80"/>
-              <w:left w:type="dxa" w:w="100"/>
-              <w:bottom w:type="dxa" w:w="80"/>
-              <w:right w:type="dxa" w:w="100"/>
-            </w:tcMar>
-          </w:tcPr>
-          <w:p>
-            <w:r>
-              <w:rPr>
-                <w:rFonts w:ascii="Arial" w:cs="Arial" w:eastAsia="Arial" w:hAnsi="Arial"/>
-                <w:b w:val="false"/>
-                <w:bCs w:val="false"/>
-                <w:sz w:val="18"/>
-                <w:szCs w:val="18"/>
-              </w:rPr>
-              <w:t xml:space="preserve">0.00221</w:t>
-            </w:r>
-          </w:p>
-        </w:tc>
-        <w:tc>
-          <w:tcPr>
-            <w:tcW w:type="dxa" w:w="2466"/>
-            <w:tcBorders>
-              <w:top w:val="single" w:color="B0C8E0" w:sz="1"/>
-              <w:left w:val="single" w:color="B0C8E0" w:sz="1"/>
-              <w:bottom w:val="single" w:color="B0C8E0" w:sz="1"/>
-              <w:right w:val="single" w:color="B0C8E0" w:sz="1"/>
-            </w:tcBorders>
-            <w:shd w:fill="FFFFFF" w:val="clear"/>
-            <w:tcMar>
-              <w:top w:type="dxa" w:w="80"/>
-              <w:left w:type="dxa" w:w="100"/>
-              <w:bottom w:type="dxa" w:w="80"/>
-              <w:right w:type="dxa" w:w="100"/>
-            </w:tcMar>
-          </w:tcPr>
-          <w:p>
-            <w:r>
-              <w:rPr>
-                <w:rFonts w:ascii="Arial" w:cs="Arial" w:eastAsia="Arial" w:hAnsi="Arial"/>
-                <w:b w:val="false"/>
-                <w:bCs w:val="false"/>
-                <w:sz w:val="18"/>
-                <w:szCs w:val="18"/>
-              </w:rPr>
-              <w:t xml:space="preserve">Subexpresada</w:t>
-            </w:r>
-          </w:p>
-        </w:tc>
-      </w:tr>
-      <w:tr>
-        <w:tc>
-          <w:tcPr>
-            <w:tcW w:type="dxa" w:w="1800"/>
-            <w:tcBorders>
-              <w:top w:val="single" w:color="B0C8E0" w:sz="1"/>
-              <w:left w:val="single" w:color="B0C8E0" w:sz="1"/>
-              <w:bottom w:val="single" w:color="B0C8E0" w:sz="1"/>
-              <w:right w:val="single" w:color="B0C8E0" w:sz="1"/>
-            </w:tcBorders>
-            <w:shd w:fill="EEF4FB" w:val="clear"/>
-            <w:tcMar>
-              <w:top w:type="dxa" w:w="80"/>
-              <w:left w:type="dxa" w:w="100"/>
-              <w:bottom w:type="dxa" w:w="80"/>
-              <w:right w:type="dxa" w:w="100"/>
-            </w:tcMar>
-          </w:tcPr>
-          <w:p>
-            <w:r>
-              <w:rPr>
-                <w:rFonts w:ascii="Arial" w:cs="Arial" w:eastAsia="Arial" w:hAnsi="Arial"/>
-                <w:b w:val="false"/>
-                <w:bCs w:val="false"/>
-                <w:sz w:val="18"/>
-                <w:szCs w:val="18"/>
-              </w:rPr>
-              <w:t xml:space="preserve">FHL1</w:t>
-            </w:r>
-          </w:p>
-        </w:tc>
-        <w:tc>
-          <w:tcPr>
-            <w:tcW w:type="dxa" w:w="1600"/>
-            <w:tcBorders>
-              <w:top w:val="single" w:color="B0C8E0" w:sz="1"/>
-              <w:left w:val="single" w:color="B0C8E0" w:sz="1"/>
-              <w:bottom w:val="single" w:color="B0C8E0" w:sz="1"/>
-              <w:right w:val="single" w:color="B0C8E0" w:sz="1"/>
-            </w:tcBorders>
-            <w:shd w:fill="EEF4FB" w:val="clear"/>
-            <w:tcMar>
-              <w:top w:type="dxa" w:w="80"/>
-              <w:left w:type="dxa" w:w="100"/>
-              <w:bottom w:type="dxa" w:w="80"/>
-              <w:right w:type="dxa" w:w="100"/>
-            </w:tcMar>
-          </w:tcPr>
-          <w:p>
-            <w:r>
-              <w:rPr>
-                <w:rFonts w:ascii="Arial" w:cs="Arial" w:eastAsia="Arial" w:hAnsi="Arial"/>
-                <w:b w:val="false"/>
-                <w:bCs w:val="false"/>
-                <w:sz w:val="18"/>
-                <w:szCs w:val="18"/>
-              </w:rPr>
-              <w:t xml:space="preserve">Q13642</w:t>
-            </w:r>
-          </w:p>
-        </w:tc>
-        <w:tc>
-          <w:tcPr>
-            <w:tcW w:type="dxa" w:w="1400"/>
-            <w:tcBorders>
-              <w:top w:val="single" w:color="B0C8E0" w:sz="1"/>
-              <w:left w:val="single" w:color="B0C8E0" w:sz="1"/>
-              <w:bottom w:val="single" w:color="B0C8E0" w:sz="1"/>
-              <w:right w:val="single" w:color="B0C8E0" w:sz="1"/>
-            </w:tcBorders>
-            <w:shd w:fill="EEF4FB" w:val="clear"/>
-            <w:tcMar>
-              <w:top w:type="dxa" w:w="80"/>
-              <w:left w:type="dxa" w:w="100"/>
-              <w:bottom w:type="dxa" w:w="80"/>
-              <w:right w:type="dxa" w:w="100"/>
-            </w:tcMar>
-          </w:tcPr>
-          <w:p>
-            <w:r>
-              <w:rPr>
-                <w:rFonts w:ascii="Arial" w:cs="Arial" w:eastAsia="Arial" w:hAnsi="Arial"/>
-                <w:b w:val="false"/>
-                <w:bCs w:val="false"/>
-                <w:sz w:val="18"/>
-                <w:szCs w:val="18"/>
-              </w:rPr>
-              <w:t xml:space="preserve">-4.701</w:t>
-            </w:r>
-          </w:p>
-        </w:tc>
-        <w:tc>
-          <w:tcPr>
-            <w:tcW w:type="dxa" w:w="1600"/>
-            <w:tcBorders>
-              <w:top w:val="single" w:color="B0C8E0" w:sz="1"/>
-              <w:left w:val="single" w:color="B0C8E0" w:sz="1"/>
-              <w:bottom w:val="single" w:color="B0C8E0" w:sz="1"/>
-              <w:right w:val="single" w:color="B0C8E0" w:sz="1"/>
-            </w:tcBorders>
-            <w:shd w:fill="EEF4FB" w:val="clear"/>
-            <w:tcMar>
-              <w:top w:type="dxa" w:w="80"/>
-              <w:left w:type="dxa" w:w="100"/>
-              <w:bottom w:type="dxa" w:w="80"/>
-              <w:right w:type="dxa" w:w="100"/>
-            </w:tcMar>
-          </w:tcPr>
-          <w:p>
-            <w:r>
-              <w:rPr>
-                <w:rFonts w:ascii="Arial" w:cs="Arial" w:eastAsia="Arial" w:hAnsi="Arial"/>
-                <w:b w:val="false"/>
-                <w:bCs w:val="false"/>
-                <w:sz w:val="18"/>
-                <w:szCs w:val="18"/>
-              </w:rPr>
-              <w:t xml:space="preserve">0.00394</w:t>
-            </w:r>
-          </w:p>
-        </w:tc>
-        <w:tc>
-          <w:tcPr>
-            <w:tcW w:type="dxa" w:w="2466"/>
-            <w:tcBorders>
-              <w:top w:val="single" w:color="B0C8E0" w:sz="1"/>
-              <w:left w:val="single" w:color="B0C8E0" w:sz="1"/>
-              <w:bottom w:val="single" w:color="B0C8E0" w:sz="1"/>
-              <w:right w:val="single" w:color="B0C8E0" w:sz="1"/>
-            </w:tcBorders>
-            <w:shd w:fill="EEF4FB" w:val="clear"/>
-            <w:tcMar>
-              <w:top w:type="dxa" w:w="80"/>
-              <w:left w:type="dxa" w:w="100"/>
-              <w:bottom w:type="dxa" w:w="80"/>
-              <w:right w:type="dxa" w:w="100"/>
-            </w:tcMar>
-          </w:tcPr>
-          <w:p>
-            <w:r>
-              <w:rPr>
-                <w:rFonts w:ascii="Arial" w:cs="Arial" w:eastAsia="Arial" w:hAnsi="Arial"/>
-                <w:b w:val="false"/>
-                <w:bCs w:val="false"/>
-                <w:sz w:val="18"/>
-                <w:szCs w:val="18"/>
-              </w:rPr>
-              <w:t xml:space="preserve">Subexpresada</w:t>
-            </w:r>
-          </w:p>
-        </w:tc>
-      </w:tr>
-      <w:tr>
-        <w:tc>
-          <w:tcPr>
-            <w:tcW w:type="dxa" w:w="1800"/>
-            <w:tcBorders>
-              <w:top w:val="single" w:color="B0C8E0" w:sz="1"/>
-              <w:left w:val="single" w:color="B0C8E0" w:sz="1"/>
-              <w:bottom w:val="single" w:color="B0C8E0" w:sz="1"/>
-              <w:right w:val="single" w:color="B0C8E0" w:sz="1"/>
-            </w:tcBorders>
-            <w:shd w:fill="FFFFFF" w:val="clear"/>
-            <w:tcMar>
-              <w:top w:type="dxa" w:w="80"/>
-              <w:left w:type="dxa" w:w="100"/>
-              <w:bottom w:type="dxa" w:w="80"/>
-              <w:right w:type="dxa" w:w="100"/>
-            </w:tcMar>
-          </w:tcPr>
-          <w:p>
-            <w:r>
-              <w:rPr>
-                <w:rFonts w:ascii="Arial" w:cs="Arial" w:eastAsia="Arial" w:hAnsi="Arial"/>
-                <w:b w:val="false"/>
-                <w:bCs w:val="false"/>
-                <w:sz w:val="18"/>
-                <w:szCs w:val="18"/>
-              </w:rPr>
-              <w:t xml:space="preserve">MYH2</w:t>
-            </w:r>
-          </w:p>
-        </w:tc>
-        <w:tc>
-          <w:tcPr>
-            <w:tcW w:type="dxa" w:w="1600"/>
-            <w:tcBorders>
-              <w:top w:val="single" w:color="B0C8E0" w:sz="1"/>
-              <w:left w:val="single" w:color="B0C8E0" w:sz="1"/>
-              <w:bottom w:val="single" w:color="B0C8E0" w:sz="1"/>
-              <w:right w:val="single" w:color="B0C8E0" w:sz="1"/>
-            </w:tcBorders>
-            <w:shd w:fill="FFFFFF" w:val="clear"/>
-            <w:tcMar>
-              <w:top w:type="dxa" w:w="80"/>
-              <w:left w:type="dxa" w:w="100"/>
-              <w:bottom w:type="dxa" w:w="80"/>
-              <w:right w:type="dxa" w:w="100"/>
-            </w:tcMar>
-          </w:tcPr>
-          <w:p>
-            <w:r>
-              <w:rPr>
-                <w:rFonts w:ascii="Arial" w:cs="Arial" w:eastAsia="Arial" w:hAnsi="Arial"/>
-                <w:b w:val="false"/>
-                <w:bCs w:val="false"/>
-                <w:sz w:val="18"/>
-                <w:szCs w:val="18"/>
-              </w:rPr>
-              <w:t xml:space="preserve">Q9UKX2</w:t>
-            </w:r>
-          </w:p>
-        </w:tc>
-        <w:tc>
-          <w:tcPr>
-            <w:tcW w:type="dxa" w:w="1400"/>
-            <w:tcBorders>
-              <w:top w:val="single" w:color="B0C8E0" w:sz="1"/>
-              <w:left w:val="single" w:color="B0C8E0" w:sz="1"/>
-              <w:bottom w:val="single" w:color="B0C8E0" w:sz="1"/>
-              <w:right w:val="single" w:color="B0C8E0" w:sz="1"/>
-            </w:tcBorders>
-            <w:shd w:fill="FFFFFF" w:val="clear"/>
-            <w:tcMar>
-              <w:top w:type="dxa" w:w="80"/>
-              <w:left w:type="dxa" w:w="100"/>
-              <w:bottom w:type="dxa" w:w="80"/>
-              <w:right w:type="dxa" w:w="100"/>
-            </w:tcMar>
-          </w:tcPr>
-          <w:p>
-            <w:r>
-              <w:rPr>
-                <w:rFonts w:ascii="Arial" w:cs="Arial" w:eastAsia="Arial" w:hAnsi="Arial"/>
-                <w:b w:val="false"/>
-                <w:bCs w:val="false"/>
-                <w:sz w:val="18"/>
-                <w:szCs w:val="18"/>
-              </w:rPr>
-              <w:t xml:space="preserve">-4.685</w:t>
-            </w:r>
-          </w:p>
-        </w:tc>
-        <w:tc>
-          <w:tcPr>
-            <w:tcW w:type="dxa" w:w="1600"/>
-            <w:tcBorders>
-              <w:top w:val="single" w:color="B0C8E0" w:sz="1"/>
-              <w:left w:val="single" w:color="B0C8E0" w:sz="1"/>
-              <w:bottom w:val="single" w:color="B0C8E0" w:sz="1"/>
-              <w:right w:val="single" w:color="B0C8E0" w:sz="1"/>
-            </w:tcBorders>
-            <w:shd w:fill="FFFFFF" w:val="clear"/>
-            <w:tcMar>
-              <w:top w:type="dxa" w:w="80"/>
-              <w:left w:type="dxa" w:w="100"/>
-              <w:bottom w:type="dxa" w:w="80"/>
-              <w:right w:type="dxa" w:w="100"/>
-            </w:tcMar>
-          </w:tcPr>
-          <w:p>
-            <w:r>
-              <w:rPr>
-                <w:rFonts w:ascii="Arial" w:cs="Arial" w:eastAsia="Arial" w:hAnsi="Arial"/>
-                <w:b w:val="false"/>
-                <w:bCs w:val="false"/>
-                <w:sz w:val="18"/>
-                <w:szCs w:val="18"/>
-              </w:rPr>
-              <w:t xml:space="preserve">0.0035</w:t>
-            </w:r>
-          </w:p>
-        </w:tc>
-        <w:tc>
-          <w:tcPr>
-            <w:tcW w:type="dxa" w:w="2466"/>
-            <w:tcBorders>
-              <w:top w:val="single" w:color="B0C8E0" w:sz="1"/>
-              <w:left w:val="single" w:color="B0C8E0" w:sz="1"/>
-              <w:bottom w:val="single" w:color="B0C8E0" w:sz="1"/>
-              <w:right w:val="single" w:color="B0C8E0" w:sz="1"/>
-            </w:tcBorders>
-            <w:shd w:fill="FFFFFF" w:val="clear"/>
-            <w:tcMar>
-              <w:top w:type="dxa" w:w="80"/>
-              <w:left w:type="dxa" w:w="100"/>
-              <w:bottom w:type="dxa" w:w="80"/>
-              <w:right w:type="dxa" w:w="100"/>
-            </w:tcMar>
-          </w:tcPr>
-          <w:p>
-            <w:r>
-              <w:rPr>
-                <w:rFonts w:ascii="Arial" w:cs="Arial" w:eastAsia="Arial" w:hAnsi="Arial"/>
-                <w:b w:val="false"/>
-                <w:bCs w:val="false"/>
-                <w:sz w:val="18"/>
-                <w:szCs w:val="18"/>
-              </w:rPr>
-              <w:t xml:space="preserve">Subexpresada</w:t>
-            </w:r>
-          </w:p>
-        </w:tc>
-      </w:tr>
-      <w:tr>
-        <w:tc>
-          <w:tcPr>
-            <w:tcW w:type="dxa" w:w="1800"/>
-            <w:tcBorders>
-              <w:top w:val="single" w:color="B0C8E0" w:sz="1"/>
-              <w:left w:val="single" w:color="B0C8E0" w:sz="1"/>
-              <w:bottom w:val="single" w:color="B0C8E0" w:sz="1"/>
-              <w:right w:val="single" w:color="B0C8E0" w:sz="1"/>
-            </w:tcBorders>
-            <w:shd w:fill="EEF4FB" w:val="clear"/>
-            <w:tcMar>
-              <w:top w:type="dxa" w:w="80"/>
-              <w:left w:type="dxa" w:w="100"/>
-              <w:bottom w:type="dxa" w:w="80"/>
-              <w:right w:type="dxa" w:w="100"/>
-            </w:tcMar>
-          </w:tcPr>
-          <w:p>
-            <w:r>
-              <w:rPr>
-                <w:rFonts w:ascii="Arial" w:cs="Arial" w:eastAsia="Arial" w:hAnsi="Arial"/>
-                <w:b w:val="false"/>
-                <w:bCs w:val="false"/>
-                <w:sz w:val="18"/>
-                <w:szCs w:val="18"/>
-              </w:rPr>
-              <w:t xml:space="preserve">MYL3</w:t>
-            </w:r>
-          </w:p>
-        </w:tc>
-        <w:tc>
-          <w:tcPr>
-            <w:tcW w:type="dxa" w:w="1600"/>
-            <w:tcBorders>
-              <w:top w:val="single" w:color="B0C8E0" w:sz="1"/>
-              <w:left w:val="single" w:color="B0C8E0" w:sz="1"/>
-              <w:bottom w:val="single" w:color="B0C8E0" w:sz="1"/>
-              <w:right w:val="single" w:color="B0C8E0" w:sz="1"/>
-            </w:tcBorders>
-            <w:shd w:fill="EEF4FB" w:val="clear"/>
-            <w:tcMar>
-              <w:top w:type="dxa" w:w="80"/>
-              <w:left w:type="dxa" w:w="100"/>
-              <w:bottom w:type="dxa" w:w="80"/>
-              <w:right w:type="dxa" w:w="100"/>
-            </w:tcMar>
-          </w:tcPr>
-          <w:p>
-            <w:r>
-              <w:rPr>
-                <w:rFonts w:ascii="Arial" w:cs="Arial" w:eastAsia="Arial" w:hAnsi="Arial"/>
-                <w:b w:val="false"/>
-                <w:bCs w:val="false"/>
-                <w:sz w:val="18"/>
-                <w:szCs w:val="18"/>
-              </w:rPr>
-              <w:t xml:space="preserve">P08590</w:t>
-            </w:r>
-          </w:p>
-        </w:tc>
-        <w:tc>
-          <w:tcPr>
-            <w:tcW w:type="dxa" w:w="1400"/>
-            <w:tcBorders>
-              <w:top w:val="single" w:color="B0C8E0" w:sz="1"/>
-              <w:left w:val="single" w:color="B0C8E0" w:sz="1"/>
-              <w:bottom w:val="single" w:color="B0C8E0" w:sz="1"/>
-              <w:right w:val="single" w:color="B0C8E0" w:sz="1"/>
-            </w:tcBorders>
-            <w:shd w:fill="EEF4FB" w:val="clear"/>
-            <w:tcMar>
-              <w:top w:type="dxa" w:w="80"/>
-              <w:left w:type="dxa" w:w="100"/>
-              <w:bottom w:type="dxa" w:w="80"/>
-              <w:right w:type="dxa" w:w="100"/>
-            </w:tcMar>
-          </w:tcPr>
-          <w:p>
-            <w:r>
-              <w:rPr>
-                <w:rFonts w:ascii="Arial" w:cs="Arial" w:eastAsia="Arial" w:hAnsi="Arial"/>
-                <w:b w:val="false"/>
-                <w:bCs w:val="false"/>
-                <w:sz w:val="18"/>
-                <w:szCs w:val="18"/>
-              </w:rPr>
-              <w:t xml:space="preserve">-4.657</w:t>
-            </w:r>
-          </w:p>
-        </w:tc>
-        <w:tc>
-          <w:tcPr>
-            <w:tcW w:type="dxa" w:w="1600"/>
-            <w:tcBorders>
-              <w:top w:val="single" w:color="B0C8E0" w:sz="1"/>
-              <w:left w:val="single" w:color="B0C8E0" w:sz="1"/>
-              <w:bottom w:val="single" w:color="B0C8E0" w:sz="1"/>
-              <w:right w:val="single" w:color="B0C8E0" w:sz="1"/>
-            </w:tcBorders>
-            <w:shd w:fill="EEF4FB" w:val="clear"/>
-            <w:tcMar>
-              <w:top w:type="dxa" w:w="80"/>
-              <w:left w:type="dxa" w:w="100"/>
-              <w:bottom w:type="dxa" w:w="80"/>
-              <w:right w:type="dxa" w:w="100"/>
-            </w:tcMar>
-          </w:tcPr>
-          <w:p>
-            <w:r>
-              <w:rPr>
-                <w:rFonts w:ascii="Arial" w:cs="Arial" w:eastAsia="Arial" w:hAnsi="Arial"/>
-                <w:b w:val="false"/>
-                <w:bCs w:val="false"/>
-                <w:sz w:val="18"/>
-                <w:szCs w:val="18"/>
-              </w:rPr>
-              <w:t xml:space="preserve">0.00256</w:t>
-            </w:r>
-          </w:p>
-        </w:tc>
-        <w:tc>
-          <w:tcPr>
-            <w:tcW w:type="dxa" w:w="2466"/>
-            <w:tcBorders>
-              <w:top w:val="single" w:color="B0C8E0" w:sz="1"/>
-              <w:left w:val="single" w:color="B0C8E0" w:sz="1"/>
-              <w:bottom w:val="single" w:color="B0C8E0" w:sz="1"/>
-              <w:right w:val="single" w:color="B0C8E0" w:sz="1"/>
-            </w:tcBorders>
-            <w:shd w:fill="EEF4FB" w:val="clear"/>
-            <w:tcMar>
-              <w:top w:type="dxa" w:w="80"/>
-              <w:left w:type="dxa" w:w="100"/>
-              <w:bottom w:type="dxa" w:w="80"/>
-              <w:right w:type="dxa" w:w="100"/>
-            </w:tcMar>
-          </w:tcPr>
-          <w:p>
-            <w:r>
-              <w:rPr>
-                <w:rFonts w:ascii="Arial" w:cs="Arial" w:eastAsia="Arial" w:hAnsi="Arial"/>
-                <w:b w:val="false"/>
-                <w:bCs w:val="false"/>
-                <w:sz w:val="18"/>
-                <w:szCs w:val="18"/>
-              </w:rPr>
-              <w:t xml:space="preserve">Subexpresada</w:t>
-            </w:r>
-          </w:p>
-        </w:tc>
-      </w:tr>
-      <w:tr>
-        <w:tc>
-          <w:tcPr>
-            <w:tcW w:type="dxa" w:w="1800"/>
-            <w:tcBorders>
-              <w:top w:val="single" w:color="B0C8E0" w:sz="1"/>
-              <w:left w:val="single" w:color="B0C8E0" w:sz="1"/>
-              <w:bottom w:val="single" w:color="B0C8E0" w:sz="1"/>
-              <w:right w:val="single" w:color="B0C8E0" w:sz="1"/>
-            </w:tcBorders>
-            <w:shd w:fill="FFFFFF" w:val="clear"/>
-            <w:tcMar>
-              <w:top w:type="dxa" w:w="80"/>
-              <w:left w:type="dxa" w:w="100"/>
-              <w:bottom w:type="dxa" w:w="80"/>
-              <w:right w:type="dxa" w:w="100"/>
-            </w:tcMar>
-          </w:tcPr>
-          <w:p>
-            <w:r>
-              <w:rPr>
-                <w:rFonts w:ascii="Arial" w:cs="Arial" w:eastAsia="Arial" w:hAnsi="Arial"/>
-                <w:b w:val="false"/>
-                <w:bCs w:val="false"/>
-                <w:sz w:val="18"/>
-                <w:szCs w:val="18"/>
-              </w:rPr>
-              <w:t xml:space="preserve">MYH7</w:t>
-            </w:r>
-          </w:p>
-        </w:tc>
-        <w:tc>
-          <w:tcPr>
-            <w:tcW w:type="dxa" w:w="1600"/>
-            <w:tcBorders>
-              <w:top w:val="single" w:color="B0C8E0" w:sz="1"/>
-              <w:left w:val="single" w:color="B0C8E0" w:sz="1"/>
-              <w:bottom w:val="single" w:color="B0C8E0" w:sz="1"/>
-              <w:right w:val="single" w:color="B0C8E0" w:sz="1"/>
-            </w:tcBorders>
-            <w:shd w:fill="FFFFFF" w:val="clear"/>
-            <w:tcMar>
-              <w:top w:type="dxa" w:w="80"/>
-              <w:left w:type="dxa" w:w="100"/>
-              <w:bottom w:type="dxa" w:w="80"/>
-              <w:right w:type="dxa" w:w="100"/>
-            </w:tcMar>
-          </w:tcPr>
-          <w:p>
-            <w:r>
-              <w:rPr>
-                <w:rFonts w:ascii="Arial" w:cs="Arial" w:eastAsia="Arial" w:hAnsi="Arial"/>
-                <w:b w:val="false"/>
-                <w:bCs w:val="false"/>
-                <w:sz w:val="18"/>
-                <w:szCs w:val="18"/>
-              </w:rPr>
-              <w:t xml:space="preserve">P12883</w:t>
-            </w:r>
-          </w:p>
-        </w:tc>
-        <w:tc>
-          <w:tcPr>
-            <w:tcW w:type="dxa" w:w="1400"/>
-            <w:tcBorders>
-              <w:top w:val="single" w:color="B0C8E0" w:sz="1"/>
-              <w:left w:val="single" w:color="B0C8E0" w:sz="1"/>
-              <w:bottom w:val="single" w:color="B0C8E0" w:sz="1"/>
-              <w:right w:val="single" w:color="B0C8E0" w:sz="1"/>
-            </w:tcBorders>
-            <w:shd w:fill="FFFFFF" w:val="clear"/>
-            <w:tcMar>
-              <w:top w:type="dxa" w:w="80"/>
-              <w:left w:type="dxa" w:w="100"/>
-              <w:bottom w:type="dxa" w:w="80"/>
-              <w:right w:type="dxa" w:w="100"/>
-            </w:tcMar>
-          </w:tcPr>
-          <w:p>
-            <w:r>
-              <w:rPr>
-                <w:rFonts w:ascii="Arial" w:cs="Arial" w:eastAsia="Arial" w:hAnsi="Arial"/>
-                <w:b w:val="false"/>
-                <w:bCs w:val="false"/>
-                <w:sz w:val="18"/>
-                <w:szCs w:val="18"/>
-              </w:rPr>
-              <w:t xml:space="preserve">-4.573</w:t>
-            </w:r>
-          </w:p>
-        </w:tc>
-        <w:tc>
-          <w:tcPr>
-            <w:tcW w:type="dxa" w:w="1600"/>
-            <w:tcBorders>
-              <w:top w:val="single" w:color="B0C8E0" w:sz="1"/>
-              <w:left w:val="single" w:color="B0C8E0" w:sz="1"/>
-              <w:bottom w:val="single" w:color="B0C8E0" w:sz="1"/>
-              <w:right w:val="single" w:color="B0C8E0" w:sz="1"/>
-            </w:tcBorders>
-            <w:shd w:fill="FFFFFF" w:val="clear"/>
-            <w:tcMar>
-              <w:top w:type="dxa" w:w="80"/>
-              <w:left w:type="dxa" w:w="100"/>
-              <w:bottom w:type="dxa" w:w="80"/>
-              <w:right w:type="dxa" w:w="100"/>
-            </w:tcMar>
-          </w:tcPr>
-          <w:p>
-            <w:r>
-              <w:rPr>
-                <w:rFonts w:ascii="Arial" w:cs="Arial" w:eastAsia="Arial" w:hAnsi="Arial"/>
-                <w:b w:val="false"/>
-                <w:bCs w:val="false"/>
-                <w:sz w:val="18"/>
-                <w:szCs w:val="18"/>
-              </w:rPr>
-              <w:t xml:space="preserve">0.00397</w:t>
-            </w:r>
-          </w:p>
-        </w:tc>
-        <w:tc>
-          <w:tcPr>
-            <w:tcW w:type="dxa" w:w="2466"/>
-            <w:tcBorders>
-              <w:top w:val="single" w:color="B0C8E0" w:sz="1"/>
-              <w:left w:val="single" w:color="B0C8E0" w:sz="1"/>
-              <w:bottom w:val="single" w:color="B0C8E0" w:sz="1"/>
-              <w:right w:val="single" w:color="B0C8E0" w:sz="1"/>
-            </w:tcBorders>
-            <w:shd w:fill="FFFFFF" w:val="clear"/>
-            <w:tcMar>
-              <w:top w:type="dxa" w:w="80"/>
-              <w:left w:type="dxa" w:w="100"/>
-              <w:bottom w:type="dxa" w:w="80"/>
-              <w:right w:type="dxa" w:w="100"/>
-            </w:tcMar>
-          </w:tcPr>
-          <w:p>
-            <w:r>
-              <w:rPr>
-                <w:rFonts w:ascii="Arial" w:cs="Arial" w:eastAsia="Arial" w:hAnsi="Arial"/>
-                <w:b w:val="false"/>
-                <w:bCs w:val="false"/>
-                <w:sz w:val="18"/>
-                <w:szCs w:val="18"/>
-              </w:rPr>
-              <w:t xml:space="preserve">Subexpresada</w:t>
-            </w:r>
-          </w:p>
-        </w:tc>
-      </w:tr>
-      <w:tr>
-        <w:tc>
-          <w:tcPr>
-            <w:tcW w:type="dxa" w:w="1800"/>
-            <w:tcBorders>
-              <w:top w:val="single" w:color="B0C8E0" w:sz="1"/>
-              <w:left w:val="single" w:color="B0C8E0" w:sz="1"/>
-              <w:bottom w:val="single" w:color="B0C8E0" w:sz="1"/>
-              <w:right w:val="single" w:color="B0C8E0" w:sz="1"/>
-            </w:tcBorders>
-            <w:shd w:fill="EEF4FB" w:val="clear"/>
-            <w:tcMar>
-              <w:top w:type="dxa" w:w="80"/>
-              <w:left w:type="dxa" w:w="100"/>
-              <w:bottom w:type="dxa" w:w="80"/>
-              <w:right w:type="dxa" w:w="100"/>
-            </w:tcMar>
-          </w:tcPr>
-          <w:p>
-            <w:r>
-              <w:rPr>
-                <w:rFonts w:ascii="Arial" w:cs="Arial" w:eastAsia="Arial" w:hAnsi="Arial"/>
-                <w:b w:val="false"/>
-                <w:bCs w:val="false"/>
-                <w:sz w:val="18"/>
-                <w:szCs w:val="18"/>
-              </w:rPr>
-              <w:t xml:space="preserve">BPIFB1</w:t>
-            </w:r>
-          </w:p>
-        </w:tc>
-        <w:tc>
-          <w:tcPr>
-            <w:tcW w:type="dxa" w:w="1600"/>
-            <w:tcBorders>
-              <w:top w:val="single" w:color="B0C8E0" w:sz="1"/>
-              <w:left w:val="single" w:color="B0C8E0" w:sz="1"/>
-              <w:bottom w:val="single" w:color="B0C8E0" w:sz="1"/>
-              <w:right w:val="single" w:color="B0C8E0" w:sz="1"/>
-            </w:tcBorders>
-            <w:shd w:fill="EEF4FB" w:val="clear"/>
-            <w:tcMar>
-              <w:top w:type="dxa" w:w="80"/>
-              <w:left w:type="dxa" w:w="100"/>
-              <w:bottom w:type="dxa" w:w="80"/>
-              <w:right w:type="dxa" w:w="100"/>
-            </w:tcMar>
-          </w:tcPr>
-          <w:p>
-            <w:r>
-              <w:rPr>
-                <w:rFonts w:ascii="Arial" w:cs="Arial" w:eastAsia="Arial" w:hAnsi="Arial"/>
-                <w:b w:val="false"/>
-                <w:bCs w:val="false"/>
-                <w:sz w:val="18"/>
-                <w:szCs w:val="18"/>
-              </w:rPr>
-              <w:t xml:space="preserve">Q8TDL5</w:t>
-            </w:r>
-          </w:p>
-        </w:tc>
-        <w:tc>
-          <w:tcPr>
-            <w:tcW w:type="dxa" w:w="1400"/>
-            <w:tcBorders>
-              <w:top w:val="single" w:color="B0C8E0" w:sz="1"/>
-              <w:left w:val="single" w:color="B0C8E0" w:sz="1"/>
-              <w:bottom w:val="single" w:color="B0C8E0" w:sz="1"/>
-              <w:right w:val="single" w:color="B0C8E0" w:sz="1"/>
-            </w:tcBorders>
-            <w:shd w:fill="EEF4FB" w:val="clear"/>
-            <w:tcMar>
-              <w:top w:type="dxa" w:w="80"/>
-              <w:left w:type="dxa" w:w="100"/>
-              <w:bottom w:type="dxa" w:w="80"/>
-              <w:right w:type="dxa" w:w="100"/>
-            </w:tcMar>
-          </w:tcPr>
-          <w:p>
-            <w:r>
-              <w:rPr>
-                <w:rFonts w:ascii="Arial" w:cs="Arial" w:eastAsia="Arial" w:hAnsi="Arial"/>
-                <w:b w:val="false"/>
-                <w:bCs w:val="false"/>
-                <w:sz w:val="18"/>
-                <w:szCs w:val="18"/>
-              </w:rPr>
-              <w:t xml:space="preserve">-4.415</w:t>
-            </w:r>
-          </w:p>
-        </w:tc>
-        <w:tc>
-          <w:tcPr>
-            <w:tcW w:type="dxa" w:w="1600"/>
-            <w:tcBorders>
-              <w:top w:val="single" w:color="B0C8E0" w:sz="1"/>
-              <w:left w:val="single" w:color="B0C8E0" w:sz="1"/>
-              <w:bottom w:val="single" w:color="B0C8E0" w:sz="1"/>
-              <w:right w:val="single" w:color="B0C8E0" w:sz="1"/>
-            </w:tcBorders>
-            <w:shd w:fill="EEF4FB" w:val="clear"/>
-            <w:tcMar>
-              <w:top w:type="dxa" w:w="80"/>
-              <w:left w:type="dxa" w:w="100"/>
-              <w:bottom w:type="dxa" w:w="80"/>
-              <w:right w:type="dxa" w:w="100"/>
-            </w:tcMar>
-          </w:tcPr>
-          <w:p>
-            <w:r>
-              <w:rPr>
-                <w:rFonts w:ascii="Arial" w:cs="Arial" w:eastAsia="Arial" w:hAnsi="Arial"/>
-                <w:b w:val="false"/>
-                <w:bCs w:val="false"/>
-                <w:sz w:val="18"/>
-                <w:szCs w:val="18"/>
-              </w:rPr>
-              <w:t xml:space="preserve">0.00256</w:t>
-            </w:r>
-          </w:p>
-        </w:tc>
-        <w:tc>
-          <w:tcPr>
-            <w:tcW w:type="dxa" w:w="2466"/>
-            <w:tcBorders>
-              <w:top w:val="single" w:color="B0C8E0" w:sz="1"/>
-              <w:left w:val="single" w:color="B0C8E0" w:sz="1"/>
-              <w:bottom w:val="single" w:color="B0C8E0" w:sz="1"/>
-              <w:right w:val="single" w:color="B0C8E0" w:sz="1"/>
-            </w:tcBorders>
-            <w:shd w:fill="EEF4FB" w:val="clear"/>
-            <w:tcMar>
-              <w:top w:type="dxa" w:w="80"/>
-              <w:left w:type="dxa" w:w="100"/>
-              <w:bottom w:type="dxa" w:w="80"/>
-              <w:right w:type="dxa" w:w="100"/>
-            </w:tcMar>
-          </w:tcPr>
-          <w:p>
-            <w:r>
-              <w:rPr>
-                <w:rFonts w:ascii="Arial" w:cs="Arial" w:eastAsia="Arial" w:hAnsi="Arial"/>
-                <w:b w:val="false"/>
-                <w:bCs w:val="false"/>
-                <w:sz w:val="18"/>
-                <w:szCs w:val="18"/>
-              </w:rPr>
-              <w:t xml:space="preserve">Subexpresada</w:t>
-            </w:r>
-          </w:p>
-        </w:tc>
-      </w:tr>
-      <w:tr>
-        <w:tc>
-          <w:tcPr>
-            <w:tcW w:type="dxa" w:w="1800"/>
-            <w:tcBorders>
-              <w:top w:val="single" w:color="B0C8E0" w:sz="1"/>
-              <w:left w:val="single" w:color="B0C8E0" w:sz="1"/>
-              <w:bottom w:val="single" w:color="B0C8E0" w:sz="1"/>
-              <w:right w:val="single" w:color="B0C8E0" w:sz="1"/>
-            </w:tcBorders>
-            <w:shd w:fill="FFFFFF" w:val="clear"/>
-            <w:tcMar>
-              <w:top w:type="dxa" w:w="80"/>
-              <w:left w:type="dxa" w:w="100"/>
-              <w:bottom w:type="dxa" w:w="80"/>
-              <w:right w:type="dxa" w:w="100"/>
-            </w:tcMar>
-          </w:tcPr>
-          <w:p>
-            <w:r>
-              <w:rPr>
-                <w:rFonts w:ascii="Arial" w:cs="Arial" w:eastAsia="Arial" w:hAnsi="Arial"/>
-                <w:b w:val="false"/>
-                <w:bCs w:val="false"/>
-                <w:sz w:val="18"/>
-                <w:szCs w:val="18"/>
-              </w:rPr>
-              <w:t xml:space="preserve">CRYAB</w:t>
-            </w:r>
-          </w:p>
-        </w:tc>
-        <w:tc>
-          <w:tcPr>
-            <w:tcW w:type="dxa" w:w="1600"/>
-            <w:tcBorders>
-              <w:top w:val="single" w:color="B0C8E0" w:sz="1"/>
-              <w:left w:val="single" w:color="B0C8E0" w:sz="1"/>
-              <w:bottom w:val="single" w:color="B0C8E0" w:sz="1"/>
-              <w:right w:val="single" w:color="B0C8E0" w:sz="1"/>
-            </w:tcBorders>
-            <w:shd w:fill="FFFFFF" w:val="clear"/>
-            <w:tcMar>
-              <w:top w:type="dxa" w:w="80"/>
-              <w:left w:type="dxa" w:w="100"/>
-              <w:bottom w:type="dxa" w:w="80"/>
-              <w:right w:type="dxa" w:w="100"/>
-            </w:tcMar>
-          </w:tcPr>
-          <w:p>
-            <w:r>
-              <w:rPr>
-                <w:rFonts w:ascii="Arial" w:cs="Arial" w:eastAsia="Arial" w:hAnsi="Arial"/>
-                <w:b w:val="false"/>
-                <w:bCs w:val="false"/>
-                <w:sz w:val="18"/>
-                <w:szCs w:val="18"/>
-              </w:rPr>
-              <w:t xml:space="preserve">P02511</w:t>
-            </w:r>
-          </w:p>
-        </w:tc>
-        <w:tc>
-          <w:tcPr>
-            <w:tcW w:type="dxa" w:w="1400"/>
-            <w:tcBorders>
-              <w:top w:val="single" w:color="B0C8E0" w:sz="1"/>
-              <w:left w:val="single" w:color="B0C8E0" w:sz="1"/>
-              <w:bottom w:val="single" w:color="B0C8E0" w:sz="1"/>
-              <w:right w:val="single" w:color="B0C8E0" w:sz="1"/>
-            </w:tcBorders>
-            <w:shd w:fill="FFFFFF" w:val="clear"/>
-            <w:tcMar>
-              <w:top w:type="dxa" w:w="80"/>
-              <w:left w:type="dxa" w:w="100"/>
-              <w:bottom w:type="dxa" w:w="80"/>
-              <w:right w:type="dxa" w:w="100"/>
-            </w:tcMar>
-          </w:tcPr>
-          <w:p>
-            <w:r>
-              <w:rPr>
-                <w:rFonts w:ascii="Arial" w:cs="Arial" w:eastAsia="Arial" w:hAnsi="Arial"/>
-                <w:b w:val="false"/>
-                <w:bCs w:val="false"/>
-                <w:sz w:val="18"/>
-                <w:szCs w:val="18"/>
-              </w:rPr>
-              <w:t xml:space="preserve">-4.342</w:t>
-            </w:r>
-          </w:p>
-        </w:tc>
-        <w:tc>
-          <w:tcPr>
-            <w:tcW w:type="dxa" w:w="1600"/>
-            <w:tcBorders>
-              <w:top w:val="single" w:color="B0C8E0" w:sz="1"/>
-              <w:left w:val="single" w:color="B0C8E0" w:sz="1"/>
-              <w:bottom w:val="single" w:color="B0C8E0" w:sz="1"/>
-              <w:right w:val="single" w:color="B0C8E0" w:sz="1"/>
-            </w:tcBorders>
-            <w:shd w:fill="FFFFFF" w:val="clear"/>
-            <w:tcMar>
-              <w:top w:type="dxa" w:w="80"/>
-              <w:left w:type="dxa" w:w="100"/>
-              <w:bottom w:type="dxa" w:w="80"/>
-              <w:right w:type="dxa" w:w="100"/>
-            </w:tcMar>
-          </w:tcPr>
-          <w:p>
-            <w:r>
-              <w:rPr>
-                <w:rFonts w:ascii="Arial" w:cs="Arial" w:eastAsia="Arial" w:hAnsi="Arial"/>
-                <w:b w:val="false"/>
-                <w:bCs w:val="false"/>
-                <w:sz w:val="18"/>
-                <w:szCs w:val="18"/>
-              </w:rPr>
-              <w:t xml:space="preserve">0.00174</w:t>
-            </w:r>
-          </w:p>
-        </w:tc>
-        <w:tc>
-          <w:tcPr>
-            <w:tcW w:type="dxa" w:w="2466"/>
-            <w:tcBorders>
-              <w:top w:val="single" w:color="B0C8E0" w:sz="1"/>
-              <w:left w:val="single" w:color="B0C8E0" w:sz="1"/>
-              <w:bottom w:val="single" w:color="B0C8E0" w:sz="1"/>
-              <w:right w:val="single" w:color="B0C8E0" w:sz="1"/>
-            </w:tcBorders>
-            <w:shd w:fill="FFFFFF" w:val="clear"/>
-            <w:tcMar>
-              <w:top w:type="dxa" w:w="80"/>
-              <w:left w:type="dxa" w:w="100"/>
-              <w:bottom w:type="dxa" w:w="80"/>
-              <w:right w:type="dxa" w:w="100"/>
-            </w:tcMar>
-          </w:tcPr>
-          <w:p>
-            <w:r>
-              <w:rPr>
-                <w:rFonts w:ascii="Arial" w:cs="Arial" w:eastAsia="Arial" w:hAnsi="Arial"/>
-                <w:b w:val="false"/>
-                <w:bCs w:val="false"/>
-                <w:sz w:val="18"/>
-                <w:szCs w:val="18"/>
-              </w:rPr>
-              <w:t xml:space="preserve">Subexpresada</w:t>
-            </w:r>
-          </w:p>
-        </w:tc>
-      </w:tr>
-      <w:tr>
-        <w:tc>
-          <w:tcPr>
-            <w:tcW w:type="dxa" w:w="1800"/>
-            <w:tcBorders>
-              <w:top w:val="single" w:color="B0C8E0" w:sz="1"/>
-              <w:left w:val="single" w:color="B0C8E0" w:sz="1"/>
-              <w:bottom w:val="single" w:color="B0C8E0" w:sz="1"/>
-              <w:right w:val="single" w:color="B0C8E0" w:sz="1"/>
-            </w:tcBorders>
-            <w:shd w:fill="EEF4FB" w:val="clear"/>
-            <w:tcMar>
-              <w:top w:type="dxa" w:w="80"/>
-              <w:left w:type="dxa" w:w="100"/>
-              <w:bottom w:type="dxa" w:w="80"/>
-              <w:right w:type="dxa" w:w="100"/>
-            </w:tcMar>
-          </w:tcPr>
-          <w:p>
-            <w:r>
-              <w:rPr>
-                <w:rFonts w:ascii="Arial" w:cs="Arial" w:eastAsia="Arial" w:hAnsi="Arial"/>
-                <w:b w:val="false"/>
-                <w:bCs w:val="false"/>
-                <w:sz w:val="18"/>
-                <w:szCs w:val="18"/>
-              </w:rPr>
-              <w:t xml:space="preserve">LDB3</w:t>
-            </w:r>
-          </w:p>
-        </w:tc>
-        <w:tc>
-          <w:tcPr>
-            <w:tcW w:type="dxa" w:w="1600"/>
-            <w:tcBorders>
-              <w:top w:val="single" w:color="B0C8E0" w:sz="1"/>
-              <w:left w:val="single" w:color="B0C8E0" w:sz="1"/>
-              <w:bottom w:val="single" w:color="B0C8E0" w:sz="1"/>
-              <w:right w:val="single" w:color="B0C8E0" w:sz="1"/>
-            </w:tcBorders>
-            <w:shd w:fill="EEF4FB" w:val="clear"/>
-            <w:tcMar>
-              <w:top w:type="dxa" w:w="80"/>
-              <w:left w:type="dxa" w:w="100"/>
-              <w:bottom w:type="dxa" w:w="80"/>
-              <w:right w:type="dxa" w:w="100"/>
-            </w:tcMar>
-          </w:tcPr>
-          <w:p>
-            <w:r>
-              <w:rPr>
-                <w:rFonts w:ascii="Arial" w:cs="Arial" w:eastAsia="Arial" w:hAnsi="Arial"/>
-                <w:b w:val="false"/>
-                <w:bCs w:val="false"/>
-                <w:sz w:val="18"/>
-                <w:szCs w:val="18"/>
-              </w:rPr>
-              <w:t xml:space="preserve">O75112</w:t>
-            </w:r>
-          </w:p>
-        </w:tc>
-        <w:tc>
-          <w:tcPr>
-            <w:tcW w:type="dxa" w:w="1400"/>
-            <w:tcBorders>
-              <w:top w:val="single" w:color="B0C8E0" w:sz="1"/>
-              <w:left w:val="single" w:color="B0C8E0" w:sz="1"/>
-              <w:bottom w:val="single" w:color="B0C8E0" w:sz="1"/>
-              <w:right w:val="single" w:color="B0C8E0" w:sz="1"/>
-            </w:tcBorders>
-            <w:shd w:fill="EEF4FB" w:val="clear"/>
-            <w:tcMar>
-              <w:top w:type="dxa" w:w="80"/>
-              <w:left w:type="dxa" w:w="100"/>
-              <w:bottom w:type="dxa" w:w="80"/>
-              <w:right w:type="dxa" w:w="100"/>
-            </w:tcMar>
-          </w:tcPr>
-          <w:p>
-            <w:r>
-              <w:rPr>
-                <w:rFonts w:ascii="Arial" w:cs="Arial" w:eastAsia="Arial" w:hAnsi="Arial"/>
-                <w:b w:val="false"/>
-                <w:bCs w:val="false"/>
-                <w:sz w:val="18"/>
-                <w:szCs w:val="18"/>
-              </w:rPr>
-              <w:t xml:space="preserve">-4.268</w:t>
-            </w:r>
-          </w:p>
-        </w:tc>
-        <w:tc>
-          <w:tcPr>
-            <w:tcW w:type="dxa" w:w="1600"/>
-            <w:tcBorders>
-              <w:top w:val="single" w:color="B0C8E0" w:sz="1"/>
-              <w:left w:val="single" w:color="B0C8E0" w:sz="1"/>
-              <w:bottom w:val="single" w:color="B0C8E0" w:sz="1"/>
-              <w:right w:val="single" w:color="B0C8E0" w:sz="1"/>
-            </w:tcBorders>
-            <w:shd w:fill="EEF4FB" w:val="clear"/>
-            <w:tcMar>
-              <w:top w:type="dxa" w:w="80"/>
-              <w:left w:type="dxa" w:w="100"/>
-              <w:bottom w:type="dxa" w:w="80"/>
-              <w:right w:type="dxa" w:w="100"/>
-            </w:tcMar>
-          </w:tcPr>
-          <w:p>
-            <w:r>
-              <w:rPr>
-                <w:rFonts w:ascii="Arial" w:cs="Arial" w:eastAsia="Arial" w:hAnsi="Arial"/>
-                <w:b w:val="false"/>
-                <w:bCs w:val="false"/>
-                <w:sz w:val="18"/>
-                <w:szCs w:val="18"/>
-              </w:rPr>
-              <w:t xml:space="preserve">0.0103</w:t>
-            </w:r>
-          </w:p>
-        </w:tc>
-        <w:tc>
-          <w:tcPr>
-            <w:tcW w:type="dxa" w:w="2466"/>
-            <w:tcBorders>
-              <w:top w:val="single" w:color="B0C8E0" w:sz="1"/>
-              <w:left w:val="single" w:color="B0C8E0" w:sz="1"/>
-              <w:bottom w:val="single" w:color="B0C8E0" w:sz="1"/>
-              <w:right w:val="single" w:color="B0C8E0" w:sz="1"/>
-            </w:tcBorders>
-            <w:shd w:fill="EEF4FB" w:val="clear"/>
-            <w:tcMar>
-              <w:top w:type="dxa" w:w="80"/>
-              <w:left w:type="dxa" w:w="100"/>
-              <w:bottom w:type="dxa" w:w="80"/>
-              <w:right w:type="dxa" w:w="100"/>
-            </w:tcMar>
-          </w:tcPr>
-          <w:p>
-            <w:r>
-              <w:rPr>
-                <w:rFonts w:ascii="Arial" w:cs="Arial" w:eastAsia="Arial" w:hAnsi="Arial"/>
-                <w:b w:val="false"/>
-                <w:bCs w:val="false"/>
-                <w:sz w:val="18"/>
-                <w:szCs w:val="18"/>
-              </w:rPr>
-              <w:t xml:space="preserve">Subexpresada</w:t>
-            </w:r>
-          </w:p>
-        </w:tc>
-      </w:tr>
-      <w:tr>
-        <w:tc>
-          <w:tcPr>
-            <w:tcW w:type="dxa" w:w="1800"/>
-            <w:tcBorders>
-              <w:top w:val="single" w:color="B0C8E0" w:sz="1"/>
-              <w:left w:val="single" w:color="B0C8E0" w:sz="1"/>
-              <w:bottom w:val="single" w:color="B0C8E0" w:sz="1"/>
-              <w:right w:val="single" w:color="B0C8E0" w:sz="1"/>
-            </w:tcBorders>
-            <w:shd w:fill="FFFFFF" w:val="clear"/>
-            <w:tcMar>
-              <w:top w:type="dxa" w:w="80"/>
-              <w:left w:type="dxa" w:w="100"/>
-              <w:bottom w:type="dxa" w:w="80"/>
-              <w:right w:type="dxa" w:w="100"/>
-            </w:tcMar>
-          </w:tcPr>
-          <w:p>
-            <w:r>
-              <w:rPr>
-                <w:rFonts w:ascii="Arial" w:cs="Arial" w:eastAsia="Arial" w:hAnsi="Arial"/>
-                <w:b w:val="false"/>
-                <w:bCs w:val="false"/>
-                <w:sz w:val="18"/>
-                <w:szCs w:val="18"/>
-              </w:rPr>
-              <w:t xml:space="preserve">BPIFA1</w:t>
-            </w:r>
-          </w:p>
-        </w:tc>
-        <w:tc>
-          <w:tcPr>
-            <w:tcW w:type="dxa" w:w="1600"/>
-            <w:tcBorders>
-              <w:top w:val="single" w:color="B0C8E0" w:sz="1"/>
-              <w:left w:val="single" w:color="B0C8E0" w:sz="1"/>
-              <w:bottom w:val="single" w:color="B0C8E0" w:sz="1"/>
-              <w:right w:val="single" w:color="B0C8E0" w:sz="1"/>
-            </w:tcBorders>
-            <w:shd w:fill="FFFFFF" w:val="clear"/>
-            <w:tcMar>
-              <w:top w:type="dxa" w:w="80"/>
-              <w:left w:type="dxa" w:w="100"/>
-              <w:bottom w:type="dxa" w:w="80"/>
-              <w:right w:type="dxa" w:w="100"/>
-            </w:tcMar>
-          </w:tcPr>
-          <w:p>
-            <w:r>
-              <w:rPr>
-                <w:rFonts w:ascii="Arial" w:cs="Arial" w:eastAsia="Arial" w:hAnsi="Arial"/>
-                <w:b w:val="false"/>
-                <w:bCs w:val="false"/>
-                <w:sz w:val="18"/>
-                <w:szCs w:val="18"/>
-              </w:rPr>
-              <w:t xml:space="preserve">Q9NP55</w:t>
-            </w:r>
-          </w:p>
-        </w:tc>
-        <w:tc>
-          <w:tcPr>
-            <w:tcW w:type="dxa" w:w="1400"/>
-            <w:tcBorders>
-              <w:top w:val="single" w:color="B0C8E0" w:sz="1"/>
-              <w:left w:val="single" w:color="B0C8E0" w:sz="1"/>
-              <w:bottom w:val="single" w:color="B0C8E0" w:sz="1"/>
-              <w:right w:val="single" w:color="B0C8E0" w:sz="1"/>
-            </w:tcBorders>
-            <w:shd w:fill="FFFFFF" w:val="clear"/>
-            <w:tcMar>
-              <w:top w:type="dxa" w:w="80"/>
-              <w:left w:type="dxa" w:w="100"/>
-              <w:bottom w:type="dxa" w:w="80"/>
-              <w:right w:type="dxa" w:w="100"/>
-            </w:tcMar>
-          </w:tcPr>
-          <w:p>
-            <w:r>
-              <w:rPr>
-                <w:rFonts w:ascii="Arial" w:cs="Arial" w:eastAsia="Arial" w:hAnsi="Arial"/>
-                <w:b w:val="false"/>
-                <w:bCs w:val="false"/>
-                <w:sz w:val="18"/>
-                <w:szCs w:val="18"/>
-              </w:rPr>
-              <w:t xml:space="preserve">-4.167</w:t>
-            </w:r>
-          </w:p>
-        </w:tc>
-        <w:tc>
-          <w:tcPr>
-            <w:tcW w:type="dxa" w:w="1600"/>
-            <w:tcBorders>
-              <w:top w:val="single" w:color="B0C8E0" w:sz="1"/>
-              <w:left w:val="single" w:color="B0C8E0" w:sz="1"/>
-              <w:bottom w:val="single" w:color="B0C8E0" w:sz="1"/>
-              <w:right w:val="single" w:color="B0C8E0" w:sz="1"/>
-            </w:tcBorders>
-            <w:shd w:fill="FFFFFF" w:val="clear"/>
-            <w:tcMar>
-              <w:top w:type="dxa" w:w="80"/>
-              <w:left w:type="dxa" w:w="100"/>
-              <w:bottom w:type="dxa" w:w="80"/>
-              <w:right w:type="dxa" w:w="100"/>
-            </w:tcMar>
-          </w:tcPr>
-          <w:p>
-            <w:r>
-              <w:rPr>
-                <w:rFonts w:ascii="Arial" w:cs="Arial" w:eastAsia="Arial" w:hAnsi="Arial"/>
-                <w:b w:val="false"/>
-                <w:bCs w:val="false"/>
-                <w:sz w:val="18"/>
-                <w:szCs w:val="18"/>
-              </w:rPr>
-              <w:t xml:space="preserve">0.0255</w:t>
-            </w:r>
-          </w:p>
-        </w:tc>
-        <w:tc>
-          <w:tcPr>
-            <w:tcW w:type="dxa" w:w="2466"/>
-            <w:tcBorders>
-              <w:top w:val="single" w:color="B0C8E0" w:sz="1"/>
-              <w:left w:val="single" w:color="B0C8E0" w:sz="1"/>
-              <w:bottom w:val="single" w:color="B0C8E0" w:sz="1"/>
-              <w:right w:val="single" w:color="B0C8E0" w:sz="1"/>
-            </w:tcBorders>
-            <w:shd w:fill="FFFFFF" w:val="clear"/>
-            <w:tcMar>
-              <w:top w:type="dxa" w:w="80"/>
-              <w:left w:type="dxa" w:w="100"/>
-              <w:bottom w:type="dxa" w:w="80"/>
-              <w:right w:type="dxa" w:w="100"/>
-            </w:tcMar>
-          </w:tcPr>
-          <w:p>
-            <w:r>
-              <w:rPr>
-                <w:rFonts w:ascii="Arial" w:cs="Arial" w:eastAsia="Arial" w:hAnsi="Arial"/>
-                <w:b w:val="false"/>
-                <w:bCs w:val="false"/>
-                <w:sz w:val="18"/>
-                <w:szCs w:val="18"/>
-              </w:rPr>
-              <w:t xml:space="preserve">Subexpresada</w:t>
-            </w:r>
-          </w:p>
-        </w:tc>
-      </w:tr>
-      <w:tr>
-        <w:tc>
-          <w:tcPr>
-            <w:tcW w:type="dxa" w:w="1800"/>
-            <w:tcBorders>
-              <w:top w:val="single" w:color="B0C8E0" w:sz="1"/>
-              <w:left w:val="single" w:color="B0C8E0" w:sz="1"/>
-              <w:bottom w:val="single" w:color="B0C8E0" w:sz="1"/>
-              <w:right w:val="single" w:color="B0C8E0" w:sz="1"/>
-            </w:tcBorders>
-            <w:shd w:fill="EEF4FB" w:val="clear"/>
-            <w:tcMar>
-              <w:top w:type="dxa" w:w="80"/>
-              <w:left w:type="dxa" w:w="100"/>
-              <w:bottom w:type="dxa" w:w="80"/>
-              <w:right w:type="dxa" w:w="100"/>
-            </w:tcMar>
-          </w:tcPr>
-          <w:p>
-            <w:r>
-              <w:rPr>
-                <w:rFonts w:ascii="Arial" w:cs="Arial" w:eastAsia="Arial" w:hAnsi="Arial"/>
-                <w:b w:val="false"/>
-                <w:bCs w:val="false"/>
-                <w:sz w:val="18"/>
-                <w:szCs w:val="18"/>
-              </w:rPr>
-              <w:t xml:space="preserve">PYGM</w:t>
-            </w:r>
-          </w:p>
-        </w:tc>
-        <w:tc>
-          <w:tcPr>
-            <w:tcW w:type="dxa" w:w="1600"/>
-            <w:tcBorders>
-              <w:top w:val="single" w:color="B0C8E0" w:sz="1"/>
-              <w:left w:val="single" w:color="B0C8E0" w:sz="1"/>
-              <w:bottom w:val="single" w:color="B0C8E0" w:sz="1"/>
-              <w:right w:val="single" w:color="B0C8E0" w:sz="1"/>
-            </w:tcBorders>
-            <w:shd w:fill="EEF4FB" w:val="clear"/>
-            <w:tcMar>
-              <w:top w:type="dxa" w:w="80"/>
-              <w:left w:type="dxa" w:w="100"/>
-              <w:bottom w:type="dxa" w:w="80"/>
-              <w:right w:type="dxa" w:w="100"/>
-            </w:tcMar>
-          </w:tcPr>
-          <w:p>
-            <w:r>
-              <w:rPr>
-                <w:rFonts w:ascii="Arial" w:cs="Arial" w:eastAsia="Arial" w:hAnsi="Arial"/>
-                <w:b w:val="false"/>
-                <w:bCs w:val="false"/>
-                <w:sz w:val="18"/>
-                <w:szCs w:val="18"/>
-              </w:rPr>
-              <w:t xml:space="preserve">P11217</w:t>
-            </w:r>
-          </w:p>
-        </w:tc>
-        <w:tc>
-          <w:tcPr>
-            <w:tcW w:type="dxa" w:w="1400"/>
-            <w:tcBorders>
-              <w:top w:val="single" w:color="B0C8E0" w:sz="1"/>
-              <w:left w:val="single" w:color="B0C8E0" w:sz="1"/>
-              <w:bottom w:val="single" w:color="B0C8E0" w:sz="1"/>
-              <w:right w:val="single" w:color="B0C8E0" w:sz="1"/>
-            </w:tcBorders>
-            <w:shd w:fill="EEF4FB" w:val="clear"/>
-            <w:tcMar>
-              <w:top w:type="dxa" w:w="80"/>
-              <w:left w:type="dxa" w:w="100"/>
-              <w:bottom w:type="dxa" w:w="80"/>
-              <w:right w:type="dxa" w:w="100"/>
-            </w:tcMar>
-          </w:tcPr>
-          <w:p>
-            <w:r>
-              <w:rPr>
-                <w:rFonts w:ascii="Arial" w:cs="Arial" w:eastAsia="Arial" w:hAnsi="Arial"/>
-                <w:b w:val="false"/>
-                <w:bCs w:val="false"/>
-                <w:sz w:val="18"/>
-                <w:szCs w:val="18"/>
-              </w:rPr>
-              <w:t xml:space="preserve">-4.013</w:t>
-            </w:r>
-          </w:p>
-        </w:tc>
-        <w:tc>
-          <w:tcPr>
-            <w:tcW w:type="dxa" w:w="1600"/>
-            <w:tcBorders>
-              <w:top w:val="single" w:color="B0C8E0" w:sz="1"/>
-              <w:left w:val="single" w:color="B0C8E0" w:sz="1"/>
-              <w:bottom w:val="single" w:color="B0C8E0" w:sz="1"/>
-              <w:right w:val="single" w:color="B0C8E0" w:sz="1"/>
-            </w:tcBorders>
-            <w:shd w:fill="EEF4FB" w:val="clear"/>
-            <w:tcMar>
-              <w:top w:type="dxa" w:w="80"/>
-              <w:left w:type="dxa" w:w="100"/>
-              <w:bottom w:type="dxa" w:w="80"/>
-              <w:right w:type="dxa" w:w="100"/>
-            </w:tcMar>
-          </w:tcPr>
-          <w:p>
-            <w:r>
-              <w:rPr>
-                <w:rFonts w:ascii="Arial" w:cs="Arial" w:eastAsia="Arial" w:hAnsi="Arial"/>
-                <w:b w:val="false"/>
-                <w:bCs w:val="false"/>
-                <w:sz w:val="18"/>
-                <w:szCs w:val="18"/>
-              </w:rPr>
-              <w:t xml:space="preserve">0.00219</w:t>
-            </w:r>
-          </w:p>
-        </w:tc>
-        <w:tc>
-          <w:tcPr>
-            <w:tcW w:type="dxa" w:w="2466"/>
-            <w:tcBorders>
-              <w:top w:val="single" w:color="B0C8E0" w:sz="1"/>
-              <w:left w:val="single" w:color="B0C8E0" w:sz="1"/>
-              <w:bottom w:val="single" w:color="B0C8E0" w:sz="1"/>
-              <w:right w:val="single" w:color="B0C8E0" w:sz="1"/>
-            </w:tcBorders>
-            <w:shd w:fill="EEF4FB" w:val="clear"/>
-            <w:tcMar>
-              <w:top w:type="dxa" w:w="80"/>
-              <w:left w:type="dxa" w:w="100"/>
-              <w:bottom w:type="dxa" w:w="80"/>
-              <w:right w:type="dxa" w:w="100"/>
-            </w:tcMar>
-          </w:tcPr>
-          <w:p>
-            <w:r>
-              <w:rPr>
-                <w:rFonts w:ascii="Arial" w:cs="Arial" w:eastAsia="Arial" w:hAnsi="Arial"/>
-                <w:b w:val="false"/>
-                <w:bCs w:val="false"/>
-                <w:sz w:val="18"/>
-                <w:szCs w:val="18"/>
-              </w:rPr>
-              <w:t xml:space="preserve">Subexpresada</w:t>
-            </w:r>
-          </w:p>
-        </w:tc>
-      </w:tr>
-      <w:tr>
-        <w:tc>
-          <w:tcPr>
-            <w:tcW w:type="dxa" w:w="1800"/>
-            <w:tcBorders>
-              <w:top w:val="single" w:color="B0C8E0" w:sz="1"/>
-              <w:left w:val="single" w:color="B0C8E0" w:sz="1"/>
-              <w:bottom w:val="single" w:color="B0C8E0" w:sz="1"/>
-              <w:right w:val="single" w:color="B0C8E0" w:sz="1"/>
-            </w:tcBorders>
-            <w:shd w:fill="FFFFFF" w:val="clear"/>
-            <w:tcMar>
-              <w:top w:type="dxa" w:w="80"/>
-              <w:left w:type="dxa" w:w="100"/>
-              <w:bottom w:type="dxa" w:w="80"/>
-              <w:right w:type="dxa" w:w="100"/>
-            </w:tcMar>
-          </w:tcPr>
-          <w:p>
-            <w:r>
-              <w:rPr>
-                <w:rFonts w:ascii="Arial" w:cs="Arial" w:eastAsia="Arial" w:hAnsi="Arial"/>
-                <w:b w:val="false"/>
-                <w:bCs w:val="false"/>
-                <w:sz w:val="18"/>
-                <w:szCs w:val="18"/>
-              </w:rPr>
-              <w:t xml:space="preserve">MYL1</w:t>
-            </w:r>
-          </w:p>
-        </w:tc>
-        <w:tc>
-          <w:tcPr>
-            <w:tcW w:type="dxa" w:w="1600"/>
-            <w:tcBorders>
-              <w:top w:val="single" w:color="B0C8E0" w:sz="1"/>
-              <w:left w:val="single" w:color="B0C8E0" w:sz="1"/>
-              <w:bottom w:val="single" w:color="B0C8E0" w:sz="1"/>
-              <w:right w:val="single" w:color="B0C8E0" w:sz="1"/>
-            </w:tcBorders>
-            <w:shd w:fill="FFFFFF" w:val="clear"/>
-            <w:tcMar>
-              <w:top w:type="dxa" w:w="80"/>
-              <w:left w:type="dxa" w:w="100"/>
-              <w:bottom w:type="dxa" w:w="80"/>
-              <w:right w:type="dxa" w:w="100"/>
-            </w:tcMar>
-          </w:tcPr>
-          <w:p>
-            <w:r>
-              <w:rPr>
-                <w:rFonts w:ascii="Arial" w:cs="Arial" w:eastAsia="Arial" w:hAnsi="Arial"/>
-                <w:b w:val="false"/>
-                <w:bCs w:val="false"/>
-                <w:sz w:val="18"/>
-                <w:szCs w:val="18"/>
-              </w:rPr>
-              <w:t xml:space="preserve">P05976</w:t>
-            </w:r>
-          </w:p>
-        </w:tc>
-        <w:tc>
-          <w:tcPr>
-            <w:tcW w:type="dxa" w:w="1400"/>
-            <w:tcBorders>
-              <w:top w:val="single" w:color="B0C8E0" w:sz="1"/>
-              <w:left w:val="single" w:color="B0C8E0" w:sz="1"/>
-              <w:bottom w:val="single" w:color="B0C8E0" w:sz="1"/>
-              <w:right w:val="single" w:color="B0C8E0" w:sz="1"/>
-            </w:tcBorders>
-            <w:shd w:fill="FFFFFF" w:val="clear"/>
-            <w:tcMar>
-              <w:top w:type="dxa" w:w="80"/>
-              <w:left w:type="dxa" w:w="100"/>
-              <w:bottom w:type="dxa" w:w="80"/>
-              <w:right w:type="dxa" w:w="100"/>
-            </w:tcMar>
-          </w:tcPr>
-          <w:p>
-            <w:r>
-              <w:rPr>
-                <w:rFonts w:ascii="Arial" w:cs="Arial" w:eastAsia="Arial" w:hAnsi="Arial"/>
-                <w:b w:val="false"/>
-                <w:bCs w:val="false"/>
-                <w:sz w:val="18"/>
-                <w:szCs w:val="18"/>
-              </w:rPr>
-              <w:t xml:space="preserve">-4</w:t>
-            </w:r>
-          </w:p>
-        </w:tc>
-        <w:tc>
-          <w:tcPr>
-            <w:tcW w:type="dxa" w:w="1600"/>
-            <w:tcBorders>
-              <w:top w:val="single" w:color="B0C8E0" w:sz="1"/>
-              <w:left w:val="single" w:color="B0C8E0" w:sz="1"/>
-              <w:bottom w:val="single" w:color="B0C8E0" w:sz="1"/>
-              <w:right w:val="single" w:color="B0C8E0" w:sz="1"/>
-            </w:tcBorders>
-            <w:shd w:fill="FFFFFF" w:val="clear"/>
-            <w:tcMar>
-              <w:top w:type="dxa" w:w="80"/>
-              <w:left w:type="dxa" w:w="100"/>
-              <w:bottom w:type="dxa" w:w="80"/>
-              <w:right w:type="dxa" w:w="100"/>
-            </w:tcMar>
-          </w:tcPr>
-          <w:p>
-            <w:r>
-              <w:rPr>
-                <w:rFonts w:ascii="Arial" w:cs="Arial" w:eastAsia="Arial" w:hAnsi="Arial"/>
-                <w:b w:val="false"/>
-                <w:bCs w:val="false"/>
-                <w:sz w:val="18"/>
-                <w:szCs w:val="18"/>
-              </w:rPr>
-              <w:t xml:space="preserve">0.00412</w:t>
-            </w:r>
-          </w:p>
-        </w:tc>
-        <w:tc>
-          <w:tcPr>
-            <w:tcW w:type="dxa" w:w="2466"/>
-            <w:tcBorders>
-              <w:top w:val="single" w:color="B0C8E0" w:sz="1"/>
-              <w:left w:val="single" w:color="B0C8E0" w:sz="1"/>
-              <w:bottom w:val="single" w:color="B0C8E0" w:sz="1"/>
-              <w:right w:val="single" w:color="B0C8E0" w:sz="1"/>
-            </w:tcBorders>
-            <w:shd w:fill="FFFFFF" w:val="clear"/>
-            <w:tcMar>
-              <w:top w:type="dxa" w:w="80"/>
-              <w:left w:type="dxa" w:w="100"/>
-              <w:bottom w:type="dxa" w:w="80"/>
-              <w:right w:type="dxa" w:w="100"/>
-            </w:tcMar>
-          </w:tcPr>
-          <w:p>
-            <w:r>
-              <w:rPr>
-                <w:rFonts w:ascii="Arial" w:cs="Arial" w:eastAsia="Arial" w:hAnsi="Arial"/>
-                <w:b w:val="false"/>
-                <w:bCs w:val="false"/>
-                <w:sz w:val="18"/>
-                <w:szCs w:val="18"/>
-              </w:rPr>
-              <w:t xml:space="preserve">Subexpresada</w:t>
-            </w:r>
-          </w:p>
-        </w:tc>
-      </w:tr>
-      <w:tr>
-        <w:tc>
-          <w:tcPr>
-            <w:tcW w:type="dxa" w:w="1800"/>
-            <w:tcBorders>
-              <w:top w:val="single" w:color="B0C8E0" w:sz="1"/>
-              <w:left w:val="single" w:color="B0C8E0" w:sz="1"/>
-              <w:bottom w:val="single" w:color="B0C8E0" w:sz="1"/>
-              <w:right w:val="single" w:color="B0C8E0" w:sz="1"/>
-            </w:tcBorders>
-            <w:shd w:fill="EEF4FB" w:val="clear"/>
-            <w:tcMar>
-              <w:top w:type="dxa" w:w="80"/>
-              <w:left w:type="dxa" w:w="100"/>
-              <w:bottom w:type="dxa" w:w="80"/>
-              <w:right w:type="dxa" w:w="100"/>
-            </w:tcMar>
-          </w:tcPr>
-          <w:p>
-            <w:r>
-              <w:rPr>
-                <w:rFonts w:ascii="Arial" w:cs="Arial" w:eastAsia="Arial" w:hAnsi="Arial"/>
-                <w:b w:val="false"/>
-                <w:bCs w:val="false"/>
-                <w:sz w:val="18"/>
-                <w:szCs w:val="18"/>
-              </w:rPr>
-              <w:t xml:space="preserve">GPD1</w:t>
-            </w:r>
-          </w:p>
-        </w:tc>
-        <w:tc>
-          <w:tcPr>
-            <w:tcW w:type="dxa" w:w="1600"/>
-            <w:tcBorders>
-              <w:top w:val="single" w:color="B0C8E0" w:sz="1"/>
-              <w:left w:val="single" w:color="B0C8E0" w:sz="1"/>
-              <w:bottom w:val="single" w:color="B0C8E0" w:sz="1"/>
-              <w:right w:val="single" w:color="B0C8E0" w:sz="1"/>
-            </w:tcBorders>
-            <w:shd w:fill="EEF4FB" w:val="clear"/>
-            <w:tcMar>
-              <w:top w:type="dxa" w:w="80"/>
-              <w:left w:type="dxa" w:w="100"/>
-              <w:bottom w:type="dxa" w:w="80"/>
-              <w:right w:type="dxa" w:w="100"/>
-            </w:tcMar>
-          </w:tcPr>
-          <w:p>
-            <w:r>
-              <w:rPr>
-                <w:rFonts w:ascii="Arial" w:cs="Arial" w:eastAsia="Arial" w:hAnsi="Arial"/>
-                <w:b w:val="false"/>
-                <w:bCs w:val="false"/>
-                <w:sz w:val="18"/>
-                <w:szCs w:val="18"/>
-              </w:rPr>
-              <w:t xml:space="preserve">P21695</w:t>
-            </w:r>
-          </w:p>
-        </w:tc>
-        <w:tc>
-          <w:tcPr>
-            <w:tcW w:type="dxa" w:w="1400"/>
-            <w:tcBorders>
-              <w:top w:val="single" w:color="B0C8E0" w:sz="1"/>
-              <w:left w:val="single" w:color="B0C8E0" w:sz="1"/>
-              <w:bottom w:val="single" w:color="B0C8E0" w:sz="1"/>
-              <w:right w:val="single" w:color="B0C8E0" w:sz="1"/>
-            </w:tcBorders>
-            <w:shd w:fill="EEF4FB" w:val="clear"/>
-            <w:tcMar>
-              <w:top w:type="dxa" w:w="80"/>
-              <w:left w:type="dxa" w:w="100"/>
-              <w:bottom w:type="dxa" w:w="80"/>
-              <w:right w:type="dxa" w:w="100"/>
-            </w:tcMar>
-          </w:tcPr>
-          <w:p>
-            <w:r>
-              <w:rPr>
-                <w:rFonts w:ascii="Arial" w:cs="Arial" w:eastAsia="Arial" w:hAnsi="Arial"/>
-                <w:b w:val="false"/>
-                <w:bCs w:val="false"/>
-                <w:sz w:val="18"/>
-                <w:szCs w:val="18"/>
-              </w:rPr>
-              <w:t xml:space="preserve">-3.997</w:t>
-            </w:r>
-          </w:p>
-        </w:tc>
-        <w:tc>
-          <w:tcPr>
-            <w:tcW w:type="dxa" w:w="1600"/>
-            <w:tcBorders>
-              <w:top w:val="single" w:color="B0C8E0" w:sz="1"/>
-              <w:left w:val="single" w:color="B0C8E0" w:sz="1"/>
-              <w:bottom w:val="single" w:color="B0C8E0" w:sz="1"/>
-              <w:right w:val="single" w:color="B0C8E0" w:sz="1"/>
-            </w:tcBorders>
-            <w:shd w:fill="EEF4FB" w:val="clear"/>
-            <w:tcMar>
-              <w:top w:type="dxa" w:w="80"/>
-              <w:left w:type="dxa" w:w="100"/>
-              <w:bottom w:type="dxa" w:w="80"/>
-              <w:right w:type="dxa" w:w="100"/>
-            </w:tcMar>
-          </w:tcPr>
-          <w:p>
-            <w:r>
-              <w:rPr>
-                <w:rFonts w:ascii="Arial" w:cs="Arial" w:eastAsia="Arial" w:hAnsi="Arial"/>
-                <w:b w:val="false"/>
-                <w:bCs w:val="false"/>
-                <w:sz w:val="18"/>
-                <w:szCs w:val="18"/>
-              </w:rPr>
-              <w:t xml:space="preserve">0.00177</w:t>
-            </w:r>
-          </w:p>
-        </w:tc>
-        <w:tc>
-          <w:tcPr>
-            <w:tcW w:type="dxa" w:w="2466"/>
-            <w:tcBorders>
-              <w:top w:val="single" w:color="B0C8E0" w:sz="1"/>
-              <w:left w:val="single" w:color="B0C8E0" w:sz="1"/>
-              <w:bottom w:val="single" w:color="B0C8E0" w:sz="1"/>
-              <w:right w:val="single" w:color="B0C8E0" w:sz="1"/>
-            </w:tcBorders>
-            <w:shd w:fill="EEF4FB" w:val="clear"/>
-            <w:tcMar>
-              <w:top w:type="dxa" w:w="80"/>
-              <w:left w:type="dxa" w:w="100"/>
-              <w:bottom w:type="dxa" w:w="80"/>
-              <w:right w:type="dxa" w:w="100"/>
-            </w:tcMar>
-          </w:tcPr>
-          <w:p>
-            <w:r>
-              <w:rPr>
-                <w:rFonts w:ascii="Arial" w:cs="Arial" w:eastAsia="Arial" w:hAnsi="Arial"/>
-                <w:b w:val="false"/>
-                <w:bCs w:val="false"/>
-                <w:sz w:val="18"/>
-                <w:szCs w:val="18"/>
-              </w:rPr>
-              <w:t xml:space="preserve">Subexpresada</w:t>
-            </w:r>
-          </w:p>
-        </w:tc>
-      </w:tr>
-      <w:tr>
-        <w:tc>
-          <w:tcPr>
-            <w:tcW w:type="dxa" w:w="1800"/>
-            <w:tcBorders>
-              <w:top w:val="single" w:color="B0C8E0" w:sz="1"/>
-              <w:left w:val="single" w:color="B0C8E0" w:sz="1"/>
-              <w:bottom w:val="single" w:color="B0C8E0" w:sz="1"/>
-              <w:right w:val="single" w:color="B0C8E0" w:sz="1"/>
-            </w:tcBorders>
-            <w:shd w:fill="FFFFFF" w:val="clear"/>
-            <w:tcMar>
-              <w:top w:type="dxa" w:w="80"/>
-              <w:left w:type="dxa" w:w="100"/>
-              <w:bottom w:type="dxa" w:w="80"/>
-              <w:right w:type="dxa" w:w="100"/>
-            </w:tcMar>
-          </w:tcPr>
-          <w:p>
-            <w:r>
-              <w:rPr>
-                <w:rFonts w:ascii="Arial" w:cs="Arial" w:eastAsia="Arial" w:hAnsi="Arial"/>
-                <w:b w:val="false"/>
-                <w:bCs w:val="false"/>
-                <w:sz w:val="18"/>
-                <w:szCs w:val="18"/>
-              </w:rPr>
-              <w:t xml:space="preserve">TCAP</w:t>
-            </w:r>
-          </w:p>
-        </w:tc>
-        <w:tc>
-          <w:tcPr>
-            <w:tcW w:type="dxa" w:w="1600"/>
-            <w:tcBorders>
-              <w:top w:val="single" w:color="B0C8E0" w:sz="1"/>
-              <w:left w:val="single" w:color="B0C8E0" w:sz="1"/>
-              <w:bottom w:val="single" w:color="B0C8E0" w:sz="1"/>
-              <w:right w:val="single" w:color="B0C8E0" w:sz="1"/>
-            </w:tcBorders>
-            <w:shd w:fill="FFFFFF" w:val="clear"/>
-            <w:tcMar>
-              <w:top w:type="dxa" w:w="80"/>
-              <w:left w:type="dxa" w:w="100"/>
-              <w:bottom w:type="dxa" w:w="80"/>
-              <w:right w:type="dxa" w:w="100"/>
-            </w:tcMar>
-          </w:tcPr>
-          <w:p>
-            <w:r>
-              <w:rPr>
-                <w:rFonts w:ascii="Arial" w:cs="Arial" w:eastAsia="Arial" w:hAnsi="Arial"/>
-                <w:b w:val="false"/>
-                <w:bCs w:val="false"/>
-                <w:sz w:val="18"/>
-                <w:szCs w:val="18"/>
-              </w:rPr>
-              <w:t xml:space="preserve">O15273</w:t>
-            </w:r>
-          </w:p>
-        </w:tc>
-        <w:tc>
-          <w:tcPr>
-            <w:tcW w:type="dxa" w:w="1400"/>
-            <w:tcBorders>
-              <w:top w:val="single" w:color="B0C8E0" w:sz="1"/>
-              <w:left w:val="single" w:color="B0C8E0" w:sz="1"/>
-              <w:bottom w:val="single" w:color="B0C8E0" w:sz="1"/>
-              <w:right w:val="single" w:color="B0C8E0" w:sz="1"/>
-            </w:tcBorders>
-            <w:shd w:fill="FFFFFF" w:val="clear"/>
-            <w:tcMar>
-              <w:top w:type="dxa" w:w="80"/>
-              <w:left w:type="dxa" w:w="100"/>
-              <w:bottom w:type="dxa" w:w="80"/>
-              <w:right w:type="dxa" w:w="100"/>
-            </w:tcMar>
-          </w:tcPr>
-          <w:p>
-            <w:r>
-              <w:rPr>
-                <w:rFonts w:ascii="Arial" w:cs="Arial" w:eastAsia="Arial" w:hAnsi="Arial"/>
-                <w:b w:val="false"/>
-                <w:bCs w:val="false"/>
-                <w:sz w:val="18"/>
-                <w:szCs w:val="18"/>
-              </w:rPr>
-              <w:t xml:space="preserve">-3.932</w:t>
-            </w:r>
-          </w:p>
-        </w:tc>
-        <w:tc>
-          <w:tcPr>
-            <w:tcW w:type="dxa" w:w="1600"/>
-            <w:tcBorders>
-              <w:top w:val="single" w:color="B0C8E0" w:sz="1"/>
-              <w:left w:val="single" w:color="B0C8E0" w:sz="1"/>
-              <w:bottom w:val="single" w:color="B0C8E0" w:sz="1"/>
-              <w:right w:val="single" w:color="B0C8E0" w:sz="1"/>
-            </w:tcBorders>
-            <w:shd w:fill="FFFFFF" w:val="clear"/>
-            <w:tcMar>
-              <w:top w:type="dxa" w:w="80"/>
-              <w:left w:type="dxa" w:w="100"/>
-              <w:bottom w:type="dxa" w:w="80"/>
-              <w:right w:type="dxa" w:w="100"/>
-            </w:tcMar>
-          </w:tcPr>
-          <w:p>
-            <w:r>
-              <w:rPr>
-                <w:rFonts w:ascii="Arial" w:cs="Arial" w:eastAsia="Arial" w:hAnsi="Arial"/>
-                <w:b w:val="false"/>
-                <w:bCs w:val="false"/>
-                <w:sz w:val="18"/>
-                <w:szCs w:val="18"/>
-              </w:rPr>
-              <w:t xml:space="preserve">0.0192</w:t>
-            </w:r>
-          </w:p>
-        </w:tc>
-        <w:tc>
-          <w:tcPr>
-            <w:tcW w:type="dxa" w:w="2466"/>
-            <w:tcBorders>
-              <w:top w:val="single" w:color="B0C8E0" w:sz="1"/>
-              <w:left w:val="single" w:color="B0C8E0" w:sz="1"/>
-              <w:bottom w:val="single" w:color="B0C8E0" w:sz="1"/>
-              <w:right w:val="single" w:color="B0C8E0" w:sz="1"/>
-            </w:tcBorders>
-            <w:shd w:fill="FFFFFF" w:val="clear"/>
-            <w:tcMar>
-              <w:top w:type="dxa" w:w="80"/>
-              <w:left w:type="dxa" w:w="100"/>
-              <w:bottom w:type="dxa" w:w="80"/>
-              <w:right w:type="dxa" w:w="100"/>
-            </w:tcMar>
-          </w:tcPr>
-          <w:p>
-            <w:r>
-              <w:rPr>
-                <w:rFonts w:ascii="Arial" w:cs="Arial" w:eastAsia="Arial" w:hAnsi="Arial"/>
-                <w:b w:val="false"/>
-                <w:bCs w:val="false"/>
-                <w:sz w:val="18"/>
-                <w:szCs w:val="18"/>
-              </w:rPr>
-              <w:t xml:space="preserve">Subexpresada</w:t>
-            </w:r>
-          </w:p>
-        </w:tc>
-      </w:tr>
-      <w:tr>
-        <w:tc>
-          <w:tcPr>
-            <w:tcW w:type="dxa" w:w="1800"/>
-            <w:tcBorders>
-              <w:top w:val="single" w:color="B0C8E0" w:sz="1"/>
-              <w:left w:val="single" w:color="B0C8E0" w:sz="1"/>
-              <w:bottom w:val="single" w:color="B0C8E0" w:sz="1"/>
-              <w:right w:val="single" w:color="B0C8E0" w:sz="1"/>
-            </w:tcBorders>
-            <w:shd w:fill="EEF4FB" w:val="clear"/>
-            <w:tcMar>
-              <w:top w:type="dxa" w:w="80"/>
-              <w:left w:type="dxa" w:w="100"/>
-              <w:bottom w:type="dxa" w:w="80"/>
-              <w:right w:type="dxa" w:w="100"/>
-            </w:tcMar>
-          </w:tcPr>
-          <w:p>
-            <w:r>
-              <w:rPr>
-                <w:rFonts w:ascii="Arial" w:cs="Arial" w:eastAsia="Arial" w:hAnsi="Arial"/>
-                <w:b w:val="false"/>
-                <w:bCs w:val="false"/>
-                <w:sz w:val="18"/>
-                <w:szCs w:val="18"/>
-              </w:rPr>
-              <w:t xml:space="preserve">PADI2</w:t>
-            </w:r>
-          </w:p>
-        </w:tc>
-        <w:tc>
-          <w:tcPr>
-            <w:tcW w:type="dxa" w:w="1600"/>
-            <w:tcBorders>
-              <w:top w:val="single" w:color="B0C8E0" w:sz="1"/>
-              <w:left w:val="single" w:color="B0C8E0" w:sz="1"/>
-              <w:bottom w:val="single" w:color="B0C8E0" w:sz="1"/>
-              <w:right w:val="single" w:color="B0C8E0" w:sz="1"/>
-            </w:tcBorders>
-            <w:shd w:fill="EEF4FB" w:val="clear"/>
-            <w:tcMar>
-              <w:top w:type="dxa" w:w="80"/>
-              <w:left w:type="dxa" w:w="100"/>
-              <w:bottom w:type="dxa" w:w="80"/>
-              <w:right w:type="dxa" w:w="100"/>
-            </w:tcMar>
-          </w:tcPr>
-          <w:p>
-            <w:r>
-              <w:rPr>
-                <w:rFonts w:ascii="Arial" w:cs="Arial" w:eastAsia="Arial" w:hAnsi="Arial"/>
-                <w:b w:val="false"/>
-                <w:bCs w:val="false"/>
-                <w:sz w:val="18"/>
-                <w:szCs w:val="18"/>
-              </w:rPr>
-              <w:t xml:space="preserve">Q9Y2J8</w:t>
-            </w:r>
-          </w:p>
-        </w:tc>
-        <w:tc>
-          <w:tcPr>
-            <w:tcW w:type="dxa" w:w="1400"/>
-            <w:tcBorders>
-              <w:top w:val="single" w:color="B0C8E0" w:sz="1"/>
-              <w:left w:val="single" w:color="B0C8E0" w:sz="1"/>
-              <w:bottom w:val="single" w:color="B0C8E0" w:sz="1"/>
-              <w:right w:val="single" w:color="B0C8E0" w:sz="1"/>
-            </w:tcBorders>
-            <w:shd w:fill="EEF4FB" w:val="clear"/>
-            <w:tcMar>
-              <w:top w:type="dxa" w:w="80"/>
-              <w:left w:type="dxa" w:w="100"/>
-              <w:bottom w:type="dxa" w:w="80"/>
-              <w:right w:type="dxa" w:w="100"/>
-            </w:tcMar>
-          </w:tcPr>
-          <w:p>
-            <w:r>
-              <w:rPr>
-                <w:rFonts w:ascii="Arial" w:cs="Arial" w:eastAsia="Arial" w:hAnsi="Arial"/>
-                <w:b w:val="false"/>
-                <w:bCs w:val="false"/>
-                <w:sz w:val="18"/>
-                <w:szCs w:val="18"/>
-              </w:rPr>
-              <w:t xml:space="preserve">-3.859</w:t>
-            </w:r>
-          </w:p>
-        </w:tc>
-        <w:tc>
-          <w:tcPr>
-            <w:tcW w:type="dxa" w:w="1600"/>
-            <w:tcBorders>
-              <w:top w:val="single" w:color="B0C8E0" w:sz="1"/>
-              <w:left w:val="single" w:color="B0C8E0" w:sz="1"/>
-              <w:bottom w:val="single" w:color="B0C8E0" w:sz="1"/>
-              <w:right w:val="single" w:color="B0C8E0" w:sz="1"/>
-            </w:tcBorders>
-            <w:shd w:fill="EEF4FB" w:val="clear"/>
-            <w:tcMar>
-              <w:top w:type="dxa" w:w="80"/>
-              <w:left w:type="dxa" w:w="100"/>
-              <w:bottom w:type="dxa" w:w="80"/>
-              <w:right w:type="dxa" w:w="100"/>
-            </w:tcMar>
-          </w:tcPr>
-          <w:p>
-            <w:r>
-              <w:rPr>
-                <w:rFonts w:ascii="Arial" w:cs="Arial" w:eastAsia="Arial" w:hAnsi="Arial"/>
-                <w:b w:val="false"/>
-                <w:bCs w:val="false"/>
-                <w:sz w:val="18"/>
-                <w:szCs w:val="18"/>
-              </w:rPr>
-              <w:t xml:space="preserve">0.00275</w:t>
-            </w:r>
-          </w:p>
-        </w:tc>
-        <w:tc>
-          <w:tcPr>
-            <w:tcW w:type="dxa" w:w="2466"/>
-            <w:tcBorders>
-              <w:top w:val="single" w:color="B0C8E0" w:sz="1"/>
-              <w:left w:val="single" w:color="B0C8E0" w:sz="1"/>
-              <w:bottom w:val="single" w:color="B0C8E0" w:sz="1"/>
-              <w:right w:val="single" w:color="B0C8E0" w:sz="1"/>
-            </w:tcBorders>
-            <w:shd w:fill="EEF4FB" w:val="clear"/>
-            <w:tcMar>
-              <w:top w:type="dxa" w:w="80"/>
-              <w:left w:type="dxa" w:w="100"/>
-              <w:bottom w:type="dxa" w:w="80"/>
-              <w:right w:type="dxa" w:w="100"/>
-            </w:tcMar>
-          </w:tcPr>
-          <w:p>
-            <w:r>
-              <w:rPr>
-                <w:rFonts w:ascii="Arial" w:cs="Arial" w:eastAsia="Arial" w:hAnsi="Arial"/>
-                <w:b w:val="false"/>
-                <w:bCs w:val="false"/>
-                <w:sz w:val="18"/>
-                <w:szCs w:val="18"/>
-              </w:rPr>
-              <w:t xml:space="preserve">Subexpresada</w:t>
-            </w:r>
-          </w:p>
-        </w:tc>
-      </w:tr>
-      <w:tr>
-        <w:tc>
-          <w:tcPr>
-            <w:tcW w:type="dxa" w:w="1800"/>
-            <w:tcBorders>
-              <w:top w:val="single" w:color="B0C8E0" w:sz="1"/>
-              <w:left w:val="single" w:color="B0C8E0" w:sz="1"/>
-              <w:bottom w:val="single" w:color="B0C8E0" w:sz="1"/>
-              <w:right w:val="single" w:color="B0C8E0" w:sz="1"/>
-            </w:tcBorders>
-            <w:shd w:fill="FFFFFF" w:val="clear"/>
-            <w:tcMar>
-              <w:top w:type="dxa" w:w="80"/>
-              <w:left w:type="dxa" w:w="100"/>
-              <w:bottom w:type="dxa" w:w="80"/>
-              <w:right w:type="dxa" w:w="100"/>
-            </w:tcMar>
-          </w:tcPr>
-          <w:p>
-            <w:r>
-              <w:rPr>
-                <w:rFonts w:ascii="Arial" w:cs="Arial" w:eastAsia="Arial" w:hAnsi="Arial"/>
-                <w:b w:val="false"/>
-                <w:bCs w:val="false"/>
-                <w:sz w:val="18"/>
-                <w:szCs w:val="18"/>
-              </w:rPr>
-              <w:t xml:space="preserve">ATP2A1</w:t>
-            </w:r>
-          </w:p>
-        </w:tc>
-        <w:tc>
-          <w:tcPr>
-            <w:tcW w:type="dxa" w:w="1600"/>
-            <w:tcBorders>
-              <w:top w:val="single" w:color="B0C8E0" w:sz="1"/>
-              <w:left w:val="single" w:color="B0C8E0" w:sz="1"/>
-              <w:bottom w:val="single" w:color="B0C8E0" w:sz="1"/>
-              <w:right w:val="single" w:color="B0C8E0" w:sz="1"/>
-            </w:tcBorders>
-            <w:shd w:fill="FFFFFF" w:val="clear"/>
-            <w:tcMar>
-              <w:top w:type="dxa" w:w="80"/>
-              <w:left w:type="dxa" w:w="100"/>
-              <w:bottom w:type="dxa" w:w="80"/>
-              <w:right w:type="dxa" w:w="100"/>
-            </w:tcMar>
-          </w:tcPr>
-          <w:p>
-            <w:r>
-              <w:rPr>
-                <w:rFonts w:ascii="Arial" w:cs="Arial" w:eastAsia="Arial" w:hAnsi="Arial"/>
-                <w:b w:val="false"/>
-                <w:bCs w:val="false"/>
-                <w:sz w:val="18"/>
-                <w:szCs w:val="18"/>
-              </w:rPr>
-              <w:t xml:space="preserve">O14983</w:t>
-            </w:r>
-          </w:p>
-        </w:tc>
-        <w:tc>
-          <w:tcPr>
-            <w:tcW w:type="dxa" w:w="1400"/>
-            <w:tcBorders>
-              <w:top w:val="single" w:color="B0C8E0" w:sz="1"/>
-              <w:left w:val="single" w:color="B0C8E0" w:sz="1"/>
-              <w:bottom w:val="single" w:color="B0C8E0" w:sz="1"/>
-              <w:right w:val="single" w:color="B0C8E0" w:sz="1"/>
-            </w:tcBorders>
-            <w:shd w:fill="FFFFFF" w:val="clear"/>
-            <w:tcMar>
-              <w:top w:type="dxa" w:w="80"/>
-              <w:left w:type="dxa" w:w="100"/>
-              <w:bottom w:type="dxa" w:w="80"/>
-              <w:right w:type="dxa" w:w="100"/>
-            </w:tcMar>
-          </w:tcPr>
-          <w:p>
-            <w:r>
-              <w:rPr>
-                <w:rFonts w:ascii="Arial" w:cs="Arial" w:eastAsia="Arial" w:hAnsi="Arial"/>
-                <w:b w:val="false"/>
-                <w:bCs w:val="false"/>
-                <w:sz w:val="18"/>
-                <w:szCs w:val="18"/>
-              </w:rPr>
-              <w:t xml:space="preserve">-3.756</w:t>
-            </w:r>
-          </w:p>
-        </w:tc>
-        <w:tc>
-          <w:tcPr>
-            <w:tcW w:type="dxa" w:w="1600"/>
-            <w:tcBorders>
-              <w:top w:val="single" w:color="B0C8E0" w:sz="1"/>
-              <w:left w:val="single" w:color="B0C8E0" w:sz="1"/>
-              <w:bottom w:val="single" w:color="B0C8E0" w:sz="1"/>
-              <w:right w:val="single" w:color="B0C8E0" w:sz="1"/>
-            </w:tcBorders>
-            <w:shd w:fill="FFFFFF" w:val="clear"/>
-            <w:tcMar>
-              <w:top w:type="dxa" w:w="80"/>
-              <w:left w:type="dxa" w:w="100"/>
-              <w:bottom w:type="dxa" w:w="80"/>
-              <w:right w:type="dxa" w:w="100"/>
-            </w:tcMar>
-          </w:tcPr>
-          <w:p>
-            <w:r>
-              <w:rPr>
-                <w:rFonts w:ascii="Arial" w:cs="Arial" w:eastAsia="Arial" w:hAnsi="Arial"/>
-                <w:b w:val="false"/>
-                <w:bCs w:val="false"/>
-                <w:sz w:val="18"/>
-                <w:szCs w:val="18"/>
-              </w:rPr>
-              <w:t xml:space="preserve">0.00362</w:t>
-            </w:r>
-          </w:p>
-        </w:tc>
-        <w:tc>
-          <w:tcPr>
-            <w:tcW w:type="dxa" w:w="2466"/>
-            <w:tcBorders>
-              <w:top w:val="single" w:color="B0C8E0" w:sz="1"/>
-              <w:left w:val="single" w:color="B0C8E0" w:sz="1"/>
-              <w:bottom w:val="single" w:color="B0C8E0" w:sz="1"/>
-              <w:right w:val="single" w:color="B0C8E0" w:sz="1"/>
-            </w:tcBorders>
-            <w:shd w:fill="FFFFFF" w:val="clear"/>
-            <w:tcMar>
-              <w:top w:type="dxa" w:w="80"/>
-              <w:left w:type="dxa" w:w="100"/>
-              <w:bottom w:type="dxa" w:w="80"/>
-              <w:right w:type="dxa" w:w="100"/>
-            </w:tcMar>
-          </w:tcPr>
-          <w:p>
-            <w:r>
-              <w:rPr>
-                <w:rFonts w:ascii="Arial" w:cs="Arial" w:eastAsia="Arial" w:hAnsi="Arial"/>
-                <w:b w:val="false"/>
-                <w:bCs w:val="false"/>
-                <w:sz w:val="18"/>
-                <w:szCs w:val="18"/>
-              </w:rPr>
-              <w:t xml:space="preserve">Subexpresada</w:t>
-            </w:r>
-          </w:p>
-        </w:tc>
-      </w:tr>
-    </w:tbl>
-    <w:p>
-      <w:pPr>
-        <w:spacing w:after="60" w:before="60"/>
-      </w:pPr>
-    </w:p>
-    <w:p>
-      <w:r>
-        <w:br w:type="page"/>
-      </w:r>
-    </w:p>
-    <w:p>
-      <w:pPr>
-        <w:pBdr>
-          <w:bottom w:val="single" w:color="2E75B6" w:sz="10" w:space="4"/>
-        </w:pBdr>
-        <w:spacing w:after="100" w:before="280"/>
-      </w:pPr>
-      <w:r>
-        <w:rPr>
-          <w:rFonts w:ascii="Arial" w:cs="Arial" w:eastAsia="Arial" w:hAnsi="Arial"/>
-          <w:b/>
-          <w:bCs/>
-          <w:color w:val="1F4E79"/>
-          <w:sz w:val="28"/>
-          <w:szCs w:val="28"/>
-        </w:rPr>
-        <w:t xml:space="preserve">Objetivo Específico 1 — Relacionar proteínas DE con fármacos</w:t>
-      </w:r>
-    </w:p>
-    <w:p>
-      <w:pPr>
-        <w:pBdr>
-          <w:left w:val="single" w:color="2E75B6" w:sz="12" w:space="6"/>
-        </w:pBdr>
-        <w:spacing w:after="160" w:before="60"/>
-        <w:ind w:left="360"/>
-      </w:pPr>
-      <w:r>
-        <w:rPr>
-          <w:rFonts w:ascii="Arial" w:cs="Arial" w:eastAsia="Arial" w:hAnsi="Arial"/>
-          <w:i/>
-          <w:iCs/>
-          <w:color w:val="444444"/>
-          <w:sz w:val="20"/>
-          <w:szCs w:val="20"/>
-        </w:rPr>
-        <w:t xml:space="preserve">Relacionar proteínas expresadas diferencialmente en cáncer escamocelular de cabeza y cuello con fármacos reportados en bases de datos públicas, utilizando herramientas bioinformáticas de reposicionamiento y análisis de conectividad.</w:t>
-      </w:r>
-    </w:p>
-    <w:p>
-      <w:pPr>
-        <w:spacing w:after="60" w:before="100"/>
-        <w:jc w:val="center"/>
-      </w:pPr>
-      <w:r>
-        <w:drawing>
-          <wp:inline distT="0" distB="0" distL="0" distR="0">
-            <wp:extent cx="4895850" cy="3267075"/>
-            <wp:effectExtent t="0" r="0" b="0" l="0"/>
-            <wp:docPr id="1" name="OE1_FigA_drug_sources_bar.png" descr="OE1_FigA_drug_sources_bar.png" title="OE1_FigA_drug_sources_bar.png"/>
-            <wp:cNvGraphicFramePr>
-              <a:graphicFrameLocks xmlns:a="http://schemas.openxmlformats.org/drawingml/2006/main" noChangeAspect="1"/>
-            </wp:cNvGraphicFramePr>
-            <a:graphic xmlns:a="http://schemas.openxmlformats.org/drawingml/2006/main">
-              <a:graphicData uri="http://schemas.openxmlformats.org/drawingml/2006/picture">
-                <pic:pic xmlns:pic="http://schemas.openxmlformats.org/drawingml/2006/picture">
-                  <pic:nvPicPr>
-                    <pic:cNvPr id="0" name="" descr=""/>
-                    <pic:cNvPicPr>
-                      <a:picLocks noChangeAspect="1" noChangeArrowheads="1"/>
-                    </pic:cNvPicPr>
-                  </pic:nvPicPr>
-                  <pic:blipFill>
-                    <a:blip r:embed="rId11" cstate="none"/>
-                    <a:srcRect/>
-                    <a:stretch>
-                      <a:fillRect/>
-                    </a:stretch>
-                  </pic:blipFill>
-                  <pic:spPr bwMode="auto">
-                    <a:xfrm>
-                      <a:off x="0" y="0"/>
-                      <a:ext cx="4895850" cy="3267075"/>
-                    </a:xfrm>
-                    <a:prstGeom prst="rect">
-                      <a:avLst/>
-                    </a:prstGeom>
-                  </pic:spPr>
-                </pic:pic>
-              </a:graphicData>
-            </a:graphic>
-          </wp:inline>
-        </w:drawing>
-      </w:r>
-    </w:p>
-    <w:p>
-      <w:pPr>
-        <w:spacing w:after="160" w:before="0"/>
-        <w:jc w:val="center"/>
-      </w:pPr>
-      <w:r>
-        <w:rPr>
-          <w:rFonts w:ascii="Arial" w:cs="Arial" w:eastAsia="Arial" w:hAnsi="Arial"/>
-          <w:b/>
-          <w:bCs/>
-          <w:color w:val="2E75B6"/>
-          <w:sz w:val="18"/>
-          <w:szCs w:val="18"/>
-        </w:rPr>
-        <w:t xml:space="preserve">Figura 5. </w:t>
-      </w:r>
-      <w:r>
-        <w:rPr>
-          <w:rFonts w:ascii="Arial" w:cs="Arial" w:eastAsia="Arial" w:hAnsi="Arial"/>
-          <w:i w:val="false"/>
-          <w:iCs w:val="false"/>
-          <w:color w:val="444444"/>
-          <w:sz w:val="18"/>
-          <w:szCs w:val="18"/>
-        </w:rPr>
-        <w:t xml:space="preserve">Número de fármacos candidatos identificados por cada base de datos consultada (DGIdb, OpenTargets, L2S2, ChEMBL). Ilustra la estrategia multi-fuente y la cobertura diferencial de cada recurso.</w:t>
-      </w:r>
-    </w:p>
-    <w:p>
-      <w:pPr>
-        <w:spacing w:after="60" w:before="100"/>
-        <w:jc w:val="center"/>
-      </w:pPr>
-      <w:r>
-        <w:drawing>
-          <wp:inline distT="0" distB="0" distL="0" distR="0">
-            <wp:extent cx="4895850" cy="3267075"/>
-            <wp:effectExtent t="0" r="0" b="0" l="0"/>
-            <wp:docPr id="1" name="OE1_FigB_drug_phase_dist.png" descr="OE1_FigB_drug_phase_dist.png" title="OE1_FigB_drug_phase_dist.png"/>
-            <wp:cNvGraphicFramePr>
-              <a:graphicFrameLocks xmlns:a="http://schemas.openxmlformats.org/drawingml/2006/main" noChangeAspect="1"/>
-            </wp:cNvGraphicFramePr>
-            <a:graphic xmlns:a="http://schemas.openxmlformats.org/drawingml/2006/main">
-              <a:graphicData uri="http://schemas.openxmlformats.org/drawingml/2006/picture">
-                <pic:pic xmlns:pic="http://schemas.openxmlformats.org/drawingml/2006/picture">
-                  <pic:nvPicPr>
-                    <pic:cNvPr id="0" name="" descr=""/>
-                    <pic:cNvPicPr>
-                      <a:picLocks noChangeAspect="1" noChangeArrowheads="1"/>
-                    </pic:cNvPicPr>
-                  </pic:nvPicPr>
-                  <pic:blipFill>
-                    <a:blip r:embed="rId12" cstate="none"/>
-                    <a:srcRect/>
-                    <a:stretch>
-                      <a:fillRect/>
-                    </a:stretch>
-                  </pic:blipFill>
-                  <pic:spPr bwMode="auto">
-                    <a:xfrm>
-                      <a:off x="0" y="0"/>
-                      <a:ext cx="4895850" cy="3267075"/>
-                    </a:xfrm>
-                    <a:prstGeom prst="rect">
-                      <a:avLst/>
-                    </a:prstGeom>
-                  </pic:spPr>
-                </pic:pic>
-              </a:graphicData>
-            </a:graphic>
-          </wp:inline>
-        </w:drawing>
-      </w:r>
-    </w:p>
-    <w:p>
-      <w:pPr>
-        <w:spacing w:after="160" w:before="0"/>
-        <w:jc w:val="center"/>
-      </w:pPr>
-      <w:r>
-        <w:rPr>
-          <w:rFonts w:ascii="Arial" w:cs="Arial" w:eastAsia="Arial" w:hAnsi="Arial"/>
-          <w:b/>
-          <w:bCs/>
-          <w:color w:val="2E75B6"/>
-          <w:sz w:val="18"/>
-          <w:szCs w:val="18"/>
-        </w:rPr>
-        <w:t xml:space="preserve">Figura 6. </w:t>
-      </w:r>
-      <w:r>
-        <w:rPr>
-          <w:rFonts w:ascii="Arial" w:cs="Arial" w:eastAsia="Arial" w:hAnsi="Arial"/>
-          <w:i w:val="false"/>
-          <w:iCs w:val="false"/>
-          <w:color w:val="444444"/>
-          <w:sz w:val="18"/>
-          <w:szCs w:val="18"/>
-        </w:rPr>
-        <w:t xml:space="preserve">Distribución de fases clínicas de los candidatos multi-fuente (n = 458; presentes en ≥2 bases de datos). El 75% son fármacos aprobados: 120 con Fase IV confirmada por ChEMBL (verde oscuro) y 222 aprobados identificados por DGIdb sin registro de fase en ChEMBL (verde claro). Esta distinción es importante: ambos grupos tienen perfil de seguridad establecido y son candidatos viables para reposicionamiento.</w:t>
-      </w:r>
-    </w:p>
-    <w:p>
-      <w:pPr>
-        <w:spacing w:after="60" w:before="100"/>
-        <w:jc w:val="center"/>
-      </w:pPr>
-      <w:r>
-        <w:drawing>
-          <wp:inline distT="0" distB="0" distL="0" distR="0">
-            <wp:extent cx="5219700" cy="3848100"/>
-            <wp:effectExtent t="0" r="0" b="0" l="0"/>
-            <wp:docPr id="1" name="OE1_FigC_upset_sources.png" descr="OE1_FigC_upset_sources.png" title="OE1_FigC_upset_sources.png"/>
-            <wp:cNvGraphicFramePr>
-              <a:graphicFrameLocks xmlns:a="http://schemas.openxmlformats.org/drawingml/2006/main" noChangeAspect="1"/>
-            </wp:cNvGraphicFramePr>
-            <a:graphic xmlns:a="http://schemas.openxmlformats.org/drawingml/2006/main">
-              <a:graphicData uri="http://schemas.openxmlformats.org/drawingml/2006/picture">
-                <pic:pic xmlns:pic="http://schemas.openxmlformats.org/drawingml/2006/picture">
-                  <pic:nvPicPr>
-                    <pic:cNvPr id="0" name="" descr=""/>
-                    <pic:cNvPicPr>
-                      <a:picLocks noChangeAspect="1" noChangeArrowheads="1"/>
-                    </pic:cNvPicPr>
-                  </pic:nvPicPr>
-                  <pic:blipFill>
-                    <a:blip r:embed="rId13" cstate="none"/>
-                    <a:srcRect/>
-                    <a:stretch>
-                      <a:fillRect/>
-                    </a:stretch>
-                  </pic:blipFill>
-                  <pic:spPr bwMode="auto">
-                    <a:xfrm>
-                      <a:off x="0" y="0"/>
-                      <a:ext cx="5219700" cy="3848100"/>
-                    </a:xfrm>
-                    <a:prstGeom prst="rect">
-                      <a:avLst/>
-                    </a:prstGeom>
-                  </pic:spPr>
-                </pic:pic>
-              </a:graphicData>
-            </a:graphic>
-          </wp:inline>
-        </w:drawing>
-      </w:r>
-    </w:p>
-    <w:p>
-      <w:pPr>
-        <w:spacing w:after="160" w:before="0"/>
-        <w:jc w:val="center"/>
-      </w:pPr>
-      <w:r>
-        <w:rPr>
-          <w:rFonts w:ascii="Arial" w:cs="Arial" w:eastAsia="Arial" w:hAnsi="Arial"/>
-          <w:b/>
-          <w:bCs/>
-          <w:color w:val="2E75B6"/>
-          <w:sz w:val="18"/>
-          <w:szCs w:val="18"/>
-        </w:rPr>
-        <w:t xml:space="preserve">Figura 7. </w:t>
-      </w:r>
-      <w:r>
-        <w:rPr>
-          <w:rFonts w:ascii="Arial" w:cs="Arial" w:eastAsia="Arial" w:hAnsi="Arial"/>
-          <w:i w:val="false"/>
-          <w:iCs w:val="false"/>
-          <w:color w:val="444444"/>
-          <w:sz w:val="18"/>
-          <w:szCs w:val="18"/>
-        </w:rPr>
-        <w:t xml:space="preserve">Diagrama UpSet de solapamiento entre las cuatro bases de datos consultadas. Los candidatos con respaldo en múltiples fuentes (intersección) representan la evidencia más convergente y constituyen el núcleo de mayor prioridad para OE2.</w:t>
-      </w:r>
-    </w:p>
     <w:p>
       <w:pPr>
         <w:spacing w:after="60" w:before="160"/>
@@ -22905,7 +14951,7 @@
           <w:sz w:val="16"/>
           <w:szCs w:val="16"/>
         </w:rPr>
-        <w:t xml:space="preserve">Tabla 6. Fármacos con target primario distinto al eje EGFR/ErbB que mantienen robustez en los cuatro niveles LOD. Constituyen la contribución principal del análisis de reposicionamiento. CMap score: conectividad negativa (reversión de firma transcriptómica) en L2S2; NA = perfil no disponible. Target primario: gen DE con mayor solapamiento en el proteoma; puede diferir del mecanismo farmacológico principal (e.g., Metformina y Crizotinib muestran EGFR como target por solapamiento protéomico, no por mecanismo).</w:t>
+        <w:t xml:space="preserve">Tabla 6. Fármacos con target primario distinto al eje EGFR/ErbB que mantienen robustez en los cuatro niveles LOD. Constituyen la contribución principal del análisis de reposicionamiento. Target primario: gen DE con mayor solapamiento en el proteoma; puede diferir del mecanismo farmacológico principal (e.g., Metformina y Crizotinib muestran EGFR como target por solapamiento protéomico, no por mecanismo).</w:t>
       </w:r>
     </w:p>
     <w:p>

--- a/docs/HNSCC_DrugRepurposing_Figuras.docx
+++ b/docs/HNSCC_DrugRepurposing_Figuras.docx
@@ -2,6 +2,7738 @@
 <file path=word/document.xml><?xml version="1.0" encoding="utf-8"?>
 <w:document xmlns:wpc="http://schemas.microsoft.com/office/word/2010/wordprocessingCanvas" xmlns:mc="http://schemas.openxmlformats.org/markup-compatibility/2006" xmlns:o="urn:schemas-microsoft-com:office:office" xmlns:r="http://schemas.openxmlformats.org/officeDocument/2006/relationships" xmlns:m="http://schemas.openxmlformats.org/officeDocument/2006/math" xmlns:v="urn:schemas-microsoft-com:vml" xmlns:wp14="http://schemas.microsoft.com/office/word/2010/wordprocessingDrawing" xmlns:wp="http://schemas.openxmlformats.org/drawingml/2006/wordprocessingDrawing" xmlns:w10="urn:schemas-microsoft-com:office:word" xmlns:w="http://schemas.openxmlformats.org/wordprocessingml/2006/main" xmlns:w14="http://schemas.microsoft.com/office/word/2010/wordml" xmlns:w15="http://schemas.microsoft.com/office/word/2012/wordml" xmlns:wpg="http://schemas.microsoft.com/office/word/2010/wordprocessingGroup" xmlns:wpi="http://schemas.microsoft.com/office/word/2010/wordprocessingInk" xmlns:wne="http://schemas.microsoft.com/office/word/2006/wordml" xmlns:wps="http://schemas.microsoft.com/office/word/2010/wordprocessingShape" xmlns:cx="http://schemas.microsoft.com/office/drawing/2014/chartex" xmlns:cx1="http://schemas.microsoft.com/office/drawing/2015/9/8/chartex" xmlns:cx2="http://schemas.microsoft.com/office/drawing/2015/10/21/chartex" xmlns:cx3="http://schemas.microsoft.com/office/drawing/2016/5/9/chartex" xmlns:cx4="http://schemas.microsoft.com/office/drawing/2016/5/10/chartex" xmlns:cx5="http://schemas.microsoft.com/office/drawing/2016/5/11/chartex" xmlns:cx6="http://schemas.microsoft.com/office/drawing/2016/5/12/chartex" xmlns:cx7="http://schemas.microsoft.com/office/drawing/2016/5/13/chartex" xmlns:cx8="http://schemas.microsoft.com/office/drawing/2016/5/14/chartex" xmlns:aink="http://schemas.microsoft.com/office/drawing/2016/ink" xmlns:am3d="http://schemas.microsoft.com/office/drawing/2017/model3d" xmlns:w16cex="http://schemas.microsoft.com/office/word/2018/wordml/cex" xmlns:w16cid="http://schemas.microsoft.com/office/word/2016/wordml/cid" xmlns:w16="http://schemas.microsoft.com/office/word/2018/wordml" xmlns:w16sdtdh="http://schemas.microsoft.com/office/word/2020/wordml/sdtdatahash" xmlns:w16se="http://schemas.microsoft.com/office/word/2015/wordml/symex" mc:Ignorable="w14 w15 wp14">
   <w:body>
+    <w:p>
+      <w:pPr>
+        <w:spacing w:after="120" w:before="0"/>
+      </w:pPr>
+      <w:r>
+        <w:rPr>
+          <w:rFonts w:ascii="Arial" w:cs="Arial" w:eastAsia="Arial" w:hAnsi="Arial"/>
+          <w:b/>
+          <w:bCs/>
+          <w:color w:val="1F4E79"/>
+          <w:sz w:val="44"/>
+          <w:szCs w:val="44"/>
+        </w:rPr>
+        <w:t xml:space="preserve">HNSCC Drug Repurposing</w:t>
+      </w:r>
+    </w:p>
+    <w:p>
+      <w:pPr>
+        <w:spacing w:after="80" w:before="0"/>
+      </w:pPr>
+      <w:r>
+        <w:rPr>
+          <w:rFonts w:ascii="Arial" w:cs="Arial" w:eastAsia="Arial" w:hAnsi="Arial"/>
+          <w:color w:val="2E75B6"/>
+          <w:sz w:val="30"/>
+          <w:szCs w:val="30"/>
+        </w:rPr>
+        <w:t xml:space="preserve">Figuras y Tablas por Objetivo</w:t>
+      </w:r>
+    </w:p>
+    <w:p>
+      <w:pPr>
+        <w:spacing w:after="240" w:before="0"/>
+      </w:pPr>
+      <w:r>
+        <w:rPr>
+          <w:rFonts w:ascii="Arial" w:cs="Arial" w:eastAsia="Arial" w:hAnsi="Arial"/>
+          <w:color w:val="888888"/>
+          <w:sz w:val="20"/>
+          <w:szCs w:val="20"/>
+        </w:rPr>
+        <w:t xml:space="preserve">Tesis de grado  •  2026-04-11  •  Sección 0 + OE1</w:t>
+      </w:r>
+    </w:p>
+    <w:p>
+      <w:pPr>
+        <w:pBdr>
+          <w:bottom w:val="single" w:color="B0C8E0" w:sz="6" w:space="3"/>
+        </w:pBdr>
+        <w:spacing w:after="0" w:before="160"/>
+      </w:pPr>
+    </w:p>
+    <w:p>
+      <w:pPr>
+        <w:pBdr>
+          <w:bottom w:val="single" w:color="2E75B6" w:sz="10" w:space="4"/>
+        </w:pBdr>
+        <w:spacing w:after="100" w:before="280"/>
+      </w:pPr>
+      <w:r>
+        <w:rPr>
+          <w:rFonts w:ascii="Arial" w:cs="Arial" w:eastAsia="Arial" w:hAnsi="Arial"/>
+          <w:b/>
+          <w:bCs/>
+          <w:color w:val="1F4E79"/>
+          <w:sz w:val="28"/>
+          <w:szCs w:val="28"/>
+        </w:rPr>
+        <w:t xml:space="preserve">Objetivo General</w:t>
+      </w:r>
+    </w:p>
+    <w:p>
+      <w:pPr>
+        <w:pBdr>
+          <w:left w:val="single" w:color="2E75B6" w:sz="12" w:space="6"/>
+        </w:pBdr>
+        <w:spacing w:after="160" w:before="60"/>
+        <w:ind w:left="360"/>
+      </w:pPr>
+      <w:r>
+        <w:rPr>
+          <w:rFonts w:ascii="Arial" w:cs="Arial" w:eastAsia="Arial" w:hAnsi="Arial"/>
+          <w:i/>
+          <w:iCs/>
+          <w:color w:val="444444"/>
+          <w:sz w:val="20"/>
+          <w:szCs w:val="20"/>
+        </w:rPr>
+        <w:t xml:space="preserve">Evaluar in silico el potencial de reposicionamiento de fármacos existentes para el tratamiento del cáncer escamocelular de cabeza y cuello, integrando datos proteómicos, análisis bioinformáticos y evidencia farmacológica que permita identificar candidatos con relevancia terapéutica.</w:t>
+      </w:r>
+    </w:p>
+    <w:p>
+      <w:pPr>
+        <w:pBdr>
+          <w:bottom w:val="single" w:color="B0C8E0" w:sz="6" w:space="3"/>
+        </w:pBdr>
+        <w:spacing w:after="0" w:before="160"/>
+      </w:pPr>
+    </w:p>
+    <w:p>
+      <w:pPr>
+        <w:pBdr>
+          <w:bottom w:val="single" w:color="2E75B6" w:sz="10" w:space="4"/>
+        </w:pBdr>
+        <w:spacing w:after="100" w:before="280"/>
+      </w:pPr>
+      <w:r>
+        <w:rPr>
+          <w:rFonts w:ascii="Arial" w:cs="Arial" w:eastAsia="Arial" w:hAnsi="Arial"/>
+          <w:b/>
+          <w:bCs/>
+          <w:color w:val="1F4E79"/>
+          <w:sz w:val="28"/>
+          <w:szCs w:val="28"/>
+        </w:rPr>
+        <w:t xml:space="preserve">Sección 0 — Caracterización del perfil proteómico diferencial</w:t>
+      </w:r>
+    </w:p>
+    <w:p>
+      <w:pPr>
+        <w:spacing w:after="140" w:before="60"/>
+      </w:pPr>
+      <w:r>
+        <w:rPr>
+          <w:rFonts w:ascii="Arial" w:cs="Arial" w:eastAsia="Arial" w:hAnsi="Arial"/>
+          <w:color w:val="333333"/>
+          <w:sz w:val="20"/>
+          <w:szCs w:val="20"/>
+        </w:rPr>
+        <w:t xml:space="preserve">Base metodológica. Responde: ¿Cuál es el proteoma diferencial de HNSCC frente a tejido normal adyacente? ¿Qué procesos biológicos están alterados?</w:t>
+      </w:r>
+    </w:p>
+    <w:p>
+      <w:pPr>
+        <w:spacing w:after="60" w:before="100"/>
+        <w:jc w:val="center"/>
+      </w:pPr>
+      <w:r>
+        <w:drawing>
+          <wp:inline distT="0" distB="0" distL="0" distR="0">
+            <wp:extent cx="5543550" cy="3695700"/>
+            <wp:effectExtent t="0" r="0" b="0" l="0"/>
+            <wp:docPr id="1" name="Sec0_FigB_volcano.png" descr="Sec0_FigB_volcano.png" title="Sec0_FigB_volcano.png"/>
+            <wp:cNvGraphicFramePr>
+              <a:graphicFrameLocks xmlns:a="http://schemas.openxmlformats.org/drawingml/2006/main" noChangeAspect="1"/>
+            </wp:cNvGraphicFramePr>
+            <a:graphic xmlns:a="http://schemas.openxmlformats.org/drawingml/2006/main">
+              <a:graphicData uri="http://schemas.openxmlformats.org/drawingml/2006/picture">
+                <pic:pic xmlns:pic="http://schemas.openxmlformats.org/drawingml/2006/picture">
+                  <pic:nvPicPr>
+                    <pic:cNvPr id="0" name="" descr=""/>
+                    <pic:cNvPicPr>
+                      <a:picLocks noChangeAspect="1" noChangeArrowheads="1"/>
+                    </pic:cNvPicPr>
+                  </pic:nvPicPr>
+                  <pic:blipFill>
+                    <a:blip r:embed="rId8" cstate="none"/>
+                    <a:srcRect/>
+                    <a:stretch>
+                      <a:fillRect/>
+                    </a:stretch>
+                  </pic:blipFill>
+                  <pic:spPr bwMode="auto">
+                    <a:xfrm>
+                      <a:off x="0" y="0"/>
+                      <a:ext cx="5543550" cy="3695700"/>
+                    </a:xfrm>
+                    <a:prstGeom prst="rect">
+                      <a:avLst/>
+                    </a:prstGeom>
+                  </pic:spPr>
+                </pic:pic>
+              </a:graphicData>
+            </a:graphic>
+          </wp:inline>
+        </w:drawing>
+      </w:r>
+    </w:p>
+    <w:p>
+      <w:pPr>
+        <w:spacing w:after="160" w:before="0"/>
+        <w:jc w:val="center"/>
+      </w:pPr>
+      <w:r>
+        <w:rPr>
+          <w:rFonts w:ascii="Arial" w:cs="Arial" w:eastAsia="Arial" w:hAnsi="Arial"/>
+          <w:b/>
+          <w:bCs/>
+          <w:color w:val="2E75B6"/>
+          <w:sz w:val="18"/>
+          <w:szCs w:val="18"/>
+        </w:rPr>
+        <w:t xml:space="preserve">Figura 2. </w:t>
+      </w:r>
+      <w:r>
+        <w:rPr>
+          <w:rFonts w:ascii="Arial" w:cs="Arial" w:eastAsia="Arial" w:hAnsi="Arial"/>
+          <w:i w:val="false"/>
+          <w:iCs w:val="false"/>
+          <w:color w:val="444444"/>
+          <w:sz w:val="18"/>
+          <w:szCs w:val="18"/>
+        </w:rPr>
+        <w:t xml:space="preserve">Volcano plot del contraste Tumor vs. Tejido Normal (TVsS). 666 proteínas diferencialmente expresadas (FDR &lt; 0.05, |log2FC| &gt; 1): 329 sobreexpresadas (naranja) y 337 subexpresadas (azul). Se etiquetan proteínas de interés terapéutico (EGFR, PSMB2, PSMA1, DNMT1, NDUFA9, NDUFS3).</w:t>
+      </w:r>
+    </w:p>
+    <w:p>
+      <w:pPr>
+        <w:spacing w:after="60" w:before="100"/>
+        <w:jc w:val="center"/>
+      </w:pPr>
+      <w:r>
+        <w:drawing>
+          <wp:inline distT="0" distB="0" distL="0" distR="0">
+            <wp:extent cx="5219700" cy="4933950"/>
+            <wp:effectExtent t="0" r="0" b="0" l="0"/>
+            <wp:docPr id="1" name="Sec0_FigC_heatmap_topDE.png" descr="Sec0_FigC_heatmap_topDE.png" title="Sec0_FigC_heatmap_topDE.png"/>
+            <wp:cNvGraphicFramePr>
+              <a:graphicFrameLocks xmlns:a="http://schemas.openxmlformats.org/drawingml/2006/main" noChangeAspect="1"/>
+            </wp:cNvGraphicFramePr>
+            <a:graphic xmlns:a="http://schemas.openxmlformats.org/drawingml/2006/main">
+              <a:graphicData uri="http://schemas.openxmlformats.org/drawingml/2006/picture">
+                <pic:pic xmlns:pic="http://schemas.openxmlformats.org/drawingml/2006/picture">
+                  <pic:nvPicPr>
+                    <pic:cNvPr id="0" name="" descr=""/>
+                    <pic:cNvPicPr>
+                      <a:picLocks noChangeAspect="1" noChangeArrowheads="1"/>
+                    </pic:cNvPicPr>
+                  </pic:nvPicPr>
+                  <pic:blipFill>
+                    <a:blip r:embed="rId9" cstate="none"/>
+                    <a:srcRect/>
+                    <a:stretch>
+                      <a:fillRect/>
+                    </a:stretch>
+                  </pic:blipFill>
+                  <pic:spPr bwMode="auto">
+                    <a:xfrm>
+                      <a:off x="0" y="0"/>
+                      <a:ext cx="5219700" cy="4933950"/>
+                    </a:xfrm>
+                    <a:prstGeom prst="rect">
+                      <a:avLst/>
+                    </a:prstGeom>
+                  </pic:spPr>
+                </pic:pic>
+              </a:graphicData>
+            </a:graphic>
+          </wp:inline>
+        </w:drawing>
+      </w:r>
+    </w:p>
+    <w:p>
+      <w:pPr>
+        <w:spacing w:after="160" w:before="0"/>
+        <w:jc w:val="center"/>
+      </w:pPr>
+      <w:r>
+        <w:rPr>
+          <w:rFonts w:ascii="Arial" w:cs="Arial" w:eastAsia="Arial" w:hAnsi="Arial"/>
+          <w:b/>
+          <w:bCs/>
+          <w:color w:val="2E75B6"/>
+          <w:sz w:val="18"/>
+          <w:szCs w:val="18"/>
+        </w:rPr>
+        <w:t xml:space="preserve">Figura 3. </w:t>
+      </w:r>
+      <w:r>
+        <w:rPr>
+          <w:rFonts w:ascii="Arial" w:cs="Arial" w:eastAsia="Arial" w:hAnsi="Arial"/>
+          <w:i w:val="false"/>
+          <w:iCs w:val="false"/>
+          <w:color w:val="444444"/>
+          <w:sz w:val="18"/>
+          <w:szCs w:val="18"/>
+        </w:rPr>
+        <w:t xml:space="preserve">Mapa de calor (Z-score) de las top 40 proteínas DE (20 más sobreexpresadas + 20 más subexpresadas por |log2FC|) en las 20 muestras. La selección se restringió a proteínas detectadas en las 20/20 muestras (194 sobreexpresadas + 137 subexpresadas elegibles), evitando valores faltantes y garantizando un Z-score válido para cada muestra. Las barras superiores indican condición (tumor/normal) y estado HPV por muestra.</w:t>
+      </w:r>
+    </w:p>
+    <w:p>
+      <w:pPr>
+        <w:spacing w:after="60" w:before="160"/>
+      </w:pPr>
+      <w:r>
+        <w:rPr>
+          <w:rFonts w:ascii="Arial" w:cs="Arial" w:eastAsia="Arial" w:hAnsi="Arial"/>
+          <w:b/>
+          <w:bCs/>
+          <w:color w:val="2E75B6"/>
+          <w:sz w:val="20"/>
+          <w:szCs w:val="20"/>
+        </w:rPr>
+        <w:t xml:space="preserve">Tabla 1. </w:t>
+      </w:r>
+      <w:r>
+        <w:rPr>
+          <w:rFonts w:ascii="Arial" w:cs="Arial" w:eastAsia="Arial" w:hAnsi="Arial"/>
+          <w:b/>
+          <w:bCs/>
+          <w:color w:val="333333"/>
+          <w:sz w:val="20"/>
+          <w:szCs w:val="20"/>
+        </w:rPr>
+        <w:t xml:space="preserve">Resumen estadístico del análisis de expresión diferencial</w:t>
+      </w:r>
+    </w:p>
+    <w:tbl>
+      <w:tblPr>
+        <w:tblW w:type="dxa" w:w="9866"/>
+        <w:tblBorders>
+          <w:top w:val="single" w:color="auto" w:sz="4"/>
+          <w:left w:val="single" w:color="auto" w:sz="4"/>
+          <w:bottom w:val="single" w:color="auto" w:sz="4"/>
+          <w:right w:val="single" w:color="auto" w:sz="4"/>
+          <w:insideH w:val="single" w:color="auto" w:sz="4"/>
+          <w:insideV w:val="single" w:color="auto" w:sz="4"/>
+        </w:tblBorders>
+      </w:tblPr>
+      <w:tblGrid>
+        <w:gridCol w:w="3200"/>
+        <w:gridCol w:w="2600"/>
+        <w:gridCol w:w="4066"/>
+      </w:tblGrid>
+      <w:tr>
+        <w:trPr>
+          <w:tblHeader/>
+        </w:trPr>
+        <w:tc>
+          <w:tcPr>
+            <w:tcW w:type="dxa" w:w="3200"/>
+            <w:tcBorders>
+              <w:top w:val="single" w:color="B0C8E0" w:sz="1"/>
+              <w:left w:val="single" w:color="B0C8E0" w:sz="1"/>
+              <w:bottom w:val="single" w:color="B0C8E0" w:sz="1"/>
+              <w:right w:val="single" w:color="B0C8E0" w:sz="1"/>
+            </w:tcBorders>
+            <w:shd w:fill="D6E4F0" w:val="clear"/>
+            <w:tcMar>
+              <w:top w:type="dxa" w:w="80"/>
+              <w:left w:type="dxa" w:w="100"/>
+              <w:bottom w:type="dxa" w:w="80"/>
+              <w:right w:type="dxa" w:w="100"/>
+            </w:tcMar>
+          </w:tcPr>
+          <w:p>
+            <w:r>
+              <w:rPr>
+                <w:rFonts w:ascii="Arial" w:cs="Arial" w:eastAsia="Arial" w:hAnsi="Arial"/>
+                <w:b/>
+                <w:bCs/>
+                <w:sz w:val="18"/>
+                <w:szCs w:val="18"/>
+              </w:rPr>
+              <w:t xml:space="preserve">Parámetro</w:t>
+            </w:r>
+          </w:p>
+        </w:tc>
+        <w:tc>
+          <w:tcPr>
+            <w:tcW w:type="dxa" w:w="2600"/>
+            <w:tcBorders>
+              <w:top w:val="single" w:color="B0C8E0" w:sz="1"/>
+              <w:left w:val="single" w:color="B0C8E0" w:sz="1"/>
+              <w:bottom w:val="single" w:color="B0C8E0" w:sz="1"/>
+              <w:right w:val="single" w:color="B0C8E0" w:sz="1"/>
+            </w:tcBorders>
+            <w:shd w:fill="D6E4F0" w:val="clear"/>
+            <w:tcMar>
+              <w:top w:type="dxa" w:w="80"/>
+              <w:left w:type="dxa" w:w="100"/>
+              <w:bottom w:type="dxa" w:w="80"/>
+              <w:right w:type="dxa" w:w="100"/>
+            </w:tcMar>
+          </w:tcPr>
+          <w:p>
+            <w:r>
+              <w:rPr>
+                <w:rFonts w:ascii="Arial" w:cs="Arial" w:eastAsia="Arial" w:hAnsi="Arial"/>
+                <w:b/>
+                <w:bCs/>
+                <w:sz w:val="18"/>
+                <w:szCs w:val="18"/>
+              </w:rPr>
+              <w:t xml:space="preserve">Valor</w:t>
+            </w:r>
+          </w:p>
+        </w:tc>
+        <w:tc>
+          <w:tcPr>
+            <w:tcW w:type="dxa" w:w="4066"/>
+            <w:tcBorders>
+              <w:top w:val="single" w:color="B0C8E0" w:sz="1"/>
+              <w:left w:val="single" w:color="B0C8E0" w:sz="1"/>
+              <w:bottom w:val="single" w:color="B0C8E0" w:sz="1"/>
+              <w:right w:val="single" w:color="B0C8E0" w:sz="1"/>
+            </w:tcBorders>
+            <w:shd w:fill="D6E4F0" w:val="clear"/>
+            <w:tcMar>
+              <w:top w:type="dxa" w:w="80"/>
+              <w:left w:type="dxa" w:w="100"/>
+              <w:bottom w:type="dxa" w:w="80"/>
+              <w:right w:type="dxa" w:w="100"/>
+            </w:tcMar>
+          </w:tcPr>
+          <w:p>
+            <w:r>
+              <w:rPr>
+                <w:rFonts w:ascii="Arial" w:cs="Arial" w:eastAsia="Arial" w:hAnsi="Arial"/>
+                <w:b/>
+                <w:bCs/>
+                <w:sz w:val="18"/>
+                <w:szCs w:val="18"/>
+              </w:rPr>
+              <w:t xml:space="preserve">Nota</w:t>
+            </w:r>
+          </w:p>
+        </w:tc>
+      </w:tr>
+      <w:tr>
+        <w:tc>
+          <w:tcPr>
+            <w:tcW w:type="dxa" w:w="3200"/>
+            <w:tcBorders>
+              <w:top w:val="single" w:color="B0C8E0" w:sz="1"/>
+              <w:left w:val="single" w:color="B0C8E0" w:sz="1"/>
+              <w:bottom w:val="single" w:color="B0C8E0" w:sz="1"/>
+              <w:right w:val="single" w:color="B0C8E0" w:sz="1"/>
+            </w:tcBorders>
+            <w:shd w:fill="EEF4FB" w:val="clear"/>
+            <w:tcMar>
+              <w:top w:type="dxa" w:w="80"/>
+              <w:left w:type="dxa" w:w="100"/>
+              <w:bottom w:type="dxa" w:w="80"/>
+              <w:right w:type="dxa" w:w="100"/>
+            </w:tcMar>
+          </w:tcPr>
+          <w:p>
+            <w:r>
+              <w:rPr>
+                <w:rFonts w:ascii="Arial" w:cs="Arial" w:eastAsia="Arial" w:hAnsi="Arial"/>
+                <w:b w:val="false"/>
+                <w:bCs w:val="false"/>
+                <w:sz w:val="18"/>
+                <w:szCs w:val="18"/>
+              </w:rPr>
+              <w:t xml:space="preserve">Proteínas cuantificadas (total)</w:t>
+            </w:r>
+          </w:p>
+        </w:tc>
+        <w:tc>
+          <w:tcPr>
+            <w:tcW w:type="dxa" w:w="2600"/>
+            <w:tcBorders>
+              <w:top w:val="single" w:color="B0C8E0" w:sz="1"/>
+              <w:left w:val="single" w:color="B0C8E0" w:sz="1"/>
+              <w:bottom w:val="single" w:color="B0C8E0" w:sz="1"/>
+              <w:right w:val="single" w:color="B0C8E0" w:sz="1"/>
+            </w:tcBorders>
+            <w:shd w:fill="EEF4FB" w:val="clear"/>
+            <w:tcMar>
+              <w:top w:type="dxa" w:w="80"/>
+              <w:left w:type="dxa" w:w="100"/>
+              <w:bottom w:type="dxa" w:w="80"/>
+              <w:right w:type="dxa" w:w="100"/>
+            </w:tcMar>
+          </w:tcPr>
+          <w:p>
+            <w:r>
+              <w:rPr>
+                <w:rFonts w:ascii="Arial" w:cs="Arial" w:eastAsia="Arial" w:hAnsi="Arial"/>
+                <w:b w:val="false"/>
+                <w:bCs w:val="false"/>
+                <w:sz w:val="18"/>
+                <w:szCs w:val="18"/>
+              </w:rPr>
+              <w:t xml:space="preserve">3352</w:t>
+            </w:r>
+          </w:p>
+        </w:tc>
+        <w:tc>
+          <w:tcPr>
+            <w:tcW w:type="dxa" w:w="4066"/>
+            <w:tcBorders>
+              <w:top w:val="single" w:color="B0C8E0" w:sz="1"/>
+              <w:left w:val="single" w:color="B0C8E0" w:sz="1"/>
+              <w:bottom w:val="single" w:color="B0C8E0" w:sz="1"/>
+              <w:right w:val="single" w:color="B0C8E0" w:sz="1"/>
+            </w:tcBorders>
+            <w:shd w:fill="EEF4FB" w:val="clear"/>
+            <w:tcMar>
+              <w:top w:type="dxa" w:w="80"/>
+              <w:left w:type="dxa" w:w="100"/>
+              <w:bottom w:type="dxa" w:w="80"/>
+              <w:right w:type="dxa" w:w="100"/>
+            </w:tcMar>
+          </w:tcPr>
+          <w:p>
+            <w:r>
+              <w:rPr>
+                <w:rFonts w:ascii="Arial" w:cs="Arial" w:eastAsia="Arial" w:hAnsi="Arial"/>
+                <w:b w:val="false"/>
+                <w:bCs w:val="false"/>
+                <w:sz w:val="18"/>
+                <w:szCs w:val="18"/>
+              </w:rPr>
+              <w:t xml:space="preserve">Proteómica DIA, MaxQuant, 10 pares tumor/normal</w:t>
+            </w:r>
+          </w:p>
+        </w:tc>
+      </w:tr>
+      <w:tr>
+        <w:tc>
+          <w:tcPr>
+            <w:tcW w:type="dxa" w:w="3200"/>
+            <w:tcBorders>
+              <w:top w:val="single" w:color="B0C8E0" w:sz="1"/>
+              <w:left w:val="single" w:color="B0C8E0" w:sz="1"/>
+              <w:bottom w:val="single" w:color="B0C8E0" w:sz="1"/>
+              <w:right w:val="single" w:color="B0C8E0" w:sz="1"/>
+            </w:tcBorders>
+            <w:shd w:fill="FFFFFF" w:val="clear"/>
+            <w:tcMar>
+              <w:top w:type="dxa" w:w="80"/>
+              <w:left w:type="dxa" w:w="100"/>
+              <w:bottom w:type="dxa" w:w="80"/>
+              <w:right w:type="dxa" w:w="100"/>
+            </w:tcMar>
+          </w:tcPr>
+          <w:p>
+            <w:r>
+              <w:rPr>
+                <w:rFonts w:ascii="Arial" w:cs="Arial" w:eastAsia="Arial" w:hAnsi="Arial"/>
+                <w:b w:val="false"/>
+                <w:bCs w:val="false"/>
+                <w:sz w:val="18"/>
+                <w:szCs w:val="18"/>
+              </w:rPr>
+              <w:t xml:space="preserve">Proteínas mapeadas a Entrez ID</w:t>
+            </w:r>
+          </w:p>
+        </w:tc>
+        <w:tc>
+          <w:tcPr>
+            <w:tcW w:type="dxa" w:w="2600"/>
+            <w:tcBorders>
+              <w:top w:val="single" w:color="B0C8E0" w:sz="1"/>
+              <w:left w:val="single" w:color="B0C8E0" w:sz="1"/>
+              <w:bottom w:val="single" w:color="B0C8E0" w:sz="1"/>
+              <w:right w:val="single" w:color="B0C8E0" w:sz="1"/>
+            </w:tcBorders>
+            <w:shd w:fill="FFFFFF" w:val="clear"/>
+            <w:tcMar>
+              <w:top w:type="dxa" w:w="80"/>
+              <w:left w:type="dxa" w:w="100"/>
+              <w:bottom w:type="dxa" w:w="80"/>
+              <w:right w:type="dxa" w:w="100"/>
+            </w:tcMar>
+          </w:tcPr>
+          <w:p>
+            <w:r>
+              <w:rPr>
+                <w:rFonts w:ascii="Arial" w:cs="Arial" w:eastAsia="Arial" w:hAnsi="Arial"/>
+                <w:b w:val="false"/>
+                <w:bCs w:val="false"/>
+                <w:sz w:val="18"/>
+                <w:szCs w:val="18"/>
+              </w:rPr>
+              <w:t xml:space="preserve">3352</w:t>
+            </w:r>
+          </w:p>
+        </w:tc>
+        <w:tc>
+          <w:tcPr>
+            <w:tcW w:type="dxa" w:w="4066"/>
+            <w:tcBorders>
+              <w:top w:val="single" w:color="B0C8E0" w:sz="1"/>
+              <w:left w:val="single" w:color="B0C8E0" w:sz="1"/>
+              <w:bottom w:val="single" w:color="B0C8E0" w:sz="1"/>
+              <w:right w:val="single" w:color="B0C8E0" w:sz="1"/>
+            </w:tcBorders>
+            <w:shd w:fill="FFFFFF" w:val="clear"/>
+            <w:tcMar>
+              <w:top w:type="dxa" w:w="80"/>
+              <w:left w:type="dxa" w:w="100"/>
+              <w:bottom w:type="dxa" w:w="80"/>
+              <w:right w:type="dxa" w:w="100"/>
+            </w:tcMar>
+          </w:tcPr>
+          <w:p>
+            <w:r>
+              <w:rPr>
+                <w:rFonts w:ascii="Arial" w:cs="Arial" w:eastAsia="Arial" w:hAnsi="Arial"/>
+                <w:b w:val="false"/>
+                <w:bCs w:val="false"/>
+                <w:sz w:val="18"/>
+                <w:szCs w:val="18"/>
+              </w:rPr>
+              <w:t xml:space="preserve">Mapeo con org.Hs.eg.db (Bioconductor)</w:t>
+            </w:r>
+          </w:p>
+        </w:tc>
+      </w:tr>
+      <w:tr>
+        <w:tc>
+          <w:tcPr>
+            <w:tcW w:type="dxa" w:w="3200"/>
+            <w:tcBorders>
+              <w:top w:val="single" w:color="B0C8E0" w:sz="1"/>
+              <w:left w:val="single" w:color="B0C8E0" w:sz="1"/>
+              <w:bottom w:val="single" w:color="B0C8E0" w:sz="1"/>
+              <w:right w:val="single" w:color="B0C8E0" w:sz="1"/>
+            </w:tcBorders>
+            <w:shd w:fill="EEF4FB" w:val="clear"/>
+            <w:tcMar>
+              <w:top w:type="dxa" w:w="80"/>
+              <w:left w:type="dxa" w:w="100"/>
+              <w:bottom w:type="dxa" w:w="80"/>
+              <w:right w:type="dxa" w:w="100"/>
+            </w:tcMar>
+          </w:tcPr>
+          <w:p>
+            <w:r>
+              <w:rPr>
+                <w:rFonts w:ascii="Arial" w:cs="Arial" w:eastAsia="Arial" w:hAnsi="Arial"/>
+                <w:b w:val="false"/>
+                <w:bCs w:val="false"/>
+                <w:sz w:val="18"/>
+                <w:szCs w:val="18"/>
+              </w:rPr>
+              <w:t xml:space="preserve">Umbral log2 Fold Change</w:t>
+            </w:r>
+          </w:p>
+        </w:tc>
+        <w:tc>
+          <w:tcPr>
+            <w:tcW w:type="dxa" w:w="2600"/>
+            <w:tcBorders>
+              <w:top w:val="single" w:color="B0C8E0" w:sz="1"/>
+              <w:left w:val="single" w:color="B0C8E0" w:sz="1"/>
+              <w:bottom w:val="single" w:color="B0C8E0" w:sz="1"/>
+              <w:right w:val="single" w:color="B0C8E0" w:sz="1"/>
+            </w:tcBorders>
+            <w:shd w:fill="EEF4FB" w:val="clear"/>
+            <w:tcMar>
+              <w:top w:type="dxa" w:w="80"/>
+              <w:left w:type="dxa" w:w="100"/>
+              <w:bottom w:type="dxa" w:w="80"/>
+              <w:right w:type="dxa" w:w="100"/>
+            </w:tcMar>
+          </w:tcPr>
+          <w:p>
+            <w:r>
+              <w:rPr>
+                <w:rFonts w:ascii="Arial" w:cs="Arial" w:eastAsia="Arial" w:hAnsi="Arial"/>
+                <w:b w:val="false"/>
+                <w:bCs w:val="false"/>
+                <w:sz w:val="18"/>
+                <w:szCs w:val="18"/>
+              </w:rPr>
+              <w:t xml:space="preserve">&gt; 1.0  (cambio &gt; 2× en escala lineal)</w:t>
+            </w:r>
+          </w:p>
+        </w:tc>
+        <w:tc>
+          <w:tcPr>
+            <w:tcW w:type="dxa" w:w="4066"/>
+            <w:tcBorders>
+              <w:top w:val="single" w:color="B0C8E0" w:sz="1"/>
+              <w:left w:val="single" w:color="B0C8E0" w:sz="1"/>
+              <w:bottom w:val="single" w:color="B0C8E0" w:sz="1"/>
+              <w:right w:val="single" w:color="B0C8E0" w:sz="1"/>
+            </w:tcBorders>
+            <w:shd w:fill="EEF4FB" w:val="clear"/>
+            <w:tcMar>
+              <w:top w:type="dxa" w:w="80"/>
+              <w:left w:type="dxa" w:w="100"/>
+              <w:bottom w:type="dxa" w:w="80"/>
+              <w:right w:type="dxa" w:w="100"/>
+            </w:tcMar>
+          </w:tcPr>
+          <w:p>
+            <w:r>
+              <w:rPr>
+                <w:rFonts w:ascii="Arial" w:cs="Arial" w:eastAsia="Arial" w:hAnsi="Arial"/>
+                <w:b w:val="false"/>
+                <w:bCs w:val="false"/>
+                <w:sz w:val="18"/>
+                <w:szCs w:val="18"/>
+              </w:rPr>
+              <w:t xml:space="preserve">Aplicado sobre contrastes limma TVsS</w:t>
+            </w:r>
+          </w:p>
+        </w:tc>
+      </w:tr>
+      <w:tr>
+        <w:tc>
+          <w:tcPr>
+            <w:tcW w:type="dxa" w:w="3200"/>
+            <w:tcBorders>
+              <w:top w:val="single" w:color="B0C8E0" w:sz="1"/>
+              <w:left w:val="single" w:color="B0C8E0" w:sz="1"/>
+              <w:bottom w:val="single" w:color="B0C8E0" w:sz="1"/>
+              <w:right w:val="single" w:color="B0C8E0" w:sz="1"/>
+            </w:tcBorders>
+            <w:shd w:fill="FFFFFF" w:val="clear"/>
+            <w:tcMar>
+              <w:top w:type="dxa" w:w="80"/>
+              <w:left w:type="dxa" w:w="100"/>
+              <w:bottom w:type="dxa" w:w="80"/>
+              <w:right w:type="dxa" w:w="100"/>
+            </w:tcMar>
+          </w:tcPr>
+          <w:p>
+            <w:r>
+              <w:rPr>
+                <w:rFonts w:ascii="Arial" w:cs="Arial" w:eastAsia="Arial" w:hAnsi="Arial"/>
+                <w:b w:val="false"/>
+                <w:bCs w:val="false"/>
+                <w:sz w:val="18"/>
+                <w:szCs w:val="18"/>
+              </w:rPr>
+              <w:t xml:space="preserve">Umbral FDR (adj. p-valor)</w:t>
+            </w:r>
+          </w:p>
+        </w:tc>
+        <w:tc>
+          <w:tcPr>
+            <w:tcW w:type="dxa" w:w="2600"/>
+            <w:tcBorders>
+              <w:top w:val="single" w:color="B0C8E0" w:sz="1"/>
+              <w:left w:val="single" w:color="B0C8E0" w:sz="1"/>
+              <w:bottom w:val="single" w:color="B0C8E0" w:sz="1"/>
+              <w:right w:val="single" w:color="B0C8E0" w:sz="1"/>
+            </w:tcBorders>
+            <w:shd w:fill="FFFFFF" w:val="clear"/>
+            <w:tcMar>
+              <w:top w:type="dxa" w:w="80"/>
+              <w:left w:type="dxa" w:w="100"/>
+              <w:bottom w:type="dxa" w:w="80"/>
+              <w:right w:type="dxa" w:w="100"/>
+            </w:tcMar>
+          </w:tcPr>
+          <w:p>
+            <w:r>
+              <w:rPr>
+                <w:rFonts w:ascii="Arial" w:cs="Arial" w:eastAsia="Arial" w:hAnsi="Arial"/>
+                <w:b w:val="false"/>
+                <w:bCs w:val="false"/>
+                <w:sz w:val="18"/>
+                <w:szCs w:val="18"/>
+              </w:rPr>
+              <w:t xml:space="preserve">&lt; 0.05</w:t>
+            </w:r>
+          </w:p>
+        </w:tc>
+        <w:tc>
+          <w:tcPr>
+            <w:tcW w:type="dxa" w:w="4066"/>
+            <w:tcBorders>
+              <w:top w:val="single" w:color="B0C8E0" w:sz="1"/>
+              <w:left w:val="single" w:color="B0C8E0" w:sz="1"/>
+              <w:bottom w:val="single" w:color="B0C8E0" w:sz="1"/>
+              <w:right w:val="single" w:color="B0C8E0" w:sz="1"/>
+            </w:tcBorders>
+            <w:shd w:fill="FFFFFF" w:val="clear"/>
+            <w:tcMar>
+              <w:top w:type="dxa" w:w="80"/>
+              <w:left w:type="dxa" w:w="100"/>
+              <w:bottom w:type="dxa" w:w="80"/>
+              <w:right w:type="dxa" w:w="100"/>
+            </w:tcMar>
+          </w:tcPr>
+          <w:p>
+            <w:r>
+              <w:rPr>
+                <w:rFonts w:ascii="Arial" w:cs="Arial" w:eastAsia="Arial" w:hAnsi="Arial"/>
+                <w:b w:val="false"/>
+                <w:bCs w:val="false"/>
+                <w:sz w:val="18"/>
+                <w:szCs w:val="18"/>
+              </w:rPr>
+              <w:t xml:space="preserve">Benjamini-Hochberg (limma/proteoDA)</w:t>
+            </w:r>
+          </w:p>
+        </w:tc>
+      </w:tr>
+      <w:tr>
+        <w:tc>
+          <w:tcPr>
+            <w:tcW w:type="dxa" w:w="3200"/>
+            <w:tcBorders>
+              <w:top w:val="single" w:color="B0C8E0" w:sz="1"/>
+              <w:left w:val="single" w:color="B0C8E0" w:sz="1"/>
+              <w:bottom w:val="single" w:color="B0C8E0" w:sz="1"/>
+              <w:right w:val="single" w:color="B0C8E0" w:sz="1"/>
+            </w:tcBorders>
+            <w:shd w:fill="EEF4FB" w:val="clear"/>
+            <w:tcMar>
+              <w:top w:type="dxa" w:w="80"/>
+              <w:left w:type="dxa" w:w="100"/>
+              <w:bottom w:type="dxa" w:w="80"/>
+              <w:right w:type="dxa" w:w="100"/>
+            </w:tcMar>
+          </w:tcPr>
+          <w:p>
+            <w:r>
+              <w:rPr>
+                <w:rFonts w:ascii="Arial" w:cs="Arial" w:eastAsia="Arial" w:hAnsi="Arial"/>
+                <w:b w:val="false"/>
+                <w:bCs w:val="false"/>
+                <w:sz w:val="18"/>
+                <w:szCs w:val="18"/>
+              </w:rPr>
+              <w:t xml:space="preserve">Proteínas DE significativas</w:t>
+            </w:r>
+          </w:p>
+        </w:tc>
+        <w:tc>
+          <w:tcPr>
+            <w:tcW w:type="dxa" w:w="2600"/>
+            <w:tcBorders>
+              <w:top w:val="single" w:color="B0C8E0" w:sz="1"/>
+              <w:left w:val="single" w:color="B0C8E0" w:sz="1"/>
+              <w:bottom w:val="single" w:color="B0C8E0" w:sz="1"/>
+              <w:right w:val="single" w:color="B0C8E0" w:sz="1"/>
+            </w:tcBorders>
+            <w:shd w:fill="EEF4FB" w:val="clear"/>
+            <w:tcMar>
+              <w:top w:type="dxa" w:w="80"/>
+              <w:left w:type="dxa" w:w="100"/>
+              <w:bottom w:type="dxa" w:w="80"/>
+              <w:right w:type="dxa" w:w="100"/>
+            </w:tcMar>
+          </w:tcPr>
+          <w:p>
+            <w:r>
+              <w:rPr>
+                <w:rFonts w:ascii="Arial" w:cs="Arial" w:eastAsia="Arial" w:hAnsi="Arial"/>
+                <w:b w:val="false"/>
+                <w:bCs w:val="false"/>
+                <w:sz w:val="18"/>
+                <w:szCs w:val="18"/>
+              </w:rPr>
+              <w:t xml:space="preserve">666</w:t>
+            </w:r>
+          </w:p>
+        </w:tc>
+        <w:tc>
+          <w:tcPr>
+            <w:tcW w:type="dxa" w:w="4066"/>
+            <w:tcBorders>
+              <w:top w:val="single" w:color="B0C8E0" w:sz="1"/>
+              <w:left w:val="single" w:color="B0C8E0" w:sz="1"/>
+              <w:bottom w:val="single" w:color="B0C8E0" w:sz="1"/>
+              <w:right w:val="single" w:color="B0C8E0" w:sz="1"/>
+            </w:tcBorders>
+            <w:shd w:fill="EEF4FB" w:val="clear"/>
+            <w:tcMar>
+              <w:top w:type="dxa" w:w="80"/>
+              <w:left w:type="dxa" w:w="100"/>
+              <w:bottom w:type="dxa" w:w="80"/>
+              <w:right w:type="dxa" w:w="100"/>
+            </w:tcMar>
+          </w:tcPr>
+          <w:p>
+            <w:r>
+              <w:rPr>
+                <w:rFonts w:ascii="Arial" w:cs="Arial" w:eastAsia="Arial" w:hAnsi="Arial"/>
+                <w:b w:val="false"/>
+                <w:bCs w:val="false"/>
+                <w:sz w:val="18"/>
+                <w:szCs w:val="18"/>
+              </w:rPr>
+              <w:t xml:space="preserve">19.9% del proteoma cuantificado</w:t>
+            </w:r>
+          </w:p>
+        </w:tc>
+      </w:tr>
+      <w:tr>
+        <w:tc>
+          <w:tcPr>
+            <w:tcW w:type="dxa" w:w="3200"/>
+            <w:tcBorders>
+              <w:top w:val="single" w:color="B0C8E0" w:sz="1"/>
+              <w:left w:val="single" w:color="B0C8E0" w:sz="1"/>
+              <w:bottom w:val="single" w:color="B0C8E0" w:sz="1"/>
+              <w:right w:val="single" w:color="B0C8E0" w:sz="1"/>
+            </w:tcBorders>
+            <w:shd w:fill="FFFFFF" w:val="clear"/>
+            <w:tcMar>
+              <w:top w:type="dxa" w:w="80"/>
+              <w:left w:type="dxa" w:w="100"/>
+              <w:bottom w:type="dxa" w:w="80"/>
+              <w:right w:type="dxa" w:w="100"/>
+            </w:tcMar>
+          </w:tcPr>
+          <w:p>
+            <w:r>
+              <w:rPr>
+                <w:rFonts w:ascii="Arial" w:cs="Arial" w:eastAsia="Arial" w:hAnsi="Arial"/>
+                <w:b w:val="false"/>
+                <w:bCs w:val="false"/>
+                <w:sz w:val="18"/>
+                <w:szCs w:val="18"/>
+              </w:rPr>
+              <w:t xml:space="preserve">  — Sobreexpresadas en tumor (up)</w:t>
+            </w:r>
+          </w:p>
+        </w:tc>
+        <w:tc>
+          <w:tcPr>
+            <w:tcW w:type="dxa" w:w="2600"/>
+            <w:tcBorders>
+              <w:top w:val="single" w:color="B0C8E0" w:sz="1"/>
+              <w:left w:val="single" w:color="B0C8E0" w:sz="1"/>
+              <w:bottom w:val="single" w:color="B0C8E0" w:sz="1"/>
+              <w:right w:val="single" w:color="B0C8E0" w:sz="1"/>
+            </w:tcBorders>
+            <w:shd w:fill="FFFFFF" w:val="clear"/>
+            <w:tcMar>
+              <w:top w:type="dxa" w:w="80"/>
+              <w:left w:type="dxa" w:w="100"/>
+              <w:bottom w:type="dxa" w:w="80"/>
+              <w:right w:type="dxa" w:w="100"/>
+            </w:tcMar>
+          </w:tcPr>
+          <w:p>
+            <w:r>
+              <w:rPr>
+                <w:rFonts w:ascii="Arial" w:cs="Arial" w:eastAsia="Arial" w:hAnsi="Arial"/>
+                <w:b w:val="false"/>
+                <w:bCs w:val="false"/>
+                <w:sz w:val="18"/>
+                <w:szCs w:val="18"/>
+              </w:rPr>
+              <w:t xml:space="preserve">329</w:t>
+            </w:r>
+          </w:p>
+        </w:tc>
+        <w:tc>
+          <w:tcPr>
+            <w:tcW w:type="dxa" w:w="4066"/>
+            <w:tcBorders>
+              <w:top w:val="single" w:color="B0C8E0" w:sz="1"/>
+              <w:left w:val="single" w:color="B0C8E0" w:sz="1"/>
+              <w:bottom w:val="single" w:color="B0C8E0" w:sz="1"/>
+              <w:right w:val="single" w:color="B0C8E0" w:sz="1"/>
+            </w:tcBorders>
+            <w:shd w:fill="FFFFFF" w:val="clear"/>
+            <w:tcMar>
+              <w:top w:type="dxa" w:w="80"/>
+              <w:left w:type="dxa" w:w="100"/>
+              <w:bottom w:type="dxa" w:w="80"/>
+              <w:right w:type="dxa" w:w="100"/>
+            </w:tcMar>
+          </w:tcPr>
+          <w:p>
+            <w:r>
+              <w:rPr>
+                <w:rFonts w:ascii="Arial" w:cs="Arial" w:eastAsia="Arial" w:hAnsi="Arial"/>
+                <w:b w:val="false"/>
+                <w:bCs w:val="false"/>
+                <w:sz w:val="18"/>
+                <w:szCs w:val="18"/>
+              </w:rPr>
+              <w:t xml:space="preserve">49.4% del total DE</w:t>
+            </w:r>
+          </w:p>
+        </w:tc>
+      </w:tr>
+      <w:tr>
+        <w:tc>
+          <w:tcPr>
+            <w:tcW w:type="dxa" w:w="3200"/>
+            <w:tcBorders>
+              <w:top w:val="single" w:color="B0C8E0" w:sz="1"/>
+              <w:left w:val="single" w:color="B0C8E0" w:sz="1"/>
+              <w:bottom w:val="single" w:color="B0C8E0" w:sz="1"/>
+              <w:right w:val="single" w:color="B0C8E0" w:sz="1"/>
+            </w:tcBorders>
+            <w:shd w:fill="EEF4FB" w:val="clear"/>
+            <w:tcMar>
+              <w:top w:type="dxa" w:w="80"/>
+              <w:left w:type="dxa" w:w="100"/>
+              <w:bottom w:type="dxa" w:w="80"/>
+              <w:right w:type="dxa" w:w="100"/>
+            </w:tcMar>
+          </w:tcPr>
+          <w:p>
+            <w:r>
+              <w:rPr>
+                <w:rFonts w:ascii="Arial" w:cs="Arial" w:eastAsia="Arial" w:hAnsi="Arial"/>
+                <w:b w:val="false"/>
+                <w:bCs w:val="false"/>
+                <w:sz w:val="18"/>
+                <w:szCs w:val="18"/>
+              </w:rPr>
+              <w:t xml:space="preserve">  — Subexpresadas en tumor (down)</w:t>
+            </w:r>
+          </w:p>
+        </w:tc>
+        <w:tc>
+          <w:tcPr>
+            <w:tcW w:type="dxa" w:w="2600"/>
+            <w:tcBorders>
+              <w:top w:val="single" w:color="B0C8E0" w:sz="1"/>
+              <w:left w:val="single" w:color="B0C8E0" w:sz="1"/>
+              <w:bottom w:val="single" w:color="B0C8E0" w:sz="1"/>
+              <w:right w:val="single" w:color="B0C8E0" w:sz="1"/>
+            </w:tcBorders>
+            <w:shd w:fill="EEF4FB" w:val="clear"/>
+            <w:tcMar>
+              <w:top w:type="dxa" w:w="80"/>
+              <w:left w:type="dxa" w:w="100"/>
+              <w:bottom w:type="dxa" w:w="80"/>
+              <w:right w:type="dxa" w:w="100"/>
+            </w:tcMar>
+          </w:tcPr>
+          <w:p>
+            <w:r>
+              <w:rPr>
+                <w:rFonts w:ascii="Arial" w:cs="Arial" w:eastAsia="Arial" w:hAnsi="Arial"/>
+                <w:b w:val="false"/>
+                <w:bCs w:val="false"/>
+                <w:sz w:val="18"/>
+                <w:szCs w:val="18"/>
+              </w:rPr>
+              <w:t xml:space="preserve">337</w:t>
+            </w:r>
+          </w:p>
+        </w:tc>
+        <w:tc>
+          <w:tcPr>
+            <w:tcW w:type="dxa" w:w="4066"/>
+            <w:tcBorders>
+              <w:top w:val="single" w:color="B0C8E0" w:sz="1"/>
+              <w:left w:val="single" w:color="B0C8E0" w:sz="1"/>
+              <w:bottom w:val="single" w:color="B0C8E0" w:sz="1"/>
+              <w:right w:val="single" w:color="B0C8E0" w:sz="1"/>
+            </w:tcBorders>
+            <w:shd w:fill="EEF4FB" w:val="clear"/>
+            <w:tcMar>
+              <w:top w:type="dxa" w:w="80"/>
+              <w:left w:type="dxa" w:w="100"/>
+              <w:bottom w:type="dxa" w:w="80"/>
+              <w:right w:type="dxa" w:w="100"/>
+            </w:tcMar>
+          </w:tcPr>
+          <w:p>
+            <w:r>
+              <w:rPr>
+                <w:rFonts w:ascii="Arial" w:cs="Arial" w:eastAsia="Arial" w:hAnsi="Arial"/>
+                <w:b w:val="false"/>
+                <w:bCs w:val="false"/>
+                <w:sz w:val="18"/>
+                <w:szCs w:val="18"/>
+              </w:rPr>
+              <w:t xml:space="preserve">50.6% del total DE</w:t>
+            </w:r>
+          </w:p>
+        </w:tc>
+      </w:tr>
+      <w:tr>
+        <w:tc>
+          <w:tcPr>
+            <w:tcW w:type="dxa" w:w="3200"/>
+            <w:tcBorders>
+              <w:top w:val="single" w:color="B0C8E0" w:sz="1"/>
+              <w:left w:val="single" w:color="B0C8E0" w:sz="1"/>
+              <w:bottom w:val="single" w:color="B0C8E0" w:sz="1"/>
+              <w:right w:val="single" w:color="B0C8E0" w:sz="1"/>
+            </w:tcBorders>
+            <w:shd w:fill="FFFFFF" w:val="clear"/>
+            <w:tcMar>
+              <w:top w:type="dxa" w:w="80"/>
+              <w:left w:type="dxa" w:w="100"/>
+              <w:bottom w:type="dxa" w:w="80"/>
+              <w:right w:type="dxa" w:w="100"/>
+            </w:tcMar>
+          </w:tcPr>
+          <w:p>
+            <w:r>
+              <w:rPr>
+                <w:rFonts w:ascii="Arial" w:cs="Arial" w:eastAsia="Arial" w:hAnsi="Arial"/>
+                <w:b w:val="false"/>
+                <w:bCs w:val="false"/>
+                <w:sz w:val="18"/>
+                <w:szCs w:val="18"/>
+              </w:rPr>
+              <w:t xml:space="preserve">HPV+ pacientes / pares</w:t>
+            </w:r>
+          </w:p>
+        </w:tc>
+        <w:tc>
+          <w:tcPr>
+            <w:tcW w:type="dxa" w:w="2600"/>
+            <w:tcBorders>
+              <w:top w:val="single" w:color="B0C8E0" w:sz="1"/>
+              <w:left w:val="single" w:color="B0C8E0" w:sz="1"/>
+              <w:bottom w:val="single" w:color="B0C8E0" w:sz="1"/>
+              <w:right w:val="single" w:color="B0C8E0" w:sz="1"/>
+            </w:tcBorders>
+            <w:shd w:fill="FFFFFF" w:val="clear"/>
+            <w:tcMar>
+              <w:top w:type="dxa" w:w="80"/>
+              <w:left w:type="dxa" w:w="100"/>
+              <w:bottom w:type="dxa" w:w="80"/>
+              <w:right w:type="dxa" w:w="100"/>
+            </w:tcMar>
+          </w:tcPr>
+          <w:p>
+            <w:r>
+              <w:rPr>
+                <w:rFonts w:ascii="Arial" w:cs="Arial" w:eastAsia="Arial" w:hAnsi="Arial"/>
+                <w:b w:val="false"/>
+                <w:bCs w:val="false"/>
+                <w:sz w:val="18"/>
+                <w:szCs w:val="18"/>
+              </w:rPr>
+              <w:t xml:space="preserve">6 pacientes / 12 muestras</w:t>
+            </w:r>
+          </w:p>
+        </w:tc>
+        <w:tc>
+          <w:tcPr>
+            <w:tcW w:type="dxa" w:w="4066"/>
+            <w:tcBorders>
+              <w:top w:val="single" w:color="B0C8E0" w:sz="1"/>
+              <w:left w:val="single" w:color="B0C8E0" w:sz="1"/>
+              <w:bottom w:val="single" w:color="B0C8E0" w:sz="1"/>
+              <w:right w:val="single" w:color="B0C8E0" w:sz="1"/>
+            </w:tcBorders>
+            <w:shd w:fill="FFFFFF" w:val="clear"/>
+            <w:tcMar>
+              <w:top w:type="dxa" w:w="80"/>
+              <w:left w:type="dxa" w:w="100"/>
+              <w:bottom w:type="dxa" w:w="80"/>
+              <w:right w:type="dxa" w:w="100"/>
+            </w:tcMar>
+          </w:tcPr>
+          <w:p>
+            <w:r>
+              <w:rPr>
+                <w:rFonts w:ascii="Arial" w:cs="Arial" w:eastAsia="Arial" w:hAnsi="Arial"/>
+                <w:b w:val="false"/>
+                <w:bCs w:val="false"/>
+                <w:sz w:val="18"/>
+                <w:szCs w:val="18"/>
+              </w:rPr>
+              <w:t xml:space="preserve">M3, M5, M6, M7, M9, M10</w:t>
+            </w:r>
+          </w:p>
+        </w:tc>
+      </w:tr>
+      <w:tr>
+        <w:tc>
+          <w:tcPr>
+            <w:tcW w:type="dxa" w:w="3200"/>
+            <w:tcBorders>
+              <w:top w:val="single" w:color="B0C8E0" w:sz="1"/>
+              <w:left w:val="single" w:color="B0C8E0" w:sz="1"/>
+              <w:bottom w:val="single" w:color="B0C8E0" w:sz="1"/>
+              <w:right w:val="single" w:color="B0C8E0" w:sz="1"/>
+            </w:tcBorders>
+            <w:shd w:fill="EEF4FB" w:val="clear"/>
+            <w:tcMar>
+              <w:top w:type="dxa" w:w="80"/>
+              <w:left w:type="dxa" w:w="100"/>
+              <w:bottom w:type="dxa" w:w="80"/>
+              <w:right w:type="dxa" w:w="100"/>
+            </w:tcMar>
+          </w:tcPr>
+          <w:p>
+            <w:r>
+              <w:rPr>
+                <w:rFonts w:ascii="Arial" w:cs="Arial" w:eastAsia="Arial" w:hAnsi="Arial"/>
+                <w:b w:val="false"/>
+                <w:bCs w:val="false"/>
+                <w:sz w:val="18"/>
+                <w:szCs w:val="18"/>
+              </w:rPr>
+              <w:t xml:space="preserve">HPV− pacientes / pares</w:t>
+            </w:r>
+          </w:p>
+        </w:tc>
+        <w:tc>
+          <w:tcPr>
+            <w:tcW w:type="dxa" w:w="2600"/>
+            <w:tcBorders>
+              <w:top w:val="single" w:color="B0C8E0" w:sz="1"/>
+              <w:left w:val="single" w:color="B0C8E0" w:sz="1"/>
+              <w:bottom w:val="single" w:color="B0C8E0" w:sz="1"/>
+              <w:right w:val="single" w:color="B0C8E0" w:sz="1"/>
+            </w:tcBorders>
+            <w:shd w:fill="EEF4FB" w:val="clear"/>
+            <w:tcMar>
+              <w:top w:type="dxa" w:w="80"/>
+              <w:left w:type="dxa" w:w="100"/>
+              <w:bottom w:type="dxa" w:w="80"/>
+              <w:right w:type="dxa" w:w="100"/>
+            </w:tcMar>
+          </w:tcPr>
+          <w:p>
+            <w:r>
+              <w:rPr>
+                <w:rFonts w:ascii="Arial" w:cs="Arial" w:eastAsia="Arial" w:hAnsi="Arial"/>
+                <w:b w:val="false"/>
+                <w:bCs w:val="false"/>
+                <w:sz w:val="18"/>
+                <w:szCs w:val="18"/>
+              </w:rPr>
+              <w:t xml:space="preserve">4 pacientes / 8 muestras</w:t>
+            </w:r>
+          </w:p>
+        </w:tc>
+        <w:tc>
+          <w:tcPr>
+            <w:tcW w:type="dxa" w:w="4066"/>
+            <w:tcBorders>
+              <w:top w:val="single" w:color="B0C8E0" w:sz="1"/>
+              <w:left w:val="single" w:color="B0C8E0" w:sz="1"/>
+              <w:bottom w:val="single" w:color="B0C8E0" w:sz="1"/>
+              <w:right w:val="single" w:color="B0C8E0" w:sz="1"/>
+            </w:tcBorders>
+            <w:shd w:fill="EEF4FB" w:val="clear"/>
+            <w:tcMar>
+              <w:top w:type="dxa" w:w="80"/>
+              <w:left w:type="dxa" w:w="100"/>
+              <w:bottom w:type="dxa" w:w="80"/>
+              <w:right w:type="dxa" w:w="100"/>
+            </w:tcMar>
+          </w:tcPr>
+          <w:p>
+            <w:r>
+              <w:rPr>
+                <w:rFonts w:ascii="Arial" w:cs="Arial" w:eastAsia="Arial" w:hAnsi="Arial"/>
+                <w:b w:val="false"/>
+                <w:bCs w:val="false"/>
+                <w:sz w:val="18"/>
+                <w:szCs w:val="18"/>
+              </w:rPr>
+              <w:t xml:space="preserve">M1, M2, M4, M8</w:t>
+            </w:r>
+          </w:p>
+        </w:tc>
+      </w:tr>
+    </w:tbl>
+    <w:p>
+      <w:pPr>
+        <w:spacing w:after="60" w:before="60"/>
+      </w:pPr>
+    </w:p>
+    <w:p>
+      <w:pPr>
+        <w:spacing w:after="60" w:before="160"/>
+      </w:pPr>
+      <w:r>
+        <w:rPr>
+          <w:rFonts w:ascii="Arial" w:cs="Arial" w:eastAsia="Arial" w:hAnsi="Arial"/>
+          <w:b/>
+          <w:bCs/>
+          <w:color w:val="2E75B6"/>
+          <w:sz w:val="20"/>
+          <w:szCs w:val="20"/>
+        </w:rPr>
+        <w:t xml:space="preserve">Tabla 2. </w:t>
+      </w:r>
+      <w:r>
+        <w:rPr>
+          <w:rFonts w:ascii="Arial" w:cs="Arial" w:eastAsia="Arial" w:hAnsi="Arial"/>
+          <w:b/>
+          <w:bCs/>
+          <w:color w:val="333333"/>
+          <w:sz w:val="20"/>
+          <w:szCs w:val="20"/>
+        </w:rPr>
+        <w:t xml:space="preserve">Top 40 proteínas diferencialmente expresadas (20 up + 20 down)</w:t>
+      </w:r>
+    </w:p>
+    <w:tbl>
+      <w:tblPr>
+        <w:tblW w:type="dxa" w:w="8866"/>
+        <w:tblBorders>
+          <w:top w:val="single" w:color="auto" w:sz="4"/>
+          <w:left w:val="single" w:color="auto" w:sz="4"/>
+          <w:bottom w:val="single" w:color="auto" w:sz="4"/>
+          <w:right w:val="single" w:color="auto" w:sz="4"/>
+          <w:insideH w:val="single" w:color="auto" w:sz="4"/>
+          <w:insideV w:val="single" w:color="auto" w:sz="4"/>
+        </w:tblBorders>
+      </w:tblPr>
+      <w:tblGrid>
+        <w:gridCol w:w="1800"/>
+        <w:gridCol w:w="1600"/>
+        <w:gridCol w:w="1400"/>
+        <w:gridCol w:w="1600"/>
+        <w:gridCol w:w="2466"/>
+      </w:tblGrid>
+      <w:tr>
+        <w:trPr>
+          <w:tblHeader/>
+        </w:trPr>
+        <w:tc>
+          <w:tcPr>
+            <w:tcW w:type="dxa" w:w="1800"/>
+            <w:tcBorders>
+              <w:top w:val="single" w:color="B0C8E0" w:sz="1"/>
+              <w:left w:val="single" w:color="B0C8E0" w:sz="1"/>
+              <w:bottom w:val="single" w:color="B0C8E0" w:sz="1"/>
+              <w:right w:val="single" w:color="B0C8E0" w:sz="1"/>
+            </w:tcBorders>
+            <w:shd w:fill="D6E4F0" w:val="clear"/>
+            <w:tcMar>
+              <w:top w:type="dxa" w:w="80"/>
+              <w:left w:type="dxa" w:w="100"/>
+              <w:bottom w:type="dxa" w:w="80"/>
+              <w:right w:type="dxa" w:w="100"/>
+            </w:tcMar>
+          </w:tcPr>
+          <w:p>
+            <w:r>
+              <w:rPr>
+                <w:rFonts w:ascii="Arial" w:cs="Arial" w:eastAsia="Arial" w:hAnsi="Arial"/>
+                <w:b/>
+                <w:bCs/>
+                <w:sz w:val="18"/>
+                <w:szCs w:val="18"/>
+              </w:rPr>
+              <w:t xml:space="preserve">Gen</w:t>
+            </w:r>
+          </w:p>
+        </w:tc>
+        <w:tc>
+          <w:tcPr>
+            <w:tcW w:type="dxa" w:w="1600"/>
+            <w:tcBorders>
+              <w:top w:val="single" w:color="B0C8E0" w:sz="1"/>
+              <w:left w:val="single" w:color="B0C8E0" w:sz="1"/>
+              <w:bottom w:val="single" w:color="B0C8E0" w:sz="1"/>
+              <w:right w:val="single" w:color="B0C8E0" w:sz="1"/>
+            </w:tcBorders>
+            <w:shd w:fill="D6E4F0" w:val="clear"/>
+            <w:tcMar>
+              <w:top w:type="dxa" w:w="80"/>
+              <w:left w:type="dxa" w:w="100"/>
+              <w:bottom w:type="dxa" w:w="80"/>
+              <w:right w:type="dxa" w:w="100"/>
+            </w:tcMar>
+          </w:tcPr>
+          <w:p>
+            <w:r>
+              <w:rPr>
+                <w:rFonts w:ascii="Arial" w:cs="Arial" w:eastAsia="Arial" w:hAnsi="Arial"/>
+                <w:b/>
+                <w:bCs/>
+                <w:sz w:val="18"/>
+                <w:szCs w:val="18"/>
+              </w:rPr>
+              <w:t xml:space="preserve">UniProt ID</w:t>
+            </w:r>
+          </w:p>
+        </w:tc>
+        <w:tc>
+          <w:tcPr>
+            <w:tcW w:type="dxa" w:w="1400"/>
+            <w:tcBorders>
+              <w:top w:val="single" w:color="B0C8E0" w:sz="1"/>
+              <w:left w:val="single" w:color="B0C8E0" w:sz="1"/>
+              <w:bottom w:val="single" w:color="B0C8E0" w:sz="1"/>
+              <w:right w:val="single" w:color="B0C8E0" w:sz="1"/>
+            </w:tcBorders>
+            <w:shd w:fill="D6E4F0" w:val="clear"/>
+            <w:tcMar>
+              <w:top w:type="dxa" w:w="80"/>
+              <w:left w:type="dxa" w:w="100"/>
+              <w:bottom w:type="dxa" w:w="80"/>
+              <w:right w:type="dxa" w:w="100"/>
+            </w:tcMar>
+          </w:tcPr>
+          <w:p>
+            <w:r>
+              <w:rPr>
+                <w:rFonts w:ascii="Arial" w:cs="Arial" w:eastAsia="Arial" w:hAnsi="Arial"/>
+                <w:b/>
+                <w:bCs/>
+                <w:sz w:val="18"/>
+                <w:szCs w:val="18"/>
+              </w:rPr>
+              <w:t xml:space="preserve">log2FC</w:t>
+            </w:r>
+          </w:p>
+        </w:tc>
+        <w:tc>
+          <w:tcPr>
+            <w:tcW w:type="dxa" w:w="1600"/>
+            <w:tcBorders>
+              <w:top w:val="single" w:color="B0C8E0" w:sz="1"/>
+              <w:left w:val="single" w:color="B0C8E0" w:sz="1"/>
+              <w:bottom w:val="single" w:color="B0C8E0" w:sz="1"/>
+              <w:right w:val="single" w:color="B0C8E0" w:sz="1"/>
+            </w:tcBorders>
+            <w:shd w:fill="D6E4F0" w:val="clear"/>
+            <w:tcMar>
+              <w:top w:type="dxa" w:w="80"/>
+              <w:left w:type="dxa" w:w="100"/>
+              <w:bottom w:type="dxa" w:w="80"/>
+              <w:right w:type="dxa" w:w="100"/>
+            </w:tcMar>
+          </w:tcPr>
+          <w:p>
+            <w:r>
+              <w:rPr>
+                <w:rFonts w:ascii="Arial" w:cs="Arial" w:eastAsia="Arial" w:hAnsi="Arial"/>
+                <w:b/>
+                <w:bCs/>
+                <w:sz w:val="18"/>
+                <w:szCs w:val="18"/>
+              </w:rPr>
+              <w:t xml:space="preserve">FDR (adj.p)</w:t>
+            </w:r>
+          </w:p>
+        </w:tc>
+        <w:tc>
+          <w:tcPr>
+            <w:tcW w:type="dxa" w:w="2466"/>
+            <w:tcBorders>
+              <w:top w:val="single" w:color="B0C8E0" w:sz="1"/>
+              <w:left w:val="single" w:color="B0C8E0" w:sz="1"/>
+              <w:bottom w:val="single" w:color="B0C8E0" w:sz="1"/>
+              <w:right w:val="single" w:color="B0C8E0" w:sz="1"/>
+            </w:tcBorders>
+            <w:shd w:fill="D6E4F0" w:val="clear"/>
+            <w:tcMar>
+              <w:top w:type="dxa" w:w="80"/>
+              <w:left w:type="dxa" w:w="100"/>
+              <w:bottom w:type="dxa" w:w="80"/>
+              <w:right w:type="dxa" w:w="100"/>
+            </w:tcMar>
+          </w:tcPr>
+          <w:p>
+            <w:r>
+              <w:rPr>
+                <w:rFonts w:ascii="Arial" w:cs="Arial" w:eastAsia="Arial" w:hAnsi="Arial"/>
+                <w:b/>
+                <w:bCs/>
+                <w:sz w:val="18"/>
+                <w:szCs w:val="18"/>
+              </w:rPr>
+              <w:t xml:space="preserve">Dirección</w:t>
+            </w:r>
+          </w:p>
+        </w:tc>
+      </w:tr>
+      <w:tr>
+        <w:tc>
+          <w:tcPr>
+            <w:tcW w:type="dxa" w:w="1800"/>
+            <w:tcBorders>
+              <w:top w:val="single" w:color="B0C8E0" w:sz="1"/>
+              <w:left w:val="single" w:color="B0C8E0" w:sz="1"/>
+              <w:bottom w:val="single" w:color="B0C8E0" w:sz="1"/>
+              <w:right w:val="single" w:color="B0C8E0" w:sz="1"/>
+            </w:tcBorders>
+            <w:shd w:fill="EEF4FB" w:val="clear"/>
+            <w:tcMar>
+              <w:top w:type="dxa" w:w="80"/>
+              <w:left w:type="dxa" w:w="100"/>
+              <w:bottom w:type="dxa" w:w="80"/>
+              <w:right w:type="dxa" w:w="100"/>
+            </w:tcMar>
+          </w:tcPr>
+          <w:p>
+            <w:r>
+              <w:rPr>
+                <w:rFonts w:ascii="Arial" w:cs="Arial" w:eastAsia="Arial" w:hAnsi="Arial"/>
+                <w:b w:val="false"/>
+                <w:bCs w:val="false"/>
+                <w:sz w:val="18"/>
+                <w:szCs w:val="18"/>
+              </w:rPr>
+              <w:t xml:space="preserve">PHKA1</w:t>
+            </w:r>
+          </w:p>
+        </w:tc>
+        <w:tc>
+          <w:tcPr>
+            <w:tcW w:type="dxa" w:w="1600"/>
+            <w:tcBorders>
+              <w:top w:val="single" w:color="B0C8E0" w:sz="1"/>
+              <w:left w:val="single" w:color="B0C8E0" w:sz="1"/>
+              <w:bottom w:val="single" w:color="B0C8E0" w:sz="1"/>
+              <w:right w:val="single" w:color="B0C8E0" w:sz="1"/>
+            </w:tcBorders>
+            <w:shd w:fill="EEF4FB" w:val="clear"/>
+            <w:tcMar>
+              <w:top w:type="dxa" w:w="80"/>
+              <w:left w:type="dxa" w:w="100"/>
+              <w:bottom w:type="dxa" w:w="80"/>
+              <w:right w:type="dxa" w:w="100"/>
+            </w:tcMar>
+          </w:tcPr>
+          <w:p>
+            <w:r>
+              <w:rPr>
+                <w:rFonts w:ascii="Arial" w:cs="Arial" w:eastAsia="Arial" w:hAnsi="Arial"/>
+                <w:b w:val="false"/>
+                <w:bCs w:val="false"/>
+                <w:sz w:val="18"/>
+                <w:szCs w:val="18"/>
+              </w:rPr>
+              <w:t xml:space="preserve">P46020</w:t>
+            </w:r>
+          </w:p>
+        </w:tc>
+        <w:tc>
+          <w:tcPr>
+            <w:tcW w:type="dxa" w:w="1400"/>
+            <w:tcBorders>
+              <w:top w:val="single" w:color="B0C8E0" w:sz="1"/>
+              <w:left w:val="single" w:color="B0C8E0" w:sz="1"/>
+              <w:bottom w:val="single" w:color="B0C8E0" w:sz="1"/>
+              <w:right w:val="single" w:color="B0C8E0" w:sz="1"/>
+            </w:tcBorders>
+            <w:shd w:fill="EEF4FB" w:val="clear"/>
+            <w:tcMar>
+              <w:top w:type="dxa" w:w="80"/>
+              <w:left w:type="dxa" w:w="100"/>
+              <w:bottom w:type="dxa" w:w="80"/>
+              <w:right w:type="dxa" w:w="100"/>
+            </w:tcMar>
+          </w:tcPr>
+          <w:p>
+            <w:r>
+              <w:rPr>
+                <w:rFonts w:ascii="Arial" w:cs="Arial" w:eastAsia="Arial" w:hAnsi="Arial"/>
+                <w:b w:val="false"/>
+                <w:bCs w:val="false"/>
+                <w:sz w:val="18"/>
+                <w:szCs w:val="18"/>
+              </w:rPr>
+              <w:t xml:space="preserve">3.744</w:t>
+            </w:r>
+          </w:p>
+        </w:tc>
+        <w:tc>
+          <w:tcPr>
+            <w:tcW w:type="dxa" w:w="1600"/>
+            <w:tcBorders>
+              <w:top w:val="single" w:color="B0C8E0" w:sz="1"/>
+              <w:left w:val="single" w:color="B0C8E0" w:sz="1"/>
+              <w:bottom w:val="single" w:color="B0C8E0" w:sz="1"/>
+              <w:right w:val="single" w:color="B0C8E0" w:sz="1"/>
+            </w:tcBorders>
+            <w:shd w:fill="EEF4FB" w:val="clear"/>
+            <w:tcMar>
+              <w:top w:type="dxa" w:w="80"/>
+              <w:left w:type="dxa" w:w="100"/>
+              <w:bottom w:type="dxa" w:w="80"/>
+              <w:right w:type="dxa" w:w="100"/>
+            </w:tcMar>
+          </w:tcPr>
+          <w:p>
+            <w:r>
+              <w:rPr>
+                <w:rFonts w:ascii="Arial" w:cs="Arial" w:eastAsia="Arial" w:hAnsi="Arial"/>
+                <w:b w:val="false"/>
+                <w:bCs w:val="false"/>
+                <w:sz w:val="18"/>
+                <w:szCs w:val="18"/>
+              </w:rPr>
+              <w:t xml:space="preserve">0.00613</w:t>
+            </w:r>
+          </w:p>
+        </w:tc>
+        <w:tc>
+          <w:tcPr>
+            <w:tcW w:type="dxa" w:w="2466"/>
+            <w:tcBorders>
+              <w:top w:val="single" w:color="B0C8E0" w:sz="1"/>
+              <w:left w:val="single" w:color="B0C8E0" w:sz="1"/>
+              <w:bottom w:val="single" w:color="B0C8E0" w:sz="1"/>
+              <w:right w:val="single" w:color="B0C8E0" w:sz="1"/>
+            </w:tcBorders>
+            <w:shd w:fill="EEF4FB" w:val="clear"/>
+            <w:tcMar>
+              <w:top w:type="dxa" w:w="80"/>
+              <w:left w:type="dxa" w:w="100"/>
+              <w:bottom w:type="dxa" w:w="80"/>
+              <w:right w:type="dxa" w:w="100"/>
+            </w:tcMar>
+          </w:tcPr>
+          <w:p>
+            <w:r>
+              <w:rPr>
+                <w:rFonts w:ascii="Arial" w:cs="Arial" w:eastAsia="Arial" w:hAnsi="Arial"/>
+                <w:b w:val="false"/>
+                <w:bCs w:val="false"/>
+                <w:sz w:val="18"/>
+                <w:szCs w:val="18"/>
+              </w:rPr>
+              <w:t xml:space="preserve">Sobreexpresada</w:t>
+            </w:r>
+          </w:p>
+        </w:tc>
+      </w:tr>
+      <w:tr>
+        <w:tc>
+          <w:tcPr>
+            <w:tcW w:type="dxa" w:w="1800"/>
+            <w:tcBorders>
+              <w:top w:val="single" w:color="B0C8E0" w:sz="1"/>
+              <w:left w:val="single" w:color="B0C8E0" w:sz="1"/>
+              <w:bottom w:val="single" w:color="B0C8E0" w:sz="1"/>
+              <w:right w:val="single" w:color="B0C8E0" w:sz="1"/>
+            </w:tcBorders>
+            <w:shd w:fill="FFFFFF" w:val="clear"/>
+            <w:tcMar>
+              <w:top w:type="dxa" w:w="80"/>
+              <w:left w:type="dxa" w:w="100"/>
+              <w:bottom w:type="dxa" w:w="80"/>
+              <w:right w:type="dxa" w:w="100"/>
+            </w:tcMar>
+          </w:tcPr>
+          <w:p>
+            <w:r>
+              <w:rPr>
+                <w:rFonts w:ascii="Arial" w:cs="Arial" w:eastAsia="Arial" w:hAnsi="Arial"/>
+                <w:b w:val="false"/>
+                <w:bCs w:val="false"/>
+                <w:sz w:val="18"/>
+                <w:szCs w:val="18"/>
+              </w:rPr>
+              <w:t xml:space="preserve">LAMB3</w:t>
+            </w:r>
+          </w:p>
+        </w:tc>
+        <w:tc>
+          <w:tcPr>
+            <w:tcW w:type="dxa" w:w="1600"/>
+            <w:tcBorders>
+              <w:top w:val="single" w:color="B0C8E0" w:sz="1"/>
+              <w:left w:val="single" w:color="B0C8E0" w:sz="1"/>
+              <w:bottom w:val="single" w:color="B0C8E0" w:sz="1"/>
+              <w:right w:val="single" w:color="B0C8E0" w:sz="1"/>
+            </w:tcBorders>
+            <w:shd w:fill="FFFFFF" w:val="clear"/>
+            <w:tcMar>
+              <w:top w:type="dxa" w:w="80"/>
+              <w:left w:type="dxa" w:w="100"/>
+              <w:bottom w:type="dxa" w:w="80"/>
+              <w:right w:type="dxa" w:w="100"/>
+            </w:tcMar>
+          </w:tcPr>
+          <w:p>
+            <w:r>
+              <w:rPr>
+                <w:rFonts w:ascii="Arial" w:cs="Arial" w:eastAsia="Arial" w:hAnsi="Arial"/>
+                <w:b w:val="false"/>
+                <w:bCs w:val="false"/>
+                <w:sz w:val="18"/>
+                <w:szCs w:val="18"/>
+              </w:rPr>
+              <w:t xml:space="preserve">Q13751</w:t>
+            </w:r>
+          </w:p>
+        </w:tc>
+        <w:tc>
+          <w:tcPr>
+            <w:tcW w:type="dxa" w:w="1400"/>
+            <w:tcBorders>
+              <w:top w:val="single" w:color="B0C8E0" w:sz="1"/>
+              <w:left w:val="single" w:color="B0C8E0" w:sz="1"/>
+              <w:bottom w:val="single" w:color="B0C8E0" w:sz="1"/>
+              <w:right w:val="single" w:color="B0C8E0" w:sz="1"/>
+            </w:tcBorders>
+            <w:shd w:fill="FFFFFF" w:val="clear"/>
+            <w:tcMar>
+              <w:top w:type="dxa" w:w="80"/>
+              <w:left w:type="dxa" w:w="100"/>
+              <w:bottom w:type="dxa" w:w="80"/>
+              <w:right w:type="dxa" w:w="100"/>
+            </w:tcMar>
+          </w:tcPr>
+          <w:p>
+            <w:r>
+              <w:rPr>
+                <w:rFonts w:ascii="Arial" w:cs="Arial" w:eastAsia="Arial" w:hAnsi="Arial"/>
+                <w:b w:val="false"/>
+                <w:bCs w:val="false"/>
+                <w:sz w:val="18"/>
+                <w:szCs w:val="18"/>
+              </w:rPr>
+              <w:t xml:space="preserve">3.444</w:t>
+            </w:r>
+          </w:p>
+        </w:tc>
+        <w:tc>
+          <w:tcPr>
+            <w:tcW w:type="dxa" w:w="1600"/>
+            <w:tcBorders>
+              <w:top w:val="single" w:color="B0C8E0" w:sz="1"/>
+              <w:left w:val="single" w:color="B0C8E0" w:sz="1"/>
+              <w:bottom w:val="single" w:color="B0C8E0" w:sz="1"/>
+              <w:right w:val="single" w:color="B0C8E0" w:sz="1"/>
+            </w:tcBorders>
+            <w:shd w:fill="FFFFFF" w:val="clear"/>
+            <w:tcMar>
+              <w:top w:type="dxa" w:w="80"/>
+              <w:left w:type="dxa" w:w="100"/>
+              <w:bottom w:type="dxa" w:w="80"/>
+              <w:right w:type="dxa" w:w="100"/>
+            </w:tcMar>
+          </w:tcPr>
+          <w:p>
+            <w:r>
+              <w:rPr>
+                <w:rFonts w:ascii="Arial" w:cs="Arial" w:eastAsia="Arial" w:hAnsi="Arial"/>
+                <w:b w:val="false"/>
+                <w:bCs w:val="false"/>
+                <w:sz w:val="18"/>
+                <w:szCs w:val="18"/>
+              </w:rPr>
+              <w:t xml:space="preserve">9.23e-4</w:t>
+            </w:r>
+          </w:p>
+        </w:tc>
+        <w:tc>
+          <w:tcPr>
+            <w:tcW w:type="dxa" w:w="2466"/>
+            <w:tcBorders>
+              <w:top w:val="single" w:color="B0C8E0" w:sz="1"/>
+              <w:left w:val="single" w:color="B0C8E0" w:sz="1"/>
+              <w:bottom w:val="single" w:color="B0C8E0" w:sz="1"/>
+              <w:right w:val="single" w:color="B0C8E0" w:sz="1"/>
+            </w:tcBorders>
+            <w:shd w:fill="FFFFFF" w:val="clear"/>
+            <w:tcMar>
+              <w:top w:type="dxa" w:w="80"/>
+              <w:left w:type="dxa" w:w="100"/>
+              <w:bottom w:type="dxa" w:w="80"/>
+              <w:right w:type="dxa" w:w="100"/>
+            </w:tcMar>
+          </w:tcPr>
+          <w:p>
+            <w:r>
+              <w:rPr>
+                <w:rFonts w:ascii="Arial" w:cs="Arial" w:eastAsia="Arial" w:hAnsi="Arial"/>
+                <w:b w:val="false"/>
+                <w:bCs w:val="false"/>
+                <w:sz w:val="18"/>
+                <w:szCs w:val="18"/>
+              </w:rPr>
+              <w:t xml:space="preserve">Sobreexpresada</w:t>
+            </w:r>
+          </w:p>
+        </w:tc>
+      </w:tr>
+      <w:tr>
+        <w:tc>
+          <w:tcPr>
+            <w:tcW w:type="dxa" w:w="1800"/>
+            <w:tcBorders>
+              <w:top w:val="single" w:color="B0C8E0" w:sz="1"/>
+              <w:left w:val="single" w:color="B0C8E0" w:sz="1"/>
+              <w:bottom w:val="single" w:color="B0C8E0" w:sz="1"/>
+              <w:right w:val="single" w:color="B0C8E0" w:sz="1"/>
+            </w:tcBorders>
+            <w:shd w:fill="EEF4FB" w:val="clear"/>
+            <w:tcMar>
+              <w:top w:type="dxa" w:w="80"/>
+              <w:left w:type="dxa" w:w="100"/>
+              <w:bottom w:type="dxa" w:w="80"/>
+              <w:right w:type="dxa" w:w="100"/>
+            </w:tcMar>
+          </w:tcPr>
+          <w:p>
+            <w:r>
+              <w:rPr>
+                <w:rFonts w:ascii="Arial" w:cs="Arial" w:eastAsia="Arial" w:hAnsi="Arial"/>
+                <w:b w:val="false"/>
+                <w:bCs w:val="false"/>
+                <w:sz w:val="18"/>
+                <w:szCs w:val="18"/>
+              </w:rPr>
+              <w:t xml:space="preserve">LAMA3</w:t>
+            </w:r>
+          </w:p>
+        </w:tc>
+        <w:tc>
+          <w:tcPr>
+            <w:tcW w:type="dxa" w:w="1600"/>
+            <w:tcBorders>
+              <w:top w:val="single" w:color="B0C8E0" w:sz="1"/>
+              <w:left w:val="single" w:color="B0C8E0" w:sz="1"/>
+              <w:bottom w:val="single" w:color="B0C8E0" w:sz="1"/>
+              <w:right w:val="single" w:color="B0C8E0" w:sz="1"/>
+            </w:tcBorders>
+            <w:shd w:fill="EEF4FB" w:val="clear"/>
+            <w:tcMar>
+              <w:top w:type="dxa" w:w="80"/>
+              <w:left w:type="dxa" w:w="100"/>
+              <w:bottom w:type="dxa" w:w="80"/>
+              <w:right w:type="dxa" w:w="100"/>
+            </w:tcMar>
+          </w:tcPr>
+          <w:p>
+            <w:r>
+              <w:rPr>
+                <w:rFonts w:ascii="Arial" w:cs="Arial" w:eastAsia="Arial" w:hAnsi="Arial"/>
+                <w:b w:val="false"/>
+                <w:bCs w:val="false"/>
+                <w:sz w:val="18"/>
+                <w:szCs w:val="18"/>
+              </w:rPr>
+              <w:t xml:space="preserve">Q16787</w:t>
+            </w:r>
+          </w:p>
+        </w:tc>
+        <w:tc>
+          <w:tcPr>
+            <w:tcW w:type="dxa" w:w="1400"/>
+            <w:tcBorders>
+              <w:top w:val="single" w:color="B0C8E0" w:sz="1"/>
+              <w:left w:val="single" w:color="B0C8E0" w:sz="1"/>
+              <w:bottom w:val="single" w:color="B0C8E0" w:sz="1"/>
+              <w:right w:val="single" w:color="B0C8E0" w:sz="1"/>
+            </w:tcBorders>
+            <w:shd w:fill="EEF4FB" w:val="clear"/>
+            <w:tcMar>
+              <w:top w:type="dxa" w:w="80"/>
+              <w:left w:type="dxa" w:w="100"/>
+              <w:bottom w:type="dxa" w:w="80"/>
+              <w:right w:type="dxa" w:w="100"/>
+            </w:tcMar>
+          </w:tcPr>
+          <w:p>
+            <w:r>
+              <w:rPr>
+                <w:rFonts w:ascii="Arial" w:cs="Arial" w:eastAsia="Arial" w:hAnsi="Arial"/>
+                <w:b w:val="false"/>
+                <w:bCs w:val="false"/>
+                <w:sz w:val="18"/>
+                <w:szCs w:val="18"/>
+              </w:rPr>
+              <w:t xml:space="preserve">3.22</w:t>
+            </w:r>
+          </w:p>
+        </w:tc>
+        <w:tc>
+          <w:tcPr>
+            <w:tcW w:type="dxa" w:w="1600"/>
+            <w:tcBorders>
+              <w:top w:val="single" w:color="B0C8E0" w:sz="1"/>
+              <w:left w:val="single" w:color="B0C8E0" w:sz="1"/>
+              <w:bottom w:val="single" w:color="B0C8E0" w:sz="1"/>
+              <w:right w:val="single" w:color="B0C8E0" w:sz="1"/>
+            </w:tcBorders>
+            <w:shd w:fill="EEF4FB" w:val="clear"/>
+            <w:tcMar>
+              <w:top w:type="dxa" w:w="80"/>
+              <w:left w:type="dxa" w:w="100"/>
+              <w:bottom w:type="dxa" w:w="80"/>
+              <w:right w:type="dxa" w:w="100"/>
+            </w:tcMar>
+          </w:tcPr>
+          <w:p>
+            <w:r>
+              <w:rPr>
+                <w:rFonts w:ascii="Arial" w:cs="Arial" w:eastAsia="Arial" w:hAnsi="Arial"/>
+                <w:b w:val="false"/>
+                <w:bCs w:val="false"/>
+                <w:sz w:val="18"/>
+                <w:szCs w:val="18"/>
+              </w:rPr>
+              <w:t xml:space="preserve">1.38e-4</w:t>
+            </w:r>
+          </w:p>
+        </w:tc>
+        <w:tc>
+          <w:tcPr>
+            <w:tcW w:type="dxa" w:w="2466"/>
+            <w:tcBorders>
+              <w:top w:val="single" w:color="B0C8E0" w:sz="1"/>
+              <w:left w:val="single" w:color="B0C8E0" w:sz="1"/>
+              <w:bottom w:val="single" w:color="B0C8E0" w:sz="1"/>
+              <w:right w:val="single" w:color="B0C8E0" w:sz="1"/>
+            </w:tcBorders>
+            <w:shd w:fill="EEF4FB" w:val="clear"/>
+            <w:tcMar>
+              <w:top w:type="dxa" w:w="80"/>
+              <w:left w:type="dxa" w:w="100"/>
+              <w:bottom w:type="dxa" w:w="80"/>
+              <w:right w:type="dxa" w:w="100"/>
+            </w:tcMar>
+          </w:tcPr>
+          <w:p>
+            <w:r>
+              <w:rPr>
+                <w:rFonts w:ascii="Arial" w:cs="Arial" w:eastAsia="Arial" w:hAnsi="Arial"/>
+                <w:b w:val="false"/>
+                <w:bCs w:val="false"/>
+                <w:sz w:val="18"/>
+                <w:szCs w:val="18"/>
+              </w:rPr>
+              <w:t xml:space="preserve">Sobreexpresada</w:t>
+            </w:r>
+          </w:p>
+        </w:tc>
+      </w:tr>
+      <w:tr>
+        <w:tc>
+          <w:tcPr>
+            <w:tcW w:type="dxa" w:w="1800"/>
+            <w:tcBorders>
+              <w:top w:val="single" w:color="B0C8E0" w:sz="1"/>
+              <w:left w:val="single" w:color="B0C8E0" w:sz="1"/>
+              <w:bottom w:val="single" w:color="B0C8E0" w:sz="1"/>
+              <w:right w:val="single" w:color="B0C8E0" w:sz="1"/>
+            </w:tcBorders>
+            <w:shd w:fill="FFFFFF" w:val="clear"/>
+            <w:tcMar>
+              <w:top w:type="dxa" w:w="80"/>
+              <w:left w:type="dxa" w:w="100"/>
+              <w:bottom w:type="dxa" w:w="80"/>
+              <w:right w:type="dxa" w:w="100"/>
+            </w:tcMar>
+          </w:tcPr>
+          <w:p>
+            <w:r>
+              <w:rPr>
+                <w:rFonts w:ascii="Arial" w:cs="Arial" w:eastAsia="Arial" w:hAnsi="Arial"/>
+                <w:b w:val="false"/>
+                <w:bCs w:val="false"/>
+                <w:sz w:val="18"/>
+                <w:szCs w:val="18"/>
+              </w:rPr>
+              <w:t xml:space="preserve">SERPINE1</w:t>
+            </w:r>
+          </w:p>
+        </w:tc>
+        <w:tc>
+          <w:tcPr>
+            <w:tcW w:type="dxa" w:w="1600"/>
+            <w:tcBorders>
+              <w:top w:val="single" w:color="B0C8E0" w:sz="1"/>
+              <w:left w:val="single" w:color="B0C8E0" w:sz="1"/>
+              <w:bottom w:val="single" w:color="B0C8E0" w:sz="1"/>
+              <w:right w:val="single" w:color="B0C8E0" w:sz="1"/>
+            </w:tcBorders>
+            <w:shd w:fill="FFFFFF" w:val="clear"/>
+            <w:tcMar>
+              <w:top w:type="dxa" w:w="80"/>
+              <w:left w:type="dxa" w:w="100"/>
+              <w:bottom w:type="dxa" w:w="80"/>
+              <w:right w:type="dxa" w:w="100"/>
+            </w:tcMar>
+          </w:tcPr>
+          <w:p>
+            <w:r>
+              <w:rPr>
+                <w:rFonts w:ascii="Arial" w:cs="Arial" w:eastAsia="Arial" w:hAnsi="Arial"/>
+                <w:b w:val="false"/>
+                <w:bCs w:val="false"/>
+                <w:sz w:val="18"/>
+                <w:szCs w:val="18"/>
+              </w:rPr>
+              <w:t xml:space="preserve">P05121</w:t>
+            </w:r>
+          </w:p>
+        </w:tc>
+        <w:tc>
+          <w:tcPr>
+            <w:tcW w:type="dxa" w:w="1400"/>
+            <w:tcBorders>
+              <w:top w:val="single" w:color="B0C8E0" w:sz="1"/>
+              <w:left w:val="single" w:color="B0C8E0" w:sz="1"/>
+              <w:bottom w:val="single" w:color="B0C8E0" w:sz="1"/>
+              <w:right w:val="single" w:color="B0C8E0" w:sz="1"/>
+            </w:tcBorders>
+            <w:shd w:fill="FFFFFF" w:val="clear"/>
+            <w:tcMar>
+              <w:top w:type="dxa" w:w="80"/>
+              <w:left w:type="dxa" w:w="100"/>
+              <w:bottom w:type="dxa" w:w="80"/>
+              <w:right w:type="dxa" w:w="100"/>
+            </w:tcMar>
+          </w:tcPr>
+          <w:p>
+            <w:r>
+              <w:rPr>
+                <w:rFonts w:ascii="Arial" w:cs="Arial" w:eastAsia="Arial" w:hAnsi="Arial"/>
+                <w:b w:val="false"/>
+                <w:bCs w:val="false"/>
+                <w:sz w:val="18"/>
+                <w:szCs w:val="18"/>
+              </w:rPr>
+              <w:t xml:space="preserve">3.093</w:t>
+            </w:r>
+          </w:p>
+        </w:tc>
+        <w:tc>
+          <w:tcPr>
+            <w:tcW w:type="dxa" w:w="1600"/>
+            <w:tcBorders>
+              <w:top w:val="single" w:color="B0C8E0" w:sz="1"/>
+              <w:left w:val="single" w:color="B0C8E0" w:sz="1"/>
+              <w:bottom w:val="single" w:color="B0C8E0" w:sz="1"/>
+              <w:right w:val="single" w:color="B0C8E0" w:sz="1"/>
+            </w:tcBorders>
+            <w:shd w:fill="FFFFFF" w:val="clear"/>
+            <w:tcMar>
+              <w:top w:type="dxa" w:w="80"/>
+              <w:left w:type="dxa" w:w="100"/>
+              <w:bottom w:type="dxa" w:w="80"/>
+              <w:right w:type="dxa" w:w="100"/>
+            </w:tcMar>
+          </w:tcPr>
+          <w:p>
+            <w:r>
+              <w:rPr>
+                <w:rFonts w:ascii="Arial" w:cs="Arial" w:eastAsia="Arial" w:hAnsi="Arial"/>
+                <w:b w:val="false"/>
+                <w:bCs w:val="false"/>
+                <w:sz w:val="18"/>
+                <w:szCs w:val="18"/>
+              </w:rPr>
+              <w:t xml:space="preserve">0.00946</w:t>
+            </w:r>
+          </w:p>
+        </w:tc>
+        <w:tc>
+          <w:tcPr>
+            <w:tcW w:type="dxa" w:w="2466"/>
+            <w:tcBorders>
+              <w:top w:val="single" w:color="B0C8E0" w:sz="1"/>
+              <w:left w:val="single" w:color="B0C8E0" w:sz="1"/>
+              <w:bottom w:val="single" w:color="B0C8E0" w:sz="1"/>
+              <w:right w:val="single" w:color="B0C8E0" w:sz="1"/>
+            </w:tcBorders>
+            <w:shd w:fill="FFFFFF" w:val="clear"/>
+            <w:tcMar>
+              <w:top w:type="dxa" w:w="80"/>
+              <w:left w:type="dxa" w:w="100"/>
+              <w:bottom w:type="dxa" w:w="80"/>
+              <w:right w:type="dxa" w:w="100"/>
+            </w:tcMar>
+          </w:tcPr>
+          <w:p>
+            <w:r>
+              <w:rPr>
+                <w:rFonts w:ascii="Arial" w:cs="Arial" w:eastAsia="Arial" w:hAnsi="Arial"/>
+                <w:b w:val="false"/>
+                <w:bCs w:val="false"/>
+                <w:sz w:val="18"/>
+                <w:szCs w:val="18"/>
+              </w:rPr>
+              <w:t xml:space="preserve">Sobreexpresada</w:t>
+            </w:r>
+          </w:p>
+        </w:tc>
+      </w:tr>
+      <w:tr>
+        <w:tc>
+          <w:tcPr>
+            <w:tcW w:type="dxa" w:w="1800"/>
+            <w:tcBorders>
+              <w:top w:val="single" w:color="B0C8E0" w:sz="1"/>
+              <w:left w:val="single" w:color="B0C8E0" w:sz="1"/>
+              <w:bottom w:val="single" w:color="B0C8E0" w:sz="1"/>
+              <w:right w:val="single" w:color="B0C8E0" w:sz="1"/>
+            </w:tcBorders>
+            <w:shd w:fill="EEF4FB" w:val="clear"/>
+            <w:tcMar>
+              <w:top w:type="dxa" w:w="80"/>
+              <w:left w:type="dxa" w:w="100"/>
+              <w:bottom w:type="dxa" w:w="80"/>
+              <w:right w:type="dxa" w:w="100"/>
+            </w:tcMar>
+          </w:tcPr>
+          <w:p>
+            <w:r>
+              <w:rPr>
+                <w:rFonts w:ascii="Arial" w:cs="Arial" w:eastAsia="Arial" w:hAnsi="Arial"/>
+                <w:b w:val="false"/>
+                <w:bCs w:val="false"/>
+                <w:sz w:val="18"/>
+                <w:szCs w:val="18"/>
+              </w:rPr>
+              <w:t xml:space="preserve">PTK7</w:t>
+            </w:r>
+          </w:p>
+        </w:tc>
+        <w:tc>
+          <w:tcPr>
+            <w:tcW w:type="dxa" w:w="1600"/>
+            <w:tcBorders>
+              <w:top w:val="single" w:color="B0C8E0" w:sz="1"/>
+              <w:left w:val="single" w:color="B0C8E0" w:sz="1"/>
+              <w:bottom w:val="single" w:color="B0C8E0" w:sz="1"/>
+              <w:right w:val="single" w:color="B0C8E0" w:sz="1"/>
+            </w:tcBorders>
+            <w:shd w:fill="EEF4FB" w:val="clear"/>
+            <w:tcMar>
+              <w:top w:type="dxa" w:w="80"/>
+              <w:left w:type="dxa" w:w="100"/>
+              <w:bottom w:type="dxa" w:w="80"/>
+              <w:right w:type="dxa" w:w="100"/>
+            </w:tcMar>
+          </w:tcPr>
+          <w:p>
+            <w:r>
+              <w:rPr>
+                <w:rFonts w:ascii="Arial" w:cs="Arial" w:eastAsia="Arial" w:hAnsi="Arial"/>
+                <w:b w:val="false"/>
+                <w:bCs w:val="false"/>
+                <w:sz w:val="18"/>
+                <w:szCs w:val="18"/>
+              </w:rPr>
+              <w:t xml:space="preserve">Q13308</w:t>
+            </w:r>
+          </w:p>
+        </w:tc>
+        <w:tc>
+          <w:tcPr>
+            <w:tcW w:type="dxa" w:w="1400"/>
+            <w:tcBorders>
+              <w:top w:val="single" w:color="B0C8E0" w:sz="1"/>
+              <w:left w:val="single" w:color="B0C8E0" w:sz="1"/>
+              <w:bottom w:val="single" w:color="B0C8E0" w:sz="1"/>
+              <w:right w:val="single" w:color="B0C8E0" w:sz="1"/>
+            </w:tcBorders>
+            <w:shd w:fill="EEF4FB" w:val="clear"/>
+            <w:tcMar>
+              <w:top w:type="dxa" w:w="80"/>
+              <w:left w:type="dxa" w:w="100"/>
+              <w:bottom w:type="dxa" w:w="80"/>
+              <w:right w:type="dxa" w:w="100"/>
+            </w:tcMar>
+          </w:tcPr>
+          <w:p>
+            <w:r>
+              <w:rPr>
+                <w:rFonts w:ascii="Arial" w:cs="Arial" w:eastAsia="Arial" w:hAnsi="Arial"/>
+                <w:b w:val="false"/>
+                <w:bCs w:val="false"/>
+                <w:sz w:val="18"/>
+                <w:szCs w:val="18"/>
+              </w:rPr>
+              <w:t xml:space="preserve">3.079</w:t>
+            </w:r>
+          </w:p>
+        </w:tc>
+        <w:tc>
+          <w:tcPr>
+            <w:tcW w:type="dxa" w:w="1600"/>
+            <w:tcBorders>
+              <w:top w:val="single" w:color="B0C8E0" w:sz="1"/>
+              <w:left w:val="single" w:color="B0C8E0" w:sz="1"/>
+              <w:bottom w:val="single" w:color="B0C8E0" w:sz="1"/>
+              <w:right w:val="single" w:color="B0C8E0" w:sz="1"/>
+            </w:tcBorders>
+            <w:shd w:fill="EEF4FB" w:val="clear"/>
+            <w:tcMar>
+              <w:top w:type="dxa" w:w="80"/>
+              <w:left w:type="dxa" w:w="100"/>
+              <w:bottom w:type="dxa" w:w="80"/>
+              <w:right w:type="dxa" w:w="100"/>
+            </w:tcMar>
+          </w:tcPr>
+          <w:p>
+            <w:r>
+              <w:rPr>
+                <w:rFonts w:ascii="Arial" w:cs="Arial" w:eastAsia="Arial" w:hAnsi="Arial"/>
+                <w:b w:val="false"/>
+                <w:bCs w:val="false"/>
+                <w:sz w:val="18"/>
+                <w:szCs w:val="18"/>
+              </w:rPr>
+              <w:t xml:space="preserve">1.43e-4</w:t>
+            </w:r>
+          </w:p>
+        </w:tc>
+        <w:tc>
+          <w:tcPr>
+            <w:tcW w:type="dxa" w:w="2466"/>
+            <w:tcBorders>
+              <w:top w:val="single" w:color="B0C8E0" w:sz="1"/>
+              <w:left w:val="single" w:color="B0C8E0" w:sz="1"/>
+              <w:bottom w:val="single" w:color="B0C8E0" w:sz="1"/>
+              <w:right w:val="single" w:color="B0C8E0" w:sz="1"/>
+            </w:tcBorders>
+            <w:shd w:fill="EEF4FB" w:val="clear"/>
+            <w:tcMar>
+              <w:top w:type="dxa" w:w="80"/>
+              <w:left w:type="dxa" w:w="100"/>
+              <w:bottom w:type="dxa" w:w="80"/>
+              <w:right w:type="dxa" w:w="100"/>
+            </w:tcMar>
+          </w:tcPr>
+          <w:p>
+            <w:r>
+              <w:rPr>
+                <w:rFonts w:ascii="Arial" w:cs="Arial" w:eastAsia="Arial" w:hAnsi="Arial"/>
+                <w:b w:val="false"/>
+                <w:bCs w:val="false"/>
+                <w:sz w:val="18"/>
+                <w:szCs w:val="18"/>
+              </w:rPr>
+              <w:t xml:space="preserve">Sobreexpresada</w:t>
+            </w:r>
+          </w:p>
+        </w:tc>
+      </w:tr>
+      <w:tr>
+        <w:tc>
+          <w:tcPr>
+            <w:tcW w:type="dxa" w:w="1800"/>
+            <w:tcBorders>
+              <w:top w:val="single" w:color="B0C8E0" w:sz="1"/>
+              <w:left w:val="single" w:color="B0C8E0" w:sz="1"/>
+              <w:bottom w:val="single" w:color="B0C8E0" w:sz="1"/>
+              <w:right w:val="single" w:color="B0C8E0" w:sz="1"/>
+            </w:tcBorders>
+            <w:shd w:fill="FFFFFF" w:val="clear"/>
+            <w:tcMar>
+              <w:top w:type="dxa" w:w="80"/>
+              <w:left w:type="dxa" w:w="100"/>
+              <w:bottom w:type="dxa" w:w="80"/>
+              <w:right w:type="dxa" w:w="100"/>
+            </w:tcMar>
+          </w:tcPr>
+          <w:p>
+            <w:r>
+              <w:rPr>
+                <w:rFonts w:ascii="Arial" w:cs="Arial" w:eastAsia="Arial" w:hAnsi="Arial"/>
+                <w:b w:val="false"/>
+                <w:bCs w:val="false"/>
+                <w:sz w:val="18"/>
+                <w:szCs w:val="18"/>
+              </w:rPr>
+              <w:t xml:space="preserve">IL36RN</w:t>
+            </w:r>
+          </w:p>
+        </w:tc>
+        <w:tc>
+          <w:tcPr>
+            <w:tcW w:type="dxa" w:w="1600"/>
+            <w:tcBorders>
+              <w:top w:val="single" w:color="B0C8E0" w:sz="1"/>
+              <w:left w:val="single" w:color="B0C8E0" w:sz="1"/>
+              <w:bottom w:val="single" w:color="B0C8E0" w:sz="1"/>
+              <w:right w:val="single" w:color="B0C8E0" w:sz="1"/>
+            </w:tcBorders>
+            <w:shd w:fill="FFFFFF" w:val="clear"/>
+            <w:tcMar>
+              <w:top w:type="dxa" w:w="80"/>
+              <w:left w:type="dxa" w:w="100"/>
+              <w:bottom w:type="dxa" w:w="80"/>
+              <w:right w:type="dxa" w:w="100"/>
+            </w:tcMar>
+          </w:tcPr>
+          <w:p>
+            <w:r>
+              <w:rPr>
+                <w:rFonts w:ascii="Arial" w:cs="Arial" w:eastAsia="Arial" w:hAnsi="Arial"/>
+                <w:b w:val="false"/>
+                <w:bCs w:val="false"/>
+                <w:sz w:val="18"/>
+                <w:szCs w:val="18"/>
+              </w:rPr>
+              <w:t xml:space="preserve">Q9UBH0</w:t>
+            </w:r>
+          </w:p>
+        </w:tc>
+        <w:tc>
+          <w:tcPr>
+            <w:tcW w:type="dxa" w:w="1400"/>
+            <w:tcBorders>
+              <w:top w:val="single" w:color="B0C8E0" w:sz="1"/>
+              <w:left w:val="single" w:color="B0C8E0" w:sz="1"/>
+              <w:bottom w:val="single" w:color="B0C8E0" w:sz="1"/>
+              <w:right w:val="single" w:color="B0C8E0" w:sz="1"/>
+            </w:tcBorders>
+            <w:shd w:fill="FFFFFF" w:val="clear"/>
+            <w:tcMar>
+              <w:top w:type="dxa" w:w="80"/>
+              <w:left w:type="dxa" w:w="100"/>
+              <w:bottom w:type="dxa" w:w="80"/>
+              <w:right w:type="dxa" w:w="100"/>
+            </w:tcMar>
+          </w:tcPr>
+          <w:p>
+            <w:r>
+              <w:rPr>
+                <w:rFonts w:ascii="Arial" w:cs="Arial" w:eastAsia="Arial" w:hAnsi="Arial"/>
+                <w:b w:val="false"/>
+                <w:bCs w:val="false"/>
+                <w:sz w:val="18"/>
+                <w:szCs w:val="18"/>
+              </w:rPr>
+              <w:t xml:space="preserve">3.043</w:t>
+            </w:r>
+          </w:p>
+        </w:tc>
+        <w:tc>
+          <w:tcPr>
+            <w:tcW w:type="dxa" w:w="1600"/>
+            <w:tcBorders>
+              <w:top w:val="single" w:color="B0C8E0" w:sz="1"/>
+              <w:left w:val="single" w:color="B0C8E0" w:sz="1"/>
+              <w:bottom w:val="single" w:color="B0C8E0" w:sz="1"/>
+              <w:right w:val="single" w:color="B0C8E0" w:sz="1"/>
+            </w:tcBorders>
+            <w:shd w:fill="FFFFFF" w:val="clear"/>
+            <w:tcMar>
+              <w:top w:type="dxa" w:w="80"/>
+              <w:left w:type="dxa" w:w="100"/>
+              <w:bottom w:type="dxa" w:w="80"/>
+              <w:right w:type="dxa" w:w="100"/>
+            </w:tcMar>
+          </w:tcPr>
+          <w:p>
+            <w:r>
+              <w:rPr>
+                <w:rFonts w:ascii="Arial" w:cs="Arial" w:eastAsia="Arial" w:hAnsi="Arial"/>
+                <w:b w:val="false"/>
+                <w:bCs w:val="false"/>
+                <w:sz w:val="18"/>
+                <w:szCs w:val="18"/>
+              </w:rPr>
+              <w:t xml:space="preserve">0.0185</w:t>
+            </w:r>
+          </w:p>
+        </w:tc>
+        <w:tc>
+          <w:tcPr>
+            <w:tcW w:type="dxa" w:w="2466"/>
+            <w:tcBorders>
+              <w:top w:val="single" w:color="B0C8E0" w:sz="1"/>
+              <w:left w:val="single" w:color="B0C8E0" w:sz="1"/>
+              <w:bottom w:val="single" w:color="B0C8E0" w:sz="1"/>
+              <w:right w:val="single" w:color="B0C8E0" w:sz="1"/>
+            </w:tcBorders>
+            <w:shd w:fill="FFFFFF" w:val="clear"/>
+            <w:tcMar>
+              <w:top w:type="dxa" w:w="80"/>
+              <w:left w:type="dxa" w:w="100"/>
+              <w:bottom w:type="dxa" w:w="80"/>
+              <w:right w:type="dxa" w:w="100"/>
+            </w:tcMar>
+          </w:tcPr>
+          <w:p>
+            <w:r>
+              <w:rPr>
+                <w:rFonts w:ascii="Arial" w:cs="Arial" w:eastAsia="Arial" w:hAnsi="Arial"/>
+                <w:b w:val="false"/>
+                <w:bCs w:val="false"/>
+                <w:sz w:val="18"/>
+                <w:szCs w:val="18"/>
+              </w:rPr>
+              <w:t xml:space="preserve">Sobreexpresada</w:t>
+            </w:r>
+          </w:p>
+        </w:tc>
+      </w:tr>
+      <w:tr>
+        <w:tc>
+          <w:tcPr>
+            <w:tcW w:type="dxa" w:w="1800"/>
+            <w:tcBorders>
+              <w:top w:val="single" w:color="B0C8E0" w:sz="1"/>
+              <w:left w:val="single" w:color="B0C8E0" w:sz="1"/>
+              <w:bottom w:val="single" w:color="B0C8E0" w:sz="1"/>
+              <w:right w:val="single" w:color="B0C8E0" w:sz="1"/>
+            </w:tcBorders>
+            <w:shd w:fill="EEF4FB" w:val="clear"/>
+            <w:tcMar>
+              <w:top w:type="dxa" w:w="80"/>
+              <w:left w:type="dxa" w:w="100"/>
+              <w:bottom w:type="dxa" w:w="80"/>
+              <w:right w:type="dxa" w:w="100"/>
+            </w:tcMar>
+          </w:tcPr>
+          <w:p>
+            <w:r>
+              <w:rPr>
+                <w:rFonts w:ascii="Arial" w:cs="Arial" w:eastAsia="Arial" w:hAnsi="Arial"/>
+                <w:b w:val="false"/>
+                <w:bCs w:val="false"/>
+                <w:sz w:val="18"/>
+                <w:szCs w:val="18"/>
+              </w:rPr>
+              <w:t xml:space="preserve">TNC</w:t>
+            </w:r>
+          </w:p>
+        </w:tc>
+        <w:tc>
+          <w:tcPr>
+            <w:tcW w:type="dxa" w:w="1600"/>
+            <w:tcBorders>
+              <w:top w:val="single" w:color="B0C8E0" w:sz="1"/>
+              <w:left w:val="single" w:color="B0C8E0" w:sz="1"/>
+              <w:bottom w:val="single" w:color="B0C8E0" w:sz="1"/>
+              <w:right w:val="single" w:color="B0C8E0" w:sz="1"/>
+            </w:tcBorders>
+            <w:shd w:fill="EEF4FB" w:val="clear"/>
+            <w:tcMar>
+              <w:top w:type="dxa" w:w="80"/>
+              <w:left w:type="dxa" w:w="100"/>
+              <w:bottom w:type="dxa" w:w="80"/>
+              <w:right w:type="dxa" w:w="100"/>
+            </w:tcMar>
+          </w:tcPr>
+          <w:p>
+            <w:r>
+              <w:rPr>
+                <w:rFonts w:ascii="Arial" w:cs="Arial" w:eastAsia="Arial" w:hAnsi="Arial"/>
+                <w:b w:val="false"/>
+                <w:bCs w:val="false"/>
+                <w:sz w:val="18"/>
+                <w:szCs w:val="18"/>
+              </w:rPr>
+              <w:t xml:space="preserve">P24821</w:t>
+            </w:r>
+          </w:p>
+        </w:tc>
+        <w:tc>
+          <w:tcPr>
+            <w:tcW w:type="dxa" w:w="1400"/>
+            <w:tcBorders>
+              <w:top w:val="single" w:color="B0C8E0" w:sz="1"/>
+              <w:left w:val="single" w:color="B0C8E0" w:sz="1"/>
+              <w:bottom w:val="single" w:color="B0C8E0" w:sz="1"/>
+              <w:right w:val="single" w:color="B0C8E0" w:sz="1"/>
+            </w:tcBorders>
+            <w:shd w:fill="EEF4FB" w:val="clear"/>
+            <w:tcMar>
+              <w:top w:type="dxa" w:w="80"/>
+              <w:left w:type="dxa" w:w="100"/>
+              <w:bottom w:type="dxa" w:w="80"/>
+              <w:right w:type="dxa" w:w="100"/>
+            </w:tcMar>
+          </w:tcPr>
+          <w:p>
+            <w:r>
+              <w:rPr>
+                <w:rFonts w:ascii="Arial" w:cs="Arial" w:eastAsia="Arial" w:hAnsi="Arial"/>
+                <w:b w:val="false"/>
+                <w:bCs w:val="false"/>
+                <w:sz w:val="18"/>
+                <w:szCs w:val="18"/>
+              </w:rPr>
+              <w:t xml:space="preserve">2.939</w:t>
+            </w:r>
+          </w:p>
+        </w:tc>
+        <w:tc>
+          <w:tcPr>
+            <w:tcW w:type="dxa" w:w="1600"/>
+            <w:tcBorders>
+              <w:top w:val="single" w:color="B0C8E0" w:sz="1"/>
+              <w:left w:val="single" w:color="B0C8E0" w:sz="1"/>
+              <w:bottom w:val="single" w:color="B0C8E0" w:sz="1"/>
+              <w:right w:val="single" w:color="B0C8E0" w:sz="1"/>
+            </w:tcBorders>
+            <w:shd w:fill="EEF4FB" w:val="clear"/>
+            <w:tcMar>
+              <w:top w:type="dxa" w:w="80"/>
+              <w:left w:type="dxa" w:w="100"/>
+              <w:bottom w:type="dxa" w:w="80"/>
+              <w:right w:type="dxa" w:w="100"/>
+            </w:tcMar>
+          </w:tcPr>
+          <w:p>
+            <w:r>
+              <w:rPr>
+                <w:rFonts w:ascii="Arial" w:cs="Arial" w:eastAsia="Arial" w:hAnsi="Arial"/>
+                <w:b w:val="false"/>
+                <w:bCs w:val="false"/>
+                <w:sz w:val="18"/>
+                <w:szCs w:val="18"/>
+              </w:rPr>
+              <w:t xml:space="preserve">0.00197</w:t>
+            </w:r>
+          </w:p>
+        </w:tc>
+        <w:tc>
+          <w:tcPr>
+            <w:tcW w:type="dxa" w:w="2466"/>
+            <w:tcBorders>
+              <w:top w:val="single" w:color="B0C8E0" w:sz="1"/>
+              <w:left w:val="single" w:color="B0C8E0" w:sz="1"/>
+              <w:bottom w:val="single" w:color="B0C8E0" w:sz="1"/>
+              <w:right w:val="single" w:color="B0C8E0" w:sz="1"/>
+            </w:tcBorders>
+            <w:shd w:fill="EEF4FB" w:val="clear"/>
+            <w:tcMar>
+              <w:top w:type="dxa" w:w="80"/>
+              <w:left w:type="dxa" w:w="100"/>
+              <w:bottom w:type="dxa" w:w="80"/>
+              <w:right w:type="dxa" w:w="100"/>
+            </w:tcMar>
+          </w:tcPr>
+          <w:p>
+            <w:r>
+              <w:rPr>
+                <w:rFonts w:ascii="Arial" w:cs="Arial" w:eastAsia="Arial" w:hAnsi="Arial"/>
+                <w:b w:val="false"/>
+                <w:bCs w:val="false"/>
+                <w:sz w:val="18"/>
+                <w:szCs w:val="18"/>
+              </w:rPr>
+              <w:t xml:space="preserve">Sobreexpresada</w:t>
+            </w:r>
+          </w:p>
+        </w:tc>
+      </w:tr>
+      <w:tr>
+        <w:tc>
+          <w:tcPr>
+            <w:tcW w:type="dxa" w:w="1800"/>
+            <w:tcBorders>
+              <w:top w:val="single" w:color="B0C8E0" w:sz="1"/>
+              <w:left w:val="single" w:color="B0C8E0" w:sz="1"/>
+              <w:bottom w:val="single" w:color="B0C8E0" w:sz="1"/>
+              <w:right w:val="single" w:color="B0C8E0" w:sz="1"/>
+            </w:tcBorders>
+            <w:shd w:fill="FFFFFF" w:val="clear"/>
+            <w:tcMar>
+              <w:top w:type="dxa" w:w="80"/>
+              <w:left w:type="dxa" w:w="100"/>
+              <w:bottom w:type="dxa" w:w="80"/>
+              <w:right w:type="dxa" w:w="100"/>
+            </w:tcMar>
+          </w:tcPr>
+          <w:p>
+            <w:r>
+              <w:rPr>
+                <w:rFonts w:ascii="Arial" w:cs="Arial" w:eastAsia="Arial" w:hAnsi="Arial"/>
+                <w:b w:val="false"/>
+                <w:bCs w:val="false"/>
+                <w:sz w:val="18"/>
+                <w:szCs w:val="18"/>
+              </w:rPr>
+              <w:t xml:space="preserve">ISG15</w:t>
+            </w:r>
+          </w:p>
+        </w:tc>
+        <w:tc>
+          <w:tcPr>
+            <w:tcW w:type="dxa" w:w="1600"/>
+            <w:tcBorders>
+              <w:top w:val="single" w:color="B0C8E0" w:sz="1"/>
+              <w:left w:val="single" w:color="B0C8E0" w:sz="1"/>
+              <w:bottom w:val="single" w:color="B0C8E0" w:sz="1"/>
+              <w:right w:val="single" w:color="B0C8E0" w:sz="1"/>
+            </w:tcBorders>
+            <w:shd w:fill="FFFFFF" w:val="clear"/>
+            <w:tcMar>
+              <w:top w:type="dxa" w:w="80"/>
+              <w:left w:type="dxa" w:w="100"/>
+              <w:bottom w:type="dxa" w:w="80"/>
+              <w:right w:type="dxa" w:w="100"/>
+            </w:tcMar>
+          </w:tcPr>
+          <w:p>
+            <w:r>
+              <w:rPr>
+                <w:rFonts w:ascii="Arial" w:cs="Arial" w:eastAsia="Arial" w:hAnsi="Arial"/>
+                <w:b w:val="false"/>
+                <w:bCs w:val="false"/>
+                <w:sz w:val="18"/>
+                <w:szCs w:val="18"/>
+              </w:rPr>
+              <w:t xml:space="preserve">P05161</w:t>
+            </w:r>
+          </w:p>
+        </w:tc>
+        <w:tc>
+          <w:tcPr>
+            <w:tcW w:type="dxa" w:w="1400"/>
+            <w:tcBorders>
+              <w:top w:val="single" w:color="B0C8E0" w:sz="1"/>
+              <w:left w:val="single" w:color="B0C8E0" w:sz="1"/>
+              <w:bottom w:val="single" w:color="B0C8E0" w:sz="1"/>
+              <w:right w:val="single" w:color="B0C8E0" w:sz="1"/>
+            </w:tcBorders>
+            <w:shd w:fill="FFFFFF" w:val="clear"/>
+            <w:tcMar>
+              <w:top w:type="dxa" w:w="80"/>
+              <w:left w:type="dxa" w:w="100"/>
+              <w:bottom w:type="dxa" w:w="80"/>
+              <w:right w:type="dxa" w:w="100"/>
+            </w:tcMar>
+          </w:tcPr>
+          <w:p>
+            <w:r>
+              <w:rPr>
+                <w:rFonts w:ascii="Arial" w:cs="Arial" w:eastAsia="Arial" w:hAnsi="Arial"/>
+                <w:b w:val="false"/>
+                <w:bCs w:val="false"/>
+                <w:sz w:val="18"/>
+                <w:szCs w:val="18"/>
+              </w:rPr>
+              <w:t xml:space="preserve">2.844</w:t>
+            </w:r>
+          </w:p>
+        </w:tc>
+        <w:tc>
+          <w:tcPr>
+            <w:tcW w:type="dxa" w:w="1600"/>
+            <w:tcBorders>
+              <w:top w:val="single" w:color="B0C8E0" w:sz="1"/>
+              <w:left w:val="single" w:color="B0C8E0" w:sz="1"/>
+              <w:bottom w:val="single" w:color="B0C8E0" w:sz="1"/>
+              <w:right w:val="single" w:color="B0C8E0" w:sz="1"/>
+            </w:tcBorders>
+            <w:shd w:fill="FFFFFF" w:val="clear"/>
+            <w:tcMar>
+              <w:top w:type="dxa" w:w="80"/>
+              <w:left w:type="dxa" w:w="100"/>
+              <w:bottom w:type="dxa" w:w="80"/>
+              <w:right w:type="dxa" w:w="100"/>
+            </w:tcMar>
+          </w:tcPr>
+          <w:p>
+            <w:r>
+              <w:rPr>
+                <w:rFonts w:ascii="Arial" w:cs="Arial" w:eastAsia="Arial" w:hAnsi="Arial"/>
+                <w:b w:val="false"/>
+                <w:bCs w:val="false"/>
+                <w:sz w:val="18"/>
+                <w:szCs w:val="18"/>
+              </w:rPr>
+              <w:t xml:space="preserve">0.00183</w:t>
+            </w:r>
+          </w:p>
+        </w:tc>
+        <w:tc>
+          <w:tcPr>
+            <w:tcW w:type="dxa" w:w="2466"/>
+            <w:tcBorders>
+              <w:top w:val="single" w:color="B0C8E0" w:sz="1"/>
+              <w:left w:val="single" w:color="B0C8E0" w:sz="1"/>
+              <w:bottom w:val="single" w:color="B0C8E0" w:sz="1"/>
+              <w:right w:val="single" w:color="B0C8E0" w:sz="1"/>
+            </w:tcBorders>
+            <w:shd w:fill="FFFFFF" w:val="clear"/>
+            <w:tcMar>
+              <w:top w:type="dxa" w:w="80"/>
+              <w:left w:type="dxa" w:w="100"/>
+              <w:bottom w:type="dxa" w:w="80"/>
+              <w:right w:type="dxa" w:w="100"/>
+            </w:tcMar>
+          </w:tcPr>
+          <w:p>
+            <w:r>
+              <w:rPr>
+                <w:rFonts w:ascii="Arial" w:cs="Arial" w:eastAsia="Arial" w:hAnsi="Arial"/>
+                <w:b w:val="false"/>
+                <w:bCs w:val="false"/>
+                <w:sz w:val="18"/>
+                <w:szCs w:val="18"/>
+              </w:rPr>
+              <w:t xml:space="preserve">Sobreexpresada</w:t>
+            </w:r>
+          </w:p>
+        </w:tc>
+      </w:tr>
+      <w:tr>
+        <w:tc>
+          <w:tcPr>
+            <w:tcW w:type="dxa" w:w="1800"/>
+            <w:tcBorders>
+              <w:top w:val="single" w:color="B0C8E0" w:sz="1"/>
+              <w:left w:val="single" w:color="B0C8E0" w:sz="1"/>
+              <w:bottom w:val="single" w:color="B0C8E0" w:sz="1"/>
+              <w:right w:val="single" w:color="B0C8E0" w:sz="1"/>
+            </w:tcBorders>
+            <w:shd w:fill="EEF4FB" w:val="clear"/>
+            <w:tcMar>
+              <w:top w:type="dxa" w:w="80"/>
+              <w:left w:type="dxa" w:w="100"/>
+              <w:bottom w:type="dxa" w:w="80"/>
+              <w:right w:type="dxa" w:w="100"/>
+            </w:tcMar>
+          </w:tcPr>
+          <w:p>
+            <w:r>
+              <w:rPr>
+                <w:rFonts w:ascii="Arial" w:cs="Arial" w:eastAsia="Arial" w:hAnsi="Arial"/>
+                <w:b w:val="false"/>
+                <w:bCs w:val="false"/>
+                <w:sz w:val="18"/>
+                <w:szCs w:val="18"/>
+              </w:rPr>
+              <w:t xml:space="preserve">FRRS1</w:t>
+            </w:r>
+          </w:p>
+        </w:tc>
+        <w:tc>
+          <w:tcPr>
+            <w:tcW w:type="dxa" w:w="1600"/>
+            <w:tcBorders>
+              <w:top w:val="single" w:color="B0C8E0" w:sz="1"/>
+              <w:left w:val="single" w:color="B0C8E0" w:sz="1"/>
+              <w:bottom w:val="single" w:color="B0C8E0" w:sz="1"/>
+              <w:right w:val="single" w:color="B0C8E0" w:sz="1"/>
+            </w:tcBorders>
+            <w:shd w:fill="EEF4FB" w:val="clear"/>
+            <w:tcMar>
+              <w:top w:type="dxa" w:w="80"/>
+              <w:left w:type="dxa" w:w="100"/>
+              <w:bottom w:type="dxa" w:w="80"/>
+              <w:right w:type="dxa" w:w="100"/>
+            </w:tcMar>
+          </w:tcPr>
+          <w:p>
+            <w:r>
+              <w:rPr>
+                <w:rFonts w:ascii="Arial" w:cs="Arial" w:eastAsia="Arial" w:hAnsi="Arial"/>
+                <w:b w:val="false"/>
+                <w:bCs w:val="false"/>
+                <w:sz w:val="18"/>
+                <w:szCs w:val="18"/>
+              </w:rPr>
+              <w:t xml:space="preserve">Q6ZNA5</w:t>
+            </w:r>
+          </w:p>
+        </w:tc>
+        <w:tc>
+          <w:tcPr>
+            <w:tcW w:type="dxa" w:w="1400"/>
+            <w:tcBorders>
+              <w:top w:val="single" w:color="B0C8E0" w:sz="1"/>
+              <w:left w:val="single" w:color="B0C8E0" w:sz="1"/>
+              <w:bottom w:val="single" w:color="B0C8E0" w:sz="1"/>
+              <w:right w:val="single" w:color="B0C8E0" w:sz="1"/>
+            </w:tcBorders>
+            <w:shd w:fill="EEF4FB" w:val="clear"/>
+            <w:tcMar>
+              <w:top w:type="dxa" w:w="80"/>
+              <w:left w:type="dxa" w:w="100"/>
+              <w:bottom w:type="dxa" w:w="80"/>
+              <w:right w:type="dxa" w:w="100"/>
+            </w:tcMar>
+          </w:tcPr>
+          <w:p>
+            <w:r>
+              <w:rPr>
+                <w:rFonts w:ascii="Arial" w:cs="Arial" w:eastAsia="Arial" w:hAnsi="Arial"/>
+                <w:b w:val="false"/>
+                <w:bCs w:val="false"/>
+                <w:sz w:val="18"/>
+                <w:szCs w:val="18"/>
+              </w:rPr>
+              <w:t xml:space="preserve">2.837</w:t>
+            </w:r>
+          </w:p>
+        </w:tc>
+        <w:tc>
+          <w:tcPr>
+            <w:tcW w:type="dxa" w:w="1600"/>
+            <w:tcBorders>
+              <w:top w:val="single" w:color="B0C8E0" w:sz="1"/>
+              <w:left w:val="single" w:color="B0C8E0" w:sz="1"/>
+              <w:bottom w:val="single" w:color="B0C8E0" w:sz="1"/>
+              <w:right w:val="single" w:color="B0C8E0" w:sz="1"/>
+            </w:tcBorders>
+            <w:shd w:fill="EEF4FB" w:val="clear"/>
+            <w:tcMar>
+              <w:top w:type="dxa" w:w="80"/>
+              <w:left w:type="dxa" w:w="100"/>
+              <w:bottom w:type="dxa" w:w="80"/>
+              <w:right w:type="dxa" w:w="100"/>
+            </w:tcMar>
+          </w:tcPr>
+          <w:p>
+            <w:r>
+              <w:rPr>
+                <w:rFonts w:ascii="Arial" w:cs="Arial" w:eastAsia="Arial" w:hAnsi="Arial"/>
+                <w:b w:val="false"/>
+                <w:bCs w:val="false"/>
+                <w:sz w:val="18"/>
+                <w:szCs w:val="18"/>
+              </w:rPr>
+              <w:t xml:space="preserve">0.00861</w:t>
+            </w:r>
+          </w:p>
+        </w:tc>
+        <w:tc>
+          <w:tcPr>
+            <w:tcW w:type="dxa" w:w="2466"/>
+            <w:tcBorders>
+              <w:top w:val="single" w:color="B0C8E0" w:sz="1"/>
+              <w:left w:val="single" w:color="B0C8E0" w:sz="1"/>
+              <w:bottom w:val="single" w:color="B0C8E0" w:sz="1"/>
+              <w:right w:val="single" w:color="B0C8E0" w:sz="1"/>
+            </w:tcBorders>
+            <w:shd w:fill="EEF4FB" w:val="clear"/>
+            <w:tcMar>
+              <w:top w:type="dxa" w:w="80"/>
+              <w:left w:type="dxa" w:w="100"/>
+              <w:bottom w:type="dxa" w:w="80"/>
+              <w:right w:type="dxa" w:w="100"/>
+            </w:tcMar>
+          </w:tcPr>
+          <w:p>
+            <w:r>
+              <w:rPr>
+                <w:rFonts w:ascii="Arial" w:cs="Arial" w:eastAsia="Arial" w:hAnsi="Arial"/>
+                <w:b w:val="false"/>
+                <w:bCs w:val="false"/>
+                <w:sz w:val="18"/>
+                <w:szCs w:val="18"/>
+              </w:rPr>
+              <w:t xml:space="preserve">Sobreexpresada</w:t>
+            </w:r>
+          </w:p>
+        </w:tc>
+      </w:tr>
+      <w:tr>
+        <w:tc>
+          <w:tcPr>
+            <w:tcW w:type="dxa" w:w="1800"/>
+            <w:tcBorders>
+              <w:top w:val="single" w:color="B0C8E0" w:sz="1"/>
+              <w:left w:val="single" w:color="B0C8E0" w:sz="1"/>
+              <w:bottom w:val="single" w:color="B0C8E0" w:sz="1"/>
+              <w:right w:val="single" w:color="B0C8E0" w:sz="1"/>
+            </w:tcBorders>
+            <w:shd w:fill="FFFFFF" w:val="clear"/>
+            <w:tcMar>
+              <w:top w:type="dxa" w:w="80"/>
+              <w:left w:type="dxa" w:w="100"/>
+              <w:bottom w:type="dxa" w:w="80"/>
+              <w:right w:type="dxa" w:w="100"/>
+            </w:tcMar>
+          </w:tcPr>
+          <w:p>
+            <w:r>
+              <w:rPr>
+                <w:rFonts w:ascii="Arial" w:cs="Arial" w:eastAsia="Arial" w:hAnsi="Arial"/>
+                <w:b w:val="false"/>
+                <w:bCs w:val="false"/>
+                <w:sz w:val="18"/>
+                <w:szCs w:val="18"/>
+              </w:rPr>
+              <w:t xml:space="preserve">RNASE2</w:t>
+            </w:r>
+          </w:p>
+        </w:tc>
+        <w:tc>
+          <w:tcPr>
+            <w:tcW w:type="dxa" w:w="1600"/>
+            <w:tcBorders>
+              <w:top w:val="single" w:color="B0C8E0" w:sz="1"/>
+              <w:left w:val="single" w:color="B0C8E0" w:sz="1"/>
+              <w:bottom w:val="single" w:color="B0C8E0" w:sz="1"/>
+              <w:right w:val="single" w:color="B0C8E0" w:sz="1"/>
+            </w:tcBorders>
+            <w:shd w:fill="FFFFFF" w:val="clear"/>
+            <w:tcMar>
+              <w:top w:type="dxa" w:w="80"/>
+              <w:left w:type="dxa" w:w="100"/>
+              <w:bottom w:type="dxa" w:w="80"/>
+              <w:right w:type="dxa" w:w="100"/>
+            </w:tcMar>
+          </w:tcPr>
+          <w:p>
+            <w:r>
+              <w:rPr>
+                <w:rFonts w:ascii="Arial" w:cs="Arial" w:eastAsia="Arial" w:hAnsi="Arial"/>
+                <w:b w:val="false"/>
+                <w:bCs w:val="false"/>
+                <w:sz w:val="18"/>
+                <w:szCs w:val="18"/>
+              </w:rPr>
+              <w:t xml:space="preserve">P10153</w:t>
+            </w:r>
+          </w:p>
+        </w:tc>
+        <w:tc>
+          <w:tcPr>
+            <w:tcW w:type="dxa" w:w="1400"/>
+            <w:tcBorders>
+              <w:top w:val="single" w:color="B0C8E0" w:sz="1"/>
+              <w:left w:val="single" w:color="B0C8E0" w:sz="1"/>
+              <w:bottom w:val="single" w:color="B0C8E0" w:sz="1"/>
+              <w:right w:val="single" w:color="B0C8E0" w:sz="1"/>
+            </w:tcBorders>
+            <w:shd w:fill="FFFFFF" w:val="clear"/>
+            <w:tcMar>
+              <w:top w:type="dxa" w:w="80"/>
+              <w:left w:type="dxa" w:w="100"/>
+              <w:bottom w:type="dxa" w:w="80"/>
+              <w:right w:type="dxa" w:w="100"/>
+            </w:tcMar>
+          </w:tcPr>
+          <w:p>
+            <w:r>
+              <w:rPr>
+                <w:rFonts w:ascii="Arial" w:cs="Arial" w:eastAsia="Arial" w:hAnsi="Arial"/>
+                <w:b w:val="false"/>
+                <w:bCs w:val="false"/>
+                <w:sz w:val="18"/>
+                <w:szCs w:val="18"/>
+              </w:rPr>
+              <w:t xml:space="preserve">2.836</w:t>
+            </w:r>
+          </w:p>
+        </w:tc>
+        <w:tc>
+          <w:tcPr>
+            <w:tcW w:type="dxa" w:w="1600"/>
+            <w:tcBorders>
+              <w:top w:val="single" w:color="B0C8E0" w:sz="1"/>
+              <w:left w:val="single" w:color="B0C8E0" w:sz="1"/>
+              <w:bottom w:val="single" w:color="B0C8E0" w:sz="1"/>
+              <w:right w:val="single" w:color="B0C8E0" w:sz="1"/>
+            </w:tcBorders>
+            <w:shd w:fill="FFFFFF" w:val="clear"/>
+            <w:tcMar>
+              <w:top w:type="dxa" w:w="80"/>
+              <w:left w:type="dxa" w:w="100"/>
+              <w:bottom w:type="dxa" w:w="80"/>
+              <w:right w:type="dxa" w:w="100"/>
+            </w:tcMar>
+          </w:tcPr>
+          <w:p>
+            <w:r>
+              <w:rPr>
+                <w:rFonts w:ascii="Arial" w:cs="Arial" w:eastAsia="Arial" w:hAnsi="Arial"/>
+                <w:b w:val="false"/>
+                <w:bCs w:val="false"/>
+                <w:sz w:val="18"/>
+                <w:szCs w:val="18"/>
+              </w:rPr>
+              <w:t xml:space="preserve">0.0169</w:t>
+            </w:r>
+          </w:p>
+        </w:tc>
+        <w:tc>
+          <w:tcPr>
+            <w:tcW w:type="dxa" w:w="2466"/>
+            <w:tcBorders>
+              <w:top w:val="single" w:color="B0C8E0" w:sz="1"/>
+              <w:left w:val="single" w:color="B0C8E0" w:sz="1"/>
+              <w:bottom w:val="single" w:color="B0C8E0" w:sz="1"/>
+              <w:right w:val="single" w:color="B0C8E0" w:sz="1"/>
+            </w:tcBorders>
+            <w:shd w:fill="FFFFFF" w:val="clear"/>
+            <w:tcMar>
+              <w:top w:type="dxa" w:w="80"/>
+              <w:left w:type="dxa" w:w="100"/>
+              <w:bottom w:type="dxa" w:w="80"/>
+              <w:right w:type="dxa" w:w="100"/>
+            </w:tcMar>
+          </w:tcPr>
+          <w:p>
+            <w:r>
+              <w:rPr>
+                <w:rFonts w:ascii="Arial" w:cs="Arial" w:eastAsia="Arial" w:hAnsi="Arial"/>
+                <w:b w:val="false"/>
+                <w:bCs w:val="false"/>
+                <w:sz w:val="18"/>
+                <w:szCs w:val="18"/>
+              </w:rPr>
+              <w:t xml:space="preserve">Sobreexpresada</w:t>
+            </w:r>
+          </w:p>
+        </w:tc>
+      </w:tr>
+      <w:tr>
+        <w:tc>
+          <w:tcPr>
+            <w:tcW w:type="dxa" w:w="1800"/>
+            <w:tcBorders>
+              <w:top w:val="single" w:color="B0C8E0" w:sz="1"/>
+              <w:left w:val="single" w:color="B0C8E0" w:sz="1"/>
+              <w:bottom w:val="single" w:color="B0C8E0" w:sz="1"/>
+              <w:right w:val="single" w:color="B0C8E0" w:sz="1"/>
+            </w:tcBorders>
+            <w:shd w:fill="EEF4FB" w:val="clear"/>
+            <w:tcMar>
+              <w:top w:type="dxa" w:w="80"/>
+              <w:left w:type="dxa" w:w="100"/>
+              <w:bottom w:type="dxa" w:w="80"/>
+              <w:right w:type="dxa" w:w="100"/>
+            </w:tcMar>
+          </w:tcPr>
+          <w:p>
+            <w:r>
+              <w:rPr>
+                <w:rFonts w:ascii="Arial" w:cs="Arial" w:eastAsia="Arial" w:hAnsi="Arial"/>
+                <w:b w:val="false"/>
+                <w:bCs w:val="false"/>
+                <w:sz w:val="18"/>
+                <w:szCs w:val="18"/>
+              </w:rPr>
+              <w:t xml:space="preserve">COL4A1</w:t>
+            </w:r>
+          </w:p>
+        </w:tc>
+        <w:tc>
+          <w:tcPr>
+            <w:tcW w:type="dxa" w:w="1600"/>
+            <w:tcBorders>
+              <w:top w:val="single" w:color="B0C8E0" w:sz="1"/>
+              <w:left w:val="single" w:color="B0C8E0" w:sz="1"/>
+              <w:bottom w:val="single" w:color="B0C8E0" w:sz="1"/>
+              <w:right w:val="single" w:color="B0C8E0" w:sz="1"/>
+            </w:tcBorders>
+            <w:shd w:fill="EEF4FB" w:val="clear"/>
+            <w:tcMar>
+              <w:top w:type="dxa" w:w="80"/>
+              <w:left w:type="dxa" w:w="100"/>
+              <w:bottom w:type="dxa" w:w="80"/>
+              <w:right w:type="dxa" w:w="100"/>
+            </w:tcMar>
+          </w:tcPr>
+          <w:p>
+            <w:r>
+              <w:rPr>
+                <w:rFonts w:ascii="Arial" w:cs="Arial" w:eastAsia="Arial" w:hAnsi="Arial"/>
+                <w:b w:val="false"/>
+                <w:bCs w:val="false"/>
+                <w:sz w:val="18"/>
+                <w:szCs w:val="18"/>
+              </w:rPr>
+              <w:t xml:space="preserve">P02462</w:t>
+            </w:r>
+          </w:p>
+        </w:tc>
+        <w:tc>
+          <w:tcPr>
+            <w:tcW w:type="dxa" w:w="1400"/>
+            <w:tcBorders>
+              <w:top w:val="single" w:color="B0C8E0" w:sz="1"/>
+              <w:left w:val="single" w:color="B0C8E0" w:sz="1"/>
+              <w:bottom w:val="single" w:color="B0C8E0" w:sz="1"/>
+              <w:right w:val="single" w:color="B0C8E0" w:sz="1"/>
+            </w:tcBorders>
+            <w:shd w:fill="EEF4FB" w:val="clear"/>
+            <w:tcMar>
+              <w:top w:type="dxa" w:w="80"/>
+              <w:left w:type="dxa" w:w="100"/>
+              <w:bottom w:type="dxa" w:w="80"/>
+              <w:right w:type="dxa" w:w="100"/>
+            </w:tcMar>
+          </w:tcPr>
+          <w:p>
+            <w:r>
+              <w:rPr>
+                <w:rFonts w:ascii="Arial" w:cs="Arial" w:eastAsia="Arial" w:hAnsi="Arial"/>
+                <w:b w:val="false"/>
+                <w:bCs w:val="false"/>
+                <w:sz w:val="18"/>
+                <w:szCs w:val="18"/>
+              </w:rPr>
+              <w:t xml:space="preserve">2.658</w:t>
+            </w:r>
+          </w:p>
+        </w:tc>
+        <w:tc>
+          <w:tcPr>
+            <w:tcW w:type="dxa" w:w="1600"/>
+            <w:tcBorders>
+              <w:top w:val="single" w:color="B0C8E0" w:sz="1"/>
+              <w:left w:val="single" w:color="B0C8E0" w:sz="1"/>
+              <w:bottom w:val="single" w:color="B0C8E0" w:sz="1"/>
+              <w:right w:val="single" w:color="B0C8E0" w:sz="1"/>
+            </w:tcBorders>
+            <w:shd w:fill="EEF4FB" w:val="clear"/>
+            <w:tcMar>
+              <w:top w:type="dxa" w:w="80"/>
+              <w:left w:type="dxa" w:w="100"/>
+              <w:bottom w:type="dxa" w:w="80"/>
+              <w:right w:type="dxa" w:w="100"/>
+            </w:tcMar>
+          </w:tcPr>
+          <w:p>
+            <w:r>
+              <w:rPr>
+                <w:rFonts w:ascii="Arial" w:cs="Arial" w:eastAsia="Arial" w:hAnsi="Arial"/>
+                <w:b w:val="false"/>
+                <w:bCs w:val="false"/>
+                <w:sz w:val="18"/>
+                <w:szCs w:val="18"/>
+              </w:rPr>
+              <w:t xml:space="preserve">0.00174</w:t>
+            </w:r>
+          </w:p>
+        </w:tc>
+        <w:tc>
+          <w:tcPr>
+            <w:tcW w:type="dxa" w:w="2466"/>
+            <w:tcBorders>
+              <w:top w:val="single" w:color="B0C8E0" w:sz="1"/>
+              <w:left w:val="single" w:color="B0C8E0" w:sz="1"/>
+              <w:bottom w:val="single" w:color="B0C8E0" w:sz="1"/>
+              <w:right w:val="single" w:color="B0C8E0" w:sz="1"/>
+            </w:tcBorders>
+            <w:shd w:fill="EEF4FB" w:val="clear"/>
+            <w:tcMar>
+              <w:top w:type="dxa" w:w="80"/>
+              <w:left w:type="dxa" w:w="100"/>
+              <w:bottom w:type="dxa" w:w="80"/>
+              <w:right w:type="dxa" w:w="100"/>
+            </w:tcMar>
+          </w:tcPr>
+          <w:p>
+            <w:r>
+              <w:rPr>
+                <w:rFonts w:ascii="Arial" w:cs="Arial" w:eastAsia="Arial" w:hAnsi="Arial"/>
+                <w:b w:val="false"/>
+                <w:bCs w:val="false"/>
+                <w:sz w:val="18"/>
+                <w:szCs w:val="18"/>
+              </w:rPr>
+              <w:t xml:space="preserve">Sobreexpresada</w:t>
+            </w:r>
+          </w:p>
+        </w:tc>
+      </w:tr>
+      <w:tr>
+        <w:tc>
+          <w:tcPr>
+            <w:tcW w:type="dxa" w:w="1800"/>
+            <w:tcBorders>
+              <w:top w:val="single" w:color="B0C8E0" w:sz="1"/>
+              <w:left w:val="single" w:color="B0C8E0" w:sz="1"/>
+              <w:bottom w:val="single" w:color="B0C8E0" w:sz="1"/>
+              <w:right w:val="single" w:color="B0C8E0" w:sz="1"/>
+            </w:tcBorders>
+            <w:shd w:fill="FFFFFF" w:val="clear"/>
+            <w:tcMar>
+              <w:top w:type="dxa" w:w="80"/>
+              <w:left w:type="dxa" w:w="100"/>
+              <w:bottom w:type="dxa" w:w="80"/>
+              <w:right w:type="dxa" w:w="100"/>
+            </w:tcMar>
+          </w:tcPr>
+          <w:p>
+            <w:r>
+              <w:rPr>
+                <w:rFonts w:ascii="Arial" w:cs="Arial" w:eastAsia="Arial" w:hAnsi="Arial"/>
+                <w:b w:val="false"/>
+                <w:bCs w:val="false"/>
+                <w:sz w:val="18"/>
+                <w:szCs w:val="18"/>
+              </w:rPr>
+              <w:t xml:space="preserve">LSM7</w:t>
+            </w:r>
+          </w:p>
+        </w:tc>
+        <w:tc>
+          <w:tcPr>
+            <w:tcW w:type="dxa" w:w="1600"/>
+            <w:tcBorders>
+              <w:top w:val="single" w:color="B0C8E0" w:sz="1"/>
+              <w:left w:val="single" w:color="B0C8E0" w:sz="1"/>
+              <w:bottom w:val="single" w:color="B0C8E0" w:sz="1"/>
+              <w:right w:val="single" w:color="B0C8E0" w:sz="1"/>
+            </w:tcBorders>
+            <w:shd w:fill="FFFFFF" w:val="clear"/>
+            <w:tcMar>
+              <w:top w:type="dxa" w:w="80"/>
+              <w:left w:type="dxa" w:w="100"/>
+              <w:bottom w:type="dxa" w:w="80"/>
+              <w:right w:type="dxa" w:w="100"/>
+            </w:tcMar>
+          </w:tcPr>
+          <w:p>
+            <w:r>
+              <w:rPr>
+                <w:rFonts w:ascii="Arial" w:cs="Arial" w:eastAsia="Arial" w:hAnsi="Arial"/>
+                <w:b w:val="false"/>
+                <w:bCs w:val="false"/>
+                <w:sz w:val="18"/>
+                <w:szCs w:val="18"/>
+              </w:rPr>
+              <w:t xml:space="preserve">Q9UK45</w:t>
+            </w:r>
+          </w:p>
+        </w:tc>
+        <w:tc>
+          <w:tcPr>
+            <w:tcW w:type="dxa" w:w="1400"/>
+            <w:tcBorders>
+              <w:top w:val="single" w:color="B0C8E0" w:sz="1"/>
+              <w:left w:val="single" w:color="B0C8E0" w:sz="1"/>
+              <w:bottom w:val="single" w:color="B0C8E0" w:sz="1"/>
+              <w:right w:val="single" w:color="B0C8E0" w:sz="1"/>
+            </w:tcBorders>
+            <w:shd w:fill="FFFFFF" w:val="clear"/>
+            <w:tcMar>
+              <w:top w:type="dxa" w:w="80"/>
+              <w:left w:type="dxa" w:w="100"/>
+              <w:bottom w:type="dxa" w:w="80"/>
+              <w:right w:type="dxa" w:w="100"/>
+            </w:tcMar>
+          </w:tcPr>
+          <w:p>
+            <w:r>
+              <w:rPr>
+                <w:rFonts w:ascii="Arial" w:cs="Arial" w:eastAsia="Arial" w:hAnsi="Arial"/>
+                <w:b w:val="false"/>
+                <w:bCs w:val="false"/>
+                <w:sz w:val="18"/>
+                <w:szCs w:val="18"/>
+              </w:rPr>
+              <w:t xml:space="preserve">2.653</w:t>
+            </w:r>
+          </w:p>
+        </w:tc>
+        <w:tc>
+          <w:tcPr>
+            <w:tcW w:type="dxa" w:w="1600"/>
+            <w:tcBorders>
+              <w:top w:val="single" w:color="B0C8E0" w:sz="1"/>
+              <w:left w:val="single" w:color="B0C8E0" w:sz="1"/>
+              <w:bottom w:val="single" w:color="B0C8E0" w:sz="1"/>
+              <w:right w:val="single" w:color="B0C8E0" w:sz="1"/>
+            </w:tcBorders>
+            <w:shd w:fill="FFFFFF" w:val="clear"/>
+            <w:tcMar>
+              <w:top w:type="dxa" w:w="80"/>
+              <w:left w:type="dxa" w:w="100"/>
+              <w:bottom w:type="dxa" w:w="80"/>
+              <w:right w:type="dxa" w:w="100"/>
+            </w:tcMar>
+          </w:tcPr>
+          <w:p>
+            <w:r>
+              <w:rPr>
+                <w:rFonts w:ascii="Arial" w:cs="Arial" w:eastAsia="Arial" w:hAnsi="Arial"/>
+                <w:b w:val="false"/>
+                <w:bCs w:val="false"/>
+                <w:sz w:val="18"/>
+                <w:szCs w:val="18"/>
+              </w:rPr>
+              <w:t xml:space="preserve">0.00755</w:t>
+            </w:r>
+          </w:p>
+        </w:tc>
+        <w:tc>
+          <w:tcPr>
+            <w:tcW w:type="dxa" w:w="2466"/>
+            <w:tcBorders>
+              <w:top w:val="single" w:color="B0C8E0" w:sz="1"/>
+              <w:left w:val="single" w:color="B0C8E0" w:sz="1"/>
+              <w:bottom w:val="single" w:color="B0C8E0" w:sz="1"/>
+              <w:right w:val="single" w:color="B0C8E0" w:sz="1"/>
+            </w:tcBorders>
+            <w:shd w:fill="FFFFFF" w:val="clear"/>
+            <w:tcMar>
+              <w:top w:type="dxa" w:w="80"/>
+              <w:left w:type="dxa" w:w="100"/>
+              <w:bottom w:type="dxa" w:w="80"/>
+              <w:right w:type="dxa" w:w="100"/>
+            </w:tcMar>
+          </w:tcPr>
+          <w:p>
+            <w:r>
+              <w:rPr>
+                <w:rFonts w:ascii="Arial" w:cs="Arial" w:eastAsia="Arial" w:hAnsi="Arial"/>
+                <w:b w:val="false"/>
+                <w:bCs w:val="false"/>
+                <w:sz w:val="18"/>
+                <w:szCs w:val="18"/>
+              </w:rPr>
+              <w:t xml:space="preserve">Sobreexpresada</w:t>
+            </w:r>
+          </w:p>
+        </w:tc>
+      </w:tr>
+      <w:tr>
+        <w:tc>
+          <w:tcPr>
+            <w:tcW w:type="dxa" w:w="1800"/>
+            <w:tcBorders>
+              <w:top w:val="single" w:color="B0C8E0" w:sz="1"/>
+              <w:left w:val="single" w:color="B0C8E0" w:sz="1"/>
+              <w:bottom w:val="single" w:color="B0C8E0" w:sz="1"/>
+              <w:right w:val="single" w:color="B0C8E0" w:sz="1"/>
+            </w:tcBorders>
+            <w:shd w:fill="EEF4FB" w:val="clear"/>
+            <w:tcMar>
+              <w:top w:type="dxa" w:w="80"/>
+              <w:left w:type="dxa" w:w="100"/>
+              <w:bottom w:type="dxa" w:w="80"/>
+              <w:right w:type="dxa" w:w="100"/>
+            </w:tcMar>
+          </w:tcPr>
+          <w:p>
+            <w:r>
+              <w:rPr>
+                <w:rFonts w:ascii="Arial" w:cs="Arial" w:eastAsia="Arial" w:hAnsi="Arial"/>
+                <w:b w:val="false"/>
+                <w:bCs w:val="false"/>
+                <w:sz w:val="18"/>
+                <w:szCs w:val="18"/>
+              </w:rPr>
+              <w:t xml:space="preserve">STARD5</w:t>
+            </w:r>
+          </w:p>
+        </w:tc>
+        <w:tc>
+          <w:tcPr>
+            <w:tcW w:type="dxa" w:w="1600"/>
+            <w:tcBorders>
+              <w:top w:val="single" w:color="B0C8E0" w:sz="1"/>
+              <w:left w:val="single" w:color="B0C8E0" w:sz="1"/>
+              <w:bottom w:val="single" w:color="B0C8E0" w:sz="1"/>
+              <w:right w:val="single" w:color="B0C8E0" w:sz="1"/>
+            </w:tcBorders>
+            <w:shd w:fill="EEF4FB" w:val="clear"/>
+            <w:tcMar>
+              <w:top w:type="dxa" w:w="80"/>
+              <w:left w:type="dxa" w:w="100"/>
+              <w:bottom w:type="dxa" w:w="80"/>
+              <w:right w:type="dxa" w:w="100"/>
+            </w:tcMar>
+          </w:tcPr>
+          <w:p>
+            <w:r>
+              <w:rPr>
+                <w:rFonts w:ascii="Arial" w:cs="Arial" w:eastAsia="Arial" w:hAnsi="Arial"/>
+                <w:b w:val="false"/>
+                <w:bCs w:val="false"/>
+                <w:sz w:val="18"/>
+                <w:szCs w:val="18"/>
+              </w:rPr>
+              <w:t xml:space="preserve">Q9NSY2</w:t>
+            </w:r>
+          </w:p>
+        </w:tc>
+        <w:tc>
+          <w:tcPr>
+            <w:tcW w:type="dxa" w:w="1400"/>
+            <w:tcBorders>
+              <w:top w:val="single" w:color="B0C8E0" w:sz="1"/>
+              <w:left w:val="single" w:color="B0C8E0" w:sz="1"/>
+              <w:bottom w:val="single" w:color="B0C8E0" w:sz="1"/>
+              <w:right w:val="single" w:color="B0C8E0" w:sz="1"/>
+            </w:tcBorders>
+            <w:shd w:fill="EEF4FB" w:val="clear"/>
+            <w:tcMar>
+              <w:top w:type="dxa" w:w="80"/>
+              <w:left w:type="dxa" w:w="100"/>
+              <w:bottom w:type="dxa" w:w="80"/>
+              <w:right w:type="dxa" w:w="100"/>
+            </w:tcMar>
+          </w:tcPr>
+          <w:p>
+            <w:r>
+              <w:rPr>
+                <w:rFonts w:ascii="Arial" w:cs="Arial" w:eastAsia="Arial" w:hAnsi="Arial"/>
+                <w:b w:val="false"/>
+                <w:bCs w:val="false"/>
+                <w:sz w:val="18"/>
+                <w:szCs w:val="18"/>
+              </w:rPr>
+              <w:t xml:space="preserve">2.646</w:t>
+            </w:r>
+          </w:p>
+        </w:tc>
+        <w:tc>
+          <w:tcPr>
+            <w:tcW w:type="dxa" w:w="1600"/>
+            <w:tcBorders>
+              <w:top w:val="single" w:color="B0C8E0" w:sz="1"/>
+              <w:left w:val="single" w:color="B0C8E0" w:sz="1"/>
+              <w:bottom w:val="single" w:color="B0C8E0" w:sz="1"/>
+              <w:right w:val="single" w:color="B0C8E0" w:sz="1"/>
+            </w:tcBorders>
+            <w:shd w:fill="EEF4FB" w:val="clear"/>
+            <w:tcMar>
+              <w:top w:type="dxa" w:w="80"/>
+              <w:left w:type="dxa" w:w="100"/>
+              <w:bottom w:type="dxa" w:w="80"/>
+              <w:right w:type="dxa" w:w="100"/>
+            </w:tcMar>
+          </w:tcPr>
+          <w:p>
+            <w:r>
+              <w:rPr>
+                <w:rFonts w:ascii="Arial" w:cs="Arial" w:eastAsia="Arial" w:hAnsi="Arial"/>
+                <w:b w:val="false"/>
+                <w:bCs w:val="false"/>
+                <w:sz w:val="18"/>
+                <w:szCs w:val="18"/>
+              </w:rPr>
+              <w:t xml:space="preserve">0.00483</w:t>
+            </w:r>
+          </w:p>
+        </w:tc>
+        <w:tc>
+          <w:tcPr>
+            <w:tcW w:type="dxa" w:w="2466"/>
+            <w:tcBorders>
+              <w:top w:val="single" w:color="B0C8E0" w:sz="1"/>
+              <w:left w:val="single" w:color="B0C8E0" w:sz="1"/>
+              <w:bottom w:val="single" w:color="B0C8E0" w:sz="1"/>
+              <w:right w:val="single" w:color="B0C8E0" w:sz="1"/>
+            </w:tcBorders>
+            <w:shd w:fill="EEF4FB" w:val="clear"/>
+            <w:tcMar>
+              <w:top w:type="dxa" w:w="80"/>
+              <w:left w:type="dxa" w:w="100"/>
+              <w:bottom w:type="dxa" w:w="80"/>
+              <w:right w:type="dxa" w:w="100"/>
+            </w:tcMar>
+          </w:tcPr>
+          <w:p>
+            <w:r>
+              <w:rPr>
+                <w:rFonts w:ascii="Arial" w:cs="Arial" w:eastAsia="Arial" w:hAnsi="Arial"/>
+                <w:b w:val="false"/>
+                <w:bCs w:val="false"/>
+                <w:sz w:val="18"/>
+                <w:szCs w:val="18"/>
+              </w:rPr>
+              <w:t xml:space="preserve">Sobreexpresada</w:t>
+            </w:r>
+          </w:p>
+        </w:tc>
+      </w:tr>
+      <w:tr>
+        <w:tc>
+          <w:tcPr>
+            <w:tcW w:type="dxa" w:w="1800"/>
+            <w:tcBorders>
+              <w:top w:val="single" w:color="B0C8E0" w:sz="1"/>
+              <w:left w:val="single" w:color="B0C8E0" w:sz="1"/>
+              <w:bottom w:val="single" w:color="B0C8E0" w:sz="1"/>
+              <w:right w:val="single" w:color="B0C8E0" w:sz="1"/>
+            </w:tcBorders>
+            <w:shd w:fill="FFFFFF" w:val="clear"/>
+            <w:tcMar>
+              <w:top w:type="dxa" w:w="80"/>
+              <w:left w:type="dxa" w:w="100"/>
+              <w:bottom w:type="dxa" w:w="80"/>
+              <w:right w:type="dxa" w:w="100"/>
+            </w:tcMar>
+          </w:tcPr>
+          <w:p>
+            <w:r>
+              <w:rPr>
+                <w:rFonts w:ascii="Arial" w:cs="Arial" w:eastAsia="Arial" w:hAnsi="Arial"/>
+                <w:b w:val="false"/>
+                <w:bCs w:val="false"/>
+                <w:sz w:val="18"/>
+                <w:szCs w:val="18"/>
+              </w:rPr>
+              <w:t xml:space="preserve">EIF2S3B</w:t>
+            </w:r>
+          </w:p>
+        </w:tc>
+        <w:tc>
+          <w:tcPr>
+            <w:tcW w:type="dxa" w:w="1600"/>
+            <w:tcBorders>
+              <w:top w:val="single" w:color="B0C8E0" w:sz="1"/>
+              <w:left w:val="single" w:color="B0C8E0" w:sz="1"/>
+              <w:bottom w:val="single" w:color="B0C8E0" w:sz="1"/>
+              <w:right w:val="single" w:color="B0C8E0" w:sz="1"/>
+            </w:tcBorders>
+            <w:shd w:fill="FFFFFF" w:val="clear"/>
+            <w:tcMar>
+              <w:top w:type="dxa" w:w="80"/>
+              <w:left w:type="dxa" w:w="100"/>
+              <w:bottom w:type="dxa" w:w="80"/>
+              <w:right w:type="dxa" w:w="100"/>
+            </w:tcMar>
+          </w:tcPr>
+          <w:p>
+            <w:r>
+              <w:rPr>
+                <w:rFonts w:ascii="Arial" w:cs="Arial" w:eastAsia="Arial" w:hAnsi="Arial"/>
+                <w:b w:val="false"/>
+                <w:bCs w:val="false"/>
+                <w:sz w:val="18"/>
+                <w:szCs w:val="18"/>
+              </w:rPr>
+              <w:t xml:space="preserve">Q2VIR3</w:t>
+            </w:r>
+          </w:p>
+        </w:tc>
+        <w:tc>
+          <w:tcPr>
+            <w:tcW w:type="dxa" w:w="1400"/>
+            <w:tcBorders>
+              <w:top w:val="single" w:color="B0C8E0" w:sz="1"/>
+              <w:left w:val="single" w:color="B0C8E0" w:sz="1"/>
+              <w:bottom w:val="single" w:color="B0C8E0" w:sz="1"/>
+              <w:right w:val="single" w:color="B0C8E0" w:sz="1"/>
+            </w:tcBorders>
+            <w:shd w:fill="FFFFFF" w:val="clear"/>
+            <w:tcMar>
+              <w:top w:type="dxa" w:w="80"/>
+              <w:left w:type="dxa" w:w="100"/>
+              <w:bottom w:type="dxa" w:w="80"/>
+              <w:right w:type="dxa" w:w="100"/>
+            </w:tcMar>
+          </w:tcPr>
+          <w:p>
+            <w:r>
+              <w:rPr>
+                <w:rFonts w:ascii="Arial" w:cs="Arial" w:eastAsia="Arial" w:hAnsi="Arial"/>
+                <w:b w:val="false"/>
+                <w:bCs w:val="false"/>
+                <w:sz w:val="18"/>
+                <w:szCs w:val="18"/>
+              </w:rPr>
+              <w:t xml:space="preserve">2.644</w:t>
+            </w:r>
+          </w:p>
+        </w:tc>
+        <w:tc>
+          <w:tcPr>
+            <w:tcW w:type="dxa" w:w="1600"/>
+            <w:tcBorders>
+              <w:top w:val="single" w:color="B0C8E0" w:sz="1"/>
+              <w:left w:val="single" w:color="B0C8E0" w:sz="1"/>
+              <w:bottom w:val="single" w:color="B0C8E0" w:sz="1"/>
+              <w:right w:val="single" w:color="B0C8E0" w:sz="1"/>
+            </w:tcBorders>
+            <w:shd w:fill="FFFFFF" w:val="clear"/>
+            <w:tcMar>
+              <w:top w:type="dxa" w:w="80"/>
+              <w:left w:type="dxa" w:w="100"/>
+              <w:bottom w:type="dxa" w:w="80"/>
+              <w:right w:type="dxa" w:w="100"/>
+            </w:tcMar>
+          </w:tcPr>
+          <w:p>
+            <w:r>
+              <w:rPr>
+                <w:rFonts w:ascii="Arial" w:cs="Arial" w:eastAsia="Arial" w:hAnsi="Arial"/>
+                <w:b w:val="false"/>
+                <w:bCs w:val="false"/>
+                <w:sz w:val="18"/>
+                <w:szCs w:val="18"/>
+              </w:rPr>
+              <w:t xml:space="preserve">0.0128</w:t>
+            </w:r>
+          </w:p>
+        </w:tc>
+        <w:tc>
+          <w:tcPr>
+            <w:tcW w:type="dxa" w:w="2466"/>
+            <w:tcBorders>
+              <w:top w:val="single" w:color="B0C8E0" w:sz="1"/>
+              <w:left w:val="single" w:color="B0C8E0" w:sz="1"/>
+              <w:bottom w:val="single" w:color="B0C8E0" w:sz="1"/>
+              <w:right w:val="single" w:color="B0C8E0" w:sz="1"/>
+            </w:tcBorders>
+            <w:shd w:fill="FFFFFF" w:val="clear"/>
+            <w:tcMar>
+              <w:top w:type="dxa" w:w="80"/>
+              <w:left w:type="dxa" w:w="100"/>
+              <w:bottom w:type="dxa" w:w="80"/>
+              <w:right w:type="dxa" w:w="100"/>
+            </w:tcMar>
+          </w:tcPr>
+          <w:p>
+            <w:r>
+              <w:rPr>
+                <w:rFonts w:ascii="Arial" w:cs="Arial" w:eastAsia="Arial" w:hAnsi="Arial"/>
+                <w:b w:val="false"/>
+                <w:bCs w:val="false"/>
+                <w:sz w:val="18"/>
+                <w:szCs w:val="18"/>
+              </w:rPr>
+              <w:t xml:space="preserve">Sobreexpresada</w:t>
+            </w:r>
+          </w:p>
+        </w:tc>
+      </w:tr>
+      <w:tr>
+        <w:tc>
+          <w:tcPr>
+            <w:tcW w:type="dxa" w:w="1800"/>
+            <w:tcBorders>
+              <w:top w:val="single" w:color="B0C8E0" w:sz="1"/>
+              <w:left w:val="single" w:color="B0C8E0" w:sz="1"/>
+              <w:bottom w:val="single" w:color="B0C8E0" w:sz="1"/>
+              <w:right w:val="single" w:color="B0C8E0" w:sz="1"/>
+            </w:tcBorders>
+            <w:shd w:fill="EEF4FB" w:val="clear"/>
+            <w:tcMar>
+              <w:top w:type="dxa" w:w="80"/>
+              <w:left w:type="dxa" w:w="100"/>
+              <w:bottom w:type="dxa" w:w="80"/>
+              <w:right w:type="dxa" w:w="100"/>
+            </w:tcMar>
+          </w:tcPr>
+          <w:p>
+            <w:r>
+              <w:rPr>
+                <w:rFonts w:ascii="Arial" w:cs="Arial" w:eastAsia="Arial" w:hAnsi="Arial"/>
+                <w:b w:val="false"/>
+                <w:bCs w:val="false"/>
+                <w:sz w:val="18"/>
+                <w:szCs w:val="18"/>
+              </w:rPr>
+              <w:t xml:space="preserve">SUB1</w:t>
+            </w:r>
+          </w:p>
+        </w:tc>
+        <w:tc>
+          <w:tcPr>
+            <w:tcW w:type="dxa" w:w="1600"/>
+            <w:tcBorders>
+              <w:top w:val="single" w:color="B0C8E0" w:sz="1"/>
+              <w:left w:val="single" w:color="B0C8E0" w:sz="1"/>
+              <w:bottom w:val="single" w:color="B0C8E0" w:sz="1"/>
+              <w:right w:val="single" w:color="B0C8E0" w:sz="1"/>
+            </w:tcBorders>
+            <w:shd w:fill="EEF4FB" w:val="clear"/>
+            <w:tcMar>
+              <w:top w:type="dxa" w:w="80"/>
+              <w:left w:type="dxa" w:w="100"/>
+              <w:bottom w:type="dxa" w:w="80"/>
+              <w:right w:type="dxa" w:w="100"/>
+            </w:tcMar>
+          </w:tcPr>
+          <w:p>
+            <w:r>
+              <w:rPr>
+                <w:rFonts w:ascii="Arial" w:cs="Arial" w:eastAsia="Arial" w:hAnsi="Arial"/>
+                <w:b w:val="false"/>
+                <w:bCs w:val="false"/>
+                <w:sz w:val="18"/>
+                <w:szCs w:val="18"/>
+              </w:rPr>
+              <w:t xml:space="preserve">P53999</w:t>
+            </w:r>
+          </w:p>
+        </w:tc>
+        <w:tc>
+          <w:tcPr>
+            <w:tcW w:type="dxa" w:w="1400"/>
+            <w:tcBorders>
+              <w:top w:val="single" w:color="B0C8E0" w:sz="1"/>
+              <w:left w:val="single" w:color="B0C8E0" w:sz="1"/>
+              <w:bottom w:val="single" w:color="B0C8E0" w:sz="1"/>
+              <w:right w:val="single" w:color="B0C8E0" w:sz="1"/>
+            </w:tcBorders>
+            <w:shd w:fill="EEF4FB" w:val="clear"/>
+            <w:tcMar>
+              <w:top w:type="dxa" w:w="80"/>
+              <w:left w:type="dxa" w:w="100"/>
+              <w:bottom w:type="dxa" w:w="80"/>
+              <w:right w:type="dxa" w:w="100"/>
+            </w:tcMar>
+          </w:tcPr>
+          <w:p>
+            <w:r>
+              <w:rPr>
+                <w:rFonts w:ascii="Arial" w:cs="Arial" w:eastAsia="Arial" w:hAnsi="Arial"/>
+                <w:b w:val="false"/>
+                <w:bCs w:val="false"/>
+                <w:sz w:val="18"/>
+                <w:szCs w:val="18"/>
+              </w:rPr>
+              <w:t xml:space="preserve">2.635</w:t>
+            </w:r>
+          </w:p>
+        </w:tc>
+        <w:tc>
+          <w:tcPr>
+            <w:tcW w:type="dxa" w:w="1600"/>
+            <w:tcBorders>
+              <w:top w:val="single" w:color="B0C8E0" w:sz="1"/>
+              <w:left w:val="single" w:color="B0C8E0" w:sz="1"/>
+              <w:bottom w:val="single" w:color="B0C8E0" w:sz="1"/>
+              <w:right w:val="single" w:color="B0C8E0" w:sz="1"/>
+            </w:tcBorders>
+            <w:shd w:fill="EEF4FB" w:val="clear"/>
+            <w:tcMar>
+              <w:top w:type="dxa" w:w="80"/>
+              <w:left w:type="dxa" w:w="100"/>
+              <w:bottom w:type="dxa" w:w="80"/>
+              <w:right w:type="dxa" w:w="100"/>
+            </w:tcMar>
+          </w:tcPr>
+          <w:p>
+            <w:r>
+              <w:rPr>
+                <w:rFonts w:ascii="Arial" w:cs="Arial" w:eastAsia="Arial" w:hAnsi="Arial"/>
+                <w:b w:val="false"/>
+                <w:bCs w:val="false"/>
+                <w:sz w:val="18"/>
+                <w:szCs w:val="18"/>
+              </w:rPr>
+              <w:t xml:space="preserve">0.00486</w:t>
+            </w:r>
+          </w:p>
+        </w:tc>
+        <w:tc>
+          <w:tcPr>
+            <w:tcW w:type="dxa" w:w="2466"/>
+            <w:tcBorders>
+              <w:top w:val="single" w:color="B0C8E0" w:sz="1"/>
+              <w:left w:val="single" w:color="B0C8E0" w:sz="1"/>
+              <w:bottom w:val="single" w:color="B0C8E0" w:sz="1"/>
+              <w:right w:val="single" w:color="B0C8E0" w:sz="1"/>
+            </w:tcBorders>
+            <w:shd w:fill="EEF4FB" w:val="clear"/>
+            <w:tcMar>
+              <w:top w:type="dxa" w:w="80"/>
+              <w:left w:type="dxa" w:w="100"/>
+              <w:bottom w:type="dxa" w:w="80"/>
+              <w:right w:type="dxa" w:w="100"/>
+            </w:tcMar>
+          </w:tcPr>
+          <w:p>
+            <w:r>
+              <w:rPr>
+                <w:rFonts w:ascii="Arial" w:cs="Arial" w:eastAsia="Arial" w:hAnsi="Arial"/>
+                <w:b w:val="false"/>
+                <w:bCs w:val="false"/>
+                <w:sz w:val="18"/>
+                <w:szCs w:val="18"/>
+              </w:rPr>
+              <w:t xml:space="preserve">Sobreexpresada</w:t>
+            </w:r>
+          </w:p>
+        </w:tc>
+      </w:tr>
+      <w:tr>
+        <w:tc>
+          <w:tcPr>
+            <w:tcW w:type="dxa" w:w="1800"/>
+            <w:tcBorders>
+              <w:top w:val="single" w:color="B0C8E0" w:sz="1"/>
+              <w:left w:val="single" w:color="B0C8E0" w:sz="1"/>
+              <w:bottom w:val="single" w:color="B0C8E0" w:sz="1"/>
+              <w:right w:val="single" w:color="B0C8E0" w:sz="1"/>
+            </w:tcBorders>
+            <w:shd w:fill="FFFFFF" w:val="clear"/>
+            <w:tcMar>
+              <w:top w:type="dxa" w:w="80"/>
+              <w:left w:type="dxa" w:w="100"/>
+              <w:bottom w:type="dxa" w:w="80"/>
+              <w:right w:type="dxa" w:w="100"/>
+            </w:tcMar>
+          </w:tcPr>
+          <w:p>
+            <w:r>
+              <w:rPr>
+                <w:rFonts w:ascii="Arial" w:cs="Arial" w:eastAsia="Arial" w:hAnsi="Arial"/>
+                <w:b w:val="false"/>
+                <w:bCs w:val="false"/>
+                <w:sz w:val="18"/>
+                <w:szCs w:val="18"/>
+              </w:rPr>
+              <w:t xml:space="preserve">MCM3</w:t>
+            </w:r>
+          </w:p>
+        </w:tc>
+        <w:tc>
+          <w:tcPr>
+            <w:tcW w:type="dxa" w:w="1600"/>
+            <w:tcBorders>
+              <w:top w:val="single" w:color="B0C8E0" w:sz="1"/>
+              <w:left w:val="single" w:color="B0C8E0" w:sz="1"/>
+              <w:bottom w:val="single" w:color="B0C8E0" w:sz="1"/>
+              <w:right w:val="single" w:color="B0C8E0" w:sz="1"/>
+            </w:tcBorders>
+            <w:shd w:fill="FFFFFF" w:val="clear"/>
+            <w:tcMar>
+              <w:top w:type="dxa" w:w="80"/>
+              <w:left w:type="dxa" w:w="100"/>
+              <w:bottom w:type="dxa" w:w="80"/>
+              <w:right w:type="dxa" w:w="100"/>
+            </w:tcMar>
+          </w:tcPr>
+          <w:p>
+            <w:r>
+              <w:rPr>
+                <w:rFonts w:ascii="Arial" w:cs="Arial" w:eastAsia="Arial" w:hAnsi="Arial"/>
+                <w:b w:val="false"/>
+                <w:bCs w:val="false"/>
+                <w:sz w:val="18"/>
+                <w:szCs w:val="18"/>
+              </w:rPr>
+              <w:t xml:space="preserve">P25205</w:t>
+            </w:r>
+          </w:p>
+        </w:tc>
+        <w:tc>
+          <w:tcPr>
+            <w:tcW w:type="dxa" w:w="1400"/>
+            <w:tcBorders>
+              <w:top w:val="single" w:color="B0C8E0" w:sz="1"/>
+              <w:left w:val="single" w:color="B0C8E0" w:sz="1"/>
+              <w:bottom w:val="single" w:color="B0C8E0" w:sz="1"/>
+              <w:right w:val="single" w:color="B0C8E0" w:sz="1"/>
+            </w:tcBorders>
+            <w:shd w:fill="FFFFFF" w:val="clear"/>
+            <w:tcMar>
+              <w:top w:type="dxa" w:w="80"/>
+              <w:left w:type="dxa" w:w="100"/>
+              <w:bottom w:type="dxa" w:w="80"/>
+              <w:right w:type="dxa" w:w="100"/>
+            </w:tcMar>
+          </w:tcPr>
+          <w:p>
+            <w:r>
+              <w:rPr>
+                <w:rFonts w:ascii="Arial" w:cs="Arial" w:eastAsia="Arial" w:hAnsi="Arial"/>
+                <w:b w:val="false"/>
+                <w:bCs w:val="false"/>
+                <w:sz w:val="18"/>
+                <w:szCs w:val="18"/>
+              </w:rPr>
+              <w:t xml:space="preserve">2.621</w:t>
+            </w:r>
+          </w:p>
+        </w:tc>
+        <w:tc>
+          <w:tcPr>
+            <w:tcW w:type="dxa" w:w="1600"/>
+            <w:tcBorders>
+              <w:top w:val="single" w:color="B0C8E0" w:sz="1"/>
+              <w:left w:val="single" w:color="B0C8E0" w:sz="1"/>
+              <w:bottom w:val="single" w:color="B0C8E0" w:sz="1"/>
+              <w:right w:val="single" w:color="B0C8E0" w:sz="1"/>
+            </w:tcBorders>
+            <w:shd w:fill="FFFFFF" w:val="clear"/>
+            <w:tcMar>
+              <w:top w:type="dxa" w:w="80"/>
+              <w:left w:type="dxa" w:w="100"/>
+              <w:bottom w:type="dxa" w:w="80"/>
+              <w:right w:type="dxa" w:w="100"/>
+            </w:tcMar>
+          </w:tcPr>
+          <w:p>
+            <w:r>
+              <w:rPr>
+                <w:rFonts w:ascii="Arial" w:cs="Arial" w:eastAsia="Arial" w:hAnsi="Arial"/>
+                <w:b w:val="false"/>
+                <w:bCs w:val="false"/>
+                <w:sz w:val="18"/>
+                <w:szCs w:val="18"/>
+              </w:rPr>
+              <w:t xml:space="preserve">0.00876</w:t>
+            </w:r>
+          </w:p>
+        </w:tc>
+        <w:tc>
+          <w:tcPr>
+            <w:tcW w:type="dxa" w:w="2466"/>
+            <w:tcBorders>
+              <w:top w:val="single" w:color="B0C8E0" w:sz="1"/>
+              <w:left w:val="single" w:color="B0C8E0" w:sz="1"/>
+              <w:bottom w:val="single" w:color="B0C8E0" w:sz="1"/>
+              <w:right w:val="single" w:color="B0C8E0" w:sz="1"/>
+            </w:tcBorders>
+            <w:shd w:fill="FFFFFF" w:val="clear"/>
+            <w:tcMar>
+              <w:top w:type="dxa" w:w="80"/>
+              <w:left w:type="dxa" w:w="100"/>
+              <w:bottom w:type="dxa" w:w="80"/>
+              <w:right w:type="dxa" w:w="100"/>
+            </w:tcMar>
+          </w:tcPr>
+          <w:p>
+            <w:r>
+              <w:rPr>
+                <w:rFonts w:ascii="Arial" w:cs="Arial" w:eastAsia="Arial" w:hAnsi="Arial"/>
+                <w:b w:val="false"/>
+                <w:bCs w:val="false"/>
+                <w:sz w:val="18"/>
+                <w:szCs w:val="18"/>
+              </w:rPr>
+              <w:t xml:space="preserve">Sobreexpresada</w:t>
+            </w:r>
+          </w:p>
+        </w:tc>
+      </w:tr>
+      <w:tr>
+        <w:tc>
+          <w:tcPr>
+            <w:tcW w:type="dxa" w:w="1800"/>
+            <w:tcBorders>
+              <w:top w:val="single" w:color="B0C8E0" w:sz="1"/>
+              <w:left w:val="single" w:color="B0C8E0" w:sz="1"/>
+              <w:bottom w:val="single" w:color="B0C8E0" w:sz="1"/>
+              <w:right w:val="single" w:color="B0C8E0" w:sz="1"/>
+            </w:tcBorders>
+            <w:shd w:fill="EEF4FB" w:val="clear"/>
+            <w:tcMar>
+              <w:top w:type="dxa" w:w="80"/>
+              <w:left w:type="dxa" w:w="100"/>
+              <w:bottom w:type="dxa" w:w="80"/>
+              <w:right w:type="dxa" w:w="100"/>
+            </w:tcMar>
+          </w:tcPr>
+          <w:p>
+            <w:r>
+              <w:rPr>
+                <w:rFonts w:ascii="Arial" w:cs="Arial" w:eastAsia="Arial" w:hAnsi="Arial"/>
+                <w:b w:val="false"/>
+                <w:bCs w:val="false"/>
+                <w:sz w:val="18"/>
+                <w:szCs w:val="18"/>
+              </w:rPr>
+              <w:t xml:space="preserve">CTHRC1</w:t>
+            </w:r>
+          </w:p>
+        </w:tc>
+        <w:tc>
+          <w:tcPr>
+            <w:tcW w:type="dxa" w:w="1600"/>
+            <w:tcBorders>
+              <w:top w:val="single" w:color="B0C8E0" w:sz="1"/>
+              <w:left w:val="single" w:color="B0C8E0" w:sz="1"/>
+              <w:bottom w:val="single" w:color="B0C8E0" w:sz="1"/>
+              <w:right w:val="single" w:color="B0C8E0" w:sz="1"/>
+            </w:tcBorders>
+            <w:shd w:fill="EEF4FB" w:val="clear"/>
+            <w:tcMar>
+              <w:top w:type="dxa" w:w="80"/>
+              <w:left w:type="dxa" w:w="100"/>
+              <w:bottom w:type="dxa" w:w="80"/>
+              <w:right w:type="dxa" w:w="100"/>
+            </w:tcMar>
+          </w:tcPr>
+          <w:p>
+            <w:r>
+              <w:rPr>
+                <w:rFonts w:ascii="Arial" w:cs="Arial" w:eastAsia="Arial" w:hAnsi="Arial"/>
+                <w:b w:val="false"/>
+                <w:bCs w:val="false"/>
+                <w:sz w:val="18"/>
+                <w:szCs w:val="18"/>
+              </w:rPr>
+              <w:t xml:space="preserve">Q96CG8</w:t>
+            </w:r>
+          </w:p>
+        </w:tc>
+        <w:tc>
+          <w:tcPr>
+            <w:tcW w:type="dxa" w:w="1400"/>
+            <w:tcBorders>
+              <w:top w:val="single" w:color="B0C8E0" w:sz="1"/>
+              <w:left w:val="single" w:color="B0C8E0" w:sz="1"/>
+              <w:bottom w:val="single" w:color="B0C8E0" w:sz="1"/>
+              <w:right w:val="single" w:color="B0C8E0" w:sz="1"/>
+            </w:tcBorders>
+            <w:shd w:fill="EEF4FB" w:val="clear"/>
+            <w:tcMar>
+              <w:top w:type="dxa" w:w="80"/>
+              <w:left w:type="dxa" w:w="100"/>
+              <w:bottom w:type="dxa" w:w="80"/>
+              <w:right w:type="dxa" w:w="100"/>
+            </w:tcMar>
+          </w:tcPr>
+          <w:p>
+            <w:r>
+              <w:rPr>
+                <w:rFonts w:ascii="Arial" w:cs="Arial" w:eastAsia="Arial" w:hAnsi="Arial"/>
+                <w:b w:val="false"/>
+                <w:bCs w:val="false"/>
+                <w:sz w:val="18"/>
+                <w:szCs w:val="18"/>
+              </w:rPr>
+              <w:t xml:space="preserve">2.57</w:t>
+            </w:r>
+          </w:p>
+        </w:tc>
+        <w:tc>
+          <w:tcPr>
+            <w:tcW w:type="dxa" w:w="1600"/>
+            <w:tcBorders>
+              <w:top w:val="single" w:color="B0C8E0" w:sz="1"/>
+              <w:left w:val="single" w:color="B0C8E0" w:sz="1"/>
+              <w:bottom w:val="single" w:color="B0C8E0" w:sz="1"/>
+              <w:right w:val="single" w:color="B0C8E0" w:sz="1"/>
+            </w:tcBorders>
+            <w:shd w:fill="EEF4FB" w:val="clear"/>
+            <w:tcMar>
+              <w:top w:type="dxa" w:w="80"/>
+              <w:left w:type="dxa" w:w="100"/>
+              <w:bottom w:type="dxa" w:w="80"/>
+              <w:right w:type="dxa" w:w="100"/>
+            </w:tcMar>
+          </w:tcPr>
+          <w:p>
+            <w:r>
+              <w:rPr>
+                <w:rFonts w:ascii="Arial" w:cs="Arial" w:eastAsia="Arial" w:hAnsi="Arial"/>
+                <w:b w:val="false"/>
+                <w:bCs w:val="false"/>
+                <w:sz w:val="18"/>
+                <w:szCs w:val="18"/>
+              </w:rPr>
+              <w:t xml:space="preserve">0.00474</w:t>
+            </w:r>
+          </w:p>
+        </w:tc>
+        <w:tc>
+          <w:tcPr>
+            <w:tcW w:type="dxa" w:w="2466"/>
+            <w:tcBorders>
+              <w:top w:val="single" w:color="B0C8E0" w:sz="1"/>
+              <w:left w:val="single" w:color="B0C8E0" w:sz="1"/>
+              <w:bottom w:val="single" w:color="B0C8E0" w:sz="1"/>
+              <w:right w:val="single" w:color="B0C8E0" w:sz="1"/>
+            </w:tcBorders>
+            <w:shd w:fill="EEF4FB" w:val="clear"/>
+            <w:tcMar>
+              <w:top w:type="dxa" w:w="80"/>
+              <w:left w:type="dxa" w:w="100"/>
+              <w:bottom w:type="dxa" w:w="80"/>
+              <w:right w:type="dxa" w:w="100"/>
+            </w:tcMar>
+          </w:tcPr>
+          <w:p>
+            <w:r>
+              <w:rPr>
+                <w:rFonts w:ascii="Arial" w:cs="Arial" w:eastAsia="Arial" w:hAnsi="Arial"/>
+                <w:b w:val="false"/>
+                <w:bCs w:val="false"/>
+                <w:sz w:val="18"/>
+                <w:szCs w:val="18"/>
+              </w:rPr>
+              <w:t xml:space="preserve">Sobreexpresada</w:t>
+            </w:r>
+          </w:p>
+        </w:tc>
+      </w:tr>
+      <w:tr>
+        <w:tc>
+          <w:tcPr>
+            <w:tcW w:type="dxa" w:w="1800"/>
+            <w:tcBorders>
+              <w:top w:val="single" w:color="B0C8E0" w:sz="1"/>
+              <w:left w:val="single" w:color="B0C8E0" w:sz="1"/>
+              <w:bottom w:val="single" w:color="B0C8E0" w:sz="1"/>
+              <w:right w:val="single" w:color="B0C8E0" w:sz="1"/>
+            </w:tcBorders>
+            <w:shd w:fill="FFFFFF" w:val="clear"/>
+            <w:tcMar>
+              <w:top w:type="dxa" w:w="80"/>
+              <w:left w:type="dxa" w:w="100"/>
+              <w:bottom w:type="dxa" w:w="80"/>
+              <w:right w:type="dxa" w:w="100"/>
+            </w:tcMar>
+          </w:tcPr>
+          <w:p>
+            <w:r>
+              <w:rPr>
+                <w:rFonts w:ascii="Arial" w:cs="Arial" w:eastAsia="Arial" w:hAnsi="Arial"/>
+                <w:b w:val="false"/>
+                <w:bCs w:val="false"/>
+                <w:sz w:val="18"/>
+                <w:szCs w:val="18"/>
+              </w:rPr>
+              <w:t xml:space="preserve">PSPH</w:t>
+            </w:r>
+          </w:p>
+        </w:tc>
+        <w:tc>
+          <w:tcPr>
+            <w:tcW w:type="dxa" w:w="1600"/>
+            <w:tcBorders>
+              <w:top w:val="single" w:color="B0C8E0" w:sz="1"/>
+              <w:left w:val="single" w:color="B0C8E0" w:sz="1"/>
+              <w:bottom w:val="single" w:color="B0C8E0" w:sz="1"/>
+              <w:right w:val="single" w:color="B0C8E0" w:sz="1"/>
+            </w:tcBorders>
+            <w:shd w:fill="FFFFFF" w:val="clear"/>
+            <w:tcMar>
+              <w:top w:type="dxa" w:w="80"/>
+              <w:left w:type="dxa" w:w="100"/>
+              <w:bottom w:type="dxa" w:w="80"/>
+              <w:right w:type="dxa" w:w="100"/>
+            </w:tcMar>
+          </w:tcPr>
+          <w:p>
+            <w:r>
+              <w:rPr>
+                <w:rFonts w:ascii="Arial" w:cs="Arial" w:eastAsia="Arial" w:hAnsi="Arial"/>
+                <w:b w:val="false"/>
+                <w:bCs w:val="false"/>
+                <w:sz w:val="18"/>
+                <w:szCs w:val="18"/>
+              </w:rPr>
+              <w:t xml:space="preserve">P78330</w:t>
+            </w:r>
+          </w:p>
+        </w:tc>
+        <w:tc>
+          <w:tcPr>
+            <w:tcW w:type="dxa" w:w="1400"/>
+            <w:tcBorders>
+              <w:top w:val="single" w:color="B0C8E0" w:sz="1"/>
+              <w:left w:val="single" w:color="B0C8E0" w:sz="1"/>
+              <w:bottom w:val="single" w:color="B0C8E0" w:sz="1"/>
+              <w:right w:val="single" w:color="B0C8E0" w:sz="1"/>
+            </w:tcBorders>
+            <w:shd w:fill="FFFFFF" w:val="clear"/>
+            <w:tcMar>
+              <w:top w:type="dxa" w:w="80"/>
+              <w:left w:type="dxa" w:w="100"/>
+              <w:bottom w:type="dxa" w:w="80"/>
+              <w:right w:type="dxa" w:w="100"/>
+            </w:tcMar>
+          </w:tcPr>
+          <w:p>
+            <w:r>
+              <w:rPr>
+                <w:rFonts w:ascii="Arial" w:cs="Arial" w:eastAsia="Arial" w:hAnsi="Arial"/>
+                <w:b w:val="false"/>
+                <w:bCs w:val="false"/>
+                <w:sz w:val="18"/>
+                <w:szCs w:val="18"/>
+              </w:rPr>
+              <w:t xml:space="preserve">2.541</w:t>
+            </w:r>
+          </w:p>
+        </w:tc>
+        <w:tc>
+          <w:tcPr>
+            <w:tcW w:type="dxa" w:w="1600"/>
+            <w:tcBorders>
+              <w:top w:val="single" w:color="B0C8E0" w:sz="1"/>
+              <w:left w:val="single" w:color="B0C8E0" w:sz="1"/>
+              <w:bottom w:val="single" w:color="B0C8E0" w:sz="1"/>
+              <w:right w:val="single" w:color="B0C8E0" w:sz="1"/>
+            </w:tcBorders>
+            <w:shd w:fill="FFFFFF" w:val="clear"/>
+            <w:tcMar>
+              <w:top w:type="dxa" w:w="80"/>
+              <w:left w:type="dxa" w:w="100"/>
+              <w:bottom w:type="dxa" w:w="80"/>
+              <w:right w:type="dxa" w:w="100"/>
+            </w:tcMar>
+          </w:tcPr>
+          <w:p>
+            <w:r>
+              <w:rPr>
+                <w:rFonts w:ascii="Arial" w:cs="Arial" w:eastAsia="Arial" w:hAnsi="Arial"/>
+                <w:b w:val="false"/>
+                <w:bCs w:val="false"/>
+                <w:sz w:val="18"/>
+                <w:szCs w:val="18"/>
+              </w:rPr>
+              <w:t xml:space="preserve">0.00454</w:t>
+            </w:r>
+          </w:p>
+        </w:tc>
+        <w:tc>
+          <w:tcPr>
+            <w:tcW w:type="dxa" w:w="2466"/>
+            <w:tcBorders>
+              <w:top w:val="single" w:color="B0C8E0" w:sz="1"/>
+              <w:left w:val="single" w:color="B0C8E0" w:sz="1"/>
+              <w:bottom w:val="single" w:color="B0C8E0" w:sz="1"/>
+              <w:right w:val="single" w:color="B0C8E0" w:sz="1"/>
+            </w:tcBorders>
+            <w:shd w:fill="FFFFFF" w:val="clear"/>
+            <w:tcMar>
+              <w:top w:type="dxa" w:w="80"/>
+              <w:left w:type="dxa" w:w="100"/>
+              <w:bottom w:type="dxa" w:w="80"/>
+              <w:right w:type="dxa" w:w="100"/>
+            </w:tcMar>
+          </w:tcPr>
+          <w:p>
+            <w:r>
+              <w:rPr>
+                <w:rFonts w:ascii="Arial" w:cs="Arial" w:eastAsia="Arial" w:hAnsi="Arial"/>
+                <w:b w:val="false"/>
+                <w:bCs w:val="false"/>
+                <w:sz w:val="18"/>
+                <w:szCs w:val="18"/>
+              </w:rPr>
+              <w:t xml:space="preserve">Sobreexpresada</w:t>
+            </w:r>
+          </w:p>
+        </w:tc>
+      </w:tr>
+      <w:tr>
+        <w:tc>
+          <w:tcPr>
+            <w:tcW w:type="dxa" w:w="1800"/>
+            <w:tcBorders>
+              <w:top w:val="single" w:color="B0C8E0" w:sz="1"/>
+              <w:left w:val="single" w:color="B0C8E0" w:sz="1"/>
+              <w:bottom w:val="single" w:color="B0C8E0" w:sz="1"/>
+              <w:right w:val="single" w:color="B0C8E0" w:sz="1"/>
+            </w:tcBorders>
+            <w:shd w:fill="EEF4FB" w:val="clear"/>
+            <w:tcMar>
+              <w:top w:type="dxa" w:w="80"/>
+              <w:left w:type="dxa" w:w="100"/>
+              <w:bottom w:type="dxa" w:w="80"/>
+              <w:right w:type="dxa" w:w="100"/>
+            </w:tcMar>
+          </w:tcPr>
+          <w:p>
+            <w:r>
+              <w:rPr>
+                <w:rFonts w:ascii="Arial" w:cs="Arial" w:eastAsia="Arial" w:hAnsi="Arial"/>
+                <w:b w:val="false"/>
+                <w:bCs w:val="false"/>
+                <w:sz w:val="18"/>
+                <w:szCs w:val="18"/>
+              </w:rPr>
+              <w:t xml:space="preserve">HMGB3</w:t>
+            </w:r>
+          </w:p>
+        </w:tc>
+        <w:tc>
+          <w:tcPr>
+            <w:tcW w:type="dxa" w:w="1600"/>
+            <w:tcBorders>
+              <w:top w:val="single" w:color="B0C8E0" w:sz="1"/>
+              <w:left w:val="single" w:color="B0C8E0" w:sz="1"/>
+              <w:bottom w:val="single" w:color="B0C8E0" w:sz="1"/>
+              <w:right w:val="single" w:color="B0C8E0" w:sz="1"/>
+            </w:tcBorders>
+            <w:shd w:fill="EEF4FB" w:val="clear"/>
+            <w:tcMar>
+              <w:top w:type="dxa" w:w="80"/>
+              <w:left w:type="dxa" w:w="100"/>
+              <w:bottom w:type="dxa" w:w="80"/>
+              <w:right w:type="dxa" w:w="100"/>
+            </w:tcMar>
+          </w:tcPr>
+          <w:p>
+            <w:r>
+              <w:rPr>
+                <w:rFonts w:ascii="Arial" w:cs="Arial" w:eastAsia="Arial" w:hAnsi="Arial"/>
+                <w:b w:val="false"/>
+                <w:bCs w:val="false"/>
+                <w:sz w:val="18"/>
+                <w:szCs w:val="18"/>
+              </w:rPr>
+              <w:t xml:space="preserve">O15347</w:t>
+            </w:r>
+          </w:p>
+        </w:tc>
+        <w:tc>
+          <w:tcPr>
+            <w:tcW w:type="dxa" w:w="1400"/>
+            <w:tcBorders>
+              <w:top w:val="single" w:color="B0C8E0" w:sz="1"/>
+              <w:left w:val="single" w:color="B0C8E0" w:sz="1"/>
+              <w:bottom w:val="single" w:color="B0C8E0" w:sz="1"/>
+              <w:right w:val="single" w:color="B0C8E0" w:sz="1"/>
+            </w:tcBorders>
+            <w:shd w:fill="EEF4FB" w:val="clear"/>
+            <w:tcMar>
+              <w:top w:type="dxa" w:w="80"/>
+              <w:left w:type="dxa" w:w="100"/>
+              <w:bottom w:type="dxa" w:w="80"/>
+              <w:right w:type="dxa" w:w="100"/>
+            </w:tcMar>
+          </w:tcPr>
+          <w:p>
+            <w:r>
+              <w:rPr>
+                <w:rFonts w:ascii="Arial" w:cs="Arial" w:eastAsia="Arial" w:hAnsi="Arial"/>
+                <w:b w:val="false"/>
+                <w:bCs w:val="false"/>
+                <w:sz w:val="18"/>
+                <w:szCs w:val="18"/>
+              </w:rPr>
+              <w:t xml:space="preserve">2.539</w:t>
+            </w:r>
+          </w:p>
+        </w:tc>
+        <w:tc>
+          <w:tcPr>
+            <w:tcW w:type="dxa" w:w="1600"/>
+            <w:tcBorders>
+              <w:top w:val="single" w:color="B0C8E0" w:sz="1"/>
+              <w:left w:val="single" w:color="B0C8E0" w:sz="1"/>
+              <w:bottom w:val="single" w:color="B0C8E0" w:sz="1"/>
+              <w:right w:val="single" w:color="B0C8E0" w:sz="1"/>
+            </w:tcBorders>
+            <w:shd w:fill="EEF4FB" w:val="clear"/>
+            <w:tcMar>
+              <w:top w:type="dxa" w:w="80"/>
+              <w:left w:type="dxa" w:w="100"/>
+              <w:bottom w:type="dxa" w:w="80"/>
+              <w:right w:type="dxa" w:w="100"/>
+            </w:tcMar>
+          </w:tcPr>
+          <w:p>
+            <w:r>
+              <w:rPr>
+                <w:rFonts w:ascii="Arial" w:cs="Arial" w:eastAsia="Arial" w:hAnsi="Arial"/>
+                <w:b w:val="false"/>
+                <w:bCs w:val="false"/>
+                <w:sz w:val="18"/>
+                <w:szCs w:val="18"/>
+              </w:rPr>
+              <w:t xml:space="preserve">0.0473</w:t>
+            </w:r>
+          </w:p>
+        </w:tc>
+        <w:tc>
+          <w:tcPr>
+            <w:tcW w:type="dxa" w:w="2466"/>
+            <w:tcBorders>
+              <w:top w:val="single" w:color="B0C8E0" w:sz="1"/>
+              <w:left w:val="single" w:color="B0C8E0" w:sz="1"/>
+              <w:bottom w:val="single" w:color="B0C8E0" w:sz="1"/>
+              <w:right w:val="single" w:color="B0C8E0" w:sz="1"/>
+            </w:tcBorders>
+            <w:shd w:fill="EEF4FB" w:val="clear"/>
+            <w:tcMar>
+              <w:top w:type="dxa" w:w="80"/>
+              <w:left w:type="dxa" w:w="100"/>
+              <w:bottom w:type="dxa" w:w="80"/>
+              <w:right w:type="dxa" w:w="100"/>
+            </w:tcMar>
+          </w:tcPr>
+          <w:p>
+            <w:r>
+              <w:rPr>
+                <w:rFonts w:ascii="Arial" w:cs="Arial" w:eastAsia="Arial" w:hAnsi="Arial"/>
+                <w:b w:val="false"/>
+                <w:bCs w:val="false"/>
+                <w:sz w:val="18"/>
+                <w:szCs w:val="18"/>
+              </w:rPr>
+              <w:t xml:space="preserve">Sobreexpresada</w:t>
+            </w:r>
+          </w:p>
+        </w:tc>
+      </w:tr>
+      <w:tr>
+        <w:tc>
+          <w:tcPr>
+            <w:tcW w:type="dxa" w:w="1800"/>
+            <w:tcBorders>
+              <w:top w:val="single" w:color="B0C8E0" w:sz="1"/>
+              <w:left w:val="single" w:color="B0C8E0" w:sz="1"/>
+              <w:bottom w:val="single" w:color="B0C8E0" w:sz="1"/>
+              <w:right w:val="single" w:color="B0C8E0" w:sz="1"/>
+            </w:tcBorders>
+            <w:shd w:fill="FFFFFF" w:val="clear"/>
+            <w:tcMar>
+              <w:top w:type="dxa" w:w="80"/>
+              <w:left w:type="dxa" w:w="100"/>
+              <w:bottom w:type="dxa" w:w="80"/>
+              <w:right w:type="dxa" w:w="100"/>
+            </w:tcMar>
+          </w:tcPr>
+          <w:p>
+            <w:r>
+              <w:rPr>
+                <w:rFonts w:ascii="Arial" w:cs="Arial" w:eastAsia="Arial" w:hAnsi="Arial"/>
+                <w:b w:val="false"/>
+                <w:bCs w:val="false"/>
+                <w:sz w:val="18"/>
+                <w:szCs w:val="18"/>
+              </w:rPr>
+              <w:t xml:space="preserve">COL4A2</w:t>
+            </w:r>
+          </w:p>
+        </w:tc>
+        <w:tc>
+          <w:tcPr>
+            <w:tcW w:type="dxa" w:w="1600"/>
+            <w:tcBorders>
+              <w:top w:val="single" w:color="B0C8E0" w:sz="1"/>
+              <w:left w:val="single" w:color="B0C8E0" w:sz="1"/>
+              <w:bottom w:val="single" w:color="B0C8E0" w:sz="1"/>
+              <w:right w:val="single" w:color="B0C8E0" w:sz="1"/>
+            </w:tcBorders>
+            <w:shd w:fill="FFFFFF" w:val="clear"/>
+            <w:tcMar>
+              <w:top w:type="dxa" w:w="80"/>
+              <w:left w:type="dxa" w:w="100"/>
+              <w:bottom w:type="dxa" w:w="80"/>
+              <w:right w:type="dxa" w:w="100"/>
+            </w:tcMar>
+          </w:tcPr>
+          <w:p>
+            <w:r>
+              <w:rPr>
+                <w:rFonts w:ascii="Arial" w:cs="Arial" w:eastAsia="Arial" w:hAnsi="Arial"/>
+                <w:b w:val="false"/>
+                <w:bCs w:val="false"/>
+                <w:sz w:val="18"/>
+                <w:szCs w:val="18"/>
+              </w:rPr>
+              <w:t xml:space="preserve">P08572</w:t>
+            </w:r>
+          </w:p>
+        </w:tc>
+        <w:tc>
+          <w:tcPr>
+            <w:tcW w:type="dxa" w:w="1400"/>
+            <w:tcBorders>
+              <w:top w:val="single" w:color="B0C8E0" w:sz="1"/>
+              <w:left w:val="single" w:color="B0C8E0" w:sz="1"/>
+              <w:bottom w:val="single" w:color="B0C8E0" w:sz="1"/>
+              <w:right w:val="single" w:color="B0C8E0" w:sz="1"/>
+            </w:tcBorders>
+            <w:shd w:fill="FFFFFF" w:val="clear"/>
+            <w:tcMar>
+              <w:top w:type="dxa" w:w="80"/>
+              <w:left w:type="dxa" w:w="100"/>
+              <w:bottom w:type="dxa" w:w="80"/>
+              <w:right w:type="dxa" w:w="100"/>
+            </w:tcMar>
+          </w:tcPr>
+          <w:p>
+            <w:r>
+              <w:rPr>
+                <w:rFonts w:ascii="Arial" w:cs="Arial" w:eastAsia="Arial" w:hAnsi="Arial"/>
+                <w:b w:val="false"/>
+                <w:bCs w:val="false"/>
+                <w:sz w:val="18"/>
+                <w:szCs w:val="18"/>
+              </w:rPr>
+              <w:t xml:space="preserve">2.516</w:t>
+            </w:r>
+          </w:p>
+        </w:tc>
+        <w:tc>
+          <w:tcPr>
+            <w:tcW w:type="dxa" w:w="1600"/>
+            <w:tcBorders>
+              <w:top w:val="single" w:color="B0C8E0" w:sz="1"/>
+              <w:left w:val="single" w:color="B0C8E0" w:sz="1"/>
+              <w:bottom w:val="single" w:color="B0C8E0" w:sz="1"/>
+              <w:right w:val="single" w:color="B0C8E0" w:sz="1"/>
+            </w:tcBorders>
+            <w:shd w:fill="FFFFFF" w:val="clear"/>
+            <w:tcMar>
+              <w:top w:type="dxa" w:w="80"/>
+              <w:left w:type="dxa" w:w="100"/>
+              <w:bottom w:type="dxa" w:w="80"/>
+              <w:right w:type="dxa" w:w="100"/>
+            </w:tcMar>
+          </w:tcPr>
+          <w:p>
+            <w:r>
+              <w:rPr>
+                <w:rFonts w:ascii="Arial" w:cs="Arial" w:eastAsia="Arial" w:hAnsi="Arial"/>
+                <w:b w:val="false"/>
+                <w:bCs w:val="false"/>
+                <w:sz w:val="18"/>
+                <w:szCs w:val="18"/>
+              </w:rPr>
+              <w:t xml:space="preserve">6.39e-4</w:t>
+            </w:r>
+          </w:p>
+        </w:tc>
+        <w:tc>
+          <w:tcPr>
+            <w:tcW w:type="dxa" w:w="2466"/>
+            <w:tcBorders>
+              <w:top w:val="single" w:color="B0C8E0" w:sz="1"/>
+              <w:left w:val="single" w:color="B0C8E0" w:sz="1"/>
+              <w:bottom w:val="single" w:color="B0C8E0" w:sz="1"/>
+              <w:right w:val="single" w:color="B0C8E0" w:sz="1"/>
+            </w:tcBorders>
+            <w:shd w:fill="FFFFFF" w:val="clear"/>
+            <w:tcMar>
+              <w:top w:type="dxa" w:w="80"/>
+              <w:left w:type="dxa" w:w="100"/>
+              <w:bottom w:type="dxa" w:w="80"/>
+              <w:right w:type="dxa" w:w="100"/>
+            </w:tcMar>
+          </w:tcPr>
+          <w:p>
+            <w:r>
+              <w:rPr>
+                <w:rFonts w:ascii="Arial" w:cs="Arial" w:eastAsia="Arial" w:hAnsi="Arial"/>
+                <w:b w:val="false"/>
+                <w:bCs w:val="false"/>
+                <w:sz w:val="18"/>
+                <w:szCs w:val="18"/>
+              </w:rPr>
+              <w:t xml:space="preserve">Sobreexpresada</w:t>
+            </w:r>
+          </w:p>
+        </w:tc>
+      </w:tr>
+      <w:tr>
+        <w:tc>
+          <w:tcPr>
+            <w:tcW w:type="dxa" w:w="1800"/>
+            <w:tcBorders>
+              <w:top w:val="single" w:color="B0C8E0" w:sz="1"/>
+              <w:left w:val="single" w:color="B0C8E0" w:sz="1"/>
+              <w:bottom w:val="single" w:color="B0C8E0" w:sz="1"/>
+              <w:right w:val="single" w:color="B0C8E0" w:sz="1"/>
+            </w:tcBorders>
+            <w:shd w:fill="EEF4FB" w:val="clear"/>
+            <w:tcMar>
+              <w:top w:type="dxa" w:w="80"/>
+              <w:left w:type="dxa" w:w="100"/>
+              <w:bottom w:type="dxa" w:w="80"/>
+              <w:right w:type="dxa" w:w="100"/>
+            </w:tcMar>
+          </w:tcPr>
+          <w:p>
+            <w:r>
+              <w:rPr>
+                <w:rFonts w:ascii="Arial" w:cs="Arial" w:eastAsia="Arial" w:hAnsi="Arial"/>
+                <w:b w:val="false"/>
+                <w:bCs w:val="false"/>
+                <w:sz w:val="18"/>
+                <w:szCs w:val="18"/>
+              </w:rPr>
+              <w:t xml:space="preserve">SLC25A4</w:t>
+            </w:r>
+          </w:p>
+        </w:tc>
+        <w:tc>
+          <w:tcPr>
+            <w:tcW w:type="dxa" w:w="1600"/>
+            <w:tcBorders>
+              <w:top w:val="single" w:color="B0C8E0" w:sz="1"/>
+              <w:left w:val="single" w:color="B0C8E0" w:sz="1"/>
+              <w:bottom w:val="single" w:color="B0C8E0" w:sz="1"/>
+              <w:right w:val="single" w:color="B0C8E0" w:sz="1"/>
+            </w:tcBorders>
+            <w:shd w:fill="EEF4FB" w:val="clear"/>
+            <w:tcMar>
+              <w:top w:type="dxa" w:w="80"/>
+              <w:left w:type="dxa" w:w="100"/>
+              <w:bottom w:type="dxa" w:w="80"/>
+              <w:right w:type="dxa" w:w="100"/>
+            </w:tcMar>
+          </w:tcPr>
+          <w:p>
+            <w:r>
+              <w:rPr>
+                <w:rFonts w:ascii="Arial" w:cs="Arial" w:eastAsia="Arial" w:hAnsi="Arial"/>
+                <w:b w:val="false"/>
+                <w:bCs w:val="false"/>
+                <w:sz w:val="18"/>
+                <w:szCs w:val="18"/>
+              </w:rPr>
+              <w:t xml:space="preserve">P12235</w:t>
+            </w:r>
+          </w:p>
+        </w:tc>
+        <w:tc>
+          <w:tcPr>
+            <w:tcW w:type="dxa" w:w="1400"/>
+            <w:tcBorders>
+              <w:top w:val="single" w:color="B0C8E0" w:sz="1"/>
+              <w:left w:val="single" w:color="B0C8E0" w:sz="1"/>
+              <w:bottom w:val="single" w:color="B0C8E0" w:sz="1"/>
+              <w:right w:val="single" w:color="B0C8E0" w:sz="1"/>
+            </w:tcBorders>
+            <w:shd w:fill="EEF4FB" w:val="clear"/>
+            <w:tcMar>
+              <w:top w:type="dxa" w:w="80"/>
+              <w:left w:type="dxa" w:w="100"/>
+              <w:bottom w:type="dxa" w:w="80"/>
+              <w:right w:type="dxa" w:w="100"/>
+            </w:tcMar>
+          </w:tcPr>
+          <w:p>
+            <w:r>
+              <w:rPr>
+                <w:rFonts w:ascii="Arial" w:cs="Arial" w:eastAsia="Arial" w:hAnsi="Arial"/>
+                <w:b w:val="false"/>
+                <w:bCs w:val="false"/>
+                <w:sz w:val="18"/>
+                <w:szCs w:val="18"/>
+              </w:rPr>
+              <w:t xml:space="preserve">-5.99</w:t>
+            </w:r>
+          </w:p>
+        </w:tc>
+        <w:tc>
+          <w:tcPr>
+            <w:tcW w:type="dxa" w:w="1600"/>
+            <w:tcBorders>
+              <w:top w:val="single" w:color="B0C8E0" w:sz="1"/>
+              <w:left w:val="single" w:color="B0C8E0" w:sz="1"/>
+              <w:bottom w:val="single" w:color="B0C8E0" w:sz="1"/>
+              <w:right w:val="single" w:color="B0C8E0" w:sz="1"/>
+            </w:tcBorders>
+            <w:shd w:fill="EEF4FB" w:val="clear"/>
+            <w:tcMar>
+              <w:top w:type="dxa" w:w="80"/>
+              <w:left w:type="dxa" w:w="100"/>
+              <w:bottom w:type="dxa" w:w="80"/>
+              <w:right w:type="dxa" w:w="100"/>
+            </w:tcMar>
+          </w:tcPr>
+          <w:p>
+            <w:r>
+              <w:rPr>
+                <w:rFonts w:ascii="Arial" w:cs="Arial" w:eastAsia="Arial" w:hAnsi="Arial"/>
+                <w:b w:val="false"/>
+                <w:bCs w:val="false"/>
+                <w:sz w:val="18"/>
+                <w:szCs w:val="18"/>
+              </w:rPr>
+              <w:t xml:space="preserve">3.23e-4</w:t>
+            </w:r>
+          </w:p>
+        </w:tc>
+        <w:tc>
+          <w:tcPr>
+            <w:tcW w:type="dxa" w:w="2466"/>
+            <w:tcBorders>
+              <w:top w:val="single" w:color="B0C8E0" w:sz="1"/>
+              <w:left w:val="single" w:color="B0C8E0" w:sz="1"/>
+              <w:bottom w:val="single" w:color="B0C8E0" w:sz="1"/>
+              <w:right w:val="single" w:color="B0C8E0" w:sz="1"/>
+            </w:tcBorders>
+            <w:shd w:fill="EEF4FB" w:val="clear"/>
+            <w:tcMar>
+              <w:top w:type="dxa" w:w="80"/>
+              <w:left w:type="dxa" w:w="100"/>
+              <w:bottom w:type="dxa" w:w="80"/>
+              <w:right w:type="dxa" w:w="100"/>
+            </w:tcMar>
+          </w:tcPr>
+          <w:p>
+            <w:r>
+              <w:rPr>
+                <w:rFonts w:ascii="Arial" w:cs="Arial" w:eastAsia="Arial" w:hAnsi="Arial"/>
+                <w:b w:val="false"/>
+                <w:bCs w:val="false"/>
+                <w:sz w:val="18"/>
+                <w:szCs w:val="18"/>
+              </w:rPr>
+              <w:t xml:space="preserve">Subexpresada</w:t>
+            </w:r>
+          </w:p>
+        </w:tc>
+      </w:tr>
+      <w:tr>
+        <w:tc>
+          <w:tcPr>
+            <w:tcW w:type="dxa" w:w="1800"/>
+            <w:tcBorders>
+              <w:top w:val="single" w:color="B0C8E0" w:sz="1"/>
+              <w:left w:val="single" w:color="B0C8E0" w:sz="1"/>
+              <w:bottom w:val="single" w:color="B0C8E0" w:sz="1"/>
+              <w:right w:val="single" w:color="B0C8E0" w:sz="1"/>
+            </w:tcBorders>
+            <w:shd w:fill="FFFFFF" w:val="clear"/>
+            <w:tcMar>
+              <w:top w:type="dxa" w:w="80"/>
+              <w:left w:type="dxa" w:w="100"/>
+              <w:bottom w:type="dxa" w:w="80"/>
+              <w:right w:type="dxa" w:w="100"/>
+            </w:tcMar>
+          </w:tcPr>
+          <w:p>
+            <w:r>
+              <w:rPr>
+                <w:rFonts w:ascii="Arial" w:cs="Arial" w:eastAsia="Arial" w:hAnsi="Arial"/>
+                <w:b w:val="false"/>
+                <w:bCs w:val="false"/>
+                <w:sz w:val="18"/>
+                <w:szCs w:val="18"/>
+              </w:rPr>
+              <w:t xml:space="preserve">MYLPF</w:t>
+            </w:r>
+          </w:p>
+        </w:tc>
+        <w:tc>
+          <w:tcPr>
+            <w:tcW w:type="dxa" w:w="1600"/>
+            <w:tcBorders>
+              <w:top w:val="single" w:color="B0C8E0" w:sz="1"/>
+              <w:left w:val="single" w:color="B0C8E0" w:sz="1"/>
+              <w:bottom w:val="single" w:color="B0C8E0" w:sz="1"/>
+              <w:right w:val="single" w:color="B0C8E0" w:sz="1"/>
+            </w:tcBorders>
+            <w:shd w:fill="FFFFFF" w:val="clear"/>
+            <w:tcMar>
+              <w:top w:type="dxa" w:w="80"/>
+              <w:left w:type="dxa" w:w="100"/>
+              <w:bottom w:type="dxa" w:w="80"/>
+              <w:right w:type="dxa" w:w="100"/>
+            </w:tcMar>
+          </w:tcPr>
+          <w:p>
+            <w:r>
+              <w:rPr>
+                <w:rFonts w:ascii="Arial" w:cs="Arial" w:eastAsia="Arial" w:hAnsi="Arial"/>
+                <w:b w:val="false"/>
+                <w:bCs w:val="false"/>
+                <w:sz w:val="18"/>
+                <w:szCs w:val="18"/>
+              </w:rPr>
+              <w:t xml:space="preserve">Q96A32</w:t>
+            </w:r>
+          </w:p>
+        </w:tc>
+        <w:tc>
+          <w:tcPr>
+            <w:tcW w:type="dxa" w:w="1400"/>
+            <w:tcBorders>
+              <w:top w:val="single" w:color="B0C8E0" w:sz="1"/>
+              <w:left w:val="single" w:color="B0C8E0" w:sz="1"/>
+              <w:bottom w:val="single" w:color="B0C8E0" w:sz="1"/>
+              <w:right w:val="single" w:color="B0C8E0" w:sz="1"/>
+            </w:tcBorders>
+            <w:shd w:fill="FFFFFF" w:val="clear"/>
+            <w:tcMar>
+              <w:top w:type="dxa" w:w="80"/>
+              <w:left w:type="dxa" w:w="100"/>
+              <w:bottom w:type="dxa" w:w="80"/>
+              <w:right w:type="dxa" w:w="100"/>
+            </w:tcMar>
+          </w:tcPr>
+          <w:p>
+            <w:r>
+              <w:rPr>
+                <w:rFonts w:ascii="Arial" w:cs="Arial" w:eastAsia="Arial" w:hAnsi="Arial"/>
+                <w:b w:val="false"/>
+                <w:bCs w:val="false"/>
+                <w:sz w:val="18"/>
+                <w:szCs w:val="18"/>
+              </w:rPr>
+              <w:t xml:space="preserve">-5.291</w:t>
+            </w:r>
+          </w:p>
+        </w:tc>
+        <w:tc>
+          <w:tcPr>
+            <w:tcW w:type="dxa" w:w="1600"/>
+            <w:tcBorders>
+              <w:top w:val="single" w:color="B0C8E0" w:sz="1"/>
+              <w:left w:val="single" w:color="B0C8E0" w:sz="1"/>
+              <w:bottom w:val="single" w:color="B0C8E0" w:sz="1"/>
+              <w:right w:val="single" w:color="B0C8E0" w:sz="1"/>
+            </w:tcBorders>
+            <w:shd w:fill="FFFFFF" w:val="clear"/>
+            <w:tcMar>
+              <w:top w:type="dxa" w:w="80"/>
+              <w:left w:type="dxa" w:w="100"/>
+              <w:bottom w:type="dxa" w:w="80"/>
+              <w:right w:type="dxa" w:w="100"/>
+            </w:tcMar>
+          </w:tcPr>
+          <w:p>
+            <w:r>
+              <w:rPr>
+                <w:rFonts w:ascii="Arial" w:cs="Arial" w:eastAsia="Arial" w:hAnsi="Arial"/>
+                <w:b w:val="false"/>
+                <w:bCs w:val="false"/>
+                <w:sz w:val="18"/>
+                <w:szCs w:val="18"/>
+              </w:rPr>
+              <w:t xml:space="preserve">9.32e-4</w:t>
+            </w:r>
+          </w:p>
+        </w:tc>
+        <w:tc>
+          <w:tcPr>
+            <w:tcW w:type="dxa" w:w="2466"/>
+            <w:tcBorders>
+              <w:top w:val="single" w:color="B0C8E0" w:sz="1"/>
+              <w:left w:val="single" w:color="B0C8E0" w:sz="1"/>
+              <w:bottom w:val="single" w:color="B0C8E0" w:sz="1"/>
+              <w:right w:val="single" w:color="B0C8E0" w:sz="1"/>
+            </w:tcBorders>
+            <w:shd w:fill="FFFFFF" w:val="clear"/>
+            <w:tcMar>
+              <w:top w:type="dxa" w:w="80"/>
+              <w:left w:type="dxa" w:w="100"/>
+              <w:bottom w:type="dxa" w:w="80"/>
+              <w:right w:type="dxa" w:w="100"/>
+            </w:tcMar>
+          </w:tcPr>
+          <w:p>
+            <w:r>
+              <w:rPr>
+                <w:rFonts w:ascii="Arial" w:cs="Arial" w:eastAsia="Arial" w:hAnsi="Arial"/>
+                <w:b w:val="false"/>
+                <w:bCs w:val="false"/>
+                <w:sz w:val="18"/>
+                <w:szCs w:val="18"/>
+              </w:rPr>
+              <w:t xml:space="preserve">Subexpresada</w:t>
+            </w:r>
+          </w:p>
+        </w:tc>
+      </w:tr>
+      <w:tr>
+        <w:tc>
+          <w:tcPr>
+            <w:tcW w:type="dxa" w:w="1800"/>
+            <w:tcBorders>
+              <w:top w:val="single" w:color="B0C8E0" w:sz="1"/>
+              <w:left w:val="single" w:color="B0C8E0" w:sz="1"/>
+              <w:bottom w:val="single" w:color="B0C8E0" w:sz="1"/>
+              <w:right w:val="single" w:color="B0C8E0" w:sz="1"/>
+            </w:tcBorders>
+            <w:shd w:fill="EEF4FB" w:val="clear"/>
+            <w:tcMar>
+              <w:top w:type="dxa" w:w="80"/>
+              <w:left w:type="dxa" w:w="100"/>
+              <w:bottom w:type="dxa" w:w="80"/>
+              <w:right w:type="dxa" w:w="100"/>
+            </w:tcMar>
+          </w:tcPr>
+          <w:p>
+            <w:r>
+              <w:rPr>
+                <w:rFonts w:ascii="Arial" w:cs="Arial" w:eastAsia="Arial" w:hAnsi="Arial"/>
+                <w:b w:val="false"/>
+                <w:bCs w:val="false"/>
+                <w:sz w:val="18"/>
+                <w:szCs w:val="18"/>
+              </w:rPr>
+              <w:t xml:space="preserve">HSPB6</w:t>
+            </w:r>
+          </w:p>
+        </w:tc>
+        <w:tc>
+          <w:tcPr>
+            <w:tcW w:type="dxa" w:w="1600"/>
+            <w:tcBorders>
+              <w:top w:val="single" w:color="B0C8E0" w:sz="1"/>
+              <w:left w:val="single" w:color="B0C8E0" w:sz="1"/>
+              <w:bottom w:val="single" w:color="B0C8E0" w:sz="1"/>
+              <w:right w:val="single" w:color="B0C8E0" w:sz="1"/>
+            </w:tcBorders>
+            <w:shd w:fill="EEF4FB" w:val="clear"/>
+            <w:tcMar>
+              <w:top w:type="dxa" w:w="80"/>
+              <w:left w:type="dxa" w:w="100"/>
+              <w:bottom w:type="dxa" w:w="80"/>
+              <w:right w:type="dxa" w:w="100"/>
+            </w:tcMar>
+          </w:tcPr>
+          <w:p>
+            <w:r>
+              <w:rPr>
+                <w:rFonts w:ascii="Arial" w:cs="Arial" w:eastAsia="Arial" w:hAnsi="Arial"/>
+                <w:b w:val="false"/>
+                <w:bCs w:val="false"/>
+                <w:sz w:val="18"/>
+                <w:szCs w:val="18"/>
+              </w:rPr>
+              <w:t xml:space="preserve">O14558</w:t>
+            </w:r>
+          </w:p>
+        </w:tc>
+        <w:tc>
+          <w:tcPr>
+            <w:tcW w:type="dxa" w:w="1400"/>
+            <w:tcBorders>
+              <w:top w:val="single" w:color="B0C8E0" w:sz="1"/>
+              <w:left w:val="single" w:color="B0C8E0" w:sz="1"/>
+              <w:bottom w:val="single" w:color="B0C8E0" w:sz="1"/>
+              <w:right w:val="single" w:color="B0C8E0" w:sz="1"/>
+            </w:tcBorders>
+            <w:shd w:fill="EEF4FB" w:val="clear"/>
+            <w:tcMar>
+              <w:top w:type="dxa" w:w="80"/>
+              <w:left w:type="dxa" w:w="100"/>
+              <w:bottom w:type="dxa" w:w="80"/>
+              <w:right w:type="dxa" w:w="100"/>
+            </w:tcMar>
+          </w:tcPr>
+          <w:p>
+            <w:r>
+              <w:rPr>
+                <w:rFonts w:ascii="Arial" w:cs="Arial" w:eastAsia="Arial" w:hAnsi="Arial"/>
+                <w:b w:val="false"/>
+                <w:bCs w:val="false"/>
+                <w:sz w:val="18"/>
+                <w:szCs w:val="18"/>
+              </w:rPr>
+              <w:t xml:space="preserve">-4.923</w:t>
+            </w:r>
+          </w:p>
+        </w:tc>
+        <w:tc>
+          <w:tcPr>
+            <w:tcW w:type="dxa" w:w="1600"/>
+            <w:tcBorders>
+              <w:top w:val="single" w:color="B0C8E0" w:sz="1"/>
+              <w:left w:val="single" w:color="B0C8E0" w:sz="1"/>
+              <w:bottom w:val="single" w:color="B0C8E0" w:sz="1"/>
+              <w:right w:val="single" w:color="B0C8E0" w:sz="1"/>
+            </w:tcBorders>
+            <w:shd w:fill="EEF4FB" w:val="clear"/>
+            <w:tcMar>
+              <w:top w:type="dxa" w:w="80"/>
+              <w:left w:type="dxa" w:w="100"/>
+              <w:bottom w:type="dxa" w:w="80"/>
+              <w:right w:type="dxa" w:w="100"/>
+            </w:tcMar>
+          </w:tcPr>
+          <w:p>
+            <w:r>
+              <w:rPr>
+                <w:rFonts w:ascii="Arial" w:cs="Arial" w:eastAsia="Arial" w:hAnsi="Arial"/>
+                <w:b w:val="false"/>
+                <w:bCs w:val="false"/>
+                <w:sz w:val="18"/>
+                <w:szCs w:val="18"/>
+              </w:rPr>
+              <w:t xml:space="preserve">3.3e-4</w:t>
+            </w:r>
+          </w:p>
+        </w:tc>
+        <w:tc>
+          <w:tcPr>
+            <w:tcW w:type="dxa" w:w="2466"/>
+            <w:tcBorders>
+              <w:top w:val="single" w:color="B0C8E0" w:sz="1"/>
+              <w:left w:val="single" w:color="B0C8E0" w:sz="1"/>
+              <w:bottom w:val="single" w:color="B0C8E0" w:sz="1"/>
+              <w:right w:val="single" w:color="B0C8E0" w:sz="1"/>
+            </w:tcBorders>
+            <w:shd w:fill="EEF4FB" w:val="clear"/>
+            <w:tcMar>
+              <w:top w:type="dxa" w:w="80"/>
+              <w:left w:type="dxa" w:w="100"/>
+              <w:bottom w:type="dxa" w:w="80"/>
+              <w:right w:type="dxa" w:w="100"/>
+            </w:tcMar>
+          </w:tcPr>
+          <w:p>
+            <w:r>
+              <w:rPr>
+                <w:rFonts w:ascii="Arial" w:cs="Arial" w:eastAsia="Arial" w:hAnsi="Arial"/>
+                <w:b w:val="false"/>
+                <w:bCs w:val="false"/>
+                <w:sz w:val="18"/>
+                <w:szCs w:val="18"/>
+              </w:rPr>
+              <w:t xml:space="preserve">Subexpresada</w:t>
+            </w:r>
+          </w:p>
+        </w:tc>
+      </w:tr>
+      <w:tr>
+        <w:tc>
+          <w:tcPr>
+            <w:tcW w:type="dxa" w:w="1800"/>
+            <w:tcBorders>
+              <w:top w:val="single" w:color="B0C8E0" w:sz="1"/>
+              <w:left w:val="single" w:color="B0C8E0" w:sz="1"/>
+              <w:bottom w:val="single" w:color="B0C8E0" w:sz="1"/>
+              <w:right w:val="single" w:color="B0C8E0" w:sz="1"/>
+            </w:tcBorders>
+            <w:shd w:fill="FFFFFF" w:val="clear"/>
+            <w:tcMar>
+              <w:top w:type="dxa" w:w="80"/>
+              <w:left w:type="dxa" w:w="100"/>
+              <w:bottom w:type="dxa" w:w="80"/>
+              <w:right w:type="dxa" w:w="100"/>
+            </w:tcMar>
+          </w:tcPr>
+          <w:p>
+            <w:r>
+              <w:rPr>
+                <w:rFonts w:ascii="Arial" w:cs="Arial" w:eastAsia="Arial" w:hAnsi="Arial"/>
+                <w:b w:val="false"/>
+                <w:bCs w:val="false"/>
+                <w:sz w:val="18"/>
+                <w:szCs w:val="18"/>
+              </w:rPr>
+              <w:t xml:space="preserve">MYL2</w:t>
+            </w:r>
+          </w:p>
+        </w:tc>
+        <w:tc>
+          <w:tcPr>
+            <w:tcW w:type="dxa" w:w="1600"/>
+            <w:tcBorders>
+              <w:top w:val="single" w:color="B0C8E0" w:sz="1"/>
+              <w:left w:val="single" w:color="B0C8E0" w:sz="1"/>
+              <w:bottom w:val="single" w:color="B0C8E0" w:sz="1"/>
+              <w:right w:val="single" w:color="B0C8E0" w:sz="1"/>
+            </w:tcBorders>
+            <w:shd w:fill="FFFFFF" w:val="clear"/>
+            <w:tcMar>
+              <w:top w:type="dxa" w:w="80"/>
+              <w:left w:type="dxa" w:w="100"/>
+              <w:bottom w:type="dxa" w:w="80"/>
+              <w:right w:type="dxa" w:w="100"/>
+            </w:tcMar>
+          </w:tcPr>
+          <w:p>
+            <w:r>
+              <w:rPr>
+                <w:rFonts w:ascii="Arial" w:cs="Arial" w:eastAsia="Arial" w:hAnsi="Arial"/>
+                <w:b w:val="false"/>
+                <w:bCs w:val="false"/>
+                <w:sz w:val="18"/>
+                <w:szCs w:val="18"/>
+              </w:rPr>
+              <w:t xml:space="preserve">P10916</w:t>
+            </w:r>
+          </w:p>
+        </w:tc>
+        <w:tc>
+          <w:tcPr>
+            <w:tcW w:type="dxa" w:w="1400"/>
+            <w:tcBorders>
+              <w:top w:val="single" w:color="B0C8E0" w:sz="1"/>
+              <w:left w:val="single" w:color="B0C8E0" w:sz="1"/>
+              <w:bottom w:val="single" w:color="B0C8E0" w:sz="1"/>
+              <w:right w:val="single" w:color="B0C8E0" w:sz="1"/>
+            </w:tcBorders>
+            <w:shd w:fill="FFFFFF" w:val="clear"/>
+            <w:tcMar>
+              <w:top w:type="dxa" w:w="80"/>
+              <w:left w:type="dxa" w:w="100"/>
+              <w:bottom w:type="dxa" w:w="80"/>
+              <w:right w:type="dxa" w:w="100"/>
+            </w:tcMar>
+          </w:tcPr>
+          <w:p>
+            <w:r>
+              <w:rPr>
+                <w:rFonts w:ascii="Arial" w:cs="Arial" w:eastAsia="Arial" w:hAnsi="Arial"/>
+                <w:b w:val="false"/>
+                <w:bCs w:val="false"/>
+                <w:sz w:val="18"/>
+                <w:szCs w:val="18"/>
+              </w:rPr>
+              <w:t xml:space="preserve">-4.907</w:t>
+            </w:r>
+          </w:p>
+        </w:tc>
+        <w:tc>
+          <w:tcPr>
+            <w:tcW w:type="dxa" w:w="1600"/>
+            <w:tcBorders>
+              <w:top w:val="single" w:color="B0C8E0" w:sz="1"/>
+              <w:left w:val="single" w:color="B0C8E0" w:sz="1"/>
+              <w:bottom w:val="single" w:color="B0C8E0" w:sz="1"/>
+              <w:right w:val="single" w:color="B0C8E0" w:sz="1"/>
+            </w:tcBorders>
+            <w:shd w:fill="FFFFFF" w:val="clear"/>
+            <w:tcMar>
+              <w:top w:type="dxa" w:w="80"/>
+              <w:left w:type="dxa" w:w="100"/>
+              <w:bottom w:type="dxa" w:w="80"/>
+              <w:right w:type="dxa" w:w="100"/>
+            </w:tcMar>
+          </w:tcPr>
+          <w:p>
+            <w:r>
+              <w:rPr>
+                <w:rFonts w:ascii="Arial" w:cs="Arial" w:eastAsia="Arial" w:hAnsi="Arial"/>
+                <w:b w:val="false"/>
+                <w:bCs w:val="false"/>
+                <w:sz w:val="18"/>
+                <w:szCs w:val="18"/>
+              </w:rPr>
+              <w:t xml:space="preserve">0.00177</w:t>
+            </w:r>
+          </w:p>
+        </w:tc>
+        <w:tc>
+          <w:tcPr>
+            <w:tcW w:type="dxa" w:w="2466"/>
+            <w:tcBorders>
+              <w:top w:val="single" w:color="B0C8E0" w:sz="1"/>
+              <w:left w:val="single" w:color="B0C8E0" w:sz="1"/>
+              <w:bottom w:val="single" w:color="B0C8E0" w:sz="1"/>
+              <w:right w:val="single" w:color="B0C8E0" w:sz="1"/>
+            </w:tcBorders>
+            <w:shd w:fill="FFFFFF" w:val="clear"/>
+            <w:tcMar>
+              <w:top w:type="dxa" w:w="80"/>
+              <w:left w:type="dxa" w:w="100"/>
+              <w:bottom w:type="dxa" w:w="80"/>
+              <w:right w:type="dxa" w:w="100"/>
+            </w:tcMar>
+          </w:tcPr>
+          <w:p>
+            <w:r>
+              <w:rPr>
+                <w:rFonts w:ascii="Arial" w:cs="Arial" w:eastAsia="Arial" w:hAnsi="Arial"/>
+                <w:b w:val="false"/>
+                <w:bCs w:val="false"/>
+                <w:sz w:val="18"/>
+                <w:szCs w:val="18"/>
+              </w:rPr>
+              <w:t xml:space="preserve">Subexpresada</w:t>
+            </w:r>
+          </w:p>
+        </w:tc>
+      </w:tr>
+      <w:tr>
+        <w:tc>
+          <w:tcPr>
+            <w:tcW w:type="dxa" w:w="1800"/>
+            <w:tcBorders>
+              <w:top w:val="single" w:color="B0C8E0" w:sz="1"/>
+              <w:left w:val="single" w:color="B0C8E0" w:sz="1"/>
+              <w:bottom w:val="single" w:color="B0C8E0" w:sz="1"/>
+              <w:right w:val="single" w:color="B0C8E0" w:sz="1"/>
+            </w:tcBorders>
+            <w:shd w:fill="EEF4FB" w:val="clear"/>
+            <w:tcMar>
+              <w:top w:type="dxa" w:w="80"/>
+              <w:left w:type="dxa" w:w="100"/>
+              <w:bottom w:type="dxa" w:w="80"/>
+              <w:right w:type="dxa" w:w="100"/>
+            </w:tcMar>
+          </w:tcPr>
+          <w:p>
+            <w:r>
+              <w:rPr>
+                <w:rFonts w:ascii="Arial" w:cs="Arial" w:eastAsia="Arial" w:hAnsi="Arial"/>
+                <w:b w:val="false"/>
+                <w:bCs w:val="false"/>
+                <w:sz w:val="18"/>
+                <w:szCs w:val="18"/>
+              </w:rPr>
+              <w:t xml:space="preserve">CASQ1</w:t>
+            </w:r>
+          </w:p>
+        </w:tc>
+        <w:tc>
+          <w:tcPr>
+            <w:tcW w:type="dxa" w:w="1600"/>
+            <w:tcBorders>
+              <w:top w:val="single" w:color="B0C8E0" w:sz="1"/>
+              <w:left w:val="single" w:color="B0C8E0" w:sz="1"/>
+              <w:bottom w:val="single" w:color="B0C8E0" w:sz="1"/>
+              <w:right w:val="single" w:color="B0C8E0" w:sz="1"/>
+            </w:tcBorders>
+            <w:shd w:fill="EEF4FB" w:val="clear"/>
+            <w:tcMar>
+              <w:top w:type="dxa" w:w="80"/>
+              <w:left w:type="dxa" w:w="100"/>
+              <w:bottom w:type="dxa" w:w="80"/>
+              <w:right w:type="dxa" w:w="100"/>
+            </w:tcMar>
+          </w:tcPr>
+          <w:p>
+            <w:r>
+              <w:rPr>
+                <w:rFonts w:ascii="Arial" w:cs="Arial" w:eastAsia="Arial" w:hAnsi="Arial"/>
+                <w:b w:val="false"/>
+                <w:bCs w:val="false"/>
+                <w:sz w:val="18"/>
+                <w:szCs w:val="18"/>
+              </w:rPr>
+              <w:t xml:space="preserve">P31415</w:t>
+            </w:r>
+          </w:p>
+        </w:tc>
+        <w:tc>
+          <w:tcPr>
+            <w:tcW w:type="dxa" w:w="1400"/>
+            <w:tcBorders>
+              <w:top w:val="single" w:color="B0C8E0" w:sz="1"/>
+              <w:left w:val="single" w:color="B0C8E0" w:sz="1"/>
+              <w:bottom w:val="single" w:color="B0C8E0" w:sz="1"/>
+              <w:right w:val="single" w:color="B0C8E0" w:sz="1"/>
+            </w:tcBorders>
+            <w:shd w:fill="EEF4FB" w:val="clear"/>
+            <w:tcMar>
+              <w:top w:type="dxa" w:w="80"/>
+              <w:left w:type="dxa" w:w="100"/>
+              <w:bottom w:type="dxa" w:w="80"/>
+              <w:right w:type="dxa" w:w="100"/>
+            </w:tcMar>
+          </w:tcPr>
+          <w:p>
+            <w:r>
+              <w:rPr>
+                <w:rFonts w:ascii="Arial" w:cs="Arial" w:eastAsia="Arial" w:hAnsi="Arial"/>
+                <w:b w:val="false"/>
+                <w:bCs w:val="false"/>
+                <w:sz w:val="18"/>
+                <w:szCs w:val="18"/>
+              </w:rPr>
+              <w:t xml:space="preserve">-4.84</w:t>
+            </w:r>
+          </w:p>
+        </w:tc>
+        <w:tc>
+          <w:tcPr>
+            <w:tcW w:type="dxa" w:w="1600"/>
+            <w:tcBorders>
+              <w:top w:val="single" w:color="B0C8E0" w:sz="1"/>
+              <w:left w:val="single" w:color="B0C8E0" w:sz="1"/>
+              <w:bottom w:val="single" w:color="B0C8E0" w:sz="1"/>
+              <w:right w:val="single" w:color="B0C8E0" w:sz="1"/>
+            </w:tcBorders>
+            <w:shd w:fill="EEF4FB" w:val="clear"/>
+            <w:tcMar>
+              <w:top w:type="dxa" w:w="80"/>
+              <w:left w:type="dxa" w:w="100"/>
+              <w:bottom w:type="dxa" w:w="80"/>
+              <w:right w:type="dxa" w:w="100"/>
+            </w:tcMar>
+          </w:tcPr>
+          <w:p>
+            <w:r>
+              <w:rPr>
+                <w:rFonts w:ascii="Arial" w:cs="Arial" w:eastAsia="Arial" w:hAnsi="Arial"/>
+                <w:b w:val="false"/>
+                <w:bCs w:val="false"/>
+                <w:sz w:val="18"/>
+                <w:szCs w:val="18"/>
+              </w:rPr>
+              <w:t xml:space="preserve">0.00362</w:t>
+            </w:r>
+          </w:p>
+        </w:tc>
+        <w:tc>
+          <w:tcPr>
+            <w:tcW w:type="dxa" w:w="2466"/>
+            <w:tcBorders>
+              <w:top w:val="single" w:color="B0C8E0" w:sz="1"/>
+              <w:left w:val="single" w:color="B0C8E0" w:sz="1"/>
+              <w:bottom w:val="single" w:color="B0C8E0" w:sz="1"/>
+              <w:right w:val="single" w:color="B0C8E0" w:sz="1"/>
+            </w:tcBorders>
+            <w:shd w:fill="EEF4FB" w:val="clear"/>
+            <w:tcMar>
+              <w:top w:type="dxa" w:w="80"/>
+              <w:left w:type="dxa" w:w="100"/>
+              <w:bottom w:type="dxa" w:w="80"/>
+              <w:right w:type="dxa" w:w="100"/>
+            </w:tcMar>
+          </w:tcPr>
+          <w:p>
+            <w:r>
+              <w:rPr>
+                <w:rFonts w:ascii="Arial" w:cs="Arial" w:eastAsia="Arial" w:hAnsi="Arial"/>
+                <w:b w:val="false"/>
+                <w:bCs w:val="false"/>
+                <w:sz w:val="18"/>
+                <w:szCs w:val="18"/>
+              </w:rPr>
+              <w:t xml:space="preserve">Subexpresada</w:t>
+            </w:r>
+          </w:p>
+        </w:tc>
+      </w:tr>
+      <w:tr>
+        <w:tc>
+          <w:tcPr>
+            <w:tcW w:type="dxa" w:w="1800"/>
+            <w:tcBorders>
+              <w:top w:val="single" w:color="B0C8E0" w:sz="1"/>
+              <w:left w:val="single" w:color="B0C8E0" w:sz="1"/>
+              <w:bottom w:val="single" w:color="B0C8E0" w:sz="1"/>
+              <w:right w:val="single" w:color="B0C8E0" w:sz="1"/>
+            </w:tcBorders>
+            <w:shd w:fill="FFFFFF" w:val="clear"/>
+            <w:tcMar>
+              <w:top w:type="dxa" w:w="80"/>
+              <w:left w:type="dxa" w:w="100"/>
+              <w:bottom w:type="dxa" w:w="80"/>
+              <w:right w:type="dxa" w:w="100"/>
+            </w:tcMar>
+          </w:tcPr>
+          <w:p>
+            <w:r>
+              <w:rPr>
+                <w:rFonts w:ascii="Arial" w:cs="Arial" w:eastAsia="Arial" w:hAnsi="Arial"/>
+                <w:b w:val="false"/>
+                <w:bCs w:val="false"/>
+                <w:sz w:val="18"/>
+                <w:szCs w:val="18"/>
+              </w:rPr>
+              <w:t xml:space="preserve">SYPL2</w:t>
+            </w:r>
+          </w:p>
+        </w:tc>
+        <w:tc>
+          <w:tcPr>
+            <w:tcW w:type="dxa" w:w="1600"/>
+            <w:tcBorders>
+              <w:top w:val="single" w:color="B0C8E0" w:sz="1"/>
+              <w:left w:val="single" w:color="B0C8E0" w:sz="1"/>
+              <w:bottom w:val="single" w:color="B0C8E0" w:sz="1"/>
+              <w:right w:val="single" w:color="B0C8E0" w:sz="1"/>
+            </w:tcBorders>
+            <w:shd w:fill="FFFFFF" w:val="clear"/>
+            <w:tcMar>
+              <w:top w:type="dxa" w:w="80"/>
+              <w:left w:type="dxa" w:w="100"/>
+              <w:bottom w:type="dxa" w:w="80"/>
+              <w:right w:type="dxa" w:w="100"/>
+            </w:tcMar>
+          </w:tcPr>
+          <w:p>
+            <w:r>
+              <w:rPr>
+                <w:rFonts w:ascii="Arial" w:cs="Arial" w:eastAsia="Arial" w:hAnsi="Arial"/>
+                <w:b w:val="false"/>
+                <w:bCs w:val="false"/>
+                <w:sz w:val="18"/>
+                <w:szCs w:val="18"/>
+              </w:rPr>
+              <w:t xml:space="preserve">Q5VXT5</w:t>
+            </w:r>
+          </w:p>
+        </w:tc>
+        <w:tc>
+          <w:tcPr>
+            <w:tcW w:type="dxa" w:w="1400"/>
+            <w:tcBorders>
+              <w:top w:val="single" w:color="B0C8E0" w:sz="1"/>
+              <w:left w:val="single" w:color="B0C8E0" w:sz="1"/>
+              <w:bottom w:val="single" w:color="B0C8E0" w:sz="1"/>
+              <w:right w:val="single" w:color="B0C8E0" w:sz="1"/>
+            </w:tcBorders>
+            <w:shd w:fill="FFFFFF" w:val="clear"/>
+            <w:tcMar>
+              <w:top w:type="dxa" w:w="80"/>
+              <w:left w:type="dxa" w:w="100"/>
+              <w:bottom w:type="dxa" w:w="80"/>
+              <w:right w:type="dxa" w:w="100"/>
+            </w:tcMar>
+          </w:tcPr>
+          <w:p>
+            <w:r>
+              <w:rPr>
+                <w:rFonts w:ascii="Arial" w:cs="Arial" w:eastAsia="Arial" w:hAnsi="Arial"/>
+                <w:b w:val="false"/>
+                <w:bCs w:val="false"/>
+                <w:sz w:val="18"/>
+                <w:szCs w:val="18"/>
+              </w:rPr>
+              <w:t xml:space="preserve">-4.724</w:t>
+            </w:r>
+          </w:p>
+        </w:tc>
+        <w:tc>
+          <w:tcPr>
+            <w:tcW w:type="dxa" w:w="1600"/>
+            <w:tcBorders>
+              <w:top w:val="single" w:color="B0C8E0" w:sz="1"/>
+              <w:left w:val="single" w:color="B0C8E0" w:sz="1"/>
+              <w:bottom w:val="single" w:color="B0C8E0" w:sz="1"/>
+              <w:right w:val="single" w:color="B0C8E0" w:sz="1"/>
+            </w:tcBorders>
+            <w:shd w:fill="FFFFFF" w:val="clear"/>
+            <w:tcMar>
+              <w:top w:type="dxa" w:w="80"/>
+              <w:left w:type="dxa" w:w="100"/>
+              <w:bottom w:type="dxa" w:w="80"/>
+              <w:right w:type="dxa" w:w="100"/>
+            </w:tcMar>
+          </w:tcPr>
+          <w:p>
+            <w:r>
+              <w:rPr>
+                <w:rFonts w:ascii="Arial" w:cs="Arial" w:eastAsia="Arial" w:hAnsi="Arial"/>
+                <w:b w:val="false"/>
+                <w:bCs w:val="false"/>
+                <w:sz w:val="18"/>
+                <w:szCs w:val="18"/>
+              </w:rPr>
+              <w:t xml:space="preserve">0.00221</w:t>
+            </w:r>
+          </w:p>
+        </w:tc>
+        <w:tc>
+          <w:tcPr>
+            <w:tcW w:type="dxa" w:w="2466"/>
+            <w:tcBorders>
+              <w:top w:val="single" w:color="B0C8E0" w:sz="1"/>
+              <w:left w:val="single" w:color="B0C8E0" w:sz="1"/>
+              <w:bottom w:val="single" w:color="B0C8E0" w:sz="1"/>
+              <w:right w:val="single" w:color="B0C8E0" w:sz="1"/>
+            </w:tcBorders>
+            <w:shd w:fill="FFFFFF" w:val="clear"/>
+            <w:tcMar>
+              <w:top w:type="dxa" w:w="80"/>
+              <w:left w:type="dxa" w:w="100"/>
+              <w:bottom w:type="dxa" w:w="80"/>
+              <w:right w:type="dxa" w:w="100"/>
+            </w:tcMar>
+          </w:tcPr>
+          <w:p>
+            <w:r>
+              <w:rPr>
+                <w:rFonts w:ascii="Arial" w:cs="Arial" w:eastAsia="Arial" w:hAnsi="Arial"/>
+                <w:b w:val="false"/>
+                <w:bCs w:val="false"/>
+                <w:sz w:val="18"/>
+                <w:szCs w:val="18"/>
+              </w:rPr>
+              <w:t xml:space="preserve">Subexpresada</w:t>
+            </w:r>
+          </w:p>
+        </w:tc>
+      </w:tr>
+      <w:tr>
+        <w:tc>
+          <w:tcPr>
+            <w:tcW w:type="dxa" w:w="1800"/>
+            <w:tcBorders>
+              <w:top w:val="single" w:color="B0C8E0" w:sz="1"/>
+              <w:left w:val="single" w:color="B0C8E0" w:sz="1"/>
+              <w:bottom w:val="single" w:color="B0C8E0" w:sz="1"/>
+              <w:right w:val="single" w:color="B0C8E0" w:sz="1"/>
+            </w:tcBorders>
+            <w:shd w:fill="EEF4FB" w:val="clear"/>
+            <w:tcMar>
+              <w:top w:type="dxa" w:w="80"/>
+              <w:left w:type="dxa" w:w="100"/>
+              <w:bottom w:type="dxa" w:w="80"/>
+              <w:right w:type="dxa" w:w="100"/>
+            </w:tcMar>
+          </w:tcPr>
+          <w:p>
+            <w:r>
+              <w:rPr>
+                <w:rFonts w:ascii="Arial" w:cs="Arial" w:eastAsia="Arial" w:hAnsi="Arial"/>
+                <w:b w:val="false"/>
+                <w:bCs w:val="false"/>
+                <w:sz w:val="18"/>
+                <w:szCs w:val="18"/>
+              </w:rPr>
+              <w:t xml:space="preserve">FHL1</w:t>
+            </w:r>
+          </w:p>
+        </w:tc>
+        <w:tc>
+          <w:tcPr>
+            <w:tcW w:type="dxa" w:w="1600"/>
+            <w:tcBorders>
+              <w:top w:val="single" w:color="B0C8E0" w:sz="1"/>
+              <w:left w:val="single" w:color="B0C8E0" w:sz="1"/>
+              <w:bottom w:val="single" w:color="B0C8E0" w:sz="1"/>
+              <w:right w:val="single" w:color="B0C8E0" w:sz="1"/>
+            </w:tcBorders>
+            <w:shd w:fill="EEF4FB" w:val="clear"/>
+            <w:tcMar>
+              <w:top w:type="dxa" w:w="80"/>
+              <w:left w:type="dxa" w:w="100"/>
+              <w:bottom w:type="dxa" w:w="80"/>
+              <w:right w:type="dxa" w:w="100"/>
+            </w:tcMar>
+          </w:tcPr>
+          <w:p>
+            <w:r>
+              <w:rPr>
+                <w:rFonts w:ascii="Arial" w:cs="Arial" w:eastAsia="Arial" w:hAnsi="Arial"/>
+                <w:b w:val="false"/>
+                <w:bCs w:val="false"/>
+                <w:sz w:val="18"/>
+                <w:szCs w:val="18"/>
+              </w:rPr>
+              <w:t xml:space="preserve">Q13642</w:t>
+            </w:r>
+          </w:p>
+        </w:tc>
+        <w:tc>
+          <w:tcPr>
+            <w:tcW w:type="dxa" w:w="1400"/>
+            <w:tcBorders>
+              <w:top w:val="single" w:color="B0C8E0" w:sz="1"/>
+              <w:left w:val="single" w:color="B0C8E0" w:sz="1"/>
+              <w:bottom w:val="single" w:color="B0C8E0" w:sz="1"/>
+              <w:right w:val="single" w:color="B0C8E0" w:sz="1"/>
+            </w:tcBorders>
+            <w:shd w:fill="EEF4FB" w:val="clear"/>
+            <w:tcMar>
+              <w:top w:type="dxa" w:w="80"/>
+              <w:left w:type="dxa" w:w="100"/>
+              <w:bottom w:type="dxa" w:w="80"/>
+              <w:right w:type="dxa" w:w="100"/>
+            </w:tcMar>
+          </w:tcPr>
+          <w:p>
+            <w:r>
+              <w:rPr>
+                <w:rFonts w:ascii="Arial" w:cs="Arial" w:eastAsia="Arial" w:hAnsi="Arial"/>
+                <w:b w:val="false"/>
+                <w:bCs w:val="false"/>
+                <w:sz w:val="18"/>
+                <w:szCs w:val="18"/>
+              </w:rPr>
+              <w:t xml:space="preserve">-4.701</w:t>
+            </w:r>
+          </w:p>
+        </w:tc>
+        <w:tc>
+          <w:tcPr>
+            <w:tcW w:type="dxa" w:w="1600"/>
+            <w:tcBorders>
+              <w:top w:val="single" w:color="B0C8E0" w:sz="1"/>
+              <w:left w:val="single" w:color="B0C8E0" w:sz="1"/>
+              <w:bottom w:val="single" w:color="B0C8E0" w:sz="1"/>
+              <w:right w:val="single" w:color="B0C8E0" w:sz="1"/>
+            </w:tcBorders>
+            <w:shd w:fill="EEF4FB" w:val="clear"/>
+            <w:tcMar>
+              <w:top w:type="dxa" w:w="80"/>
+              <w:left w:type="dxa" w:w="100"/>
+              <w:bottom w:type="dxa" w:w="80"/>
+              <w:right w:type="dxa" w:w="100"/>
+            </w:tcMar>
+          </w:tcPr>
+          <w:p>
+            <w:r>
+              <w:rPr>
+                <w:rFonts w:ascii="Arial" w:cs="Arial" w:eastAsia="Arial" w:hAnsi="Arial"/>
+                <w:b w:val="false"/>
+                <w:bCs w:val="false"/>
+                <w:sz w:val="18"/>
+                <w:szCs w:val="18"/>
+              </w:rPr>
+              <w:t xml:space="preserve">0.00394</w:t>
+            </w:r>
+          </w:p>
+        </w:tc>
+        <w:tc>
+          <w:tcPr>
+            <w:tcW w:type="dxa" w:w="2466"/>
+            <w:tcBorders>
+              <w:top w:val="single" w:color="B0C8E0" w:sz="1"/>
+              <w:left w:val="single" w:color="B0C8E0" w:sz="1"/>
+              <w:bottom w:val="single" w:color="B0C8E0" w:sz="1"/>
+              <w:right w:val="single" w:color="B0C8E0" w:sz="1"/>
+            </w:tcBorders>
+            <w:shd w:fill="EEF4FB" w:val="clear"/>
+            <w:tcMar>
+              <w:top w:type="dxa" w:w="80"/>
+              <w:left w:type="dxa" w:w="100"/>
+              <w:bottom w:type="dxa" w:w="80"/>
+              <w:right w:type="dxa" w:w="100"/>
+            </w:tcMar>
+          </w:tcPr>
+          <w:p>
+            <w:r>
+              <w:rPr>
+                <w:rFonts w:ascii="Arial" w:cs="Arial" w:eastAsia="Arial" w:hAnsi="Arial"/>
+                <w:b w:val="false"/>
+                <w:bCs w:val="false"/>
+                <w:sz w:val="18"/>
+                <w:szCs w:val="18"/>
+              </w:rPr>
+              <w:t xml:space="preserve">Subexpresada</w:t>
+            </w:r>
+          </w:p>
+        </w:tc>
+      </w:tr>
+      <w:tr>
+        <w:tc>
+          <w:tcPr>
+            <w:tcW w:type="dxa" w:w="1800"/>
+            <w:tcBorders>
+              <w:top w:val="single" w:color="B0C8E0" w:sz="1"/>
+              <w:left w:val="single" w:color="B0C8E0" w:sz="1"/>
+              <w:bottom w:val="single" w:color="B0C8E0" w:sz="1"/>
+              <w:right w:val="single" w:color="B0C8E0" w:sz="1"/>
+            </w:tcBorders>
+            <w:shd w:fill="FFFFFF" w:val="clear"/>
+            <w:tcMar>
+              <w:top w:type="dxa" w:w="80"/>
+              <w:left w:type="dxa" w:w="100"/>
+              <w:bottom w:type="dxa" w:w="80"/>
+              <w:right w:type="dxa" w:w="100"/>
+            </w:tcMar>
+          </w:tcPr>
+          <w:p>
+            <w:r>
+              <w:rPr>
+                <w:rFonts w:ascii="Arial" w:cs="Arial" w:eastAsia="Arial" w:hAnsi="Arial"/>
+                <w:b w:val="false"/>
+                <w:bCs w:val="false"/>
+                <w:sz w:val="18"/>
+                <w:szCs w:val="18"/>
+              </w:rPr>
+              <w:t xml:space="preserve">MYH2</w:t>
+            </w:r>
+          </w:p>
+        </w:tc>
+        <w:tc>
+          <w:tcPr>
+            <w:tcW w:type="dxa" w:w="1600"/>
+            <w:tcBorders>
+              <w:top w:val="single" w:color="B0C8E0" w:sz="1"/>
+              <w:left w:val="single" w:color="B0C8E0" w:sz="1"/>
+              <w:bottom w:val="single" w:color="B0C8E0" w:sz="1"/>
+              <w:right w:val="single" w:color="B0C8E0" w:sz="1"/>
+            </w:tcBorders>
+            <w:shd w:fill="FFFFFF" w:val="clear"/>
+            <w:tcMar>
+              <w:top w:type="dxa" w:w="80"/>
+              <w:left w:type="dxa" w:w="100"/>
+              <w:bottom w:type="dxa" w:w="80"/>
+              <w:right w:type="dxa" w:w="100"/>
+            </w:tcMar>
+          </w:tcPr>
+          <w:p>
+            <w:r>
+              <w:rPr>
+                <w:rFonts w:ascii="Arial" w:cs="Arial" w:eastAsia="Arial" w:hAnsi="Arial"/>
+                <w:b w:val="false"/>
+                <w:bCs w:val="false"/>
+                <w:sz w:val="18"/>
+                <w:szCs w:val="18"/>
+              </w:rPr>
+              <w:t xml:space="preserve">Q9UKX2</w:t>
+            </w:r>
+          </w:p>
+        </w:tc>
+        <w:tc>
+          <w:tcPr>
+            <w:tcW w:type="dxa" w:w="1400"/>
+            <w:tcBorders>
+              <w:top w:val="single" w:color="B0C8E0" w:sz="1"/>
+              <w:left w:val="single" w:color="B0C8E0" w:sz="1"/>
+              <w:bottom w:val="single" w:color="B0C8E0" w:sz="1"/>
+              <w:right w:val="single" w:color="B0C8E0" w:sz="1"/>
+            </w:tcBorders>
+            <w:shd w:fill="FFFFFF" w:val="clear"/>
+            <w:tcMar>
+              <w:top w:type="dxa" w:w="80"/>
+              <w:left w:type="dxa" w:w="100"/>
+              <w:bottom w:type="dxa" w:w="80"/>
+              <w:right w:type="dxa" w:w="100"/>
+            </w:tcMar>
+          </w:tcPr>
+          <w:p>
+            <w:r>
+              <w:rPr>
+                <w:rFonts w:ascii="Arial" w:cs="Arial" w:eastAsia="Arial" w:hAnsi="Arial"/>
+                <w:b w:val="false"/>
+                <w:bCs w:val="false"/>
+                <w:sz w:val="18"/>
+                <w:szCs w:val="18"/>
+              </w:rPr>
+              <w:t xml:space="preserve">-4.685</w:t>
+            </w:r>
+          </w:p>
+        </w:tc>
+        <w:tc>
+          <w:tcPr>
+            <w:tcW w:type="dxa" w:w="1600"/>
+            <w:tcBorders>
+              <w:top w:val="single" w:color="B0C8E0" w:sz="1"/>
+              <w:left w:val="single" w:color="B0C8E0" w:sz="1"/>
+              <w:bottom w:val="single" w:color="B0C8E0" w:sz="1"/>
+              <w:right w:val="single" w:color="B0C8E0" w:sz="1"/>
+            </w:tcBorders>
+            <w:shd w:fill="FFFFFF" w:val="clear"/>
+            <w:tcMar>
+              <w:top w:type="dxa" w:w="80"/>
+              <w:left w:type="dxa" w:w="100"/>
+              <w:bottom w:type="dxa" w:w="80"/>
+              <w:right w:type="dxa" w:w="100"/>
+            </w:tcMar>
+          </w:tcPr>
+          <w:p>
+            <w:r>
+              <w:rPr>
+                <w:rFonts w:ascii="Arial" w:cs="Arial" w:eastAsia="Arial" w:hAnsi="Arial"/>
+                <w:b w:val="false"/>
+                <w:bCs w:val="false"/>
+                <w:sz w:val="18"/>
+                <w:szCs w:val="18"/>
+              </w:rPr>
+              <w:t xml:space="preserve">0.0035</w:t>
+            </w:r>
+          </w:p>
+        </w:tc>
+        <w:tc>
+          <w:tcPr>
+            <w:tcW w:type="dxa" w:w="2466"/>
+            <w:tcBorders>
+              <w:top w:val="single" w:color="B0C8E0" w:sz="1"/>
+              <w:left w:val="single" w:color="B0C8E0" w:sz="1"/>
+              <w:bottom w:val="single" w:color="B0C8E0" w:sz="1"/>
+              <w:right w:val="single" w:color="B0C8E0" w:sz="1"/>
+            </w:tcBorders>
+            <w:shd w:fill="FFFFFF" w:val="clear"/>
+            <w:tcMar>
+              <w:top w:type="dxa" w:w="80"/>
+              <w:left w:type="dxa" w:w="100"/>
+              <w:bottom w:type="dxa" w:w="80"/>
+              <w:right w:type="dxa" w:w="100"/>
+            </w:tcMar>
+          </w:tcPr>
+          <w:p>
+            <w:r>
+              <w:rPr>
+                <w:rFonts w:ascii="Arial" w:cs="Arial" w:eastAsia="Arial" w:hAnsi="Arial"/>
+                <w:b w:val="false"/>
+                <w:bCs w:val="false"/>
+                <w:sz w:val="18"/>
+                <w:szCs w:val="18"/>
+              </w:rPr>
+              <w:t xml:space="preserve">Subexpresada</w:t>
+            </w:r>
+          </w:p>
+        </w:tc>
+      </w:tr>
+      <w:tr>
+        <w:tc>
+          <w:tcPr>
+            <w:tcW w:type="dxa" w:w="1800"/>
+            <w:tcBorders>
+              <w:top w:val="single" w:color="B0C8E0" w:sz="1"/>
+              <w:left w:val="single" w:color="B0C8E0" w:sz="1"/>
+              <w:bottom w:val="single" w:color="B0C8E0" w:sz="1"/>
+              <w:right w:val="single" w:color="B0C8E0" w:sz="1"/>
+            </w:tcBorders>
+            <w:shd w:fill="EEF4FB" w:val="clear"/>
+            <w:tcMar>
+              <w:top w:type="dxa" w:w="80"/>
+              <w:left w:type="dxa" w:w="100"/>
+              <w:bottom w:type="dxa" w:w="80"/>
+              <w:right w:type="dxa" w:w="100"/>
+            </w:tcMar>
+          </w:tcPr>
+          <w:p>
+            <w:r>
+              <w:rPr>
+                <w:rFonts w:ascii="Arial" w:cs="Arial" w:eastAsia="Arial" w:hAnsi="Arial"/>
+                <w:b w:val="false"/>
+                <w:bCs w:val="false"/>
+                <w:sz w:val="18"/>
+                <w:szCs w:val="18"/>
+              </w:rPr>
+              <w:t xml:space="preserve">MYL3</w:t>
+            </w:r>
+          </w:p>
+        </w:tc>
+        <w:tc>
+          <w:tcPr>
+            <w:tcW w:type="dxa" w:w="1600"/>
+            <w:tcBorders>
+              <w:top w:val="single" w:color="B0C8E0" w:sz="1"/>
+              <w:left w:val="single" w:color="B0C8E0" w:sz="1"/>
+              <w:bottom w:val="single" w:color="B0C8E0" w:sz="1"/>
+              <w:right w:val="single" w:color="B0C8E0" w:sz="1"/>
+            </w:tcBorders>
+            <w:shd w:fill="EEF4FB" w:val="clear"/>
+            <w:tcMar>
+              <w:top w:type="dxa" w:w="80"/>
+              <w:left w:type="dxa" w:w="100"/>
+              <w:bottom w:type="dxa" w:w="80"/>
+              <w:right w:type="dxa" w:w="100"/>
+            </w:tcMar>
+          </w:tcPr>
+          <w:p>
+            <w:r>
+              <w:rPr>
+                <w:rFonts w:ascii="Arial" w:cs="Arial" w:eastAsia="Arial" w:hAnsi="Arial"/>
+                <w:b w:val="false"/>
+                <w:bCs w:val="false"/>
+                <w:sz w:val="18"/>
+                <w:szCs w:val="18"/>
+              </w:rPr>
+              <w:t xml:space="preserve">P08590</w:t>
+            </w:r>
+          </w:p>
+        </w:tc>
+        <w:tc>
+          <w:tcPr>
+            <w:tcW w:type="dxa" w:w="1400"/>
+            <w:tcBorders>
+              <w:top w:val="single" w:color="B0C8E0" w:sz="1"/>
+              <w:left w:val="single" w:color="B0C8E0" w:sz="1"/>
+              <w:bottom w:val="single" w:color="B0C8E0" w:sz="1"/>
+              <w:right w:val="single" w:color="B0C8E0" w:sz="1"/>
+            </w:tcBorders>
+            <w:shd w:fill="EEF4FB" w:val="clear"/>
+            <w:tcMar>
+              <w:top w:type="dxa" w:w="80"/>
+              <w:left w:type="dxa" w:w="100"/>
+              <w:bottom w:type="dxa" w:w="80"/>
+              <w:right w:type="dxa" w:w="100"/>
+            </w:tcMar>
+          </w:tcPr>
+          <w:p>
+            <w:r>
+              <w:rPr>
+                <w:rFonts w:ascii="Arial" w:cs="Arial" w:eastAsia="Arial" w:hAnsi="Arial"/>
+                <w:b w:val="false"/>
+                <w:bCs w:val="false"/>
+                <w:sz w:val="18"/>
+                <w:szCs w:val="18"/>
+              </w:rPr>
+              <w:t xml:space="preserve">-4.657</w:t>
+            </w:r>
+          </w:p>
+        </w:tc>
+        <w:tc>
+          <w:tcPr>
+            <w:tcW w:type="dxa" w:w="1600"/>
+            <w:tcBorders>
+              <w:top w:val="single" w:color="B0C8E0" w:sz="1"/>
+              <w:left w:val="single" w:color="B0C8E0" w:sz="1"/>
+              <w:bottom w:val="single" w:color="B0C8E0" w:sz="1"/>
+              <w:right w:val="single" w:color="B0C8E0" w:sz="1"/>
+            </w:tcBorders>
+            <w:shd w:fill="EEF4FB" w:val="clear"/>
+            <w:tcMar>
+              <w:top w:type="dxa" w:w="80"/>
+              <w:left w:type="dxa" w:w="100"/>
+              <w:bottom w:type="dxa" w:w="80"/>
+              <w:right w:type="dxa" w:w="100"/>
+            </w:tcMar>
+          </w:tcPr>
+          <w:p>
+            <w:r>
+              <w:rPr>
+                <w:rFonts w:ascii="Arial" w:cs="Arial" w:eastAsia="Arial" w:hAnsi="Arial"/>
+                <w:b w:val="false"/>
+                <w:bCs w:val="false"/>
+                <w:sz w:val="18"/>
+                <w:szCs w:val="18"/>
+              </w:rPr>
+              <w:t xml:space="preserve">0.00256</w:t>
+            </w:r>
+          </w:p>
+        </w:tc>
+        <w:tc>
+          <w:tcPr>
+            <w:tcW w:type="dxa" w:w="2466"/>
+            <w:tcBorders>
+              <w:top w:val="single" w:color="B0C8E0" w:sz="1"/>
+              <w:left w:val="single" w:color="B0C8E0" w:sz="1"/>
+              <w:bottom w:val="single" w:color="B0C8E0" w:sz="1"/>
+              <w:right w:val="single" w:color="B0C8E0" w:sz="1"/>
+            </w:tcBorders>
+            <w:shd w:fill="EEF4FB" w:val="clear"/>
+            <w:tcMar>
+              <w:top w:type="dxa" w:w="80"/>
+              <w:left w:type="dxa" w:w="100"/>
+              <w:bottom w:type="dxa" w:w="80"/>
+              <w:right w:type="dxa" w:w="100"/>
+            </w:tcMar>
+          </w:tcPr>
+          <w:p>
+            <w:r>
+              <w:rPr>
+                <w:rFonts w:ascii="Arial" w:cs="Arial" w:eastAsia="Arial" w:hAnsi="Arial"/>
+                <w:b w:val="false"/>
+                <w:bCs w:val="false"/>
+                <w:sz w:val="18"/>
+                <w:szCs w:val="18"/>
+              </w:rPr>
+              <w:t xml:space="preserve">Subexpresada</w:t>
+            </w:r>
+          </w:p>
+        </w:tc>
+      </w:tr>
+      <w:tr>
+        <w:tc>
+          <w:tcPr>
+            <w:tcW w:type="dxa" w:w="1800"/>
+            <w:tcBorders>
+              <w:top w:val="single" w:color="B0C8E0" w:sz="1"/>
+              <w:left w:val="single" w:color="B0C8E0" w:sz="1"/>
+              <w:bottom w:val="single" w:color="B0C8E0" w:sz="1"/>
+              <w:right w:val="single" w:color="B0C8E0" w:sz="1"/>
+            </w:tcBorders>
+            <w:shd w:fill="FFFFFF" w:val="clear"/>
+            <w:tcMar>
+              <w:top w:type="dxa" w:w="80"/>
+              <w:left w:type="dxa" w:w="100"/>
+              <w:bottom w:type="dxa" w:w="80"/>
+              <w:right w:type="dxa" w:w="100"/>
+            </w:tcMar>
+          </w:tcPr>
+          <w:p>
+            <w:r>
+              <w:rPr>
+                <w:rFonts w:ascii="Arial" w:cs="Arial" w:eastAsia="Arial" w:hAnsi="Arial"/>
+                <w:b w:val="false"/>
+                <w:bCs w:val="false"/>
+                <w:sz w:val="18"/>
+                <w:szCs w:val="18"/>
+              </w:rPr>
+              <w:t xml:space="preserve">MYH7</w:t>
+            </w:r>
+          </w:p>
+        </w:tc>
+        <w:tc>
+          <w:tcPr>
+            <w:tcW w:type="dxa" w:w="1600"/>
+            <w:tcBorders>
+              <w:top w:val="single" w:color="B0C8E0" w:sz="1"/>
+              <w:left w:val="single" w:color="B0C8E0" w:sz="1"/>
+              <w:bottom w:val="single" w:color="B0C8E0" w:sz="1"/>
+              <w:right w:val="single" w:color="B0C8E0" w:sz="1"/>
+            </w:tcBorders>
+            <w:shd w:fill="FFFFFF" w:val="clear"/>
+            <w:tcMar>
+              <w:top w:type="dxa" w:w="80"/>
+              <w:left w:type="dxa" w:w="100"/>
+              <w:bottom w:type="dxa" w:w="80"/>
+              <w:right w:type="dxa" w:w="100"/>
+            </w:tcMar>
+          </w:tcPr>
+          <w:p>
+            <w:r>
+              <w:rPr>
+                <w:rFonts w:ascii="Arial" w:cs="Arial" w:eastAsia="Arial" w:hAnsi="Arial"/>
+                <w:b w:val="false"/>
+                <w:bCs w:val="false"/>
+                <w:sz w:val="18"/>
+                <w:szCs w:val="18"/>
+              </w:rPr>
+              <w:t xml:space="preserve">P12883</w:t>
+            </w:r>
+          </w:p>
+        </w:tc>
+        <w:tc>
+          <w:tcPr>
+            <w:tcW w:type="dxa" w:w="1400"/>
+            <w:tcBorders>
+              <w:top w:val="single" w:color="B0C8E0" w:sz="1"/>
+              <w:left w:val="single" w:color="B0C8E0" w:sz="1"/>
+              <w:bottom w:val="single" w:color="B0C8E0" w:sz="1"/>
+              <w:right w:val="single" w:color="B0C8E0" w:sz="1"/>
+            </w:tcBorders>
+            <w:shd w:fill="FFFFFF" w:val="clear"/>
+            <w:tcMar>
+              <w:top w:type="dxa" w:w="80"/>
+              <w:left w:type="dxa" w:w="100"/>
+              <w:bottom w:type="dxa" w:w="80"/>
+              <w:right w:type="dxa" w:w="100"/>
+            </w:tcMar>
+          </w:tcPr>
+          <w:p>
+            <w:r>
+              <w:rPr>
+                <w:rFonts w:ascii="Arial" w:cs="Arial" w:eastAsia="Arial" w:hAnsi="Arial"/>
+                <w:b w:val="false"/>
+                <w:bCs w:val="false"/>
+                <w:sz w:val="18"/>
+                <w:szCs w:val="18"/>
+              </w:rPr>
+              <w:t xml:space="preserve">-4.573</w:t>
+            </w:r>
+          </w:p>
+        </w:tc>
+        <w:tc>
+          <w:tcPr>
+            <w:tcW w:type="dxa" w:w="1600"/>
+            <w:tcBorders>
+              <w:top w:val="single" w:color="B0C8E0" w:sz="1"/>
+              <w:left w:val="single" w:color="B0C8E0" w:sz="1"/>
+              <w:bottom w:val="single" w:color="B0C8E0" w:sz="1"/>
+              <w:right w:val="single" w:color="B0C8E0" w:sz="1"/>
+            </w:tcBorders>
+            <w:shd w:fill="FFFFFF" w:val="clear"/>
+            <w:tcMar>
+              <w:top w:type="dxa" w:w="80"/>
+              <w:left w:type="dxa" w:w="100"/>
+              <w:bottom w:type="dxa" w:w="80"/>
+              <w:right w:type="dxa" w:w="100"/>
+            </w:tcMar>
+          </w:tcPr>
+          <w:p>
+            <w:r>
+              <w:rPr>
+                <w:rFonts w:ascii="Arial" w:cs="Arial" w:eastAsia="Arial" w:hAnsi="Arial"/>
+                <w:b w:val="false"/>
+                <w:bCs w:val="false"/>
+                <w:sz w:val="18"/>
+                <w:szCs w:val="18"/>
+              </w:rPr>
+              <w:t xml:space="preserve">0.00397</w:t>
+            </w:r>
+          </w:p>
+        </w:tc>
+        <w:tc>
+          <w:tcPr>
+            <w:tcW w:type="dxa" w:w="2466"/>
+            <w:tcBorders>
+              <w:top w:val="single" w:color="B0C8E0" w:sz="1"/>
+              <w:left w:val="single" w:color="B0C8E0" w:sz="1"/>
+              <w:bottom w:val="single" w:color="B0C8E0" w:sz="1"/>
+              <w:right w:val="single" w:color="B0C8E0" w:sz="1"/>
+            </w:tcBorders>
+            <w:shd w:fill="FFFFFF" w:val="clear"/>
+            <w:tcMar>
+              <w:top w:type="dxa" w:w="80"/>
+              <w:left w:type="dxa" w:w="100"/>
+              <w:bottom w:type="dxa" w:w="80"/>
+              <w:right w:type="dxa" w:w="100"/>
+            </w:tcMar>
+          </w:tcPr>
+          <w:p>
+            <w:r>
+              <w:rPr>
+                <w:rFonts w:ascii="Arial" w:cs="Arial" w:eastAsia="Arial" w:hAnsi="Arial"/>
+                <w:b w:val="false"/>
+                <w:bCs w:val="false"/>
+                <w:sz w:val="18"/>
+                <w:szCs w:val="18"/>
+              </w:rPr>
+              <w:t xml:space="preserve">Subexpresada</w:t>
+            </w:r>
+          </w:p>
+        </w:tc>
+      </w:tr>
+      <w:tr>
+        <w:tc>
+          <w:tcPr>
+            <w:tcW w:type="dxa" w:w="1800"/>
+            <w:tcBorders>
+              <w:top w:val="single" w:color="B0C8E0" w:sz="1"/>
+              <w:left w:val="single" w:color="B0C8E0" w:sz="1"/>
+              <w:bottom w:val="single" w:color="B0C8E0" w:sz="1"/>
+              <w:right w:val="single" w:color="B0C8E0" w:sz="1"/>
+            </w:tcBorders>
+            <w:shd w:fill="EEF4FB" w:val="clear"/>
+            <w:tcMar>
+              <w:top w:type="dxa" w:w="80"/>
+              <w:left w:type="dxa" w:w="100"/>
+              <w:bottom w:type="dxa" w:w="80"/>
+              <w:right w:type="dxa" w:w="100"/>
+            </w:tcMar>
+          </w:tcPr>
+          <w:p>
+            <w:r>
+              <w:rPr>
+                <w:rFonts w:ascii="Arial" w:cs="Arial" w:eastAsia="Arial" w:hAnsi="Arial"/>
+                <w:b w:val="false"/>
+                <w:bCs w:val="false"/>
+                <w:sz w:val="18"/>
+                <w:szCs w:val="18"/>
+              </w:rPr>
+              <w:t xml:space="preserve">BPIFB1</w:t>
+            </w:r>
+          </w:p>
+        </w:tc>
+        <w:tc>
+          <w:tcPr>
+            <w:tcW w:type="dxa" w:w="1600"/>
+            <w:tcBorders>
+              <w:top w:val="single" w:color="B0C8E0" w:sz="1"/>
+              <w:left w:val="single" w:color="B0C8E0" w:sz="1"/>
+              <w:bottom w:val="single" w:color="B0C8E0" w:sz="1"/>
+              <w:right w:val="single" w:color="B0C8E0" w:sz="1"/>
+            </w:tcBorders>
+            <w:shd w:fill="EEF4FB" w:val="clear"/>
+            <w:tcMar>
+              <w:top w:type="dxa" w:w="80"/>
+              <w:left w:type="dxa" w:w="100"/>
+              <w:bottom w:type="dxa" w:w="80"/>
+              <w:right w:type="dxa" w:w="100"/>
+            </w:tcMar>
+          </w:tcPr>
+          <w:p>
+            <w:r>
+              <w:rPr>
+                <w:rFonts w:ascii="Arial" w:cs="Arial" w:eastAsia="Arial" w:hAnsi="Arial"/>
+                <w:b w:val="false"/>
+                <w:bCs w:val="false"/>
+                <w:sz w:val="18"/>
+                <w:szCs w:val="18"/>
+              </w:rPr>
+              <w:t xml:space="preserve">Q8TDL5</w:t>
+            </w:r>
+          </w:p>
+        </w:tc>
+        <w:tc>
+          <w:tcPr>
+            <w:tcW w:type="dxa" w:w="1400"/>
+            <w:tcBorders>
+              <w:top w:val="single" w:color="B0C8E0" w:sz="1"/>
+              <w:left w:val="single" w:color="B0C8E0" w:sz="1"/>
+              <w:bottom w:val="single" w:color="B0C8E0" w:sz="1"/>
+              <w:right w:val="single" w:color="B0C8E0" w:sz="1"/>
+            </w:tcBorders>
+            <w:shd w:fill="EEF4FB" w:val="clear"/>
+            <w:tcMar>
+              <w:top w:type="dxa" w:w="80"/>
+              <w:left w:type="dxa" w:w="100"/>
+              <w:bottom w:type="dxa" w:w="80"/>
+              <w:right w:type="dxa" w:w="100"/>
+            </w:tcMar>
+          </w:tcPr>
+          <w:p>
+            <w:r>
+              <w:rPr>
+                <w:rFonts w:ascii="Arial" w:cs="Arial" w:eastAsia="Arial" w:hAnsi="Arial"/>
+                <w:b w:val="false"/>
+                <w:bCs w:val="false"/>
+                <w:sz w:val="18"/>
+                <w:szCs w:val="18"/>
+              </w:rPr>
+              <w:t xml:space="preserve">-4.415</w:t>
+            </w:r>
+          </w:p>
+        </w:tc>
+        <w:tc>
+          <w:tcPr>
+            <w:tcW w:type="dxa" w:w="1600"/>
+            <w:tcBorders>
+              <w:top w:val="single" w:color="B0C8E0" w:sz="1"/>
+              <w:left w:val="single" w:color="B0C8E0" w:sz="1"/>
+              <w:bottom w:val="single" w:color="B0C8E0" w:sz="1"/>
+              <w:right w:val="single" w:color="B0C8E0" w:sz="1"/>
+            </w:tcBorders>
+            <w:shd w:fill="EEF4FB" w:val="clear"/>
+            <w:tcMar>
+              <w:top w:type="dxa" w:w="80"/>
+              <w:left w:type="dxa" w:w="100"/>
+              <w:bottom w:type="dxa" w:w="80"/>
+              <w:right w:type="dxa" w:w="100"/>
+            </w:tcMar>
+          </w:tcPr>
+          <w:p>
+            <w:r>
+              <w:rPr>
+                <w:rFonts w:ascii="Arial" w:cs="Arial" w:eastAsia="Arial" w:hAnsi="Arial"/>
+                <w:b w:val="false"/>
+                <w:bCs w:val="false"/>
+                <w:sz w:val="18"/>
+                <w:szCs w:val="18"/>
+              </w:rPr>
+              <w:t xml:space="preserve">0.00256</w:t>
+            </w:r>
+          </w:p>
+        </w:tc>
+        <w:tc>
+          <w:tcPr>
+            <w:tcW w:type="dxa" w:w="2466"/>
+            <w:tcBorders>
+              <w:top w:val="single" w:color="B0C8E0" w:sz="1"/>
+              <w:left w:val="single" w:color="B0C8E0" w:sz="1"/>
+              <w:bottom w:val="single" w:color="B0C8E0" w:sz="1"/>
+              <w:right w:val="single" w:color="B0C8E0" w:sz="1"/>
+            </w:tcBorders>
+            <w:shd w:fill="EEF4FB" w:val="clear"/>
+            <w:tcMar>
+              <w:top w:type="dxa" w:w="80"/>
+              <w:left w:type="dxa" w:w="100"/>
+              <w:bottom w:type="dxa" w:w="80"/>
+              <w:right w:type="dxa" w:w="100"/>
+            </w:tcMar>
+          </w:tcPr>
+          <w:p>
+            <w:r>
+              <w:rPr>
+                <w:rFonts w:ascii="Arial" w:cs="Arial" w:eastAsia="Arial" w:hAnsi="Arial"/>
+                <w:b w:val="false"/>
+                <w:bCs w:val="false"/>
+                <w:sz w:val="18"/>
+                <w:szCs w:val="18"/>
+              </w:rPr>
+              <w:t xml:space="preserve">Subexpresada</w:t>
+            </w:r>
+          </w:p>
+        </w:tc>
+      </w:tr>
+      <w:tr>
+        <w:tc>
+          <w:tcPr>
+            <w:tcW w:type="dxa" w:w="1800"/>
+            <w:tcBorders>
+              <w:top w:val="single" w:color="B0C8E0" w:sz="1"/>
+              <w:left w:val="single" w:color="B0C8E0" w:sz="1"/>
+              <w:bottom w:val="single" w:color="B0C8E0" w:sz="1"/>
+              <w:right w:val="single" w:color="B0C8E0" w:sz="1"/>
+            </w:tcBorders>
+            <w:shd w:fill="FFFFFF" w:val="clear"/>
+            <w:tcMar>
+              <w:top w:type="dxa" w:w="80"/>
+              <w:left w:type="dxa" w:w="100"/>
+              <w:bottom w:type="dxa" w:w="80"/>
+              <w:right w:type="dxa" w:w="100"/>
+            </w:tcMar>
+          </w:tcPr>
+          <w:p>
+            <w:r>
+              <w:rPr>
+                <w:rFonts w:ascii="Arial" w:cs="Arial" w:eastAsia="Arial" w:hAnsi="Arial"/>
+                <w:b w:val="false"/>
+                <w:bCs w:val="false"/>
+                <w:sz w:val="18"/>
+                <w:szCs w:val="18"/>
+              </w:rPr>
+              <w:t xml:space="preserve">CRYAB</w:t>
+            </w:r>
+          </w:p>
+        </w:tc>
+        <w:tc>
+          <w:tcPr>
+            <w:tcW w:type="dxa" w:w="1600"/>
+            <w:tcBorders>
+              <w:top w:val="single" w:color="B0C8E0" w:sz="1"/>
+              <w:left w:val="single" w:color="B0C8E0" w:sz="1"/>
+              <w:bottom w:val="single" w:color="B0C8E0" w:sz="1"/>
+              <w:right w:val="single" w:color="B0C8E0" w:sz="1"/>
+            </w:tcBorders>
+            <w:shd w:fill="FFFFFF" w:val="clear"/>
+            <w:tcMar>
+              <w:top w:type="dxa" w:w="80"/>
+              <w:left w:type="dxa" w:w="100"/>
+              <w:bottom w:type="dxa" w:w="80"/>
+              <w:right w:type="dxa" w:w="100"/>
+            </w:tcMar>
+          </w:tcPr>
+          <w:p>
+            <w:r>
+              <w:rPr>
+                <w:rFonts w:ascii="Arial" w:cs="Arial" w:eastAsia="Arial" w:hAnsi="Arial"/>
+                <w:b w:val="false"/>
+                <w:bCs w:val="false"/>
+                <w:sz w:val="18"/>
+                <w:szCs w:val="18"/>
+              </w:rPr>
+              <w:t xml:space="preserve">P02511</w:t>
+            </w:r>
+          </w:p>
+        </w:tc>
+        <w:tc>
+          <w:tcPr>
+            <w:tcW w:type="dxa" w:w="1400"/>
+            <w:tcBorders>
+              <w:top w:val="single" w:color="B0C8E0" w:sz="1"/>
+              <w:left w:val="single" w:color="B0C8E0" w:sz="1"/>
+              <w:bottom w:val="single" w:color="B0C8E0" w:sz="1"/>
+              <w:right w:val="single" w:color="B0C8E0" w:sz="1"/>
+            </w:tcBorders>
+            <w:shd w:fill="FFFFFF" w:val="clear"/>
+            <w:tcMar>
+              <w:top w:type="dxa" w:w="80"/>
+              <w:left w:type="dxa" w:w="100"/>
+              <w:bottom w:type="dxa" w:w="80"/>
+              <w:right w:type="dxa" w:w="100"/>
+            </w:tcMar>
+          </w:tcPr>
+          <w:p>
+            <w:r>
+              <w:rPr>
+                <w:rFonts w:ascii="Arial" w:cs="Arial" w:eastAsia="Arial" w:hAnsi="Arial"/>
+                <w:b w:val="false"/>
+                <w:bCs w:val="false"/>
+                <w:sz w:val="18"/>
+                <w:szCs w:val="18"/>
+              </w:rPr>
+              <w:t xml:space="preserve">-4.342</w:t>
+            </w:r>
+          </w:p>
+        </w:tc>
+        <w:tc>
+          <w:tcPr>
+            <w:tcW w:type="dxa" w:w="1600"/>
+            <w:tcBorders>
+              <w:top w:val="single" w:color="B0C8E0" w:sz="1"/>
+              <w:left w:val="single" w:color="B0C8E0" w:sz="1"/>
+              <w:bottom w:val="single" w:color="B0C8E0" w:sz="1"/>
+              <w:right w:val="single" w:color="B0C8E0" w:sz="1"/>
+            </w:tcBorders>
+            <w:shd w:fill="FFFFFF" w:val="clear"/>
+            <w:tcMar>
+              <w:top w:type="dxa" w:w="80"/>
+              <w:left w:type="dxa" w:w="100"/>
+              <w:bottom w:type="dxa" w:w="80"/>
+              <w:right w:type="dxa" w:w="100"/>
+            </w:tcMar>
+          </w:tcPr>
+          <w:p>
+            <w:r>
+              <w:rPr>
+                <w:rFonts w:ascii="Arial" w:cs="Arial" w:eastAsia="Arial" w:hAnsi="Arial"/>
+                <w:b w:val="false"/>
+                <w:bCs w:val="false"/>
+                <w:sz w:val="18"/>
+                <w:szCs w:val="18"/>
+              </w:rPr>
+              <w:t xml:space="preserve">0.00174</w:t>
+            </w:r>
+          </w:p>
+        </w:tc>
+        <w:tc>
+          <w:tcPr>
+            <w:tcW w:type="dxa" w:w="2466"/>
+            <w:tcBorders>
+              <w:top w:val="single" w:color="B0C8E0" w:sz="1"/>
+              <w:left w:val="single" w:color="B0C8E0" w:sz="1"/>
+              <w:bottom w:val="single" w:color="B0C8E0" w:sz="1"/>
+              <w:right w:val="single" w:color="B0C8E0" w:sz="1"/>
+            </w:tcBorders>
+            <w:shd w:fill="FFFFFF" w:val="clear"/>
+            <w:tcMar>
+              <w:top w:type="dxa" w:w="80"/>
+              <w:left w:type="dxa" w:w="100"/>
+              <w:bottom w:type="dxa" w:w="80"/>
+              <w:right w:type="dxa" w:w="100"/>
+            </w:tcMar>
+          </w:tcPr>
+          <w:p>
+            <w:r>
+              <w:rPr>
+                <w:rFonts w:ascii="Arial" w:cs="Arial" w:eastAsia="Arial" w:hAnsi="Arial"/>
+                <w:b w:val="false"/>
+                <w:bCs w:val="false"/>
+                <w:sz w:val="18"/>
+                <w:szCs w:val="18"/>
+              </w:rPr>
+              <w:t xml:space="preserve">Subexpresada</w:t>
+            </w:r>
+          </w:p>
+        </w:tc>
+      </w:tr>
+      <w:tr>
+        <w:tc>
+          <w:tcPr>
+            <w:tcW w:type="dxa" w:w="1800"/>
+            <w:tcBorders>
+              <w:top w:val="single" w:color="B0C8E0" w:sz="1"/>
+              <w:left w:val="single" w:color="B0C8E0" w:sz="1"/>
+              <w:bottom w:val="single" w:color="B0C8E0" w:sz="1"/>
+              <w:right w:val="single" w:color="B0C8E0" w:sz="1"/>
+            </w:tcBorders>
+            <w:shd w:fill="EEF4FB" w:val="clear"/>
+            <w:tcMar>
+              <w:top w:type="dxa" w:w="80"/>
+              <w:left w:type="dxa" w:w="100"/>
+              <w:bottom w:type="dxa" w:w="80"/>
+              <w:right w:type="dxa" w:w="100"/>
+            </w:tcMar>
+          </w:tcPr>
+          <w:p>
+            <w:r>
+              <w:rPr>
+                <w:rFonts w:ascii="Arial" w:cs="Arial" w:eastAsia="Arial" w:hAnsi="Arial"/>
+                <w:b w:val="false"/>
+                <w:bCs w:val="false"/>
+                <w:sz w:val="18"/>
+                <w:szCs w:val="18"/>
+              </w:rPr>
+              <w:t xml:space="preserve">LDB3</w:t>
+            </w:r>
+          </w:p>
+        </w:tc>
+        <w:tc>
+          <w:tcPr>
+            <w:tcW w:type="dxa" w:w="1600"/>
+            <w:tcBorders>
+              <w:top w:val="single" w:color="B0C8E0" w:sz="1"/>
+              <w:left w:val="single" w:color="B0C8E0" w:sz="1"/>
+              <w:bottom w:val="single" w:color="B0C8E0" w:sz="1"/>
+              <w:right w:val="single" w:color="B0C8E0" w:sz="1"/>
+            </w:tcBorders>
+            <w:shd w:fill="EEF4FB" w:val="clear"/>
+            <w:tcMar>
+              <w:top w:type="dxa" w:w="80"/>
+              <w:left w:type="dxa" w:w="100"/>
+              <w:bottom w:type="dxa" w:w="80"/>
+              <w:right w:type="dxa" w:w="100"/>
+            </w:tcMar>
+          </w:tcPr>
+          <w:p>
+            <w:r>
+              <w:rPr>
+                <w:rFonts w:ascii="Arial" w:cs="Arial" w:eastAsia="Arial" w:hAnsi="Arial"/>
+                <w:b w:val="false"/>
+                <w:bCs w:val="false"/>
+                <w:sz w:val="18"/>
+                <w:szCs w:val="18"/>
+              </w:rPr>
+              <w:t xml:space="preserve">O75112</w:t>
+            </w:r>
+          </w:p>
+        </w:tc>
+        <w:tc>
+          <w:tcPr>
+            <w:tcW w:type="dxa" w:w="1400"/>
+            <w:tcBorders>
+              <w:top w:val="single" w:color="B0C8E0" w:sz="1"/>
+              <w:left w:val="single" w:color="B0C8E0" w:sz="1"/>
+              <w:bottom w:val="single" w:color="B0C8E0" w:sz="1"/>
+              <w:right w:val="single" w:color="B0C8E0" w:sz="1"/>
+            </w:tcBorders>
+            <w:shd w:fill="EEF4FB" w:val="clear"/>
+            <w:tcMar>
+              <w:top w:type="dxa" w:w="80"/>
+              <w:left w:type="dxa" w:w="100"/>
+              <w:bottom w:type="dxa" w:w="80"/>
+              <w:right w:type="dxa" w:w="100"/>
+            </w:tcMar>
+          </w:tcPr>
+          <w:p>
+            <w:r>
+              <w:rPr>
+                <w:rFonts w:ascii="Arial" w:cs="Arial" w:eastAsia="Arial" w:hAnsi="Arial"/>
+                <w:b w:val="false"/>
+                <w:bCs w:val="false"/>
+                <w:sz w:val="18"/>
+                <w:szCs w:val="18"/>
+              </w:rPr>
+              <w:t xml:space="preserve">-4.268</w:t>
+            </w:r>
+          </w:p>
+        </w:tc>
+        <w:tc>
+          <w:tcPr>
+            <w:tcW w:type="dxa" w:w="1600"/>
+            <w:tcBorders>
+              <w:top w:val="single" w:color="B0C8E0" w:sz="1"/>
+              <w:left w:val="single" w:color="B0C8E0" w:sz="1"/>
+              <w:bottom w:val="single" w:color="B0C8E0" w:sz="1"/>
+              <w:right w:val="single" w:color="B0C8E0" w:sz="1"/>
+            </w:tcBorders>
+            <w:shd w:fill="EEF4FB" w:val="clear"/>
+            <w:tcMar>
+              <w:top w:type="dxa" w:w="80"/>
+              <w:left w:type="dxa" w:w="100"/>
+              <w:bottom w:type="dxa" w:w="80"/>
+              <w:right w:type="dxa" w:w="100"/>
+            </w:tcMar>
+          </w:tcPr>
+          <w:p>
+            <w:r>
+              <w:rPr>
+                <w:rFonts w:ascii="Arial" w:cs="Arial" w:eastAsia="Arial" w:hAnsi="Arial"/>
+                <w:b w:val="false"/>
+                <w:bCs w:val="false"/>
+                <w:sz w:val="18"/>
+                <w:szCs w:val="18"/>
+              </w:rPr>
+              <w:t xml:space="preserve">0.0103</w:t>
+            </w:r>
+          </w:p>
+        </w:tc>
+        <w:tc>
+          <w:tcPr>
+            <w:tcW w:type="dxa" w:w="2466"/>
+            <w:tcBorders>
+              <w:top w:val="single" w:color="B0C8E0" w:sz="1"/>
+              <w:left w:val="single" w:color="B0C8E0" w:sz="1"/>
+              <w:bottom w:val="single" w:color="B0C8E0" w:sz="1"/>
+              <w:right w:val="single" w:color="B0C8E0" w:sz="1"/>
+            </w:tcBorders>
+            <w:shd w:fill="EEF4FB" w:val="clear"/>
+            <w:tcMar>
+              <w:top w:type="dxa" w:w="80"/>
+              <w:left w:type="dxa" w:w="100"/>
+              <w:bottom w:type="dxa" w:w="80"/>
+              <w:right w:type="dxa" w:w="100"/>
+            </w:tcMar>
+          </w:tcPr>
+          <w:p>
+            <w:r>
+              <w:rPr>
+                <w:rFonts w:ascii="Arial" w:cs="Arial" w:eastAsia="Arial" w:hAnsi="Arial"/>
+                <w:b w:val="false"/>
+                <w:bCs w:val="false"/>
+                <w:sz w:val="18"/>
+                <w:szCs w:val="18"/>
+              </w:rPr>
+              <w:t xml:space="preserve">Subexpresada</w:t>
+            </w:r>
+          </w:p>
+        </w:tc>
+      </w:tr>
+      <w:tr>
+        <w:tc>
+          <w:tcPr>
+            <w:tcW w:type="dxa" w:w="1800"/>
+            <w:tcBorders>
+              <w:top w:val="single" w:color="B0C8E0" w:sz="1"/>
+              <w:left w:val="single" w:color="B0C8E0" w:sz="1"/>
+              <w:bottom w:val="single" w:color="B0C8E0" w:sz="1"/>
+              <w:right w:val="single" w:color="B0C8E0" w:sz="1"/>
+            </w:tcBorders>
+            <w:shd w:fill="FFFFFF" w:val="clear"/>
+            <w:tcMar>
+              <w:top w:type="dxa" w:w="80"/>
+              <w:left w:type="dxa" w:w="100"/>
+              <w:bottom w:type="dxa" w:w="80"/>
+              <w:right w:type="dxa" w:w="100"/>
+            </w:tcMar>
+          </w:tcPr>
+          <w:p>
+            <w:r>
+              <w:rPr>
+                <w:rFonts w:ascii="Arial" w:cs="Arial" w:eastAsia="Arial" w:hAnsi="Arial"/>
+                <w:b w:val="false"/>
+                <w:bCs w:val="false"/>
+                <w:sz w:val="18"/>
+                <w:szCs w:val="18"/>
+              </w:rPr>
+              <w:t xml:space="preserve">BPIFA1</w:t>
+            </w:r>
+          </w:p>
+        </w:tc>
+        <w:tc>
+          <w:tcPr>
+            <w:tcW w:type="dxa" w:w="1600"/>
+            <w:tcBorders>
+              <w:top w:val="single" w:color="B0C8E0" w:sz="1"/>
+              <w:left w:val="single" w:color="B0C8E0" w:sz="1"/>
+              <w:bottom w:val="single" w:color="B0C8E0" w:sz="1"/>
+              <w:right w:val="single" w:color="B0C8E0" w:sz="1"/>
+            </w:tcBorders>
+            <w:shd w:fill="FFFFFF" w:val="clear"/>
+            <w:tcMar>
+              <w:top w:type="dxa" w:w="80"/>
+              <w:left w:type="dxa" w:w="100"/>
+              <w:bottom w:type="dxa" w:w="80"/>
+              <w:right w:type="dxa" w:w="100"/>
+            </w:tcMar>
+          </w:tcPr>
+          <w:p>
+            <w:r>
+              <w:rPr>
+                <w:rFonts w:ascii="Arial" w:cs="Arial" w:eastAsia="Arial" w:hAnsi="Arial"/>
+                <w:b w:val="false"/>
+                <w:bCs w:val="false"/>
+                <w:sz w:val="18"/>
+                <w:szCs w:val="18"/>
+              </w:rPr>
+              <w:t xml:space="preserve">Q9NP55</w:t>
+            </w:r>
+          </w:p>
+        </w:tc>
+        <w:tc>
+          <w:tcPr>
+            <w:tcW w:type="dxa" w:w="1400"/>
+            <w:tcBorders>
+              <w:top w:val="single" w:color="B0C8E0" w:sz="1"/>
+              <w:left w:val="single" w:color="B0C8E0" w:sz="1"/>
+              <w:bottom w:val="single" w:color="B0C8E0" w:sz="1"/>
+              <w:right w:val="single" w:color="B0C8E0" w:sz="1"/>
+            </w:tcBorders>
+            <w:shd w:fill="FFFFFF" w:val="clear"/>
+            <w:tcMar>
+              <w:top w:type="dxa" w:w="80"/>
+              <w:left w:type="dxa" w:w="100"/>
+              <w:bottom w:type="dxa" w:w="80"/>
+              <w:right w:type="dxa" w:w="100"/>
+            </w:tcMar>
+          </w:tcPr>
+          <w:p>
+            <w:r>
+              <w:rPr>
+                <w:rFonts w:ascii="Arial" w:cs="Arial" w:eastAsia="Arial" w:hAnsi="Arial"/>
+                <w:b w:val="false"/>
+                <w:bCs w:val="false"/>
+                <w:sz w:val="18"/>
+                <w:szCs w:val="18"/>
+              </w:rPr>
+              <w:t xml:space="preserve">-4.167</w:t>
+            </w:r>
+          </w:p>
+        </w:tc>
+        <w:tc>
+          <w:tcPr>
+            <w:tcW w:type="dxa" w:w="1600"/>
+            <w:tcBorders>
+              <w:top w:val="single" w:color="B0C8E0" w:sz="1"/>
+              <w:left w:val="single" w:color="B0C8E0" w:sz="1"/>
+              <w:bottom w:val="single" w:color="B0C8E0" w:sz="1"/>
+              <w:right w:val="single" w:color="B0C8E0" w:sz="1"/>
+            </w:tcBorders>
+            <w:shd w:fill="FFFFFF" w:val="clear"/>
+            <w:tcMar>
+              <w:top w:type="dxa" w:w="80"/>
+              <w:left w:type="dxa" w:w="100"/>
+              <w:bottom w:type="dxa" w:w="80"/>
+              <w:right w:type="dxa" w:w="100"/>
+            </w:tcMar>
+          </w:tcPr>
+          <w:p>
+            <w:r>
+              <w:rPr>
+                <w:rFonts w:ascii="Arial" w:cs="Arial" w:eastAsia="Arial" w:hAnsi="Arial"/>
+                <w:b w:val="false"/>
+                <w:bCs w:val="false"/>
+                <w:sz w:val="18"/>
+                <w:szCs w:val="18"/>
+              </w:rPr>
+              <w:t xml:space="preserve">0.0255</w:t>
+            </w:r>
+          </w:p>
+        </w:tc>
+        <w:tc>
+          <w:tcPr>
+            <w:tcW w:type="dxa" w:w="2466"/>
+            <w:tcBorders>
+              <w:top w:val="single" w:color="B0C8E0" w:sz="1"/>
+              <w:left w:val="single" w:color="B0C8E0" w:sz="1"/>
+              <w:bottom w:val="single" w:color="B0C8E0" w:sz="1"/>
+              <w:right w:val="single" w:color="B0C8E0" w:sz="1"/>
+            </w:tcBorders>
+            <w:shd w:fill="FFFFFF" w:val="clear"/>
+            <w:tcMar>
+              <w:top w:type="dxa" w:w="80"/>
+              <w:left w:type="dxa" w:w="100"/>
+              <w:bottom w:type="dxa" w:w="80"/>
+              <w:right w:type="dxa" w:w="100"/>
+            </w:tcMar>
+          </w:tcPr>
+          <w:p>
+            <w:r>
+              <w:rPr>
+                <w:rFonts w:ascii="Arial" w:cs="Arial" w:eastAsia="Arial" w:hAnsi="Arial"/>
+                <w:b w:val="false"/>
+                <w:bCs w:val="false"/>
+                <w:sz w:val="18"/>
+                <w:szCs w:val="18"/>
+              </w:rPr>
+              <w:t xml:space="preserve">Subexpresada</w:t>
+            </w:r>
+          </w:p>
+        </w:tc>
+      </w:tr>
+      <w:tr>
+        <w:tc>
+          <w:tcPr>
+            <w:tcW w:type="dxa" w:w="1800"/>
+            <w:tcBorders>
+              <w:top w:val="single" w:color="B0C8E0" w:sz="1"/>
+              <w:left w:val="single" w:color="B0C8E0" w:sz="1"/>
+              <w:bottom w:val="single" w:color="B0C8E0" w:sz="1"/>
+              <w:right w:val="single" w:color="B0C8E0" w:sz="1"/>
+            </w:tcBorders>
+            <w:shd w:fill="EEF4FB" w:val="clear"/>
+            <w:tcMar>
+              <w:top w:type="dxa" w:w="80"/>
+              <w:left w:type="dxa" w:w="100"/>
+              <w:bottom w:type="dxa" w:w="80"/>
+              <w:right w:type="dxa" w:w="100"/>
+            </w:tcMar>
+          </w:tcPr>
+          <w:p>
+            <w:r>
+              <w:rPr>
+                <w:rFonts w:ascii="Arial" w:cs="Arial" w:eastAsia="Arial" w:hAnsi="Arial"/>
+                <w:b w:val="false"/>
+                <w:bCs w:val="false"/>
+                <w:sz w:val="18"/>
+                <w:szCs w:val="18"/>
+              </w:rPr>
+              <w:t xml:space="preserve">PYGM</w:t>
+            </w:r>
+          </w:p>
+        </w:tc>
+        <w:tc>
+          <w:tcPr>
+            <w:tcW w:type="dxa" w:w="1600"/>
+            <w:tcBorders>
+              <w:top w:val="single" w:color="B0C8E0" w:sz="1"/>
+              <w:left w:val="single" w:color="B0C8E0" w:sz="1"/>
+              <w:bottom w:val="single" w:color="B0C8E0" w:sz="1"/>
+              <w:right w:val="single" w:color="B0C8E0" w:sz="1"/>
+            </w:tcBorders>
+            <w:shd w:fill="EEF4FB" w:val="clear"/>
+            <w:tcMar>
+              <w:top w:type="dxa" w:w="80"/>
+              <w:left w:type="dxa" w:w="100"/>
+              <w:bottom w:type="dxa" w:w="80"/>
+              <w:right w:type="dxa" w:w="100"/>
+            </w:tcMar>
+          </w:tcPr>
+          <w:p>
+            <w:r>
+              <w:rPr>
+                <w:rFonts w:ascii="Arial" w:cs="Arial" w:eastAsia="Arial" w:hAnsi="Arial"/>
+                <w:b w:val="false"/>
+                <w:bCs w:val="false"/>
+                <w:sz w:val="18"/>
+                <w:szCs w:val="18"/>
+              </w:rPr>
+              <w:t xml:space="preserve">P11217</w:t>
+            </w:r>
+          </w:p>
+        </w:tc>
+        <w:tc>
+          <w:tcPr>
+            <w:tcW w:type="dxa" w:w="1400"/>
+            <w:tcBorders>
+              <w:top w:val="single" w:color="B0C8E0" w:sz="1"/>
+              <w:left w:val="single" w:color="B0C8E0" w:sz="1"/>
+              <w:bottom w:val="single" w:color="B0C8E0" w:sz="1"/>
+              <w:right w:val="single" w:color="B0C8E0" w:sz="1"/>
+            </w:tcBorders>
+            <w:shd w:fill="EEF4FB" w:val="clear"/>
+            <w:tcMar>
+              <w:top w:type="dxa" w:w="80"/>
+              <w:left w:type="dxa" w:w="100"/>
+              <w:bottom w:type="dxa" w:w="80"/>
+              <w:right w:type="dxa" w:w="100"/>
+            </w:tcMar>
+          </w:tcPr>
+          <w:p>
+            <w:r>
+              <w:rPr>
+                <w:rFonts w:ascii="Arial" w:cs="Arial" w:eastAsia="Arial" w:hAnsi="Arial"/>
+                <w:b w:val="false"/>
+                <w:bCs w:val="false"/>
+                <w:sz w:val="18"/>
+                <w:szCs w:val="18"/>
+              </w:rPr>
+              <w:t xml:space="preserve">-4.013</w:t>
+            </w:r>
+          </w:p>
+        </w:tc>
+        <w:tc>
+          <w:tcPr>
+            <w:tcW w:type="dxa" w:w="1600"/>
+            <w:tcBorders>
+              <w:top w:val="single" w:color="B0C8E0" w:sz="1"/>
+              <w:left w:val="single" w:color="B0C8E0" w:sz="1"/>
+              <w:bottom w:val="single" w:color="B0C8E0" w:sz="1"/>
+              <w:right w:val="single" w:color="B0C8E0" w:sz="1"/>
+            </w:tcBorders>
+            <w:shd w:fill="EEF4FB" w:val="clear"/>
+            <w:tcMar>
+              <w:top w:type="dxa" w:w="80"/>
+              <w:left w:type="dxa" w:w="100"/>
+              <w:bottom w:type="dxa" w:w="80"/>
+              <w:right w:type="dxa" w:w="100"/>
+            </w:tcMar>
+          </w:tcPr>
+          <w:p>
+            <w:r>
+              <w:rPr>
+                <w:rFonts w:ascii="Arial" w:cs="Arial" w:eastAsia="Arial" w:hAnsi="Arial"/>
+                <w:b w:val="false"/>
+                <w:bCs w:val="false"/>
+                <w:sz w:val="18"/>
+                <w:szCs w:val="18"/>
+              </w:rPr>
+              <w:t xml:space="preserve">0.00219</w:t>
+            </w:r>
+          </w:p>
+        </w:tc>
+        <w:tc>
+          <w:tcPr>
+            <w:tcW w:type="dxa" w:w="2466"/>
+            <w:tcBorders>
+              <w:top w:val="single" w:color="B0C8E0" w:sz="1"/>
+              <w:left w:val="single" w:color="B0C8E0" w:sz="1"/>
+              <w:bottom w:val="single" w:color="B0C8E0" w:sz="1"/>
+              <w:right w:val="single" w:color="B0C8E0" w:sz="1"/>
+            </w:tcBorders>
+            <w:shd w:fill="EEF4FB" w:val="clear"/>
+            <w:tcMar>
+              <w:top w:type="dxa" w:w="80"/>
+              <w:left w:type="dxa" w:w="100"/>
+              <w:bottom w:type="dxa" w:w="80"/>
+              <w:right w:type="dxa" w:w="100"/>
+            </w:tcMar>
+          </w:tcPr>
+          <w:p>
+            <w:r>
+              <w:rPr>
+                <w:rFonts w:ascii="Arial" w:cs="Arial" w:eastAsia="Arial" w:hAnsi="Arial"/>
+                <w:b w:val="false"/>
+                <w:bCs w:val="false"/>
+                <w:sz w:val="18"/>
+                <w:szCs w:val="18"/>
+              </w:rPr>
+              <w:t xml:space="preserve">Subexpresada</w:t>
+            </w:r>
+          </w:p>
+        </w:tc>
+      </w:tr>
+      <w:tr>
+        <w:tc>
+          <w:tcPr>
+            <w:tcW w:type="dxa" w:w="1800"/>
+            <w:tcBorders>
+              <w:top w:val="single" w:color="B0C8E0" w:sz="1"/>
+              <w:left w:val="single" w:color="B0C8E0" w:sz="1"/>
+              <w:bottom w:val="single" w:color="B0C8E0" w:sz="1"/>
+              <w:right w:val="single" w:color="B0C8E0" w:sz="1"/>
+            </w:tcBorders>
+            <w:shd w:fill="FFFFFF" w:val="clear"/>
+            <w:tcMar>
+              <w:top w:type="dxa" w:w="80"/>
+              <w:left w:type="dxa" w:w="100"/>
+              <w:bottom w:type="dxa" w:w="80"/>
+              <w:right w:type="dxa" w:w="100"/>
+            </w:tcMar>
+          </w:tcPr>
+          <w:p>
+            <w:r>
+              <w:rPr>
+                <w:rFonts w:ascii="Arial" w:cs="Arial" w:eastAsia="Arial" w:hAnsi="Arial"/>
+                <w:b w:val="false"/>
+                <w:bCs w:val="false"/>
+                <w:sz w:val="18"/>
+                <w:szCs w:val="18"/>
+              </w:rPr>
+              <w:t xml:space="preserve">MYL1</w:t>
+            </w:r>
+          </w:p>
+        </w:tc>
+        <w:tc>
+          <w:tcPr>
+            <w:tcW w:type="dxa" w:w="1600"/>
+            <w:tcBorders>
+              <w:top w:val="single" w:color="B0C8E0" w:sz="1"/>
+              <w:left w:val="single" w:color="B0C8E0" w:sz="1"/>
+              <w:bottom w:val="single" w:color="B0C8E0" w:sz="1"/>
+              <w:right w:val="single" w:color="B0C8E0" w:sz="1"/>
+            </w:tcBorders>
+            <w:shd w:fill="FFFFFF" w:val="clear"/>
+            <w:tcMar>
+              <w:top w:type="dxa" w:w="80"/>
+              <w:left w:type="dxa" w:w="100"/>
+              <w:bottom w:type="dxa" w:w="80"/>
+              <w:right w:type="dxa" w:w="100"/>
+            </w:tcMar>
+          </w:tcPr>
+          <w:p>
+            <w:r>
+              <w:rPr>
+                <w:rFonts w:ascii="Arial" w:cs="Arial" w:eastAsia="Arial" w:hAnsi="Arial"/>
+                <w:b w:val="false"/>
+                <w:bCs w:val="false"/>
+                <w:sz w:val="18"/>
+                <w:szCs w:val="18"/>
+              </w:rPr>
+              <w:t xml:space="preserve">P05976</w:t>
+            </w:r>
+          </w:p>
+        </w:tc>
+        <w:tc>
+          <w:tcPr>
+            <w:tcW w:type="dxa" w:w="1400"/>
+            <w:tcBorders>
+              <w:top w:val="single" w:color="B0C8E0" w:sz="1"/>
+              <w:left w:val="single" w:color="B0C8E0" w:sz="1"/>
+              <w:bottom w:val="single" w:color="B0C8E0" w:sz="1"/>
+              <w:right w:val="single" w:color="B0C8E0" w:sz="1"/>
+            </w:tcBorders>
+            <w:shd w:fill="FFFFFF" w:val="clear"/>
+            <w:tcMar>
+              <w:top w:type="dxa" w:w="80"/>
+              <w:left w:type="dxa" w:w="100"/>
+              <w:bottom w:type="dxa" w:w="80"/>
+              <w:right w:type="dxa" w:w="100"/>
+            </w:tcMar>
+          </w:tcPr>
+          <w:p>
+            <w:r>
+              <w:rPr>
+                <w:rFonts w:ascii="Arial" w:cs="Arial" w:eastAsia="Arial" w:hAnsi="Arial"/>
+                <w:b w:val="false"/>
+                <w:bCs w:val="false"/>
+                <w:sz w:val="18"/>
+                <w:szCs w:val="18"/>
+              </w:rPr>
+              <w:t xml:space="preserve">-4</w:t>
+            </w:r>
+          </w:p>
+        </w:tc>
+        <w:tc>
+          <w:tcPr>
+            <w:tcW w:type="dxa" w:w="1600"/>
+            <w:tcBorders>
+              <w:top w:val="single" w:color="B0C8E0" w:sz="1"/>
+              <w:left w:val="single" w:color="B0C8E0" w:sz="1"/>
+              <w:bottom w:val="single" w:color="B0C8E0" w:sz="1"/>
+              <w:right w:val="single" w:color="B0C8E0" w:sz="1"/>
+            </w:tcBorders>
+            <w:shd w:fill="FFFFFF" w:val="clear"/>
+            <w:tcMar>
+              <w:top w:type="dxa" w:w="80"/>
+              <w:left w:type="dxa" w:w="100"/>
+              <w:bottom w:type="dxa" w:w="80"/>
+              <w:right w:type="dxa" w:w="100"/>
+            </w:tcMar>
+          </w:tcPr>
+          <w:p>
+            <w:r>
+              <w:rPr>
+                <w:rFonts w:ascii="Arial" w:cs="Arial" w:eastAsia="Arial" w:hAnsi="Arial"/>
+                <w:b w:val="false"/>
+                <w:bCs w:val="false"/>
+                <w:sz w:val="18"/>
+                <w:szCs w:val="18"/>
+              </w:rPr>
+              <w:t xml:space="preserve">0.00412</w:t>
+            </w:r>
+          </w:p>
+        </w:tc>
+        <w:tc>
+          <w:tcPr>
+            <w:tcW w:type="dxa" w:w="2466"/>
+            <w:tcBorders>
+              <w:top w:val="single" w:color="B0C8E0" w:sz="1"/>
+              <w:left w:val="single" w:color="B0C8E0" w:sz="1"/>
+              <w:bottom w:val="single" w:color="B0C8E0" w:sz="1"/>
+              <w:right w:val="single" w:color="B0C8E0" w:sz="1"/>
+            </w:tcBorders>
+            <w:shd w:fill="FFFFFF" w:val="clear"/>
+            <w:tcMar>
+              <w:top w:type="dxa" w:w="80"/>
+              <w:left w:type="dxa" w:w="100"/>
+              <w:bottom w:type="dxa" w:w="80"/>
+              <w:right w:type="dxa" w:w="100"/>
+            </w:tcMar>
+          </w:tcPr>
+          <w:p>
+            <w:r>
+              <w:rPr>
+                <w:rFonts w:ascii="Arial" w:cs="Arial" w:eastAsia="Arial" w:hAnsi="Arial"/>
+                <w:b w:val="false"/>
+                <w:bCs w:val="false"/>
+                <w:sz w:val="18"/>
+                <w:szCs w:val="18"/>
+              </w:rPr>
+              <w:t xml:space="preserve">Subexpresada</w:t>
+            </w:r>
+          </w:p>
+        </w:tc>
+      </w:tr>
+      <w:tr>
+        <w:tc>
+          <w:tcPr>
+            <w:tcW w:type="dxa" w:w="1800"/>
+            <w:tcBorders>
+              <w:top w:val="single" w:color="B0C8E0" w:sz="1"/>
+              <w:left w:val="single" w:color="B0C8E0" w:sz="1"/>
+              <w:bottom w:val="single" w:color="B0C8E0" w:sz="1"/>
+              <w:right w:val="single" w:color="B0C8E0" w:sz="1"/>
+            </w:tcBorders>
+            <w:shd w:fill="EEF4FB" w:val="clear"/>
+            <w:tcMar>
+              <w:top w:type="dxa" w:w="80"/>
+              <w:left w:type="dxa" w:w="100"/>
+              <w:bottom w:type="dxa" w:w="80"/>
+              <w:right w:type="dxa" w:w="100"/>
+            </w:tcMar>
+          </w:tcPr>
+          <w:p>
+            <w:r>
+              <w:rPr>
+                <w:rFonts w:ascii="Arial" w:cs="Arial" w:eastAsia="Arial" w:hAnsi="Arial"/>
+                <w:b w:val="false"/>
+                <w:bCs w:val="false"/>
+                <w:sz w:val="18"/>
+                <w:szCs w:val="18"/>
+              </w:rPr>
+              <w:t xml:space="preserve">GPD1</w:t>
+            </w:r>
+          </w:p>
+        </w:tc>
+        <w:tc>
+          <w:tcPr>
+            <w:tcW w:type="dxa" w:w="1600"/>
+            <w:tcBorders>
+              <w:top w:val="single" w:color="B0C8E0" w:sz="1"/>
+              <w:left w:val="single" w:color="B0C8E0" w:sz="1"/>
+              <w:bottom w:val="single" w:color="B0C8E0" w:sz="1"/>
+              <w:right w:val="single" w:color="B0C8E0" w:sz="1"/>
+            </w:tcBorders>
+            <w:shd w:fill="EEF4FB" w:val="clear"/>
+            <w:tcMar>
+              <w:top w:type="dxa" w:w="80"/>
+              <w:left w:type="dxa" w:w="100"/>
+              <w:bottom w:type="dxa" w:w="80"/>
+              <w:right w:type="dxa" w:w="100"/>
+            </w:tcMar>
+          </w:tcPr>
+          <w:p>
+            <w:r>
+              <w:rPr>
+                <w:rFonts w:ascii="Arial" w:cs="Arial" w:eastAsia="Arial" w:hAnsi="Arial"/>
+                <w:b w:val="false"/>
+                <w:bCs w:val="false"/>
+                <w:sz w:val="18"/>
+                <w:szCs w:val="18"/>
+              </w:rPr>
+              <w:t xml:space="preserve">P21695</w:t>
+            </w:r>
+          </w:p>
+        </w:tc>
+        <w:tc>
+          <w:tcPr>
+            <w:tcW w:type="dxa" w:w="1400"/>
+            <w:tcBorders>
+              <w:top w:val="single" w:color="B0C8E0" w:sz="1"/>
+              <w:left w:val="single" w:color="B0C8E0" w:sz="1"/>
+              <w:bottom w:val="single" w:color="B0C8E0" w:sz="1"/>
+              <w:right w:val="single" w:color="B0C8E0" w:sz="1"/>
+            </w:tcBorders>
+            <w:shd w:fill="EEF4FB" w:val="clear"/>
+            <w:tcMar>
+              <w:top w:type="dxa" w:w="80"/>
+              <w:left w:type="dxa" w:w="100"/>
+              <w:bottom w:type="dxa" w:w="80"/>
+              <w:right w:type="dxa" w:w="100"/>
+            </w:tcMar>
+          </w:tcPr>
+          <w:p>
+            <w:r>
+              <w:rPr>
+                <w:rFonts w:ascii="Arial" w:cs="Arial" w:eastAsia="Arial" w:hAnsi="Arial"/>
+                <w:b w:val="false"/>
+                <w:bCs w:val="false"/>
+                <w:sz w:val="18"/>
+                <w:szCs w:val="18"/>
+              </w:rPr>
+              <w:t xml:space="preserve">-3.997</w:t>
+            </w:r>
+          </w:p>
+        </w:tc>
+        <w:tc>
+          <w:tcPr>
+            <w:tcW w:type="dxa" w:w="1600"/>
+            <w:tcBorders>
+              <w:top w:val="single" w:color="B0C8E0" w:sz="1"/>
+              <w:left w:val="single" w:color="B0C8E0" w:sz="1"/>
+              <w:bottom w:val="single" w:color="B0C8E0" w:sz="1"/>
+              <w:right w:val="single" w:color="B0C8E0" w:sz="1"/>
+            </w:tcBorders>
+            <w:shd w:fill="EEF4FB" w:val="clear"/>
+            <w:tcMar>
+              <w:top w:type="dxa" w:w="80"/>
+              <w:left w:type="dxa" w:w="100"/>
+              <w:bottom w:type="dxa" w:w="80"/>
+              <w:right w:type="dxa" w:w="100"/>
+            </w:tcMar>
+          </w:tcPr>
+          <w:p>
+            <w:r>
+              <w:rPr>
+                <w:rFonts w:ascii="Arial" w:cs="Arial" w:eastAsia="Arial" w:hAnsi="Arial"/>
+                <w:b w:val="false"/>
+                <w:bCs w:val="false"/>
+                <w:sz w:val="18"/>
+                <w:szCs w:val="18"/>
+              </w:rPr>
+              <w:t xml:space="preserve">0.00177</w:t>
+            </w:r>
+          </w:p>
+        </w:tc>
+        <w:tc>
+          <w:tcPr>
+            <w:tcW w:type="dxa" w:w="2466"/>
+            <w:tcBorders>
+              <w:top w:val="single" w:color="B0C8E0" w:sz="1"/>
+              <w:left w:val="single" w:color="B0C8E0" w:sz="1"/>
+              <w:bottom w:val="single" w:color="B0C8E0" w:sz="1"/>
+              <w:right w:val="single" w:color="B0C8E0" w:sz="1"/>
+            </w:tcBorders>
+            <w:shd w:fill="EEF4FB" w:val="clear"/>
+            <w:tcMar>
+              <w:top w:type="dxa" w:w="80"/>
+              <w:left w:type="dxa" w:w="100"/>
+              <w:bottom w:type="dxa" w:w="80"/>
+              <w:right w:type="dxa" w:w="100"/>
+            </w:tcMar>
+          </w:tcPr>
+          <w:p>
+            <w:r>
+              <w:rPr>
+                <w:rFonts w:ascii="Arial" w:cs="Arial" w:eastAsia="Arial" w:hAnsi="Arial"/>
+                <w:b w:val="false"/>
+                <w:bCs w:val="false"/>
+                <w:sz w:val="18"/>
+                <w:szCs w:val="18"/>
+              </w:rPr>
+              <w:t xml:space="preserve">Subexpresada</w:t>
+            </w:r>
+          </w:p>
+        </w:tc>
+      </w:tr>
+      <w:tr>
+        <w:tc>
+          <w:tcPr>
+            <w:tcW w:type="dxa" w:w="1800"/>
+            <w:tcBorders>
+              <w:top w:val="single" w:color="B0C8E0" w:sz="1"/>
+              <w:left w:val="single" w:color="B0C8E0" w:sz="1"/>
+              <w:bottom w:val="single" w:color="B0C8E0" w:sz="1"/>
+              <w:right w:val="single" w:color="B0C8E0" w:sz="1"/>
+            </w:tcBorders>
+            <w:shd w:fill="FFFFFF" w:val="clear"/>
+            <w:tcMar>
+              <w:top w:type="dxa" w:w="80"/>
+              <w:left w:type="dxa" w:w="100"/>
+              <w:bottom w:type="dxa" w:w="80"/>
+              <w:right w:type="dxa" w:w="100"/>
+            </w:tcMar>
+          </w:tcPr>
+          <w:p>
+            <w:r>
+              <w:rPr>
+                <w:rFonts w:ascii="Arial" w:cs="Arial" w:eastAsia="Arial" w:hAnsi="Arial"/>
+                <w:b w:val="false"/>
+                <w:bCs w:val="false"/>
+                <w:sz w:val="18"/>
+                <w:szCs w:val="18"/>
+              </w:rPr>
+              <w:t xml:space="preserve">TCAP</w:t>
+            </w:r>
+          </w:p>
+        </w:tc>
+        <w:tc>
+          <w:tcPr>
+            <w:tcW w:type="dxa" w:w="1600"/>
+            <w:tcBorders>
+              <w:top w:val="single" w:color="B0C8E0" w:sz="1"/>
+              <w:left w:val="single" w:color="B0C8E0" w:sz="1"/>
+              <w:bottom w:val="single" w:color="B0C8E0" w:sz="1"/>
+              <w:right w:val="single" w:color="B0C8E0" w:sz="1"/>
+            </w:tcBorders>
+            <w:shd w:fill="FFFFFF" w:val="clear"/>
+            <w:tcMar>
+              <w:top w:type="dxa" w:w="80"/>
+              <w:left w:type="dxa" w:w="100"/>
+              <w:bottom w:type="dxa" w:w="80"/>
+              <w:right w:type="dxa" w:w="100"/>
+            </w:tcMar>
+          </w:tcPr>
+          <w:p>
+            <w:r>
+              <w:rPr>
+                <w:rFonts w:ascii="Arial" w:cs="Arial" w:eastAsia="Arial" w:hAnsi="Arial"/>
+                <w:b w:val="false"/>
+                <w:bCs w:val="false"/>
+                <w:sz w:val="18"/>
+                <w:szCs w:val="18"/>
+              </w:rPr>
+              <w:t xml:space="preserve">O15273</w:t>
+            </w:r>
+          </w:p>
+        </w:tc>
+        <w:tc>
+          <w:tcPr>
+            <w:tcW w:type="dxa" w:w="1400"/>
+            <w:tcBorders>
+              <w:top w:val="single" w:color="B0C8E0" w:sz="1"/>
+              <w:left w:val="single" w:color="B0C8E0" w:sz="1"/>
+              <w:bottom w:val="single" w:color="B0C8E0" w:sz="1"/>
+              <w:right w:val="single" w:color="B0C8E0" w:sz="1"/>
+            </w:tcBorders>
+            <w:shd w:fill="FFFFFF" w:val="clear"/>
+            <w:tcMar>
+              <w:top w:type="dxa" w:w="80"/>
+              <w:left w:type="dxa" w:w="100"/>
+              <w:bottom w:type="dxa" w:w="80"/>
+              <w:right w:type="dxa" w:w="100"/>
+            </w:tcMar>
+          </w:tcPr>
+          <w:p>
+            <w:r>
+              <w:rPr>
+                <w:rFonts w:ascii="Arial" w:cs="Arial" w:eastAsia="Arial" w:hAnsi="Arial"/>
+                <w:b w:val="false"/>
+                <w:bCs w:val="false"/>
+                <w:sz w:val="18"/>
+                <w:szCs w:val="18"/>
+              </w:rPr>
+              <w:t xml:space="preserve">-3.932</w:t>
+            </w:r>
+          </w:p>
+        </w:tc>
+        <w:tc>
+          <w:tcPr>
+            <w:tcW w:type="dxa" w:w="1600"/>
+            <w:tcBorders>
+              <w:top w:val="single" w:color="B0C8E0" w:sz="1"/>
+              <w:left w:val="single" w:color="B0C8E0" w:sz="1"/>
+              <w:bottom w:val="single" w:color="B0C8E0" w:sz="1"/>
+              <w:right w:val="single" w:color="B0C8E0" w:sz="1"/>
+            </w:tcBorders>
+            <w:shd w:fill="FFFFFF" w:val="clear"/>
+            <w:tcMar>
+              <w:top w:type="dxa" w:w="80"/>
+              <w:left w:type="dxa" w:w="100"/>
+              <w:bottom w:type="dxa" w:w="80"/>
+              <w:right w:type="dxa" w:w="100"/>
+            </w:tcMar>
+          </w:tcPr>
+          <w:p>
+            <w:r>
+              <w:rPr>
+                <w:rFonts w:ascii="Arial" w:cs="Arial" w:eastAsia="Arial" w:hAnsi="Arial"/>
+                <w:b w:val="false"/>
+                <w:bCs w:val="false"/>
+                <w:sz w:val="18"/>
+                <w:szCs w:val="18"/>
+              </w:rPr>
+              <w:t xml:space="preserve">0.0192</w:t>
+            </w:r>
+          </w:p>
+        </w:tc>
+        <w:tc>
+          <w:tcPr>
+            <w:tcW w:type="dxa" w:w="2466"/>
+            <w:tcBorders>
+              <w:top w:val="single" w:color="B0C8E0" w:sz="1"/>
+              <w:left w:val="single" w:color="B0C8E0" w:sz="1"/>
+              <w:bottom w:val="single" w:color="B0C8E0" w:sz="1"/>
+              <w:right w:val="single" w:color="B0C8E0" w:sz="1"/>
+            </w:tcBorders>
+            <w:shd w:fill="FFFFFF" w:val="clear"/>
+            <w:tcMar>
+              <w:top w:type="dxa" w:w="80"/>
+              <w:left w:type="dxa" w:w="100"/>
+              <w:bottom w:type="dxa" w:w="80"/>
+              <w:right w:type="dxa" w:w="100"/>
+            </w:tcMar>
+          </w:tcPr>
+          <w:p>
+            <w:r>
+              <w:rPr>
+                <w:rFonts w:ascii="Arial" w:cs="Arial" w:eastAsia="Arial" w:hAnsi="Arial"/>
+                <w:b w:val="false"/>
+                <w:bCs w:val="false"/>
+                <w:sz w:val="18"/>
+                <w:szCs w:val="18"/>
+              </w:rPr>
+              <w:t xml:space="preserve">Subexpresada</w:t>
+            </w:r>
+          </w:p>
+        </w:tc>
+      </w:tr>
+      <w:tr>
+        <w:tc>
+          <w:tcPr>
+            <w:tcW w:type="dxa" w:w="1800"/>
+            <w:tcBorders>
+              <w:top w:val="single" w:color="B0C8E0" w:sz="1"/>
+              <w:left w:val="single" w:color="B0C8E0" w:sz="1"/>
+              <w:bottom w:val="single" w:color="B0C8E0" w:sz="1"/>
+              <w:right w:val="single" w:color="B0C8E0" w:sz="1"/>
+            </w:tcBorders>
+            <w:shd w:fill="EEF4FB" w:val="clear"/>
+            <w:tcMar>
+              <w:top w:type="dxa" w:w="80"/>
+              <w:left w:type="dxa" w:w="100"/>
+              <w:bottom w:type="dxa" w:w="80"/>
+              <w:right w:type="dxa" w:w="100"/>
+            </w:tcMar>
+          </w:tcPr>
+          <w:p>
+            <w:r>
+              <w:rPr>
+                <w:rFonts w:ascii="Arial" w:cs="Arial" w:eastAsia="Arial" w:hAnsi="Arial"/>
+                <w:b w:val="false"/>
+                <w:bCs w:val="false"/>
+                <w:sz w:val="18"/>
+                <w:szCs w:val="18"/>
+              </w:rPr>
+              <w:t xml:space="preserve">PADI2</w:t>
+            </w:r>
+          </w:p>
+        </w:tc>
+        <w:tc>
+          <w:tcPr>
+            <w:tcW w:type="dxa" w:w="1600"/>
+            <w:tcBorders>
+              <w:top w:val="single" w:color="B0C8E0" w:sz="1"/>
+              <w:left w:val="single" w:color="B0C8E0" w:sz="1"/>
+              <w:bottom w:val="single" w:color="B0C8E0" w:sz="1"/>
+              <w:right w:val="single" w:color="B0C8E0" w:sz="1"/>
+            </w:tcBorders>
+            <w:shd w:fill="EEF4FB" w:val="clear"/>
+            <w:tcMar>
+              <w:top w:type="dxa" w:w="80"/>
+              <w:left w:type="dxa" w:w="100"/>
+              <w:bottom w:type="dxa" w:w="80"/>
+              <w:right w:type="dxa" w:w="100"/>
+            </w:tcMar>
+          </w:tcPr>
+          <w:p>
+            <w:r>
+              <w:rPr>
+                <w:rFonts w:ascii="Arial" w:cs="Arial" w:eastAsia="Arial" w:hAnsi="Arial"/>
+                <w:b w:val="false"/>
+                <w:bCs w:val="false"/>
+                <w:sz w:val="18"/>
+                <w:szCs w:val="18"/>
+              </w:rPr>
+              <w:t xml:space="preserve">Q9Y2J8</w:t>
+            </w:r>
+          </w:p>
+        </w:tc>
+        <w:tc>
+          <w:tcPr>
+            <w:tcW w:type="dxa" w:w="1400"/>
+            <w:tcBorders>
+              <w:top w:val="single" w:color="B0C8E0" w:sz="1"/>
+              <w:left w:val="single" w:color="B0C8E0" w:sz="1"/>
+              <w:bottom w:val="single" w:color="B0C8E0" w:sz="1"/>
+              <w:right w:val="single" w:color="B0C8E0" w:sz="1"/>
+            </w:tcBorders>
+            <w:shd w:fill="EEF4FB" w:val="clear"/>
+            <w:tcMar>
+              <w:top w:type="dxa" w:w="80"/>
+              <w:left w:type="dxa" w:w="100"/>
+              <w:bottom w:type="dxa" w:w="80"/>
+              <w:right w:type="dxa" w:w="100"/>
+            </w:tcMar>
+          </w:tcPr>
+          <w:p>
+            <w:r>
+              <w:rPr>
+                <w:rFonts w:ascii="Arial" w:cs="Arial" w:eastAsia="Arial" w:hAnsi="Arial"/>
+                <w:b w:val="false"/>
+                <w:bCs w:val="false"/>
+                <w:sz w:val="18"/>
+                <w:szCs w:val="18"/>
+              </w:rPr>
+              <w:t xml:space="preserve">-3.859</w:t>
+            </w:r>
+          </w:p>
+        </w:tc>
+        <w:tc>
+          <w:tcPr>
+            <w:tcW w:type="dxa" w:w="1600"/>
+            <w:tcBorders>
+              <w:top w:val="single" w:color="B0C8E0" w:sz="1"/>
+              <w:left w:val="single" w:color="B0C8E0" w:sz="1"/>
+              <w:bottom w:val="single" w:color="B0C8E0" w:sz="1"/>
+              <w:right w:val="single" w:color="B0C8E0" w:sz="1"/>
+            </w:tcBorders>
+            <w:shd w:fill="EEF4FB" w:val="clear"/>
+            <w:tcMar>
+              <w:top w:type="dxa" w:w="80"/>
+              <w:left w:type="dxa" w:w="100"/>
+              <w:bottom w:type="dxa" w:w="80"/>
+              <w:right w:type="dxa" w:w="100"/>
+            </w:tcMar>
+          </w:tcPr>
+          <w:p>
+            <w:r>
+              <w:rPr>
+                <w:rFonts w:ascii="Arial" w:cs="Arial" w:eastAsia="Arial" w:hAnsi="Arial"/>
+                <w:b w:val="false"/>
+                <w:bCs w:val="false"/>
+                <w:sz w:val="18"/>
+                <w:szCs w:val="18"/>
+              </w:rPr>
+              <w:t xml:space="preserve">0.00275</w:t>
+            </w:r>
+          </w:p>
+        </w:tc>
+        <w:tc>
+          <w:tcPr>
+            <w:tcW w:type="dxa" w:w="2466"/>
+            <w:tcBorders>
+              <w:top w:val="single" w:color="B0C8E0" w:sz="1"/>
+              <w:left w:val="single" w:color="B0C8E0" w:sz="1"/>
+              <w:bottom w:val="single" w:color="B0C8E0" w:sz="1"/>
+              <w:right w:val="single" w:color="B0C8E0" w:sz="1"/>
+            </w:tcBorders>
+            <w:shd w:fill="EEF4FB" w:val="clear"/>
+            <w:tcMar>
+              <w:top w:type="dxa" w:w="80"/>
+              <w:left w:type="dxa" w:w="100"/>
+              <w:bottom w:type="dxa" w:w="80"/>
+              <w:right w:type="dxa" w:w="100"/>
+            </w:tcMar>
+          </w:tcPr>
+          <w:p>
+            <w:r>
+              <w:rPr>
+                <w:rFonts w:ascii="Arial" w:cs="Arial" w:eastAsia="Arial" w:hAnsi="Arial"/>
+                <w:b w:val="false"/>
+                <w:bCs w:val="false"/>
+                <w:sz w:val="18"/>
+                <w:szCs w:val="18"/>
+              </w:rPr>
+              <w:t xml:space="preserve">Subexpresada</w:t>
+            </w:r>
+          </w:p>
+        </w:tc>
+      </w:tr>
+      <w:tr>
+        <w:tc>
+          <w:tcPr>
+            <w:tcW w:type="dxa" w:w="1800"/>
+            <w:tcBorders>
+              <w:top w:val="single" w:color="B0C8E0" w:sz="1"/>
+              <w:left w:val="single" w:color="B0C8E0" w:sz="1"/>
+              <w:bottom w:val="single" w:color="B0C8E0" w:sz="1"/>
+              <w:right w:val="single" w:color="B0C8E0" w:sz="1"/>
+            </w:tcBorders>
+            <w:shd w:fill="FFFFFF" w:val="clear"/>
+            <w:tcMar>
+              <w:top w:type="dxa" w:w="80"/>
+              <w:left w:type="dxa" w:w="100"/>
+              <w:bottom w:type="dxa" w:w="80"/>
+              <w:right w:type="dxa" w:w="100"/>
+            </w:tcMar>
+          </w:tcPr>
+          <w:p>
+            <w:r>
+              <w:rPr>
+                <w:rFonts w:ascii="Arial" w:cs="Arial" w:eastAsia="Arial" w:hAnsi="Arial"/>
+                <w:b w:val="false"/>
+                <w:bCs w:val="false"/>
+                <w:sz w:val="18"/>
+                <w:szCs w:val="18"/>
+              </w:rPr>
+              <w:t xml:space="preserve">ATP2A1</w:t>
+            </w:r>
+          </w:p>
+        </w:tc>
+        <w:tc>
+          <w:tcPr>
+            <w:tcW w:type="dxa" w:w="1600"/>
+            <w:tcBorders>
+              <w:top w:val="single" w:color="B0C8E0" w:sz="1"/>
+              <w:left w:val="single" w:color="B0C8E0" w:sz="1"/>
+              <w:bottom w:val="single" w:color="B0C8E0" w:sz="1"/>
+              <w:right w:val="single" w:color="B0C8E0" w:sz="1"/>
+            </w:tcBorders>
+            <w:shd w:fill="FFFFFF" w:val="clear"/>
+            <w:tcMar>
+              <w:top w:type="dxa" w:w="80"/>
+              <w:left w:type="dxa" w:w="100"/>
+              <w:bottom w:type="dxa" w:w="80"/>
+              <w:right w:type="dxa" w:w="100"/>
+            </w:tcMar>
+          </w:tcPr>
+          <w:p>
+            <w:r>
+              <w:rPr>
+                <w:rFonts w:ascii="Arial" w:cs="Arial" w:eastAsia="Arial" w:hAnsi="Arial"/>
+                <w:b w:val="false"/>
+                <w:bCs w:val="false"/>
+                <w:sz w:val="18"/>
+                <w:szCs w:val="18"/>
+              </w:rPr>
+              <w:t xml:space="preserve">O14983</w:t>
+            </w:r>
+          </w:p>
+        </w:tc>
+        <w:tc>
+          <w:tcPr>
+            <w:tcW w:type="dxa" w:w="1400"/>
+            <w:tcBorders>
+              <w:top w:val="single" w:color="B0C8E0" w:sz="1"/>
+              <w:left w:val="single" w:color="B0C8E0" w:sz="1"/>
+              <w:bottom w:val="single" w:color="B0C8E0" w:sz="1"/>
+              <w:right w:val="single" w:color="B0C8E0" w:sz="1"/>
+            </w:tcBorders>
+            <w:shd w:fill="FFFFFF" w:val="clear"/>
+            <w:tcMar>
+              <w:top w:type="dxa" w:w="80"/>
+              <w:left w:type="dxa" w:w="100"/>
+              <w:bottom w:type="dxa" w:w="80"/>
+              <w:right w:type="dxa" w:w="100"/>
+            </w:tcMar>
+          </w:tcPr>
+          <w:p>
+            <w:r>
+              <w:rPr>
+                <w:rFonts w:ascii="Arial" w:cs="Arial" w:eastAsia="Arial" w:hAnsi="Arial"/>
+                <w:b w:val="false"/>
+                <w:bCs w:val="false"/>
+                <w:sz w:val="18"/>
+                <w:szCs w:val="18"/>
+              </w:rPr>
+              <w:t xml:space="preserve">-3.756</w:t>
+            </w:r>
+          </w:p>
+        </w:tc>
+        <w:tc>
+          <w:tcPr>
+            <w:tcW w:type="dxa" w:w="1600"/>
+            <w:tcBorders>
+              <w:top w:val="single" w:color="B0C8E0" w:sz="1"/>
+              <w:left w:val="single" w:color="B0C8E0" w:sz="1"/>
+              <w:bottom w:val="single" w:color="B0C8E0" w:sz="1"/>
+              <w:right w:val="single" w:color="B0C8E0" w:sz="1"/>
+            </w:tcBorders>
+            <w:shd w:fill="FFFFFF" w:val="clear"/>
+            <w:tcMar>
+              <w:top w:type="dxa" w:w="80"/>
+              <w:left w:type="dxa" w:w="100"/>
+              <w:bottom w:type="dxa" w:w="80"/>
+              <w:right w:type="dxa" w:w="100"/>
+            </w:tcMar>
+          </w:tcPr>
+          <w:p>
+            <w:r>
+              <w:rPr>
+                <w:rFonts w:ascii="Arial" w:cs="Arial" w:eastAsia="Arial" w:hAnsi="Arial"/>
+                <w:b w:val="false"/>
+                <w:bCs w:val="false"/>
+                <w:sz w:val="18"/>
+                <w:szCs w:val="18"/>
+              </w:rPr>
+              <w:t xml:space="preserve">0.00362</w:t>
+            </w:r>
+          </w:p>
+        </w:tc>
+        <w:tc>
+          <w:tcPr>
+            <w:tcW w:type="dxa" w:w="2466"/>
+            <w:tcBorders>
+              <w:top w:val="single" w:color="B0C8E0" w:sz="1"/>
+              <w:left w:val="single" w:color="B0C8E0" w:sz="1"/>
+              <w:bottom w:val="single" w:color="B0C8E0" w:sz="1"/>
+              <w:right w:val="single" w:color="B0C8E0" w:sz="1"/>
+            </w:tcBorders>
+            <w:shd w:fill="FFFFFF" w:val="clear"/>
+            <w:tcMar>
+              <w:top w:type="dxa" w:w="80"/>
+              <w:left w:type="dxa" w:w="100"/>
+              <w:bottom w:type="dxa" w:w="80"/>
+              <w:right w:type="dxa" w:w="100"/>
+            </w:tcMar>
+          </w:tcPr>
+          <w:p>
+            <w:r>
+              <w:rPr>
+                <w:rFonts w:ascii="Arial" w:cs="Arial" w:eastAsia="Arial" w:hAnsi="Arial"/>
+                <w:b w:val="false"/>
+                <w:bCs w:val="false"/>
+                <w:sz w:val="18"/>
+                <w:szCs w:val="18"/>
+              </w:rPr>
+              <w:t xml:space="preserve">Subexpresada</w:t>
+            </w:r>
+          </w:p>
+        </w:tc>
+      </w:tr>
+    </w:tbl>
+    <w:p>
+      <w:pPr>
+        <w:spacing w:after="60" w:before="60"/>
+      </w:pPr>
+    </w:p>
+    <w:p>
+      <w:r>
+        <w:br w:type="page"/>
+      </w:r>
+    </w:p>
+    <w:p>
+      <w:pPr>
+        <w:pBdr>
+          <w:bottom w:val="single" w:color="2E75B6" w:sz="10" w:space="4"/>
+        </w:pBdr>
+        <w:spacing w:after="100" w:before="280"/>
+      </w:pPr>
+      <w:r>
+        <w:rPr>
+          <w:rFonts w:ascii="Arial" w:cs="Arial" w:eastAsia="Arial" w:hAnsi="Arial"/>
+          <w:b/>
+          <w:bCs/>
+          <w:color w:val="1F4E79"/>
+          <w:sz w:val="28"/>
+          <w:szCs w:val="28"/>
+        </w:rPr>
+        <w:t xml:space="preserve">Objetivo Específico 1 — Relacionar proteínas DE con fármacos</w:t>
+      </w:r>
+    </w:p>
+    <w:p>
+      <w:pPr>
+        <w:pBdr>
+          <w:left w:val="single" w:color="2E75B6" w:sz="12" w:space="6"/>
+        </w:pBdr>
+        <w:spacing w:after="160" w:before="60"/>
+        <w:ind w:left="360"/>
+      </w:pPr>
+      <w:r>
+        <w:rPr>
+          <w:rFonts w:ascii="Arial" w:cs="Arial" w:eastAsia="Arial" w:hAnsi="Arial"/>
+          <w:i/>
+          <w:iCs/>
+          <w:color w:val="444444"/>
+          <w:sz w:val="20"/>
+          <w:szCs w:val="20"/>
+        </w:rPr>
+        <w:t xml:space="preserve">Relacionar proteínas expresadas diferencialmente en cáncer escamocelular de cabeza y cuello con fármacos reportados en bases de datos públicas, utilizando herramientas bioinformáticas de reposicionamiento y análisis de conectividad.</w:t>
+      </w:r>
+    </w:p>
+    <w:p>
+      <w:pPr>
+        <w:spacing w:after="60" w:before="100"/>
+        <w:jc w:val="center"/>
+      </w:pPr>
+      <w:r>
+        <w:drawing>
+          <wp:inline distT="0" distB="0" distL="0" distR="0">
+            <wp:extent cx="4895850" cy="3267075"/>
+            <wp:effectExtent t="0" r="0" b="0" l="0"/>
+            <wp:docPr id="1" name="OE1_FigA_drug_sources_bar.png" descr="OE1_FigA_drug_sources_bar.png" title="OE1_FigA_drug_sources_bar.png"/>
+            <wp:cNvGraphicFramePr>
+              <a:graphicFrameLocks xmlns:a="http://schemas.openxmlformats.org/drawingml/2006/main" noChangeAspect="1"/>
+            </wp:cNvGraphicFramePr>
+            <a:graphic xmlns:a="http://schemas.openxmlformats.org/drawingml/2006/main">
+              <a:graphicData uri="http://schemas.openxmlformats.org/drawingml/2006/picture">
+                <pic:pic xmlns:pic="http://schemas.openxmlformats.org/drawingml/2006/picture">
+                  <pic:nvPicPr>
+                    <pic:cNvPr id="0" name="" descr=""/>
+                    <pic:cNvPicPr>
+                      <a:picLocks noChangeAspect="1" noChangeArrowheads="1"/>
+                    </pic:cNvPicPr>
+                  </pic:nvPicPr>
+                  <pic:blipFill>
+                    <a:blip r:embed="rId11" cstate="none"/>
+                    <a:srcRect/>
+                    <a:stretch>
+                      <a:fillRect/>
+                    </a:stretch>
+                  </pic:blipFill>
+                  <pic:spPr bwMode="auto">
+                    <a:xfrm>
+                      <a:off x="0" y="0"/>
+                      <a:ext cx="4895850" cy="3267075"/>
+                    </a:xfrm>
+                    <a:prstGeom prst="rect">
+                      <a:avLst/>
+                    </a:prstGeom>
+                  </pic:spPr>
+                </pic:pic>
+              </a:graphicData>
+            </a:graphic>
+          </wp:inline>
+        </w:drawing>
+      </w:r>
+    </w:p>
+    <w:p>
+      <w:pPr>
+        <w:spacing w:after="160" w:before="0"/>
+        <w:jc w:val="center"/>
+      </w:pPr>
+      <w:r>
+        <w:rPr>
+          <w:rFonts w:ascii="Arial" w:cs="Arial" w:eastAsia="Arial" w:hAnsi="Arial"/>
+          <w:b/>
+          <w:bCs/>
+          <w:color w:val="2E75B6"/>
+          <w:sz w:val="18"/>
+          <w:szCs w:val="18"/>
+        </w:rPr>
+        <w:t xml:space="preserve">Figura 5. </w:t>
+      </w:r>
+      <w:r>
+        <w:rPr>
+          <w:rFonts w:ascii="Arial" w:cs="Arial" w:eastAsia="Arial" w:hAnsi="Arial"/>
+          <w:i w:val="false"/>
+          <w:iCs w:val="false"/>
+          <w:color w:val="444444"/>
+          <w:sz w:val="18"/>
+          <w:szCs w:val="18"/>
+        </w:rPr>
+        <w:t xml:space="preserve">Número de fármacos candidatos identificados por cada base de datos consultada (DGIdb, OpenTargets, L2S2, ChEMBL). Ilustra la estrategia multi-fuente y la cobertura diferencial de cada recurso.</w:t>
+      </w:r>
+    </w:p>
+    <w:p>
+      <w:pPr>
+        <w:spacing w:after="60" w:before="100"/>
+        <w:jc w:val="center"/>
+      </w:pPr>
+      <w:r>
+        <w:drawing>
+          <wp:inline distT="0" distB="0" distL="0" distR="0">
+            <wp:extent cx="4895850" cy="3267075"/>
+            <wp:effectExtent t="0" r="0" b="0" l="0"/>
+            <wp:docPr id="1" name="OE1_FigB_drug_phase_dist.png" descr="OE1_FigB_drug_phase_dist.png" title="OE1_FigB_drug_phase_dist.png"/>
+            <wp:cNvGraphicFramePr>
+              <a:graphicFrameLocks xmlns:a="http://schemas.openxmlformats.org/drawingml/2006/main" noChangeAspect="1"/>
+            </wp:cNvGraphicFramePr>
+            <a:graphic xmlns:a="http://schemas.openxmlformats.org/drawingml/2006/main">
+              <a:graphicData uri="http://schemas.openxmlformats.org/drawingml/2006/picture">
+                <pic:pic xmlns:pic="http://schemas.openxmlformats.org/drawingml/2006/picture">
+                  <pic:nvPicPr>
+                    <pic:cNvPr id="0" name="" descr=""/>
+                    <pic:cNvPicPr>
+                      <a:picLocks noChangeAspect="1" noChangeArrowheads="1"/>
+                    </pic:cNvPicPr>
+                  </pic:nvPicPr>
+                  <pic:blipFill>
+                    <a:blip r:embed="rId12" cstate="none"/>
+                    <a:srcRect/>
+                    <a:stretch>
+                      <a:fillRect/>
+                    </a:stretch>
+                  </pic:blipFill>
+                  <pic:spPr bwMode="auto">
+                    <a:xfrm>
+                      <a:off x="0" y="0"/>
+                      <a:ext cx="4895850" cy="3267075"/>
+                    </a:xfrm>
+                    <a:prstGeom prst="rect">
+                      <a:avLst/>
+                    </a:prstGeom>
+                  </pic:spPr>
+                </pic:pic>
+              </a:graphicData>
+            </a:graphic>
+          </wp:inline>
+        </w:drawing>
+      </w:r>
+    </w:p>
+    <w:p>
+      <w:pPr>
+        <w:spacing w:after="160" w:before="0"/>
+        <w:jc w:val="center"/>
+      </w:pPr>
+      <w:r>
+        <w:rPr>
+          <w:rFonts w:ascii="Arial" w:cs="Arial" w:eastAsia="Arial" w:hAnsi="Arial"/>
+          <w:b/>
+          <w:bCs/>
+          <w:color w:val="2E75B6"/>
+          <w:sz w:val="18"/>
+          <w:szCs w:val="18"/>
+        </w:rPr>
+        <w:t xml:space="preserve">Figura 6. </w:t>
+      </w:r>
+      <w:r>
+        <w:rPr>
+          <w:rFonts w:ascii="Arial" w:cs="Arial" w:eastAsia="Arial" w:hAnsi="Arial"/>
+          <w:i w:val="false"/>
+          <w:iCs w:val="false"/>
+          <w:color w:val="444444"/>
+          <w:sz w:val="18"/>
+          <w:szCs w:val="18"/>
+        </w:rPr>
+        <w:t xml:space="preserve">Distribución de fases clínicas de los candidatos multi-fuente (n = 458; presentes en ≥2 bases de datos). El 75% son fármacos aprobados: 120 con Fase IV confirmada por ChEMBL (verde oscuro) y 222 aprobados identificados por DGIdb sin registro de fase en ChEMBL (verde claro). Esta distinción es importante: ambos grupos tienen perfil de seguridad establecido y son candidatos viables para reposicionamiento.</w:t>
+      </w:r>
+    </w:p>
     <w:p>
       <w:pPr>
         <w:spacing w:after="60" w:before="160"/>
@@ -13535,36 +21267,6 @@
                 <w:szCs w:val="18"/>
               </w:rPr>
               <w:t xml:space="preserve">Fase clínica máx.</w:t>
-            </w:r>
-          </w:p>
-        </w:tc>
-        <w:tc>
-          <w:tcPr>
-            <w:tcW w:type="dxa" w:w="666"/>
-            <w:tcBorders>
-              <w:top w:val="single" w:color="B0C8E0" w:sz="1"/>
-              <w:left w:val="single" w:color="B0C8E0" w:sz="1"/>
-              <w:bottom w:val="single" w:color="B0C8E0" w:sz="1"/>
-              <w:right w:val="single" w:color="B0C8E0" w:sz="1"/>
-            </w:tcBorders>
-            <w:shd w:fill="D6E4F0" w:val="clear"/>
-            <w:tcMar>
-              <w:top w:type="dxa" w:w="80"/>
-              <w:left w:type="dxa" w:w="100"/>
-              <w:bottom w:type="dxa" w:w="80"/>
-              <w:right w:type="dxa" w:w="100"/>
-            </w:tcMar>
-          </w:tcPr>
-          <w:p>
-            <w:r>
-              <w:rPr>
-                <w:rFonts w:ascii="Arial" w:cs="Arial" w:eastAsia="Arial" w:hAnsi="Arial"/>
-                <w:b/>
-                <w:bCs/>
-                <w:sz w:val="18"/>
-                <w:szCs w:val="18"/>
-              </w:rPr>
-              <w:t xml:space="preserve">CMap score</w:t>
             </w:r>
           </w:p>
         </w:tc>

--- a/docs/HNSCC_DrugRepurposing_Figuras.docx
+++ b/docs/HNSCC_DrugRepurposing_Figuras.docx
@@ -1,6 +1,6 @@
 
 <file path=word/document.xml><?xml version="1.0" encoding="utf-8"?>
-<w:document xmlns:wpc="http://schemas.microsoft.com/office/word/2010/wordprocessingCanvas" xmlns:mc="http://schemas.openxmlformats.org/markup-compatibility/2006" xmlns:o="urn:schemas-microsoft-com:office:office" xmlns:r="http://schemas.openxmlformats.org/officeDocument/2006/relationships" xmlns:m="http://schemas.openxmlformats.org/officeDocument/2006/math" xmlns:v="urn:schemas-microsoft-com:vml" xmlns:wp14="http://schemas.microsoft.com/office/word/2010/wordprocessingDrawing" xmlns:wp="http://schemas.openxmlformats.org/drawingml/2006/wordprocessingDrawing" xmlns:w10="urn:schemas-microsoft-com:office:word" xmlns:w="http://schemas.openxmlformats.org/wordprocessingml/2006/main" xmlns:w14="http://schemas.microsoft.com/office/word/2010/wordml" xmlns:w15="http://schemas.microsoft.com/office/word/2012/wordml" xmlns:wpg="http://schemas.microsoft.com/office/word/2010/wordprocessingGroup" xmlns:wpi="http://schemas.microsoft.com/office/word/2010/wordprocessingInk" xmlns:wne="http://schemas.microsoft.com/office/word/2006/wordml" xmlns:wps="http://schemas.microsoft.com/office/word/2010/wordprocessingShape" xmlns:cx="http://schemas.microsoft.com/office/drawing/2014/chartex" xmlns:cx1="http://schemas.microsoft.com/office/drawing/2015/9/8/chartex" xmlns:cx2="http://schemas.microsoft.com/office/drawing/2015/10/21/chartex" xmlns:cx3="http://schemas.microsoft.com/office/drawing/2016/5/9/chartex" xmlns:cx4="http://schemas.microsoft.com/office/drawing/2016/5/10/chartex" xmlns:cx5="http://schemas.microsoft.com/office/drawing/2016/5/11/chartex" xmlns:cx6="http://schemas.microsoft.com/office/drawing/2016/5/12/chartex" xmlns:cx7="http://schemas.microsoft.com/office/drawing/2016/5/13/chartex" xmlns:cx8="http://schemas.microsoft.com/office/drawing/2016/5/14/chartex" xmlns:aink="http://schemas.microsoft.com/office/drawing/2016/ink" xmlns:am3d="http://schemas.microsoft.com/office/drawing/2017/model3d" xmlns:w16cex="http://schemas.microsoft.com/office/word/2018/wordml/cex" xmlns:w16cid="http://schemas.microsoft.com/office/word/2016/wordml/cid" xmlns:w16="http://schemas.microsoft.com/office/word/2018/wordml" xmlns:w16sdtdh="http://schemas.microsoft.com/office/word/2020/wordml/sdtdatahash" xmlns:w16se="http://schemas.microsoft.com/office/word/2015/wordml/symex" mc:Ignorable="w14 w15 wp14">
+<w:document xmlns:a="http://schemas.openxmlformats.org/drawingml/2006/main" xmlns:mc="http://schemas.openxmlformats.org/markup-compatibility/2006" xmlns:pic="http://schemas.openxmlformats.org/drawingml/2006/picture" xmlns:r="http://schemas.openxmlformats.org/officeDocument/2006/relationships" xmlns:w="http://schemas.openxmlformats.org/wordprocessingml/2006/main" xmlns:wp="http://schemas.openxmlformats.org/drawingml/2006/wordprocessingDrawing" mc:Ignorable="w14 w15 wp14">
   <w:body>
     <w:p>
       <w:pPr>
@@ -48,17 +48,11 @@
     </w:p>
     <w:p>
       <w:pPr>
-        <w:pBdr>
-          <w:bottom w:val="single" w:color="B0C8E0" w:sz="6" w:space="3"/>
-        </w:pBdr>
         <w:spacing w:after="0" w:before="160"/>
       </w:pPr>
     </w:p>
     <w:p>
       <w:pPr>
-        <w:pBdr>
-          <w:bottom w:val="single" w:color="2E75B6" w:sz="10" w:space="4"/>
-        </w:pBdr>
         <w:spacing w:after="100" w:before="280"/>
       </w:pPr>
       <w:r>
@@ -75,9 +69,6 @@
     </w:p>
     <w:p>
       <w:pPr>
-        <w:pBdr>
-          <w:left w:val="single" w:color="2E75B6" w:sz="12" w:space="6"/>
-        </w:pBdr>
         <w:spacing w:after="160" w:before="60"/>
         <w:ind w:left="360"/>
       </w:pPr>
@@ -95,17 +86,11 @@
     </w:p>
     <w:p>
       <w:pPr>
-        <w:pBdr>
-          <w:bottom w:val="single" w:color="B0C8E0" w:sz="6" w:space="3"/>
-        </w:pBdr>
         <w:spacing w:after="0" w:before="160"/>
       </w:pPr>
     </w:p>
     <w:p>
       <w:pPr>
-        <w:pBdr>
-          <w:bottom w:val="single" w:color="2E75B6" w:sz="10" w:space="4"/>
-        </w:pBdr>
         <w:spacing w:after="100" w:before="280"/>
       </w:pPr>
       <w:r>
@@ -146,11 +131,11 @@
             <wp:effectExtent t="0" r="0" b="0" l="0"/>
             <wp:docPr id="1" name="Sec0_FigB_volcano.png" descr="Sec0_FigB_volcano.png" title="Sec0_FigB_volcano.png"/>
             <wp:cNvGraphicFramePr>
-              <a:graphicFrameLocks xmlns:a="http://schemas.openxmlformats.org/drawingml/2006/main" noChangeAspect="1"/>
+              <a:graphicFrameLocks noChangeAspect="1"/>
             </wp:cNvGraphicFramePr>
-            <a:graphic xmlns:a="http://schemas.openxmlformats.org/drawingml/2006/main">
+            <a:graphic>
               <a:graphicData uri="http://schemas.openxmlformats.org/drawingml/2006/picture">
-                <pic:pic xmlns:pic="http://schemas.openxmlformats.org/drawingml/2006/picture">
+                <pic:pic>
                   <pic:nvPicPr>
                     <pic:cNvPr id="0" name="" descr=""/>
                     <pic:cNvPicPr>
@@ -220,11 +205,11 @@
             <wp:effectExtent t="0" r="0" b="0" l="0"/>
             <wp:docPr id="1" name="Sec0_FigC_heatmap_topDE.png" descr="Sec0_FigC_heatmap_topDE.png" title="Sec0_FigC_heatmap_topDE.png"/>
             <wp:cNvGraphicFramePr>
-              <a:graphicFrameLocks xmlns:a="http://schemas.openxmlformats.org/drawingml/2006/main" noChangeAspect="1"/>
+              <a:graphicFrameLocks noChangeAspect="1"/>
             </wp:cNvGraphicFramePr>
-            <a:graphic xmlns:a="http://schemas.openxmlformats.org/drawingml/2006/main">
+            <a:graphic>
               <a:graphicData uri="http://schemas.openxmlformats.org/drawingml/2006/picture">
-                <pic:pic xmlns:pic="http://schemas.openxmlformats.org/drawingml/2006/picture">
+                <pic:pic>
                   <pic:nvPicPr>
                     <pic:cNvPr id="0" name="" descr=""/>
                     <pic:cNvPicPr>
@@ -7549,9 +7534,6 @@
     </w:p>
     <w:p>
       <w:pPr>
-        <w:pBdr>
-          <w:bottom w:val="single" w:color="2E75B6" w:sz="10" w:space="4"/>
-        </w:pBdr>
         <w:spacing w:after="100" w:before="280"/>
       </w:pPr>
       <w:r>
@@ -7568,9 +7550,6 @@
     </w:p>
     <w:p>
       <w:pPr>
-        <w:pBdr>
-          <w:left w:val="single" w:color="2E75B6" w:sz="12" w:space="6"/>
-        </w:pBdr>
         <w:spacing w:after="160" w:before="60"/>
         <w:ind w:left="360"/>
       </w:pPr>
@@ -7598,11 +7577,11 @@
             <wp:effectExtent t="0" r="0" b="0" l="0"/>
             <wp:docPr id="1" name="OE1_FigA_drug_sources_bar.png" descr="OE1_FigA_drug_sources_bar.png" title="OE1_FigA_drug_sources_bar.png"/>
             <wp:cNvGraphicFramePr>
-              <a:graphicFrameLocks xmlns:a="http://schemas.openxmlformats.org/drawingml/2006/main" noChangeAspect="1"/>
+              <a:graphicFrameLocks noChangeAspect="1"/>
             </wp:cNvGraphicFramePr>
-            <a:graphic xmlns:a="http://schemas.openxmlformats.org/drawingml/2006/main">
+            <a:graphic>
               <a:graphicData uri="http://schemas.openxmlformats.org/drawingml/2006/picture">
-                <pic:pic xmlns:pic="http://schemas.openxmlformats.org/drawingml/2006/picture">
+                <pic:pic>
                   <pic:nvPicPr>
                     <pic:cNvPr id="0" name="" descr=""/>
                     <pic:cNvPicPr>
@@ -7672,11 +7651,11 @@
             <wp:effectExtent t="0" r="0" b="0" l="0"/>
             <wp:docPr id="1" name="OE1_FigB_drug_phase_dist.png" descr="OE1_FigB_drug_phase_dist.png" title="OE1_FigB_drug_phase_dist.png"/>
             <wp:cNvGraphicFramePr>
-              <a:graphicFrameLocks xmlns:a="http://schemas.openxmlformats.org/drawingml/2006/main" noChangeAspect="1"/>
+              <a:graphicFrameLocks noChangeAspect="1"/>
             </wp:cNvGraphicFramePr>
-            <a:graphic xmlns:a="http://schemas.openxmlformats.org/drawingml/2006/main">
+            <a:graphic>
               <a:graphicData uri="http://schemas.openxmlformats.org/drawingml/2006/picture">
-                <pic:pic xmlns:pic="http://schemas.openxmlformats.org/drawingml/2006/picture">
+                <pic:pic>
                   <pic:nvPicPr>
                     <pic:cNvPr id="0" name="" descr=""/>
                     <pic:cNvPicPr>
@@ -9042,11 +9021,11 @@
             <wp:effectExtent t="0" r="0" b="0" l="0"/>
             <wp:docPr id="8" name="OE2_FigA_ppi_network" descr="OE2_FigA_ppi_network" title="OE2_FigA_ppi_network"/>
             <wp:cNvGraphicFramePr>
-              <a:graphicFrameLocks xmlns:a="http://schemas.openxmlformats.org/drawingml/2006/main" noChangeAspect="1"/>
+              <a:graphicFrameLocks noChangeAspect="1"/>
             </wp:cNvGraphicFramePr>
-            <a:graphic xmlns:a="http://schemas.openxmlformats.org/drawingml/2006/main">
+            <a:graphic>
               <a:graphicData uri="http://schemas.openxmlformats.org/drawingml/2006/picture">
-                <pic:pic xmlns:pic="http://schemas.openxmlformats.org/drawingml/2006/picture">
+                <pic:pic>
                   <pic:nvPicPr>
                     <pic:cNvPr id="0" name="" descr=""/>
                     <pic:cNvPicPr>
@@ -15680,9 +15659,6 @@
     </w:p>
     <w:p>
       <w:pPr>
-        <w:pBdr>
-          <w:bottom w:val="single" w:color="B0C8E0" w:sz="6" w:space="3"/>
-        </w:pBdr>
         <w:spacing w:after="0" w:before="240"/>
       </w:pPr>
       <w:r>
@@ -20966,11 +20942,11 @@
             <wp:effectExtent t="0" r="0" b="0" l="0"/>
             <wp:docPr id="9" name="OE2_FigB_module_barplot" descr="OE2_FigB_module_barplot" title="OE2_FigB_module_barplot"/>
             <wp:cNvGraphicFramePr>
-              <a:graphicFrameLocks xmlns:a="http://schemas.openxmlformats.org/drawingml/2006/main" noChangeAspect="1"/>
+              <a:graphicFrameLocks noChangeAspect="1"/>
             </wp:cNvGraphicFramePr>
-            <a:graphic xmlns:a="http://schemas.openxmlformats.org/drawingml/2006/main">
+            <a:graphic>
               <a:graphicData uri="http://schemas.openxmlformats.org/drawingml/2006/picture">
-                <pic:pic xmlns:pic="http://schemas.openxmlformats.org/drawingml/2006/picture">
+                <pic:pic>
                   <pic:nvPicPr>
                     <pic:cNvPr id="0" name="" descr=""/>
                     <pic:cNvPicPr>
@@ -21012,11 +20988,11 @@
             <wp:effectExtent t="0" r="0" b="0" l="0"/>
             <wp:docPr id="10" name="OE2_FigC_class_distribution" descr="OE2_FigC_class_distribution" title="OE2_FigC_class_distribution"/>
             <wp:cNvGraphicFramePr>
-              <a:graphicFrameLocks xmlns:a="http://schemas.openxmlformats.org/drawingml/2006/main" noChangeAspect="1"/>
+              <a:graphicFrameLocks noChangeAspect="1"/>
             </wp:cNvGraphicFramePr>
-            <a:graphic xmlns:a="http://schemas.openxmlformats.org/drawingml/2006/main">
+            <a:graphic>
               <a:graphicData uri="http://schemas.openxmlformats.org/drawingml/2006/picture">
-                <pic:pic xmlns:pic="http://schemas.openxmlformats.org/drawingml/2006/picture">
+                <pic:pic>
                   <pic:nvPicPr>
                     <pic:cNvPr id="0" name="" descr=""/>
                     <pic:cNvPicPr>
